--- a/hin/docx/65.content.docx
+++ b/hin/docx/65.content.docx
@@ -295,6 +295,21 @@
           <w:b/>
           <w:lang w:val="hi_IN" w:bidi="hi_IN"/>
         </w:rPr>
+        <w:t>Ἰούδας</w:t>
+      </w:r>
+    </w:p>
+    <w:p>
+      <w:pPr/>
+      <w:r>
+        <w:rPr>
+          <w:lang w:val="hi_IN" w:bidi="hi_IN"/>
+        </w:rPr>
+      </w:r>
+      <w:r>
+        <w:rPr>
+          <w:b/>
+          <w:lang w:val="hi_IN" w:bidi="hi_IN"/>
+        </w:rPr>
         <w:t>""</w:t>
       </w:r>
     </w:p>
@@ -378,6 +393,21 @@
           <w:b/>
           <w:lang w:val="hi_IN" w:bidi="hi_IN"/>
         </w:rPr>
+        <w:t>Ἰούδας</w:t>
+      </w:r>
+    </w:p>
+    <w:p>
+      <w:pPr/>
+      <w:r>
+        <w:rPr>
+          <w:lang w:val="hi_IN" w:bidi="hi_IN"/>
+        </w:rPr>
+      </w:r>
+      <w:r>
+        <w:rPr>
+          <w:b/>
+          <w:lang w:val="hi_IN" w:bidi="hi_IN"/>
+        </w:rPr>
         <w:t>"यहूदा यीशु मसीह दास"</w:t>
       </w:r>
     </w:p>
@@ -461,6 +491,21 @@
           <w:b/>
           <w:lang w:val="hi_IN" w:bidi="hi_IN"/>
         </w:rPr>
+        <w:t>Ἰησοῦ Χριστοῦ δοῦλος, ἀδελφὸς δὲ Ἰακώβου</w:t>
+      </w:r>
+    </w:p>
+    <w:p>
+      <w:pPr/>
+      <w:r>
+        <w:rPr>
+          <w:lang w:val="hi_IN" w:bidi="hi_IN"/>
+        </w:rPr>
+      </w:r>
+      <w:r>
+        <w:rPr>
+          <w:b/>
+          <w:lang w:val="hi_IN" w:bidi="hi_IN"/>
+        </w:rPr>
         <w:t>"यीशु मसीह दास और याकूब का भाई है"</w:t>
       </w:r>
     </w:p>
@@ -570,6 +615,21 @@
           <w:b/>
           <w:lang w:val="hi_IN" w:bidi="hi_IN"/>
         </w:rPr>
+        <w:t>ἀδελφὸς &amp; Ἰακώβου</w:t>
+      </w:r>
+    </w:p>
+    <w:p>
+      <w:pPr/>
+      <w:r>
+        <w:rPr>
+          <w:lang w:val="hi_IN" w:bidi="hi_IN"/>
+        </w:rPr>
+      </w:r>
+      <w:r>
+        <w:rPr>
+          <w:b/>
+          <w:lang w:val="hi_IN" w:bidi="hi_IN"/>
+        </w:rPr>
         <w:t>"याकूब का भाई है"</w:t>
       </w:r>
     </w:p>
@@ -633,6 +693,21 @@
           <w:b/>
           <w:lang w:val="hi_IN" w:bidi="hi_IN"/>
         </w:rPr>
+        <w:t>τοῖς</w:t>
+      </w:r>
+    </w:p>
+    <w:p>
+      <w:pPr/>
+      <w:r>
+        <w:rPr>
+          <w:lang w:val="hi_IN" w:bidi="hi_IN"/>
+        </w:rPr>
+      </w:r>
+      <w:r>
+        <w:rPr>
+          <w:b/>
+          <w:lang w:val="hi_IN" w:bidi="hi_IN"/>
+        </w:rPr>
         <w:t>"उन बुलाए हुओं"</w:t>
       </w:r>
       <w:r>
@@ -729,6 +804,21 @@
           <w:b/>
           <w:lang w:val="hi_IN" w:bidi="hi_IN"/>
         </w:rPr>
+        <w:t>κλητοῖς</w:t>
+      </w:r>
+    </w:p>
+    <w:p>
+      <w:pPr/>
+      <w:r>
+        <w:rPr>
+          <w:lang w:val="hi_IN" w:bidi="hi_IN"/>
+        </w:rPr>
+      </w:r>
+      <w:r>
+        <w:rPr>
+          <w:b/>
+          <w:lang w:val="hi_IN" w:bidi="hi_IN"/>
+        </w:rPr>
         <w:t>"उन बुलाए हुओं"</w:t>
       </w:r>
       <w:r>
@@ -838,6 +928,21 @@
           <w:b/>
           <w:lang w:val="hi_IN" w:bidi="hi_IN"/>
         </w:rPr>
+        <w:t>ἐν Θεῷ Πατρὶ ἠγαπημένοις</w:t>
+      </w:r>
+    </w:p>
+    <w:p>
+      <w:pPr/>
+      <w:r>
+        <w:rPr>
+          <w:lang w:val="hi_IN" w:bidi="hi_IN"/>
+        </w:rPr>
+      </w:r>
+      <w:r>
+        <w:rPr>
+          <w:b/>
+          <w:lang w:val="hi_IN" w:bidi="hi_IN"/>
+        </w:rPr>
         <w:t>"के नाम"</w:t>
       </w:r>
       <w:r>
@@ -934,6 +1039,21 @@
           <w:b/>
           <w:lang w:val="hi_IN" w:bidi="hi_IN"/>
         </w:rPr>
+        <w:t>Θεῷ Πατρὶ</w:t>
+      </w:r>
+    </w:p>
+    <w:p>
+      <w:pPr/>
+      <w:r>
+        <w:rPr>
+          <w:lang w:val="hi_IN" w:bidi="hi_IN"/>
+        </w:rPr>
+      </w:r>
+      <w:r>
+        <w:rPr>
+          <w:b/>
+          <w:lang w:val="hi_IN" w:bidi="hi_IN"/>
+        </w:rPr>
         <w:t>"परमेश्वर पिता"</w:t>
       </w:r>
     </w:p>
@@ -1030,6 +1150,21 @@
           <w:b/>
           <w:lang w:val="hi_IN" w:bidi="hi_IN"/>
         </w:rPr>
+        <w:t>Ἰησοῦ Χριστῷ τετηρημένοις κλητοῖς</w:t>
+      </w:r>
+    </w:p>
+    <w:p>
+      <w:pPr/>
+      <w:r>
+        <w:rPr>
+          <w:lang w:val="hi_IN" w:bidi="hi_IN"/>
+        </w:rPr>
+      </w:r>
+      <w:r>
+        <w:rPr>
+          <w:b/>
+          <w:lang w:val="hi_IN" w:bidi="hi_IN"/>
+        </w:rPr>
         <w:t>"यीशु मसीह सुरक्षित हैं"</w:t>
       </w:r>
     </w:p>
@@ -1113,6 +1248,21 @@
           <w:b/>
           <w:lang w:val="hi_IN" w:bidi="hi_IN"/>
         </w:rPr>
+        <w:t>ἔλεος ὑμῖν, καὶ εἰρήνη, καὶ ἀγάπη πληθυνθείη.</w:t>
+      </w:r>
+    </w:p>
+    <w:p>
+      <w:pPr/>
+      <w:r>
+        <w:rPr>
+          <w:lang w:val="hi_IN" w:bidi="hi_IN"/>
+        </w:rPr>
+      </w:r>
+      <w:r>
+        <w:rPr>
+          <w:b/>
+          <w:lang w:val="hi_IN" w:bidi="hi_IN"/>
+        </w:rPr>
         <w:t>"दया और शान्ति और प्रेम तुम्हें बहुतायत से प्राप्त होता रहे"</w:t>
       </w:r>
     </w:p>
@@ -1196,6 +1346,21 @@
           <w:b/>
           <w:lang w:val="hi_IN" w:bidi="hi_IN"/>
         </w:rPr>
+        <w:t>ἔλεος ὑμῖν, καὶ εἰρήνη, καὶ ἀγάπη πληθυνθείη</w:t>
+      </w:r>
+    </w:p>
+    <w:p>
+      <w:pPr/>
+      <w:r>
+        <w:rPr>
+          <w:lang w:val="hi_IN" w:bidi="hi_IN"/>
+        </w:rPr>
+      </w:r>
+      <w:r>
+        <w:rPr>
+          <w:b/>
+          <w:lang w:val="hi_IN" w:bidi="hi_IN"/>
+        </w:rPr>
         <w:t>"दया और शान्ति और प्रेम तुम्हें बहुतायत से प्राप्त होता रहे"</w:t>
       </w:r>
     </w:p>
@@ -1318,6 +1483,21 @@
           <w:b/>
           <w:lang w:val="hi_IN" w:bidi="hi_IN"/>
         </w:rPr>
+        <w:t>ἔλεος &amp; καὶ εἰρήνη, καὶ ἀγάπη πληθυνθείη.</w:t>
+      </w:r>
+    </w:p>
+    <w:p>
+      <w:pPr/>
+      <w:r>
+        <w:rPr>
+          <w:lang w:val="hi_IN" w:bidi="hi_IN"/>
+        </w:rPr>
+      </w:r>
+      <w:r>
+        <w:rPr>
+          <w:b/>
+          <w:lang w:val="hi_IN" w:bidi="hi_IN"/>
+        </w:rPr>
         <w:t>"दया और शान्ति और प्रेम"</w:t>
       </w:r>
       <w:r>
@@ -1427,6 +1607,21 @@
           <w:b/>
           <w:lang w:val="hi_IN" w:bidi="hi_IN"/>
         </w:rPr>
+        <w:t>ὑμῖν</w:t>
+      </w:r>
+    </w:p>
+    <w:p>
+      <w:pPr/>
+      <w:r>
+        <w:rPr>
+          <w:lang w:val="hi_IN" w:bidi="hi_IN"/>
+        </w:rPr>
+      </w:r>
+      <w:r>
+        <w:rPr>
+          <w:b/>
+          <w:lang w:val="hi_IN" w:bidi="hi_IN"/>
+        </w:rPr>
         <w:t>"तुम्हें"</w:t>
       </w:r>
     </w:p>
@@ -1523,6 +1718,21 @@
           <w:b/>
           <w:lang w:val="hi_IN" w:bidi="hi_IN"/>
         </w:rPr>
+        <w:t>ἀγαπητοί</w:t>
+      </w:r>
+    </w:p>
+    <w:p>
+      <w:pPr/>
+      <w:r>
+        <w:rPr>
+          <w:lang w:val="hi_IN" w:bidi="hi_IN"/>
+        </w:rPr>
+      </w:r>
+      <w:r>
+        <w:rPr>
+          <w:b/>
+          <w:lang w:val="hi_IN" w:bidi="hi_IN"/>
+        </w:rPr>
         <w:t>"हे प्रियों, जब"</w:t>
       </w:r>
     </w:p>
@@ -1619,6 +1829,21 @@
           <w:b/>
           <w:lang w:val="hi_IN" w:bidi="hi_IN"/>
         </w:rPr>
+        <w:t>πᾶσαν σπουδὴν ποιούμενος γράφειν ὑμῖν</w:t>
+      </w:r>
+    </w:p>
+    <w:p>
+      <w:pPr/>
+      <w:r>
+        <w:rPr>
+          <w:lang w:val="hi_IN" w:bidi="hi_IN"/>
+        </w:rPr>
+      </w:r>
+      <w:r>
+        <w:rPr>
+          <w:b/>
+          <w:lang w:val="hi_IN" w:bidi="hi_IN"/>
+        </w:rPr>
         <w:t>""</w:t>
       </w:r>
     </w:p>
@@ -1682,6 +1907,21 @@
           <w:b/>
           <w:lang w:val="hi_IN" w:bidi="hi_IN"/>
         </w:rPr>
+        <w:t>περὶ τῆς κοινῆς ἡμῶν σωτηρίας</w:t>
+      </w:r>
+    </w:p>
+    <w:p>
+      <w:pPr/>
+      <w:r>
+        <w:rPr>
+          <w:lang w:val="hi_IN" w:bidi="hi_IN"/>
+        </w:rPr>
+      </w:r>
+      <w:r>
+        <w:rPr>
+          <w:b/>
+          <w:lang w:val="hi_IN" w:bidi="hi_IN"/>
+        </w:rPr>
         <w:t>"उस उद्धार"</w:t>
       </w:r>
       <w:r>
@@ -1784,6 +2024,21 @@
           <w:b/>
           <w:lang w:val="hi_IN" w:bidi="hi_IN"/>
         </w:rPr>
+        <w:t>περὶ τῆς κοινῆς ἡμῶν σωτηρίας</w:t>
+      </w:r>
+    </w:p>
+    <w:p>
+      <w:pPr/>
+      <w:r>
+        <w:rPr>
+          <w:lang w:val="hi_IN" w:bidi="hi_IN"/>
+        </w:rPr>
+      </w:r>
+      <w:r>
+        <w:rPr>
+          <w:b/>
+          <w:lang w:val="hi_IN" w:bidi="hi_IN"/>
+        </w:rPr>
         <w:t>"उस उद्धार के विषय में"</w:t>
       </w:r>
       <w:r>
@@ -1919,6 +2174,21 @@
           <w:b/>
           <w:lang w:val="hi_IN" w:bidi="hi_IN"/>
         </w:rPr>
+        <w:t>ἡμῶν</w:t>
+      </w:r>
+    </w:p>
+    <w:p>
+      <w:pPr/>
+      <w:r>
+        <w:rPr>
+          <w:lang w:val="hi_IN" w:bidi="hi_IN"/>
+        </w:rPr>
+      </w:r>
+      <w:r>
+        <w:rPr>
+          <w:b/>
+          <w:lang w:val="hi_IN" w:bidi="hi_IN"/>
+        </w:rPr>
         <w:t>""</w:t>
       </w:r>
     </w:p>
@@ -2009,6 +2279,21 @@
           <w:b/>
           <w:lang w:val="hi_IN" w:bidi="hi_IN"/>
         </w:rPr>
+        <w:t>ἀνάγκην ἔσχον γράψαι</w:t>
+      </w:r>
+    </w:p>
+    <w:p>
+      <w:pPr/>
+      <w:r>
+        <w:rPr>
+          <w:lang w:val="hi_IN" w:bidi="hi_IN"/>
+        </w:rPr>
+      </w:r>
+      <w:r>
+        <w:rPr>
+          <w:b/>
+          <w:lang w:val="hi_IN" w:bidi="hi_IN"/>
+        </w:rPr>
         <w:t>"आवश्यक जाना कि"</w:t>
       </w:r>
     </w:p>
@@ -2085,6 +2370,21 @@
           <w:b/>
           <w:lang w:val="hi_IN" w:bidi="hi_IN"/>
         </w:rPr>
+        <w:t>παρακαλῶν ἐπαγωνίζεσθαι τῇ &amp; πίστει</w:t>
+      </w:r>
+    </w:p>
+    <w:p>
+      <w:pPr/>
+      <w:r>
+        <w:rPr>
+          <w:lang w:val="hi_IN" w:bidi="hi_IN"/>
+        </w:rPr>
+      </w:r>
+      <w:r>
+        <w:rPr>
+          <w:b/>
+          <w:lang w:val="hi_IN" w:bidi="hi_IN"/>
+        </w:rPr>
         <w:t>"मैं"</w:t>
       </w:r>
       <w:r>
@@ -2174,6 +2474,21 @@
           <w:b/>
           <w:lang w:val="hi_IN" w:bidi="hi_IN"/>
         </w:rPr>
+        <w:t>παρακαλῶν ἐπαγωνίζεσθαι τῇ &amp; πίστει</w:t>
+      </w:r>
+    </w:p>
+    <w:p>
+      <w:pPr/>
+      <w:r>
+        <w:rPr>
+          <w:lang w:val="hi_IN" w:bidi="hi_IN"/>
+        </w:rPr>
+      </w:r>
+      <w:r>
+        <w:rPr>
+          <w:b/>
+          <w:lang w:val="hi_IN" w:bidi="hi_IN"/>
+        </w:rPr>
         <w:t>"मैं"</w:t>
       </w:r>
       <w:r>
@@ -2283,6 +2598,21 @@
           <w:b/>
           <w:lang w:val="hi_IN" w:bidi="hi_IN"/>
         </w:rPr>
+        <w:t>τῇ ἅπαξ παραδοθείσῃ τοῖς ἁγίοις πίστει</w:t>
+      </w:r>
+    </w:p>
+    <w:p>
+      <w:pPr/>
+      <w:r>
+        <w:rPr>
+          <w:lang w:val="hi_IN" w:bidi="hi_IN"/>
+        </w:rPr>
+      </w:r>
+      <w:r>
+        <w:rPr>
+          <w:b/>
+          <w:lang w:val="hi_IN" w:bidi="hi_IN"/>
+        </w:rPr>
         <w:t>"उस विश्वास के लिये"</w:t>
       </w:r>
       <w:r>
@@ -2379,6 +2709,21 @@
           <w:b/>
           <w:lang w:val="hi_IN" w:bidi="hi_IN"/>
         </w:rPr>
+        <w:t>ἅπαξ</w:t>
+      </w:r>
+    </w:p>
+    <w:p>
+      <w:pPr/>
+      <w:r>
+        <w:rPr>
+          <w:lang w:val="hi_IN" w:bidi="hi_IN"/>
+        </w:rPr>
+      </w:r>
+      <w:r>
+        <w:rPr>
+          <w:b/>
+          <w:lang w:val="hi_IN" w:bidi="hi_IN"/>
+        </w:rPr>
         <w:t>"एक ही बार"</w:t>
       </w:r>
     </w:p>
@@ -2468,6 +2813,21 @@
           <w:b/>
           <w:lang w:val="hi_IN" w:bidi="hi_IN"/>
         </w:rPr>
+        <w:t>γάρ</w:t>
+      </w:r>
+    </w:p>
+    <w:p>
+      <w:pPr/>
+      <w:r>
+        <w:rPr>
+          <w:lang w:val="hi_IN" w:bidi="hi_IN"/>
+        </w:rPr>
+      </w:r>
+      <w:r>
+        <w:rPr>
+          <w:b/>
+          <w:lang w:val="hi_IN" w:bidi="hi_IN"/>
+        </w:rPr>
         <w:t>"क्योंकि"</w:t>
       </w:r>
     </w:p>
@@ -2564,6 +2924,21 @@
           <w:b/>
           <w:lang w:val="hi_IN" w:bidi="hi_IN"/>
         </w:rPr>
+        <w:t>παρεισέδυσαν γάρ τινες ἄνθρωποι</w:t>
+      </w:r>
+    </w:p>
+    <w:p>
+      <w:pPr/>
+      <w:r>
+        <w:rPr>
+          <w:lang w:val="hi_IN" w:bidi="hi_IN"/>
+        </w:rPr>
+      </w:r>
+      <w:r>
+        <w:rPr>
+          <w:b/>
+          <w:lang w:val="hi_IN" w:bidi="hi_IN"/>
+        </w:rPr>
         <w:t>"क्योंकि कितने ऐसे मनुष्य"</w:t>
       </w:r>
       <w:r>
@@ -2639,6 +3014,21 @@
         <w:rPr>
           <w:lang w:val="hi_IN" w:bidi="hi_IN"/>
         </w:rPr>
+      </w:r>
+    </w:p>
+    <w:p>
+      <w:pPr/>
+      <w:r>
+        <w:rPr>
+          <w:lang w:val="hi_IN" w:bidi="hi_IN"/>
+        </w:rPr>
+      </w:r>
+      <w:r>
+        <w:rPr>
+          <w:b/>
+          <w:lang w:val="hi_IN" w:bidi="hi_IN"/>
+        </w:rPr>
+        <w:t>παρεισέδυσαν γάρ τινες ἄνθρωποι</w:t>
       </w:r>
     </w:p>
     <w:p>
@@ -2780,6 +3170,21 @@
           <w:b/>
           <w:lang w:val="hi_IN" w:bidi="hi_IN"/>
         </w:rPr>
+        <w:t>οἱ πάλαι προγεγραμμένοι εἰς τοῦτο τὸ κρίμα</w:t>
+      </w:r>
+    </w:p>
+    <w:p>
+      <w:pPr/>
+      <w:r>
+        <w:rPr>
+          <w:lang w:val="hi_IN" w:bidi="hi_IN"/>
+        </w:rPr>
+      </w:r>
+      <w:r>
+        <w:rPr>
+          <w:b/>
+          <w:lang w:val="hi_IN" w:bidi="hi_IN"/>
+        </w:rPr>
         <w:t>"में"</w:t>
       </w:r>
       <w:r>
@@ -2902,6 +3307,21 @@
           <w:b/>
           <w:lang w:val="hi_IN" w:bidi="hi_IN"/>
         </w:rPr>
+        <w:t>εἰς τοῦτο τὸ κρίμα</w:t>
+      </w:r>
+    </w:p>
+    <w:p>
+      <w:pPr/>
+      <w:r>
+        <w:rPr>
+          <w:lang w:val="hi_IN" w:bidi="hi_IN"/>
+        </w:rPr>
+      </w:r>
+      <w:r>
+        <w:rPr>
+          <w:b/>
+          <w:lang w:val="hi_IN" w:bidi="hi_IN"/>
+        </w:rPr>
         <w:t>"में"</w:t>
       </w:r>
       <w:r>
@@ -3037,6 +3457,21 @@
           <w:b/>
           <w:lang w:val="hi_IN" w:bidi="hi_IN"/>
         </w:rPr>
+        <w:t>ἀσεβεῖς</w:t>
+      </w:r>
+    </w:p>
+    <w:p>
+      <w:pPr/>
+      <w:r>
+        <w:rPr>
+          <w:lang w:val="hi_IN" w:bidi="hi_IN"/>
+        </w:rPr>
+      </w:r>
+      <w:r>
+        <w:rPr>
+          <w:b/>
+          <w:lang w:val="hi_IN" w:bidi="hi_IN"/>
+        </w:rPr>
         <w:t>"भक्तिहीन"</w:t>
       </w:r>
     </w:p>
@@ -3133,6 +3568,21 @@
           <w:b/>
           <w:lang w:val="hi_IN" w:bidi="hi_IN"/>
         </w:rPr>
+        <w:t>τὴν τοῦ Θεοῦ ἡμῶν χάριτα μετατιθέντες εἰς ἀσέλγειαν</w:t>
+      </w:r>
+    </w:p>
+    <w:p>
+      <w:pPr/>
+      <w:r>
+        <w:rPr>
+          <w:lang w:val="hi_IN" w:bidi="hi_IN"/>
+        </w:rPr>
+      </w:r>
+      <w:r>
+        <w:rPr>
+          <w:b/>
+          <w:lang w:val="hi_IN" w:bidi="hi_IN"/>
+        </w:rPr>
         <w:t>"हम"</w:t>
       </w:r>
       <w:r>
@@ -3242,6 +3692,21 @@
           <w:b/>
           <w:lang w:val="hi_IN" w:bidi="hi_IN"/>
         </w:rPr>
+        <w:t>ἡμῶν &amp; ἡμῶν</w:t>
+      </w:r>
+    </w:p>
+    <w:p>
+      <w:pPr/>
+      <w:r>
+        <w:rPr>
+          <w:lang w:val="hi_IN" w:bidi="hi_IN"/>
+        </w:rPr>
+      </w:r>
+      <w:r>
+        <w:rPr>
+          <w:b/>
+          <w:lang w:val="hi_IN" w:bidi="hi_IN"/>
+        </w:rPr>
         <w:t>"हम"</w:t>
       </w:r>
       <w:r>
@@ -3364,6 +3829,21 @@
           <w:b/>
           <w:lang w:val="hi_IN" w:bidi="hi_IN"/>
         </w:rPr>
+        <w:t>τὴν τοῦ Θεοῦ ἡμῶν χάριτα</w:t>
+      </w:r>
+    </w:p>
+    <w:p>
+      <w:pPr/>
+      <w:r>
+        <w:rPr>
+          <w:lang w:val="hi_IN" w:bidi="hi_IN"/>
+        </w:rPr>
+      </w:r>
+      <w:r>
+        <w:rPr>
+          <w:b/>
+          <w:lang w:val="hi_IN" w:bidi="hi_IN"/>
+        </w:rPr>
         <w:t>"हम"</w:t>
       </w:r>
       <w:r>
@@ -3486,6 +3966,21 @@
           <w:b/>
           <w:lang w:val="hi_IN" w:bidi="hi_IN"/>
         </w:rPr>
+        <w:t>εἰς ἀσέλγειαν</w:t>
+      </w:r>
+    </w:p>
+    <w:p>
+      <w:pPr/>
+      <w:r>
+        <w:rPr>
+          <w:lang w:val="hi_IN" w:bidi="hi_IN"/>
+        </w:rPr>
+      </w:r>
+      <w:r>
+        <w:rPr>
+          <w:b/>
+          <w:lang w:val="hi_IN" w:bidi="hi_IN"/>
+        </w:rPr>
         <w:t>"लुचपन में"</w:t>
       </w:r>
     </w:p>
@@ -3582,6 +4077,21 @@
           <w:b/>
           <w:lang w:val="hi_IN" w:bidi="hi_IN"/>
         </w:rPr>
+        <w:t>τὸν μόνον Δεσπότην καὶ Κύριον ἡμῶν, Ἰησοῦν Χριστὸν, ἀρνούμενοι</w:t>
+      </w:r>
+    </w:p>
+    <w:p>
+      <w:pPr/>
+      <w:r>
+        <w:rPr>
+          <w:lang w:val="hi_IN" w:bidi="hi_IN"/>
+        </w:rPr>
+      </w:r>
+      <w:r>
+        <w:rPr>
+          <w:b/>
+          <w:lang w:val="hi_IN" w:bidi="hi_IN"/>
+        </w:rPr>
         <w:t>"चुपके से"</w:t>
       </w:r>
       <w:r>
@@ -3671,6 +4181,21 @@
           <w:b/>
           <w:lang w:val="hi_IN" w:bidi="hi_IN"/>
         </w:rPr>
+        <w:t>τὸν μόνον Δεσπότην καὶ Κύριον ἡμῶν</w:t>
+      </w:r>
+    </w:p>
+    <w:p>
+      <w:pPr/>
+      <w:r>
+        <w:rPr>
+          <w:lang w:val="hi_IN" w:bidi="hi_IN"/>
+        </w:rPr>
+      </w:r>
+      <w:r>
+        <w:rPr>
+          <w:b/>
+          <w:lang w:val="hi_IN" w:bidi="hi_IN"/>
+        </w:rPr>
         <w:t>"चुपके से"</w:t>
       </w:r>
       <w:r>
@@ -3832,6 +4357,21 @@
           <w:b/>
           <w:lang w:val="hi_IN" w:bidi="hi_IN"/>
         </w:rPr>
+        <w:t>ὑπομνῆσαι &amp; ὑμᾶς βούλομαι, εἰδότας ὑμᾶς ἅπαξ πάντα</w:t>
+      </w:r>
+    </w:p>
+    <w:p>
+      <w:pPr/>
+      <w:r>
+        <w:rPr>
+          <w:lang w:val="hi_IN" w:bidi="hi_IN"/>
+        </w:rPr>
+      </w:r>
+      <w:r>
+        <w:rPr>
+          <w:b/>
+          <w:lang w:val="hi_IN" w:bidi="hi_IN"/>
+        </w:rPr>
         <w:t>"तुम सब बात एक बार जान चुके हो,"</w:t>
       </w:r>
       <w:r>
@@ -3941,6 +4481,21 @@
           <w:b/>
           <w:lang w:val="hi_IN" w:bidi="hi_IN"/>
         </w:rPr>
+        <w:t>πάντα</w:t>
+      </w:r>
+    </w:p>
+    <w:p>
+      <w:pPr/>
+      <w:r>
+        <w:rPr>
+          <w:lang w:val="hi_IN" w:bidi="hi_IN"/>
+        </w:rPr>
+      </w:r>
+      <w:r>
+        <w:rPr>
+          <w:b/>
+          <w:lang w:val="hi_IN" w:bidi="hi_IN"/>
+        </w:rPr>
         <w:t>""</w:t>
       </w:r>
     </w:p>
@@ -4017,6 +4572,21 @@
           <w:b/>
           <w:lang w:val="hi_IN" w:bidi="hi_IN"/>
         </w:rPr>
+        <w:t>ὅτι Ἰησοῦς</w:t>
+      </w:r>
+    </w:p>
+    <w:p>
+      <w:pPr/>
+      <w:r>
+        <w:rPr>
+          <w:lang w:val="hi_IN" w:bidi="hi_IN"/>
+        </w:rPr>
+      </w:r>
+      <w:r>
+        <w:rPr>
+          <w:b/>
+          <w:lang w:val="hi_IN" w:bidi="hi_IN"/>
+        </w:rPr>
         <w:t>"इस बात की"</w:t>
       </w:r>
       <w:r>
@@ -4113,6 +4683,21 @@
           <w:b/>
           <w:lang w:val="hi_IN" w:bidi="hi_IN"/>
         </w:rPr>
+        <w:t>λαὸν ἐκ γῆς Αἰγύπτου σώσας</w:t>
+      </w:r>
+    </w:p>
+    <w:p>
+      <w:pPr/>
+      <w:r>
+        <w:rPr>
+          <w:lang w:val="hi_IN" w:bidi="hi_IN"/>
+        </w:rPr>
+      </w:r>
+      <w:r>
+        <w:rPr>
+          <w:b/>
+          <w:lang w:val="hi_IN" w:bidi="hi_IN"/>
+        </w:rPr>
         <w:t>"एक कुल को मिस्र देश से छुड़ाने"</w:t>
       </w:r>
     </w:p>
@@ -4176,6 +4761,21 @@
           <w:b/>
           <w:lang w:val="hi_IN" w:bidi="hi_IN"/>
         </w:rPr>
+        <w:t>λαὸν ἐκ γῆς Αἰγύπτου σώσας</w:t>
+      </w:r>
+    </w:p>
+    <w:p>
+      <w:pPr/>
+      <w:r>
+        <w:rPr>
+          <w:lang w:val="hi_IN" w:bidi="hi_IN"/>
+        </w:rPr>
+      </w:r>
+      <w:r>
+        <w:rPr>
+          <w:b/>
+          <w:lang w:val="hi_IN" w:bidi="hi_IN"/>
+        </w:rPr>
         <w:t>""</w:t>
       </w:r>
     </w:p>
@@ -4252,6 +4852,21 @@
           <w:b/>
           <w:lang w:val="hi_IN" w:bidi="hi_IN"/>
         </w:rPr>
+        <w:t>τοὺς μὴ τηρήσαντας τὴν ἑαυτῶν ἀρχὴν</w:t>
+      </w:r>
+    </w:p>
+    <w:p>
+      <w:pPr/>
+      <w:r>
+        <w:rPr>
+          <w:lang w:val="hi_IN" w:bidi="hi_IN"/>
+        </w:rPr>
+      </w:r>
+      <w:r>
+        <w:rPr>
+          <w:b/>
+          <w:lang w:val="hi_IN" w:bidi="hi_IN"/>
+        </w:rPr>
         <w:t>"को स्थिर न रखा"</w:t>
       </w:r>
       <w:r>
@@ -4374,6 +4989,21 @@
           <w:b/>
           <w:lang w:val="hi_IN" w:bidi="hi_IN"/>
         </w:rPr>
+        <w:t>τὴν ἑαυτῶν ἀρχὴν</w:t>
+      </w:r>
+    </w:p>
+    <w:p>
+      <w:pPr/>
+      <w:r>
+        <w:rPr>
+          <w:lang w:val="hi_IN" w:bidi="hi_IN"/>
+        </w:rPr>
+      </w:r>
+      <w:r>
+        <w:rPr>
+          <w:b/>
+          <w:lang w:val="hi_IN" w:bidi="hi_IN"/>
+        </w:rPr>
         <w:t>"अपने"</w:t>
       </w:r>
       <w:r>
@@ -4463,6 +5093,21 @@
           <w:b/>
           <w:lang w:val="hi_IN" w:bidi="hi_IN"/>
         </w:rPr>
+        <w:t>δεσμοῖς ἀϊδίοις ὑπὸ ζόφον τετήρηκεν</w:t>
+      </w:r>
+    </w:p>
+    <w:p>
+      <w:pPr/>
+      <w:r>
+        <w:rPr>
+          <w:lang w:val="hi_IN" w:bidi="hi_IN"/>
+        </w:rPr>
+      </w:r>
+      <w:r>
+        <w:rPr>
+          <w:b/>
+          <w:lang w:val="hi_IN" w:bidi="hi_IN"/>
+        </w:rPr>
         <w:t>"अंधकार"</w:t>
       </w:r>
       <w:r>
@@ -4565,6 +5210,21 @@
           <w:b/>
           <w:lang w:val="hi_IN" w:bidi="hi_IN"/>
         </w:rPr>
+        <w:t>δεσμοῖς ἀϊδίοις &amp; τετήρηκεν</w:t>
+      </w:r>
+    </w:p>
+    <w:p>
+      <w:pPr/>
+      <w:r>
+        <w:rPr>
+          <w:lang w:val="hi_IN" w:bidi="hi_IN"/>
+        </w:rPr>
+      </w:r>
+      <w:r>
+        <w:rPr>
+          <w:b/>
+          <w:lang w:val="hi_IN" w:bidi="hi_IN"/>
+        </w:rPr>
         <w:t>"अंधकार"</w:t>
       </w:r>
       <w:r>
@@ -4667,6 +5327,21 @@
           <w:b/>
           <w:lang w:val="hi_IN" w:bidi="hi_IN"/>
         </w:rPr>
+        <w:t>ὑπὸ ζόφον</w:t>
+      </w:r>
+    </w:p>
+    <w:p>
+      <w:pPr/>
+      <w:r>
+        <w:rPr>
+          <w:lang w:val="hi_IN" w:bidi="hi_IN"/>
+        </w:rPr>
+      </w:r>
+      <w:r>
+        <w:rPr>
+          <w:b/>
+          <w:lang w:val="hi_IN" w:bidi="hi_IN"/>
+        </w:rPr>
         <w:t>"अंधकार"</w:t>
       </w:r>
       <w:r>
@@ -4776,6 +5451,21 @@
           <w:b/>
           <w:lang w:val="hi_IN" w:bidi="hi_IN"/>
         </w:rPr>
+        <w:t>εἰς κρίσιν μεγάλης ἡμέρας</w:t>
+      </w:r>
+    </w:p>
+    <w:p>
+      <w:pPr/>
+      <w:r>
+        <w:rPr>
+          <w:lang w:val="hi_IN" w:bidi="hi_IN"/>
+        </w:rPr>
+      </w:r>
+      <w:r>
+        <w:rPr>
+          <w:b/>
+          <w:lang w:val="hi_IN" w:bidi="hi_IN"/>
+        </w:rPr>
         <w:t>"दिन के न्याय के लिये"</w:t>
       </w:r>
       <w:r>
@@ -4885,6 +5575,21 @@
           <w:b/>
           <w:lang w:val="hi_IN" w:bidi="hi_IN"/>
         </w:rPr>
+        <w:t>εἰς κρίσιν μεγάλης ἡμέρας</w:t>
+      </w:r>
+    </w:p>
+    <w:p>
+      <w:pPr/>
+      <w:r>
+        <w:rPr>
+          <w:lang w:val="hi_IN" w:bidi="hi_IN"/>
+        </w:rPr>
+      </w:r>
+      <w:r>
+        <w:rPr>
+          <w:b/>
+          <w:lang w:val="hi_IN" w:bidi="hi_IN"/>
+        </w:rPr>
         <w:t>"दिन के न्याय के लिये"</w:t>
       </w:r>
       <w:r>
@@ -5007,6 +5712,21 @@
           <w:b/>
           <w:lang w:val="hi_IN" w:bidi="hi_IN"/>
         </w:rPr>
+        <w:t>μεγάλης ἡμέρας</w:t>
+      </w:r>
+    </w:p>
+    <w:p>
+      <w:pPr/>
+      <w:r>
+        <w:rPr>
+          <w:lang w:val="hi_IN" w:bidi="hi_IN"/>
+        </w:rPr>
+      </w:r>
+      <w:r>
+        <w:rPr>
+          <w:b/>
+          <w:lang w:val="hi_IN" w:bidi="hi_IN"/>
+        </w:rPr>
         <w:t>"दिन के"</w:t>
       </w:r>
       <w:r>
@@ -5096,6 +5816,21 @@
           <w:b/>
           <w:lang w:val="hi_IN" w:bidi="hi_IN"/>
         </w:rPr>
+        <w:t>Σόδομα καὶ Γόμορρα, καὶ αἱ περὶ αὐτὰς πόλεις</w:t>
+      </w:r>
+    </w:p>
+    <w:p>
+      <w:pPr/>
+      <w:r>
+        <w:rPr>
+          <w:lang w:val="hi_IN" w:bidi="hi_IN"/>
+        </w:rPr>
+      </w:r>
+      <w:r>
+        <w:rPr>
+          <w:b/>
+          <w:lang w:val="hi_IN" w:bidi="hi_IN"/>
+        </w:rPr>
         <w:t>"उनके नगर"</w:t>
       </w:r>
     </w:p>
@@ -5218,6 +5953,21 @@
           <w:b/>
           <w:lang w:val="hi_IN" w:bidi="hi_IN"/>
         </w:rPr>
+        <w:t>τὸν ὅμοιον τρόπον τούτοις</w:t>
+      </w:r>
+    </w:p>
+    <w:p>
+      <w:pPr/>
+      <w:r>
+        <w:rPr>
+          <w:lang w:val="hi_IN" w:bidi="hi_IN"/>
+        </w:rPr>
+      </w:r>
+      <w:r>
+        <w:rPr>
+          <w:b/>
+          <w:lang w:val="hi_IN" w:bidi="hi_IN"/>
+        </w:rPr>
         <w:t>"जो इनके समान व्यभिचारी हो गए थे"</w:t>
       </w:r>
     </w:p>
@@ -5294,6 +6044,21 @@
           <w:b/>
           <w:lang w:val="hi_IN" w:bidi="hi_IN"/>
         </w:rPr>
+        <w:t>ἐκπορνεύσασαι</w:t>
+      </w:r>
+    </w:p>
+    <w:p>
+      <w:pPr/>
+      <w:r>
+        <w:rPr>
+          <w:lang w:val="hi_IN" w:bidi="hi_IN"/>
+        </w:rPr>
+      </w:r>
+      <w:r>
+        <w:rPr>
+          <w:b/>
+          <w:lang w:val="hi_IN" w:bidi="hi_IN"/>
+        </w:rPr>
         <w:t>"जो इनके समान व्यभिचारी हो गए थे"</w:t>
       </w:r>
     </w:p>
@@ -5390,6 +6155,21 @@
           <w:b/>
           <w:lang w:val="hi_IN" w:bidi="hi_IN"/>
         </w:rPr>
+        <w:t>καὶ ἀπελθοῦσαι ὀπίσω σαρκὸς ἑτέρας</w:t>
+      </w:r>
+    </w:p>
+    <w:p>
+      <w:pPr/>
+      <w:r>
+        <w:rPr>
+          <w:lang w:val="hi_IN" w:bidi="hi_IN"/>
+        </w:rPr>
+      </w:r>
+      <w:r>
+        <w:rPr>
+          <w:b/>
+          <w:lang w:val="hi_IN" w:bidi="hi_IN"/>
+        </w:rPr>
         <w:t>"और पराए शरीर के पीछे लग गए थे"</w:t>
       </w:r>
     </w:p>
@@ -5486,6 +6266,21 @@
           <w:b/>
           <w:lang w:val="hi_IN" w:bidi="hi_IN"/>
         </w:rPr>
+        <w:t>σαρκὸς ἑτέρας</w:t>
+      </w:r>
+    </w:p>
+    <w:p>
+      <w:pPr/>
+      <w:r>
+        <w:rPr>
+          <w:lang w:val="hi_IN" w:bidi="hi_IN"/>
+        </w:rPr>
+      </w:r>
+      <w:r>
+        <w:rPr>
+          <w:b/>
+          <w:lang w:val="hi_IN" w:bidi="hi_IN"/>
+        </w:rPr>
         <w:t>"पराए शरीर के"</w:t>
       </w:r>
     </w:p>
@@ -5562,6 +6357,21 @@
           <w:b/>
           <w:lang w:val="hi_IN" w:bidi="hi_IN"/>
         </w:rPr>
+        <w:t>πρόκεινται δεῖγμα</w:t>
+      </w:r>
+    </w:p>
+    <w:p>
+      <w:pPr/>
+      <w:r>
+        <w:rPr>
+          <w:lang w:val="hi_IN" w:bidi="hi_IN"/>
+        </w:rPr>
+      </w:r>
+      <w:r>
+        <w:rPr>
+          <w:b/>
+          <w:lang w:val="hi_IN" w:bidi="hi_IN"/>
+        </w:rPr>
         <w:t>"जो"</w:t>
       </w:r>
       <w:r>
@@ -5664,6 +6474,21 @@
           <w:b/>
           <w:lang w:val="hi_IN" w:bidi="hi_IN"/>
         </w:rPr>
+        <w:t>πυρὸς αἰωνίου δίκην ὑπέχουσαι</w:t>
+      </w:r>
+    </w:p>
+    <w:p>
+      <w:pPr/>
+      <w:r>
+        <w:rPr>
+          <w:lang w:val="hi_IN" w:bidi="hi_IN"/>
+        </w:rPr>
+      </w:r>
+      <w:r>
+        <w:rPr>
+          <w:b/>
+          <w:lang w:val="hi_IN" w:bidi="hi_IN"/>
+        </w:rPr>
         <w:t>"जो"</w:t>
       </w:r>
       <w:r>
@@ -5759,6 +6584,21 @@
         <w:rPr>
           <w:lang w:val="hi_IN" w:bidi="hi_IN"/>
         </w:rPr>
+      </w:r>
+    </w:p>
+    <w:p>
+      <w:pPr/>
+      <w:r>
+        <w:rPr>
+          <w:lang w:val="hi_IN" w:bidi="hi_IN"/>
+        </w:rPr>
+      </w:r>
+      <w:r>
+        <w:rPr>
+          <w:b/>
+          <w:lang w:val="hi_IN" w:bidi="hi_IN"/>
+        </w:rPr>
+        <w:t>ὁμοίως</w:t>
       </w:r>
     </w:p>
     <w:p>
@@ -5887,6 +6727,21 @@
           <w:b/>
           <w:lang w:val="hi_IN" w:bidi="hi_IN"/>
         </w:rPr>
+        <w:t>οὗτοι ἐνυπνιαζόμενοι</w:t>
+      </w:r>
+    </w:p>
+    <w:p>
+      <w:pPr/>
+      <w:r>
+        <w:rPr>
+          <w:lang w:val="hi_IN" w:bidi="hi_IN"/>
+        </w:rPr>
+      </w:r>
+      <w:r>
+        <w:rPr>
+          <w:b/>
+          <w:lang w:val="hi_IN" w:bidi="hi_IN"/>
+        </w:rPr>
         <w:t>"ये स्वप्नदर्शी भी"</w:t>
       </w:r>
     </w:p>
@@ -5981,6 +6836,21 @@
           <w:b/>
           <w:lang w:val="hi_IN" w:bidi="hi_IN"/>
         </w:rPr>
+        <w:t>σάρκα μὲν μιαίνουσιν</w:t>
+      </w:r>
+    </w:p>
+    <w:p>
+      <w:pPr/>
+      <w:r>
+        <w:rPr>
+          <w:lang w:val="hi_IN" w:bidi="hi_IN"/>
+        </w:rPr>
+      </w:r>
+      <w:r>
+        <w:rPr>
+          <w:b/>
+          <w:lang w:val="hi_IN" w:bidi="hi_IN"/>
+        </w:rPr>
         <w:t>"शरीर को अशुद्ध करते"</w:t>
       </w:r>
     </w:p>
@@ -6077,6 +6947,21 @@
           <w:b/>
           <w:lang w:val="hi_IN" w:bidi="hi_IN"/>
         </w:rPr>
+        <w:t>κυριότητα</w:t>
+      </w:r>
+    </w:p>
+    <w:p>
+      <w:pPr/>
+      <w:r>
+        <w:rPr>
+          <w:lang w:val="hi_IN" w:bidi="hi_IN"/>
+        </w:rPr>
+      </w:r>
+      <w:r>
+        <w:rPr>
+          <w:b/>
+          <w:lang w:val="hi_IN" w:bidi="hi_IN"/>
+        </w:rPr>
         <w:t>"प्रभुता को तुच्छ जानते हैं"</w:t>
       </w:r>
     </w:p>
@@ -6153,6 +7038,21 @@
           <w:b/>
           <w:lang w:val="hi_IN" w:bidi="hi_IN"/>
         </w:rPr>
+        <w:t>κυριότητα &amp; ἀθετοῦσιν</w:t>
+      </w:r>
+    </w:p>
+    <w:p>
+      <w:pPr/>
+      <w:r>
+        <w:rPr>
+          <w:lang w:val="hi_IN" w:bidi="hi_IN"/>
+        </w:rPr>
+      </w:r>
+      <w:r>
+        <w:rPr>
+          <w:b/>
+          <w:lang w:val="hi_IN" w:bidi="hi_IN"/>
+        </w:rPr>
         <w:t>"प्रभुता को तुच्छ जानते हैं"</w:t>
       </w:r>
     </w:p>
@@ -6325,6 +7225,21 @@
           <w:b/>
           <w:lang w:val="hi_IN" w:bidi="hi_IN"/>
         </w:rPr>
+        <w:t>κρίσιν ἐπενεγκεῖν βλασφημίας</w:t>
+      </w:r>
+    </w:p>
+    <w:p>
+      <w:pPr/>
+      <w:r>
+        <w:rPr>
+          <w:lang w:val="hi_IN" w:bidi="hi_IN"/>
+        </w:rPr>
+      </w:r>
+      <w:r>
+        <w:rPr>
+          <w:b/>
+          <w:lang w:val="hi_IN" w:bidi="hi_IN"/>
+        </w:rPr>
         <w:t>"साहस न किया"</w:t>
       </w:r>
     </w:p>
@@ -6401,6 +7316,21 @@
           <w:b/>
           <w:lang w:val="hi_IN" w:bidi="hi_IN"/>
         </w:rPr>
+        <w:t>κρίσιν ἐπενεγκεῖν βλασφημίας</w:t>
+      </w:r>
+    </w:p>
+    <w:p>
+      <w:pPr/>
+      <w:r>
+        <w:rPr>
+          <w:lang w:val="hi_IN" w:bidi="hi_IN"/>
+        </w:rPr>
+      </w:r>
+      <w:r>
+        <w:rPr>
+          <w:b/>
+          <w:lang w:val="hi_IN" w:bidi="hi_IN"/>
+        </w:rPr>
         <w:t>"उसको"</w:t>
       </w:r>
     </w:p>
@@ -6477,6 +7407,21 @@
           <w:b/>
           <w:lang w:val="hi_IN" w:bidi="hi_IN"/>
         </w:rPr>
+        <w:t>κρίσιν ἐπενεγκεῖν βλασφημίας</w:t>
+      </w:r>
+    </w:p>
+    <w:p>
+      <w:pPr/>
+      <w:r>
+        <w:rPr>
+          <w:lang w:val="hi_IN" w:bidi="hi_IN"/>
+        </w:rPr>
+      </w:r>
+      <w:r>
+        <w:rPr>
+          <w:b/>
+          <w:lang w:val="hi_IN" w:bidi="hi_IN"/>
+        </w:rPr>
         <w:t>"उसको"</w:t>
       </w:r>
     </w:p>
@@ -6572,6 +7517,21 @@
         <w:rPr>
           <w:lang w:val="hi_IN" w:bidi="hi_IN"/>
         </w:rPr>
+      </w:r>
+    </w:p>
+    <w:p>
+      <w:pPr/>
+      <w:r>
+        <w:rPr>
+          <w:lang w:val="hi_IN" w:bidi="hi_IN"/>
+        </w:rPr>
+      </w:r>
+      <w:r>
+        <w:rPr>
+          <w:b/>
+          <w:lang w:val="hi_IN" w:bidi="hi_IN"/>
+        </w:rPr>
+        <w:t>οὗτοι</w:t>
       </w:r>
     </w:p>
     <w:p>
@@ -6680,6 +7640,21 @@
           <w:b/>
           <w:lang w:val="hi_IN" w:bidi="hi_IN"/>
         </w:rPr>
+        <w:t>ὅσα &amp; οὐκ οἴδασιν</w:t>
+      </w:r>
+    </w:p>
+    <w:p>
+      <w:pPr/>
+      <w:r>
+        <w:rPr>
+          <w:lang w:val="hi_IN" w:bidi="hi_IN"/>
+        </w:rPr>
+      </w:r>
+      <w:r>
+        <w:rPr>
+          <w:b/>
+          <w:lang w:val="hi_IN" w:bidi="hi_IN"/>
+        </w:rPr>
         <w:t>"जिन बातों को नहीं जानते,"</w:t>
       </w:r>
       <w:r>
@@ -6787,6 +7762,21 @@
           <w:b/>
           <w:lang w:val="hi_IN" w:bidi="hi_IN"/>
         </w:rPr>
+        <w:t>ὅσα δὲ φυσικῶς ὡς τὰ ἄλογα ζῷα ἐπίστανται</w:t>
+      </w:r>
+    </w:p>
+    <w:p>
+      <w:pPr/>
+      <w:r>
+        <w:rPr>
+          <w:lang w:val="hi_IN" w:bidi="hi_IN"/>
+        </w:rPr>
+      </w:r>
+      <w:r>
+        <w:rPr>
+          <w:b/>
+          <w:lang w:val="hi_IN" w:bidi="hi_IN"/>
+        </w:rPr>
         <w:t>""</w:t>
       </w:r>
     </w:p>
@@ -6870,6 +7860,21 @@
           <w:b/>
           <w:lang w:val="hi_IN" w:bidi="hi_IN"/>
         </w:rPr>
+        <w:t>ἐν τούτοις</w:t>
+      </w:r>
+    </w:p>
+    <w:p>
+      <w:pPr/>
+      <w:r>
+        <w:rPr>
+          <w:lang w:val="hi_IN" w:bidi="hi_IN"/>
+        </w:rPr>
+      </w:r>
+      <w:r>
+        <w:rPr>
+          <w:b/>
+          <w:lang w:val="hi_IN" w:bidi="hi_IN"/>
+        </w:rPr>
         <w:t>"उनमें अपने आप को"</w:t>
       </w:r>
     </w:p>
@@ -6966,6 +7971,21 @@
           <w:b/>
           <w:lang w:val="hi_IN" w:bidi="hi_IN"/>
         </w:rPr>
+        <w:t>ἐν τούτοις φθείρονται</w:t>
+      </w:r>
+    </w:p>
+    <w:p>
+      <w:pPr/>
+      <w:r>
+        <w:rPr>
+          <w:lang w:val="hi_IN" w:bidi="hi_IN"/>
+        </w:rPr>
+      </w:r>
+      <w:r>
+        <w:rPr>
+          <w:b/>
+          <w:lang w:val="hi_IN" w:bidi="hi_IN"/>
+        </w:rPr>
         <w:t>"उनमें अपने आप को नाश करते हैं"</w:t>
       </w:r>
     </w:p>
@@ -7049,6 +8069,21 @@
           <w:b/>
           <w:lang w:val="hi_IN" w:bidi="hi_IN"/>
         </w:rPr>
+        <w:t>οὐαὶ αὐτοῖς</w:t>
+      </w:r>
+    </w:p>
+    <w:p>
+      <w:pPr/>
+      <w:r>
+        <w:rPr>
+          <w:lang w:val="hi_IN" w:bidi="hi_IN"/>
+        </w:rPr>
+      </w:r>
+      <w:r>
+        <w:rPr>
+          <w:b/>
+          <w:lang w:val="hi_IN" w:bidi="hi_IN"/>
+        </w:rPr>
         <w:t>"उन पर हाय"</w:t>
       </w:r>
     </w:p>
@@ -7145,6 +8180,21 @@
           <w:b/>
           <w:lang w:val="hi_IN" w:bidi="hi_IN"/>
         </w:rPr>
+        <w:t>τῇ ὁδῷ τοῦ Κάϊν ἐπορεύθησαν</w:t>
+      </w:r>
+    </w:p>
+    <w:p>
+      <w:pPr/>
+      <w:r>
+        <w:rPr>
+          <w:lang w:val="hi_IN" w:bidi="hi_IN"/>
+        </w:rPr>
+      </w:r>
+      <w:r>
+        <w:rPr>
+          <w:b/>
+          <w:lang w:val="hi_IN" w:bidi="hi_IN"/>
+        </w:rPr>
         <w:t>"कैन के समान चाल चले"</w:t>
       </w:r>
     </w:p>
@@ -7241,6 +8291,21 @@
           <w:b/>
           <w:lang w:val="hi_IN" w:bidi="hi_IN"/>
         </w:rPr>
+        <w:t>τοῦ Κάϊν</w:t>
+      </w:r>
+    </w:p>
+    <w:p>
+      <w:pPr/>
+      <w:r>
+        <w:rPr>
+          <w:lang w:val="hi_IN" w:bidi="hi_IN"/>
+        </w:rPr>
+      </w:r>
+      <w:r>
+        <w:rPr>
+          <w:b/>
+          <w:lang w:val="hi_IN" w:bidi="hi_IN"/>
+        </w:rPr>
         <w:t>"कैन के समान चाल"</w:t>
       </w:r>
     </w:p>
@@ -7324,6 +8389,21 @@
           <w:b/>
           <w:lang w:val="hi_IN" w:bidi="hi_IN"/>
         </w:rPr>
+        <w:t>ἐξεχύθησαν</w:t>
+      </w:r>
+    </w:p>
+    <w:p>
+      <w:pPr/>
+      <w:r>
+        <w:rPr>
+          <w:lang w:val="hi_IN" w:bidi="hi_IN"/>
+        </w:rPr>
+      </w:r>
+      <w:r>
+        <w:rPr>
+          <w:b/>
+          <w:lang w:val="hi_IN" w:bidi="hi_IN"/>
+        </w:rPr>
         <w:t>"करके"</w:t>
       </w:r>
     </w:p>
@@ -7387,6 +8467,21 @@
           <w:b/>
           <w:lang w:val="hi_IN" w:bidi="hi_IN"/>
         </w:rPr>
+        <w:t>τοῦ Βαλαὰμ μισθοῦ</w:t>
+      </w:r>
+    </w:p>
+    <w:p>
+      <w:pPr/>
+      <w:r>
+        <w:rPr>
+          <w:lang w:val="hi_IN" w:bidi="hi_IN"/>
+        </w:rPr>
+      </w:r>
+      <w:r>
+        <w:rPr>
+          <w:b/>
+          <w:lang w:val="hi_IN" w:bidi="hi_IN"/>
+        </w:rPr>
         <w:t>"मजदूरी के लिये बिलाम के समान भ्रष्ट हो गए हैं"</w:t>
       </w:r>
       <w:r>
@@ -7496,6 +8591,21 @@
           <w:b/>
           <w:lang w:val="hi_IN" w:bidi="hi_IN"/>
         </w:rPr>
+        <w:t>τοῦ Κόρε</w:t>
+      </w:r>
+    </w:p>
+    <w:p>
+      <w:pPr/>
+      <w:r>
+        <w:rPr>
+          <w:lang w:val="hi_IN" w:bidi="hi_IN"/>
+        </w:rPr>
+      </w:r>
+      <w:r>
+        <w:rPr>
+          <w:b/>
+          <w:lang w:val="hi_IN" w:bidi="hi_IN"/>
+        </w:rPr>
         <w:t>"कोरह"</w:t>
       </w:r>
       <w:r>
@@ -7605,6 +8715,21 @@
           <w:b/>
           <w:lang w:val="hi_IN" w:bidi="hi_IN"/>
         </w:rPr>
+        <w:t>ἀπώλοντο</w:t>
+      </w:r>
+    </w:p>
+    <w:p>
+      <w:pPr/>
+      <w:r>
+        <w:rPr>
+          <w:lang w:val="hi_IN" w:bidi="hi_IN"/>
+        </w:rPr>
+      </w:r>
+      <w:r>
+        <w:rPr>
+          <w:b/>
+          <w:lang w:val="hi_IN" w:bidi="hi_IN"/>
+        </w:rPr>
         <w:t>"नाश हुए हैं"</w:t>
       </w:r>
     </w:p>
@@ -7674,6 +8799,21 @@
         <w:rPr>
           <w:lang w:val="hi_IN" w:bidi="hi_IN"/>
         </w:rPr>
+      </w:r>
+    </w:p>
+    <w:p>
+      <w:pPr/>
+      <w:r>
+        <w:rPr>
+          <w:lang w:val="hi_IN" w:bidi="hi_IN"/>
+        </w:rPr>
+      </w:r>
+      <w:r>
+        <w:rPr>
+          <w:b/>
+          <w:lang w:val="hi_IN" w:bidi="hi_IN"/>
+        </w:rPr>
+        <w:t>οὗτοί</w:t>
       </w:r>
     </w:p>
     <w:p>
@@ -7795,6 +8935,21 @@
           <w:b/>
           <w:lang w:val="hi_IN" w:bidi="hi_IN"/>
         </w:rPr>
+        <w:t>σπιλάδες</w:t>
+      </w:r>
+    </w:p>
+    <w:p>
+      <w:pPr/>
+      <w:r>
+        <w:rPr>
+          <w:lang w:val="hi_IN" w:bidi="hi_IN"/>
+        </w:rPr>
+      </w:r>
+      <w:r>
+        <w:rPr>
+          <w:b/>
+          <w:lang w:val="hi_IN" w:bidi="hi_IN"/>
+        </w:rPr>
         <w:t>"छिपी हुई चट्टान"</w:t>
       </w:r>
     </w:p>
@@ -7891,6 +9046,21 @@
           <w:b/>
           <w:lang w:val="hi_IN" w:bidi="hi_IN"/>
         </w:rPr>
+        <w:t>ταῖς ἀγάπαις</w:t>
+      </w:r>
+    </w:p>
+    <w:p>
+      <w:pPr/>
+      <w:r>
+        <w:rPr>
+          <w:lang w:val="hi_IN" w:bidi="hi_IN"/>
+        </w:rPr>
+      </w:r>
+      <w:r>
+        <w:rPr>
+          <w:b/>
+          <w:lang w:val="hi_IN" w:bidi="hi_IN"/>
+        </w:rPr>
         <w:t>"प्रेम-"</w:t>
       </w:r>
       <w:r>
@@ -8013,6 +9183,21 @@
           <w:b/>
           <w:lang w:val="hi_IN" w:bidi="hi_IN"/>
         </w:rPr>
+        <w:t>ἑαυτοὺς ποιμαίνοντες</w:t>
+      </w:r>
+    </w:p>
+    <w:p>
+      <w:pPr/>
+      <w:r>
+        <w:rPr>
+          <w:lang w:val="hi_IN" w:bidi="hi_IN"/>
+        </w:rPr>
+      </w:r>
+      <w:r>
+        <w:rPr>
+          <w:b/>
+          <w:lang w:val="hi_IN" w:bidi="hi_IN"/>
+        </w:rPr>
         <w:t>"अपना ही रखवाले हैं"</w:t>
       </w:r>
     </w:p>
@@ -8096,6 +9281,21 @@
           <w:b/>
           <w:lang w:val="hi_IN" w:bidi="hi_IN"/>
         </w:rPr>
+        <w:t>νεφέλαι ἄνυδροι ὑπὸ ἀνέμων παραφερόμεναι</w:t>
+      </w:r>
+    </w:p>
+    <w:p>
+      <w:pPr/>
+      <w:r>
+        <w:rPr>
+          <w:lang w:val="hi_IN" w:bidi="hi_IN"/>
+        </w:rPr>
+      </w:r>
+      <w:r>
+        <w:rPr>
+          <w:b/>
+          <w:lang w:val="hi_IN" w:bidi="hi_IN"/>
+        </w:rPr>
         <w:t>"वे निर्जल बादल"</w:t>
       </w:r>
       <w:r>
@@ -8205,6 +9405,21 @@
           <w:b/>
           <w:lang w:val="hi_IN" w:bidi="hi_IN"/>
         </w:rPr>
+        <w:t>ὑπὸ ἀνέμων παραφερόμεναι</w:t>
+      </w:r>
+    </w:p>
+    <w:p>
+      <w:pPr/>
+      <w:r>
+        <w:rPr>
+          <w:lang w:val="hi_IN" w:bidi="hi_IN"/>
+        </w:rPr>
+      </w:r>
+      <w:r>
+        <w:rPr>
+          <w:b/>
+          <w:lang w:val="hi_IN" w:bidi="hi_IN"/>
+        </w:rPr>
         <w:t>"वे निर्जल बादल"</w:t>
       </w:r>
       <w:r>
@@ -8301,6 +9516,21 @@
           <w:b/>
           <w:lang w:val="hi_IN" w:bidi="hi_IN"/>
         </w:rPr>
+        <w:t>δένδρα φθινοπωρινὰ ἄκαρπα</w:t>
+      </w:r>
+    </w:p>
+    <w:p>
+      <w:pPr/>
+      <w:r>
+        <w:rPr>
+          <w:lang w:val="hi_IN" w:bidi="hi_IN"/>
+        </w:rPr>
+      </w:r>
+      <w:r>
+        <w:rPr>
+          <w:b/>
+          <w:lang w:val="hi_IN" w:bidi="hi_IN"/>
+        </w:rPr>
         <w:t>"में"</w:t>
       </w:r>
       <w:r>
@@ -8410,6 +9640,21 @@
           <w:b/>
           <w:lang w:val="hi_IN" w:bidi="hi_IN"/>
         </w:rPr>
+        <w:t>δὶς ἀποθανόντα ἐκριζωθέντα</w:t>
+      </w:r>
+    </w:p>
+    <w:p>
+      <w:pPr/>
+      <w:r>
+        <w:rPr>
+          <w:lang w:val="hi_IN" w:bidi="hi_IN"/>
+        </w:rPr>
+      </w:r>
+      <w:r>
+        <w:rPr>
+          <w:b/>
+          <w:lang w:val="hi_IN" w:bidi="hi_IN"/>
+        </w:rPr>
         <w:t>"दो बार मर चुके हैं; और जड़ से उखड़ गए हैं"</w:t>
       </w:r>
     </w:p>
@@ -8493,6 +9738,21 @@
           <w:b/>
           <w:lang w:val="hi_IN" w:bidi="hi_IN"/>
         </w:rPr>
+        <w:t>δὶς ἀποθανόντα ἐκριζωθέντα</w:t>
+      </w:r>
+    </w:p>
+    <w:p>
+      <w:pPr/>
+      <w:r>
+        <w:rPr>
+          <w:lang w:val="hi_IN" w:bidi="hi_IN"/>
+        </w:rPr>
+      </w:r>
+      <w:r>
+        <w:rPr>
+          <w:b/>
+          <w:lang w:val="hi_IN" w:bidi="hi_IN"/>
+        </w:rPr>
         <w:t>"दो बार मर चुके हैं; और जड़ से उखड़ गए हैं"</w:t>
       </w:r>
     </w:p>
@@ -8589,6 +9849,21 @@
           <w:b/>
           <w:lang w:val="hi_IN" w:bidi="hi_IN"/>
         </w:rPr>
+        <w:t>ἐκριζωθέντα</w:t>
+      </w:r>
+    </w:p>
+    <w:p>
+      <w:pPr/>
+      <w:r>
+        <w:rPr>
+          <w:lang w:val="hi_IN" w:bidi="hi_IN"/>
+        </w:rPr>
+      </w:r>
+      <w:r>
+        <w:rPr>
+          <w:b/>
+          <w:lang w:val="hi_IN" w:bidi="hi_IN"/>
+        </w:rPr>
         <w:t>"और जड़ से उखड़ गए हैं"</w:t>
       </w:r>
     </w:p>
@@ -8672,6 +9947,21 @@
           <w:b/>
           <w:lang w:val="hi_IN" w:bidi="hi_IN"/>
         </w:rPr>
+        <w:t>ἐκριζωθέντα</w:t>
+      </w:r>
+    </w:p>
+    <w:p>
+      <w:pPr/>
+      <w:r>
+        <w:rPr>
+          <w:lang w:val="hi_IN" w:bidi="hi_IN"/>
+        </w:rPr>
+      </w:r>
+      <w:r>
+        <w:rPr>
+          <w:b/>
+          <w:lang w:val="hi_IN" w:bidi="hi_IN"/>
+        </w:rPr>
         <w:t>"और जड़ से उखड़ गए हैं"</w:t>
       </w:r>
     </w:p>
@@ -8755,6 +10045,21 @@
           <w:b/>
           <w:lang w:val="hi_IN" w:bidi="hi_IN"/>
         </w:rPr>
+        <w:t>κύματα ἄγρια θαλάσσης</w:t>
+      </w:r>
+    </w:p>
+    <w:p>
+      <w:pPr/>
+      <w:r>
+        <w:rPr>
+          <w:lang w:val="hi_IN" w:bidi="hi_IN"/>
+        </w:rPr>
+      </w:r>
+      <w:r>
+        <w:rPr>
+          <w:b/>
+          <w:lang w:val="hi_IN" w:bidi="hi_IN"/>
+        </w:rPr>
         <w:t>"ये समुद्र के प्रचण्ड हिलकोरे हैं"</w:t>
       </w:r>
     </w:p>
@@ -8851,6 +10156,21 @@
           <w:b/>
           <w:lang w:val="hi_IN" w:bidi="hi_IN"/>
         </w:rPr>
+        <w:t>ἐπαφρίζοντα τὰς ἑαυτῶν αἰσχύνας</w:t>
+      </w:r>
+    </w:p>
+    <w:p>
+      <w:pPr/>
+      <w:r>
+        <w:rPr>
+          <w:lang w:val="hi_IN" w:bidi="hi_IN"/>
+        </w:rPr>
+      </w:r>
+      <w:r>
+        <w:rPr>
+          <w:b/>
+          <w:lang w:val="hi_IN" w:bidi="hi_IN"/>
+        </w:rPr>
         <w:t>"जो अपनी लज्जा का फेन उछालते हैं"</w:t>
       </w:r>
     </w:p>
@@ -8947,6 +10267,21 @@
           <w:b/>
           <w:lang w:val="hi_IN" w:bidi="hi_IN"/>
         </w:rPr>
+        <w:t>ἀστέρες πλανῆται</w:t>
+      </w:r>
+    </w:p>
+    <w:p>
+      <w:pPr/>
+      <w:r>
+        <w:rPr>
+          <w:lang w:val="hi_IN" w:bidi="hi_IN"/>
+        </w:rPr>
+      </w:r>
+      <w:r>
+        <w:rPr>
+          <w:b/>
+          <w:lang w:val="hi_IN" w:bidi="hi_IN"/>
+        </w:rPr>
         <w:t>"ये डाँवाडोल तारे हैं"</w:t>
       </w:r>
     </w:p>
@@ -9043,6 +10378,21 @@
           <w:b/>
           <w:lang w:val="hi_IN" w:bidi="hi_IN"/>
         </w:rPr>
+        <w:t>οἷς ὁ ζόφος τοῦ σκότους εἰς αἰῶνα τετήρηται</w:t>
+      </w:r>
+    </w:p>
+    <w:p>
+      <w:pPr/>
+      <w:r>
+        <w:rPr>
+          <w:lang w:val="hi_IN" w:bidi="hi_IN"/>
+        </w:rPr>
+      </w:r>
+      <w:r>
+        <w:rPr>
+          <w:b/>
+          <w:lang w:val="hi_IN" w:bidi="hi_IN"/>
+        </w:rPr>
         <w:t>"जिनके लिये सदा काल तक घोर अंधकार रखा गया है"</w:t>
       </w:r>
     </w:p>
@@ -9126,6 +10476,21 @@
           <w:b/>
           <w:lang w:val="hi_IN" w:bidi="hi_IN"/>
         </w:rPr>
+        <w:t>οἷς</w:t>
+      </w:r>
+    </w:p>
+    <w:p>
+      <w:pPr/>
+      <w:r>
+        <w:rPr>
+          <w:lang w:val="hi_IN" w:bidi="hi_IN"/>
+        </w:rPr>
+      </w:r>
+      <w:r>
+        <w:rPr>
+          <w:b/>
+          <w:lang w:val="hi_IN" w:bidi="hi_IN"/>
+        </w:rPr>
         <w:t>"जिनके लिये"</w:t>
       </w:r>
     </w:p>
@@ -9222,6 +10587,21 @@
           <w:b/>
           <w:lang w:val="hi_IN" w:bidi="hi_IN"/>
         </w:rPr>
+        <w:t>ὁ ζόφος τοῦ σκότους</w:t>
+      </w:r>
+    </w:p>
+    <w:p>
+      <w:pPr/>
+      <w:r>
+        <w:rPr>
+          <w:lang w:val="hi_IN" w:bidi="hi_IN"/>
+        </w:rPr>
+      </w:r>
+      <w:r>
+        <w:rPr>
+          <w:b/>
+          <w:lang w:val="hi_IN" w:bidi="hi_IN"/>
+        </w:rPr>
         <w:t>"घोर अंधकार"</w:t>
       </w:r>
     </w:p>
@@ -9298,6 +10678,21 @@
           <w:b/>
           <w:lang w:val="hi_IN" w:bidi="hi_IN"/>
         </w:rPr>
+        <w:t>ὁ ζόφος τοῦ σκότους</w:t>
+      </w:r>
+    </w:p>
+    <w:p>
+      <w:pPr/>
+      <w:r>
+        <w:rPr>
+          <w:lang w:val="hi_IN" w:bidi="hi_IN"/>
+        </w:rPr>
+      </w:r>
+      <w:r>
+        <w:rPr>
+          <w:b/>
+          <w:lang w:val="hi_IN" w:bidi="hi_IN"/>
+        </w:rPr>
         <w:t>"घोर अंधकार"</w:t>
       </w:r>
     </w:p>
@@ -9407,6 +10802,21 @@
           <w:b/>
           <w:lang w:val="hi_IN" w:bidi="hi_IN"/>
         </w:rPr>
+        <w:t>ἕβδομος ἀπὸ Ἀδὰμ</w:t>
+      </w:r>
+    </w:p>
+    <w:p>
+      <w:pPr/>
+      <w:r>
+        <w:rPr>
+          <w:lang w:val="hi_IN" w:bidi="hi_IN"/>
+        </w:rPr>
+      </w:r>
+      <w:r>
+        <w:rPr>
+          <w:b/>
+          <w:lang w:val="hi_IN" w:bidi="hi_IN"/>
+        </w:rPr>
         <w:t>"जो आदम से सातवीं पीढ़ी"</w:t>
       </w:r>
       <w:r>
@@ -9496,6 +10906,21 @@
           <w:b/>
           <w:lang w:val="hi_IN" w:bidi="hi_IN"/>
         </w:rPr>
+        <w:t>τούτοις</w:t>
+      </w:r>
+    </w:p>
+    <w:p>
+      <w:pPr/>
+      <w:r>
+        <w:rPr>
+          <w:lang w:val="hi_IN" w:bidi="hi_IN"/>
+        </w:rPr>
+      </w:r>
+      <w:r>
+        <w:rPr>
+          <w:b/>
+          <w:lang w:val="hi_IN" w:bidi="hi_IN"/>
+        </w:rPr>
         <w:t>"इनके"</w:t>
       </w:r>
     </w:p>
@@ -9592,6 +11017,21 @@
           <w:b/>
           <w:lang w:val="hi_IN" w:bidi="hi_IN"/>
         </w:rPr>
+        <w:t>λέγων</w:t>
+      </w:r>
+    </w:p>
+    <w:p>
+      <w:pPr/>
+      <w:r>
+        <w:rPr>
+          <w:lang w:val="hi_IN" w:bidi="hi_IN"/>
+        </w:rPr>
+      </w:r>
+      <w:r>
+        <w:rPr>
+          <w:b/>
+          <w:lang w:val="hi_IN" w:bidi="hi_IN"/>
+        </w:rPr>
         <w:t>"भविष्यद्वाणी की"</w:t>
       </w:r>
     </w:p>
@@ -9675,6 +11115,21 @@
           <w:b/>
           <w:lang w:val="hi_IN" w:bidi="hi_IN"/>
         </w:rPr>
+        <w:t>ἰδοὺ</w:t>
+      </w:r>
+    </w:p>
+    <w:p>
+      <w:pPr/>
+      <w:r>
+        <w:rPr>
+          <w:lang w:val="hi_IN" w:bidi="hi_IN"/>
+        </w:rPr>
+      </w:r>
+      <w:r>
+        <w:rPr>
+          <w:b/>
+          <w:lang w:val="hi_IN" w:bidi="hi_IN"/>
+        </w:rPr>
         <w:t>"देखो"</w:t>
       </w:r>
     </w:p>
@@ -9751,6 +11206,21 @@
           <w:b/>
           <w:lang w:val="hi_IN" w:bidi="hi_IN"/>
         </w:rPr>
+        <w:t>ἦλθεν Κύριος</w:t>
+      </w:r>
+    </w:p>
+    <w:p>
+      <w:pPr/>
+      <w:r>
+        <w:rPr>
+          <w:lang w:val="hi_IN" w:bidi="hi_IN"/>
+        </w:rPr>
+      </w:r>
+      <w:r>
+        <w:rPr>
+          <w:b/>
+          <w:lang w:val="hi_IN" w:bidi="hi_IN"/>
+        </w:rPr>
         <w:t>"प्रभु"</w:t>
       </w:r>
       <w:r>
@@ -9847,6 +11317,21 @@
           <w:b/>
           <w:lang w:val="hi_IN" w:bidi="hi_IN"/>
         </w:rPr>
+        <w:t>Κύριος</w:t>
+      </w:r>
+    </w:p>
+    <w:p>
+      <w:pPr/>
+      <w:r>
+        <w:rPr>
+          <w:lang w:val="hi_IN" w:bidi="hi_IN"/>
+        </w:rPr>
+      </w:r>
+      <w:r>
+        <w:rPr>
+          <w:b/>
+          <w:lang w:val="hi_IN" w:bidi="hi_IN"/>
+        </w:rPr>
         <w:t>"प्रभु"</w:t>
       </w:r>
       <w:r>
@@ -9936,6 +11421,21 @@
           <w:b/>
           <w:lang w:val="hi_IN" w:bidi="hi_IN"/>
         </w:rPr>
+        <w:t>μυριάσιν</w:t>
+      </w:r>
+    </w:p>
+    <w:p>
+      <w:pPr/>
+      <w:r>
+        <w:rPr>
+          <w:lang w:val="hi_IN" w:bidi="hi_IN"/>
+        </w:rPr>
+      </w:r>
+      <w:r>
+        <w:rPr>
+          <w:b/>
+          <w:lang w:val="hi_IN" w:bidi="hi_IN"/>
+        </w:rPr>
         <w:t>"लाखों"</w:t>
       </w:r>
     </w:p>
@@ -10108,6 +11608,21 @@
           <w:b/>
           <w:lang w:val="hi_IN" w:bidi="hi_IN"/>
         </w:rPr>
+        <w:t>ποιῆσαι κρίσιν &amp; καὶ ἐλέγξαι</w:t>
+      </w:r>
+    </w:p>
+    <w:p>
+      <w:pPr/>
+      <w:r>
+        <w:rPr>
+          <w:lang w:val="hi_IN" w:bidi="hi_IN"/>
+        </w:rPr>
+      </w:r>
+      <w:r>
+        <w:rPr>
+          <w:b/>
+          <w:lang w:val="hi_IN" w:bidi="hi_IN"/>
+        </w:rPr>
         <w:t>"न्याय करे, और"</w:t>
       </w:r>
       <w:r>
@@ -10217,6 +11732,21 @@
           <w:b/>
           <w:lang w:val="hi_IN" w:bidi="hi_IN"/>
         </w:rPr>
+        <w:t>ποιῆσαι κρίσιν κατὰ</w:t>
+      </w:r>
+    </w:p>
+    <w:p>
+      <w:pPr/>
+      <w:r>
+        <w:rPr>
+          <w:lang w:val="hi_IN" w:bidi="hi_IN"/>
+        </w:rPr>
+      </w:r>
+      <w:r>
+        <w:rPr>
+          <w:b/>
+          <w:lang w:val="hi_IN" w:bidi="hi_IN"/>
+        </w:rPr>
         <w:t>"न्याय करे"</w:t>
       </w:r>
     </w:p>
@@ -10293,6 +11823,21 @@
           <w:b/>
           <w:lang w:val="hi_IN" w:bidi="hi_IN"/>
         </w:rPr>
+        <w:t>πᾶσαν ψυχὴν</w:t>
+      </w:r>
+    </w:p>
+    <w:p>
+      <w:pPr/>
+      <w:r>
+        <w:rPr>
+          <w:lang w:val="hi_IN" w:bidi="hi_IN"/>
+        </w:rPr>
+      </w:r>
+      <w:r>
+        <w:rPr>
+          <w:b/>
+          <w:lang w:val="hi_IN" w:bidi="hi_IN"/>
+        </w:rPr>
         <w:t>"कि"</w:t>
       </w:r>
       <w:r>
@@ -10402,6 +11947,21 @@
           <w:b/>
           <w:lang w:val="hi_IN" w:bidi="hi_IN"/>
         </w:rPr>
+        <w:t>τῶν ἔργων ἀσεβείας αὐτῶν</w:t>
+      </w:r>
+    </w:p>
+    <w:p>
+      <w:pPr/>
+      <w:r>
+        <w:rPr>
+          <w:lang w:val="hi_IN" w:bidi="hi_IN"/>
+        </w:rPr>
+      </w:r>
+      <w:r>
+        <w:rPr>
+          <w:b/>
+          <w:lang w:val="hi_IN" w:bidi="hi_IN"/>
+        </w:rPr>
         <w:t>"भक्तिहीनों को"</w:t>
       </w:r>
       <w:r>
@@ -10537,6 +12097,21 @@
           <w:b/>
           <w:lang w:val="hi_IN" w:bidi="hi_IN"/>
         </w:rPr>
+        <w:t>τῶν σκληρῶν</w:t>
+      </w:r>
+    </w:p>
+    <w:p>
+      <w:pPr/>
+      <w:r>
+        <w:rPr>
+          <w:lang w:val="hi_IN" w:bidi="hi_IN"/>
+        </w:rPr>
+      </w:r>
+      <w:r>
+        <w:rPr>
+          <w:b/>
+          <w:lang w:val="hi_IN" w:bidi="hi_IN"/>
+        </w:rPr>
         <w:t>"कठोर बातों"</w:t>
       </w:r>
     </w:p>
@@ -10613,6 +12188,21 @@
           <w:b/>
           <w:lang w:val="hi_IN" w:bidi="hi_IN"/>
         </w:rPr>
+        <w:t>αὐτοῦ</w:t>
+      </w:r>
+    </w:p>
+    <w:p>
+      <w:pPr/>
+      <w:r>
+        <w:rPr>
+          <w:lang w:val="hi_IN" w:bidi="hi_IN"/>
+        </w:rPr>
+      </w:r>
+      <w:r>
+        <w:rPr>
+          <w:b/>
+          <w:lang w:val="hi_IN" w:bidi="hi_IN"/>
+        </w:rPr>
         <w:t>"उनके"</w:t>
       </w:r>
       <w:r>
@@ -10708,6 +12298,21 @@
         <w:rPr>
           <w:lang w:val="hi_IN" w:bidi="hi_IN"/>
         </w:rPr>
+      </w:r>
+    </w:p>
+    <w:p>
+      <w:pPr/>
+      <w:r>
+        <w:rPr>
+          <w:lang w:val="hi_IN" w:bidi="hi_IN"/>
+        </w:rPr>
+      </w:r>
+      <w:r>
+        <w:rPr>
+          <w:b/>
+          <w:lang w:val="hi_IN" w:bidi="hi_IN"/>
+        </w:rPr>
+        <w:t>οὗτοί</w:t>
       </w:r>
     </w:p>
     <w:p>
@@ -10836,6 +12441,21 @@
           <w:b/>
           <w:lang w:val="hi_IN" w:bidi="hi_IN"/>
         </w:rPr>
+        <w:t>εἰσιν γογγυσταί μεμψίμοιροι</w:t>
+      </w:r>
+    </w:p>
+    <w:p>
+      <w:pPr/>
+      <w:r>
+        <w:rPr>
+          <w:lang w:val="hi_IN" w:bidi="hi_IN"/>
+        </w:rPr>
+      </w:r>
+      <w:r>
+        <w:rPr>
+          <w:b/>
+          <w:lang w:val="hi_IN" w:bidi="hi_IN"/>
+        </w:rPr>
         <w:t>"असंतुष्ट, कुढ़कुढ़ानेवाले"</w:t>
       </w:r>
     </w:p>
@@ -10938,6 +12558,21 @@
           <w:b/>
           <w:lang w:val="hi_IN" w:bidi="hi_IN"/>
         </w:rPr>
+        <w:t>πορευόμενοι</w:t>
+      </w:r>
+    </w:p>
+    <w:p>
+      <w:pPr/>
+      <w:r>
+        <w:rPr>
+          <w:lang w:val="hi_IN" w:bidi="hi_IN"/>
+        </w:rPr>
+      </w:r>
+      <w:r>
+        <w:rPr>
+          <w:b/>
+          <w:lang w:val="hi_IN" w:bidi="hi_IN"/>
+        </w:rPr>
         <w:t>"अपने अभिलाषाओं के अनुसार चलनेवाले"</w:t>
       </w:r>
     </w:p>
@@ -11034,6 +12669,21 @@
           <w:b/>
           <w:lang w:val="hi_IN" w:bidi="hi_IN"/>
         </w:rPr>
+        <w:t>τὰς ἐπιθυμίας αὐτῶν</w:t>
+      </w:r>
+    </w:p>
+    <w:p>
+      <w:pPr/>
+      <w:r>
+        <w:rPr>
+          <w:lang w:val="hi_IN" w:bidi="hi_IN"/>
+        </w:rPr>
+      </w:r>
+      <w:r>
+        <w:rPr>
+          <w:b/>
+          <w:lang w:val="hi_IN" w:bidi="hi_IN"/>
+        </w:rPr>
         <w:t>"अपने अभिलाषाओं के अनुसार चलनेवाले"</w:t>
       </w:r>
     </w:p>
@@ -11110,6 +12760,21 @@
           <w:b/>
           <w:lang w:val="hi_IN" w:bidi="hi_IN"/>
         </w:rPr>
+        <w:t>τὸ στόμα αὐτῶν λαλεῖ</w:t>
+      </w:r>
+    </w:p>
+    <w:p>
+      <w:pPr/>
+      <w:r>
+        <w:rPr>
+          <w:lang w:val="hi_IN" w:bidi="hi_IN"/>
+        </w:rPr>
+      </w:r>
+      <w:r>
+        <w:rPr>
+          <w:b/>
+          <w:lang w:val="hi_IN" w:bidi="hi_IN"/>
+        </w:rPr>
         <w:t>"अपने मुँह से"</w:t>
       </w:r>
       <w:r>
@@ -11199,6 +12864,21 @@
           <w:b/>
           <w:lang w:val="hi_IN" w:bidi="hi_IN"/>
         </w:rPr>
+        <w:t>τὸ στόμα αὐτῶν λαλεῖ</w:t>
+      </w:r>
+    </w:p>
+    <w:p>
+      <w:pPr/>
+      <w:r>
+        <w:rPr>
+          <w:lang w:val="hi_IN" w:bidi="hi_IN"/>
+        </w:rPr>
+      </w:r>
+      <w:r>
+        <w:rPr>
+          <w:b/>
+          <w:lang w:val="hi_IN" w:bidi="hi_IN"/>
+        </w:rPr>
         <w:t>"अपने मुँह से"</w:t>
       </w:r>
       <w:r>
@@ -11308,6 +12988,21 @@
           <w:b/>
           <w:lang w:val="hi_IN" w:bidi="hi_IN"/>
         </w:rPr>
+        <w:t>λαλεῖ ὑπέρογκα</w:t>
+      </w:r>
+    </w:p>
+    <w:p>
+      <w:pPr/>
+      <w:r>
+        <w:rPr>
+          <w:lang w:val="hi_IN" w:bidi="hi_IN"/>
+        </w:rPr>
+      </w:r>
+      <w:r>
+        <w:rPr>
+          <w:b/>
+          <w:lang w:val="hi_IN" w:bidi="hi_IN"/>
+        </w:rPr>
         <w:t>"घमण्ड की बातें बोलते हैं"</w:t>
       </w:r>
     </w:p>
@@ -11384,6 +13079,21 @@
           <w:b/>
           <w:lang w:val="hi_IN" w:bidi="hi_IN"/>
         </w:rPr>
+        <w:t>θαυμάζοντες πρόσωπα</w:t>
+      </w:r>
+    </w:p>
+    <w:p>
+      <w:pPr/>
+      <w:r>
+        <w:rPr>
+          <w:lang w:val="hi_IN" w:bidi="hi_IN"/>
+        </w:rPr>
+      </w:r>
+      <w:r>
+        <w:rPr>
+          <w:b/>
+          <w:lang w:val="hi_IN" w:bidi="hi_IN"/>
+        </w:rPr>
         <w:t>"मुँह देखी बड़ाई किया करते हैं"</w:t>
       </w:r>
     </w:p>
@@ -11467,6 +13177,21 @@
           <w:b/>
           <w:lang w:val="hi_IN" w:bidi="hi_IN"/>
         </w:rPr>
+        <w:t>θαυμάζοντες πρόσωπα</w:t>
+      </w:r>
+    </w:p>
+    <w:p>
+      <w:pPr/>
+      <w:r>
+        <w:rPr>
+          <w:lang w:val="hi_IN" w:bidi="hi_IN"/>
+        </w:rPr>
+      </w:r>
+      <w:r>
+        <w:rPr>
+          <w:b/>
+          <w:lang w:val="hi_IN" w:bidi="hi_IN"/>
+        </w:rPr>
         <w:t>"मुँह देखी बड़ाई किया करते हैं"</w:t>
       </w:r>
     </w:p>
@@ -11529,6 +13254,21 @@
         <w:rPr>
           <w:lang w:val="hi_IN" w:bidi="hi_IN"/>
         </w:rPr>
+      </w:r>
+    </w:p>
+    <w:p>
+      <w:pPr/>
+      <w:r>
+        <w:rPr>
+          <w:lang w:val="hi_IN" w:bidi="hi_IN"/>
+        </w:rPr>
+      </w:r>
+      <w:r>
+        <w:rPr>
+          <w:b/>
+          <w:lang w:val="hi_IN" w:bidi="hi_IN"/>
+        </w:rPr>
+        <w:t>ἀγαπητοί</w:t>
       </w:r>
     </w:p>
     <w:p>
@@ -11657,6 +13397,21 @@
           <w:b/>
           <w:lang w:val="hi_IN" w:bidi="hi_IN"/>
         </w:rPr>
+        <w:t>τῶν ῥημάτων</w:t>
+      </w:r>
+    </w:p>
+    <w:p>
+      <w:pPr/>
+      <w:r>
+        <w:rPr>
+          <w:lang w:val="hi_IN" w:bidi="hi_IN"/>
+        </w:rPr>
+      </w:r>
+      <w:r>
+        <w:rPr>
+          <w:b/>
+          <w:lang w:val="hi_IN" w:bidi="hi_IN"/>
+        </w:rPr>
         <w:t>"उन बातों को"</w:t>
       </w:r>
     </w:p>
@@ -11753,6 +13508,21 @@
           <w:b/>
           <w:lang w:val="hi_IN" w:bidi="hi_IN"/>
         </w:rPr>
+        <w:t>τοῦ Κυρίου ἡμῶν</w:t>
+      </w:r>
+    </w:p>
+    <w:p>
+      <w:pPr/>
+      <w:r>
+        <w:rPr>
+          <w:lang w:val="hi_IN" w:bidi="hi_IN"/>
+        </w:rPr>
+      </w:r>
+      <w:r>
+        <w:rPr>
+          <w:b/>
+          <w:lang w:val="hi_IN" w:bidi="hi_IN"/>
+        </w:rPr>
         <w:t>"हमारे प्रभु"</w:t>
       </w:r>
     </w:p>
@@ -11849,6 +13619,21 @@
           <w:b/>
           <w:lang w:val="hi_IN" w:bidi="hi_IN"/>
         </w:rPr>
+        <w:t>ἡμῶν</w:t>
+      </w:r>
+    </w:p>
+    <w:p>
+      <w:pPr/>
+      <w:r>
+        <w:rPr>
+          <w:lang w:val="hi_IN" w:bidi="hi_IN"/>
+        </w:rPr>
+      </w:r>
+      <w:r>
+        <w:rPr>
+          <w:b/>
+          <w:lang w:val="hi_IN" w:bidi="hi_IN"/>
+        </w:rPr>
         <w:t>"हमारे प्रभु"</w:t>
       </w:r>
     </w:p>
@@ -11945,6 +13730,21 @@
           <w:b/>
           <w:lang w:val="hi_IN" w:bidi="hi_IN"/>
         </w:rPr>
+        <w:t>ὅτι ἔλεγον ὑμῖν</w:t>
+      </w:r>
+    </w:p>
+    <w:p>
+      <w:pPr/>
+      <w:r>
+        <w:rPr>
+          <w:lang w:val="hi_IN" w:bidi="hi_IN"/>
+        </w:rPr>
+      </w:r>
+      <w:r>
+        <w:rPr>
+          <w:b/>
+          <w:lang w:val="hi_IN" w:bidi="hi_IN"/>
+        </w:rPr>
         <w:t>"तुम से कहा करते थे"</w:t>
       </w:r>
     </w:p>
@@ -12008,6 +13808,21 @@
           <w:b/>
           <w:lang w:val="hi_IN" w:bidi="hi_IN"/>
         </w:rPr>
+        <w:t>ἐσχάτου χρόνου</w:t>
+      </w:r>
+    </w:p>
+    <w:p>
+      <w:pPr/>
+      <w:r>
+        <w:rPr>
+          <w:lang w:val="hi_IN" w:bidi="hi_IN"/>
+        </w:rPr>
+      </w:r>
+      <w:r>
+        <w:rPr>
+          <w:b/>
+          <w:lang w:val="hi_IN" w:bidi="hi_IN"/>
+        </w:rPr>
         <w:t>"पिछले दिनों में"</w:t>
       </w:r>
     </w:p>
@@ -12104,6 +13919,21 @@
           <w:b/>
           <w:lang w:val="hi_IN" w:bidi="hi_IN"/>
         </w:rPr>
+        <w:t>πορευόμενοι</w:t>
+      </w:r>
+    </w:p>
+    <w:p>
+      <w:pPr/>
+      <w:r>
+        <w:rPr>
+          <w:lang w:val="hi_IN" w:bidi="hi_IN"/>
+        </w:rPr>
+      </w:r>
+      <w:r>
+        <w:rPr>
+          <w:b/>
+          <w:lang w:val="hi_IN" w:bidi="hi_IN"/>
+        </w:rPr>
         <w:t>"दिनों में"</w:t>
       </w:r>
       <w:r>
@@ -12213,6 +14043,21 @@
           <w:b/>
           <w:lang w:val="hi_IN" w:bidi="hi_IN"/>
         </w:rPr>
+        <w:t>κατὰ τὰς ἑαυτῶν ἐπιθυμίας &amp; τῶν ἀσεβειῶν</w:t>
+      </w:r>
+    </w:p>
+    <w:p>
+      <w:pPr/>
+      <w:r>
+        <w:rPr>
+          <w:lang w:val="hi_IN" w:bidi="hi_IN"/>
+        </w:rPr>
+      </w:r>
+      <w:r>
+        <w:rPr>
+          <w:b/>
+          <w:lang w:val="hi_IN" w:bidi="hi_IN"/>
+        </w:rPr>
         <w:t>"दिनों में"</w:t>
       </w:r>
       <w:r>
@@ -12322,6 +14167,21 @@
           <w:b/>
           <w:lang w:val="hi_IN" w:bidi="hi_IN"/>
         </w:rPr>
+        <w:t>οὗτοί</w:t>
+      </w:r>
+    </w:p>
+    <w:p>
+      <w:pPr/>
+      <w:r>
+        <w:rPr>
+          <w:lang w:val="hi_IN" w:bidi="hi_IN"/>
+        </w:rPr>
+      </w:r>
+      <w:r>
+        <w:rPr>
+          <w:b/>
+          <w:lang w:val="hi_IN" w:bidi="hi_IN"/>
+        </w:rPr>
         <w:t>"ये तो"</w:t>
       </w:r>
       <w:r>
@@ -12411,6 +14271,21 @@
           <w:b/>
           <w:lang w:val="hi_IN" w:bidi="hi_IN"/>
         </w:rPr>
+        <w:t>οἱ ἀποδιορίζοντες</w:t>
+      </w:r>
+    </w:p>
+    <w:p>
+      <w:pPr/>
+      <w:r>
+        <w:rPr>
+          <w:lang w:val="hi_IN" w:bidi="hi_IN"/>
+        </w:rPr>
+      </w:r>
+      <w:r>
+        <w:rPr>
+          <w:b/>
+          <w:lang w:val="hi_IN" w:bidi="hi_IN"/>
+        </w:rPr>
         <w:t>"वे"</w:t>
       </w:r>
       <w:r>
@@ -12520,6 +14395,21 @@
           <w:b/>
           <w:lang w:val="hi_IN" w:bidi="hi_IN"/>
         </w:rPr>
+        <w:t>Πνεῦμα</w:t>
+      </w:r>
+    </w:p>
+    <w:p>
+      <w:pPr/>
+      <w:r>
+        <w:rPr>
+          <w:lang w:val="hi_IN" w:bidi="hi_IN"/>
+        </w:rPr>
+      </w:r>
+      <w:r>
+        <w:rPr>
+          <w:b/>
+          <w:lang w:val="hi_IN" w:bidi="hi_IN"/>
+        </w:rPr>
         <w:t>"जिनमें आत्मा नहीं"</w:t>
       </w:r>
     </w:p>
@@ -12616,6 +14506,21 @@
           <w:b/>
           <w:lang w:val="hi_IN" w:bidi="hi_IN"/>
         </w:rPr>
+        <w:t>ψυχικοί</w:t>
+      </w:r>
+    </w:p>
+    <w:p>
+      <w:pPr/>
+      <w:r>
+        <w:rPr>
+          <w:lang w:val="hi_IN" w:bidi="hi_IN"/>
+        </w:rPr>
+      </w:r>
+      <w:r>
+        <w:rPr>
+          <w:b/>
+          <w:lang w:val="hi_IN" w:bidi="hi_IN"/>
+        </w:rPr>
         <w:t>"ये शारीरिक लोग हैं"</w:t>
       </w:r>
     </w:p>
@@ -12712,6 +14617,21 @@
           <w:b/>
           <w:lang w:val="hi_IN" w:bidi="hi_IN"/>
         </w:rPr>
+        <w:t>Πνεῦμα μὴ ἔχοντες</w:t>
+      </w:r>
+    </w:p>
+    <w:p>
+      <w:pPr/>
+      <w:r>
+        <w:rPr>
+          <w:lang w:val="hi_IN" w:bidi="hi_IN"/>
+        </w:rPr>
+      </w:r>
+      <w:r>
+        <w:rPr>
+          <w:b/>
+          <w:lang w:val="hi_IN" w:bidi="hi_IN"/>
+        </w:rPr>
         <w:t>"जिनमें आत्मा नहीं"</w:t>
       </w:r>
     </w:p>
@@ -12774,6 +14694,21 @@
         <w:rPr>
           <w:lang w:val="hi_IN" w:bidi="hi_IN"/>
         </w:rPr>
+      </w:r>
+    </w:p>
+    <w:p>
+      <w:pPr/>
+      <w:r>
+        <w:rPr>
+          <w:lang w:val="hi_IN" w:bidi="hi_IN"/>
+        </w:rPr>
+      </w:r>
+      <w:r>
+        <w:rPr>
+          <w:b/>
+          <w:lang w:val="hi_IN" w:bidi="hi_IN"/>
+        </w:rPr>
+        <w:t>ἀγαπητοί</w:t>
       </w:r>
     </w:p>
     <w:p>
@@ -12882,6 +14817,21 @@
           <w:b/>
           <w:lang w:val="hi_IN" w:bidi="hi_IN"/>
         </w:rPr>
+        <w:t>ἐποικοδομοῦντες ἑαυτοὺς τῇ ἁγιωτάτῃ ὑμῶν πίστει</w:t>
+      </w:r>
+    </w:p>
+    <w:p>
+      <w:pPr/>
+      <w:r>
+        <w:rPr>
+          <w:lang w:val="hi_IN" w:bidi="hi_IN"/>
+        </w:rPr>
+      </w:r>
+      <w:r>
+        <w:rPr>
+          <w:b/>
+          <w:lang w:val="hi_IN" w:bidi="hi_IN"/>
+        </w:rPr>
         <w:t>"अपने"</w:t>
       </w:r>
       <w:r>
@@ -12978,6 +14928,21 @@
           <w:b/>
           <w:lang w:val="hi_IN" w:bidi="hi_IN"/>
         </w:rPr>
+        <w:t>ἐποικοδομοῦντες ἑαυτοὺς</w:t>
+      </w:r>
+    </w:p>
+    <w:p>
+      <w:pPr/>
+      <w:r>
+        <w:rPr>
+          <w:lang w:val="hi_IN" w:bidi="hi_IN"/>
+        </w:rPr>
+      </w:r>
+      <w:r>
+        <w:rPr>
+          <w:b/>
+          <w:lang w:val="hi_IN" w:bidi="hi_IN"/>
+        </w:rPr>
         <w:t>"अपने"</w:t>
       </w:r>
       <w:r>
@@ -13054,6 +15019,21 @@
           <w:b/>
           <w:lang w:val="hi_IN" w:bidi="hi_IN"/>
         </w:rPr>
+        <w:t>τῇ ἁγιωτάτῃ ὑμῶν πίστει</w:t>
+      </w:r>
+    </w:p>
+    <w:p>
+      <w:pPr/>
+      <w:r>
+        <w:rPr>
+          <w:lang w:val="hi_IN" w:bidi="hi_IN"/>
+        </w:rPr>
+      </w:r>
+      <w:r>
+        <w:rPr>
+          <w:b/>
+          <w:lang w:val="hi_IN" w:bidi="hi_IN"/>
+        </w:rPr>
         <w:t>"अति पवित्र विश्वास"</w:t>
       </w:r>
       <w:r>
@@ -13163,6 +15143,21 @@
           <w:b/>
           <w:lang w:val="hi_IN" w:bidi="hi_IN"/>
         </w:rPr>
+        <w:t>ἐν Πνεύματι Ἁγίῳ προσευχόμενοι</w:t>
+      </w:r>
+    </w:p>
+    <w:p>
+      <w:pPr/>
+      <w:r>
+        <w:rPr>
+          <w:lang w:val="hi_IN" w:bidi="hi_IN"/>
+        </w:rPr>
+      </w:r>
+      <w:r>
+        <w:rPr>
+          <w:b/>
+          <w:lang w:val="hi_IN" w:bidi="hi_IN"/>
+        </w:rPr>
         <w:t>"में"</w:t>
       </w:r>
       <w:r>
@@ -13239,6 +15234,21 @@
           <w:b/>
           <w:lang w:val="hi_IN" w:bidi="hi_IN"/>
         </w:rPr>
+        <w:t>ἑαυτοὺς ἐν ἀγάπῃ Θεοῦ τηρήσατε</w:t>
+      </w:r>
+    </w:p>
+    <w:p>
+      <w:pPr/>
+      <w:r>
+        <w:rPr>
+          <w:lang w:val="hi_IN" w:bidi="hi_IN"/>
+        </w:rPr>
+      </w:r>
+      <w:r>
+        <w:rPr>
+          <w:b/>
+          <w:lang w:val="hi_IN" w:bidi="hi_IN"/>
+        </w:rPr>
         <w:t>"अपने आप को परमेश्वर के प्रेम में बनाए रखो; और"</w:t>
       </w:r>
     </w:p>
@@ -13322,6 +15332,21 @@
           <w:b/>
           <w:lang w:val="hi_IN" w:bidi="hi_IN"/>
         </w:rPr>
+        <w:t>ἑαυτοὺς ἐν ἀγάπῃ Θεοῦ τηρήσατε</w:t>
+      </w:r>
+    </w:p>
+    <w:p>
+      <w:pPr/>
+      <w:r>
+        <w:rPr>
+          <w:lang w:val="hi_IN" w:bidi="hi_IN"/>
+        </w:rPr>
+      </w:r>
+      <w:r>
+        <w:rPr>
+          <w:b/>
+          <w:lang w:val="hi_IN" w:bidi="hi_IN"/>
+        </w:rPr>
         <w:t>"अपने आप को परमेश्वर के प्रेम में बनाए रखो; और"</w:t>
       </w:r>
     </w:p>
@@ -13405,6 +15430,21 @@
           <w:b/>
           <w:lang w:val="hi_IN" w:bidi="hi_IN"/>
         </w:rPr>
+        <w:t>προσδεχόμενοι τὸ ἔλεος τοῦ Κυρίου ἡμῶν</w:t>
+      </w:r>
+    </w:p>
+    <w:p>
+      <w:pPr/>
+      <w:r>
+        <w:rPr>
+          <w:lang w:val="hi_IN" w:bidi="hi_IN"/>
+        </w:rPr>
+      </w:r>
+      <w:r>
+        <w:rPr>
+          <w:b/>
+          <w:lang w:val="hi_IN" w:bidi="hi_IN"/>
+        </w:rPr>
         <w:t>"देखते रहो"</w:t>
       </w:r>
     </w:p>
@@ -13468,6 +15508,21 @@
           <w:b/>
           <w:lang w:val="hi_IN" w:bidi="hi_IN"/>
         </w:rPr>
+        <w:t>τὸ ἔλεος τοῦ Κυρίου ἡμῶν, Ἰησοῦ Χριστοῦ</w:t>
+      </w:r>
+    </w:p>
+    <w:p>
+      <w:pPr/>
+      <w:r>
+        <w:rPr>
+          <w:lang w:val="hi_IN" w:bidi="hi_IN"/>
+        </w:rPr>
+      </w:r>
+      <w:r>
+        <w:rPr>
+          <w:b/>
+          <w:lang w:val="hi_IN" w:bidi="hi_IN"/>
+        </w:rPr>
         <w:t>"अनन्त जीवन के लिये हमारे प्रभु यीशु मसीह की दया की"</w:t>
       </w:r>
     </w:p>
@@ -13550,6 +15605,21 @@
         <w:rPr>
           <w:lang w:val="hi_IN" w:bidi="hi_IN"/>
         </w:rPr>
+      </w:r>
+    </w:p>
+    <w:p>
+      <w:pPr/>
+      <w:r>
+        <w:rPr>
+          <w:lang w:val="hi_IN" w:bidi="hi_IN"/>
+        </w:rPr>
+      </w:r>
+      <w:r>
+        <w:rPr>
+          <w:b/>
+          <w:lang w:val="hi_IN" w:bidi="hi_IN"/>
+        </w:rPr>
+        <w:t>τοῦ Κυρίου ἡμῶν</w:t>
       </w:r>
     </w:p>
     <w:p>
@@ -13691,6 +15761,21 @@
           <w:b/>
           <w:lang w:val="hi_IN" w:bidi="hi_IN"/>
         </w:rPr>
+        <w:t>ἡμῶν</w:t>
+      </w:r>
+    </w:p>
+    <w:p>
+      <w:pPr/>
+      <w:r>
+        <w:rPr>
+          <w:lang w:val="hi_IN" w:bidi="hi_IN"/>
+        </w:rPr>
+      </w:r>
+      <w:r>
+        <w:rPr>
+          <w:b/>
+          <w:lang w:val="hi_IN" w:bidi="hi_IN"/>
+        </w:rPr>
         <w:t>"हमारे"</w:t>
       </w:r>
     </w:p>
@@ -13787,6 +15872,21 @@
           <w:b/>
           <w:lang w:val="hi_IN" w:bidi="hi_IN"/>
         </w:rPr>
+        <w:t>τὸ ἔλεος τοῦ Κυρίου ἡμῶν, Ἰησοῦ Χριστοῦ, εἰς ζωὴν αἰώνιον</w:t>
+      </w:r>
+    </w:p>
+    <w:p>
+      <w:pPr/>
+      <w:r>
+        <w:rPr>
+          <w:lang w:val="hi_IN" w:bidi="hi_IN"/>
+        </w:rPr>
+      </w:r>
+      <w:r>
+        <w:rPr>
+          <w:b/>
+          <w:lang w:val="hi_IN" w:bidi="hi_IN"/>
+        </w:rPr>
         <w:t>"अनन्त जीवन के लिये हमारे प्रभु यीशु मसीह की दया की"</w:t>
       </w:r>
     </w:p>
@@ -13896,6 +15996,21 @@
           <w:b/>
           <w:lang w:val="hi_IN" w:bidi="hi_IN"/>
         </w:rPr>
+        <w:t>ἐλεᾶτε</w:t>
+      </w:r>
+    </w:p>
+    <w:p>
+      <w:pPr/>
+      <w:r>
+        <w:rPr>
+          <w:lang w:val="hi_IN" w:bidi="hi_IN"/>
+        </w:rPr>
+      </w:r>
+      <w:r>
+        <w:rPr>
+          <w:b/>
+          <w:lang w:val="hi_IN" w:bidi="hi_IN"/>
+        </w:rPr>
         <w:t>"दया करो"</w:t>
       </w:r>
     </w:p>
@@ -14068,6 +16183,21 @@
           <w:b/>
           <w:lang w:val="hi_IN" w:bidi="hi_IN"/>
         </w:rPr>
+        <w:t>ἐκ πυρὸς ἁρπάζοντες</w:t>
+      </w:r>
+    </w:p>
+    <w:p>
+      <w:pPr/>
+      <w:r>
+        <w:rPr>
+          <w:lang w:val="hi_IN" w:bidi="hi_IN"/>
+        </w:rPr>
+      </w:r>
+      <w:r>
+        <w:rPr>
+          <w:b/>
+          <w:lang w:val="hi_IN" w:bidi="hi_IN"/>
+        </w:rPr>
         <w:t>"आग"</w:t>
       </w:r>
       <w:r>
@@ -14144,6 +16274,21 @@
           <w:b/>
           <w:lang w:val="hi_IN" w:bidi="hi_IN"/>
         </w:rPr>
+        <w:t>ἐκ πυρὸς ἁρπάζοντες</w:t>
+      </w:r>
+    </w:p>
+    <w:p>
+      <w:pPr/>
+      <w:r>
+        <w:rPr>
+          <w:lang w:val="hi_IN" w:bidi="hi_IN"/>
+        </w:rPr>
+      </w:r>
+      <w:r>
+        <w:rPr>
+          <w:b/>
+          <w:lang w:val="hi_IN" w:bidi="hi_IN"/>
+        </w:rPr>
         <w:t>"आग"</w:t>
       </w:r>
       <w:r>
@@ -14253,6 +16398,21 @@
           <w:b/>
           <w:lang w:val="hi_IN" w:bidi="hi_IN"/>
         </w:rPr>
+        <w:t>ἐλεᾶτε</w:t>
+      </w:r>
+    </w:p>
+    <w:p>
+      <w:pPr/>
+      <w:r>
+        <w:rPr>
+          <w:lang w:val="hi_IN" w:bidi="hi_IN"/>
+        </w:rPr>
+      </w:r>
+      <w:r>
+        <w:rPr>
+          <w:b/>
+          <w:lang w:val="hi_IN" w:bidi="hi_IN"/>
+        </w:rPr>
         <w:t>"और बहुतों को"</w:t>
       </w:r>
       <w:r>
@@ -14431,6 +16591,21 @@
           <w:b/>
           <w:lang w:val="hi_IN" w:bidi="hi_IN"/>
         </w:rPr>
+        <w:t>μισοῦντες καὶ τὸν ἀπὸ τῆς σαρκὸς ἐσπιλωμένον χιτῶνα</w:t>
+      </w:r>
+    </w:p>
+    <w:p>
+      <w:pPr/>
+      <w:r>
+        <w:rPr>
+          <w:lang w:val="hi_IN" w:bidi="hi_IN"/>
+        </w:rPr>
+      </w:r>
+      <w:r>
+        <w:rPr>
+          <w:b/>
+          <w:lang w:val="hi_IN" w:bidi="hi_IN"/>
+        </w:rPr>
         <w:t>"और"</w:t>
       </w:r>
       <w:r>
@@ -14527,6 +16702,21 @@
           <w:b/>
           <w:lang w:val="hi_IN" w:bidi="hi_IN"/>
         </w:rPr>
+        <w:t>τῆς σαρκὸς</w:t>
+      </w:r>
+    </w:p>
+    <w:p>
+      <w:pPr/>
+      <w:r>
+        <w:rPr>
+          <w:lang w:val="hi_IN" w:bidi="hi_IN"/>
+        </w:rPr>
+      </w:r>
+      <w:r>
+        <w:rPr>
+          <w:b/>
+          <w:lang w:val="hi_IN" w:bidi="hi_IN"/>
+        </w:rPr>
         <w:t>"शरीर के"</w:t>
       </w:r>
     </w:p>
@@ -14623,6 +16813,21 @@
           <w:b/>
           <w:lang w:val="hi_IN" w:bidi="hi_IN"/>
         </w:rPr>
+        <w:t>τῷ δὲ δυναμένῳ φυλάξαι</w:t>
+      </w:r>
+    </w:p>
+    <w:p>
+      <w:pPr/>
+      <w:r>
+        <w:rPr>
+          <w:lang w:val="hi_IN" w:bidi="hi_IN"/>
+        </w:rPr>
+      </w:r>
+      <w:r>
+        <w:rPr>
+          <w:b/>
+          <w:lang w:val="hi_IN" w:bidi="hi_IN"/>
+        </w:rPr>
         <w:t>""</w:t>
       </w:r>
     </w:p>
@@ -14699,6 +16904,21 @@
           <w:b/>
           <w:lang w:val="hi_IN" w:bidi="hi_IN"/>
         </w:rPr>
+        <w:t>φυλάξαι ὑμᾶς ἀπταίστους</w:t>
+      </w:r>
+    </w:p>
+    <w:p>
+      <w:pPr/>
+      <w:r>
+        <w:rPr>
+          <w:lang w:val="hi_IN" w:bidi="hi_IN"/>
+        </w:rPr>
+      </w:r>
+      <w:r>
+        <w:rPr>
+          <w:b/>
+          <w:lang w:val="hi_IN" w:bidi="hi_IN"/>
+        </w:rPr>
         <w:t>"तुम्हें ठोकर खाने से बचा"</w:t>
       </w:r>
     </w:p>
@@ -14795,6 +17015,21 @@
           <w:b/>
           <w:lang w:val="hi_IN" w:bidi="hi_IN"/>
         </w:rPr>
+        <w:t>τῆς δόξης αὐτοῦ</w:t>
+      </w:r>
+    </w:p>
+    <w:p>
+      <w:pPr/>
+      <w:r>
+        <w:rPr>
+          <w:lang w:val="hi_IN" w:bidi="hi_IN"/>
+        </w:rPr>
+      </w:r>
+      <w:r>
+        <w:rPr>
+          <w:b/>
+          <w:lang w:val="hi_IN" w:bidi="hi_IN"/>
+        </w:rPr>
         <w:t>"अपनी महिमा की भरपूरी"</w:t>
       </w:r>
       <w:r>
@@ -15013,6 +17248,21 @@
           <w:b/>
           <w:lang w:val="hi_IN" w:bidi="hi_IN"/>
         </w:rPr>
+        <w:t>μόνῳ Θεῷ Σωτῆρι ἡμῶν</w:t>
+      </w:r>
+    </w:p>
+    <w:p>
+      <w:pPr/>
+      <w:r>
+        <w:rPr>
+          <w:lang w:val="hi_IN" w:bidi="hi_IN"/>
+        </w:rPr>
+      </w:r>
+      <w:r>
+        <w:rPr>
+          <w:b/>
+          <w:lang w:val="hi_IN" w:bidi="hi_IN"/>
+        </w:rPr>
         <w:t>"उस एकमात्र परमेश्वर के लिए, हमारे उद्धारकर्ता की"</w:t>
       </w:r>
       <w:r>
@@ -15102,6 +17352,21 @@
           <w:b/>
           <w:lang w:val="hi_IN" w:bidi="hi_IN"/>
         </w:rPr>
+        <w:t>Σωτῆρι ἡμῶν</w:t>
+      </w:r>
+    </w:p>
+    <w:p>
+      <w:pPr/>
+      <w:r>
+        <w:rPr>
+          <w:lang w:val="hi_IN" w:bidi="hi_IN"/>
+        </w:rPr>
+      </w:r>
+      <w:r>
+        <w:rPr>
+          <w:b/>
+          <w:lang w:val="hi_IN" w:bidi="hi_IN"/>
+        </w:rPr>
         <w:t>"हमारे उद्धारकर्ता की"</w:t>
       </w:r>
     </w:p>
@@ -15198,6 +17463,21 @@
           <w:b/>
           <w:lang w:val="hi_IN" w:bidi="hi_IN"/>
         </w:rPr>
+        <w:t>τοῦ Κυρίου ἡμῶν,</w:t>
+      </w:r>
+    </w:p>
+    <w:p>
+      <w:pPr/>
+      <w:r>
+        <w:rPr>
+          <w:lang w:val="hi_IN" w:bidi="hi_IN"/>
+        </w:rPr>
+      </w:r>
+      <w:r>
+        <w:rPr>
+          <w:b/>
+          <w:lang w:val="hi_IN" w:bidi="hi_IN"/>
+        </w:rPr>
         <w:t>"हमारे प्रभु"</w:t>
       </w:r>
     </w:p>
@@ -15294,6 +17574,21 @@
           <w:b/>
           <w:lang w:val="hi_IN" w:bidi="hi_IN"/>
         </w:rPr>
+        <w:t>μόνῳ Θεῷ &amp; δόξα, μεγαλωσύνη, κράτος, καὶ ἐξουσία</w:t>
+      </w:r>
+    </w:p>
+    <w:p>
+      <w:pPr/>
+      <w:r>
+        <w:rPr>
+          <w:lang w:val="hi_IN" w:bidi="hi_IN"/>
+        </w:rPr>
+      </w:r>
+      <w:r>
+        <w:rPr>
+          <w:b/>
+          <w:lang w:val="hi_IN" w:bidi="hi_IN"/>
+        </w:rPr>
         <w:t>""</w:t>
       </w:r>
     </w:p>
@@ -15383,6 +17678,21 @@
           <w:b/>
           <w:lang w:val="hi_IN" w:bidi="hi_IN"/>
         </w:rPr>
+        <w:t>πρὸ παντὸς τοῦ αἰῶνος</w:t>
+      </w:r>
+    </w:p>
+    <w:p>
+      <w:pPr/>
+      <w:r>
+        <w:rPr>
+          <w:lang w:val="hi_IN" w:bidi="hi_IN"/>
+        </w:rPr>
+      </w:r>
+      <w:r>
+        <w:rPr>
+          <w:b/>
+          <w:lang w:val="hi_IN" w:bidi="hi_IN"/>
+        </w:rPr>
         <w:t>"सनातन काल से है"</w:t>
       </w:r>
     </w:p>
@@ -15452,6 +17762,21 @@
         <w:rPr>
           <w:lang w:val="hi_IN" w:bidi="hi_IN"/>
         </w:rPr>
+      </w:r>
+    </w:p>
+    <w:p>
+      <w:pPr/>
+      <w:r>
+        <w:rPr>
+          <w:lang w:val="hi_IN" w:bidi="hi_IN"/>
+        </w:rPr>
+      </w:r>
+      <w:r>
+        <w:rPr>
+          <w:b/>
+          <w:lang w:val="hi_IN" w:bidi="hi_IN"/>
+        </w:rPr>
+        <w:t>εἰς πάντας τοὺς αἰῶνας</w:t>
       </w:r>
     </w:p>
     <w:p>

--- a/hin/docx/65.content.docx
+++ b/hin/docx/65.content.docx
@@ -28,49 +28,15 @@
       </w:r>
     </w:p>
     <w:p>
-      <w:pPr>
-        <w:pStyle w:val="Heading2"/>
-      </w:pPr>
-      <w:r>
-        <w:rPr>
-          <w:lang w:val="hi_IN" w:bidi="hi_IN"/>
-        </w:rPr>
-        <w:t>License Information</w:t>
-      </w:r>
-      <w:r>
-        <w:rPr>
-          <w:lang w:val="hi_IN" w:bidi="hi_IN"/>
-        </w:rPr>
-      </w:r>
-    </w:p>
-    <w:p>
-      <w:pPr/>
-      <w:r>
-        <w:rPr>
-          <w:lang w:val="hi_IN" w:bidi="hi_IN"/>
-        </w:rPr>
-      </w:r>
-      <w:r>
-        <w:rPr>
-          <w:b/>
-          <w:lang w:val="hi_IN" w:bidi="hi_IN"/>
-        </w:rPr>
-        <w:t>अनुवाद नोट्स (अनफोल्डिंग वर्ड)</w:t>
-      </w:r>
-      <w:r>
-        <w:rPr>
-          <w:lang w:val="hi_IN" w:bidi="hi_IN"/>
-        </w:rPr>
-        <w:t xml:space="preserve"> (Hindi) is based on</w:t>
-      </w:r>
-      <w:r>
-        <w:rPr>
-          <w:lang w:val="hi_IN" w:bidi="hi_IN"/>
-        </w:rPr>
-        <w:t xml:space="preserve">: </w:t>
-      </w:r>
-      <w:r>
-        <w:rPr>
+      <w:pPr/>
+      <w:r>
+        <w:rPr>
+          <w:lang w:val="hi_IN" w:bidi="hi_IN"/>
+        </w:rPr>
+      </w:r>
+      <w:r>
+        <w:rPr>
+          <w:b/>
           <w:lang w:val="hi_IN" w:bidi="hi_IN"/>
         </w:rPr>
         <w:t>unfoldingWord® Translation Notes</w:t>
@@ -79,62 +45,31 @@
         <w:rPr>
           <w:lang w:val="hi_IN" w:bidi="hi_IN"/>
         </w:rPr>
-        <w:t xml:space="preserve">, </w:t>
-      </w:r>
-      <w:hyperlink r:id="rId13">
-        <w:r>
-          <w:rPr>
-            <w:lang w:val="hi_IN" w:bidi="hi_IN"/>
-          </w:rPr>
-          <w:rPr>
-            <w:color w:val="0000EE"/>
-            <w:u w:val="single"/>
-          </w:rPr>
-          <w:t>unfoldingWord</w:t>
-        </w:r>
-      </w:hyperlink>
-      <w:r>
-        <w:rPr>
-          <w:lang w:val="hi_IN" w:bidi="hi_IN"/>
-        </w:rPr>
-        <w:t xml:space="preserve">, 2022, which is licensed under a </w:t>
-      </w:r>
-      <w:hyperlink r:id="rId14">
-        <w:r>
-          <w:rPr>
-            <w:lang w:val="hi_IN" w:bidi="hi_IN"/>
-          </w:rPr>
-          <w:rPr>
-            <w:color w:val="0000EE"/>
-            <w:u w:val="single"/>
-          </w:rPr>
-          <w:t>CC BY-SA 4.0 license</w:t>
-        </w:r>
-      </w:hyperlink>
-      <w:r>
-        <w:rPr>
-          <w:lang w:val="hi_IN" w:bidi="hi_IN"/>
-        </w:rPr>
-        <w:t>.</w:t>
-      </w:r>
-      <w:r>
-        <w:rPr>
-          <w:lang w:val="hi_IN" w:bidi="hi_IN"/>
-        </w:rPr>
-      </w:r>
-    </w:p>
-    <w:p>
-      <w:pPr/>
-      <w:r>
-        <w:rPr>
-          <w:lang w:val="hi_IN" w:bidi="hi_IN"/>
-        </w:rPr>
-      </w:r>
-      <w:r>
-        <w:rPr>
-          <w:lang w:val="hi_IN" w:bidi="hi_IN"/>
-        </w:rPr>
-        <w:t>This PDF version is provided under the same license.</w:t>
+        <w:t xml:space="preserve"> © 2022 unfoldingWord. Released under CC BY-SA 4.0 license. </w:t>
+      </w:r>
+      <w:r>
+        <w:rPr>
+          <w:lang w:val="hi_IN" w:bidi="hi_IN"/>
+        </w:rPr>
+        <w:t>unfoldingWord® Translation Notes</w:t>
+      </w:r>
+      <w:r>
+        <w:rPr>
+          <w:lang w:val="hi_IN" w:bidi="hi_IN"/>
+        </w:rPr>
+        <w:t xml:space="preserve"> has been adapted in the following languages: Tok Pisin, Arabic (عربي), French (Français), Hindi (हिंदी), Indonesian (Bahasa Indonesia), Portuguese (Português), Russian (Русский), Spanish (Español), Swahili (Kiswahili), and Simplified Chinese (简体中文) from </w:t>
+      </w:r>
+      <w:r>
+        <w:rPr>
+          <w:lang w:val="hi_IN" w:bidi="hi_IN"/>
+        </w:rPr>
+        <w:t>unfoldingWord® Translation Notes</w:t>
+      </w:r>
+      <w:r>
+        <w:rPr>
+          <w:lang w:val="hi_IN" w:bidi="hi_IN"/>
+        </w:rPr>
+        <w:t xml:space="preserve"> © 2022 unfoldingWord. Released under CC BY-SA 4.0 license by Mission Mutual</w:t>
       </w:r>
       <w:r>
         <w:rPr>
@@ -295,21 +230,6 @@
           <w:b/>
           <w:lang w:val="hi_IN" w:bidi="hi_IN"/>
         </w:rPr>
-        <w:t>Ἰούδας</w:t>
-      </w:r>
-    </w:p>
-    <w:p>
-      <w:pPr/>
-      <w:r>
-        <w:rPr>
-          <w:lang w:val="hi_IN" w:bidi="hi_IN"/>
-        </w:rPr>
-      </w:r>
-      <w:r>
-        <w:rPr>
-          <w:b/>
-          <w:lang w:val="hi_IN" w:bidi="hi_IN"/>
-        </w:rPr>
         <w:t>""</w:t>
       </w:r>
     </w:p>
@@ -393,21 +313,6 @@
           <w:b/>
           <w:lang w:val="hi_IN" w:bidi="hi_IN"/>
         </w:rPr>
-        <w:t>Ἰούδας</w:t>
-      </w:r>
-    </w:p>
-    <w:p>
-      <w:pPr/>
-      <w:r>
-        <w:rPr>
-          <w:lang w:val="hi_IN" w:bidi="hi_IN"/>
-        </w:rPr>
-      </w:r>
-      <w:r>
-        <w:rPr>
-          <w:b/>
-          <w:lang w:val="hi_IN" w:bidi="hi_IN"/>
-        </w:rPr>
         <w:t>"यहूदा यीशु मसीह दास"</w:t>
       </w:r>
     </w:p>
@@ -491,21 +396,6 @@
           <w:b/>
           <w:lang w:val="hi_IN" w:bidi="hi_IN"/>
         </w:rPr>
-        <w:t>Ἰησοῦ Χριστοῦ δοῦλος, ἀδελφὸς δὲ Ἰακώβου</w:t>
-      </w:r>
-    </w:p>
-    <w:p>
-      <w:pPr/>
-      <w:r>
-        <w:rPr>
-          <w:lang w:val="hi_IN" w:bidi="hi_IN"/>
-        </w:rPr>
-      </w:r>
-      <w:r>
-        <w:rPr>
-          <w:b/>
-          <w:lang w:val="hi_IN" w:bidi="hi_IN"/>
-        </w:rPr>
         <w:t>"यीशु मसीह दास और याकूब का भाई है"</w:t>
       </w:r>
     </w:p>
@@ -615,21 +505,6 @@
           <w:b/>
           <w:lang w:val="hi_IN" w:bidi="hi_IN"/>
         </w:rPr>
-        <w:t>ἀδελφὸς &amp; Ἰακώβου</w:t>
-      </w:r>
-    </w:p>
-    <w:p>
-      <w:pPr/>
-      <w:r>
-        <w:rPr>
-          <w:lang w:val="hi_IN" w:bidi="hi_IN"/>
-        </w:rPr>
-      </w:r>
-      <w:r>
-        <w:rPr>
-          <w:b/>
-          <w:lang w:val="hi_IN" w:bidi="hi_IN"/>
-        </w:rPr>
         <w:t>"याकूब का भाई है"</w:t>
       </w:r>
     </w:p>
@@ -693,21 +568,6 @@
           <w:b/>
           <w:lang w:val="hi_IN" w:bidi="hi_IN"/>
         </w:rPr>
-        <w:t>τοῖς</w:t>
-      </w:r>
-    </w:p>
-    <w:p>
-      <w:pPr/>
-      <w:r>
-        <w:rPr>
-          <w:lang w:val="hi_IN" w:bidi="hi_IN"/>
-        </w:rPr>
-      </w:r>
-      <w:r>
-        <w:rPr>
-          <w:b/>
-          <w:lang w:val="hi_IN" w:bidi="hi_IN"/>
-        </w:rPr>
         <w:t>"उन बुलाए हुओं"</w:t>
       </w:r>
       <w:r>
@@ -804,21 +664,6 @@
           <w:b/>
           <w:lang w:val="hi_IN" w:bidi="hi_IN"/>
         </w:rPr>
-        <w:t>κλητοῖς</w:t>
-      </w:r>
-    </w:p>
-    <w:p>
-      <w:pPr/>
-      <w:r>
-        <w:rPr>
-          <w:lang w:val="hi_IN" w:bidi="hi_IN"/>
-        </w:rPr>
-      </w:r>
-      <w:r>
-        <w:rPr>
-          <w:b/>
-          <w:lang w:val="hi_IN" w:bidi="hi_IN"/>
-        </w:rPr>
         <w:t>"उन बुलाए हुओं"</w:t>
       </w:r>
       <w:r>
@@ -928,21 +773,6 @@
           <w:b/>
           <w:lang w:val="hi_IN" w:bidi="hi_IN"/>
         </w:rPr>
-        <w:t>ἐν Θεῷ Πατρὶ ἠγαπημένοις</w:t>
-      </w:r>
-    </w:p>
-    <w:p>
-      <w:pPr/>
-      <w:r>
-        <w:rPr>
-          <w:lang w:val="hi_IN" w:bidi="hi_IN"/>
-        </w:rPr>
-      </w:r>
-      <w:r>
-        <w:rPr>
-          <w:b/>
-          <w:lang w:val="hi_IN" w:bidi="hi_IN"/>
-        </w:rPr>
         <w:t>"के नाम"</w:t>
       </w:r>
       <w:r>
@@ -1039,21 +869,6 @@
           <w:b/>
           <w:lang w:val="hi_IN" w:bidi="hi_IN"/>
         </w:rPr>
-        <w:t>Θεῷ Πατρὶ</w:t>
-      </w:r>
-    </w:p>
-    <w:p>
-      <w:pPr/>
-      <w:r>
-        <w:rPr>
-          <w:lang w:val="hi_IN" w:bidi="hi_IN"/>
-        </w:rPr>
-      </w:r>
-      <w:r>
-        <w:rPr>
-          <w:b/>
-          <w:lang w:val="hi_IN" w:bidi="hi_IN"/>
-        </w:rPr>
         <w:t>"परमेश्वर पिता"</w:t>
       </w:r>
     </w:p>
@@ -1150,21 +965,6 @@
           <w:b/>
           <w:lang w:val="hi_IN" w:bidi="hi_IN"/>
         </w:rPr>
-        <w:t>Ἰησοῦ Χριστῷ τετηρημένοις κλητοῖς</w:t>
-      </w:r>
-    </w:p>
-    <w:p>
-      <w:pPr/>
-      <w:r>
-        <w:rPr>
-          <w:lang w:val="hi_IN" w:bidi="hi_IN"/>
-        </w:rPr>
-      </w:r>
-      <w:r>
-        <w:rPr>
-          <w:b/>
-          <w:lang w:val="hi_IN" w:bidi="hi_IN"/>
-        </w:rPr>
         <w:t>"यीशु मसीह सुरक्षित हैं"</w:t>
       </w:r>
     </w:p>
@@ -1248,21 +1048,6 @@
           <w:b/>
           <w:lang w:val="hi_IN" w:bidi="hi_IN"/>
         </w:rPr>
-        <w:t>ἔλεος ὑμῖν, καὶ εἰρήνη, καὶ ἀγάπη πληθυνθείη.</w:t>
-      </w:r>
-    </w:p>
-    <w:p>
-      <w:pPr/>
-      <w:r>
-        <w:rPr>
-          <w:lang w:val="hi_IN" w:bidi="hi_IN"/>
-        </w:rPr>
-      </w:r>
-      <w:r>
-        <w:rPr>
-          <w:b/>
-          <w:lang w:val="hi_IN" w:bidi="hi_IN"/>
-        </w:rPr>
         <w:t>"दया और शान्ति और प्रेम तुम्हें बहुतायत से प्राप्त होता रहे"</w:t>
       </w:r>
     </w:p>
@@ -1346,21 +1131,6 @@
           <w:b/>
           <w:lang w:val="hi_IN" w:bidi="hi_IN"/>
         </w:rPr>
-        <w:t>ἔλεος ὑμῖν, καὶ εἰρήνη, καὶ ἀγάπη πληθυνθείη</w:t>
-      </w:r>
-    </w:p>
-    <w:p>
-      <w:pPr/>
-      <w:r>
-        <w:rPr>
-          <w:lang w:val="hi_IN" w:bidi="hi_IN"/>
-        </w:rPr>
-      </w:r>
-      <w:r>
-        <w:rPr>
-          <w:b/>
-          <w:lang w:val="hi_IN" w:bidi="hi_IN"/>
-        </w:rPr>
         <w:t>"दया और शान्ति और प्रेम तुम्हें बहुतायत से प्राप्त होता रहे"</w:t>
       </w:r>
     </w:p>
@@ -1483,21 +1253,6 @@
           <w:b/>
           <w:lang w:val="hi_IN" w:bidi="hi_IN"/>
         </w:rPr>
-        <w:t>ἔλεος &amp; καὶ εἰρήνη, καὶ ἀγάπη πληθυνθείη.</w:t>
-      </w:r>
-    </w:p>
-    <w:p>
-      <w:pPr/>
-      <w:r>
-        <w:rPr>
-          <w:lang w:val="hi_IN" w:bidi="hi_IN"/>
-        </w:rPr>
-      </w:r>
-      <w:r>
-        <w:rPr>
-          <w:b/>
-          <w:lang w:val="hi_IN" w:bidi="hi_IN"/>
-        </w:rPr>
         <w:t>"दया और शान्ति और प्रेम"</w:t>
       </w:r>
       <w:r>
@@ -1607,21 +1362,6 @@
           <w:b/>
           <w:lang w:val="hi_IN" w:bidi="hi_IN"/>
         </w:rPr>
-        <w:t>ὑμῖν</w:t>
-      </w:r>
-    </w:p>
-    <w:p>
-      <w:pPr/>
-      <w:r>
-        <w:rPr>
-          <w:lang w:val="hi_IN" w:bidi="hi_IN"/>
-        </w:rPr>
-      </w:r>
-      <w:r>
-        <w:rPr>
-          <w:b/>
-          <w:lang w:val="hi_IN" w:bidi="hi_IN"/>
-        </w:rPr>
         <w:t>"तुम्हें"</w:t>
       </w:r>
     </w:p>
@@ -1718,21 +1458,6 @@
           <w:b/>
           <w:lang w:val="hi_IN" w:bidi="hi_IN"/>
         </w:rPr>
-        <w:t>ἀγαπητοί</w:t>
-      </w:r>
-    </w:p>
-    <w:p>
-      <w:pPr/>
-      <w:r>
-        <w:rPr>
-          <w:lang w:val="hi_IN" w:bidi="hi_IN"/>
-        </w:rPr>
-      </w:r>
-      <w:r>
-        <w:rPr>
-          <w:b/>
-          <w:lang w:val="hi_IN" w:bidi="hi_IN"/>
-        </w:rPr>
         <w:t>"हे प्रियों, जब"</w:t>
       </w:r>
     </w:p>
@@ -1829,21 +1554,6 @@
           <w:b/>
           <w:lang w:val="hi_IN" w:bidi="hi_IN"/>
         </w:rPr>
-        <w:t>πᾶσαν σπουδὴν ποιούμενος γράφειν ὑμῖν</w:t>
-      </w:r>
-    </w:p>
-    <w:p>
-      <w:pPr/>
-      <w:r>
-        <w:rPr>
-          <w:lang w:val="hi_IN" w:bidi="hi_IN"/>
-        </w:rPr>
-      </w:r>
-      <w:r>
-        <w:rPr>
-          <w:b/>
-          <w:lang w:val="hi_IN" w:bidi="hi_IN"/>
-        </w:rPr>
         <w:t>""</w:t>
       </w:r>
     </w:p>
@@ -1907,21 +1617,6 @@
           <w:b/>
           <w:lang w:val="hi_IN" w:bidi="hi_IN"/>
         </w:rPr>
-        <w:t>περὶ τῆς κοινῆς ἡμῶν σωτηρίας</w:t>
-      </w:r>
-    </w:p>
-    <w:p>
-      <w:pPr/>
-      <w:r>
-        <w:rPr>
-          <w:lang w:val="hi_IN" w:bidi="hi_IN"/>
-        </w:rPr>
-      </w:r>
-      <w:r>
-        <w:rPr>
-          <w:b/>
-          <w:lang w:val="hi_IN" w:bidi="hi_IN"/>
-        </w:rPr>
         <w:t>"उस उद्धार"</w:t>
       </w:r>
       <w:r>
@@ -2024,21 +1719,6 @@
           <w:b/>
           <w:lang w:val="hi_IN" w:bidi="hi_IN"/>
         </w:rPr>
-        <w:t>περὶ τῆς κοινῆς ἡμῶν σωτηρίας</w:t>
-      </w:r>
-    </w:p>
-    <w:p>
-      <w:pPr/>
-      <w:r>
-        <w:rPr>
-          <w:lang w:val="hi_IN" w:bidi="hi_IN"/>
-        </w:rPr>
-      </w:r>
-      <w:r>
-        <w:rPr>
-          <w:b/>
-          <w:lang w:val="hi_IN" w:bidi="hi_IN"/>
-        </w:rPr>
         <w:t>"उस उद्धार के विषय में"</w:t>
       </w:r>
       <w:r>
@@ -2174,21 +1854,6 @@
           <w:b/>
           <w:lang w:val="hi_IN" w:bidi="hi_IN"/>
         </w:rPr>
-        <w:t>ἡμῶν</w:t>
-      </w:r>
-    </w:p>
-    <w:p>
-      <w:pPr/>
-      <w:r>
-        <w:rPr>
-          <w:lang w:val="hi_IN" w:bidi="hi_IN"/>
-        </w:rPr>
-      </w:r>
-      <w:r>
-        <w:rPr>
-          <w:b/>
-          <w:lang w:val="hi_IN" w:bidi="hi_IN"/>
-        </w:rPr>
         <w:t>""</w:t>
       </w:r>
     </w:p>
@@ -2279,21 +1944,6 @@
           <w:b/>
           <w:lang w:val="hi_IN" w:bidi="hi_IN"/>
         </w:rPr>
-        <w:t>ἀνάγκην ἔσχον γράψαι</w:t>
-      </w:r>
-    </w:p>
-    <w:p>
-      <w:pPr/>
-      <w:r>
-        <w:rPr>
-          <w:lang w:val="hi_IN" w:bidi="hi_IN"/>
-        </w:rPr>
-      </w:r>
-      <w:r>
-        <w:rPr>
-          <w:b/>
-          <w:lang w:val="hi_IN" w:bidi="hi_IN"/>
-        </w:rPr>
         <w:t>"आवश्यक जाना कि"</w:t>
       </w:r>
     </w:p>
@@ -2370,21 +2020,6 @@
           <w:b/>
           <w:lang w:val="hi_IN" w:bidi="hi_IN"/>
         </w:rPr>
-        <w:t>παρακαλῶν ἐπαγωνίζεσθαι τῇ &amp; πίστει</w:t>
-      </w:r>
-    </w:p>
-    <w:p>
-      <w:pPr/>
-      <w:r>
-        <w:rPr>
-          <w:lang w:val="hi_IN" w:bidi="hi_IN"/>
-        </w:rPr>
-      </w:r>
-      <w:r>
-        <w:rPr>
-          <w:b/>
-          <w:lang w:val="hi_IN" w:bidi="hi_IN"/>
-        </w:rPr>
         <w:t>"मैं"</w:t>
       </w:r>
       <w:r>
@@ -2474,21 +2109,6 @@
           <w:b/>
           <w:lang w:val="hi_IN" w:bidi="hi_IN"/>
         </w:rPr>
-        <w:t>παρακαλῶν ἐπαγωνίζεσθαι τῇ &amp; πίστει</w:t>
-      </w:r>
-    </w:p>
-    <w:p>
-      <w:pPr/>
-      <w:r>
-        <w:rPr>
-          <w:lang w:val="hi_IN" w:bidi="hi_IN"/>
-        </w:rPr>
-      </w:r>
-      <w:r>
-        <w:rPr>
-          <w:b/>
-          <w:lang w:val="hi_IN" w:bidi="hi_IN"/>
-        </w:rPr>
         <w:t>"मैं"</w:t>
       </w:r>
       <w:r>
@@ -2598,21 +2218,6 @@
           <w:b/>
           <w:lang w:val="hi_IN" w:bidi="hi_IN"/>
         </w:rPr>
-        <w:t>τῇ ἅπαξ παραδοθείσῃ τοῖς ἁγίοις πίστει</w:t>
-      </w:r>
-    </w:p>
-    <w:p>
-      <w:pPr/>
-      <w:r>
-        <w:rPr>
-          <w:lang w:val="hi_IN" w:bidi="hi_IN"/>
-        </w:rPr>
-      </w:r>
-      <w:r>
-        <w:rPr>
-          <w:b/>
-          <w:lang w:val="hi_IN" w:bidi="hi_IN"/>
-        </w:rPr>
         <w:t>"उस विश्वास के लिये"</w:t>
       </w:r>
       <w:r>
@@ -2709,21 +2314,6 @@
           <w:b/>
           <w:lang w:val="hi_IN" w:bidi="hi_IN"/>
         </w:rPr>
-        <w:t>ἅπαξ</w:t>
-      </w:r>
-    </w:p>
-    <w:p>
-      <w:pPr/>
-      <w:r>
-        <w:rPr>
-          <w:lang w:val="hi_IN" w:bidi="hi_IN"/>
-        </w:rPr>
-      </w:r>
-      <w:r>
-        <w:rPr>
-          <w:b/>
-          <w:lang w:val="hi_IN" w:bidi="hi_IN"/>
-        </w:rPr>
         <w:t>"एक ही बार"</w:t>
       </w:r>
     </w:p>
@@ -2813,21 +2403,6 @@
           <w:b/>
           <w:lang w:val="hi_IN" w:bidi="hi_IN"/>
         </w:rPr>
-        <w:t>γάρ</w:t>
-      </w:r>
-    </w:p>
-    <w:p>
-      <w:pPr/>
-      <w:r>
-        <w:rPr>
-          <w:lang w:val="hi_IN" w:bidi="hi_IN"/>
-        </w:rPr>
-      </w:r>
-      <w:r>
-        <w:rPr>
-          <w:b/>
-          <w:lang w:val="hi_IN" w:bidi="hi_IN"/>
-        </w:rPr>
         <w:t>"क्योंकि"</w:t>
       </w:r>
     </w:p>
@@ -2924,21 +2499,6 @@
           <w:b/>
           <w:lang w:val="hi_IN" w:bidi="hi_IN"/>
         </w:rPr>
-        <w:t>παρεισέδυσαν γάρ τινες ἄνθρωποι</w:t>
-      </w:r>
-    </w:p>
-    <w:p>
-      <w:pPr/>
-      <w:r>
-        <w:rPr>
-          <w:lang w:val="hi_IN" w:bidi="hi_IN"/>
-        </w:rPr>
-      </w:r>
-      <w:r>
-        <w:rPr>
-          <w:b/>
-          <w:lang w:val="hi_IN" w:bidi="hi_IN"/>
-        </w:rPr>
         <w:t>"क्योंकि कितने ऐसे मनुष्य"</w:t>
       </w:r>
       <w:r>
@@ -3028,21 +2588,6 @@
           <w:b/>
           <w:lang w:val="hi_IN" w:bidi="hi_IN"/>
         </w:rPr>
-        <w:t>παρεισέδυσαν γάρ τινες ἄνθρωποι</w:t>
-      </w:r>
-    </w:p>
-    <w:p>
-      <w:pPr/>
-      <w:r>
-        <w:rPr>
-          <w:lang w:val="hi_IN" w:bidi="hi_IN"/>
-        </w:rPr>
-      </w:r>
-      <w:r>
-        <w:rPr>
-          <w:b/>
-          <w:lang w:val="hi_IN" w:bidi="hi_IN"/>
-        </w:rPr>
         <w:t>"क्योंकि कितने ऐसे मनुष्य"</w:t>
       </w:r>
       <w:r>
@@ -3085,7 +2630,7 @@
         </w:rPr>
         <w:t xml:space="preserve">"इस वाक्यांश में, यहूदा कुछ शब्दों को इस पद में काम में नहीं ले रहा है जिनकी आवश्यकत अनेक भाषाओं में वाक्य पूर्ति हेत होती है| यदि आपकी भाषा में इस वाक्यांश की आवश्यकता हो इसकी आपूर्ति पद </w:t>
       </w:r>
-      <w:hyperlink r:id="rId15">
+      <w:hyperlink r:id="rId13">
         <w:r>
           <w:rPr>
             <w:lang w:val="hi_IN" w:bidi="hi_IN"/>
@@ -3170,21 +2715,6 @@
           <w:b/>
           <w:lang w:val="hi_IN" w:bidi="hi_IN"/>
         </w:rPr>
-        <w:t>οἱ πάλαι προγεγραμμένοι εἰς τοῦτο τὸ κρίμα</w:t>
-      </w:r>
-    </w:p>
-    <w:p>
-      <w:pPr/>
-      <w:r>
-        <w:rPr>
-          <w:lang w:val="hi_IN" w:bidi="hi_IN"/>
-        </w:rPr>
-      </w:r>
-      <w:r>
-        <w:rPr>
-          <w:b/>
-          <w:lang w:val="hi_IN" w:bidi="hi_IN"/>
-        </w:rPr>
         <w:t>"में"</w:t>
       </w:r>
       <w:r>
@@ -3307,21 +2837,6 @@
           <w:b/>
           <w:lang w:val="hi_IN" w:bidi="hi_IN"/>
         </w:rPr>
-        <w:t>εἰς τοῦτο τὸ κρίμα</w:t>
-      </w:r>
-    </w:p>
-    <w:p>
-      <w:pPr/>
-      <w:r>
-        <w:rPr>
-          <w:lang w:val="hi_IN" w:bidi="hi_IN"/>
-        </w:rPr>
-      </w:r>
-      <w:r>
-        <w:rPr>
-          <w:b/>
-          <w:lang w:val="hi_IN" w:bidi="hi_IN"/>
-        </w:rPr>
         <w:t>"में"</w:t>
       </w:r>
       <w:r>
@@ -3457,21 +2972,6 @@
           <w:b/>
           <w:lang w:val="hi_IN" w:bidi="hi_IN"/>
         </w:rPr>
-        <w:t>ἀσεβεῖς</w:t>
-      </w:r>
-    </w:p>
-    <w:p>
-      <w:pPr/>
-      <w:r>
-        <w:rPr>
-          <w:lang w:val="hi_IN" w:bidi="hi_IN"/>
-        </w:rPr>
-      </w:r>
-      <w:r>
-        <w:rPr>
-          <w:b/>
-          <w:lang w:val="hi_IN" w:bidi="hi_IN"/>
-        </w:rPr>
         <w:t>"भक्तिहीन"</w:t>
       </w:r>
     </w:p>
@@ -3568,21 +3068,6 @@
           <w:b/>
           <w:lang w:val="hi_IN" w:bidi="hi_IN"/>
         </w:rPr>
-        <w:t>τὴν τοῦ Θεοῦ ἡμῶν χάριτα μετατιθέντες εἰς ἀσέλγειαν</w:t>
-      </w:r>
-    </w:p>
-    <w:p>
-      <w:pPr/>
-      <w:r>
-        <w:rPr>
-          <w:lang w:val="hi_IN" w:bidi="hi_IN"/>
-        </w:rPr>
-      </w:r>
-      <w:r>
-        <w:rPr>
-          <w:b/>
-          <w:lang w:val="hi_IN" w:bidi="hi_IN"/>
-        </w:rPr>
         <w:t>"हम"</w:t>
       </w:r>
       <w:r>
@@ -3692,21 +3177,6 @@
           <w:b/>
           <w:lang w:val="hi_IN" w:bidi="hi_IN"/>
         </w:rPr>
-        <w:t>ἡμῶν &amp; ἡμῶν</w:t>
-      </w:r>
-    </w:p>
-    <w:p>
-      <w:pPr/>
-      <w:r>
-        <w:rPr>
-          <w:lang w:val="hi_IN" w:bidi="hi_IN"/>
-        </w:rPr>
-      </w:r>
-      <w:r>
-        <w:rPr>
-          <w:b/>
-          <w:lang w:val="hi_IN" w:bidi="hi_IN"/>
-        </w:rPr>
         <w:t>"हम"</w:t>
       </w:r>
       <w:r>
@@ -3829,21 +3299,6 @@
           <w:b/>
           <w:lang w:val="hi_IN" w:bidi="hi_IN"/>
         </w:rPr>
-        <w:t>τὴν τοῦ Θεοῦ ἡμῶν χάριτα</w:t>
-      </w:r>
-    </w:p>
-    <w:p>
-      <w:pPr/>
-      <w:r>
-        <w:rPr>
-          <w:lang w:val="hi_IN" w:bidi="hi_IN"/>
-        </w:rPr>
-      </w:r>
-      <w:r>
-        <w:rPr>
-          <w:b/>
-          <w:lang w:val="hi_IN" w:bidi="hi_IN"/>
-        </w:rPr>
         <w:t>"हम"</w:t>
       </w:r>
       <w:r>
@@ -3966,21 +3421,6 @@
           <w:b/>
           <w:lang w:val="hi_IN" w:bidi="hi_IN"/>
         </w:rPr>
-        <w:t>εἰς ἀσέλγειαν</w:t>
-      </w:r>
-    </w:p>
-    <w:p>
-      <w:pPr/>
-      <w:r>
-        <w:rPr>
-          <w:lang w:val="hi_IN" w:bidi="hi_IN"/>
-        </w:rPr>
-      </w:r>
-      <w:r>
-        <w:rPr>
-          <w:b/>
-          <w:lang w:val="hi_IN" w:bidi="hi_IN"/>
-        </w:rPr>
         <w:t>"लुचपन में"</w:t>
       </w:r>
     </w:p>
@@ -4077,21 +3517,6 @@
           <w:b/>
           <w:lang w:val="hi_IN" w:bidi="hi_IN"/>
         </w:rPr>
-        <w:t>τὸν μόνον Δεσπότην καὶ Κύριον ἡμῶν, Ἰησοῦν Χριστὸν, ἀρνούμενοι</w:t>
-      </w:r>
-    </w:p>
-    <w:p>
-      <w:pPr/>
-      <w:r>
-        <w:rPr>
-          <w:lang w:val="hi_IN" w:bidi="hi_IN"/>
-        </w:rPr>
-      </w:r>
-      <w:r>
-        <w:rPr>
-          <w:b/>
-          <w:lang w:val="hi_IN" w:bidi="hi_IN"/>
-        </w:rPr>
         <w:t>"चुपके से"</w:t>
       </w:r>
       <w:r>
@@ -4181,21 +3606,6 @@
           <w:b/>
           <w:lang w:val="hi_IN" w:bidi="hi_IN"/>
         </w:rPr>
-        <w:t>τὸν μόνον Δεσπότην καὶ Κύριον ἡμῶν</w:t>
-      </w:r>
-    </w:p>
-    <w:p>
-      <w:pPr/>
-      <w:r>
-        <w:rPr>
-          <w:lang w:val="hi_IN" w:bidi="hi_IN"/>
-        </w:rPr>
-      </w:r>
-      <w:r>
-        <w:rPr>
-          <w:b/>
-          <w:lang w:val="hi_IN" w:bidi="hi_IN"/>
-        </w:rPr>
         <w:t>"चुपके से"</w:t>
       </w:r>
       <w:r>
@@ -4357,21 +3767,6 @@
           <w:b/>
           <w:lang w:val="hi_IN" w:bidi="hi_IN"/>
         </w:rPr>
-        <w:t>ὑπομνῆσαι &amp; ὑμᾶς βούλομαι, εἰδότας ὑμᾶς ἅπαξ πάντα</w:t>
-      </w:r>
-    </w:p>
-    <w:p>
-      <w:pPr/>
-      <w:r>
-        <w:rPr>
-          <w:lang w:val="hi_IN" w:bidi="hi_IN"/>
-        </w:rPr>
-      </w:r>
-      <w:r>
-        <w:rPr>
-          <w:b/>
-          <w:lang w:val="hi_IN" w:bidi="hi_IN"/>
-        </w:rPr>
         <w:t>"तुम सब बात एक बार जान चुके हो,"</w:t>
       </w:r>
       <w:r>
@@ -4481,21 +3876,6 @@
           <w:b/>
           <w:lang w:val="hi_IN" w:bidi="hi_IN"/>
         </w:rPr>
-        <w:t>πάντα</w:t>
-      </w:r>
-    </w:p>
-    <w:p>
-      <w:pPr/>
-      <w:r>
-        <w:rPr>
-          <w:lang w:val="hi_IN" w:bidi="hi_IN"/>
-        </w:rPr>
-      </w:r>
-      <w:r>
-        <w:rPr>
-          <w:b/>
-          <w:lang w:val="hi_IN" w:bidi="hi_IN"/>
-        </w:rPr>
         <w:t>""</w:t>
       </w:r>
     </w:p>
@@ -4572,21 +3952,6 @@
           <w:b/>
           <w:lang w:val="hi_IN" w:bidi="hi_IN"/>
         </w:rPr>
-        <w:t>ὅτι Ἰησοῦς</w:t>
-      </w:r>
-    </w:p>
-    <w:p>
-      <w:pPr/>
-      <w:r>
-        <w:rPr>
-          <w:lang w:val="hi_IN" w:bidi="hi_IN"/>
-        </w:rPr>
-      </w:r>
-      <w:r>
-        <w:rPr>
-          <w:b/>
-          <w:lang w:val="hi_IN" w:bidi="hi_IN"/>
-        </w:rPr>
         <w:t>"इस बात की"</w:t>
       </w:r>
       <w:r>
@@ -4683,21 +4048,6 @@
           <w:b/>
           <w:lang w:val="hi_IN" w:bidi="hi_IN"/>
         </w:rPr>
-        <w:t>λαὸν ἐκ γῆς Αἰγύπτου σώσας</w:t>
-      </w:r>
-    </w:p>
-    <w:p>
-      <w:pPr/>
-      <w:r>
-        <w:rPr>
-          <w:lang w:val="hi_IN" w:bidi="hi_IN"/>
-        </w:rPr>
-      </w:r>
-      <w:r>
-        <w:rPr>
-          <w:b/>
-          <w:lang w:val="hi_IN" w:bidi="hi_IN"/>
-        </w:rPr>
         <w:t>"एक कुल को मिस्र देश से छुड़ाने"</w:t>
       </w:r>
     </w:p>
@@ -4761,21 +4111,6 @@
           <w:b/>
           <w:lang w:val="hi_IN" w:bidi="hi_IN"/>
         </w:rPr>
-        <w:t>λαὸν ἐκ γῆς Αἰγύπτου σώσας</w:t>
-      </w:r>
-    </w:p>
-    <w:p>
-      <w:pPr/>
-      <w:r>
-        <w:rPr>
-          <w:lang w:val="hi_IN" w:bidi="hi_IN"/>
-        </w:rPr>
-      </w:r>
-      <w:r>
-        <w:rPr>
-          <w:b/>
-          <w:lang w:val="hi_IN" w:bidi="hi_IN"/>
-        </w:rPr>
         <w:t>""</w:t>
       </w:r>
     </w:p>
@@ -4852,21 +4187,6 @@
           <w:b/>
           <w:lang w:val="hi_IN" w:bidi="hi_IN"/>
         </w:rPr>
-        <w:t>τοὺς μὴ τηρήσαντας τὴν ἑαυτῶν ἀρχὴν</w:t>
-      </w:r>
-    </w:p>
-    <w:p>
-      <w:pPr/>
-      <w:r>
-        <w:rPr>
-          <w:lang w:val="hi_IN" w:bidi="hi_IN"/>
-        </w:rPr>
-      </w:r>
-      <w:r>
-        <w:rPr>
-          <w:b/>
-          <w:lang w:val="hi_IN" w:bidi="hi_IN"/>
-        </w:rPr>
         <w:t>"को स्थिर न रखा"</w:t>
       </w:r>
       <w:r>
@@ -4989,21 +4309,6 @@
           <w:b/>
           <w:lang w:val="hi_IN" w:bidi="hi_IN"/>
         </w:rPr>
-        <w:t>τὴν ἑαυτῶν ἀρχὴν</w:t>
-      </w:r>
-    </w:p>
-    <w:p>
-      <w:pPr/>
-      <w:r>
-        <w:rPr>
-          <w:lang w:val="hi_IN" w:bidi="hi_IN"/>
-        </w:rPr>
-      </w:r>
-      <w:r>
-        <w:rPr>
-          <w:b/>
-          <w:lang w:val="hi_IN" w:bidi="hi_IN"/>
-        </w:rPr>
         <w:t>"अपने"</w:t>
       </w:r>
       <w:r>
@@ -5093,21 +4398,6 @@
           <w:b/>
           <w:lang w:val="hi_IN" w:bidi="hi_IN"/>
         </w:rPr>
-        <w:t>δεσμοῖς ἀϊδίοις ὑπὸ ζόφον τετήρηκεν</w:t>
-      </w:r>
-    </w:p>
-    <w:p>
-      <w:pPr/>
-      <w:r>
-        <w:rPr>
-          <w:lang w:val="hi_IN" w:bidi="hi_IN"/>
-        </w:rPr>
-      </w:r>
-      <w:r>
-        <w:rPr>
-          <w:b/>
-          <w:lang w:val="hi_IN" w:bidi="hi_IN"/>
-        </w:rPr>
         <w:t>"अंधकार"</w:t>
       </w:r>
       <w:r>
@@ -5210,21 +4500,6 @@
           <w:b/>
           <w:lang w:val="hi_IN" w:bidi="hi_IN"/>
         </w:rPr>
-        <w:t>δεσμοῖς ἀϊδίοις &amp; τετήρηκεν</w:t>
-      </w:r>
-    </w:p>
-    <w:p>
-      <w:pPr/>
-      <w:r>
-        <w:rPr>
-          <w:lang w:val="hi_IN" w:bidi="hi_IN"/>
-        </w:rPr>
-      </w:r>
-      <w:r>
-        <w:rPr>
-          <w:b/>
-          <w:lang w:val="hi_IN" w:bidi="hi_IN"/>
-        </w:rPr>
         <w:t>"अंधकार"</w:t>
       </w:r>
       <w:r>
@@ -5327,21 +4602,6 @@
           <w:b/>
           <w:lang w:val="hi_IN" w:bidi="hi_IN"/>
         </w:rPr>
-        <w:t>ὑπὸ ζόφον</w:t>
-      </w:r>
-    </w:p>
-    <w:p>
-      <w:pPr/>
-      <w:r>
-        <w:rPr>
-          <w:lang w:val="hi_IN" w:bidi="hi_IN"/>
-        </w:rPr>
-      </w:r>
-      <w:r>
-        <w:rPr>
-          <w:b/>
-          <w:lang w:val="hi_IN" w:bidi="hi_IN"/>
-        </w:rPr>
         <w:t>"अंधकार"</w:t>
       </w:r>
       <w:r>
@@ -5451,21 +4711,6 @@
           <w:b/>
           <w:lang w:val="hi_IN" w:bidi="hi_IN"/>
         </w:rPr>
-        <w:t>εἰς κρίσιν μεγάλης ἡμέρας</w:t>
-      </w:r>
-    </w:p>
-    <w:p>
-      <w:pPr/>
-      <w:r>
-        <w:rPr>
-          <w:lang w:val="hi_IN" w:bidi="hi_IN"/>
-        </w:rPr>
-      </w:r>
-      <w:r>
-        <w:rPr>
-          <w:b/>
-          <w:lang w:val="hi_IN" w:bidi="hi_IN"/>
-        </w:rPr>
         <w:t>"दिन के न्याय के लिये"</w:t>
       </w:r>
       <w:r>
@@ -5575,21 +4820,6 @@
           <w:b/>
           <w:lang w:val="hi_IN" w:bidi="hi_IN"/>
         </w:rPr>
-        <w:t>εἰς κρίσιν μεγάλης ἡμέρας</w:t>
-      </w:r>
-    </w:p>
-    <w:p>
-      <w:pPr/>
-      <w:r>
-        <w:rPr>
-          <w:lang w:val="hi_IN" w:bidi="hi_IN"/>
-        </w:rPr>
-      </w:r>
-      <w:r>
-        <w:rPr>
-          <w:b/>
-          <w:lang w:val="hi_IN" w:bidi="hi_IN"/>
-        </w:rPr>
         <w:t>"दिन के न्याय के लिये"</w:t>
       </w:r>
       <w:r>
@@ -5712,21 +4942,6 @@
           <w:b/>
           <w:lang w:val="hi_IN" w:bidi="hi_IN"/>
         </w:rPr>
-        <w:t>μεγάλης ἡμέρας</w:t>
-      </w:r>
-    </w:p>
-    <w:p>
-      <w:pPr/>
-      <w:r>
-        <w:rPr>
-          <w:lang w:val="hi_IN" w:bidi="hi_IN"/>
-        </w:rPr>
-      </w:r>
-      <w:r>
-        <w:rPr>
-          <w:b/>
-          <w:lang w:val="hi_IN" w:bidi="hi_IN"/>
-        </w:rPr>
         <w:t>"दिन के"</w:t>
       </w:r>
       <w:r>
@@ -5816,21 +5031,6 @@
           <w:b/>
           <w:lang w:val="hi_IN" w:bidi="hi_IN"/>
         </w:rPr>
-        <w:t>Σόδομα καὶ Γόμορρα, καὶ αἱ περὶ αὐτὰς πόλεις</w:t>
-      </w:r>
-    </w:p>
-    <w:p>
-      <w:pPr/>
-      <w:r>
-        <w:rPr>
-          <w:lang w:val="hi_IN" w:bidi="hi_IN"/>
-        </w:rPr>
-      </w:r>
-      <w:r>
-        <w:rPr>
-          <w:b/>
-          <w:lang w:val="hi_IN" w:bidi="hi_IN"/>
-        </w:rPr>
         <w:t>"उनके नगर"</w:t>
       </w:r>
     </w:p>
@@ -5953,21 +5153,6 @@
           <w:b/>
           <w:lang w:val="hi_IN" w:bidi="hi_IN"/>
         </w:rPr>
-        <w:t>τὸν ὅμοιον τρόπον τούτοις</w:t>
-      </w:r>
-    </w:p>
-    <w:p>
-      <w:pPr/>
-      <w:r>
-        <w:rPr>
-          <w:lang w:val="hi_IN" w:bidi="hi_IN"/>
-        </w:rPr>
-      </w:r>
-      <w:r>
-        <w:rPr>
-          <w:b/>
-          <w:lang w:val="hi_IN" w:bidi="hi_IN"/>
-        </w:rPr>
         <w:t>"जो इनके समान व्यभिचारी हो गए थे"</w:t>
       </w:r>
     </w:p>
@@ -6044,21 +5229,6 @@
           <w:b/>
           <w:lang w:val="hi_IN" w:bidi="hi_IN"/>
         </w:rPr>
-        <w:t>ἐκπορνεύσασαι</w:t>
-      </w:r>
-    </w:p>
-    <w:p>
-      <w:pPr/>
-      <w:r>
-        <w:rPr>
-          <w:lang w:val="hi_IN" w:bidi="hi_IN"/>
-        </w:rPr>
-      </w:r>
-      <w:r>
-        <w:rPr>
-          <w:b/>
-          <w:lang w:val="hi_IN" w:bidi="hi_IN"/>
-        </w:rPr>
         <w:t>"जो इनके समान व्यभिचारी हो गए थे"</w:t>
       </w:r>
     </w:p>
@@ -6155,21 +5325,6 @@
           <w:b/>
           <w:lang w:val="hi_IN" w:bidi="hi_IN"/>
         </w:rPr>
-        <w:t>καὶ ἀπελθοῦσαι ὀπίσω σαρκὸς ἑτέρας</w:t>
-      </w:r>
-    </w:p>
-    <w:p>
-      <w:pPr/>
-      <w:r>
-        <w:rPr>
-          <w:lang w:val="hi_IN" w:bidi="hi_IN"/>
-        </w:rPr>
-      </w:r>
-      <w:r>
-        <w:rPr>
-          <w:b/>
-          <w:lang w:val="hi_IN" w:bidi="hi_IN"/>
-        </w:rPr>
         <w:t>"और पराए शरीर के पीछे लग गए थे"</w:t>
       </w:r>
     </w:p>
@@ -6266,21 +5421,6 @@
           <w:b/>
           <w:lang w:val="hi_IN" w:bidi="hi_IN"/>
         </w:rPr>
-        <w:t>σαρκὸς ἑτέρας</w:t>
-      </w:r>
-    </w:p>
-    <w:p>
-      <w:pPr/>
-      <w:r>
-        <w:rPr>
-          <w:lang w:val="hi_IN" w:bidi="hi_IN"/>
-        </w:rPr>
-      </w:r>
-      <w:r>
-        <w:rPr>
-          <w:b/>
-          <w:lang w:val="hi_IN" w:bidi="hi_IN"/>
-        </w:rPr>
         <w:t>"पराए शरीर के"</w:t>
       </w:r>
     </w:p>
@@ -6357,21 +5497,6 @@
           <w:b/>
           <w:lang w:val="hi_IN" w:bidi="hi_IN"/>
         </w:rPr>
-        <w:t>πρόκεινται δεῖγμα</w:t>
-      </w:r>
-    </w:p>
-    <w:p>
-      <w:pPr/>
-      <w:r>
-        <w:rPr>
-          <w:lang w:val="hi_IN" w:bidi="hi_IN"/>
-        </w:rPr>
-      </w:r>
-      <w:r>
-        <w:rPr>
-          <w:b/>
-          <w:lang w:val="hi_IN" w:bidi="hi_IN"/>
-        </w:rPr>
         <w:t>"जो"</w:t>
       </w:r>
       <w:r>
@@ -6474,21 +5599,6 @@
           <w:b/>
           <w:lang w:val="hi_IN" w:bidi="hi_IN"/>
         </w:rPr>
-        <w:t>πυρὸς αἰωνίου δίκην ὑπέχουσαι</w:t>
-      </w:r>
-    </w:p>
-    <w:p>
-      <w:pPr/>
-      <w:r>
-        <w:rPr>
-          <w:lang w:val="hi_IN" w:bidi="hi_IN"/>
-        </w:rPr>
-      </w:r>
-      <w:r>
-        <w:rPr>
-          <w:b/>
-          <w:lang w:val="hi_IN" w:bidi="hi_IN"/>
-        </w:rPr>
         <w:t>"जो"</w:t>
       </w:r>
       <w:r>
@@ -6598,21 +5708,6 @@
           <w:b/>
           <w:lang w:val="hi_IN" w:bidi="hi_IN"/>
         </w:rPr>
-        <w:t>ὁμοίως</w:t>
-      </w:r>
-    </w:p>
-    <w:p>
-      <w:pPr/>
-      <w:r>
-        <w:rPr>
-          <w:lang w:val="hi_IN" w:bidi="hi_IN"/>
-        </w:rPr>
-      </w:r>
-      <w:r>
-        <w:rPr>
-          <w:b/>
-          <w:lang w:val="hi_IN" w:bidi="hi_IN"/>
-        </w:rPr>
         <w:t>"उसी रीति से"</w:t>
       </w:r>
     </w:p>
@@ -6642,7 +5737,7 @@
         </w:rPr>
         <w:t xml:space="preserve"> का सन्दर्भ पिछले पद में वर्णित सोडोम और अमोरा के लोगों की यौनाचार की अनैतिकता से और संभवतः पद\n</w:t>
       </w:r>
-      <w:hyperlink r:id="rId16">
+      <w:hyperlink r:id="rId14">
         <w:r>
           <w:rPr>
             <w:lang w:val="hi_IN" w:bidi="hi_IN"/>
@@ -6727,21 +5822,6 @@
           <w:b/>
           <w:lang w:val="hi_IN" w:bidi="hi_IN"/>
         </w:rPr>
-        <w:t>οὗτοι ἐνυπνιαζόμενοι</w:t>
-      </w:r>
-    </w:p>
-    <w:p>
-      <w:pPr/>
-      <w:r>
-        <w:rPr>
-          <w:lang w:val="hi_IN" w:bidi="hi_IN"/>
-        </w:rPr>
-      </w:r>
-      <w:r>
-        <w:rPr>
-          <w:b/>
-          <w:lang w:val="hi_IN" w:bidi="hi_IN"/>
-        </w:rPr>
         <w:t>"ये स्वप्नदर्शी भी"</w:t>
       </w:r>
     </w:p>
@@ -6771,7 +5851,7 @@
         </w:rPr>
         <w:t xml:space="preserve"> शब्द पद \n</w:t>
       </w:r>
-      <w:hyperlink r:id="rId17">
+      <w:hyperlink r:id="rId15">
         <w:r>
           <w:rPr>
             <w:lang w:val="hi_IN" w:bidi="hi_IN"/>
@@ -6836,21 +5916,6 @@
           <w:b/>
           <w:lang w:val="hi_IN" w:bidi="hi_IN"/>
         </w:rPr>
-        <w:t>σάρκα μὲν μιαίνουσιν</w:t>
-      </w:r>
-    </w:p>
-    <w:p>
-      <w:pPr/>
-      <w:r>
-        <w:rPr>
-          <w:lang w:val="hi_IN" w:bidi="hi_IN"/>
-        </w:rPr>
-      </w:r>
-      <w:r>
-        <w:rPr>
-          <w:b/>
-          <w:lang w:val="hi_IN" w:bidi="hi_IN"/>
-        </w:rPr>
         <w:t>"शरीर को अशुद्ध करते"</w:t>
       </w:r>
     </w:p>
@@ -6947,21 +6012,6 @@
           <w:b/>
           <w:lang w:val="hi_IN" w:bidi="hi_IN"/>
         </w:rPr>
-        <w:t>κυριότητα</w:t>
-      </w:r>
-    </w:p>
-    <w:p>
-      <w:pPr/>
-      <w:r>
-        <w:rPr>
-          <w:lang w:val="hi_IN" w:bidi="hi_IN"/>
-        </w:rPr>
-      </w:r>
-      <w:r>
-        <w:rPr>
-          <w:b/>
-          <w:lang w:val="hi_IN" w:bidi="hi_IN"/>
-        </w:rPr>
         <w:t>"प्रभुता को तुच्छ जानते हैं"</w:t>
       </w:r>
     </w:p>
@@ -7038,21 +6088,6 @@
           <w:b/>
           <w:lang w:val="hi_IN" w:bidi="hi_IN"/>
         </w:rPr>
-        <w:t>κυριότητα &amp; ἀθετοῦσιν</w:t>
-      </w:r>
-    </w:p>
-    <w:p>
-      <w:pPr/>
-      <w:r>
-        <w:rPr>
-          <w:lang w:val="hi_IN" w:bidi="hi_IN"/>
-        </w:rPr>
-      </w:r>
-      <w:r>
-        <w:rPr>
-          <w:b/>
-          <w:lang w:val="hi_IN" w:bidi="hi_IN"/>
-        </w:rPr>
         <w:t>"प्रभुता को तुच्छ जानते हैं"</w:t>
       </w:r>
     </w:p>
@@ -7225,21 +6260,6 @@
           <w:b/>
           <w:lang w:val="hi_IN" w:bidi="hi_IN"/>
         </w:rPr>
-        <w:t>κρίσιν ἐπενεγκεῖν βλασφημίας</w:t>
-      </w:r>
-    </w:p>
-    <w:p>
-      <w:pPr/>
-      <w:r>
-        <w:rPr>
-          <w:lang w:val="hi_IN" w:bidi="hi_IN"/>
-        </w:rPr>
-      </w:r>
-      <w:r>
-        <w:rPr>
-          <w:b/>
-          <w:lang w:val="hi_IN" w:bidi="hi_IN"/>
-        </w:rPr>
         <w:t>"साहस न किया"</w:t>
       </w:r>
     </w:p>
@@ -7316,21 +6336,6 @@
           <w:b/>
           <w:lang w:val="hi_IN" w:bidi="hi_IN"/>
         </w:rPr>
-        <w:t>κρίσιν ἐπενεγκεῖν βλασφημίας</w:t>
-      </w:r>
-    </w:p>
-    <w:p>
-      <w:pPr/>
-      <w:r>
-        <w:rPr>
-          <w:lang w:val="hi_IN" w:bidi="hi_IN"/>
-        </w:rPr>
-      </w:r>
-      <w:r>
-        <w:rPr>
-          <w:b/>
-          <w:lang w:val="hi_IN" w:bidi="hi_IN"/>
-        </w:rPr>
         <w:t>"उसको"</w:t>
       </w:r>
     </w:p>
@@ -7407,21 +6412,6 @@
           <w:b/>
           <w:lang w:val="hi_IN" w:bidi="hi_IN"/>
         </w:rPr>
-        <w:t>κρίσιν ἐπενεγκεῖν βλασφημίας</w:t>
-      </w:r>
-    </w:p>
-    <w:p>
-      <w:pPr/>
-      <w:r>
-        <w:rPr>
-          <w:lang w:val="hi_IN" w:bidi="hi_IN"/>
-        </w:rPr>
-      </w:r>
-      <w:r>
-        <w:rPr>
-          <w:b/>
-          <w:lang w:val="hi_IN" w:bidi="hi_IN"/>
-        </w:rPr>
         <w:t>"उसको"</w:t>
       </w:r>
     </w:p>
@@ -7531,21 +6521,6 @@
           <w:b/>
           <w:lang w:val="hi_IN" w:bidi="hi_IN"/>
         </w:rPr>
-        <w:t>οὗτοι</w:t>
-      </w:r>
-    </w:p>
-    <w:p>
-      <w:pPr/>
-      <w:r>
-        <w:rPr>
-          <w:lang w:val="hi_IN" w:bidi="hi_IN"/>
-        </w:rPr>
-      </w:r>
-      <w:r>
-        <w:rPr>
-          <w:b/>
-          <w:lang w:val="hi_IN" w:bidi="hi_IN"/>
-        </w:rPr>
         <w:t>"ये लोग"</w:t>
       </w:r>
     </w:p>
@@ -7575,7 +6550,7 @@
         </w:rPr>
         <w:t xml:space="preserve"> \n </w:t>
       </w:r>
-      <w:hyperlink r:id="rId17">
+      <w:hyperlink r:id="rId15">
         <w:r>
           <w:rPr>
             <w:lang w:val="hi_IN" w:bidi="hi_IN"/>
@@ -7640,21 +6615,6 @@
           <w:b/>
           <w:lang w:val="hi_IN" w:bidi="hi_IN"/>
         </w:rPr>
-        <w:t>ὅσα &amp; οὐκ οἴδασιν</w:t>
-      </w:r>
-    </w:p>
-    <w:p>
-      <w:pPr/>
-      <w:r>
-        <w:rPr>
-          <w:lang w:val="hi_IN" w:bidi="hi_IN"/>
-        </w:rPr>
-      </w:r>
-      <w:r>
-        <w:rPr>
-          <w:b/>
-          <w:lang w:val="hi_IN" w:bidi="hi_IN"/>
-        </w:rPr>
         <w:t>"जिन बातों को नहीं जानते,"</w:t>
       </w:r>
       <w:r>
@@ -7697,7 +6657,7 @@
         </w:rPr>
         <w:t>"इसका स्नादार्भ हो सकता है: (1) आत्मिक क्षेत्र के विषय पिछले पद में संदर्भित झूठे शिक्षकों का अज्ञान | वैकल्पिक अनुवाद: ""वह आत्मिक क्षेत्र जिसके बारे में उनको समझ नहीं है"" (2) \n</w:t>
       </w:r>
-      <w:hyperlink r:id="rId18">
+      <w:hyperlink r:id="rId16">
         <w:r>
           <w:rPr>
             <w:lang w:val="hi_IN" w:bidi="hi_IN"/>
@@ -7762,21 +6722,6 @@
           <w:b/>
           <w:lang w:val="hi_IN" w:bidi="hi_IN"/>
         </w:rPr>
-        <w:t>ὅσα δὲ φυσικῶς ὡς τὰ ἄλογα ζῷα ἐπίστανται</w:t>
-      </w:r>
-    </w:p>
-    <w:p>
-      <w:pPr/>
-      <w:r>
-        <w:rPr>
-          <w:lang w:val="hi_IN" w:bidi="hi_IN"/>
-        </w:rPr>
-      </w:r>
-      <w:r>
-        <w:rPr>
-          <w:b/>
-          <w:lang w:val="hi_IN" w:bidi="hi_IN"/>
-        </w:rPr>
         <w:t>""</w:t>
       </w:r>
     </w:p>
@@ -7860,21 +6805,6 @@
           <w:b/>
           <w:lang w:val="hi_IN" w:bidi="hi_IN"/>
         </w:rPr>
-        <w:t>ἐν τούτοις</w:t>
-      </w:r>
-    </w:p>
-    <w:p>
-      <w:pPr/>
-      <w:r>
-        <w:rPr>
-          <w:lang w:val="hi_IN" w:bidi="hi_IN"/>
-        </w:rPr>
-      </w:r>
-      <w:r>
-        <w:rPr>
-          <w:b/>
-          <w:lang w:val="hi_IN" w:bidi="hi_IN"/>
-        </w:rPr>
         <w:t>"उनमें अपने आप को"</w:t>
       </w:r>
     </w:p>
@@ -7971,21 +6901,6 @@
           <w:b/>
           <w:lang w:val="hi_IN" w:bidi="hi_IN"/>
         </w:rPr>
-        <w:t>ἐν τούτοις φθείρονται</w:t>
-      </w:r>
-    </w:p>
-    <w:p>
-      <w:pPr/>
-      <w:r>
-        <w:rPr>
-          <w:lang w:val="hi_IN" w:bidi="hi_IN"/>
-        </w:rPr>
-      </w:r>
-      <w:r>
-        <w:rPr>
-          <w:b/>
-          <w:lang w:val="hi_IN" w:bidi="hi_IN"/>
-        </w:rPr>
         <w:t>"उनमें अपने आप को नाश करते हैं"</w:t>
       </w:r>
     </w:p>
@@ -8069,21 +6984,6 @@
           <w:b/>
           <w:lang w:val="hi_IN" w:bidi="hi_IN"/>
         </w:rPr>
-        <w:t>οὐαὶ αὐτοῖς</w:t>
-      </w:r>
-    </w:p>
-    <w:p>
-      <w:pPr/>
-      <w:r>
-        <w:rPr>
-          <w:lang w:val="hi_IN" w:bidi="hi_IN"/>
-        </w:rPr>
-      </w:r>
-      <w:r>
-        <w:rPr>
-          <w:b/>
-          <w:lang w:val="hi_IN" w:bidi="hi_IN"/>
-        </w:rPr>
         <w:t>"उन पर हाय"</w:t>
       </w:r>
     </w:p>
@@ -8180,21 +7080,6 @@
           <w:b/>
           <w:lang w:val="hi_IN" w:bidi="hi_IN"/>
         </w:rPr>
-        <w:t>τῇ ὁδῷ τοῦ Κάϊν ἐπορεύθησαν</w:t>
-      </w:r>
-    </w:p>
-    <w:p>
-      <w:pPr/>
-      <w:r>
-        <w:rPr>
-          <w:lang w:val="hi_IN" w:bidi="hi_IN"/>
-        </w:rPr>
-      </w:r>
-      <w:r>
-        <w:rPr>
-          <w:b/>
-          <w:lang w:val="hi_IN" w:bidi="hi_IN"/>
-        </w:rPr>
         <w:t>"कैन के समान चाल चले"</w:t>
       </w:r>
     </w:p>
@@ -8291,21 +7176,6 @@
           <w:b/>
           <w:lang w:val="hi_IN" w:bidi="hi_IN"/>
         </w:rPr>
-        <w:t>τοῦ Κάϊν</w:t>
-      </w:r>
-    </w:p>
-    <w:p>
-      <w:pPr/>
-      <w:r>
-        <w:rPr>
-          <w:lang w:val="hi_IN" w:bidi="hi_IN"/>
-        </w:rPr>
-      </w:r>
-      <w:r>
-        <w:rPr>
-          <w:b/>
-          <w:lang w:val="hi_IN" w:bidi="hi_IN"/>
-        </w:rPr>
         <w:t>"कैन के समान चाल"</w:t>
       </w:r>
     </w:p>
@@ -8389,21 +7259,6 @@
           <w:b/>
           <w:lang w:val="hi_IN" w:bidi="hi_IN"/>
         </w:rPr>
-        <w:t>ἐξεχύθησαν</w:t>
-      </w:r>
-    </w:p>
-    <w:p>
-      <w:pPr/>
-      <w:r>
-        <w:rPr>
-          <w:lang w:val="hi_IN" w:bidi="hi_IN"/>
-        </w:rPr>
-      </w:r>
-      <w:r>
-        <w:rPr>
-          <w:b/>
-          <w:lang w:val="hi_IN" w:bidi="hi_IN"/>
-        </w:rPr>
         <w:t>"करके"</w:t>
       </w:r>
     </w:p>
@@ -8467,21 +7322,6 @@
           <w:b/>
           <w:lang w:val="hi_IN" w:bidi="hi_IN"/>
         </w:rPr>
-        <w:t>τοῦ Βαλαὰμ μισθοῦ</w:t>
-      </w:r>
-    </w:p>
-    <w:p>
-      <w:pPr/>
-      <w:r>
-        <w:rPr>
-          <w:lang w:val="hi_IN" w:bidi="hi_IN"/>
-        </w:rPr>
-      </w:r>
-      <w:r>
-        <w:rPr>
-          <w:b/>
-          <w:lang w:val="hi_IN" w:bidi="hi_IN"/>
-        </w:rPr>
         <w:t>"मजदूरी के लिये बिलाम के समान भ्रष्ट हो गए हैं"</w:t>
       </w:r>
       <w:r>
@@ -8591,21 +7431,6 @@
           <w:b/>
           <w:lang w:val="hi_IN" w:bidi="hi_IN"/>
         </w:rPr>
-        <w:t>τοῦ Κόρε</w:t>
-      </w:r>
-    </w:p>
-    <w:p>
-      <w:pPr/>
-      <w:r>
-        <w:rPr>
-          <w:lang w:val="hi_IN" w:bidi="hi_IN"/>
-        </w:rPr>
-      </w:r>
-      <w:r>
-        <w:rPr>
-          <w:b/>
-          <w:lang w:val="hi_IN" w:bidi="hi_IN"/>
-        </w:rPr>
         <w:t>"कोरह"</w:t>
       </w:r>
       <w:r>
@@ -8715,21 +7540,6 @@
           <w:b/>
           <w:lang w:val="hi_IN" w:bidi="hi_IN"/>
         </w:rPr>
-        <w:t>ἀπώλοντο</w:t>
-      </w:r>
-    </w:p>
-    <w:p>
-      <w:pPr/>
-      <w:r>
-        <w:rPr>
-          <w:lang w:val="hi_IN" w:bidi="hi_IN"/>
-        </w:rPr>
-      </w:r>
-      <w:r>
-        <w:rPr>
-          <w:b/>
-          <w:lang w:val="hi_IN" w:bidi="hi_IN"/>
-        </w:rPr>
         <w:t>"नाश हुए हैं"</w:t>
       </w:r>
     </w:p>
@@ -8813,21 +7623,6 @@
           <w:b/>
           <w:lang w:val="hi_IN" w:bidi="hi_IN"/>
         </w:rPr>
-        <w:t>οὗτοί</w:t>
-      </w:r>
-    </w:p>
-    <w:p>
-      <w:pPr/>
-      <w:r>
-        <w:rPr>
-          <w:lang w:val="hi_IN" w:bidi="hi_IN"/>
-        </w:rPr>
-      </w:r>
-      <w:r>
-        <w:rPr>
-          <w:b/>
-          <w:lang w:val="hi_IN" w:bidi="hi_IN"/>
-        </w:rPr>
         <w:t>"यह"</w:t>
       </w:r>
       <w:r>
@@ -8870,7 +7665,7 @@
         </w:rPr>
         <w:t xml:space="preserve"> शब्द पद </w:t>
       </w:r>
-      <w:hyperlink r:id="rId17">
+      <w:hyperlink r:id="rId15">
         <w:r>
           <w:rPr>
             <w:lang w:val="hi_IN" w:bidi="hi_IN"/>
@@ -8935,21 +7730,6 @@
           <w:b/>
           <w:lang w:val="hi_IN" w:bidi="hi_IN"/>
         </w:rPr>
-        <w:t>σπιλάδες</w:t>
-      </w:r>
-    </w:p>
-    <w:p>
-      <w:pPr/>
-      <w:r>
-        <w:rPr>
-          <w:lang w:val="hi_IN" w:bidi="hi_IN"/>
-        </w:rPr>
-      </w:r>
-      <w:r>
-        <w:rPr>
-          <w:b/>
-          <w:lang w:val="hi_IN" w:bidi="hi_IN"/>
-        </w:rPr>
         <w:t>"छिपी हुई चट्टान"</w:t>
       </w:r>
     </w:p>
@@ -9046,21 +7826,6 @@
           <w:b/>
           <w:lang w:val="hi_IN" w:bidi="hi_IN"/>
         </w:rPr>
-        <w:t>ταῖς ἀγάπαις</w:t>
-      </w:r>
-    </w:p>
-    <w:p>
-      <w:pPr/>
-      <w:r>
-        <w:rPr>
-          <w:lang w:val="hi_IN" w:bidi="hi_IN"/>
-        </w:rPr>
-      </w:r>
-      <w:r>
-        <w:rPr>
-          <w:b/>
-          <w:lang w:val="hi_IN" w:bidi="hi_IN"/>
-        </w:rPr>
         <w:t>"प्रेम-"</w:t>
       </w:r>
       <w:r>
@@ -9183,21 +7948,6 @@
           <w:b/>
           <w:lang w:val="hi_IN" w:bidi="hi_IN"/>
         </w:rPr>
-        <w:t>ἑαυτοὺς ποιμαίνοντες</w:t>
-      </w:r>
-    </w:p>
-    <w:p>
-      <w:pPr/>
-      <w:r>
-        <w:rPr>
-          <w:lang w:val="hi_IN" w:bidi="hi_IN"/>
-        </w:rPr>
-      </w:r>
-      <w:r>
-        <w:rPr>
-          <w:b/>
-          <w:lang w:val="hi_IN" w:bidi="hi_IN"/>
-        </w:rPr>
         <w:t>"अपना ही रखवाले हैं"</w:t>
       </w:r>
     </w:p>
@@ -9281,21 +8031,6 @@
           <w:b/>
           <w:lang w:val="hi_IN" w:bidi="hi_IN"/>
         </w:rPr>
-        <w:t>νεφέλαι ἄνυδροι ὑπὸ ἀνέμων παραφερόμεναι</w:t>
-      </w:r>
-    </w:p>
-    <w:p>
-      <w:pPr/>
-      <w:r>
-        <w:rPr>
-          <w:lang w:val="hi_IN" w:bidi="hi_IN"/>
-        </w:rPr>
-      </w:r>
-      <w:r>
-        <w:rPr>
-          <w:b/>
-          <w:lang w:val="hi_IN" w:bidi="hi_IN"/>
-        </w:rPr>
         <w:t>"वे निर्जल बादल"</w:t>
       </w:r>
       <w:r>
@@ -9405,21 +8140,6 @@
           <w:b/>
           <w:lang w:val="hi_IN" w:bidi="hi_IN"/>
         </w:rPr>
-        <w:t>ὑπὸ ἀνέμων παραφερόμεναι</w:t>
-      </w:r>
-    </w:p>
-    <w:p>
-      <w:pPr/>
-      <w:r>
-        <w:rPr>
-          <w:lang w:val="hi_IN" w:bidi="hi_IN"/>
-        </w:rPr>
-      </w:r>
-      <w:r>
-        <w:rPr>
-          <w:b/>
-          <w:lang w:val="hi_IN" w:bidi="hi_IN"/>
-        </w:rPr>
         <w:t>"वे निर्जल बादल"</w:t>
       </w:r>
       <w:r>
@@ -9516,21 +8236,6 @@
           <w:b/>
           <w:lang w:val="hi_IN" w:bidi="hi_IN"/>
         </w:rPr>
-        <w:t>δένδρα φθινοπωρινὰ ἄκαρπα</w:t>
-      </w:r>
-    </w:p>
-    <w:p>
-      <w:pPr/>
-      <w:r>
-        <w:rPr>
-          <w:lang w:val="hi_IN" w:bidi="hi_IN"/>
-        </w:rPr>
-      </w:r>
-      <w:r>
-        <w:rPr>
-          <w:b/>
-          <w:lang w:val="hi_IN" w:bidi="hi_IN"/>
-        </w:rPr>
         <w:t>"में"</w:t>
       </w:r>
       <w:r>
@@ -9640,21 +8345,6 @@
           <w:b/>
           <w:lang w:val="hi_IN" w:bidi="hi_IN"/>
         </w:rPr>
-        <w:t>δὶς ἀποθανόντα ἐκριζωθέντα</w:t>
-      </w:r>
-    </w:p>
-    <w:p>
-      <w:pPr/>
-      <w:r>
-        <w:rPr>
-          <w:lang w:val="hi_IN" w:bidi="hi_IN"/>
-        </w:rPr>
-      </w:r>
-      <w:r>
-        <w:rPr>
-          <w:b/>
-          <w:lang w:val="hi_IN" w:bidi="hi_IN"/>
-        </w:rPr>
         <w:t>"दो बार मर चुके हैं; और जड़ से उखड़ गए हैं"</w:t>
       </w:r>
     </w:p>
@@ -9738,21 +8428,6 @@
           <w:b/>
           <w:lang w:val="hi_IN" w:bidi="hi_IN"/>
         </w:rPr>
-        <w:t>δὶς ἀποθανόντα ἐκριζωθέντα</w:t>
-      </w:r>
-    </w:p>
-    <w:p>
-      <w:pPr/>
-      <w:r>
-        <w:rPr>
-          <w:lang w:val="hi_IN" w:bidi="hi_IN"/>
-        </w:rPr>
-      </w:r>
-      <w:r>
-        <w:rPr>
-          <w:b/>
-          <w:lang w:val="hi_IN" w:bidi="hi_IN"/>
-        </w:rPr>
         <w:t>"दो बार मर चुके हैं; और जड़ से उखड़ गए हैं"</w:t>
       </w:r>
     </w:p>
@@ -9849,21 +8524,6 @@
           <w:b/>
           <w:lang w:val="hi_IN" w:bidi="hi_IN"/>
         </w:rPr>
-        <w:t>ἐκριζωθέντα</w:t>
-      </w:r>
-    </w:p>
-    <w:p>
-      <w:pPr/>
-      <w:r>
-        <w:rPr>
-          <w:lang w:val="hi_IN" w:bidi="hi_IN"/>
-        </w:rPr>
-      </w:r>
-      <w:r>
-        <w:rPr>
-          <w:b/>
-          <w:lang w:val="hi_IN" w:bidi="hi_IN"/>
-        </w:rPr>
         <w:t>"और जड़ से उखड़ गए हैं"</w:t>
       </w:r>
     </w:p>
@@ -9947,21 +8607,6 @@
           <w:b/>
           <w:lang w:val="hi_IN" w:bidi="hi_IN"/>
         </w:rPr>
-        <w:t>ἐκριζωθέντα</w:t>
-      </w:r>
-    </w:p>
-    <w:p>
-      <w:pPr/>
-      <w:r>
-        <w:rPr>
-          <w:lang w:val="hi_IN" w:bidi="hi_IN"/>
-        </w:rPr>
-      </w:r>
-      <w:r>
-        <w:rPr>
-          <w:b/>
-          <w:lang w:val="hi_IN" w:bidi="hi_IN"/>
-        </w:rPr>
         <w:t>"और जड़ से उखड़ गए हैं"</w:t>
       </w:r>
     </w:p>
@@ -10045,21 +8690,6 @@
           <w:b/>
           <w:lang w:val="hi_IN" w:bidi="hi_IN"/>
         </w:rPr>
-        <w:t>κύματα ἄγρια θαλάσσης</w:t>
-      </w:r>
-    </w:p>
-    <w:p>
-      <w:pPr/>
-      <w:r>
-        <w:rPr>
-          <w:lang w:val="hi_IN" w:bidi="hi_IN"/>
-        </w:rPr>
-      </w:r>
-      <w:r>
-        <w:rPr>
-          <w:b/>
-          <w:lang w:val="hi_IN" w:bidi="hi_IN"/>
-        </w:rPr>
         <w:t>"ये समुद्र के प्रचण्ड हिलकोरे हैं"</w:t>
       </w:r>
     </w:p>
@@ -10156,21 +8786,6 @@
           <w:b/>
           <w:lang w:val="hi_IN" w:bidi="hi_IN"/>
         </w:rPr>
-        <w:t>ἐπαφρίζοντα τὰς ἑαυτῶν αἰσχύνας</w:t>
-      </w:r>
-    </w:p>
-    <w:p>
-      <w:pPr/>
-      <w:r>
-        <w:rPr>
-          <w:lang w:val="hi_IN" w:bidi="hi_IN"/>
-        </w:rPr>
-      </w:r>
-      <w:r>
-        <w:rPr>
-          <w:b/>
-          <w:lang w:val="hi_IN" w:bidi="hi_IN"/>
-        </w:rPr>
         <w:t>"जो अपनी लज्जा का फेन उछालते हैं"</w:t>
       </w:r>
     </w:p>
@@ -10267,21 +8882,6 @@
           <w:b/>
           <w:lang w:val="hi_IN" w:bidi="hi_IN"/>
         </w:rPr>
-        <w:t>ἀστέρες πλανῆται</w:t>
-      </w:r>
-    </w:p>
-    <w:p>
-      <w:pPr/>
-      <w:r>
-        <w:rPr>
-          <w:lang w:val="hi_IN" w:bidi="hi_IN"/>
-        </w:rPr>
-      </w:r>
-      <w:r>
-        <w:rPr>
-          <w:b/>
-          <w:lang w:val="hi_IN" w:bidi="hi_IN"/>
-        </w:rPr>
         <w:t>"ये डाँवाडोल तारे हैं"</w:t>
       </w:r>
     </w:p>
@@ -10378,21 +8978,6 @@
           <w:b/>
           <w:lang w:val="hi_IN" w:bidi="hi_IN"/>
         </w:rPr>
-        <w:t>οἷς ὁ ζόφος τοῦ σκότους εἰς αἰῶνα τετήρηται</w:t>
-      </w:r>
-    </w:p>
-    <w:p>
-      <w:pPr/>
-      <w:r>
-        <w:rPr>
-          <w:lang w:val="hi_IN" w:bidi="hi_IN"/>
-        </w:rPr>
-      </w:r>
-      <w:r>
-        <w:rPr>
-          <w:b/>
-          <w:lang w:val="hi_IN" w:bidi="hi_IN"/>
-        </w:rPr>
         <w:t>"जिनके लिये सदा काल तक घोर अंधकार रखा गया है"</w:t>
       </w:r>
     </w:p>
@@ -10476,21 +9061,6 @@
           <w:b/>
           <w:lang w:val="hi_IN" w:bidi="hi_IN"/>
         </w:rPr>
-        <w:t>οἷς</w:t>
-      </w:r>
-    </w:p>
-    <w:p>
-      <w:pPr/>
-      <w:r>
-        <w:rPr>
-          <w:lang w:val="hi_IN" w:bidi="hi_IN"/>
-        </w:rPr>
-      </w:r>
-      <w:r>
-        <w:rPr>
-          <w:b/>
-          <w:lang w:val="hi_IN" w:bidi="hi_IN"/>
-        </w:rPr>
         <w:t>"जिनके लिये"</w:t>
       </w:r>
     </w:p>
@@ -10587,21 +9157,6 @@
           <w:b/>
           <w:lang w:val="hi_IN" w:bidi="hi_IN"/>
         </w:rPr>
-        <w:t>ὁ ζόφος τοῦ σκότους</w:t>
-      </w:r>
-    </w:p>
-    <w:p>
-      <w:pPr/>
-      <w:r>
-        <w:rPr>
-          <w:lang w:val="hi_IN" w:bidi="hi_IN"/>
-        </w:rPr>
-      </w:r>
-      <w:r>
-        <w:rPr>
-          <w:b/>
-          <w:lang w:val="hi_IN" w:bidi="hi_IN"/>
-        </w:rPr>
         <w:t>"घोर अंधकार"</w:t>
       </w:r>
     </w:p>
@@ -10678,21 +9233,6 @@
           <w:b/>
           <w:lang w:val="hi_IN" w:bidi="hi_IN"/>
         </w:rPr>
-        <w:t>ὁ ζόφος τοῦ σκότους</w:t>
-      </w:r>
-    </w:p>
-    <w:p>
-      <w:pPr/>
-      <w:r>
-        <w:rPr>
-          <w:lang w:val="hi_IN" w:bidi="hi_IN"/>
-        </w:rPr>
-      </w:r>
-      <w:r>
-        <w:rPr>
-          <w:b/>
-          <w:lang w:val="hi_IN" w:bidi="hi_IN"/>
-        </w:rPr>
         <w:t>"घोर अंधकार"</w:t>
       </w:r>
     </w:p>
@@ -10802,21 +9342,6 @@
           <w:b/>
           <w:lang w:val="hi_IN" w:bidi="hi_IN"/>
         </w:rPr>
-        <w:t>ἕβδομος ἀπὸ Ἀδὰμ</w:t>
-      </w:r>
-    </w:p>
-    <w:p>
-      <w:pPr/>
-      <w:r>
-        <w:rPr>
-          <w:lang w:val="hi_IN" w:bidi="hi_IN"/>
-        </w:rPr>
-      </w:r>
-      <w:r>
-        <w:rPr>
-          <w:b/>
-          <w:lang w:val="hi_IN" w:bidi="hi_IN"/>
-        </w:rPr>
         <w:t>"जो आदम से सातवीं पीढ़ी"</w:t>
       </w:r>
       <w:r>
@@ -10906,21 +9431,6 @@
           <w:b/>
           <w:lang w:val="hi_IN" w:bidi="hi_IN"/>
         </w:rPr>
-        <w:t>τούτοις</w:t>
-      </w:r>
-    </w:p>
-    <w:p>
-      <w:pPr/>
-      <w:r>
-        <w:rPr>
-          <w:lang w:val="hi_IN" w:bidi="hi_IN"/>
-        </w:rPr>
-      </w:r>
-      <w:r>
-        <w:rPr>
-          <w:b/>
-          <w:lang w:val="hi_IN" w:bidi="hi_IN"/>
-        </w:rPr>
         <w:t>"इनके"</w:t>
       </w:r>
     </w:p>
@@ -11017,21 +9527,6 @@
           <w:b/>
           <w:lang w:val="hi_IN" w:bidi="hi_IN"/>
         </w:rPr>
-        <w:t>λέγων</w:t>
-      </w:r>
-    </w:p>
-    <w:p>
-      <w:pPr/>
-      <w:r>
-        <w:rPr>
-          <w:lang w:val="hi_IN" w:bidi="hi_IN"/>
-        </w:rPr>
-      </w:r>
-      <w:r>
-        <w:rPr>
-          <w:b/>
-          <w:lang w:val="hi_IN" w:bidi="hi_IN"/>
-        </w:rPr>
         <w:t>"भविष्यद्वाणी की"</w:t>
       </w:r>
     </w:p>
@@ -11115,21 +9610,6 @@
           <w:b/>
           <w:lang w:val="hi_IN" w:bidi="hi_IN"/>
         </w:rPr>
-        <w:t>ἰδοὺ</w:t>
-      </w:r>
-    </w:p>
-    <w:p>
-      <w:pPr/>
-      <w:r>
-        <w:rPr>
-          <w:lang w:val="hi_IN" w:bidi="hi_IN"/>
-        </w:rPr>
-      </w:r>
-      <w:r>
-        <w:rPr>
-          <w:b/>
-          <w:lang w:val="hi_IN" w:bidi="hi_IN"/>
-        </w:rPr>
         <w:t>"देखो"</w:t>
       </w:r>
     </w:p>
@@ -11206,21 +9686,6 @@
           <w:b/>
           <w:lang w:val="hi_IN" w:bidi="hi_IN"/>
         </w:rPr>
-        <w:t>ἦλθεν Κύριος</w:t>
-      </w:r>
-    </w:p>
-    <w:p>
-      <w:pPr/>
-      <w:r>
-        <w:rPr>
-          <w:lang w:val="hi_IN" w:bidi="hi_IN"/>
-        </w:rPr>
-      </w:r>
-      <w:r>
-        <w:rPr>
-          <w:b/>
-          <w:lang w:val="hi_IN" w:bidi="hi_IN"/>
-        </w:rPr>
         <w:t>"प्रभु"</w:t>
       </w:r>
       <w:r>
@@ -11317,21 +9782,6 @@
           <w:b/>
           <w:lang w:val="hi_IN" w:bidi="hi_IN"/>
         </w:rPr>
-        <w:t>Κύριος</w:t>
-      </w:r>
-    </w:p>
-    <w:p>
-      <w:pPr/>
-      <w:r>
-        <w:rPr>
-          <w:lang w:val="hi_IN" w:bidi="hi_IN"/>
-        </w:rPr>
-      </w:r>
-      <w:r>
-        <w:rPr>
-          <w:b/>
-          <w:lang w:val="hi_IN" w:bidi="hi_IN"/>
-        </w:rPr>
         <w:t>"प्रभु"</w:t>
       </w:r>
       <w:r>
@@ -11421,21 +9871,6 @@
           <w:b/>
           <w:lang w:val="hi_IN" w:bidi="hi_IN"/>
         </w:rPr>
-        <w:t>μυριάσιν</w:t>
-      </w:r>
-    </w:p>
-    <w:p>
-      <w:pPr/>
-      <w:r>
-        <w:rPr>
-          <w:lang w:val="hi_IN" w:bidi="hi_IN"/>
-        </w:rPr>
-      </w:r>
-      <w:r>
-        <w:rPr>
-          <w:b/>
-          <w:lang w:val="hi_IN" w:bidi="hi_IN"/>
-        </w:rPr>
         <w:t>"लाखों"</w:t>
       </w:r>
     </w:p>
@@ -11608,21 +10043,6 @@
           <w:b/>
           <w:lang w:val="hi_IN" w:bidi="hi_IN"/>
         </w:rPr>
-        <w:t>ποιῆσαι κρίσιν &amp; καὶ ἐλέγξαι</w:t>
-      </w:r>
-    </w:p>
-    <w:p>
-      <w:pPr/>
-      <w:r>
-        <w:rPr>
-          <w:lang w:val="hi_IN" w:bidi="hi_IN"/>
-        </w:rPr>
-      </w:r>
-      <w:r>
-        <w:rPr>
-          <w:b/>
-          <w:lang w:val="hi_IN" w:bidi="hi_IN"/>
-        </w:rPr>
         <w:t>"न्याय करे, और"</w:t>
       </w:r>
       <w:r>
@@ -11732,21 +10152,6 @@
           <w:b/>
           <w:lang w:val="hi_IN" w:bidi="hi_IN"/>
         </w:rPr>
-        <w:t>ποιῆσαι κρίσιν κατὰ</w:t>
-      </w:r>
-    </w:p>
-    <w:p>
-      <w:pPr/>
-      <w:r>
-        <w:rPr>
-          <w:lang w:val="hi_IN" w:bidi="hi_IN"/>
-        </w:rPr>
-      </w:r>
-      <w:r>
-        <w:rPr>
-          <w:b/>
-          <w:lang w:val="hi_IN" w:bidi="hi_IN"/>
-        </w:rPr>
         <w:t>"न्याय करे"</w:t>
       </w:r>
     </w:p>
@@ -11823,21 +10228,6 @@
           <w:b/>
           <w:lang w:val="hi_IN" w:bidi="hi_IN"/>
         </w:rPr>
-        <w:t>πᾶσαν ψυχὴν</w:t>
-      </w:r>
-    </w:p>
-    <w:p>
-      <w:pPr/>
-      <w:r>
-        <w:rPr>
-          <w:lang w:val="hi_IN" w:bidi="hi_IN"/>
-        </w:rPr>
-      </w:r>
-      <w:r>
-        <w:rPr>
-          <w:b/>
-          <w:lang w:val="hi_IN" w:bidi="hi_IN"/>
-        </w:rPr>
         <w:t>"कि"</w:t>
       </w:r>
       <w:r>
@@ -11947,21 +10337,6 @@
           <w:b/>
           <w:lang w:val="hi_IN" w:bidi="hi_IN"/>
         </w:rPr>
-        <w:t>τῶν ἔργων ἀσεβείας αὐτῶν</w:t>
-      </w:r>
-    </w:p>
-    <w:p>
-      <w:pPr/>
-      <w:r>
-        <w:rPr>
-          <w:lang w:val="hi_IN" w:bidi="hi_IN"/>
-        </w:rPr>
-      </w:r>
-      <w:r>
-        <w:rPr>
-          <w:b/>
-          <w:lang w:val="hi_IN" w:bidi="hi_IN"/>
-        </w:rPr>
         <w:t>"भक्तिहीनों को"</w:t>
       </w:r>
       <w:r>
@@ -12097,21 +10472,6 @@
           <w:b/>
           <w:lang w:val="hi_IN" w:bidi="hi_IN"/>
         </w:rPr>
-        <w:t>τῶν σκληρῶν</w:t>
-      </w:r>
-    </w:p>
-    <w:p>
-      <w:pPr/>
-      <w:r>
-        <w:rPr>
-          <w:lang w:val="hi_IN" w:bidi="hi_IN"/>
-        </w:rPr>
-      </w:r>
-      <w:r>
-        <w:rPr>
-          <w:b/>
-          <w:lang w:val="hi_IN" w:bidi="hi_IN"/>
-        </w:rPr>
         <w:t>"कठोर बातों"</w:t>
       </w:r>
     </w:p>
@@ -12188,21 +10548,6 @@
           <w:b/>
           <w:lang w:val="hi_IN" w:bidi="hi_IN"/>
         </w:rPr>
-        <w:t>αὐτοῦ</w:t>
-      </w:r>
-    </w:p>
-    <w:p>
-      <w:pPr/>
-      <w:r>
-        <w:rPr>
-          <w:lang w:val="hi_IN" w:bidi="hi_IN"/>
-        </w:rPr>
-      </w:r>
-      <w:r>
-        <w:rPr>
-          <w:b/>
-          <w:lang w:val="hi_IN" w:bidi="hi_IN"/>
-        </w:rPr>
         <w:t>"उनके"</w:t>
       </w:r>
       <w:r>
@@ -12312,21 +10657,6 @@
           <w:b/>
           <w:lang w:val="hi_IN" w:bidi="hi_IN"/>
         </w:rPr>
-        <w:t>οὗτοί</w:t>
-      </w:r>
-    </w:p>
-    <w:p>
-      <w:pPr/>
-      <w:r>
-        <w:rPr>
-          <w:lang w:val="hi_IN" w:bidi="hi_IN"/>
-        </w:rPr>
-      </w:r>
-      <w:r>
-        <w:rPr>
-          <w:b/>
-          <w:lang w:val="hi_IN" w:bidi="hi_IN"/>
-        </w:rPr>
         <w:t>"ये तो"</w:t>
       </w:r>
     </w:p>
@@ -12356,7 +10686,7 @@
         </w:rPr>
         <w:t xml:space="preserve"> शब्द झूठे शिक्षकों के सन्दर्भ में है जिनकी चर्चा यहूदा ने </w:t>
       </w:r>
-      <w:hyperlink r:id="rId17">
+      <w:hyperlink r:id="rId15">
         <w:r>
           <w:rPr>
             <w:lang w:val="hi_IN" w:bidi="hi_IN"/>
@@ -12441,21 +10771,6 @@
           <w:b/>
           <w:lang w:val="hi_IN" w:bidi="hi_IN"/>
         </w:rPr>
-        <w:t>εἰσιν γογγυσταί μεμψίμοιροι</w:t>
-      </w:r>
-    </w:p>
-    <w:p>
-      <w:pPr/>
-      <w:r>
-        <w:rPr>
-          <w:lang w:val="hi_IN" w:bidi="hi_IN"/>
-        </w:rPr>
-      </w:r>
-      <w:r>
-        <w:rPr>
-          <w:b/>
-          <w:lang w:val="hi_IN" w:bidi="hi_IN"/>
-        </w:rPr>
         <w:t>"असंतुष्ट, कुढ़कुढ़ानेवाले"</w:t>
       </w:r>
     </w:p>
@@ -12558,21 +10873,6 @@
           <w:b/>
           <w:lang w:val="hi_IN" w:bidi="hi_IN"/>
         </w:rPr>
-        <w:t>πορευόμενοι</w:t>
-      </w:r>
-    </w:p>
-    <w:p>
-      <w:pPr/>
-      <w:r>
-        <w:rPr>
-          <w:lang w:val="hi_IN" w:bidi="hi_IN"/>
-        </w:rPr>
-      </w:r>
-      <w:r>
-        <w:rPr>
-          <w:b/>
-          <w:lang w:val="hi_IN" w:bidi="hi_IN"/>
-        </w:rPr>
         <w:t>"अपने अभिलाषाओं के अनुसार चलनेवाले"</w:t>
       </w:r>
     </w:p>
@@ -12669,21 +10969,6 @@
           <w:b/>
           <w:lang w:val="hi_IN" w:bidi="hi_IN"/>
         </w:rPr>
-        <w:t>τὰς ἐπιθυμίας αὐτῶν</w:t>
-      </w:r>
-    </w:p>
-    <w:p>
-      <w:pPr/>
-      <w:r>
-        <w:rPr>
-          <w:lang w:val="hi_IN" w:bidi="hi_IN"/>
-        </w:rPr>
-      </w:r>
-      <w:r>
-        <w:rPr>
-          <w:b/>
-          <w:lang w:val="hi_IN" w:bidi="hi_IN"/>
-        </w:rPr>
         <w:t>"अपने अभिलाषाओं के अनुसार चलनेवाले"</w:t>
       </w:r>
     </w:p>
@@ -12760,21 +11045,6 @@
           <w:b/>
           <w:lang w:val="hi_IN" w:bidi="hi_IN"/>
         </w:rPr>
-        <w:t>τὸ στόμα αὐτῶν λαλεῖ</w:t>
-      </w:r>
-    </w:p>
-    <w:p>
-      <w:pPr/>
-      <w:r>
-        <w:rPr>
-          <w:lang w:val="hi_IN" w:bidi="hi_IN"/>
-        </w:rPr>
-      </w:r>
-      <w:r>
-        <w:rPr>
-          <w:b/>
-          <w:lang w:val="hi_IN" w:bidi="hi_IN"/>
-        </w:rPr>
         <w:t>"अपने मुँह से"</w:t>
       </w:r>
       <w:r>
@@ -12864,21 +11134,6 @@
           <w:b/>
           <w:lang w:val="hi_IN" w:bidi="hi_IN"/>
         </w:rPr>
-        <w:t>τὸ στόμα αὐτῶν λαλεῖ</w:t>
-      </w:r>
-    </w:p>
-    <w:p>
-      <w:pPr/>
-      <w:r>
-        <w:rPr>
-          <w:lang w:val="hi_IN" w:bidi="hi_IN"/>
-        </w:rPr>
-      </w:r>
-      <w:r>
-        <w:rPr>
-          <w:b/>
-          <w:lang w:val="hi_IN" w:bidi="hi_IN"/>
-        </w:rPr>
         <w:t>"अपने मुँह से"</w:t>
       </w:r>
       <w:r>
@@ -12988,21 +11243,6 @@
           <w:b/>
           <w:lang w:val="hi_IN" w:bidi="hi_IN"/>
         </w:rPr>
-        <w:t>λαλεῖ ὑπέρογκα</w:t>
-      </w:r>
-    </w:p>
-    <w:p>
-      <w:pPr/>
-      <w:r>
-        <w:rPr>
-          <w:lang w:val="hi_IN" w:bidi="hi_IN"/>
-        </w:rPr>
-      </w:r>
-      <w:r>
-        <w:rPr>
-          <w:b/>
-          <w:lang w:val="hi_IN" w:bidi="hi_IN"/>
-        </w:rPr>
         <w:t>"घमण्ड की बातें बोलते हैं"</w:t>
       </w:r>
     </w:p>
@@ -13079,21 +11319,6 @@
           <w:b/>
           <w:lang w:val="hi_IN" w:bidi="hi_IN"/>
         </w:rPr>
-        <w:t>θαυμάζοντες πρόσωπα</w:t>
-      </w:r>
-    </w:p>
-    <w:p>
-      <w:pPr/>
-      <w:r>
-        <w:rPr>
-          <w:lang w:val="hi_IN" w:bidi="hi_IN"/>
-        </w:rPr>
-      </w:r>
-      <w:r>
-        <w:rPr>
-          <w:b/>
-          <w:lang w:val="hi_IN" w:bidi="hi_IN"/>
-        </w:rPr>
         <w:t>"मुँह देखी बड़ाई किया करते हैं"</w:t>
       </w:r>
     </w:p>
@@ -13177,21 +11402,6 @@
           <w:b/>
           <w:lang w:val="hi_IN" w:bidi="hi_IN"/>
         </w:rPr>
-        <w:t>θαυμάζοντες πρόσωπα</w:t>
-      </w:r>
-    </w:p>
-    <w:p>
-      <w:pPr/>
-      <w:r>
-        <w:rPr>
-          <w:lang w:val="hi_IN" w:bidi="hi_IN"/>
-        </w:rPr>
-      </w:r>
-      <w:r>
-        <w:rPr>
-          <w:b/>
-          <w:lang w:val="hi_IN" w:bidi="hi_IN"/>
-        </w:rPr>
         <w:t>"मुँह देखी बड़ाई किया करते हैं"</w:t>
       </w:r>
     </w:p>
@@ -13268,21 +11478,6 @@
           <w:b/>
           <w:lang w:val="hi_IN" w:bidi="hi_IN"/>
         </w:rPr>
-        <w:t>ἀγαπητοί</w:t>
-      </w:r>
-    </w:p>
-    <w:p>
-      <w:pPr/>
-      <w:r>
-        <w:rPr>
-          <w:lang w:val="hi_IN" w:bidi="hi_IN"/>
-        </w:rPr>
-      </w:r>
-      <w:r>
-        <w:rPr>
-          <w:b/>
-          <w:lang w:val="hi_IN" w:bidi="hi_IN"/>
-        </w:rPr>
         <w:t>"हे प्रियों"</w:t>
       </w:r>
     </w:p>
@@ -13312,7 +11507,7 @@
         </w:rPr>
         <w:t xml:space="preserve"> शब्द का सन्दर्भ उन लोगों से है जिनको यहूदा पत्र लिख रहा है वरन सब विश्वासियों को समाहित करता है| यदि आपकी भाषा में स्पष्ट हो सके तो आप इसका सविस्तार वर्णन कर सकते हैं| देखें कि आपने इसका अनुवाद \n</w:t>
       </w:r>
-      <w:hyperlink r:id="rId19">
+      <w:hyperlink r:id="rId17">
         <w:r>
           <w:rPr>
             <w:lang w:val="hi_IN" w:bidi="hi_IN"/>
@@ -13397,21 +11592,6 @@
           <w:b/>
           <w:lang w:val="hi_IN" w:bidi="hi_IN"/>
         </w:rPr>
-        <w:t>τῶν ῥημάτων</w:t>
-      </w:r>
-    </w:p>
-    <w:p>
-      <w:pPr/>
-      <w:r>
-        <w:rPr>
-          <w:lang w:val="hi_IN" w:bidi="hi_IN"/>
-        </w:rPr>
-      </w:r>
-      <w:r>
-        <w:rPr>
-          <w:b/>
-          <w:lang w:val="hi_IN" w:bidi="hi_IN"/>
-        </w:rPr>
         <w:t>"उन बातों को"</w:t>
       </w:r>
     </w:p>
@@ -13508,21 +11688,6 @@
           <w:b/>
           <w:lang w:val="hi_IN" w:bidi="hi_IN"/>
         </w:rPr>
-        <w:t>τοῦ Κυρίου ἡμῶν</w:t>
-      </w:r>
-    </w:p>
-    <w:p>
-      <w:pPr/>
-      <w:r>
-        <w:rPr>
-          <w:lang w:val="hi_IN" w:bidi="hi_IN"/>
-        </w:rPr>
-      </w:r>
-      <w:r>
-        <w:rPr>
-          <w:b/>
-          <w:lang w:val="hi_IN" w:bidi="hi_IN"/>
-        </w:rPr>
         <w:t>"हमारे प्रभु"</w:t>
       </w:r>
     </w:p>
@@ -13619,21 +11784,6 @@
           <w:b/>
           <w:lang w:val="hi_IN" w:bidi="hi_IN"/>
         </w:rPr>
-        <w:t>ἡμῶν</w:t>
-      </w:r>
-    </w:p>
-    <w:p>
-      <w:pPr/>
-      <w:r>
-        <w:rPr>
-          <w:lang w:val="hi_IN" w:bidi="hi_IN"/>
-        </w:rPr>
-      </w:r>
-      <w:r>
-        <w:rPr>
-          <w:b/>
-          <w:lang w:val="hi_IN" w:bidi="hi_IN"/>
-        </w:rPr>
         <w:t>"हमारे प्रभु"</w:t>
       </w:r>
     </w:p>
@@ -13730,21 +11880,6 @@
           <w:b/>
           <w:lang w:val="hi_IN" w:bidi="hi_IN"/>
         </w:rPr>
-        <w:t>ὅτι ἔλεγον ὑμῖν</w:t>
-      </w:r>
-    </w:p>
-    <w:p>
-      <w:pPr/>
-      <w:r>
-        <w:rPr>
-          <w:lang w:val="hi_IN" w:bidi="hi_IN"/>
-        </w:rPr>
-      </w:r>
-      <w:r>
-        <w:rPr>
-          <w:b/>
-          <w:lang w:val="hi_IN" w:bidi="hi_IN"/>
-        </w:rPr>
         <w:t>"तुम से कहा करते थे"</w:t>
       </w:r>
     </w:p>
@@ -13808,21 +11943,6 @@
           <w:b/>
           <w:lang w:val="hi_IN" w:bidi="hi_IN"/>
         </w:rPr>
-        <w:t>ἐσχάτου χρόνου</w:t>
-      </w:r>
-    </w:p>
-    <w:p>
-      <w:pPr/>
-      <w:r>
-        <w:rPr>
-          <w:lang w:val="hi_IN" w:bidi="hi_IN"/>
-        </w:rPr>
-      </w:r>
-      <w:r>
-        <w:rPr>
-          <w:b/>
-          <w:lang w:val="hi_IN" w:bidi="hi_IN"/>
-        </w:rPr>
         <w:t>"पिछले दिनों में"</w:t>
       </w:r>
     </w:p>
@@ -13919,21 +12039,6 @@
           <w:b/>
           <w:lang w:val="hi_IN" w:bidi="hi_IN"/>
         </w:rPr>
-        <w:t>πορευόμενοι</w:t>
-      </w:r>
-    </w:p>
-    <w:p>
-      <w:pPr/>
-      <w:r>
-        <w:rPr>
-          <w:lang w:val="hi_IN" w:bidi="hi_IN"/>
-        </w:rPr>
-      </w:r>
-      <w:r>
-        <w:rPr>
-          <w:b/>
-          <w:lang w:val="hi_IN" w:bidi="hi_IN"/>
-        </w:rPr>
         <w:t>"दिनों में"</w:t>
       </w:r>
       <w:r>
@@ -14043,21 +12148,6 @@
           <w:b/>
           <w:lang w:val="hi_IN" w:bidi="hi_IN"/>
         </w:rPr>
-        <w:t>κατὰ τὰς ἑαυτῶν ἐπιθυμίας &amp; τῶν ἀσεβειῶν</w:t>
-      </w:r>
-    </w:p>
-    <w:p>
-      <w:pPr/>
-      <w:r>
-        <w:rPr>
-          <w:lang w:val="hi_IN" w:bidi="hi_IN"/>
-        </w:rPr>
-      </w:r>
-      <w:r>
-        <w:rPr>
-          <w:b/>
-          <w:lang w:val="hi_IN" w:bidi="hi_IN"/>
-        </w:rPr>
         <w:t>"दिनों में"</w:t>
       </w:r>
       <w:r>
@@ -14167,21 +12257,6 @@
           <w:b/>
           <w:lang w:val="hi_IN" w:bidi="hi_IN"/>
         </w:rPr>
-        <w:t>οὗτοί</w:t>
-      </w:r>
-    </w:p>
-    <w:p>
-      <w:pPr/>
-      <w:r>
-        <w:rPr>
-          <w:lang w:val="hi_IN" w:bidi="hi_IN"/>
-        </w:rPr>
-      </w:r>
-      <w:r>
-        <w:rPr>
-          <w:b/>
-          <w:lang w:val="hi_IN" w:bidi="hi_IN"/>
-        </w:rPr>
         <w:t>"ये तो"</w:t>
       </w:r>
       <w:r>
@@ -14271,21 +12346,6 @@
           <w:b/>
           <w:lang w:val="hi_IN" w:bidi="hi_IN"/>
         </w:rPr>
-        <w:t>οἱ ἀποδιορίζοντες</w:t>
-      </w:r>
-    </w:p>
-    <w:p>
-      <w:pPr/>
-      <w:r>
-        <w:rPr>
-          <w:lang w:val="hi_IN" w:bidi="hi_IN"/>
-        </w:rPr>
-      </w:r>
-      <w:r>
-        <w:rPr>
-          <w:b/>
-          <w:lang w:val="hi_IN" w:bidi="hi_IN"/>
-        </w:rPr>
         <w:t>"वे"</w:t>
       </w:r>
       <w:r>
@@ -14395,21 +12455,6 @@
           <w:b/>
           <w:lang w:val="hi_IN" w:bidi="hi_IN"/>
         </w:rPr>
-        <w:t>Πνεῦμα</w:t>
-      </w:r>
-    </w:p>
-    <w:p>
-      <w:pPr/>
-      <w:r>
-        <w:rPr>
-          <w:lang w:val="hi_IN" w:bidi="hi_IN"/>
-        </w:rPr>
-      </w:r>
-      <w:r>
-        <w:rPr>
-          <w:b/>
-          <w:lang w:val="hi_IN" w:bidi="hi_IN"/>
-        </w:rPr>
         <w:t>"जिनमें आत्मा नहीं"</w:t>
       </w:r>
     </w:p>
@@ -14506,21 +12551,6 @@
           <w:b/>
           <w:lang w:val="hi_IN" w:bidi="hi_IN"/>
         </w:rPr>
-        <w:t>ψυχικοί</w:t>
-      </w:r>
-    </w:p>
-    <w:p>
-      <w:pPr/>
-      <w:r>
-        <w:rPr>
-          <w:lang w:val="hi_IN" w:bidi="hi_IN"/>
-        </w:rPr>
-      </w:r>
-      <w:r>
-        <w:rPr>
-          <w:b/>
-          <w:lang w:val="hi_IN" w:bidi="hi_IN"/>
-        </w:rPr>
         <w:t>"ये शारीरिक लोग हैं"</w:t>
       </w:r>
     </w:p>
@@ -14617,21 +12647,6 @@
           <w:b/>
           <w:lang w:val="hi_IN" w:bidi="hi_IN"/>
         </w:rPr>
-        <w:t>Πνεῦμα μὴ ἔχοντες</w:t>
-      </w:r>
-    </w:p>
-    <w:p>
-      <w:pPr/>
-      <w:r>
-        <w:rPr>
-          <w:lang w:val="hi_IN" w:bidi="hi_IN"/>
-        </w:rPr>
-      </w:r>
-      <w:r>
-        <w:rPr>
-          <w:b/>
-          <w:lang w:val="hi_IN" w:bidi="hi_IN"/>
-        </w:rPr>
         <w:t>"जिनमें आत्मा नहीं"</w:t>
       </w:r>
     </w:p>
@@ -14708,21 +12723,6 @@
           <w:b/>
           <w:lang w:val="hi_IN" w:bidi="hi_IN"/>
         </w:rPr>
-        <w:t>ἀγαπητοί</w:t>
-      </w:r>
-    </w:p>
-    <w:p>
-      <w:pPr/>
-      <w:r>
-        <w:rPr>
-          <w:lang w:val="hi_IN" w:bidi="hi_IN"/>
-        </w:rPr>
-      </w:r>
-      <w:r>
-        <w:rPr>
-          <w:b/>
-          <w:lang w:val="hi_IN" w:bidi="hi_IN"/>
-        </w:rPr>
         <w:t>"पर हे प्रियों तुम"</w:t>
       </w:r>
     </w:p>
@@ -14752,7 +12752,7 @@
         </w:rPr>
         <w:t xml:space="preserve"> यहूदा के पत्र के प्राप्तिकर्ताओं के सन्दर्भ में है जो सब विश्वासियों को समाहित कर सकता है| यदि आपकी भाषा में स्पष्ट हो सके तो आप इसका सविस्तार वर्णन कर सकते हैं| देखें कि आपने इसका अनुवाद पद \n</w:t>
       </w:r>
-      <w:hyperlink r:id="rId19">
+      <w:hyperlink r:id="rId17">
         <w:r>
           <w:rPr>
             <w:lang w:val="hi_IN" w:bidi="hi_IN"/>
@@ -14817,21 +12817,6 @@
           <w:b/>
           <w:lang w:val="hi_IN" w:bidi="hi_IN"/>
         </w:rPr>
-        <w:t>ἐποικοδομοῦντες ἑαυτοὺς τῇ ἁγιωτάτῃ ὑμῶν πίστει</w:t>
-      </w:r>
-    </w:p>
-    <w:p>
-      <w:pPr/>
-      <w:r>
-        <w:rPr>
-          <w:lang w:val="hi_IN" w:bidi="hi_IN"/>
-        </w:rPr>
-      </w:r>
-      <w:r>
-        <w:rPr>
-          <w:b/>
-          <w:lang w:val="hi_IN" w:bidi="hi_IN"/>
-        </w:rPr>
         <w:t>"अपने"</w:t>
       </w:r>
       <w:r>
@@ -14928,21 +12913,6 @@
           <w:b/>
           <w:lang w:val="hi_IN" w:bidi="hi_IN"/>
         </w:rPr>
-        <w:t>ἐποικοδομοῦντες ἑαυτοὺς</w:t>
-      </w:r>
-    </w:p>
-    <w:p>
-      <w:pPr/>
-      <w:r>
-        <w:rPr>
-          <w:lang w:val="hi_IN" w:bidi="hi_IN"/>
-        </w:rPr>
-      </w:r>
-      <w:r>
-        <w:rPr>
-          <w:b/>
-          <w:lang w:val="hi_IN" w:bidi="hi_IN"/>
-        </w:rPr>
         <w:t>"अपने"</w:t>
       </w:r>
       <w:r>
@@ -15019,21 +12989,6 @@
           <w:b/>
           <w:lang w:val="hi_IN" w:bidi="hi_IN"/>
         </w:rPr>
-        <w:t>τῇ ἁγιωτάτῃ ὑμῶν πίστει</w:t>
-      </w:r>
-    </w:p>
-    <w:p>
-      <w:pPr/>
-      <w:r>
-        <w:rPr>
-          <w:lang w:val="hi_IN" w:bidi="hi_IN"/>
-        </w:rPr>
-      </w:r>
-      <w:r>
-        <w:rPr>
-          <w:b/>
-          <w:lang w:val="hi_IN" w:bidi="hi_IN"/>
-        </w:rPr>
         <w:t>"अति पवित्र विश्वास"</w:t>
       </w:r>
       <w:r>
@@ -15143,21 +13098,6 @@
           <w:b/>
           <w:lang w:val="hi_IN" w:bidi="hi_IN"/>
         </w:rPr>
-        <w:t>ἐν Πνεύματι Ἁγίῳ προσευχόμενοι</w:t>
-      </w:r>
-    </w:p>
-    <w:p>
-      <w:pPr/>
-      <w:r>
-        <w:rPr>
-          <w:lang w:val="hi_IN" w:bidi="hi_IN"/>
-        </w:rPr>
-      </w:r>
-      <w:r>
-        <w:rPr>
-          <w:b/>
-          <w:lang w:val="hi_IN" w:bidi="hi_IN"/>
-        </w:rPr>
         <w:t>"में"</w:t>
       </w:r>
       <w:r>
@@ -15234,21 +13174,6 @@
           <w:b/>
           <w:lang w:val="hi_IN" w:bidi="hi_IN"/>
         </w:rPr>
-        <w:t>ἑαυτοὺς ἐν ἀγάπῃ Θεοῦ τηρήσατε</w:t>
-      </w:r>
-    </w:p>
-    <w:p>
-      <w:pPr/>
-      <w:r>
-        <w:rPr>
-          <w:lang w:val="hi_IN" w:bidi="hi_IN"/>
-        </w:rPr>
-      </w:r>
-      <w:r>
-        <w:rPr>
-          <w:b/>
-          <w:lang w:val="hi_IN" w:bidi="hi_IN"/>
-        </w:rPr>
         <w:t>"अपने आप को परमेश्वर के प्रेम में बनाए रखो; और"</w:t>
       </w:r>
     </w:p>
@@ -15332,21 +13257,6 @@
           <w:b/>
           <w:lang w:val="hi_IN" w:bidi="hi_IN"/>
         </w:rPr>
-        <w:t>ἑαυτοὺς ἐν ἀγάπῃ Θεοῦ τηρήσατε</w:t>
-      </w:r>
-    </w:p>
-    <w:p>
-      <w:pPr/>
-      <w:r>
-        <w:rPr>
-          <w:lang w:val="hi_IN" w:bidi="hi_IN"/>
-        </w:rPr>
-      </w:r>
-      <w:r>
-        <w:rPr>
-          <w:b/>
-          <w:lang w:val="hi_IN" w:bidi="hi_IN"/>
-        </w:rPr>
         <w:t>"अपने आप को परमेश्वर के प्रेम में बनाए रखो; और"</w:t>
       </w:r>
     </w:p>
@@ -15430,21 +13340,6 @@
           <w:b/>
           <w:lang w:val="hi_IN" w:bidi="hi_IN"/>
         </w:rPr>
-        <w:t>προσδεχόμενοι τὸ ἔλεος τοῦ Κυρίου ἡμῶν</w:t>
-      </w:r>
-    </w:p>
-    <w:p>
-      <w:pPr/>
-      <w:r>
-        <w:rPr>
-          <w:lang w:val="hi_IN" w:bidi="hi_IN"/>
-        </w:rPr>
-      </w:r>
-      <w:r>
-        <w:rPr>
-          <w:b/>
-          <w:lang w:val="hi_IN" w:bidi="hi_IN"/>
-        </w:rPr>
         <w:t>"देखते रहो"</w:t>
       </w:r>
     </w:p>
@@ -15508,21 +13403,6 @@
           <w:b/>
           <w:lang w:val="hi_IN" w:bidi="hi_IN"/>
         </w:rPr>
-        <w:t>τὸ ἔλεος τοῦ Κυρίου ἡμῶν, Ἰησοῦ Χριστοῦ</w:t>
-      </w:r>
-    </w:p>
-    <w:p>
-      <w:pPr/>
-      <w:r>
-        <w:rPr>
-          <w:lang w:val="hi_IN" w:bidi="hi_IN"/>
-        </w:rPr>
-      </w:r>
-      <w:r>
-        <w:rPr>
-          <w:b/>
-          <w:lang w:val="hi_IN" w:bidi="hi_IN"/>
-        </w:rPr>
         <w:t>"अनन्त जीवन के लिये हमारे प्रभु यीशु मसीह की दया की"</w:t>
       </w:r>
     </w:p>
@@ -15619,21 +13499,6 @@
           <w:b/>
           <w:lang w:val="hi_IN" w:bidi="hi_IN"/>
         </w:rPr>
-        <w:t>τοῦ Κυρίου ἡμῶν</w:t>
-      </w:r>
-    </w:p>
-    <w:p>
-      <w:pPr/>
-      <w:r>
-        <w:rPr>
-          <w:lang w:val="hi_IN" w:bidi="hi_IN"/>
-        </w:rPr>
-      </w:r>
-      <w:r>
-        <w:rPr>
-          <w:b/>
-          <w:lang w:val="hi_IN" w:bidi="hi_IN"/>
-        </w:rPr>
         <w:t>"हमारे प्रभु"</w:t>
       </w:r>
       <w:r>
@@ -15676,7 +13541,7 @@
         </w:rPr>
         <w:t xml:space="preserve"> से अभिप्राय है, ""वह जो हम पर प्रभु है"" या ""वह जो हम पर प्रभुता करता है|"" देखें की आपने इस अभिव्यक्ति का अनुवाद पद\n </w:t>
       </w:r>
-      <w:hyperlink r:id="rId20">
+      <w:hyperlink r:id="rId18">
         <w:r>
           <w:rPr>
             <w:lang w:val="hi_IN" w:bidi="hi_IN"/>
@@ -15761,21 +13626,6 @@
           <w:b/>
           <w:lang w:val="hi_IN" w:bidi="hi_IN"/>
         </w:rPr>
-        <w:t>ἡμῶν</w:t>
-      </w:r>
-    </w:p>
-    <w:p>
-      <w:pPr/>
-      <w:r>
-        <w:rPr>
-          <w:lang w:val="hi_IN" w:bidi="hi_IN"/>
-        </w:rPr>
-      </w:r>
-      <w:r>
-        <w:rPr>
-          <w:b/>
-          <w:lang w:val="hi_IN" w:bidi="hi_IN"/>
-        </w:rPr>
         <w:t>"हमारे"</w:t>
       </w:r>
     </w:p>
@@ -15872,21 +13722,6 @@
           <w:b/>
           <w:lang w:val="hi_IN" w:bidi="hi_IN"/>
         </w:rPr>
-        <w:t>τὸ ἔλεος τοῦ Κυρίου ἡμῶν, Ἰησοῦ Χριστοῦ, εἰς ζωὴν αἰώνιον</w:t>
-      </w:r>
-    </w:p>
-    <w:p>
-      <w:pPr/>
-      <w:r>
-        <w:rPr>
-          <w:lang w:val="hi_IN" w:bidi="hi_IN"/>
-        </w:rPr>
-      </w:r>
-      <w:r>
-        <w:rPr>
-          <w:b/>
-          <w:lang w:val="hi_IN" w:bidi="hi_IN"/>
-        </w:rPr>
         <w:t>"अनन्त जीवन के लिये हमारे प्रभु यीशु मसीह की दया की"</w:t>
       </w:r>
     </w:p>
@@ -15996,21 +13831,6 @@
           <w:b/>
           <w:lang w:val="hi_IN" w:bidi="hi_IN"/>
         </w:rPr>
-        <w:t>ἐλεᾶτε</w:t>
-      </w:r>
-    </w:p>
-    <w:p>
-      <w:pPr/>
-      <w:r>
-        <w:rPr>
-          <w:lang w:val="hi_IN" w:bidi="hi_IN"/>
-        </w:rPr>
-      </w:r>
-      <w:r>
-        <w:rPr>
-          <w:b/>
-          <w:lang w:val="hi_IN" w:bidi="hi_IN"/>
-        </w:rPr>
         <w:t>"दया करो"</w:t>
       </w:r>
     </w:p>
@@ -16183,21 +14003,6 @@
           <w:b/>
           <w:lang w:val="hi_IN" w:bidi="hi_IN"/>
         </w:rPr>
-        <w:t>ἐκ πυρὸς ἁρπάζοντες</w:t>
-      </w:r>
-    </w:p>
-    <w:p>
-      <w:pPr/>
-      <w:r>
-        <w:rPr>
-          <w:lang w:val="hi_IN" w:bidi="hi_IN"/>
-        </w:rPr>
-      </w:r>
-      <w:r>
-        <w:rPr>
-          <w:b/>
-          <w:lang w:val="hi_IN" w:bidi="hi_IN"/>
-        </w:rPr>
         <w:t>"आग"</w:t>
       </w:r>
       <w:r>
@@ -16274,21 +14079,6 @@
           <w:b/>
           <w:lang w:val="hi_IN" w:bidi="hi_IN"/>
         </w:rPr>
-        <w:t>ἐκ πυρὸς ἁρπάζοντες</w:t>
-      </w:r>
-    </w:p>
-    <w:p>
-      <w:pPr/>
-      <w:r>
-        <w:rPr>
-          <w:lang w:val="hi_IN" w:bidi="hi_IN"/>
-        </w:rPr>
-      </w:r>
-      <w:r>
-        <w:rPr>
-          <w:b/>
-          <w:lang w:val="hi_IN" w:bidi="hi_IN"/>
-        </w:rPr>
         <w:t>"आग"</w:t>
       </w:r>
       <w:r>
@@ -16398,21 +14188,6 @@
           <w:b/>
           <w:lang w:val="hi_IN" w:bidi="hi_IN"/>
         </w:rPr>
-        <w:t>ἐλεᾶτε</w:t>
-      </w:r>
-    </w:p>
-    <w:p>
-      <w:pPr/>
-      <w:r>
-        <w:rPr>
-          <w:lang w:val="hi_IN" w:bidi="hi_IN"/>
-        </w:rPr>
-      </w:r>
-      <w:r>
-        <w:rPr>
-          <w:b/>
-          <w:lang w:val="hi_IN" w:bidi="hi_IN"/>
-        </w:rPr>
         <w:t>"और बहुतों को"</w:t>
       </w:r>
       <w:r>
@@ -16591,21 +14366,6 @@
           <w:b/>
           <w:lang w:val="hi_IN" w:bidi="hi_IN"/>
         </w:rPr>
-        <w:t>μισοῦντες καὶ τὸν ἀπὸ τῆς σαρκὸς ἐσπιλωμένον χιτῶνα</w:t>
-      </w:r>
-    </w:p>
-    <w:p>
-      <w:pPr/>
-      <w:r>
-        <w:rPr>
-          <w:lang w:val="hi_IN" w:bidi="hi_IN"/>
-        </w:rPr>
-      </w:r>
-      <w:r>
-        <w:rPr>
-          <w:b/>
-          <w:lang w:val="hi_IN" w:bidi="hi_IN"/>
-        </w:rPr>
         <w:t>"और"</w:t>
       </w:r>
       <w:r>
@@ -16702,21 +14462,6 @@
           <w:b/>
           <w:lang w:val="hi_IN" w:bidi="hi_IN"/>
         </w:rPr>
-        <w:t>τῆς σαρκὸς</w:t>
-      </w:r>
-    </w:p>
-    <w:p>
-      <w:pPr/>
-      <w:r>
-        <w:rPr>
-          <w:lang w:val="hi_IN" w:bidi="hi_IN"/>
-        </w:rPr>
-      </w:r>
-      <w:r>
-        <w:rPr>
-          <w:b/>
-          <w:lang w:val="hi_IN" w:bidi="hi_IN"/>
-        </w:rPr>
         <w:t>"शरीर के"</w:t>
       </w:r>
     </w:p>
@@ -16813,21 +14558,6 @@
           <w:b/>
           <w:lang w:val="hi_IN" w:bidi="hi_IN"/>
         </w:rPr>
-        <w:t>τῷ δὲ δυναμένῳ φυλάξαι</w:t>
-      </w:r>
-    </w:p>
-    <w:p>
-      <w:pPr/>
-      <w:r>
-        <w:rPr>
-          <w:lang w:val="hi_IN" w:bidi="hi_IN"/>
-        </w:rPr>
-      </w:r>
-      <w:r>
-        <w:rPr>
-          <w:b/>
-          <w:lang w:val="hi_IN" w:bidi="hi_IN"/>
-        </w:rPr>
         <w:t>""</w:t>
       </w:r>
     </w:p>
@@ -16904,21 +14634,6 @@
           <w:b/>
           <w:lang w:val="hi_IN" w:bidi="hi_IN"/>
         </w:rPr>
-        <w:t>φυλάξαι ὑμᾶς ἀπταίστους</w:t>
-      </w:r>
-    </w:p>
-    <w:p>
-      <w:pPr/>
-      <w:r>
-        <w:rPr>
-          <w:lang w:val="hi_IN" w:bidi="hi_IN"/>
-        </w:rPr>
-      </w:r>
-      <w:r>
-        <w:rPr>
-          <w:b/>
-          <w:lang w:val="hi_IN" w:bidi="hi_IN"/>
-        </w:rPr>
         <w:t>"तुम्हें ठोकर खाने से बचा"</w:t>
       </w:r>
     </w:p>
@@ -17015,21 +14730,6 @@
           <w:b/>
           <w:lang w:val="hi_IN" w:bidi="hi_IN"/>
         </w:rPr>
-        <w:t>τῆς δόξης αὐτοῦ</w:t>
-      </w:r>
-    </w:p>
-    <w:p>
-      <w:pPr/>
-      <w:r>
-        <w:rPr>
-          <w:lang w:val="hi_IN" w:bidi="hi_IN"/>
-        </w:rPr>
-      </w:r>
-      <w:r>
-        <w:rPr>
-          <w:b/>
-          <w:lang w:val="hi_IN" w:bidi="hi_IN"/>
-        </w:rPr>
         <w:t>"अपनी महिमा की भरपूरी"</w:t>
       </w:r>
       <w:r>
@@ -17248,21 +14948,6 @@
           <w:b/>
           <w:lang w:val="hi_IN" w:bidi="hi_IN"/>
         </w:rPr>
-        <w:t>μόνῳ Θεῷ Σωτῆρι ἡμῶν</w:t>
-      </w:r>
-    </w:p>
-    <w:p>
-      <w:pPr/>
-      <w:r>
-        <w:rPr>
-          <w:lang w:val="hi_IN" w:bidi="hi_IN"/>
-        </w:rPr>
-      </w:r>
-      <w:r>
-        <w:rPr>
-          <w:b/>
-          <w:lang w:val="hi_IN" w:bidi="hi_IN"/>
-        </w:rPr>
         <w:t>"उस एकमात्र परमेश्वर के लिए, हमारे उद्धारकर्ता की"</w:t>
       </w:r>
       <w:r>
@@ -17352,21 +15037,6 @@
           <w:b/>
           <w:lang w:val="hi_IN" w:bidi="hi_IN"/>
         </w:rPr>
-        <w:t>Σωτῆρι ἡμῶν</w:t>
-      </w:r>
-    </w:p>
-    <w:p>
-      <w:pPr/>
-      <w:r>
-        <w:rPr>
-          <w:lang w:val="hi_IN" w:bidi="hi_IN"/>
-        </w:rPr>
-      </w:r>
-      <w:r>
-        <w:rPr>
-          <w:b/>
-          <w:lang w:val="hi_IN" w:bidi="hi_IN"/>
-        </w:rPr>
         <w:t>"हमारे उद्धारकर्ता की"</w:t>
       </w:r>
     </w:p>
@@ -17463,21 +15133,6 @@
           <w:b/>
           <w:lang w:val="hi_IN" w:bidi="hi_IN"/>
         </w:rPr>
-        <w:t>τοῦ Κυρίου ἡμῶν,</w:t>
-      </w:r>
-    </w:p>
-    <w:p>
-      <w:pPr/>
-      <w:r>
-        <w:rPr>
-          <w:lang w:val="hi_IN" w:bidi="hi_IN"/>
-        </w:rPr>
-      </w:r>
-      <w:r>
-        <w:rPr>
-          <w:b/>
-          <w:lang w:val="hi_IN" w:bidi="hi_IN"/>
-        </w:rPr>
         <w:t>"हमारे प्रभु"</w:t>
       </w:r>
     </w:p>
@@ -17574,21 +15229,6 @@
           <w:b/>
           <w:lang w:val="hi_IN" w:bidi="hi_IN"/>
         </w:rPr>
-        <w:t>μόνῳ Θεῷ &amp; δόξα, μεγαλωσύνη, κράτος, καὶ ἐξουσία</w:t>
-      </w:r>
-    </w:p>
-    <w:p>
-      <w:pPr/>
-      <w:r>
-        <w:rPr>
-          <w:lang w:val="hi_IN" w:bidi="hi_IN"/>
-        </w:rPr>
-      </w:r>
-      <w:r>
-        <w:rPr>
-          <w:b/>
-          <w:lang w:val="hi_IN" w:bidi="hi_IN"/>
-        </w:rPr>
         <w:t>""</w:t>
       </w:r>
     </w:p>
@@ -17678,21 +15318,6 @@
           <w:b/>
           <w:lang w:val="hi_IN" w:bidi="hi_IN"/>
         </w:rPr>
-        <w:t>πρὸ παντὸς τοῦ αἰῶνος</w:t>
-      </w:r>
-    </w:p>
-    <w:p>
-      <w:pPr/>
-      <w:r>
-        <w:rPr>
-          <w:lang w:val="hi_IN" w:bidi="hi_IN"/>
-        </w:rPr>
-      </w:r>
-      <w:r>
-        <w:rPr>
-          <w:b/>
-          <w:lang w:val="hi_IN" w:bidi="hi_IN"/>
-        </w:rPr>
         <w:t>"सनातन काल से है"</w:t>
       </w:r>
     </w:p>
@@ -17762,21 +15387,6 @@
         <w:rPr>
           <w:lang w:val="hi_IN" w:bidi="hi_IN"/>
         </w:rPr>
-      </w:r>
-    </w:p>
-    <w:p>
-      <w:pPr/>
-      <w:r>
-        <w:rPr>
-          <w:lang w:val="hi_IN" w:bidi="hi_IN"/>
-        </w:rPr>
-      </w:r>
-      <w:r>
-        <w:rPr>
-          <w:b/>
-          <w:lang w:val="hi_IN" w:bidi="hi_IN"/>
-        </w:rPr>
-        <w:t>εἰς πάντας τοὺς αἰῶνας</w:t>
       </w:r>
     </w:p>
     <w:p>

--- a/hin/docx/65.content.docx
+++ b/hin/docx/65.content.docx
@@ -28,15 +28,49 @@
       </w:r>
     </w:p>
     <w:p>
-      <w:pPr/>
-      <w:r>
-        <w:rPr>
-          <w:lang w:val="hi_IN" w:bidi="hi_IN"/>
-        </w:rPr>
-      </w:r>
-      <w:r>
-        <w:rPr>
-          <w:b/>
+      <w:pPr>
+        <w:pStyle w:val="Heading2"/>
+      </w:pPr>
+      <w:r>
+        <w:rPr>
+          <w:lang w:val="hi_IN" w:bidi="hi_IN"/>
+        </w:rPr>
+        <w:t>License Information</w:t>
+      </w:r>
+      <w:r>
+        <w:rPr>
+          <w:lang w:val="hi_IN" w:bidi="hi_IN"/>
+        </w:rPr>
+      </w:r>
+    </w:p>
+    <w:p>
+      <w:pPr/>
+      <w:r>
+        <w:rPr>
+          <w:lang w:val="hi_IN" w:bidi="hi_IN"/>
+        </w:rPr>
+      </w:r>
+      <w:r>
+        <w:rPr>
+          <w:b/>
+          <w:lang w:val="hi_IN" w:bidi="hi_IN"/>
+        </w:rPr>
+        <w:t>अनुवाद नोट्स (अनफोल्डिंग वर्ड)</w:t>
+      </w:r>
+      <w:r>
+        <w:rPr>
+          <w:lang w:val="hi_IN" w:bidi="hi_IN"/>
+        </w:rPr>
+        <w:t xml:space="preserve"> (Hindi) is based on</w:t>
+      </w:r>
+      <w:r>
+        <w:rPr>
+          <w:lang w:val="hi_IN" w:bidi="hi_IN"/>
+        </w:rPr>
+        <w:t xml:space="preserve">: </w:t>
+      </w:r>
+      <w:r>
+        <w:rPr>
           <w:lang w:val="hi_IN" w:bidi="hi_IN"/>
         </w:rPr>
         <w:t>unfoldingWord® Translation Notes</w:t>
@@ -45,31 +79,62 @@
         <w:rPr>
           <w:lang w:val="hi_IN" w:bidi="hi_IN"/>
         </w:rPr>
-        <w:t xml:space="preserve"> © 2022 unfoldingWord. Released under CC BY-SA 4.0 license. </w:t>
-      </w:r>
-      <w:r>
-        <w:rPr>
-          <w:lang w:val="hi_IN" w:bidi="hi_IN"/>
-        </w:rPr>
-        <w:t>unfoldingWord® Translation Notes</w:t>
-      </w:r>
-      <w:r>
-        <w:rPr>
-          <w:lang w:val="hi_IN" w:bidi="hi_IN"/>
-        </w:rPr>
-        <w:t xml:space="preserve"> has been adapted in the following languages: Tok Pisin, Arabic (عربي), French (Français), Hindi (हिंदी), Indonesian (Bahasa Indonesia), Portuguese (Português), Russian (Русский), Spanish (Español), Swahili (Kiswahili), and Simplified Chinese (简体中文) from </w:t>
-      </w:r>
-      <w:r>
-        <w:rPr>
-          <w:lang w:val="hi_IN" w:bidi="hi_IN"/>
-        </w:rPr>
-        <w:t>unfoldingWord® Translation Notes</w:t>
-      </w:r>
-      <w:r>
-        <w:rPr>
-          <w:lang w:val="hi_IN" w:bidi="hi_IN"/>
-        </w:rPr>
-        <w:t xml:space="preserve"> © 2022 unfoldingWord. Released under CC BY-SA 4.0 license by Mission Mutual</w:t>
+        <w:t xml:space="preserve">, </w:t>
+      </w:r>
+      <w:hyperlink r:id="rId13">
+        <w:r>
+          <w:rPr>
+            <w:lang w:val="hi_IN" w:bidi="hi_IN"/>
+          </w:rPr>
+          <w:rPr>
+            <w:color w:val="0000EE"/>
+            <w:u w:val="single"/>
+          </w:rPr>
+          <w:t>unfoldingWord</w:t>
+        </w:r>
+      </w:hyperlink>
+      <w:r>
+        <w:rPr>
+          <w:lang w:val="hi_IN" w:bidi="hi_IN"/>
+        </w:rPr>
+        <w:t xml:space="preserve">, 2022, which is licensed under a </w:t>
+      </w:r>
+      <w:hyperlink r:id="rId14">
+        <w:r>
+          <w:rPr>
+            <w:lang w:val="hi_IN" w:bidi="hi_IN"/>
+          </w:rPr>
+          <w:rPr>
+            <w:color w:val="0000EE"/>
+            <w:u w:val="single"/>
+          </w:rPr>
+          <w:t>CC BY-SA 4.0 license</w:t>
+        </w:r>
+      </w:hyperlink>
+      <w:r>
+        <w:rPr>
+          <w:lang w:val="hi_IN" w:bidi="hi_IN"/>
+        </w:rPr>
+        <w:t>.</w:t>
+      </w:r>
+      <w:r>
+        <w:rPr>
+          <w:lang w:val="hi_IN" w:bidi="hi_IN"/>
+        </w:rPr>
+      </w:r>
+    </w:p>
+    <w:p>
+      <w:pPr/>
+      <w:r>
+        <w:rPr>
+          <w:lang w:val="hi_IN" w:bidi="hi_IN"/>
+        </w:rPr>
+      </w:r>
+      <w:r>
+        <w:rPr>
+          <w:lang w:val="hi_IN" w:bidi="hi_IN"/>
+        </w:rPr>
+        <w:t>This PDF version is provided under the same license.</w:t>
       </w:r>
       <w:r>
         <w:rPr>
@@ -230,6 +295,21 @@
           <w:b/>
           <w:lang w:val="hi_IN" w:bidi="hi_IN"/>
         </w:rPr>
+        <w:t>Ἰούδας</w:t>
+      </w:r>
+    </w:p>
+    <w:p>
+      <w:pPr/>
+      <w:r>
+        <w:rPr>
+          <w:lang w:val="hi_IN" w:bidi="hi_IN"/>
+        </w:rPr>
+      </w:r>
+      <w:r>
+        <w:rPr>
+          <w:b/>
+          <w:lang w:val="hi_IN" w:bidi="hi_IN"/>
+        </w:rPr>
         <w:t>""</w:t>
       </w:r>
     </w:p>
@@ -313,6 +393,21 @@
           <w:b/>
           <w:lang w:val="hi_IN" w:bidi="hi_IN"/>
         </w:rPr>
+        <w:t>Ἰούδας</w:t>
+      </w:r>
+    </w:p>
+    <w:p>
+      <w:pPr/>
+      <w:r>
+        <w:rPr>
+          <w:lang w:val="hi_IN" w:bidi="hi_IN"/>
+        </w:rPr>
+      </w:r>
+      <w:r>
+        <w:rPr>
+          <w:b/>
+          <w:lang w:val="hi_IN" w:bidi="hi_IN"/>
+        </w:rPr>
         <w:t>"यहूदा यीशु मसीह दास"</w:t>
       </w:r>
     </w:p>
@@ -396,6 +491,21 @@
           <w:b/>
           <w:lang w:val="hi_IN" w:bidi="hi_IN"/>
         </w:rPr>
+        <w:t>Ἰησοῦ Χριστοῦ δοῦλος, ἀδελφὸς δὲ Ἰακώβου</w:t>
+      </w:r>
+    </w:p>
+    <w:p>
+      <w:pPr/>
+      <w:r>
+        <w:rPr>
+          <w:lang w:val="hi_IN" w:bidi="hi_IN"/>
+        </w:rPr>
+      </w:r>
+      <w:r>
+        <w:rPr>
+          <w:b/>
+          <w:lang w:val="hi_IN" w:bidi="hi_IN"/>
+        </w:rPr>
         <w:t>"यीशु मसीह दास और याकूब का भाई है"</w:t>
       </w:r>
     </w:p>
@@ -505,6 +615,21 @@
           <w:b/>
           <w:lang w:val="hi_IN" w:bidi="hi_IN"/>
         </w:rPr>
+        <w:t>ἀδελφὸς &amp; Ἰακώβου</w:t>
+      </w:r>
+    </w:p>
+    <w:p>
+      <w:pPr/>
+      <w:r>
+        <w:rPr>
+          <w:lang w:val="hi_IN" w:bidi="hi_IN"/>
+        </w:rPr>
+      </w:r>
+      <w:r>
+        <w:rPr>
+          <w:b/>
+          <w:lang w:val="hi_IN" w:bidi="hi_IN"/>
+        </w:rPr>
         <w:t>"याकूब का भाई है"</w:t>
       </w:r>
     </w:p>
@@ -568,6 +693,21 @@
           <w:b/>
           <w:lang w:val="hi_IN" w:bidi="hi_IN"/>
         </w:rPr>
+        <w:t>τοῖς</w:t>
+      </w:r>
+    </w:p>
+    <w:p>
+      <w:pPr/>
+      <w:r>
+        <w:rPr>
+          <w:lang w:val="hi_IN" w:bidi="hi_IN"/>
+        </w:rPr>
+      </w:r>
+      <w:r>
+        <w:rPr>
+          <w:b/>
+          <w:lang w:val="hi_IN" w:bidi="hi_IN"/>
+        </w:rPr>
         <w:t>"उन बुलाए हुओं"</w:t>
       </w:r>
       <w:r>
@@ -664,6 +804,21 @@
           <w:b/>
           <w:lang w:val="hi_IN" w:bidi="hi_IN"/>
         </w:rPr>
+        <w:t>κλητοῖς</w:t>
+      </w:r>
+    </w:p>
+    <w:p>
+      <w:pPr/>
+      <w:r>
+        <w:rPr>
+          <w:lang w:val="hi_IN" w:bidi="hi_IN"/>
+        </w:rPr>
+      </w:r>
+      <w:r>
+        <w:rPr>
+          <w:b/>
+          <w:lang w:val="hi_IN" w:bidi="hi_IN"/>
+        </w:rPr>
         <w:t>"उन बुलाए हुओं"</w:t>
       </w:r>
       <w:r>
@@ -773,6 +928,21 @@
           <w:b/>
           <w:lang w:val="hi_IN" w:bidi="hi_IN"/>
         </w:rPr>
+        <w:t>ἐν Θεῷ Πατρὶ ἠγαπημένοις</w:t>
+      </w:r>
+    </w:p>
+    <w:p>
+      <w:pPr/>
+      <w:r>
+        <w:rPr>
+          <w:lang w:val="hi_IN" w:bidi="hi_IN"/>
+        </w:rPr>
+      </w:r>
+      <w:r>
+        <w:rPr>
+          <w:b/>
+          <w:lang w:val="hi_IN" w:bidi="hi_IN"/>
+        </w:rPr>
         <w:t>"के नाम"</w:t>
       </w:r>
       <w:r>
@@ -869,6 +1039,21 @@
           <w:b/>
           <w:lang w:val="hi_IN" w:bidi="hi_IN"/>
         </w:rPr>
+        <w:t>Θεῷ Πατρὶ</w:t>
+      </w:r>
+    </w:p>
+    <w:p>
+      <w:pPr/>
+      <w:r>
+        <w:rPr>
+          <w:lang w:val="hi_IN" w:bidi="hi_IN"/>
+        </w:rPr>
+      </w:r>
+      <w:r>
+        <w:rPr>
+          <w:b/>
+          <w:lang w:val="hi_IN" w:bidi="hi_IN"/>
+        </w:rPr>
         <w:t>"परमेश्वर पिता"</w:t>
       </w:r>
     </w:p>
@@ -965,6 +1150,21 @@
           <w:b/>
           <w:lang w:val="hi_IN" w:bidi="hi_IN"/>
         </w:rPr>
+        <w:t>Ἰησοῦ Χριστῷ τετηρημένοις κλητοῖς</w:t>
+      </w:r>
+    </w:p>
+    <w:p>
+      <w:pPr/>
+      <w:r>
+        <w:rPr>
+          <w:lang w:val="hi_IN" w:bidi="hi_IN"/>
+        </w:rPr>
+      </w:r>
+      <w:r>
+        <w:rPr>
+          <w:b/>
+          <w:lang w:val="hi_IN" w:bidi="hi_IN"/>
+        </w:rPr>
         <w:t>"यीशु मसीह सुरक्षित हैं"</w:t>
       </w:r>
     </w:p>
@@ -1048,6 +1248,21 @@
           <w:b/>
           <w:lang w:val="hi_IN" w:bidi="hi_IN"/>
         </w:rPr>
+        <w:t>ἔλεος ὑμῖν, καὶ εἰρήνη, καὶ ἀγάπη πληθυνθείη.</w:t>
+      </w:r>
+    </w:p>
+    <w:p>
+      <w:pPr/>
+      <w:r>
+        <w:rPr>
+          <w:lang w:val="hi_IN" w:bidi="hi_IN"/>
+        </w:rPr>
+      </w:r>
+      <w:r>
+        <w:rPr>
+          <w:b/>
+          <w:lang w:val="hi_IN" w:bidi="hi_IN"/>
+        </w:rPr>
         <w:t>"दया और शान्ति और प्रेम तुम्हें बहुतायत से प्राप्त होता रहे"</w:t>
       </w:r>
     </w:p>
@@ -1131,6 +1346,21 @@
           <w:b/>
           <w:lang w:val="hi_IN" w:bidi="hi_IN"/>
         </w:rPr>
+        <w:t>ἔλεος ὑμῖν, καὶ εἰρήνη, καὶ ἀγάπη πληθυνθείη</w:t>
+      </w:r>
+    </w:p>
+    <w:p>
+      <w:pPr/>
+      <w:r>
+        <w:rPr>
+          <w:lang w:val="hi_IN" w:bidi="hi_IN"/>
+        </w:rPr>
+      </w:r>
+      <w:r>
+        <w:rPr>
+          <w:b/>
+          <w:lang w:val="hi_IN" w:bidi="hi_IN"/>
+        </w:rPr>
         <w:t>"दया और शान्ति और प्रेम तुम्हें बहुतायत से प्राप्त होता रहे"</w:t>
       </w:r>
     </w:p>
@@ -1253,6 +1483,21 @@
           <w:b/>
           <w:lang w:val="hi_IN" w:bidi="hi_IN"/>
         </w:rPr>
+        <w:t>ἔλεος &amp; καὶ εἰρήνη, καὶ ἀγάπη πληθυνθείη.</w:t>
+      </w:r>
+    </w:p>
+    <w:p>
+      <w:pPr/>
+      <w:r>
+        <w:rPr>
+          <w:lang w:val="hi_IN" w:bidi="hi_IN"/>
+        </w:rPr>
+      </w:r>
+      <w:r>
+        <w:rPr>
+          <w:b/>
+          <w:lang w:val="hi_IN" w:bidi="hi_IN"/>
+        </w:rPr>
         <w:t>"दया और शान्ति और प्रेम"</w:t>
       </w:r>
       <w:r>
@@ -1362,6 +1607,21 @@
           <w:b/>
           <w:lang w:val="hi_IN" w:bidi="hi_IN"/>
         </w:rPr>
+        <w:t>ὑμῖν</w:t>
+      </w:r>
+    </w:p>
+    <w:p>
+      <w:pPr/>
+      <w:r>
+        <w:rPr>
+          <w:lang w:val="hi_IN" w:bidi="hi_IN"/>
+        </w:rPr>
+      </w:r>
+      <w:r>
+        <w:rPr>
+          <w:b/>
+          <w:lang w:val="hi_IN" w:bidi="hi_IN"/>
+        </w:rPr>
         <w:t>"तुम्हें"</w:t>
       </w:r>
     </w:p>
@@ -1458,6 +1718,21 @@
           <w:b/>
           <w:lang w:val="hi_IN" w:bidi="hi_IN"/>
         </w:rPr>
+        <w:t>ἀγαπητοί</w:t>
+      </w:r>
+    </w:p>
+    <w:p>
+      <w:pPr/>
+      <w:r>
+        <w:rPr>
+          <w:lang w:val="hi_IN" w:bidi="hi_IN"/>
+        </w:rPr>
+      </w:r>
+      <w:r>
+        <w:rPr>
+          <w:b/>
+          <w:lang w:val="hi_IN" w:bidi="hi_IN"/>
+        </w:rPr>
         <w:t>"हे प्रियों, जब"</w:t>
       </w:r>
     </w:p>
@@ -1554,6 +1829,21 @@
           <w:b/>
           <w:lang w:val="hi_IN" w:bidi="hi_IN"/>
         </w:rPr>
+        <w:t>πᾶσαν σπουδὴν ποιούμενος γράφειν ὑμῖν</w:t>
+      </w:r>
+    </w:p>
+    <w:p>
+      <w:pPr/>
+      <w:r>
+        <w:rPr>
+          <w:lang w:val="hi_IN" w:bidi="hi_IN"/>
+        </w:rPr>
+      </w:r>
+      <w:r>
+        <w:rPr>
+          <w:b/>
+          <w:lang w:val="hi_IN" w:bidi="hi_IN"/>
+        </w:rPr>
         <w:t>""</w:t>
       </w:r>
     </w:p>
@@ -1617,6 +1907,21 @@
           <w:b/>
           <w:lang w:val="hi_IN" w:bidi="hi_IN"/>
         </w:rPr>
+        <w:t>περὶ τῆς κοινῆς ἡμῶν σωτηρίας</w:t>
+      </w:r>
+    </w:p>
+    <w:p>
+      <w:pPr/>
+      <w:r>
+        <w:rPr>
+          <w:lang w:val="hi_IN" w:bidi="hi_IN"/>
+        </w:rPr>
+      </w:r>
+      <w:r>
+        <w:rPr>
+          <w:b/>
+          <w:lang w:val="hi_IN" w:bidi="hi_IN"/>
+        </w:rPr>
         <w:t>"उस उद्धार"</w:t>
       </w:r>
       <w:r>
@@ -1719,6 +2024,21 @@
           <w:b/>
           <w:lang w:val="hi_IN" w:bidi="hi_IN"/>
         </w:rPr>
+        <w:t>περὶ τῆς κοινῆς ἡμῶν σωτηρίας</w:t>
+      </w:r>
+    </w:p>
+    <w:p>
+      <w:pPr/>
+      <w:r>
+        <w:rPr>
+          <w:lang w:val="hi_IN" w:bidi="hi_IN"/>
+        </w:rPr>
+      </w:r>
+      <w:r>
+        <w:rPr>
+          <w:b/>
+          <w:lang w:val="hi_IN" w:bidi="hi_IN"/>
+        </w:rPr>
         <w:t>"उस उद्धार के विषय में"</w:t>
       </w:r>
       <w:r>
@@ -1854,6 +2174,21 @@
           <w:b/>
           <w:lang w:val="hi_IN" w:bidi="hi_IN"/>
         </w:rPr>
+        <w:t>ἡμῶν</w:t>
+      </w:r>
+    </w:p>
+    <w:p>
+      <w:pPr/>
+      <w:r>
+        <w:rPr>
+          <w:lang w:val="hi_IN" w:bidi="hi_IN"/>
+        </w:rPr>
+      </w:r>
+      <w:r>
+        <w:rPr>
+          <w:b/>
+          <w:lang w:val="hi_IN" w:bidi="hi_IN"/>
+        </w:rPr>
         <w:t>""</w:t>
       </w:r>
     </w:p>
@@ -1944,6 +2279,21 @@
           <w:b/>
           <w:lang w:val="hi_IN" w:bidi="hi_IN"/>
         </w:rPr>
+        <w:t>ἀνάγκην ἔσχον γράψαι</w:t>
+      </w:r>
+    </w:p>
+    <w:p>
+      <w:pPr/>
+      <w:r>
+        <w:rPr>
+          <w:lang w:val="hi_IN" w:bidi="hi_IN"/>
+        </w:rPr>
+      </w:r>
+      <w:r>
+        <w:rPr>
+          <w:b/>
+          <w:lang w:val="hi_IN" w:bidi="hi_IN"/>
+        </w:rPr>
         <w:t>"आवश्यक जाना कि"</w:t>
       </w:r>
     </w:p>
@@ -2020,6 +2370,21 @@
           <w:b/>
           <w:lang w:val="hi_IN" w:bidi="hi_IN"/>
         </w:rPr>
+        <w:t>παρακαλῶν ἐπαγωνίζεσθαι τῇ &amp; πίστει</w:t>
+      </w:r>
+    </w:p>
+    <w:p>
+      <w:pPr/>
+      <w:r>
+        <w:rPr>
+          <w:lang w:val="hi_IN" w:bidi="hi_IN"/>
+        </w:rPr>
+      </w:r>
+      <w:r>
+        <w:rPr>
+          <w:b/>
+          <w:lang w:val="hi_IN" w:bidi="hi_IN"/>
+        </w:rPr>
         <w:t>"मैं"</w:t>
       </w:r>
       <w:r>
@@ -2109,6 +2474,21 @@
           <w:b/>
           <w:lang w:val="hi_IN" w:bidi="hi_IN"/>
         </w:rPr>
+        <w:t>παρακαλῶν ἐπαγωνίζεσθαι τῇ &amp; πίστει</w:t>
+      </w:r>
+    </w:p>
+    <w:p>
+      <w:pPr/>
+      <w:r>
+        <w:rPr>
+          <w:lang w:val="hi_IN" w:bidi="hi_IN"/>
+        </w:rPr>
+      </w:r>
+      <w:r>
+        <w:rPr>
+          <w:b/>
+          <w:lang w:val="hi_IN" w:bidi="hi_IN"/>
+        </w:rPr>
         <w:t>"मैं"</w:t>
       </w:r>
       <w:r>
@@ -2218,6 +2598,21 @@
           <w:b/>
           <w:lang w:val="hi_IN" w:bidi="hi_IN"/>
         </w:rPr>
+        <w:t>τῇ ἅπαξ παραδοθείσῃ τοῖς ἁγίοις πίστει</w:t>
+      </w:r>
+    </w:p>
+    <w:p>
+      <w:pPr/>
+      <w:r>
+        <w:rPr>
+          <w:lang w:val="hi_IN" w:bidi="hi_IN"/>
+        </w:rPr>
+      </w:r>
+      <w:r>
+        <w:rPr>
+          <w:b/>
+          <w:lang w:val="hi_IN" w:bidi="hi_IN"/>
+        </w:rPr>
         <w:t>"उस विश्वास के लिये"</w:t>
       </w:r>
       <w:r>
@@ -2314,6 +2709,21 @@
           <w:b/>
           <w:lang w:val="hi_IN" w:bidi="hi_IN"/>
         </w:rPr>
+        <w:t>ἅπαξ</w:t>
+      </w:r>
+    </w:p>
+    <w:p>
+      <w:pPr/>
+      <w:r>
+        <w:rPr>
+          <w:lang w:val="hi_IN" w:bidi="hi_IN"/>
+        </w:rPr>
+      </w:r>
+      <w:r>
+        <w:rPr>
+          <w:b/>
+          <w:lang w:val="hi_IN" w:bidi="hi_IN"/>
+        </w:rPr>
         <w:t>"एक ही बार"</w:t>
       </w:r>
     </w:p>
@@ -2403,6 +2813,21 @@
           <w:b/>
           <w:lang w:val="hi_IN" w:bidi="hi_IN"/>
         </w:rPr>
+        <w:t>γάρ</w:t>
+      </w:r>
+    </w:p>
+    <w:p>
+      <w:pPr/>
+      <w:r>
+        <w:rPr>
+          <w:lang w:val="hi_IN" w:bidi="hi_IN"/>
+        </w:rPr>
+      </w:r>
+      <w:r>
+        <w:rPr>
+          <w:b/>
+          <w:lang w:val="hi_IN" w:bidi="hi_IN"/>
+        </w:rPr>
         <w:t>"क्योंकि"</w:t>
       </w:r>
     </w:p>
@@ -2499,6 +2924,21 @@
           <w:b/>
           <w:lang w:val="hi_IN" w:bidi="hi_IN"/>
         </w:rPr>
+        <w:t>παρεισέδυσαν γάρ τινες ἄνθρωποι</w:t>
+      </w:r>
+    </w:p>
+    <w:p>
+      <w:pPr/>
+      <w:r>
+        <w:rPr>
+          <w:lang w:val="hi_IN" w:bidi="hi_IN"/>
+        </w:rPr>
+      </w:r>
+      <w:r>
+        <w:rPr>
+          <w:b/>
+          <w:lang w:val="hi_IN" w:bidi="hi_IN"/>
+        </w:rPr>
         <w:t>"क्योंकि कितने ऐसे मनुष्य"</w:t>
       </w:r>
       <w:r>
@@ -2588,6 +3028,21 @@
           <w:b/>
           <w:lang w:val="hi_IN" w:bidi="hi_IN"/>
         </w:rPr>
+        <w:t>παρεισέδυσαν γάρ τινες ἄνθρωποι</w:t>
+      </w:r>
+    </w:p>
+    <w:p>
+      <w:pPr/>
+      <w:r>
+        <w:rPr>
+          <w:lang w:val="hi_IN" w:bidi="hi_IN"/>
+        </w:rPr>
+      </w:r>
+      <w:r>
+        <w:rPr>
+          <w:b/>
+          <w:lang w:val="hi_IN" w:bidi="hi_IN"/>
+        </w:rPr>
         <w:t>"क्योंकि कितने ऐसे मनुष्य"</w:t>
       </w:r>
       <w:r>
@@ -2630,7 +3085,7 @@
         </w:rPr>
         <w:t xml:space="preserve">"इस वाक्यांश में, यहूदा कुछ शब्दों को इस पद में काम में नहीं ले रहा है जिनकी आवश्यकत अनेक भाषाओं में वाक्य पूर्ति हेत होती है| यदि आपकी भाषा में इस वाक्यांश की आवश्यकता हो इसकी आपूर्ति पद </w:t>
       </w:r>
-      <w:hyperlink r:id="rId13">
+      <w:hyperlink r:id="rId15">
         <w:r>
           <w:rPr>
             <w:lang w:val="hi_IN" w:bidi="hi_IN"/>
@@ -2715,6 +3170,21 @@
           <w:b/>
           <w:lang w:val="hi_IN" w:bidi="hi_IN"/>
         </w:rPr>
+        <w:t>οἱ πάλαι προγεγραμμένοι εἰς τοῦτο τὸ κρίμα</w:t>
+      </w:r>
+    </w:p>
+    <w:p>
+      <w:pPr/>
+      <w:r>
+        <w:rPr>
+          <w:lang w:val="hi_IN" w:bidi="hi_IN"/>
+        </w:rPr>
+      </w:r>
+      <w:r>
+        <w:rPr>
+          <w:b/>
+          <w:lang w:val="hi_IN" w:bidi="hi_IN"/>
+        </w:rPr>
         <w:t>"में"</w:t>
       </w:r>
       <w:r>
@@ -2837,6 +3307,21 @@
           <w:b/>
           <w:lang w:val="hi_IN" w:bidi="hi_IN"/>
         </w:rPr>
+        <w:t>εἰς τοῦτο τὸ κρίμα</w:t>
+      </w:r>
+    </w:p>
+    <w:p>
+      <w:pPr/>
+      <w:r>
+        <w:rPr>
+          <w:lang w:val="hi_IN" w:bidi="hi_IN"/>
+        </w:rPr>
+      </w:r>
+      <w:r>
+        <w:rPr>
+          <w:b/>
+          <w:lang w:val="hi_IN" w:bidi="hi_IN"/>
+        </w:rPr>
         <w:t>"में"</w:t>
       </w:r>
       <w:r>
@@ -2972,6 +3457,21 @@
           <w:b/>
           <w:lang w:val="hi_IN" w:bidi="hi_IN"/>
         </w:rPr>
+        <w:t>ἀσεβεῖς</w:t>
+      </w:r>
+    </w:p>
+    <w:p>
+      <w:pPr/>
+      <w:r>
+        <w:rPr>
+          <w:lang w:val="hi_IN" w:bidi="hi_IN"/>
+        </w:rPr>
+      </w:r>
+      <w:r>
+        <w:rPr>
+          <w:b/>
+          <w:lang w:val="hi_IN" w:bidi="hi_IN"/>
+        </w:rPr>
         <w:t>"भक्तिहीन"</w:t>
       </w:r>
     </w:p>
@@ -3068,6 +3568,21 @@
           <w:b/>
           <w:lang w:val="hi_IN" w:bidi="hi_IN"/>
         </w:rPr>
+        <w:t>τὴν τοῦ Θεοῦ ἡμῶν χάριτα μετατιθέντες εἰς ἀσέλγειαν</w:t>
+      </w:r>
+    </w:p>
+    <w:p>
+      <w:pPr/>
+      <w:r>
+        <w:rPr>
+          <w:lang w:val="hi_IN" w:bidi="hi_IN"/>
+        </w:rPr>
+      </w:r>
+      <w:r>
+        <w:rPr>
+          <w:b/>
+          <w:lang w:val="hi_IN" w:bidi="hi_IN"/>
+        </w:rPr>
         <w:t>"हम"</w:t>
       </w:r>
       <w:r>
@@ -3177,6 +3692,21 @@
           <w:b/>
           <w:lang w:val="hi_IN" w:bidi="hi_IN"/>
         </w:rPr>
+        <w:t>ἡμῶν &amp; ἡμῶν</w:t>
+      </w:r>
+    </w:p>
+    <w:p>
+      <w:pPr/>
+      <w:r>
+        <w:rPr>
+          <w:lang w:val="hi_IN" w:bidi="hi_IN"/>
+        </w:rPr>
+      </w:r>
+      <w:r>
+        <w:rPr>
+          <w:b/>
+          <w:lang w:val="hi_IN" w:bidi="hi_IN"/>
+        </w:rPr>
         <w:t>"हम"</w:t>
       </w:r>
       <w:r>
@@ -3299,6 +3829,21 @@
           <w:b/>
           <w:lang w:val="hi_IN" w:bidi="hi_IN"/>
         </w:rPr>
+        <w:t>τὴν τοῦ Θεοῦ ἡμῶν χάριτα</w:t>
+      </w:r>
+    </w:p>
+    <w:p>
+      <w:pPr/>
+      <w:r>
+        <w:rPr>
+          <w:lang w:val="hi_IN" w:bidi="hi_IN"/>
+        </w:rPr>
+      </w:r>
+      <w:r>
+        <w:rPr>
+          <w:b/>
+          <w:lang w:val="hi_IN" w:bidi="hi_IN"/>
+        </w:rPr>
         <w:t>"हम"</w:t>
       </w:r>
       <w:r>
@@ -3421,6 +3966,21 @@
           <w:b/>
           <w:lang w:val="hi_IN" w:bidi="hi_IN"/>
         </w:rPr>
+        <w:t>εἰς ἀσέλγειαν</w:t>
+      </w:r>
+    </w:p>
+    <w:p>
+      <w:pPr/>
+      <w:r>
+        <w:rPr>
+          <w:lang w:val="hi_IN" w:bidi="hi_IN"/>
+        </w:rPr>
+      </w:r>
+      <w:r>
+        <w:rPr>
+          <w:b/>
+          <w:lang w:val="hi_IN" w:bidi="hi_IN"/>
+        </w:rPr>
         <w:t>"लुचपन में"</w:t>
       </w:r>
     </w:p>
@@ -3517,6 +4077,21 @@
           <w:b/>
           <w:lang w:val="hi_IN" w:bidi="hi_IN"/>
         </w:rPr>
+        <w:t>τὸν μόνον Δεσπότην καὶ Κύριον ἡμῶν, Ἰησοῦν Χριστὸν, ἀρνούμενοι</w:t>
+      </w:r>
+    </w:p>
+    <w:p>
+      <w:pPr/>
+      <w:r>
+        <w:rPr>
+          <w:lang w:val="hi_IN" w:bidi="hi_IN"/>
+        </w:rPr>
+      </w:r>
+      <w:r>
+        <w:rPr>
+          <w:b/>
+          <w:lang w:val="hi_IN" w:bidi="hi_IN"/>
+        </w:rPr>
         <w:t>"चुपके से"</w:t>
       </w:r>
       <w:r>
@@ -3606,6 +4181,21 @@
           <w:b/>
           <w:lang w:val="hi_IN" w:bidi="hi_IN"/>
         </w:rPr>
+        <w:t>τὸν μόνον Δεσπότην καὶ Κύριον ἡμῶν</w:t>
+      </w:r>
+    </w:p>
+    <w:p>
+      <w:pPr/>
+      <w:r>
+        <w:rPr>
+          <w:lang w:val="hi_IN" w:bidi="hi_IN"/>
+        </w:rPr>
+      </w:r>
+      <w:r>
+        <w:rPr>
+          <w:b/>
+          <w:lang w:val="hi_IN" w:bidi="hi_IN"/>
+        </w:rPr>
         <w:t>"चुपके से"</w:t>
       </w:r>
       <w:r>
@@ -3767,6 +4357,21 @@
           <w:b/>
           <w:lang w:val="hi_IN" w:bidi="hi_IN"/>
         </w:rPr>
+        <w:t>ὑπομνῆσαι &amp; ὑμᾶς βούλομαι, εἰδότας ὑμᾶς ἅπαξ πάντα</w:t>
+      </w:r>
+    </w:p>
+    <w:p>
+      <w:pPr/>
+      <w:r>
+        <w:rPr>
+          <w:lang w:val="hi_IN" w:bidi="hi_IN"/>
+        </w:rPr>
+      </w:r>
+      <w:r>
+        <w:rPr>
+          <w:b/>
+          <w:lang w:val="hi_IN" w:bidi="hi_IN"/>
+        </w:rPr>
         <w:t>"तुम सब बात एक बार जान चुके हो,"</w:t>
       </w:r>
       <w:r>
@@ -3876,6 +4481,21 @@
           <w:b/>
           <w:lang w:val="hi_IN" w:bidi="hi_IN"/>
         </w:rPr>
+        <w:t>πάντα</w:t>
+      </w:r>
+    </w:p>
+    <w:p>
+      <w:pPr/>
+      <w:r>
+        <w:rPr>
+          <w:lang w:val="hi_IN" w:bidi="hi_IN"/>
+        </w:rPr>
+      </w:r>
+      <w:r>
+        <w:rPr>
+          <w:b/>
+          <w:lang w:val="hi_IN" w:bidi="hi_IN"/>
+        </w:rPr>
         <w:t>""</w:t>
       </w:r>
     </w:p>
@@ -3952,6 +4572,21 @@
           <w:b/>
           <w:lang w:val="hi_IN" w:bidi="hi_IN"/>
         </w:rPr>
+        <w:t>ὅτι Ἰησοῦς</w:t>
+      </w:r>
+    </w:p>
+    <w:p>
+      <w:pPr/>
+      <w:r>
+        <w:rPr>
+          <w:lang w:val="hi_IN" w:bidi="hi_IN"/>
+        </w:rPr>
+      </w:r>
+      <w:r>
+        <w:rPr>
+          <w:b/>
+          <w:lang w:val="hi_IN" w:bidi="hi_IN"/>
+        </w:rPr>
         <w:t>"इस बात की"</w:t>
       </w:r>
       <w:r>
@@ -4048,6 +4683,21 @@
           <w:b/>
           <w:lang w:val="hi_IN" w:bidi="hi_IN"/>
         </w:rPr>
+        <w:t>λαὸν ἐκ γῆς Αἰγύπτου σώσας</w:t>
+      </w:r>
+    </w:p>
+    <w:p>
+      <w:pPr/>
+      <w:r>
+        <w:rPr>
+          <w:lang w:val="hi_IN" w:bidi="hi_IN"/>
+        </w:rPr>
+      </w:r>
+      <w:r>
+        <w:rPr>
+          <w:b/>
+          <w:lang w:val="hi_IN" w:bidi="hi_IN"/>
+        </w:rPr>
         <w:t>"एक कुल को मिस्र देश से छुड़ाने"</w:t>
       </w:r>
     </w:p>
@@ -4111,6 +4761,21 @@
           <w:b/>
           <w:lang w:val="hi_IN" w:bidi="hi_IN"/>
         </w:rPr>
+        <w:t>λαὸν ἐκ γῆς Αἰγύπτου σώσας</w:t>
+      </w:r>
+    </w:p>
+    <w:p>
+      <w:pPr/>
+      <w:r>
+        <w:rPr>
+          <w:lang w:val="hi_IN" w:bidi="hi_IN"/>
+        </w:rPr>
+      </w:r>
+      <w:r>
+        <w:rPr>
+          <w:b/>
+          <w:lang w:val="hi_IN" w:bidi="hi_IN"/>
+        </w:rPr>
         <w:t>""</w:t>
       </w:r>
     </w:p>
@@ -4187,6 +4852,21 @@
           <w:b/>
           <w:lang w:val="hi_IN" w:bidi="hi_IN"/>
         </w:rPr>
+        <w:t>τοὺς μὴ τηρήσαντας τὴν ἑαυτῶν ἀρχὴν</w:t>
+      </w:r>
+    </w:p>
+    <w:p>
+      <w:pPr/>
+      <w:r>
+        <w:rPr>
+          <w:lang w:val="hi_IN" w:bidi="hi_IN"/>
+        </w:rPr>
+      </w:r>
+      <w:r>
+        <w:rPr>
+          <w:b/>
+          <w:lang w:val="hi_IN" w:bidi="hi_IN"/>
+        </w:rPr>
         <w:t>"को स्थिर न रखा"</w:t>
       </w:r>
       <w:r>
@@ -4309,6 +4989,21 @@
           <w:b/>
           <w:lang w:val="hi_IN" w:bidi="hi_IN"/>
         </w:rPr>
+        <w:t>τὴν ἑαυτῶν ἀρχὴν</w:t>
+      </w:r>
+    </w:p>
+    <w:p>
+      <w:pPr/>
+      <w:r>
+        <w:rPr>
+          <w:lang w:val="hi_IN" w:bidi="hi_IN"/>
+        </w:rPr>
+      </w:r>
+      <w:r>
+        <w:rPr>
+          <w:b/>
+          <w:lang w:val="hi_IN" w:bidi="hi_IN"/>
+        </w:rPr>
         <w:t>"अपने"</w:t>
       </w:r>
       <w:r>
@@ -4398,6 +5093,21 @@
           <w:b/>
           <w:lang w:val="hi_IN" w:bidi="hi_IN"/>
         </w:rPr>
+        <w:t>δεσμοῖς ἀϊδίοις ὑπὸ ζόφον τετήρηκεν</w:t>
+      </w:r>
+    </w:p>
+    <w:p>
+      <w:pPr/>
+      <w:r>
+        <w:rPr>
+          <w:lang w:val="hi_IN" w:bidi="hi_IN"/>
+        </w:rPr>
+      </w:r>
+      <w:r>
+        <w:rPr>
+          <w:b/>
+          <w:lang w:val="hi_IN" w:bidi="hi_IN"/>
+        </w:rPr>
         <w:t>"अंधकार"</w:t>
       </w:r>
       <w:r>
@@ -4500,6 +5210,21 @@
           <w:b/>
           <w:lang w:val="hi_IN" w:bidi="hi_IN"/>
         </w:rPr>
+        <w:t>δεσμοῖς ἀϊδίοις &amp; τετήρηκεν</w:t>
+      </w:r>
+    </w:p>
+    <w:p>
+      <w:pPr/>
+      <w:r>
+        <w:rPr>
+          <w:lang w:val="hi_IN" w:bidi="hi_IN"/>
+        </w:rPr>
+      </w:r>
+      <w:r>
+        <w:rPr>
+          <w:b/>
+          <w:lang w:val="hi_IN" w:bidi="hi_IN"/>
+        </w:rPr>
         <w:t>"अंधकार"</w:t>
       </w:r>
       <w:r>
@@ -4602,6 +5327,21 @@
           <w:b/>
           <w:lang w:val="hi_IN" w:bidi="hi_IN"/>
         </w:rPr>
+        <w:t>ὑπὸ ζόφον</w:t>
+      </w:r>
+    </w:p>
+    <w:p>
+      <w:pPr/>
+      <w:r>
+        <w:rPr>
+          <w:lang w:val="hi_IN" w:bidi="hi_IN"/>
+        </w:rPr>
+      </w:r>
+      <w:r>
+        <w:rPr>
+          <w:b/>
+          <w:lang w:val="hi_IN" w:bidi="hi_IN"/>
+        </w:rPr>
         <w:t>"अंधकार"</w:t>
       </w:r>
       <w:r>
@@ -4711,6 +5451,21 @@
           <w:b/>
           <w:lang w:val="hi_IN" w:bidi="hi_IN"/>
         </w:rPr>
+        <w:t>εἰς κρίσιν μεγάλης ἡμέρας</w:t>
+      </w:r>
+    </w:p>
+    <w:p>
+      <w:pPr/>
+      <w:r>
+        <w:rPr>
+          <w:lang w:val="hi_IN" w:bidi="hi_IN"/>
+        </w:rPr>
+      </w:r>
+      <w:r>
+        <w:rPr>
+          <w:b/>
+          <w:lang w:val="hi_IN" w:bidi="hi_IN"/>
+        </w:rPr>
         <w:t>"दिन के न्याय के लिये"</w:t>
       </w:r>
       <w:r>
@@ -4820,6 +5575,21 @@
           <w:b/>
           <w:lang w:val="hi_IN" w:bidi="hi_IN"/>
         </w:rPr>
+        <w:t>εἰς κρίσιν μεγάλης ἡμέρας</w:t>
+      </w:r>
+    </w:p>
+    <w:p>
+      <w:pPr/>
+      <w:r>
+        <w:rPr>
+          <w:lang w:val="hi_IN" w:bidi="hi_IN"/>
+        </w:rPr>
+      </w:r>
+      <w:r>
+        <w:rPr>
+          <w:b/>
+          <w:lang w:val="hi_IN" w:bidi="hi_IN"/>
+        </w:rPr>
         <w:t>"दिन के न्याय के लिये"</w:t>
       </w:r>
       <w:r>
@@ -4942,6 +5712,21 @@
           <w:b/>
           <w:lang w:val="hi_IN" w:bidi="hi_IN"/>
         </w:rPr>
+        <w:t>μεγάλης ἡμέρας</w:t>
+      </w:r>
+    </w:p>
+    <w:p>
+      <w:pPr/>
+      <w:r>
+        <w:rPr>
+          <w:lang w:val="hi_IN" w:bidi="hi_IN"/>
+        </w:rPr>
+      </w:r>
+      <w:r>
+        <w:rPr>
+          <w:b/>
+          <w:lang w:val="hi_IN" w:bidi="hi_IN"/>
+        </w:rPr>
         <w:t>"दिन के"</w:t>
       </w:r>
       <w:r>
@@ -5031,6 +5816,21 @@
           <w:b/>
           <w:lang w:val="hi_IN" w:bidi="hi_IN"/>
         </w:rPr>
+        <w:t>Σόδομα καὶ Γόμορρα, καὶ αἱ περὶ αὐτὰς πόλεις</w:t>
+      </w:r>
+    </w:p>
+    <w:p>
+      <w:pPr/>
+      <w:r>
+        <w:rPr>
+          <w:lang w:val="hi_IN" w:bidi="hi_IN"/>
+        </w:rPr>
+      </w:r>
+      <w:r>
+        <w:rPr>
+          <w:b/>
+          <w:lang w:val="hi_IN" w:bidi="hi_IN"/>
+        </w:rPr>
         <w:t>"उनके नगर"</w:t>
       </w:r>
     </w:p>
@@ -5153,6 +5953,21 @@
           <w:b/>
           <w:lang w:val="hi_IN" w:bidi="hi_IN"/>
         </w:rPr>
+        <w:t>τὸν ὅμοιον τρόπον τούτοις</w:t>
+      </w:r>
+    </w:p>
+    <w:p>
+      <w:pPr/>
+      <w:r>
+        <w:rPr>
+          <w:lang w:val="hi_IN" w:bidi="hi_IN"/>
+        </w:rPr>
+      </w:r>
+      <w:r>
+        <w:rPr>
+          <w:b/>
+          <w:lang w:val="hi_IN" w:bidi="hi_IN"/>
+        </w:rPr>
         <w:t>"जो इनके समान व्यभिचारी हो गए थे"</w:t>
       </w:r>
     </w:p>
@@ -5229,6 +6044,21 @@
           <w:b/>
           <w:lang w:val="hi_IN" w:bidi="hi_IN"/>
         </w:rPr>
+        <w:t>ἐκπορνεύσασαι</w:t>
+      </w:r>
+    </w:p>
+    <w:p>
+      <w:pPr/>
+      <w:r>
+        <w:rPr>
+          <w:lang w:val="hi_IN" w:bidi="hi_IN"/>
+        </w:rPr>
+      </w:r>
+      <w:r>
+        <w:rPr>
+          <w:b/>
+          <w:lang w:val="hi_IN" w:bidi="hi_IN"/>
+        </w:rPr>
         <w:t>"जो इनके समान व्यभिचारी हो गए थे"</w:t>
       </w:r>
     </w:p>
@@ -5325,6 +6155,21 @@
           <w:b/>
           <w:lang w:val="hi_IN" w:bidi="hi_IN"/>
         </w:rPr>
+        <w:t>καὶ ἀπελθοῦσαι ὀπίσω σαρκὸς ἑτέρας</w:t>
+      </w:r>
+    </w:p>
+    <w:p>
+      <w:pPr/>
+      <w:r>
+        <w:rPr>
+          <w:lang w:val="hi_IN" w:bidi="hi_IN"/>
+        </w:rPr>
+      </w:r>
+      <w:r>
+        <w:rPr>
+          <w:b/>
+          <w:lang w:val="hi_IN" w:bidi="hi_IN"/>
+        </w:rPr>
         <w:t>"और पराए शरीर के पीछे लग गए थे"</w:t>
       </w:r>
     </w:p>
@@ -5421,6 +6266,21 @@
           <w:b/>
           <w:lang w:val="hi_IN" w:bidi="hi_IN"/>
         </w:rPr>
+        <w:t>σαρκὸς ἑτέρας</w:t>
+      </w:r>
+    </w:p>
+    <w:p>
+      <w:pPr/>
+      <w:r>
+        <w:rPr>
+          <w:lang w:val="hi_IN" w:bidi="hi_IN"/>
+        </w:rPr>
+      </w:r>
+      <w:r>
+        <w:rPr>
+          <w:b/>
+          <w:lang w:val="hi_IN" w:bidi="hi_IN"/>
+        </w:rPr>
         <w:t>"पराए शरीर के"</w:t>
       </w:r>
     </w:p>
@@ -5497,6 +6357,21 @@
           <w:b/>
           <w:lang w:val="hi_IN" w:bidi="hi_IN"/>
         </w:rPr>
+        <w:t>πρόκεινται δεῖγμα</w:t>
+      </w:r>
+    </w:p>
+    <w:p>
+      <w:pPr/>
+      <w:r>
+        <w:rPr>
+          <w:lang w:val="hi_IN" w:bidi="hi_IN"/>
+        </w:rPr>
+      </w:r>
+      <w:r>
+        <w:rPr>
+          <w:b/>
+          <w:lang w:val="hi_IN" w:bidi="hi_IN"/>
+        </w:rPr>
         <w:t>"जो"</w:t>
       </w:r>
       <w:r>
@@ -5599,6 +6474,21 @@
           <w:b/>
           <w:lang w:val="hi_IN" w:bidi="hi_IN"/>
         </w:rPr>
+        <w:t>πυρὸς αἰωνίου δίκην ὑπέχουσαι</w:t>
+      </w:r>
+    </w:p>
+    <w:p>
+      <w:pPr/>
+      <w:r>
+        <w:rPr>
+          <w:lang w:val="hi_IN" w:bidi="hi_IN"/>
+        </w:rPr>
+      </w:r>
+      <w:r>
+        <w:rPr>
+          <w:b/>
+          <w:lang w:val="hi_IN" w:bidi="hi_IN"/>
+        </w:rPr>
         <w:t>"जो"</w:t>
       </w:r>
       <w:r>
@@ -5708,6 +6598,21 @@
           <w:b/>
           <w:lang w:val="hi_IN" w:bidi="hi_IN"/>
         </w:rPr>
+        <w:t>ὁμοίως</w:t>
+      </w:r>
+    </w:p>
+    <w:p>
+      <w:pPr/>
+      <w:r>
+        <w:rPr>
+          <w:lang w:val="hi_IN" w:bidi="hi_IN"/>
+        </w:rPr>
+      </w:r>
+      <w:r>
+        <w:rPr>
+          <w:b/>
+          <w:lang w:val="hi_IN" w:bidi="hi_IN"/>
+        </w:rPr>
         <w:t>"उसी रीति से"</w:t>
       </w:r>
     </w:p>
@@ -5737,7 +6642,7 @@
         </w:rPr>
         <w:t xml:space="preserve"> का सन्दर्भ पिछले पद में वर्णित सोडोम और अमोरा के लोगों की यौनाचार की अनैतिकता से और संभवतः पद\n</w:t>
       </w:r>
-      <w:hyperlink r:id="rId14">
+      <w:hyperlink r:id="rId16">
         <w:r>
           <w:rPr>
             <w:lang w:val="hi_IN" w:bidi="hi_IN"/>
@@ -5822,6 +6727,21 @@
           <w:b/>
           <w:lang w:val="hi_IN" w:bidi="hi_IN"/>
         </w:rPr>
+        <w:t>οὗτοι ἐνυπνιαζόμενοι</w:t>
+      </w:r>
+    </w:p>
+    <w:p>
+      <w:pPr/>
+      <w:r>
+        <w:rPr>
+          <w:lang w:val="hi_IN" w:bidi="hi_IN"/>
+        </w:rPr>
+      </w:r>
+      <w:r>
+        <w:rPr>
+          <w:b/>
+          <w:lang w:val="hi_IN" w:bidi="hi_IN"/>
+        </w:rPr>
         <w:t>"ये स्वप्नदर्शी भी"</w:t>
       </w:r>
     </w:p>
@@ -5851,7 +6771,7 @@
         </w:rPr>
         <w:t xml:space="preserve"> शब्द पद \n</w:t>
       </w:r>
-      <w:hyperlink r:id="rId15">
+      <w:hyperlink r:id="rId17">
         <w:r>
           <w:rPr>
             <w:lang w:val="hi_IN" w:bidi="hi_IN"/>
@@ -5916,6 +6836,21 @@
           <w:b/>
           <w:lang w:val="hi_IN" w:bidi="hi_IN"/>
         </w:rPr>
+        <w:t>σάρκα μὲν μιαίνουσιν</w:t>
+      </w:r>
+    </w:p>
+    <w:p>
+      <w:pPr/>
+      <w:r>
+        <w:rPr>
+          <w:lang w:val="hi_IN" w:bidi="hi_IN"/>
+        </w:rPr>
+      </w:r>
+      <w:r>
+        <w:rPr>
+          <w:b/>
+          <w:lang w:val="hi_IN" w:bidi="hi_IN"/>
+        </w:rPr>
         <w:t>"शरीर को अशुद्ध करते"</w:t>
       </w:r>
     </w:p>
@@ -6012,6 +6947,21 @@
           <w:b/>
           <w:lang w:val="hi_IN" w:bidi="hi_IN"/>
         </w:rPr>
+        <w:t>κυριότητα</w:t>
+      </w:r>
+    </w:p>
+    <w:p>
+      <w:pPr/>
+      <w:r>
+        <w:rPr>
+          <w:lang w:val="hi_IN" w:bidi="hi_IN"/>
+        </w:rPr>
+      </w:r>
+      <w:r>
+        <w:rPr>
+          <w:b/>
+          <w:lang w:val="hi_IN" w:bidi="hi_IN"/>
+        </w:rPr>
         <w:t>"प्रभुता को तुच्छ जानते हैं"</w:t>
       </w:r>
     </w:p>
@@ -6088,6 +7038,21 @@
           <w:b/>
           <w:lang w:val="hi_IN" w:bidi="hi_IN"/>
         </w:rPr>
+        <w:t>κυριότητα &amp; ἀθετοῦσιν</w:t>
+      </w:r>
+    </w:p>
+    <w:p>
+      <w:pPr/>
+      <w:r>
+        <w:rPr>
+          <w:lang w:val="hi_IN" w:bidi="hi_IN"/>
+        </w:rPr>
+      </w:r>
+      <w:r>
+        <w:rPr>
+          <w:b/>
+          <w:lang w:val="hi_IN" w:bidi="hi_IN"/>
+        </w:rPr>
         <w:t>"प्रभुता को तुच्छ जानते हैं"</w:t>
       </w:r>
     </w:p>
@@ -6260,6 +7225,21 @@
           <w:b/>
           <w:lang w:val="hi_IN" w:bidi="hi_IN"/>
         </w:rPr>
+        <w:t>κρίσιν ἐπενεγκεῖν βλασφημίας</w:t>
+      </w:r>
+    </w:p>
+    <w:p>
+      <w:pPr/>
+      <w:r>
+        <w:rPr>
+          <w:lang w:val="hi_IN" w:bidi="hi_IN"/>
+        </w:rPr>
+      </w:r>
+      <w:r>
+        <w:rPr>
+          <w:b/>
+          <w:lang w:val="hi_IN" w:bidi="hi_IN"/>
+        </w:rPr>
         <w:t>"साहस न किया"</w:t>
       </w:r>
     </w:p>
@@ -6336,6 +7316,21 @@
           <w:b/>
           <w:lang w:val="hi_IN" w:bidi="hi_IN"/>
         </w:rPr>
+        <w:t>κρίσιν ἐπενεγκεῖν βλασφημίας</w:t>
+      </w:r>
+    </w:p>
+    <w:p>
+      <w:pPr/>
+      <w:r>
+        <w:rPr>
+          <w:lang w:val="hi_IN" w:bidi="hi_IN"/>
+        </w:rPr>
+      </w:r>
+      <w:r>
+        <w:rPr>
+          <w:b/>
+          <w:lang w:val="hi_IN" w:bidi="hi_IN"/>
+        </w:rPr>
         <w:t>"उसको"</w:t>
       </w:r>
     </w:p>
@@ -6412,6 +7407,21 @@
           <w:b/>
           <w:lang w:val="hi_IN" w:bidi="hi_IN"/>
         </w:rPr>
+        <w:t>κρίσιν ἐπενεγκεῖν βλασφημίας</w:t>
+      </w:r>
+    </w:p>
+    <w:p>
+      <w:pPr/>
+      <w:r>
+        <w:rPr>
+          <w:lang w:val="hi_IN" w:bidi="hi_IN"/>
+        </w:rPr>
+      </w:r>
+      <w:r>
+        <w:rPr>
+          <w:b/>
+          <w:lang w:val="hi_IN" w:bidi="hi_IN"/>
+        </w:rPr>
         <w:t>"उसको"</w:t>
       </w:r>
     </w:p>
@@ -6521,6 +7531,21 @@
           <w:b/>
           <w:lang w:val="hi_IN" w:bidi="hi_IN"/>
         </w:rPr>
+        <w:t>οὗτοι</w:t>
+      </w:r>
+    </w:p>
+    <w:p>
+      <w:pPr/>
+      <w:r>
+        <w:rPr>
+          <w:lang w:val="hi_IN" w:bidi="hi_IN"/>
+        </w:rPr>
+      </w:r>
+      <w:r>
+        <w:rPr>
+          <w:b/>
+          <w:lang w:val="hi_IN" w:bidi="hi_IN"/>
+        </w:rPr>
         <w:t>"ये लोग"</w:t>
       </w:r>
     </w:p>
@@ -6550,7 +7575,7 @@
         </w:rPr>
         <w:t xml:space="preserve"> \n </w:t>
       </w:r>
-      <w:hyperlink r:id="rId15">
+      <w:hyperlink r:id="rId17">
         <w:r>
           <w:rPr>
             <w:lang w:val="hi_IN" w:bidi="hi_IN"/>
@@ -6615,6 +7640,21 @@
           <w:b/>
           <w:lang w:val="hi_IN" w:bidi="hi_IN"/>
         </w:rPr>
+        <w:t>ὅσα &amp; οὐκ οἴδασιν</w:t>
+      </w:r>
+    </w:p>
+    <w:p>
+      <w:pPr/>
+      <w:r>
+        <w:rPr>
+          <w:lang w:val="hi_IN" w:bidi="hi_IN"/>
+        </w:rPr>
+      </w:r>
+      <w:r>
+        <w:rPr>
+          <w:b/>
+          <w:lang w:val="hi_IN" w:bidi="hi_IN"/>
+        </w:rPr>
         <w:t>"जिन बातों को नहीं जानते,"</w:t>
       </w:r>
       <w:r>
@@ -6657,7 +7697,7 @@
         </w:rPr>
         <w:t>"इसका स्नादार्भ हो सकता है: (1) आत्मिक क्षेत्र के विषय पिछले पद में संदर्भित झूठे शिक्षकों का अज्ञान | वैकल्पिक अनुवाद: ""वह आत्मिक क्षेत्र जिसके बारे में उनको समझ नहीं है"" (2) \n</w:t>
       </w:r>
-      <w:hyperlink r:id="rId16">
+      <w:hyperlink r:id="rId18">
         <w:r>
           <w:rPr>
             <w:lang w:val="hi_IN" w:bidi="hi_IN"/>
@@ -6722,6 +7762,21 @@
           <w:b/>
           <w:lang w:val="hi_IN" w:bidi="hi_IN"/>
         </w:rPr>
+        <w:t>ὅσα δὲ φυσικῶς ὡς τὰ ἄλογα ζῷα ἐπίστανται</w:t>
+      </w:r>
+    </w:p>
+    <w:p>
+      <w:pPr/>
+      <w:r>
+        <w:rPr>
+          <w:lang w:val="hi_IN" w:bidi="hi_IN"/>
+        </w:rPr>
+      </w:r>
+      <w:r>
+        <w:rPr>
+          <w:b/>
+          <w:lang w:val="hi_IN" w:bidi="hi_IN"/>
+        </w:rPr>
         <w:t>""</w:t>
       </w:r>
     </w:p>
@@ -6805,6 +7860,21 @@
           <w:b/>
           <w:lang w:val="hi_IN" w:bidi="hi_IN"/>
         </w:rPr>
+        <w:t>ἐν τούτοις</w:t>
+      </w:r>
+    </w:p>
+    <w:p>
+      <w:pPr/>
+      <w:r>
+        <w:rPr>
+          <w:lang w:val="hi_IN" w:bidi="hi_IN"/>
+        </w:rPr>
+      </w:r>
+      <w:r>
+        <w:rPr>
+          <w:b/>
+          <w:lang w:val="hi_IN" w:bidi="hi_IN"/>
+        </w:rPr>
         <w:t>"उनमें अपने आप को"</w:t>
       </w:r>
     </w:p>
@@ -6901,6 +7971,21 @@
           <w:b/>
           <w:lang w:val="hi_IN" w:bidi="hi_IN"/>
         </w:rPr>
+        <w:t>ἐν τούτοις φθείρονται</w:t>
+      </w:r>
+    </w:p>
+    <w:p>
+      <w:pPr/>
+      <w:r>
+        <w:rPr>
+          <w:lang w:val="hi_IN" w:bidi="hi_IN"/>
+        </w:rPr>
+      </w:r>
+      <w:r>
+        <w:rPr>
+          <w:b/>
+          <w:lang w:val="hi_IN" w:bidi="hi_IN"/>
+        </w:rPr>
         <w:t>"उनमें अपने आप को नाश करते हैं"</w:t>
       </w:r>
     </w:p>
@@ -6984,6 +8069,21 @@
           <w:b/>
           <w:lang w:val="hi_IN" w:bidi="hi_IN"/>
         </w:rPr>
+        <w:t>οὐαὶ αὐτοῖς</w:t>
+      </w:r>
+    </w:p>
+    <w:p>
+      <w:pPr/>
+      <w:r>
+        <w:rPr>
+          <w:lang w:val="hi_IN" w:bidi="hi_IN"/>
+        </w:rPr>
+      </w:r>
+      <w:r>
+        <w:rPr>
+          <w:b/>
+          <w:lang w:val="hi_IN" w:bidi="hi_IN"/>
+        </w:rPr>
         <w:t>"उन पर हाय"</w:t>
       </w:r>
     </w:p>
@@ -7080,6 +8180,21 @@
           <w:b/>
           <w:lang w:val="hi_IN" w:bidi="hi_IN"/>
         </w:rPr>
+        <w:t>τῇ ὁδῷ τοῦ Κάϊν ἐπορεύθησαν</w:t>
+      </w:r>
+    </w:p>
+    <w:p>
+      <w:pPr/>
+      <w:r>
+        <w:rPr>
+          <w:lang w:val="hi_IN" w:bidi="hi_IN"/>
+        </w:rPr>
+      </w:r>
+      <w:r>
+        <w:rPr>
+          <w:b/>
+          <w:lang w:val="hi_IN" w:bidi="hi_IN"/>
+        </w:rPr>
         <w:t>"कैन के समान चाल चले"</w:t>
       </w:r>
     </w:p>
@@ -7176,6 +8291,21 @@
           <w:b/>
           <w:lang w:val="hi_IN" w:bidi="hi_IN"/>
         </w:rPr>
+        <w:t>τοῦ Κάϊν</w:t>
+      </w:r>
+    </w:p>
+    <w:p>
+      <w:pPr/>
+      <w:r>
+        <w:rPr>
+          <w:lang w:val="hi_IN" w:bidi="hi_IN"/>
+        </w:rPr>
+      </w:r>
+      <w:r>
+        <w:rPr>
+          <w:b/>
+          <w:lang w:val="hi_IN" w:bidi="hi_IN"/>
+        </w:rPr>
         <w:t>"कैन के समान चाल"</w:t>
       </w:r>
     </w:p>
@@ -7259,6 +8389,21 @@
           <w:b/>
           <w:lang w:val="hi_IN" w:bidi="hi_IN"/>
         </w:rPr>
+        <w:t>ἐξεχύθησαν</w:t>
+      </w:r>
+    </w:p>
+    <w:p>
+      <w:pPr/>
+      <w:r>
+        <w:rPr>
+          <w:lang w:val="hi_IN" w:bidi="hi_IN"/>
+        </w:rPr>
+      </w:r>
+      <w:r>
+        <w:rPr>
+          <w:b/>
+          <w:lang w:val="hi_IN" w:bidi="hi_IN"/>
+        </w:rPr>
         <w:t>"करके"</w:t>
       </w:r>
     </w:p>
@@ -7322,6 +8467,21 @@
           <w:b/>
           <w:lang w:val="hi_IN" w:bidi="hi_IN"/>
         </w:rPr>
+        <w:t>τοῦ Βαλαὰμ μισθοῦ</w:t>
+      </w:r>
+    </w:p>
+    <w:p>
+      <w:pPr/>
+      <w:r>
+        <w:rPr>
+          <w:lang w:val="hi_IN" w:bidi="hi_IN"/>
+        </w:rPr>
+      </w:r>
+      <w:r>
+        <w:rPr>
+          <w:b/>
+          <w:lang w:val="hi_IN" w:bidi="hi_IN"/>
+        </w:rPr>
         <w:t>"मजदूरी के लिये बिलाम के समान भ्रष्ट हो गए हैं"</w:t>
       </w:r>
       <w:r>
@@ -7431,6 +8591,21 @@
           <w:b/>
           <w:lang w:val="hi_IN" w:bidi="hi_IN"/>
         </w:rPr>
+        <w:t>τοῦ Κόρε</w:t>
+      </w:r>
+    </w:p>
+    <w:p>
+      <w:pPr/>
+      <w:r>
+        <w:rPr>
+          <w:lang w:val="hi_IN" w:bidi="hi_IN"/>
+        </w:rPr>
+      </w:r>
+      <w:r>
+        <w:rPr>
+          <w:b/>
+          <w:lang w:val="hi_IN" w:bidi="hi_IN"/>
+        </w:rPr>
         <w:t>"कोरह"</w:t>
       </w:r>
       <w:r>
@@ -7540,6 +8715,21 @@
           <w:b/>
           <w:lang w:val="hi_IN" w:bidi="hi_IN"/>
         </w:rPr>
+        <w:t>ἀπώλοντο</w:t>
+      </w:r>
+    </w:p>
+    <w:p>
+      <w:pPr/>
+      <w:r>
+        <w:rPr>
+          <w:lang w:val="hi_IN" w:bidi="hi_IN"/>
+        </w:rPr>
+      </w:r>
+      <w:r>
+        <w:rPr>
+          <w:b/>
+          <w:lang w:val="hi_IN" w:bidi="hi_IN"/>
+        </w:rPr>
         <w:t>"नाश हुए हैं"</w:t>
       </w:r>
     </w:p>
@@ -7623,6 +8813,21 @@
           <w:b/>
           <w:lang w:val="hi_IN" w:bidi="hi_IN"/>
         </w:rPr>
+        <w:t>οὗτοί</w:t>
+      </w:r>
+    </w:p>
+    <w:p>
+      <w:pPr/>
+      <w:r>
+        <w:rPr>
+          <w:lang w:val="hi_IN" w:bidi="hi_IN"/>
+        </w:rPr>
+      </w:r>
+      <w:r>
+        <w:rPr>
+          <w:b/>
+          <w:lang w:val="hi_IN" w:bidi="hi_IN"/>
+        </w:rPr>
         <w:t>"यह"</w:t>
       </w:r>
       <w:r>
@@ -7665,7 +8870,7 @@
         </w:rPr>
         <w:t xml:space="preserve"> शब्द पद </w:t>
       </w:r>
-      <w:hyperlink r:id="rId15">
+      <w:hyperlink r:id="rId17">
         <w:r>
           <w:rPr>
             <w:lang w:val="hi_IN" w:bidi="hi_IN"/>
@@ -7730,6 +8935,21 @@
           <w:b/>
           <w:lang w:val="hi_IN" w:bidi="hi_IN"/>
         </w:rPr>
+        <w:t>σπιλάδες</w:t>
+      </w:r>
+    </w:p>
+    <w:p>
+      <w:pPr/>
+      <w:r>
+        <w:rPr>
+          <w:lang w:val="hi_IN" w:bidi="hi_IN"/>
+        </w:rPr>
+      </w:r>
+      <w:r>
+        <w:rPr>
+          <w:b/>
+          <w:lang w:val="hi_IN" w:bidi="hi_IN"/>
+        </w:rPr>
         <w:t>"छिपी हुई चट्टान"</w:t>
       </w:r>
     </w:p>
@@ -7826,6 +9046,21 @@
           <w:b/>
           <w:lang w:val="hi_IN" w:bidi="hi_IN"/>
         </w:rPr>
+        <w:t>ταῖς ἀγάπαις</w:t>
+      </w:r>
+    </w:p>
+    <w:p>
+      <w:pPr/>
+      <w:r>
+        <w:rPr>
+          <w:lang w:val="hi_IN" w:bidi="hi_IN"/>
+        </w:rPr>
+      </w:r>
+      <w:r>
+        <w:rPr>
+          <w:b/>
+          <w:lang w:val="hi_IN" w:bidi="hi_IN"/>
+        </w:rPr>
         <w:t>"प्रेम-"</w:t>
       </w:r>
       <w:r>
@@ -7948,6 +9183,21 @@
           <w:b/>
           <w:lang w:val="hi_IN" w:bidi="hi_IN"/>
         </w:rPr>
+        <w:t>ἑαυτοὺς ποιμαίνοντες</w:t>
+      </w:r>
+    </w:p>
+    <w:p>
+      <w:pPr/>
+      <w:r>
+        <w:rPr>
+          <w:lang w:val="hi_IN" w:bidi="hi_IN"/>
+        </w:rPr>
+      </w:r>
+      <w:r>
+        <w:rPr>
+          <w:b/>
+          <w:lang w:val="hi_IN" w:bidi="hi_IN"/>
+        </w:rPr>
         <w:t>"अपना ही रखवाले हैं"</w:t>
       </w:r>
     </w:p>
@@ -8031,6 +9281,21 @@
           <w:b/>
           <w:lang w:val="hi_IN" w:bidi="hi_IN"/>
         </w:rPr>
+        <w:t>νεφέλαι ἄνυδροι ὑπὸ ἀνέμων παραφερόμεναι</w:t>
+      </w:r>
+    </w:p>
+    <w:p>
+      <w:pPr/>
+      <w:r>
+        <w:rPr>
+          <w:lang w:val="hi_IN" w:bidi="hi_IN"/>
+        </w:rPr>
+      </w:r>
+      <w:r>
+        <w:rPr>
+          <w:b/>
+          <w:lang w:val="hi_IN" w:bidi="hi_IN"/>
+        </w:rPr>
         <w:t>"वे निर्जल बादल"</w:t>
       </w:r>
       <w:r>
@@ -8140,6 +9405,21 @@
           <w:b/>
           <w:lang w:val="hi_IN" w:bidi="hi_IN"/>
         </w:rPr>
+        <w:t>ὑπὸ ἀνέμων παραφερόμεναι</w:t>
+      </w:r>
+    </w:p>
+    <w:p>
+      <w:pPr/>
+      <w:r>
+        <w:rPr>
+          <w:lang w:val="hi_IN" w:bidi="hi_IN"/>
+        </w:rPr>
+      </w:r>
+      <w:r>
+        <w:rPr>
+          <w:b/>
+          <w:lang w:val="hi_IN" w:bidi="hi_IN"/>
+        </w:rPr>
         <w:t>"वे निर्जल बादल"</w:t>
       </w:r>
       <w:r>
@@ -8236,6 +9516,21 @@
           <w:b/>
           <w:lang w:val="hi_IN" w:bidi="hi_IN"/>
         </w:rPr>
+        <w:t>δένδρα φθινοπωρινὰ ἄκαρπα</w:t>
+      </w:r>
+    </w:p>
+    <w:p>
+      <w:pPr/>
+      <w:r>
+        <w:rPr>
+          <w:lang w:val="hi_IN" w:bidi="hi_IN"/>
+        </w:rPr>
+      </w:r>
+      <w:r>
+        <w:rPr>
+          <w:b/>
+          <w:lang w:val="hi_IN" w:bidi="hi_IN"/>
+        </w:rPr>
         <w:t>"में"</w:t>
       </w:r>
       <w:r>
@@ -8345,6 +9640,21 @@
           <w:b/>
           <w:lang w:val="hi_IN" w:bidi="hi_IN"/>
         </w:rPr>
+        <w:t>δὶς ἀποθανόντα ἐκριζωθέντα</w:t>
+      </w:r>
+    </w:p>
+    <w:p>
+      <w:pPr/>
+      <w:r>
+        <w:rPr>
+          <w:lang w:val="hi_IN" w:bidi="hi_IN"/>
+        </w:rPr>
+      </w:r>
+      <w:r>
+        <w:rPr>
+          <w:b/>
+          <w:lang w:val="hi_IN" w:bidi="hi_IN"/>
+        </w:rPr>
         <w:t>"दो बार मर चुके हैं; और जड़ से उखड़ गए हैं"</w:t>
       </w:r>
     </w:p>
@@ -8428,6 +9738,21 @@
           <w:b/>
           <w:lang w:val="hi_IN" w:bidi="hi_IN"/>
         </w:rPr>
+        <w:t>δὶς ἀποθανόντα ἐκριζωθέντα</w:t>
+      </w:r>
+    </w:p>
+    <w:p>
+      <w:pPr/>
+      <w:r>
+        <w:rPr>
+          <w:lang w:val="hi_IN" w:bidi="hi_IN"/>
+        </w:rPr>
+      </w:r>
+      <w:r>
+        <w:rPr>
+          <w:b/>
+          <w:lang w:val="hi_IN" w:bidi="hi_IN"/>
+        </w:rPr>
         <w:t>"दो बार मर चुके हैं; और जड़ से उखड़ गए हैं"</w:t>
       </w:r>
     </w:p>
@@ -8524,6 +9849,21 @@
           <w:b/>
           <w:lang w:val="hi_IN" w:bidi="hi_IN"/>
         </w:rPr>
+        <w:t>ἐκριζωθέντα</w:t>
+      </w:r>
+    </w:p>
+    <w:p>
+      <w:pPr/>
+      <w:r>
+        <w:rPr>
+          <w:lang w:val="hi_IN" w:bidi="hi_IN"/>
+        </w:rPr>
+      </w:r>
+      <w:r>
+        <w:rPr>
+          <w:b/>
+          <w:lang w:val="hi_IN" w:bidi="hi_IN"/>
+        </w:rPr>
         <w:t>"और जड़ से उखड़ गए हैं"</w:t>
       </w:r>
     </w:p>
@@ -8607,6 +9947,21 @@
           <w:b/>
           <w:lang w:val="hi_IN" w:bidi="hi_IN"/>
         </w:rPr>
+        <w:t>ἐκριζωθέντα</w:t>
+      </w:r>
+    </w:p>
+    <w:p>
+      <w:pPr/>
+      <w:r>
+        <w:rPr>
+          <w:lang w:val="hi_IN" w:bidi="hi_IN"/>
+        </w:rPr>
+      </w:r>
+      <w:r>
+        <w:rPr>
+          <w:b/>
+          <w:lang w:val="hi_IN" w:bidi="hi_IN"/>
+        </w:rPr>
         <w:t>"और जड़ से उखड़ गए हैं"</w:t>
       </w:r>
     </w:p>
@@ -8690,6 +10045,21 @@
           <w:b/>
           <w:lang w:val="hi_IN" w:bidi="hi_IN"/>
         </w:rPr>
+        <w:t>κύματα ἄγρια θαλάσσης</w:t>
+      </w:r>
+    </w:p>
+    <w:p>
+      <w:pPr/>
+      <w:r>
+        <w:rPr>
+          <w:lang w:val="hi_IN" w:bidi="hi_IN"/>
+        </w:rPr>
+      </w:r>
+      <w:r>
+        <w:rPr>
+          <w:b/>
+          <w:lang w:val="hi_IN" w:bidi="hi_IN"/>
+        </w:rPr>
         <w:t>"ये समुद्र के प्रचण्ड हिलकोरे हैं"</w:t>
       </w:r>
     </w:p>
@@ -8786,6 +10156,21 @@
           <w:b/>
           <w:lang w:val="hi_IN" w:bidi="hi_IN"/>
         </w:rPr>
+        <w:t>ἐπαφρίζοντα τὰς ἑαυτῶν αἰσχύνας</w:t>
+      </w:r>
+    </w:p>
+    <w:p>
+      <w:pPr/>
+      <w:r>
+        <w:rPr>
+          <w:lang w:val="hi_IN" w:bidi="hi_IN"/>
+        </w:rPr>
+      </w:r>
+      <w:r>
+        <w:rPr>
+          <w:b/>
+          <w:lang w:val="hi_IN" w:bidi="hi_IN"/>
+        </w:rPr>
         <w:t>"जो अपनी लज्जा का फेन उछालते हैं"</w:t>
       </w:r>
     </w:p>
@@ -8882,6 +10267,21 @@
           <w:b/>
           <w:lang w:val="hi_IN" w:bidi="hi_IN"/>
         </w:rPr>
+        <w:t>ἀστέρες πλανῆται</w:t>
+      </w:r>
+    </w:p>
+    <w:p>
+      <w:pPr/>
+      <w:r>
+        <w:rPr>
+          <w:lang w:val="hi_IN" w:bidi="hi_IN"/>
+        </w:rPr>
+      </w:r>
+      <w:r>
+        <w:rPr>
+          <w:b/>
+          <w:lang w:val="hi_IN" w:bidi="hi_IN"/>
+        </w:rPr>
         <w:t>"ये डाँवाडोल तारे हैं"</w:t>
       </w:r>
     </w:p>
@@ -8978,6 +10378,21 @@
           <w:b/>
           <w:lang w:val="hi_IN" w:bidi="hi_IN"/>
         </w:rPr>
+        <w:t>οἷς ὁ ζόφος τοῦ σκότους εἰς αἰῶνα τετήρηται</w:t>
+      </w:r>
+    </w:p>
+    <w:p>
+      <w:pPr/>
+      <w:r>
+        <w:rPr>
+          <w:lang w:val="hi_IN" w:bidi="hi_IN"/>
+        </w:rPr>
+      </w:r>
+      <w:r>
+        <w:rPr>
+          <w:b/>
+          <w:lang w:val="hi_IN" w:bidi="hi_IN"/>
+        </w:rPr>
         <w:t>"जिनके लिये सदा काल तक घोर अंधकार रखा गया है"</w:t>
       </w:r>
     </w:p>
@@ -9061,6 +10476,21 @@
           <w:b/>
           <w:lang w:val="hi_IN" w:bidi="hi_IN"/>
         </w:rPr>
+        <w:t>οἷς</w:t>
+      </w:r>
+    </w:p>
+    <w:p>
+      <w:pPr/>
+      <w:r>
+        <w:rPr>
+          <w:lang w:val="hi_IN" w:bidi="hi_IN"/>
+        </w:rPr>
+      </w:r>
+      <w:r>
+        <w:rPr>
+          <w:b/>
+          <w:lang w:val="hi_IN" w:bidi="hi_IN"/>
+        </w:rPr>
         <w:t>"जिनके लिये"</w:t>
       </w:r>
     </w:p>
@@ -9157,6 +10587,21 @@
           <w:b/>
           <w:lang w:val="hi_IN" w:bidi="hi_IN"/>
         </w:rPr>
+        <w:t>ὁ ζόφος τοῦ σκότους</w:t>
+      </w:r>
+    </w:p>
+    <w:p>
+      <w:pPr/>
+      <w:r>
+        <w:rPr>
+          <w:lang w:val="hi_IN" w:bidi="hi_IN"/>
+        </w:rPr>
+      </w:r>
+      <w:r>
+        <w:rPr>
+          <w:b/>
+          <w:lang w:val="hi_IN" w:bidi="hi_IN"/>
+        </w:rPr>
         <w:t>"घोर अंधकार"</w:t>
       </w:r>
     </w:p>
@@ -9233,6 +10678,21 @@
           <w:b/>
           <w:lang w:val="hi_IN" w:bidi="hi_IN"/>
         </w:rPr>
+        <w:t>ὁ ζόφος τοῦ σκότους</w:t>
+      </w:r>
+    </w:p>
+    <w:p>
+      <w:pPr/>
+      <w:r>
+        <w:rPr>
+          <w:lang w:val="hi_IN" w:bidi="hi_IN"/>
+        </w:rPr>
+      </w:r>
+      <w:r>
+        <w:rPr>
+          <w:b/>
+          <w:lang w:val="hi_IN" w:bidi="hi_IN"/>
+        </w:rPr>
         <w:t>"घोर अंधकार"</w:t>
       </w:r>
     </w:p>
@@ -9342,6 +10802,21 @@
           <w:b/>
           <w:lang w:val="hi_IN" w:bidi="hi_IN"/>
         </w:rPr>
+        <w:t>ἕβδομος ἀπὸ Ἀδὰμ</w:t>
+      </w:r>
+    </w:p>
+    <w:p>
+      <w:pPr/>
+      <w:r>
+        <w:rPr>
+          <w:lang w:val="hi_IN" w:bidi="hi_IN"/>
+        </w:rPr>
+      </w:r>
+      <w:r>
+        <w:rPr>
+          <w:b/>
+          <w:lang w:val="hi_IN" w:bidi="hi_IN"/>
+        </w:rPr>
         <w:t>"जो आदम से सातवीं पीढ़ी"</w:t>
       </w:r>
       <w:r>
@@ -9431,6 +10906,21 @@
           <w:b/>
           <w:lang w:val="hi_IN" w:bidi="hi_IN"/>
         </w:rPr>
+        <w:t>τούτοις</w:t>
+      </w:r>
+    </w:p>
+    <w:p>
+      <w:pPr/>
+      <w:r>
+        <w:rPr>
+          <w:lang w:val="hi_IN" w:bidi="hi_IN"/>
+        </w:rPr>
+      </w:r>
+      <w:r>
+        <w:rPr>
+          <w:b/>
+          <w:lang w:val="hi_IN" w:bidi="hi_IN"/>
+        </w:rPr>
         <w:t>"इनके"</w:t>
       </w:r>
     </w:p>
@@ -9527,6 +11017,21 @@
           <w:b/>
           <w:lang w:val="hi_IN" w:bidi="hi_IN"/>
         </w:rPr>
+        <w:t>λέγων</w:t>
+      </w:r>
+    </w:p>
+    <w:p>
+      <w:pPr/>
+      <w:r>
+        <w:rPr>
+          <w:lang w:val="hi_IN" w:bidi="hi_IN"/>
+        </w:rPr>
+      </w:r>
+      <w:r>
+        <w:rPr>
+          <w:b/>
+          <w:lang w:val="hi_IN" w:bidi="hi_IN"/>
+        </w:rPr>
         <w:t>"भविष्यद्वाणी की"</w:t>
       </w:r>
     </w:p>
@@ -9610,6 +11115,21 @@
           <w:b/>
           <w:lang w:val="hi_IN" w:bidi="hi_IN"/>
         </w:rPr>
+        <w:t>ἰδοὺ</w:t>
+      </w:r>
+    </w:p>
+    <w:p>
+      <w:pPr/>
+      <w:r>
+        <w:rPr>
+          <w:lang w:val="hi_IN" w:bidi="hi_IN"/>
+        </w:rPr>
+      </w:r>
+      <w:r>
+        <w:rPr>
+          <w:b/>
+          <w:lang w:val="hi_IN" w:bidi="hi_IN"/>
+        </w:rPr>
         <w:t>"देखो"</w:t>
       </w:r>
     </w:p>
@@ -9686,6 +11206,21 @@
           <w:b/>
           <w:lang w:val="hi_IN" w:bidi="hi_IN"/>
         </w:rPr>
+        <w:t>ἦλθεν Κύριος</w:t>
+      </w:r>
+    </w:p>
+    <w:p>
+      <w:pPr/>
+      <w:r>
+        <w:rPr>
+          <w:lang w:val="hi_IN" w:bidi="hi_IN"/>
+        </w:rPr>
+      </w:r>
+      <w:r>
+        <w:rPr>
+          <w:b/>
+          <w:lang w:val="hi_IN" w:bidi="hi_IN"/>
+        </w:rPr>
         <w:t>"प्रभु"</w:t>
       </w:r>
       <w:r>
@@ -9782,6 +11317,21 @@
           <w:b/>
           <w:lang w:val="hi_IN" w:bidi="hi_IN"/>
         </w:rPr>
+        <w:t>Κύριος</w:t>
+      </w:r>
+    </w:p>
+    <w:p>
+      <w:pPr/>
+      <w:r>
+        <w:rPr>
+          <w:lang w:val="hi_IN" w:bidi="hi_IN"/>
+        </w:rPr>
+      </w:r>
+      <w:r>
+        <w:rPr>
+          <w:b/>
+          <w:lang w:val="hi_IN" w:bidi="hi_IN"/>
+        </w:rPr>
         <w:t>"प्रभु"</w:t>
       </w:r>
       <w:r>
@@ -9871,6 +11421,21 @@
           <w:b/>
           <w:lang w:val="hi_IN" w:bidi="hi_IN"/>
         </w:rPr>
+        <w:t>μυριάσιν</w:t>
+      </w:r>
+    </w:p>
+    <w:p>
+      <w:pPr/>
+      <w:r>
+        <w:rPr>
+          <w:lang w:val="hi_IN" w:bidi="hi_IN"/>
+        </w:rPr>
+      </w:r>
+      <w:r>
+        <w:rPr>
+          <w:b/>
+          <w:lang w:val="hi_IN" w:bidi="hi_IN"/>
+        </w:rPr>
         <w:t>"लाखों"</w:t>
       </w:r>
     </w:p>
@@ -10043,6 +11608,21 @@
           <w:b/>
           <w:lang w:val="hi_IN" w:bidi="hi_IN"/>
         </w:rPr>
+        <w:t>ποιῆσαι κρίσιν &amp; καὶ ἐλέγξαι</w:t>
+      </w:r>
+    </w:p>
+    <w:p>
+      <w:pPr/>
+      <w:r>
+        <w:rPr>
+          <w:lang w:val="hi_IN" w:bidi="hi_IN"/>
+        </w:rPr>
+      </w:r>
+      <w:r>
+        <w:rPr>
+          <w:b/>
+          <w:lang w:val="hi_IN" w:bidi="hi_IN"/>
+        </w:rPr>
         <w:t>"न्याय करे, और"</w:t>
       </w:r>
       <w:r>
@@ -10152,6 +11732,21 @@
           <w:b/>
           <w:lang w:val="hi_IN" w:bidi="hi_IN"/>
         </w:rPr>
+        <w:t>ποιῆσαι κρίσιν κατὰ</w:t>
+      </w:r>
+    </w:p>
+    <w:p>
+      <w:pPr/>
+      <w:r>
+        <w:rPr>
+          <w:lang w:val="hi_IN" w:bidi="hi_IN"/>
+        </w:rPr>
+      </w:r>
+      <w:r>
+        <w:rPr>
+          <w:b/>
+          <w:lang w:val="hi_IN" w:bidi="hi_IN"/>
+        </w:rPr>
         <w:t>"न्याय करे"</w:t>
       </w:r>
     </w:p>
@@ -10228,6 +11823,21 @@
           <w:b/>
           <w:lang w:val="hi_IN" w:bidi="hi_IN"/>
         </w:rPr>
+        <w:t>πᾶσαν ψυχὴν</w:t>
+      </w:r>
+    </w:p>
+    <w:p>
+      <w:pPr/>
+      <w:r>
+        <w:rPr>
+          <w:lang w:val="hi_IN" w:bidi="hi_IN"/>
+        </w:rPr>
+      </w:r>
+      <w:r>
+        <w:rPr>
+          <w:b/>
+          <w:lang w:val="hi_IN" w:bidi="hi_IN"/>
+        </w:rPr>
         <w:t>"कि"</w:t>
       </w:r>
       <w:r>
@@ -10337,6 +11947,21 @@
           <w:b/>
           <w:lang w:val="hi_IN" w:bidi="hi_IN"/>
         </w:rPr>
+        <w:t>τῶν ἔργων ἀσεβείας αὐτῶν</w:t>
+      </w:r>
+    </w:p>
+    <w:p>
+      <w:pPr/>
+      <w:r>
+        <w:rPr>
+          <w:lang w:val="hi_IN" w:bidi="hi_IN"/>
+        </w:rPr>
+      </w:r>
+      <w:r>
+        <w:rPr>
+          <w:b/>
+          <w:lang w:val="hi_IN" w:bidi="hi_IN"/>
+        </w:rPr>
         <w:t>"भक्तिहीनों को"</w:t>
       </w:r>
       <w:r>
@@ -10472,6 +12097,21 @@
           <w:b/>
           <w:lang w:val="hi_IN" w:bidi="hi_IN"/>
         </w:rPr>
+        <w:t>τῶν σκληρῶν</w:t>
+      </w:r>
+    </w:p>
+    <w:p>
+      <w:pPr/>
+      <w:r>
+        <w:rPr>
+          <w:lang w:val="hi_IN" w:bidi="hi_IN"/>
+        </w:rPr>
+      </w:r>
+      <w:r>
+        <w:rPr>
+          <w:b/>
+          <w:lang w:val="hi_IN" w:bidi="hi_IN"/>
+        </w:rPr>
         <w:t>"कठोर बातों"</w:t>
       </w:r>
     </w:p>
@@ -10548,6 +12188,21 @@
           <w:b/>
           <w:lang w:val="hi_IN" w:bidi="hi_IN"/>
         </w:rPr>
+        <w:t>αὐτοῦ</w:t>
+      </w:r>
+    </w:p>
+    <w:p>
+      <w:pPr/>
+      <w:r>
+        <w:rPr>
+          <w:lang w:val="hi_IN" w:bidi="hi_IN"/>
+        </w:rPr>
+      </w:r>
+      <w:r>
+        <w:rPr>
+          <w:b/>
+          <w:lang w:val="hi_IN" w:bidi="hi_IN"/>
+        </w:rPr>
         <w:t>"उनके"</w:t>
       </w:r>
       <w:r>
@@ -10657,6 +12312,21 @@
           <w:b/>
           <w:lang w:val="hi_IN" w:bidi="hi_IN"/>
         </w:rPr>
+        <w:t>οὗτοί</w:t>
+      </w:r>
+    </w:p>
+    <w:p>
+      <w:pPr/>
+      <w:r>
+        <w:rPr>
+          <w:lang w:val="hi_IN" w:bidi="hi_IN"/>
+        </w:rPr>
+      </w:r>
+      <w:r>
+        <w:rPr>
+          <w:b/>
+          <w:lang w:val="hi_IN" w:bidi="hi_IN"/>
+        </w:rPr>
         <w:t>"ये तो"</w:t>
       </w:r>
     </w:p>
@@ -10686,7 +12356,7 @@
         </w:rPr>
         <w:t xml:space="preserve"> शब्द झूठे शिक्षकों के सन्दर्भ में है जिनकी चर्चा यहूदा ने </w:t>
       </w:r>
-      <w:hyperlink r:id="rId15">
+      <w:hyperlink r:id="rId17">
         <w:r>
           <w:rPr>
             <w:lang w:val="hi_IN" w:bidi="hi_IN"/>
@@ -10771,6 +12441,21 @@
           <w:b/>
           <w:lang w:val="hi_IN" w:bidi="hi_IN"/>
         </w:rPr>
+        <w:t>εἰσιν γογγυσταί μεμψίμοιροι</w:t>
+      </w:r>
+    </w:p>
+    <w:p>
+      <w:pPr/>
+      <w:r>
+        <w:rPr>
+          <w:lang w:val="hi_IN" w:bidi="hi_IN"/>
+        </w:rPr>
+      </w:r>
+      <w:r>
+        <w:rPr>
+          <w:b/>
+          <w:lang w:val="hi_IN" w:bidi="hi_IN"/>
+        </w:rPr>
         <w:t>"असंतुष्ट, कुढ़कुढ़ानेवाले"</w:t>
       </w:r>
     </w:p>
@@ -10873,6 +12558,21 @@
           <w:b/>
           <w:lang w:val="hi_IN" w:bidi="hi_IN"/>
         </w:rPr>
+        <w:t>πορευόμενοι</w:t>
+      </w:r>
+    </w:p>
+    <w:p>
+      <w:pPr/>
+      <w:r>
+        <w:rPr>
+          <w:lang w:val="hi_IN" w:bidi="hi_IN"/>
+        </w:rPr>
+      </w:r>
+      <w:r>
+        <w:rPr>
+          <w:b/>
+          <w:lang w:val="hi_IN" w:bidi="hi_IN"/>
+        </w:rPr>
         <w:t>"अपने अभिलाषाओं के अनुसार चलनेवाले"</w:t>
       </w:r>
     </w:p>
@@ -10969,6 +12669,21 @@
           <w:b/>
           <w:lang w:val="hi_IN" w:bidi="hi_IN"/>
         </w:rPr>
+        <w:t>τὰς ἐπιθυμίας αὐτῶν</w:t>
+      </w:r>
+    </w:p>
+    <w:p>
+      <w:pPr/>
+      <w:r>
+        <w:rPr>
+          <w:lang w:val="hi_IN" w:bidi="hi_IN"/>
+        </w:rPr>
+      </w:r>
+      <w:r>
+        <w:rPr>
+          <w:b/>
+          <w:lang w:val="hi_IN" w:bidi="hi_IN"/>
+        </w:rPr>
         <w:t>"अपने अभिलाषाओं के अनुसार चलनेवाले"</w:t>
       </w:r>
     </w:p>
@@ -11045,6 +12760,21 @@
           <w:b/>
           <w:lang w:val="hi_IN" w:bidi="hi_IN"/>
         </w:rPr>
+        <w:t>τὸ στόμα αὐτῶν λαλεῖ</w:t>
+      </w:r>
+    </w:p>
+    <w:p>
+      <w:pPr/>
+      <w:r>
+        <w:rPr>
+          <w:lang w:val="hi_IN" w:bidi="hi_IN"/>
+        </w:rPr>
+      </w:r>
+      <w:r>
+        <w:rPr>
+          <w:b/>
+          <w:lang w:val="hi_IN" w:bidi="hi_IN"/>
+        </w:rPr>
         <w:t>"अपने मुँह से"</w:t>
       </w:r>
       <w:r>
@@ -11134,6 +12864,21 @@
           <w:b/>
           <w:lang w:val="hi_IN" w:bidi="hi_IN"/>
         </w:rPr>
+        <w:t>τὸ στόμα αὐτῶν λαλεῖ</w:t>
+      </w:r>
+    </w:p>
+    <w:p>
+      <w:pPr/>
+      <w:r>
+        <w:rPr>
+          <w:lang w:val="hi_IN" w:bidi="hi_IN"/>
+        </w:rPr>
+      </w:r>
+      <w:r>
+        <w:rPr>
+          <w:b/>
+          <w:lang w:val="hi_IN" w:bidi="hi_IN"/>
+        </w:rPr>
         <w:t>"अपने मुँह से"</w:t>
       </w:r>
       <w:r>
@@ -11243,6 +12988,21 @@
           <w:b/>
           <w:lang w:val="hi_IN" w:bidi="hi_IN"/>
         </w:rPr>
+        <w:t>λαλεῖ ὑπέρογκα</w:t>
+      </w:r>
+    </w:p>
+    <w:p>
+      <w:pPr/>
+      <w:r>
+        <w:rPr>
+          <w:lang w:val="hi_IN" w:bidi="hi_IN"/>
+        </w:rPr>
+      </w:r>
+      <w:r>
+        <w:rPr>
+          <w:b/>
+          <w:lang w:val="hi_IN" w:bidi="hi_IN"/>
+        </w:rPr>
         <w:t>"घमण्ड की बातें बोलते हैं"</w:t>
       </w:r>
     </w:p>
@@ -11319,6 +13079,21 @@
           <w:b/>
           <w:lang w:val="hi_IN" w:bidi="hi_IN"/>
         </w:rPr>
+        <w:t>θαυμάζοντες πρόσωπα</w:t>
+      </w:r>
+    </w:p>
+    <w:p>
+      <w:pPr/>
+      <w:r>
+        <w:rPr>
+          <w:lang w:val="hi_IN" w:bidi="hi_IN"/>
+        </w:rPr>
+      </w:r>
+      <w:r>
+        <w:rPr>
+          <w:b/>
+          <w:lang w:val="hi_IN" w:bidi="hi_IN"/>
+        </w:rPr>
         <w:t>"मुँह देखी बड़ाई किया करते हैं"</w:t>
       </w:r>
     </w:p>
@@ -11402,6 +13177,21 @@
           <w:b/>
           <w:lang w:val="hi_IN" w:bidi="hi_IN"/>
         </w:rPr>
+        <w:t>θαυμάζοντες πρόσωπα</w:t>
+      </w:r>
+    </w:p>
+    <w:p>
+      <w:pPr/>
+      <w:r>
+        <w:rPr>
+          <w:lang w:val="hi_IN" w:bidi="hi_IN"/>
+        </w:rPr>
+      </w:r>
+      <w:r>
+        <w:rPr>
+          <w:b/>
+          <w:lang w:val="hi_IN" w:bidi="hi_IN"/>
+        </w:rPr>
         <w:t>"मुँह देखी बड़ाई किया करते हैं"</w:t>
       </w:r>
     </w:p>
@@ -11478,6 +13268,21 @@
           <w:b/>
           <w:lang w:val="hi_IN" w:bidi="hi_IN"/>
         </w:rPr>
+        <w:t>ἀγαπητοί</w:t>
+      </w:r>
+    </w:p>
+    <w:p>
+      <w:pPr/>
+      <w:r>
+        <w:rPr>
+          <w:lang w:val="hi_IN" w:bidi="hi_IN"/>
+        </w:rPr>
+      </w:r>
+      <w:r>
+        <w:rPr>
+          <w:b/>
+          <w:lang w:val="hi_IN" w:bidi="hi_IN"/>
+        </w:rPr>
         <w:t>"हे प्रियों"</w:t>
       </w:r>
     </w:p>
@@ -11507,7 +13312,7 @@
         </w:rPr>
         <w:t xml:space="preserve"> शब्द का सन्दर्भ उन लोगों से है जिनको यहूदा पत्र लिख रहा है वरन सब विश्वासियों को समाहित करता है| यदि आपकी भाषा में स्पष्ट हो सके तो आप इसका सविस्तार वर्णन कर सकते हैं| देखें कि आपने इसका अनुवाद \n</w:t>
       </w:r>
-      <w:hyperlink r:id="rId17">
+      <w:hyperlink r:id="rId19">
         <w:r>
           <w:rPr>
             <w:lang w:val="hi_IN" w:bidi="hi_IN"/>
@@ -11592,6 +13397,21 @@
           <w:b/>
           <w:lang w:val="hi_IN" w:bidi="hi_IN"/>
         </w:rPr>
+        <w:t>τῶν ῥημάτων</w:t>
+      </w:r>
+    </w:p>
+    <w:p>
+      <w:pPr/>
+      <w:r>
+        <w:rPr>
+          <w:lang w:val="hi_IN" w:bidi="hi_IN"/>
+        </w:rPr>
+      </w:r>
+      <w:r>
+        <w:rPr>
+          <w:b/>
+          <w:lang w:val="hi_IN" w:bidi="hi_IN"/>
+        </w:rPr>
         <w:t>"उन बातों को"</w:t>
       </w:r>
     </w:p>
@@ -11688,6 +13508,21 @@
           <w:b/>
           <w:lang w:val="hi_IN" w:bidi="hi_IN"/>
         </w:rPr>
+        <w:t>τοῦ Κυρίου ἡμῶν</w:t>
+      </w:r>
+    </w:p>
+    <w:p>
+      <w:pPr/>
+      <w:r>
+        <w:rPr>
+          <w:lang w:val="hi_IN" w:bidi="hi_IN"/>
+        </w:rPr>
+      </w:r>
+      <w:r>
+        <w:rPr>
+          <w:b/>
+          <w:lang w:val="hi_IN" w:bidi="hi_IN"/>
+        </w:rPr>
         <w:t>"हमारे प्रभु"</w:t>
       </w:r>
     </w:p>
@@ -11784,6 +13619,21 @@
           <w:b/>
           <w:lang w:val="hi_IN" w:bidi="hi_IN"/>
         </w:rPr>
+        <w:t>ἡμῶν</w:t>
+      </w:r>
+    </w:p>
+    <w:p>
+      <w:pPr/>
+      <w:r>
+        <w:rPr>
+          <w:lang w:val="hi_IN" w:bidi="hi_IN"/>
+        </w:rPr>
+      </w:r>
+      <w:r>
+        <w:rPr>
+          <w:b/>
+          <w:lang w:val="hi_IN" w:bidi="hi_IN"/>
+        </w:rPr>
         <w:t>"हमारे प्रभु"</w:t>
       </w:r>
     </w:p>
@@ -11880,6 +13730,21 @@
           <w:b/>
           <w:lang w:val="hi_IN" w:bidi="hi_IN"/>
         </w:rPr>
+        <w:t>ὅτι ἔλεγον ὑμῖν</w:t>
+      </w:r>
+    </w:p>
+    <w:p>
+      <w:pPr/>
+      <w:r>
+        <w:rPr>
+          <w:lang w:val="hi_IN" w:bidi="hi_IN"/>
+        </w:rPr>
+      </w:r>
+      <w:r>
+        <w:rPr>
+          <w:b/>
+          <w:lang w:val="hi_IN" w:bidi="hi_IN"/>
+        </w:rPr>
         <w:t>"तुम से कहा करते थे"</w:t>
       </w:r>
     </w:p>
@@ -11943,6 +13808,21 @@
           <w:b/>
           <w:lang w:val="hi_IN" w:bidi="hi_IN"/>
         </w:rPr>
+        <w:t>ἐσχάτου χρόνου</w:t>
+      </w:r>
+    </w:p>
+    <w:p>
+      <w:pPr/>
+      <w:r>
+        <w:rPr>
+          <w:lang w:val="hi_IN" w:bidi="hi_IN"/>
+        </w:rPr>
+      </w:r>
+      <w:r>
+        <w:rPr>
+          <w:b/>
+          <w:lang w:val="hi_IN" w:bidi="hi_IN"/>
+        </w:rPr>
         <w:t>"पिछले दिनों में"</w:t>
       </w:r>
     </w:p>
@@ -12039,6 +13919,21 @@
           <w:b/>
           <w:lang w:val="hi_IN" w:bidi="hi_IN"/>
         </w:rPr>
+        <w:t>πορευόμενοι</w:t>
+      </w:r>
+    </w:p>
+    <w:p>
+      <w:pPr/>
+      <w:r>
+        <w:rPr>
+          <w:lang w:val="hi_IN" w:bidi="hi_IN"/>
+        </w:rPr>
+      </w:r>
+      <w:r>
+        <w:rPr>
+          <w:b/>
+          <w:lang w:val="hi_IN" w:bidi="hi_IN"/>
+        </w:rPr>
         <w:t>"दिनों में"</w:t>
       </w:r>
       <w:r>
@@ -12148,6 +14043,21 @@
           <w:b/>
           <w:lang w:val="hi_IN" w:bidi="hi_IN"/>
         </w:rPr>
+        <w:t>κατὰ τὰς ἑαυτῶν ἐπιθυμίας &amp; τῶν ἀσεβειῶν</w:t>
+      </w:r>
+    </w:p>
+    <w:p>
+      <w:pPr/>
+      <w:r>
+        <w:rPr>
+          <w:lang w:val="hi_IN" w:bidi="hi_IN"/>
+        </w:rPr>
+      </w:r>
+      <w:r>
+        <w:rPr>
+          <w:b/>
+          <w:lang w:val="hi_IN" w:bidi="hi_IN"/>
+        </w:rPr>
         <w:t>"दिनों में"</w:t>
       </w:r>
       <w:r>
@@ -12257,6 +14167,21 @@
           <w:b/>
           <w:lang w:val="hi_IN" w:bidi="hi_IN"/>
         </w:rPr>
+        <w:t>οὗτοί</w:t>
+      </w:r>
+    </w:p>
+    <w:p>
+      <w:pPr/>
+      <w:r>
+        <w:rPr>
+          <w:lang w:val="hi_IN" w:bidi="hi_IN"/>
+        </w:rPr>
+      </w:r>
+      <w:r>
+        <w:rPr>
+          <w:b/>
+          <w:lang w:val="hi_IN" w:bidi="hi_IN"/>
+        </w:rPr>
         <w:t>"ये तो"</w:t>
       </w:r>
       <w:r>
@@ -12346,6 +14271,21 @@
           <w:b/>
           <w:lang w:val="hi_IN" w:bidi="hi_IN"/>
         </w:rPr>
+        <w:t>οἱ ἀποδιορίζοντες</w:t>
+      </w:r>
+    </w:p>
+    <w:p>
+      <w:pPr/>
+      <w:r>
+        <w:rPr>
+          <w:lang w:val="hi_IN" w:bidi="hi_IN"/>
+        </w:rPr>
+      </w:r>
+      <w:r>
+        <w:rPr>
+          <w:b/>
+          <w:lang w:val="hi_IN" w:bidi="hi_IN"/>
+        </w:rPr>
         <w:t>"वे"</w:t>
       </w:r>
       <w:r>
@@ -12455,6 +14395,21 @@
           <w:b/>
           <w:lang w:val="hi_IN" w:bidi="hi_IN"/>
         </w:rPr>
+        <w:t>Πνεῦμα</w:t>
+      </w:r>
+    </w:p>
+    <w:p>
+      <w:pPr/>
+      <w:r>
+        <w:rPr>
+          <w:lang w:val="hi_IN" w:bidi="hi_IN"/>
+        </w:rPr>
+      </w:r>
+      <w:r>
+        <w:rPr>
+          <w:b/>
+          <w:lang w:val="hi_IN" w:bidi="hi_IN"/>
+        </w:rPr>
         <w:t>"जिनमें आत्मा नहीं"</w:t>
       </w:r>
     </w:p>
@@ -12551,6 +14506,21 @@
           <w:b/>
           <w:lang w:val="hi_IN" w:bidi="hi_IN"/>
         </w:rPr>
+        <w:t>ψυχικοί</w:t>
+      </w:r>
+    </w:p>
+    <w:p>
+      <w:pPr/>
+      <w:r>
+        <w:rPr>
+          <w:lang w:val="hi_IN" w:bidi="hi_IN"/>
+        </w:rPr>
+      </w:r>
+      <w:r>
+        <w:rPr>
+          <w:b/>
+          <w:lang w:val="hi_IN" w:bidi="hi_IN"/>
+        </w:rPr>
         <w:t>"ये शारीरिक लोग हैं"</w:t>
       </w:r>
     </w:p>
@@ -12647,6 +14617,21 @@
           <w:b/>
           <w:lang w:val="hi_IN" w:bidi="hi_IN"/>
         </w:rPr>
+        <w:t>Πνεῦμα μὴ ἔχοντες</w:t>
+      </w:r>
+    </w:p>
+    <w:p>
+      <w:pPr/>
+      <w:r>
+        <w:rPr>
+          <w:lang w:val="hi_IN" w:bidi="hi_IN"/>
+        </w:rPr>
+      </w:r>
+      <w:r>
+        <w:rPr>
+          <w:b/>
+          <w:lang w:val="hi_IN" w:bidi="hi_IN"/>
+        </w:rPr>
         <w:t>"जिनमें आत्मा नहीं"</w:t>
       </w:r>
     </w:p>
@@ -12723,6 +14708,21 @@
           <w:b/>
           <w:lang w:val="hi_IN" w:bidi="hi_IN"/>
         </w:rPr>
+        <w:t>ἀγαπητοί</w:t>
+      </w:r>
+    </w:p>
+    <w:p>
+      <w:pPr/>
+      <w:r>
+        <w:rPr>
+          <w:lang w:val="hi_IN" w:bidi="hi_IN"/>
+        </w:rPr>
+      </w:r>
+      <w:r>
+        <w:rPr>
+          <w:b/>
+          <w:lang w:val="hi_IN" w:bidi="hi_IN"/>
+        </w:rPr>
         <w:t>"पर हे प्रियों तुम"</w:t>
       </w:r>
     </w:p>
@@ -12752,7 +14752,7 @@
         </w:rPr>
         <w:t xml:space="preserve"> यहूदा के पत्र के प्राप्तिकर्ताओं के सन्दर्भ में है जो सब विश्वासियों को समाहित कर सकता है| यदि आपकी भाषा में स्पष्ट हो सके तो आप इसका सविस्तार वर्णन कर सकते हैं| देखें कि आपने इसका अनुवाद पद \n</w:t>
       </w:r>
-      <w:hyperlink r:id="rId17">
+      <w:hyperlink r:id="rId19">
         <w:r>
           <w:rPr>
             <w:lang w:val="hi_IN" w:bidi="hi_IN"/>
@@ -12817,6 +14817,21 @@
           <w:b/>
           <w:lang w:val="hi_IN" w:bidi="hi_IN"/>
         </w:rPr>
+        <w:t>ἐποικοδομοῦντες ἑαυτοὺς τῇ ἁγιωτάτῃ ὑμῶν πίστει</w:t>
+      </w:r>
+    </w:p>
+    <w:p>
+      <w:pPr/>
+      <w:r>
+        <w:rPr>
+          <w:lang w:val="hi_IN" w:bidi="hi_IN"/>
+        </w:rPr>
+      </w:r>
+      <w:r>
+        <w:rPr>
+          <w:b/>
+          <w:lang w:val="hi_IN" w:bidi="hi_IN"/>
+        </w:rPr>
         <w:t>"अपने"</w:t>
       </w:r>
       <w:r>
@@ -12913,6 +14928,21 @@
           <w:b/>
           <w:lang w:val="hi_IN" w:bidi="hi_IN"/>
         </w:rPr>
+        <w:t>ἐποικοδομοῦντες ἑαυτοὺς</w:t>
+      </w:r>
+    </w:p>
+    <w:p>
+      <w:pPr/>
+      <w:r>
+        <w:rPr>
+          <w:lang w:val="hi_IN" w:bidi="hi_IN"/>
+        </w:rPr>
+      </w:r>
+      <w:r>
+        <w:rPr>
+          <w:b/>
+          <w:lang w:val="hi_IN" w:bidi="hi_IN"/>
+        </w:rPr>
         <w:t>"अपने"</w:t>
       </w:r>
       <w:r>
@@ -12989,6 +15019,21 @@
           <w:b/>
           <w:lang w:val="hi_IN" w:bidi="hi_IN"/>
         </w:rPr>
+        <w:t>τῇ ἁγιωτάτῃ ὑμῶν πίστει</w:t>
+      </w:r>
+    </w:p>
+    <w:p>
+      <w:pPr/>
+      <w:r>
+        <w:rPr>
+          <w:lang w:val="hi_IN" w:bidi="hi_IN"/>
+        </w:rPr>
+      </w:r>
+      <w:r>
+        <w:rPr>
+          <w:b/>
+          <w:lang w:val="hi_IN" w:bidi="hi_IN"/>
+        </w:rPr>
         <w:t>"अति पवित्र विश्वास"</w:t>
       </w:r>
       <w:r>
@@ -13098,6 +15143,21 @@
           <w:b/>
           <w:lang w:val="hi_IN" w:bidi="hi_IN"/>
         </w:rPr>
+        <w:t>ἐν Πνεύματι Ἁγίῳ προσευχόμενοι</w:t>
+      </w:r>
+    </w:p>
+    <w:p>
+      <w:pPr/>
+      <w:r>
+        <w:rPr>
+          <w:lang w:val="hi_IN" w:bidi="hi_IN"/>
+        </w:rPr>
+      </w:r>
+      <w:r>
+        <w:rPr>
+          <w:b/>
+          <w:lang w:val="hi_IN" w:bidi="hi_IN"/>
+        </w:rPr>
         <w:t>"में"</w:t>
       </w:r>
       <w:r>
@@ -13174,6 +15234,21 @@
           <w:b/>
           <w:lang w:val="hi_IN" w:bidi="hi_IN"/>
         </w:rPr>
+        <w:t>ἑαυτοὺς ἐν ἀγάπῃ Θεοῦ τηρήσατε</w:t>
+      </w:r>
+    </w:p>
+    <w:p>
+      <w:pPr/>
+      <w:r>
+        <w:rPr>
+          <w:lang w:val="hi_IN" w:bidi="hi_IN"/>
+        </w:rPr>
+      </w:r>
+      <w:r>
+        <w:rPr>
+          <w:b/>
+          <w:lang w:val="hi_IN" w:bidi="hi_IN"/>
+        </w:rPr>
         <w:t>"अपने आप को परमेश्वर के प्रेम में बनाए रखो; और"</w:t>
       </w:r>
     </w:p>
@@ -13257,6 +15332,21 @@
           <w:b/>
           <w:lang w:val="hi_IN" w:bidi="hi_IN"/>
         </w:rPr>
+        <w:t>ἑαυτοὺς ἐν ἀγάπῃ Θεοῦ τηρήσατε</w:t>
+      </w:r>
+    </w:p>
+    <w:p>
+      <w:pPr/>
+      <w:r>
+        <w:rPr>
+          <w:lang w:val="hi_IN" w:bidi="hi_IN"/>
+        </w:rPr>
+      </w:r>
+      <w:r>
+        <w:rPr>
+          <w:b/>
+          <w:lang w:val="hi_IN" w:bidi="hi_IN"/>
+        </w:rPr>
         <w:t>"अपने आप को परमेश्वर के प्रेम में बनाए रखो; और"</w:t>
       </w:r>
     </w:p>
@@ -13340,6 +15430,21 @@
           <w:b/>
           <w:lang w:val="hi_IN" w:bidi="hi_IN"/>
         </w:rPr>
+        <w:t>προσδεχόμενοι τὸ ἔλεος τοῦ Κυρίου ἡμῶν</w:t>
+      </w:r>
+    </w:p>
+    <w:p>
+      <w:pPr/>
+      <w:r>
+        <w:rPr>
+          <w:lang w:val="hi_IN" w:bidi="hi_IN"/>
+        </w:rPr>
+      </w:r>
+      <w:r>
+        <w:rPr>
+          <w:b/>
+          <w:lang w:val="hi_IN" w:bidi="hi_IN"/>
+        </w:rPr>
         <w:t>"देखते रहो"</w:t>
       </w:r>
     </w:p>
@@ -13403,6 +15508,21 @@
           <w:b/>
           <w:lang w:val="hi_IN" w:bidi="hi_IN"/>
         </w:rPr>
+        <w:t>τὸ ἔλεος τοῦ Κυρίου ἡμῶν, Ἰησοῦ Χριστοῦ</w:t>
+      </w:r>
+    </w:p>
+    <w:p>
+      <w:pPr/>
+      <w:r>
+        <w:rPr>
+          <w:lang w:val="hi_IN" w:bidi="hi_IN"/>
+        </w:rPr>
+      </w:r>
+      <w:r>
+        <w:rPr>
+          <w:b/>
+          <w:lang w:val="hi_IN" w:bidi="hi_IN"/>
+        </w:rPr>
         <w:t>"अनन्त जीवन के लिये हमारे प्रभु यीशु मसीह की दया की"</w:t>
       </w:r>
     </w:p>
@@ -13499,6 +15619,21 @@
           <w:b/>
           <w:lang w:val="hi_IN" w:bidi="hi_IN"/>
         </w:rPr>
+        <w:t>τοῦ Κυρίου ἡμῶν</w:t>
+      </w:r>
+    </w:p>
+    <w:p>
+      <w:pPr/>
+      <w:r>
+        <w:rPr>
+          <w:lang w:val="hi_IN" w:bidi="hi_IN"/>
+        </w:rPr>
+      </w:r>
+      <w:r>
+        <w:rPr>
+          <w:b/>
+          <w:lang w:val="hi_IN" w:bidi="hi_IN"/>
+        </w:rPr>
         <w:t>"हमारे प्रभु"</w:t>
       </w:r>
       <w:r>
@@ -13541,7 +15676,7 @@
         </w:rPr>
         <w:t xml:space="preserve"> से अभिप्राय है, ""वह जो हम पर प्रभु है"" या ""वह जो हम पर प्रभुता करता है|"" देखें की आपने इस अभिव्यक्ति का अनुवाद पद\n </w:t>
       </w:r>
-      <w:hyperlink r:id="rId18">
+      <w:hyperlink r:id="rId20">
         <w:r>
           <w:rPr>
             <w:lang w:val="hi_IN" w:bidi="hi_IN"/>
@@ -13626,6 +15761,21 @@
           <w:b/>
           <w:lang w:val="hi_IN" w:bidi="hi_IN"/>
         </w:rPr>
+        <w:t>ἡμῶν</w:t>
+      </w:r>
+    </w:p>
+    <w:p>
+      <w:pPr/>
+      <w:r>
+        <w:rPr>
+          <w:lang w:val="hi_IN" w:bidi="hi_IN"/>
+        </w:rPr>
+      </w:r>
+      <w:r>
+        <w:rPr>
+          <w:b/>
+          <w:lang w:val="hi_IN" w:bidi="hi_IN"/>
+        </w:rPr>
         <w:t>"हमारे"</w:t>
       </w:r>
     </w:p>
@@ -13722,6 +15872,21 @@
           <w:b/>
           <w:lang w:val="hi_IN" w:bidi="hi_IN"/>
         </w:rPr>
+        <w:t>τὸ ἔλεος τοῦ Κυρίου ἡμῶν, Ἰησοῦ Χριστοῦ, εἰς ζωὴν αἰώνιον</w:t>
+      </w:r>
+    </w:p>
+    <w:p>
+      <w:pPr/>
+      <w:r>
+        <w:rPr>
+          <w:lang w:val="hi_IN" w:bidi="hi_IN"/>
+        </w:rPr>
+      </w:r>
+      <w:r>
+        <w:rPr>
+          <w:b/>
+          <w:lang w:val="hi_IN" w:bidi="hi_IN"/>
+        </w:rPr>
         <w:t>"अनन्त जीवन के लिये हमारे प्रभु यीशु मसीह की दया की"</w:t>
       </w:r>
     </w:p>
@@ -13831,6 +15996,21 @@
           <w:b/>
           <w:lang w:val="hi_IN" w:bidi="hi_IN"/>
         </w:rPr>
+        <w:t>ἐλεᾶτε</w:t>
+      </w:r>
+    </w:p>
+    <w:p>
+      <w:pPr/>
+      <w:r>
+        <w:rPr>
+          <w:lang w:val="hi_IN" w:bidi="hi_IN"/>
+        </w:rPr>
+      </w:r>
+      <w:r>
+        <w:rPr>
+          <w:b/>
+          <w:lang w:val="hi_IN" w:bidi="hi_IN"/>
+        </w:rPr>
         <w:t>"दया करो"</w:t>
       </w:r>
     </w:p>
@@ -14003,6 +16183,21 @@
           <w:b/>
           <w:lang w:val="hi_IN" w:bidi="hi_IN"/>
         </w:rPr>
+        <w:t>ἐκ πυρὸς ἁρπάζοντες</w:t>
+      </w:r>
+    </w:p>
+    <w:p>
+      <w:pPr/>
+      <w:r>
+        <w:rPr>
+          <w:lang w:val="hi_IN" w:bidi="hi_IN"/>
+        </w:rPr>
+      </w:r>
+      <w:r>
+        <w:rPr>
+          <w:b/>
+          <w:lang w:val="hi_IN" w:bidi="hi_IN"/>
+        </w:rPr>
         <w:t>"आग"</w:t>
       </w:r>
       <w:r>
@@ -14079,6 +16274,21 @@
           <w:b/>
           <w:lang w:val="hi_IN" w:bidi="hi_IN"/>
         </w:rPr>
+        <w:t>ἐκ πυρὸς ἁρπάζοντες</w:t>
+      </w:r>
+    </w:p>
+    <w:p>
+      <w:pPr/>
+      <w:r>
+        <w:rPr>
+          <w:lang w:val="hi_IN" w:bidi="hi_IN"/>
+        </w:rPr>
+      </w:r>
+      <w:r>
+        <w:rPr>
+          <w:b/>
+          <w:lang w:val="hi_IN" w:bidi="hi_IN"/>
+        </w:rPr>
         <w:t>"आग"</w:t>
       </w:r>
       <w:r>
@@ -14188,6 +16398,21 @@
           <w:b/>
           <w:lang w:val="hi_IN" w:bidi="hi_IN"/>
         </w:rPr>
+        <w:t>ἐλεᾶτε</w:t>
+      </w:r>
+    </w:p>
+    <w:p>
+      <w:pPr/>
+      <w:r>
+        <w:rPr>
+          <w:lang w:val="hi_IN" w:bidi="hi_IN"/>
+        </w:rPr>
+      </w:r>
+      <w:r>
+        <w:rPr>
+          <w:b/>
+          <w:lang w:val="hi_IN" w:bidi="hi_IN"/>
+        </w:rPr>
         <w:t>"और बहुतों को"</w:t>
       </w:r>
       <w:r>
@@ -14366,6 +16591,21 @@
           <w:b/>
           <w:lang w:val="hi_IN" w:bidi="hi_IN"/>
         </w:rPr>
+        <w:t>μισοῦντες καὶ τὸν ἀπὸ τῆς σαρκὸς ἐσπιλωμένον χιτῶνα</w:t>
+      </w:r>
+    </w:p>
+    <w:p>
+      <w:pPr/>
+      <w:r>
+        <w:rPr>
+          <w:lang w:val="hi_IN" w:bidi="hi_IN"/>
+        </w:rPr>
+      </w:r>
+      <w:r>
+        <w:rPr>
+          <w:b/>
+          <w:lang w:val="hi_IN" w:bidi="hi_IN"/>
+        </w:rPr>
         <w:t>"और"</w:t>
       </w:r>
       <w:r>
@@ -14462,6 +16702,21 @@
           <w:b/>
           <w:lang w:val="hi_IN" w:bidi="hi_IN"/>
         </w:rPr>
+        <w:t>τῆς σαρκὸς</w:t>
+      </w:r>
+    </w:p>
+    <w:p>
+      <w:pPr/>
+      <w:r>
+        <w:rPr>
+          <w:lang w:val="hi_IN" w:bidi="hi_IN"/>
+        </w:rPr>
+      </w:r>
+      <w:r>
+        <w:rPr>
+          <w:b/>
+          <w:lang w:val="hi_IN" w:bidi="hi_IN"/>
+        </w:rPr>
         <w:t>"शरीर के"</w:t>
       </w:r>
     </w:p>
@@ -14558,6 +16813,21 @@
           <w:b/>
           <w:lang w:val="hi_IN" w:bidi="hi_IN"/>
         </w:rPr>
+        <w:t>τῷ δὲ δυναμένῳ φυλάξαι</w:t>
+      </w:r>
+    </w:p>
+    <w:p>
+      <w:pPr/>
+      <w:r>
+        <w:rPr>
+          <w:lang w:val="hi_IN" w:bidi="hi_IN"/>
+        </w:rPr>
+      </w:r>
+      <w:r>
+        <w:rPr>
+          <w:b/>
+          <w:lang w:val="hi_IN" w:bidi="hi_IN"/>
+        </w:rPr>
         <w:t>""</w:t>
       </w:r>
     </w:p>
@@ -14634,6 +16904,21 @@
           <w:b/>
           <w:lang w:val="hi_IN" w:bidi="hi_IN"/>
         </w:rPr>
+        <w:t>φυλάξαι ὑμᾶς ἀπταίστους</w:t>
+      </w:r>
+    </w:p>
+    <w:p>
+      <w:pPr/>
+      <w:r>
+        <w:rPr>
+          <w:lang w:val="hi_IN" w:bidi="hi_IN"/>
+        </w:rPr>
+      </w:r>
+      <w:r>
+        <w:rPr>
+          <w:b/>
+          <w:lang w:val="hi_IN" w:bidi="hi_IN"/>
+        </w:rPr>
         <w:t>"तुम्हें ठोकर खाने से बचा"</w:t>
       </w:r>
     </w:p>
@@ -14730,6 +17015,21 @@
           <w:b/>
           <w:lang w:val="hi_IN" w:bidi="hi_IN"/>
         </w:rPr>
+        <w:t>τῆς δόξης αὐτοῦ</w:t>
+      </w:r>
+    </w:p>
+    <w:p>
+      <w:pPr/>
+      <w:r>
+        <w:rPr>
+          <w:lang w:val="hi_IN" w:bidi="hi_IN"/>
+        </w:rPr>
+      </w:r>
+      <w:r>
+        <w:rPr>
+          <w:b/>
+          <w:lang w:val="hi_IN" w:bidi="hi_IN"/>
+        </w:rPr>
         <w:t>"अपनी महिमा की भरपूरी"</w:t>
       </w:r>
       <w:r>
@@ -14948,6 +17248,21 @@
           <w:b/>
           <w:lang w:val="hi_IN" w:bidi="hi_IN"/>
         </w:rPr>
+        <w:t>μόνῳ Θεῷ Σωτῆρι ἡμῶν</w:t>
+      </w:r>
+    </w:p>
+    <w:p>
+      <w:pPr/>
+      <w:r>
+        <w:rPr>
+          <w:lang w:val="hi_IN" w:bidi="hi_IN"/>
+        </w:rPr>
+      </w:r>
+      <w:r>
+        <w:rPr>
+          <w:b/>
+          <w:lang w:val="hi_IN" w:bidi="hi_IN"/>
+        </w:rPr>
         <w:t>"उस एकमात्र परमेश्वर के लिए, हमारे उद्धारकर्ता की"</w:t>
       </w:r>
       <w:r>
@@ -15037,6 +17352,21 @@
           <w:b/>
           <w:lang w:val="hi_IN" w:bidi="hi_IN"/>
         </w:rPr>
+        <w:t>Σωτῆρι ἡμῶν</w:t>
+      </w:r>
+    </w:p>
+    <w:p>
+      <w:pPr/>
+      <w:r>
+        <w:rPr>
+          <w:lang w:val="hi_IN" w:bidi="hi_IN"/>
+        </w:rPr>
+      </w:r>
+      <w:r>
+        <w:rPr>
+          <w:b/>
+          <w:lang w:val="hi_IN" w:bidi="hi_IN"/>
+        </w:rPr>
         <w:t>"हमारे उद्धारकर्ता की"</w:t>
       </w:r>
     </w:p>
@@ -15133,6 +17463,21 @@
           <w:b/>
           <w:lang w:val="hi_IN" w:bidi="hi_IN"/>
         </w:rPr>
+        <w:t>τοῦ Κυρίου ἡμῶν,</w:t>
+      </w:r>
+    </w:p>
+    <w:p>
+      <w:pPr/>
+      <w:r>
+        <w:rPr>
+          <w:lang w:val="hi_IN" w:bidi="hi_IN"/>
+        </w:rPr>
+      </w:r>
+      <w:r>
+        <w:rPr>
+          <w:b/>
+          <w:lang w:val="hi_IN" w:bidi="hi_IN"/>
+        </w:rPr>
         <w:t>"हमारे प्रभु"</w:t>
       </w:r>
     </w:p>
@@ -15229,6 +17574,21 @@
           <w:b/>
           <w:lang w:val="hi_IN" w:bidi="hi_IN"/>
         </w:rPr>
+        <w:t>μόνῳ Θεῷ &amp; δόξα, μεγαλωσύνη, κράτος, καὶ ἐξουσία</w:t>
+      </w:r>
+    </w:p>
+    <w:p>
+      <w:pPr/>
+      <w:r>
+        <w:rPr>
+          <w:lang w:val="hi_IN" w:bidi="hi_IN"/>
+        </w:rPr>
+      </w:r>
+      <w:r>
+        <w:rPr>
+          <w:b/>
+          <w:lang w:val="hi_IN" w:bidi="hi_IN"/>
+        </w:rPr>
         <w:t>""</w:t>
       </w:r>
     </w:p>
@@ -15318,6 +17678,21 @@
           <w:b/>
           <w:lang w:val="hi_IN" w:bidi="hi_IN"/>
         </w:rPr>
+        <w:t>πρὸ παντὸς τοῦ αἰῶνος</w:t>
+      </w:r>
+    </w:p>
+    <w:p>
+      <w:pPr/>
+      <w:r>
+        <w:rPr>
+          <w:lang w:val="hi_IN" w:bidi="hi_IN"/>
+        </w:rPr>
+      </w:r>
+      <w:r>
+        <w:rPr>
+          <w:b/>
+          <w:lang w:val="hi_IN" w:bidi="hi_IN"/>
+        </w:rPr>
         <w:t>"सनातन काल से है"</w:t>
       </w:r>
     </w:p>
@@ -15387,6 +17762,21 @@
         <w:rPr>
           <w:lang w:val="hi_IN" w:bidi="hi_IN"/>
         </w:rPr>
+      </w:r>
+    </w:p>
+    <w:p>
+      <w:pPr/>
+      <w:r>
+        <w:rPr>
+          <w:lang w:val="hi_IN" w:bidi="hi_IN"/>
+        </w:rPr>
+      </w:r>
+      <w:r>
+        <w:rPr>
+          <w:b/>
+          <w:lang w:val="hi_IN" w:bidi="hi_IN"/>
+        </w:rPr>
+        <w:t>εἰς πάντας τοὺς αἰῶνας</w:t>
       </w:r>
     </w:p>
     <w:p>

--- a/hin/docx/65.content.docx
+++ b/hin/docx/65.content.docx
@@ -230,6 +230,21 @@
           <w:b/>
           <w:lang w:val="hi_IN" w:bidi="hi_IN"/>
         </w:rPr>
+        <w:t>Ἰούδας</w:t>
+      </w:r>
+    </w:p>
+    <w:p>
+      <w:pPr/>
+      <w:r>
+        <w:rPr>
+          <w:lang w:val="hi_IN" w:bidi="hi_IN"/>
+        </w:rPr>
+      </w:r>
+      <w:r>
+        <w:rPr>
+          <w:b/>
+          <w:lang w:val="hi_IN" w:bidi="hi_IN"/>
+        </w:rPr>
         <w:t>""</w:t>
       </w:r>
     </w:p>
@@ -313,6 +328,21 @@
           <w:b/>
           <w:lang w:val="hi_IN" w:bidi="hi_IN"/>
         </w:rPr>
+        <w:t>Ἰούδας</w:t>
+      </w:r>
+    </w:p>
+    <w:p>
+      <w:pPr/>
+      <w:r>
+        <w:rPr>
+          <w:lang w:val="hi_IN" w:bidi="hi_IN"/>
+        </w:rPr>
+      </w:r>
+      <w:r>
+        <w:rPr>
+          <w:b/>
+          <w:lang w:val="hi_IN" w:bidi="hi_IN"/>
+        </w:rPr>
         <w:t>"यहूदा यीशु मसीह दास"</w:t>
       </w:r>
     </w:p>
@@ -396,6 +426,21 @@
           <w:b/>
           <w:lang w:val="hi_IN" w:bidi="hi_IN"/>
         </w:rPr>
+        <w:t>Ἰησοῦ Χριστοῦ δοῦλος, ἀδελφὸς δὲ Ἰακώβου</w:t>
+      </w:r>
+    </w:p>
+    <w:p>
+      <w:pPr/>
+      <w:r>
+        <w:rPr>
+          <w:lang w:val="hi_IN" w:bidi="hi_IN"/>
+        </w:rPr>
+      </w:r>
+      <w:r>
+        <w:rPr>
+          <w:b/>
+          <w:lang w:val="hi_IN" w:bidi="hi_IN"/>
+        </w:rPr>
         <w:t>"यीशु मसीह दास और याकूब का भाई है"</w:t>
       </w:r>
     </w:p>
@@ -505,6 +550,21 @@
           <w:b/>
           <w:lang w:val="hi_IN" w:bidi="hi_IN"/>
         </w:rPr>
+        <w:t>ἀδελφὸς &amp; Ἰακώβου</w:t>
+      </w:r>
+    </w:p>
+    <w:p>
+      <w:pPr/>
+      <w:r>
+        <w:rPr>
+          <w:lang w:val="hi_IN" w:bidi="hi_IN"/>
+        </w:rPr>
+      </w:r>
+      <w:r>
+        <w:rPr>
+          <w:b/>
+          <w:lang w:val="hi_IN" w:bidi="hi_IN"/>
+        </w:rPr>
         <w:t>"याकूब का भाई है"</w:t>
       </w:r>
     </w:p>
@@ -568,6 +628,21 @@
           <w:b/>
           <w:lang w:val="hi_IN" w:bidi="hi_IN"/>
         </w:rPr>
+        <w:t>τοῖς</w:t>
+      </w:r>
+    </w:p>
+    <w:p>
+      <w:pPr/>
+      <w:r>
+        <w:rPr>
+          <w:lang w:val="hi_IN" w:bidi="hi_IN"/>
+        </w:rPr>
+      </w:r>
+      <w:r>
+        <w:rPr>
+          <w:b/>
+          <w:lang w:val="hi_IN" w:bidi="hi_IN"/>
+        </w:rPr>
         <w:t>"उन बुलाए हुओं"</w:t>
       </w:r>
       <w:r>
@@ -664,6 +739,21 @@
           <w:b/>
           <w:lang w:val="hi_IN" w:bidi="hi_IN"/>
         </w:rPr>
+        <w:t>κλητοῖς</w:t>
+      </w:r>
+    </w:p>
+    <w:p>
+      <w:pPr/>
+      <w:r>
+        <w:rPr>
+          <w:lang w:val="hi_IN" w:bidi="hi_IN"/>
+        </w:rPr>
+      </w:r>
+      <w:r>
+        <w:rPr>
+          <w:b/>
+          <w:lang w:val="hi_IN" w:bidi="hi_IN"/>
+        </w:rPr>
         <w:t>"उन बुलाए हुओं"</w:t>
       </w:r>
       <w:r>
@@ -773,6 +863,21 @@
           <w:b/>
           <w:lang w:val="hi_IN" w:bidi="hi_IN"/>
         </w:rPr>
+        <w:t>ἐν Θεῷ Πατρὶ ἠγαπημένοις</w:t>
+      </w:r>
+    </w:p>
+    <w:p>
+      <w:pPr/>
+      <w:r>
+        <w:rPr>
+          <w:lang w:val="hi_IN" w:bidi="hi_IN"/>
+        </w:rPr>
+      </w:r>
+      <w:r>
+        <w:rPr>
+          <w:b/>
+          <w:lang w:val="hi_IN" w:bidi="hi_IN"/>
+        </w:rPr>
         <w:t>"के नाम"</w:t>
       </w:r>
       <w:r>
@@ -869,6 +974,21 @@
           <w:b/>
           <w:lang w:val="hi_IN" w:bidi="hi_IN"/>
         </w:rPr>
+        <w:t>Θεῷ Πατρὶ</w:t>
+      </w:r>
+    </w:p>
+    <w:p>
+      <w:pPr/>
+      <w:r>
+        <w:rPr>
+          <w:lang w:val="hi_IN" w:bidi="hi_IN"/>
+        </w:rPr>
+      </w:r>
+      <w:r>
+        <w:rPr>
+          <w:b/>
+          <w:lang w:val="hi_IN" w:bidi="hi_IN"/>
+        </w:rPr>
         <w:t>"परमेश्वर पिता"</w:t>
       </w:r>
     </w:p>
@@ -965,6 +1085,21 @@
           <w:b/>
           <w:lang w:val="hi_IN" w:bidi="hi_IN"/>
         </w:rPr>
+        <w:t>Ἰησοῦ Χριστῷ τετηρημένοις κλητοῖς</w:t>
+      </w:r>
+    </w:p>
+    <w:p>
+      <w:pPr/>
+      <w:r>
+        <w:rPr>
+          <w:lang w:val="hi_IN" w:bidi="hi_IN"/>
+        </w:rPr>
+      </w:r>
+      <w:r>
+        <w:rPr>
+          <w:b/>
+          <w:lang w:val="hi_IN" w:bidi="hi_IN"/>
+        </w:rPr>
         <w:t>"यीशु मसीह सुरक्षित हैं"</w:t>
       </w:r>
     </w:p>
@@ -1048,6 +1183,21 @@
           <w:b/>
           <w:lang w:val="hi_IN" w:bidi="hi_IN"/>
         </w:rPr>
+        <w:t>ἔλεος ὑμῖν, καὶ εἰρήνη, καὶ ἀγάπη πληθυνθείη.</w:t>
+      </w:r>
+    </w:p>
+    <w:p>
+      <w:pPr/>
+      <w:r>
+        <w:rPr>
+          <w:lang w:val="hi_IN" w:bidi="hi_IN"/>
+        </w:rPr>
+      </w:r>
+      <w:r>
+        <w:rPr>
+          <w:b/>
+          <w:lang w:val="hi_IN" w:bidi="hi_IN"/>
+        </w:rPr>
         <w:t>"दया और शान्ति और प्रेम तुम्हें बहुतायत से प्राप्त होता रहे"</w:t>
       </w:r>
     </w:p>
@@ -1131,6 +1281,21 @@
           <w:b/>
           <w:lang w:val="hi_IN" w:bidi="hi_IN"/>
         </w:rPr>
+        <w:t>ἔλεος ὑμῖν, καὶ εἰρήνη, καὶ ἀγάπη πληθυνθείη</w:t>
+      </w:r>
+    </w:p>
+    <w:p>
+      <w:pPr/>
+      <w:r>
+        <w:rPr>
+          <w:lang w:val="hi_IN" w:bidi="hi_IN"/>
+        </w:rPr>
+      </w:r>
+      <w:r>
+        <w:rPr>
+          <w:b/>
+          <w:lang w:val="hi_IN" w:bidi="hi_IN"/>
+        </w:rPr>
         <w:t>"दया और शान्ति और प्रेम तुम्हें बहुतायत से प्राप्त होता रहे"</w:t>
       </w:r>
     </w:p>
@@ -1253,6 +1418,21 @@
           <w:b/>
           <w:lang w:val="hi_IN" w:bidi="hi_IN"/>
         </w:rPr>
+        <w:t>ἔλεος &amp; καὶ εἰρήνη, καὶ ἀγάπη πληθυνθείη.</w:t>
+      </w:r>
+    </w:p>
+    <w:p>
+      <w:pPr/>
+      <w:r>
+        <w:rPr>
+          <w:lang w:val="hi_IN" w:bidi="hi_IN"/>
+        </w:rPr>
+      </w:r>
+      <w:r>
+        <w:rPr>
+          <w:b/>
+          <w:lang w:val="hi_IN" w:bidi="hi_IN"/>
+        </w:rPr>
         <w:t>"दया और शान्ति और प्रेम"</w:t>
       </w:r>
       <w:r>
@@ -1362,6 +1542,21 @@
           <w:b/>
           <w:lang w:val="hi_IN" w:bidi="hi_IN"/>
         </w:rPr>
+        <w:t>ὑμῖν</w:t>
+      </w:r>
+    </w:p>
+    <w:p>
+      <w:pPr/>
+      <w:r>
+        <w:rPr>
+          <w:lang w:val="hi_IN" w:bidi="hi_IN"/>
+        </w:rPr>
+      </w:r>
+      <w:r>
+        <w:rPr>
+          <w:b/>
+          <w:lang w:val="hi_IN" w:bidi="hi_IN"/>
+        </w:rPr>
         <w:t>"तुम्हें"</w:t>
       </w:r>
     </w:p>
@@ -1458,6 +1653,21 @@
           <w:b/>
           <w:lang w:val="hi_IN" w:bidi="hi_IN"/>
         </w:rPr>
+        <w:t>ἀγαπητοί</w:t>
+      </w:r>
+    </w:p>
+    <w:p>
+      <w:pPr/>
+      <w:r>
+        <w:rPr>
+          <w:lang w:val="hi_IN" w:bidi="hi_IN"/>
+        </w:rPr>
+      </w:r>
+      <w:r>
+        <w:rPr>
+          <w:b/>
+          <w:lang w:val="hi_IN" w:bidi="hi_IN"/>
+        </w:rPr>
         <w:t>"हे प्रियों, जब"</w:t>
       </w:r>
     </w:p>
@@ -1554,6 +1764,21 @@
           <w:b/>
           <w:lang w:val="hi_IN" w:bidi="hi_IN"/>
         </w:rPr>
+        <w:t>πᾶσαν σπουδὴν ποιούμενος γράφειν ὑμῖν</w:t>
+      </w:r>
+    </w:p>
+    <w:p>
+      <w:pPr/>
+      <w:r>
+        <w:rPr>
+          <w:lang w:val="hi_IN" w:bidi="hi_IN"/>
+        </w:rPr>
+      </w:r>
+      <w:r>
+        <w:rPr>
+          <w:b/>
+          <w:lang w:val="hi_IN" w:bidi="hi_IN"/>
+        </w:rPr>
         <w:t>""</w:t>
       </w:r>
     </w:p>
@@ -1617,6 +1842,21 @@
           <w:b/>
           <w:lang w:val="hi_IN" w:bidi="hi_IN"/>
         </w:rPr>
+        <w:t>περὶ τῆς κοινῆς ἡμῶν σωτηρίας</w:t>
+      </w:r>
+    </w:p>
+    <w:p>
+      <w:pPr/>
+      <w:r>
+        <w:rPr>
+          <w:lang w:val="hi_IN" w:bidi="hi_IN"/>
+        </w:rPr>
+      </w:r>
+      <w:r>
+        <w:rPr>
+          <w:b/>
+          <w:lang w:val="hi_IN" w:bidi="hi_IN"/>
+        </w:rPr>
         <w:t>"उस उद्धार"</w:t>
       </w:r>
       <w:r>
@@ -1719,6 +1959,21 @@
           <w:b/>
           <w:lang w:val="hi_IN" w:bidi="hi_IN"/>
         </w:rPr>
+        <w:t>περὶ τῆς κοινῆς ἡμῶν σωτηρίας</w:t>
+      </w:r>
+    </w:p>
+    <w:p>
+      <w:pPr/>
+      <w:r>
+        <w:rPr>
+          <w:lang w:val="hi_IN" w:bidi="hi_IN"/>
+        </w:rPr>
+      </w:r>
+      <w:r>
+        <w:rPr>
+          <w:b/>
+          <w:lang w:val="hi_IN" w:bidi="hi_IN"/>
+        </w:rPr>
         <w:t>"उस उद्धार के विषय में"</w:t>
       </w:r>
       <w:r>
@@ -1854,6 +2109,21 @@
           <w:b/>
           <w:lang w:val="hi_IN" w:bidi="hi_IN"/>
         </w:rPr>
+        <w:t>ἡμῶν</w:t>
+      </w:r>
+    </w:p>
+    <w:p>
+      <w:pPr/>
+      <w:r>
+        <w:rPr>
+          <w:lang w:val="hi_IN" w:bidi="hi_IN"/>
+        </w:rPr>
+      </w:r>
+      <w:r>
+        <w:rPr>
+          <w:b/>
+          <w:lang w:val="hi_IN" w:bidi="hi_IN"/>
+        </w:rPr>
         <w:t>""</w:t>
       </w:r>
     </w:p>
@@ -1944,6 +2214,21 @@
           <w:b/>
           <w:lang w:val="hi_IN" w:bidi="hi_IN"/>
         </w:rPr>
+        <w:t>ἀνάγκην ἔσχον γράψαι</w:t>
+      </w:r>
+    </w:p>
+    <w:p>
+      <w:pPr/>
+      <w:r>
+        <w:rPr>
+          <w:lang w:val="hi_IN" w:bidi="hi_IN"/>
+        </w:rPr>
+      </w:r>
+      <w:r>
+        <w:rPr>
+          <w:b/>
+          <w:lang w:val="hi_IN" w:bidi="hi_IN"/>
+        </w:rPr>
         <w:t>"आवश्यक जाना कि"</w:t>
       </w:r>
     </w:p>
@@ -2020,6 +2305,21 @@
           <w:b/>
           <w:lang w:val="hi_IN" w:bidi="hi_IN"/>
         </w:rPr>
+        <w:t>παρακαλῶν ἐπαγωνίζεσθαι τῇ &amp; πίστει</w:t>
+      </w:r>
+    </w:p>
+    <w:p>
+      <w:pPr/>
+      <w:r>
+        <w:rPr>
+          <w:lang w:val="hi_IN" w:bidi="hi_IN"/>
+        </w:rPr>
+      </w:r>
+      <w:r>
+        <w:rPr>
+          <w:b/>
+          <w:lang w:val="hi_IN" w:bidi="hi_IN"/>
+        </w:rPr>
         <w:t>"मैं"</w:t>
       </w:r>
       <w:r>
@@ -2109,6 +2409,21 @@
           <w:b/>
           <w:lang w:val="hi_IN" w:bidi="hi_IN"/>
         </w:rPr>
+        <w:t>παρακαλῶν ἐπαγωνίζεσθαι τῇ &amp; πίστει</w:t>
+      </w:r>
+    </w:p>
+    <w:p>
+      <w:pPr/>
+      <w:r>
+        <w:rPr>
+          <w:lang w:val="hi_IN" w:bidi="hi_IN"/>
+        </w:rPr>
+      </w:r>
+      <w:r>
+        <w:rPr>
+          <w:b/>
+          <w:lang w:val="hi_IN" w:bidi="hi_IN"/>
+        </w:rPr>
         <w:t>"मैं"</w:t>
       </w:r>
       <w:r>
@@ -2218,6 +2533,21 @@
           <w:b/>
           <w:lang w:val="hi_IN" w:bidi="hi_IN"/>
         </w:rPr>
+        <w:t>τῇ ἅπαξ παραδοθείσῃ τοῖς ἁγίοις πίστει</w:t>
+      </w:r>
+    </w:p>
+    <w:p>
+      <w:pPr/>
+      <w:r>
+        <w:rPr>
+          <w:lang w:val="hi_IN" w:bidi="hi_IN"/>
+        </w:rPr>
+      </w:r>
+      <w:r>
+        <w:rPr>
+          <w:b/>
+          <w:lang w:val="hi_IN" w:bidi="hi_IN"/>
+        </w:rPr>
         <w:t>"उस विश्वास के लिये"</w:t>
       </w:r>
       <w:r>
@@ -2314,6 +2644,21 @@
           <w:b/>
           <w:lang w:val="hi_IN" w:bidi="hi_IN"/>
         </w:rPr>
+        <w:t>ἅπαξ</w:t>
+      </w:r>
+    </w:p>
+    <w:p>
+      <w:pPr/>
+      <w:r>
+        <w:rPr>
+          <w:lang w:val="hi_IN" w:bidi="hi_IN"/>
+        </w:rPr>
+      </w:r>
+      <w:r>
+        <w:rPr>
+          <w:b/>
+          <w:lang w:val="hi_IN" w:bidi="hi_IN"/>
+        </w:rPr>
         <w:t>"एक ही बार"</w:t>
       </w:r>
     </w:p>
@@ -2403,6 +2748,21 @@
           <w:b/>
           <w:lang w:val="hi_IN" w:bidi="hi_IN"/>
         </w:rPr>
+        <w:t>γάρ</w:t>
+      </w:r>
+    </w:p>
+    <w:p>
+      <w:pPr/>
+      <w:r>
+        <w:rPr>
+          <w:lang w:val="hi_IN" w:bidi="hi_IN"/>
+        </w:rPr>
+      </w:r>
+      <w:r>
+        <w:rPr>
+          <w:b/>
+          <w:lang w:val="hi_IN" w:bidi="hi_IN"/>
+        </w:rPr>
         <w:t>"क्योंकि"</w:t>
       </w:r>
     </w:p>
@@ -2499,6 +2859,21 @@
           <w:b/>
           <w:lang w:val="hi_IN" w:bidi="hi_IN"/>
         </w:rPr>
+        <w:t>παρεισέδυσαν γάρ τινες ἄνθρωποι</w:t>
+      </w:r>
+    </w:p>
+    <w:p>
+      <w:pPr/>
+      <w:r>
+        <w:rPr>
+          <w:lang w:val="hi_IN" w:bidi="hi_IN"/>
+        </w:rPr>
+      </w:r>
+      <w:r>
+        <w:rPr>
+          <w:b/>
+          <w:lang w:val="hi_IN" w:bidi="hi_IN"/>
+        </w:rPr>
         <w:t>"क्योंकि कितने ऐसे मनुष्य"</w:t>
       </w:r>
       <w:r>
@@ -2574,6 +2949,21 @@
         <w:rPr>
           <w:lang w:val="hi_IN" w:bidi="hi_IN"/>
         </w:rPr>
+      </w:r>
+    </w:p>
+    <w:p>
+      <w:pPr/>
+      <w:r>
+        <w:rPr>
+          <w:lang w:val="hi_IN" w:bidi="hi_IN"/>
+        </w:rPr>
+      </w:r>
+      <w:r>
+        <w:rPr>
+          <w:b/>
+          <w:lang w:val="hi_IN" w:bidi="hi_IN"/>
+        </w:rPr>
+        <w:t>παρεισέδυσαν γάρ τινες ἄνθρωποι</w:t>
       </w:r>
     </w:p>
     <w:p>
@@ -2715,6 +3105,21 @@
           <w:b/>
           <w:lang w:val="hi_IN" w:bidi="hi_IN"/>
         </w:rPr>
+        <w:t>οἱ πάλαι προγεγραμμένοι εἰς τοῦτο τὸ κρίμα</w:t>
+      </w:r>
+    </w:p>
+    <w:p>
+      <w:pPr/>
+      <w:r>
+        <w:rPr>
+          <w:lang w:val="hi_IN" w:bidi="hi_IN"/>
+        </w:rPr>
+      </w:r>
+      <w:r>
+        <w:rPr>
+          <w:b/>
+          <w:lang w:val="hi_IN" w:bidi="hi_IN"/>
+        </w:rPr>
         <w:t>"में"</w:t>
       </w:r>
       <w:r>
@@ -2837,6 +3242,21 @@
           <w:b/>
           <w:lang w:val="hi_IN" w:bidi="hi_IN"/>
         </w:rPr>
+        <w:t>εἰς τοῦτο τὸ κρίμα</w:t>
+      </w:r>
+    </w:p>
+    <w:p>
+      <w:pPr/>
+      <w:r>
+        <w:rPr>
+          <w:lang w:val="hi_IN" w:bidi="hi_IN"/>
+        </w:rPr>
+      </w:r>
+      <w:r>
+        <w:rPr>
+          <w:b/>
+          <w:lang w:val="hi_IN" w:bidi="hi_IN"/>
+        </w:rPr>
         <w:t>"में"</w:t>
       </w:r>
       <w:r>
@@ -2972,6 +3392,21 @@
           <w:b/>
           <w:lang w:val="hi_IN" w:bidi="hi_IN"/>
         </w:rPr>
+        <w:t>ἀσεβεῖς</w:t>
+      </w:r>
+    </w:p>
+    <w:p>
+      <w:pPr/>
+      <w:r>
+        <w:rPr>
+          <w:lang w:val="hi_IN" w:bidi="hi_IN"/>
+        </w:rPr>
+      </w:r>
+      <w:r>
+        <w:rPr>
+          <w:b/>
+          <w:lang w:val="hi_IN" w:bidi="hi_IN"/>
+        </w:rPr>
         <w:t>"भक्तिहीन"</w:t>
       </w:r>
     </w:p>
@@ -3068,6 +3503,21 @@
           <w:b/>
           <w:lang w:val="hi_IN" w:bidi="hi_IN"/>
         </w:rPr>
+        <w:t>τὴν τοῦ Θεοῦ ἡμῶν χάριτα μετατιθέντες εἰς ἀσέλγειαν</w:t>
+      </w:r>
+    </w:p>
+    <w:p>
+      <w:pPr/>
+      <w:r>
+        <w:rPr>
+          <w:lang w:val="hi_IN" w:bidi="hi_IN"/>
+        </w:rPr>
+      </w:r>
+      <w:r>
+        <w:rPr>
+          <w:b/>
+          <w:lang w:val="hi_IN" w:bidi="hi_IN"/>
+        </w:rPr>
         <w:t>"हम"</w:t>
       </w:r>
       <w:r>
@@ -3177,6 +3627,21 @@
           <w:b/>
           <w:lang w:val="hi_IN" w:bidi="hi_IN"/>
         </w:rPr>
+        <w:t>ἡμῶν &amp; ἡμῶν</w:t>
+      </w:r>
+    </w:p>
+    <w:p>
+      <w:pPr/>
+      <w:r>
+        <w:rPr>
+          <w:lang w:val="hi_IN" w:bidi="hi_IN"/>
+        </w:rPr>
+      </w:r>
+      <w:r>
+        <w:rPr>
+          <w:b/>
+          <w:lang w:val="hi_IN" w:bidi="hi_IN"/>
+        </w:rPr>
         <w:t>"हम"</w:t>
       </w:r>
       <w:r>
@@ -3299,6 +3764,21 @@
           <w:b/>
           <w:lang w:val="hi_IN" w:bidi="hi_IN"/>
         </w:rPr>
+        <w:t>τὴν τοῦ Θεοῦ ἡμῶν χάριτα</w:t>
+      </w:r>
+    </w:p>
+    <w:p>
+      <w:pPr/>
+      <w:r>
+        <w:rPr>
+          <w:lang w:val="hi_IN" w:bidi="hi_IN"/>
+        </w:rPr>
+      </w:r>
+      <w:r>
+        <w:rPr>
+          <w:b/>
+          <w:lang w:val="hi_IN" w:bidi="hi_IN"/>
+        </w:rPr>
         <w:t>"हम"</w:t>
       </w:r>
       <w:r>
@@ -3421,6 +3901,21 @@
           <w:b/>
           <w:lang w:val="hi_IN" w:bidi="hi_IN"/>
         </w:rPr>
+        <w:t>εἰς ἀσέλγειαν</w:t>
+      </w:r>
+    </w:p>
+    <w:p>
+      <w:pPr/>
+      <w:r>
+        <w:rPr>
+          <w:lang w:val="hi_IN" w:bidi="hi_IN"/>
+        </w:rPr>
+      </w:r>
+      <w:r>
+        <w:rPr>
+          <w:b/>
+          <w:lang w:val="hi_IN" w:bidi="hi_IN"/>
+        </w:rPr>
         <w:t>"लुचपन में"</w:t>
       </w:r>
     </w:p>
@@ -3517,6 +4012,21 @@
           <w:b/>
           <w:lang w:val="hi_IN" w:bidi="hi_IN"/>
         </w:rPr>
+        <w:t>τὸν μόνον Δεσπότην καὶ Κύριον ἡμῶν, Ἰησοῦν Χριστὸν, ἀρνούμενοι</w:t>
+      </w:r>
+    </w:p>
+    <w:p>
+      <w:pPr/>
+      <w:r>
+        <w:rPr>
+          <w:lang w:val="hi_IN" w:bidi="hi_IN"/>
+        </w:rPr>
+      </w:r>
+      <w:r>
+        <w:rPr>
+          <w:b/>
+          <w:lang w:val="hi_IN" w:bidi="hi_IN"/>
+        </w:rPr>
         <w:t>"चुपके से"</w:t>
       </w:r>
       <w:r>
@@ -3606,6 +4116,21 @@
           <w:b/>
           <w:lang w:val="hi_IN" w:bidi="hi_IN"/>
         </w:rPr>
+        <w:t>τὸν μόνον Δεσπότην καὶ Κύριον ἡμῶν</w:t>
+      </w:r>
+    </w:p>
+    <w:p>
+      <w:pPr/>
+      <w:r>
+        <w:rPr>
+          <w:lang w:val="hi_IN" w:bidi="hi_IN"/>
+        </w:rPr>
+      </w:r>
+      <w:r>
+        <w:rPr>
+          <w:b/>
+          <w:lang w:val="hi_IN" w:bidi="hi_IN"/>
+        </w:rPr>
         <w:t>"चुपके से"</w:t>
       </w:r>
       <w:r>
@@ -3767,6 +4292,21 @@
           <w:b/>
           <w:lang w:val="hi_IN" w:bidi="hi_IN"/>
         </w:rPr>
+        <w:t>ὑπομνῆσαι &amp; ὑμᾶς βούλομαι, εἰδότας ὑμᾶς ἅπαξ πάντα</w:t>
+      </w:r>
+    </w:p>
+    <w:p>
+      <w:pPr/>
+      <w:r>
+        <w:rPr>
+          <w:lang w:val="hi_IN" w:bidi="hi_IN"/>
+        </w:rPr>
+      </w:r>
+      <w:r>
+        <w:rPr>
+          <w:b/>
+          <w:lang w:val="hi_IN" w:bidi="hi_IN"/>
+        </w:rPr>
         <w:t>"तुम सब बात एक बार जान चुके हो,"</w:t>
       </w:r>
       <w:r>
@@ -3876,6 +4416,21 @@
           <w:b/>
           <w:lang w:val="hi_IN" w:bidi="hi_IN"/>
         </w:rPr>
+        <w:t>πάντα</w:t>
+      </w:r>
+    </w:p>
+    <w:p>
+      <w:pPr/>
+      <w:r>
+        <w:rPr>
+          <w:lang w:val="hi_IN" w:bidi="hi_IN"/>
+        </w:rPr>
+      </w:r>
+      <w:r>
+        <w:rPr>
+          <w:b/>
+          <w:lang w:val="hi_IN" w:bidi="hi_IN"/>
+        </w:rPr>
         <w:t>""</w:t>
       </w:r>
     </w:p>
@@ -3952,6 +4507,21 @@
           <w:b/>
           <w:lang w:val="hi_IN" w:bidi="hi_IN"/>
         </w:rPr>
+        <w:t>ὅτι Ἰησοῦς</w:t>
+      </w:r>
+    </w:p>
+    <w:p>
+      <w:pPr/>
+      <w:r>
+        <w:rPr>
+          <w:lang w:val="hi_IN" w:bidi="hi_IN"/>
+        </w:rPr>
+      </w:r>
+      <w:r>
+        <w:rPr>
+          <w:b/>
+          <w:lang w:val="hi_IN" w:bidi="hi_IN"/>
+        </w:rPr>
         <w:t>"इस बात की"</w:t>
       </w:r>
       <w:r>
@@ -4048,6 +4618,21 @@
           <w:b/>
           <w:lang w:val="hi_IN" w:bidi="hi_IN"/>
         </w:rPr>
+        <w:t>λαὸν ἐκ γῆς Αἰγύπτου σώσας</w:t>
+      </w:r>
+    </w:p>
+    <w:p>
+      <w:pPr/>
+      <w:r>
+        <w:rPr>
+          <w:lang w:val="hi_IN" w:bidi="hi_IN"/>
+        </w:rPr>
+      </w:r>
+      <w:r>
+        <w:rPr>
+          <w:b/>
+          <w:lang w:val="hi_IN" w:bidi="hi_IN"/>
+        </w:rPr>
         <w:t>"एक कुल को मिस्र देश से छुड़ाने"</w:t>
       </w:r>
     </w:p>
@@ -4111,6 +4696,21 @@
           <w:b/>
           <w:lang w:val="hi_IN" w:bidi="hi_IN"/>
         </w:rPr>
+        <w:t>λαὸν ἐκ γῆς Αἰγύπτου σώσας</w:t>
+      </w:r>
+    </w:p>
+    <w:p>
+      <w:pPr/>
+      <w:r>
+        <w:rPr>
+          <w:lang w:val="hi_IN" w:bidi="hi_IN"/>
+        </w:rPr>
+      </w:r>
+      <w:r>
+        <w:rPr>
+          <w:b/>
+          <w:lang w:val="hi_IN" w:bidi="hi_IN"/>
+        </w:rPr>
         <w:t>""</w:t>
       </w:r>
     </w:p>
@@ -4187,6 +4787,21 @@
           <w:b/>
           <w:lang w:val="hi_IN" w:bidi="hi_IN"/>
         </w:rPr>
+        <w:t>τοὺς μὴ τηρήσαντας τὴν ἑαυτῶν ἀρχὴν</w:t>
+      </w:r>
+    </w:p>
+    <w:p>
+      <w:pPr/>
+      <w:r>
+        <w:rPr>
+          <w:lang w:val="hi_IN" w:bidi="hi_IN"/>
+        </w:rPr>
+      </w:r>
+      <w:r>
+        <w:rPr>
+          <w:b/>
+          <w:lang w:val="hi_IN" w:bidi="hi_IN"/>
+        </w:rPr>
         <w:t>"को स्थिर न रखा"</w:t>
       </w:r>
       <w:r>
@@ -4309,6 +4924,21 @@
           <w:b/>
           <w:lang w:val="hi_IN" w:bidi="hi_IN"/>
         </w:rPr>
+        <w:t>τὴν ἑαυτῶν ἀρχὴν</w:t>
+      </w:r>
+    </w:p>
+    <w:p>
+      <w:pPr/>
+      <w:r>
+        <w:rPr>
+          <w:lang w:val="hi_IN" w:bidi="hi_IN"/>
+        </w:rPr>
+      </w:r>
+      <w:r>
+        <w:rPr>
+          <w:b/>
+          <w:lang w:val="hi_IN" w:bidi="hi_IN"/>
+        </w:rPr>
         <w:t>"अपने"</w:t>
       </w:r>
       <w:r>
@@ -4398,6 +5028,21 @@
           <w:b/>
           <w:lang w:val="hi_IN" w:bidi="hi_IN"/>
         </w:rPr>
+        <w:t>δεσμοῖς ἀϊδίοις ὑπὸ ζόφον τετήρηκεν</w:t>
+      </w:r>
+    </w:p>
+    <w:p>
+      <w:pPr/>
+      <w:r>
+        <w:rPr>
+          <w:lang w:val="hi_IN" w:bidi="hi_IN"/>
+        </w:rPr>
+      </w:r>
+      <w:r>
+        <w:rPr>
+          <w:b/>
+          <w:lang w:val="hi_IN" w:bidi="hi_IN"/>
+        </w:rPr>
         <w:t>"अंधकार"</w:t>
       </w:r>
       <w:r>
@@ -4500,6 +5145,21 @@
           <w:b/>
           <w:lang w:val="hi_IN" w:bidi="hi_IN"/>
         </w:rPr>
+        <w:t>δεσμοῖς ἀϊδίοις &amp; τετήρηκεν</w:t>
+      </w:r>
+    </w:p>
+    <w:p>
+      <w:pPr/>
+      <w:r>
+        <w:rPr>
+          <w:lang w:val="hi_IN" w:bidi="hi_IN"/>
+        </w:rPr>
+      </w:r>
+      <w:r>
+        <w:rPr>
+          <w:b/>
+          <w:lang w:val="hi_IN" w:bidi="hi_IN"/>
+        </w:rPr>
         <w:t>"अंधकार"</w:t>
       </w:r>
       <w:r>
@@ -4602,6 +5262,21 @@
           <w:b/>
           <w:lang w:val="hi_IN" w:bidi="hi_IN"/>
         </w:rPr>
+        <w:t>ὑπὸ ζόφον</w:t>
+      </w:r>
+    </w:p>
+    <w:p>
+      <w:pPr/>
+      <w:r>
+        <w:rPr>
+          <w:lang w:val="hi_IN" w:bidi="hi_IN"/>
+        </w:rPr>
+      </w:r>
+      <w:r>
+        <w:rPr>
+          <w:b/>
+          <w:lang w:val="hi_IN" w:bidi="hi_IN"/>
+        </w:rPr>
         <w:t>"अंधकार"</w:t>
       </w:r>
       <w:r>
@@ -4711,6 +5386,21 @@
           <w:b/>
           <w:lang w:val="hi_IN" w:bidi="hi_IN"/>
         </w:rPr>
+        <w:t>εἰς κρίσιν μεγάλης ἡμέρας</w:t>
+      </w:r>
+    </w:p>
+    <w:p>
+      <w:pPr/>
+      <w:r>
+        <w:rPr>
+          <w:lang w:val="hi_IN" w:bidi="hi_IN"/>
+        </w:rPr>
+      </w:r>
+      <w:r>
+        <w:rPr>
+          <w:b/>
+          <w:lang w:val="hi_IN" w:bidi="hi_IN"/>
+        </w:rPr>
         <w:t>"दिन के न्याय के लिये"</w:t>
       </w:r>
       <w:r>
@@ -4820,6 +5510,21 @@
           <w:b/>
           <w:lang w:val="hi_IN" w:bidi="hi_IN"/>
         </w:rPr>
+        <w:t>εἰς κρίσιν μεγάλης ἡμέρας</w:t>
+      </w:r>
+    </w:p>
+    <w:p>
+      <w:pPr/>
+      <w:r>
+        <w:rPr>
+          <w:lang w:val="hi_IN" w:bidi="hi_IN"/>
+        </w:rPr>
+      </w:r>
+      <w:r>
+        <w:rPr>
+          <w:b/>
+          <w:lang w:val="hi_IN" w:bidi="hi_IN"/>
+        </w:rPr>
         <w:t>"दिन के न्याय के लिये"</w:t>
       </w:r>
       <w:r>
@@ -4942,6 +5647,21 @@
           <w:b/>
           <w:lang w:val="hi_IN" w:bidi="hi_IN"/>
         </w:rPr>
+        <w:t>μεγάλης ἡμέρας</w:t>
+      </w:r>
+    </w:p>
+    <w:p>
+      <w:pPr/>
+      <w:r>
+        <w:rPr>
+          <w:lang w:val="hi_IN" w:bidi="hi_IN"/>
+        </w:rPr>
+      </w:r>
+      <w:r>
+        <w:rPr>
+          <w:b/>
+          <w:lang w:val="hi_IN" w:bidi="hi_IN"/>
+        </w:rPr>
         <w:t>"दिन के"</w:t>
       </w:r>
       <w:r>
@@ -5031,6 +5751,21 @@
           <w:b/>
           <w:lang w:val="hi_IN" w:bidi="hi_IN"/>
         </w:rPr>
+        <w:t>Σόδομα καὶ Γόμορρα, καὶ αἱ περὶ αὐτὰς πόλεις</w:t>
+      </w:r>
+    </w:p>
+    <w:p>
+      <w:pPr/>
+      <w:r>
+        <w:rPr>
+          <w:lang w:val="hi_IN" w:bidi="hi_IN"/>
+        </w:rPr>
+      </w:r>
+      <w:r>
+        <w:rPr>
+          <w:b/>
+          <w:lang w:val="hi_IN" w:bidi="hi_IN"/>
+        </w:rPr>
         <w:t>"उनके नगर"</w:t>
       </w:r>
     </w:p>
@@ -5153,6 +5888,21 @@
           <w:b/>
           <w:lang w:val="hi_IN" w:bidi="hi_IN"/>
         </w:rPr>
+        <w:t>τὸν ὅμοιον τρόπον τούτοις</w:t>
+      </w:r>
+    </w:p>
+    <w:p>
+      <w:pPr/>
+      <w:r>
+        <w:rPr>
+          <w:lang w:val="hi_IN" w:bidi="hi_IN"/>
+        </w:rPr>
+      </w:r>
+      <w:r>
+        <w:rPr>
+          <w:b/>
+          <w:lang w:val="hi_IN" w:bidi="hi_IN"/>
+        </w:rPr>
         <w:t>"जो इनके समान व्यभिचारी हो गए थे"</w:t>
       </w:r>
     </w:p>
@@ -5229,6 +5979,21 @@
           <w:b/>
           <w:lang w:val="hi_IN" w:bidi="hi_IN"/>
         </w:rPr>
+        <w:t>ἐκπορνεύσασαι</w:t>
+      </w:r>
+    </w:p>
+    <w:p>
+      <w:pPr/>
+      <w:r>
+        <w:rPr>
+          <w:lang w:val="hi_IN" w:bidi="hi_IN"/>
+        </w:rPr>
+      </w:r>
+      <w:r>
+        <w:rPr>
+          <w:b/>
+          <w:lang w:val="hi_IN" w:bidi="hi_IN"/>
+        </w:rPr>
         <w:t>"जो इनके समान व्यभिचारी हो गए थे"</w:t>
       </w:r>
     </w:p>
@@ -5325,6 +6090,21 @@
           <w:b/>
           <w:lang w:val="hi_IN" w:bidi="hi_IN"/>
         </w:rPr>
+        <w:t>καὶ ἀπελθοῦσαι ὀπίσω σαρκὸς ἑτέρας</w:t>
+      </w:r>
+    </w:p>
+    <w:p>
+      <w:pPr/>
+      <w:r>
+        <w:rPr>
+          <w:lang w:val="hi_IN" w:bidi="hi_IN"/>
+        </w:rPr>
+      </w:r>
+      <w:r>
+        <w:rPr>
+          <w:b/>
+          <w:lang w:val="hi_IN" w:bidi="hi_IN"/>
+        </w:rPr>
         <w:t>"और पराए शरीर के पीछे लग गए थे"</w:t>
       </w:r>
     </w:p>
@@ -5421,6 +6201,21 @@
           <w:b/>
           <w:lang w:val="hi_IN" w:bidi="hi_IN"/>
         </w:rPr>
+        <w:t>σαρκὸς ἑτέρας</w:t>
+      </w:r>
+    </w:p>
+    <w:p>
+      <w:pPr/>
+      <w:r>
+        <w:rPr>
+          <w:lang w:val="hi_IN" w:bidi="hi_IN"/>
+        </w:rPr>
+      </w:r>
+      <w:r>
+        <w:rPr>
+          <w:b/>
+          <w:lang w:val="hi_IN" w:bidi="hi_IN"/>
+        </w:rPr>
         <w:t>"पराए शरीर के"</w:t>
       </w:r>
     </w:p>
@@ -5497,6 +6292,21 @@
           <w:b/>
           <w:lang w:val="hi_IN" w:bidi="hi_IN"/>
         </w:rPr>
+        <w:t>πρόκεινται δεῖγμα</w:t>
+      </w:r>
+    </w:p>
+    <w:p>
+      <w:pPr/>
+      <w:r>
+        <w:rPr>
+          <w:lang w:val="hi_IN" w:bidi="hi_IN"/>
+        </w:rPr>
+      </w:r>
+      <w:r>
+        <w:rPr>
+          <w:b/>
+          <w:lang w:val="hi_IN" w:bidi="hi_IN"/>
+        </w:rPr>
         <w:t>"जो"</w:t>
       </w:r>
       <w:r>
@@ -5599,6 +6409,21 @@
           <w:b/>
           <w:lang w:val="hi_IN" w:bidi="hi_IN"/>
         </w:rPr>
+        <w:t>πυρὸς αἰωνίου δίκην ὑπέχουσαι</w:t>
+      </w:r>
+    </w:p>
+    <w:p>
+      <w:pPr/>
+      <w:r>
+        <w:rPr>
+          <w:lang w:val="hi_IN" w:bidi="hi_IN"/>
+        </w:rPr>
+      </w:r>
+      <w:r>
+        <w:rPr>
+          <w:b/>
+          <w:lang w:val="hi_IN" w:bidi="hi_IN"/>
+        </w:rPr>
         <w:t>"जो"</w:t>
       </w:r>
       <w:r>
@@ -5694,6 +6519,21 @@
         <w:rPr>
           <w:lang w:val="hi_IN" w:bidi="hi_IN"/>
         </w:rPr>
+      </w:r>
+    </w:p>
+    <w:p>
+      <w:pPr/>
+      <w:r>
+        <w:rPr>
+          <w:lang w:val="hi_IN" w:bidi="hi_IN"/>
+        </w:rPr>
+      </w:r>
+      <w:r>
+        <w:rPr>
+          <w:b/>
+          <w:lang w:val="hi_IN" w:bidi="hi_IN"/>
+        </w:rPr>
+        <w:t>ὁμοίως</w:t>
       </w:r>
     </w:p>
     <w:p>
@@ -5822,6 +6662,21 @@
           <w:b/>
           <w:lang w:val="hi_IN" w:bidi="hi_IN"/>
         </w:rPr>
+        <w:t>οὗτοι ἐνυπνιαζόμενοι</w:t>
+      </w:r>
+    </w:p>
+    <w:p>
+      <w:pPr/>
+      <w:r>
+        <w:rPr>
+          <w:lang w:val="hi_IN" w:bidi="hi_IN"/>
+        </w:rPr>
+      </w:r>
+      <w:r>
+        <w:rPr>
+          <w:b/>
+          <w:lang w:val="hi_IN" w:bidi="hi_IN"/>
+        </w:rPr>
         <w:t>"ये स्वप्नदर्शी भी"</w:t>
       </w:r>
     </w:p>
@@ -5916,6 +6771,21 @@
           <w:b/>
           <w:lang w:val="hi_IN" w:bidi="hi_IN"/>
         </w:rPr>
+        <w:t>σάρκα μὲν μιαίνουσιν</w:t>
+      </w:r>
+    </w:p>
+    <w:p>
+      <w:pPr/>
+      <w:r>
+        <w:rPr>
+          <w:lang w:val="hi_IN" w:bidi="hi_IN"/>
+        </w:rPr>
+      </w:r>
+      <w:r>
+        <w:rPr>
+          <w:b/>
+          <w:lang w:val="hi_IN" w:bidi="hi_IN"/>
+        </w:rPr>
         <w:t>"शरीर को अशुद्ध करते"</w:t>
       </w:r>
     </w:p>
@@ -6012,6 +6882,21 @@
           <w:b/>
           <w:lang w:val="hi_IN" w:bidi="hi_IN"/>
         </w:rPr>
+        <w:t>κυριότητα</w:t>
+      </w:r>
+    </w:p>
+    <w:p>
+      <w:pPr/>
+      <w:r>
+        <w:rPr>
+          <w:lang w:val="hi_IN" w:bidi="hi_IN"/>
+        </w:rPr>
+      </w:r>
+      <w:r>
+        <w:rPr>
+          <w:b/>
+          <w:lang w:val="hi_IN" w:bidi="hi_IN"/>
+        </w:rPr>
         <w:t>"प्रभुता को तुच्छ जानते हैं"</w:t>
       </w:r>
     </w:p>
@@ -6088,6 +6973,21 @@
           <w:b/>
           <w:lang w:val="hi_IN" w:bidi="hi_IN"/>
         </w:rPr>
+        <w:t>κυριότητα &amp; ἀθετοῦσιν</w:t>
+      </w:r>
+    </w:p>
+    <w:p>
+      <w:pPr/>
+      <w:r>
+        <w:rPr>
+          <w:lang w:val="hi_IN" w:bidi="hi_IN"/>
+        </w:rPr>
+      </w:r>
+      <w:r>
+        <w:rPr>
+          <w:b/>
+          <w:lang w:val="hi_IN" w:bidi="hi_IN"/>
+        </w:rPr>
         <w:t>"प्रभुता को तुच्छ जानते हैं"</w:t>
       </w:r>
     </w:p>
@@ -6260,6 +7160,21 @@
           <w:b/>
           <w:lang w:val="hi_IN" w:bidi="hi_IN"/>
         </w:rPr>
+        <w:t>κρίσιν ἐπενεγκεῖν βλασφημίας</w:t>
+      </w:r>
+    </w:p>
+    <w:p>
+      <w:pPr/>
+      <w:r>
+        <w:rPr>
+          <w:lang w:val="hi_IN" w:bidi="hi_IN"/>
+        </w:rPr>
+      </w:r>
+      <w:r>
+        <w:rPr>
+          <w:b/>
+          <w:lang w:val="hi_IN" w:bidi="hi_IN"/>
+        </w:rPr>
         <w:t>"साहस न किया"</w:t>
       </w:r>
     </w:p>
@@ -6336,6 +7251,21 @@
           <w:b/>
           <w:lang w:val="hi_IN" w:bidi="hi_IN"/>
         </w:rPr>
+        <w:t>κρίσιν ἐπενεγκεῖν βλασφημίας</w:t>
+      </w:r>
+    </w:p>
+    <w:p>
+      <w:pPr/>
+      <w:r>
+        <w:rPr>
+          <w:lang w:val="hi_IN" w:bidi="hi_IN"/>
+        </w:rPr>
+      </w:r>
+      <w:r>
+        <w:rPr>
+          <w:b/>
+          <w:lang w:val="hi_IN" w:bidi="hi_IN"/>
+        </w:rPr>
         <w:t>"उसको"</w:t>
       </w:r>
     </w:p>
@@ -6412,6 +7342,21 @@
           <w:b/>
           <w:lang w:val="hi_IN" w:bidi="hi_IN"/>
         </w:rPr>
+        <w:t>κρίσιν ἐπενεγκεῖν βλασφημίας</w:t>
+      </w:r>
+    </w:p>
+    <w:p>
+      <w:pPr/>
+      <w:r>
+        <w:rPr>
+          <w:lang w:val="hi_IN" w:bidi="hi_IN"/>
+        </w:rPr>
+      </w:r>
+      <w:r>
+        <w:rPr>
+          <w:b/>
+          <w:lang w:val="hi_IN" w:bidi="hi_IN"/>
+        </w:rPr>
         <w:t>"उसको"</w:t>
       </w:r>
     </w:p>
@@ -6507,6 +7452,21 @@
         <w:rPr>
           <w:lang w:val="hi_IN" w:bidi="hi_IN"/>
         </w:rPr>
+      </w:r>
+    </w:p>
+    <w:p>
+      <w:pPr/>
+      <w:r>
+        <w:rPr>
+          <w:lang w:val="hi_IN" w:bidi="hi_IN"/>
+        </w:rPr>
+      </w:r>
+      <w:r>
+        <w:rPr>
+          <w:b/>
+          <w:lang w:val="hi_IN" w:bidi="hi_IN"/>
+        </w:rPr>
+        <w:t>οὗτοι</w:t>
       </w:r>
     </w:p>
     <w:p>
@@ -6615,6 +7575,21 @@
           <w:b/>
           <w:lang w:val="hi_IN" w:bidi="hi_IN"/>
         </w:rPr>
+        <w:t>ὅσα &amp; οὐκ οἴδασιν</w:t>
+      </w:r>
+    </w:p>
+    <w:p>
+      <w:pPr/>
+      <w:r>
+        <w:rPr>
+          <w:lang w:val="hi_IN" w:bidi="hi_IN"/>
+        </w:rPr>
+      </w:r>
+      <w:r>
+        <w:rPr>
+          <w:b/>
+          <w:lang w:val="hi_IN" w:bidi="hi_IN"/>
+        </w:rPr>
         <w:t>"जिन बातों को नहीं जानते,"</w:t>
       </w:r>
       <w:r>
@@ -6722,6 +7697,21 @@
           <w:b/>
           <w:lang w:val="hi_IN" w:bidi="hi_IN"/>
         </w:rPr>
+        <w:t>ὅσα δὲ φυσικῶς ὡς τὰ ἄλογα ζῷα ἐπίστανται</w:t>
+      </w:r>
+    </w:p>
+    <w:p>
+      <w:pPr/>
+      <w:r>
+        <w:rPr>
+          <w:lang w:val="hi_IN" w:bidi="hi_IN"/>
+        </w:rPr>
+      </w:r>
+      <w:r>
+        <w:rPr>
+          <w:b/>
+          <w:lang w:val="hi_IN" w:bidi="hi_IN"/>
+        </w:rPr>
         <w:t>""</w:t>
       </w:r>
     </w:p>
@@ -6805,6 +7795,21 @@
           <w:b/>
           <w:lang w:val="hi_IN" w:bidi="hi_IN"/>
         </w:rPr>
+        <w:t>ἐν τούτοις</w:t>
+      </w:r>
+    </w:p>
+    <w:p>
+      <w:pPr/>
+      <w:r>
+        <w:rPr>
+          <w:lang w:val="hi_IN" w:bidi="hi_IN"/>
+        </w:rPr>
+      </w:r>
+      <w:r>
+        <w:rPr>
+          <w:b/>
+          <w:lang w:val="hi_IN" w:bidi="hi_IN"/>
+        </w:rPr>
         <w:t>"उनमें अपने आप को"</w:t>
       </w:r>
     </w:p>
@@ -6901,6 +7906,21 @@
           <w:b/>
           <w:lang w:val="hi_IN" w:bidi="hi_IN"/>
         </w:rPr>
+        <w:t>ἐν τούτοις φθείρονται</w:t>
+      </w:r>
+    </w:p>
+    <w:p>
+      <w:pPr/>
+      <w:r>
+        <w:rPr>
+          <w:lang w:val="hi_IN" w:bidi="hi_IN"/>
+        </w:rPr>
+      </w:r>
+      <w:r>
+        <w:rPr>
+          <w:b/>
+          <w:lang w:val="hi_IN" w:bidi="hi_IN"/>
+        </w:rPr>
         <w:t>"उनमें अपने आप को नाश करते हैं"</w:t>
       </w:r>
     </w:p>
@@ -6984,6 +8004,21 @@
           <w:b/>
           <w:lang w:val="hi_IN" w:bidi="hi_IN"/>
         </w:rPr>
+        <w:t>οὐαὶ αὐτοῖς</w:t>
+      </w:r>
+    </w:p>
+    <w:p>
+      <w:pPr/>
+      <w:r>
+        <w:rPr>
+          <w:lang w:val="hi_IN" w:bidi="hi_IN"/>
+        </w:rPr>
+      </w:r>
+      <w:r>
+        <w:rPr>
+          <w:b/>
+          <w:lang w:val="hi_IN" w:bidi="hi_IN"/>
+        </w:rPr>
         <w:t>"उन पर हाय"</w:t>
       </w:r>
     </w:p>
@@ -7080,6 +8115,21 @@
           <w:b/>
           <w:lang w:val="hi_IN" w:bidi="hi_IN"/>
         </w:rPr>
+        <w:t>τῇ ὁδῷ τοῦ Κάϊν ἐπορεύθησαν</w:t>
+      </w:r>
+    </w:p>
+    <w:p>
+      <w:pPr/>
+      <w:r>
+        <w:rPr>
+          <w:lang w:val="hi_IN" w:bidi="hi_IN"/>
+        </w:rPr>
+      </w:r>
+      <w:r>
+        <w:rPr>
+          <w:b/>
+          <w:lang w:val="hi_IN" w:bidi="hi_IN"/>
+        </w:rPr>
         <w:t>"कैन के समान चाल चले"</w:t>
       </w:r>
     </w:p>
@@ -7176,6 +8226,21 @@
           <w:b/>
           <w:lang w:val="hi_IN" w:bidi="hi_IN"/>
         </w:rPr>
+        <w:t>τοῦ Κάϊν</w:t>
+      </w:r>
+    </w:p>
+    <w:p>
+      <w:pPr/>
+      <w:r>
+        <w:rPr>
+          <w:lang w:val="hi_IN" w:bidi="hi_IN"/>
+        </w:rPr>
+      </w:r>
+      <w:r>
+        <w:rPr>
+          <w:b/>
+          <w:lang w:val="hi_IN" w:bidi="hi_IN"/>
+        </w:rPr>
         <w:t>"कैन के समान चाल"</w:t>
       </w:r>
     </w:p>
@@ -7259,6 +8324,21 @@
           <w:b/>
           <w:lang w:val="hi_IN" w:bidi="hi_IN"/>
         </w:rPr>
+        <w:t>ἐξεχύθησαν</w:t>
+      </w:r>
+    </w:p>
+    <w:p>
+      <w:pPr/>
+      <w:r>
+        <w:rPr>
+          <w:lang w:val="hi_IN" w:bidi="hi_IN"/>
+        </w:rPr>
+      </w:r>
+      <w:r>
+        <w:rPr>
+          <w:b/>
+          <w:lang w:val="hi_IN" w:bidi="hi_IN"/>
+        </w:rPr>
         <w:t>"करके"</w:t>
       </w:r>
     </w:p>
@@ -7322,6 +8402,21 @@
           <w:b/>
           <w:lang w:val="hi_IN" w:bidi="hi_IN"/>
         </w:rPr>
+        <w:t>τοῦ Βαλαὰμ μισθοῦ</w:t>
+      </w:r>
+    </w:p>
+    <w:p>
+      <w:pPr/>
+      <w:r>
+        <w:rPr>
+          <w:lang w:val="hi_IN" w:bidi="hi_IN"/>
+        </w:rPr>
+      </w:r>
+      <w:r>
+        <w:rPr>
+          <w:b/>
+          <w:lang w:val="hi_IN" w:bidi="hi_IN"/>
+        </w:rPr>
         <w:t>"मजदूरी के लिये बिलाम के समान भ्रष्ट हो गए हैं"</w:t>
       </w:r>
       <w:r>
@@ -7431,6 +8526,21 @@
           <w:b/>
           <w:lang w:val="hi_IN" w:bidi="hi_IN"/>
         </w:rPr>
+        <w:t>τοῦ Κόρε</w:t>
+      </w:r>
+    </w:p>
+    <w:p>
+      <w:pPr/>
+      <w:r>
+        <w:rPr>
+          <w:lang w:val="hi_IN" w:bidi="hi_IN"/>
+        </w:rPr>
+      </w:r>
+      <w:r>
+        <w:rPr>
+          <w:b/>
+          <w:lang w:val="hi_IN" w:bidi="hi_IN"/>
+        </w:rPr>
         <w:t>"कोरह"</w:t>
       </w:r>
       <w:r>
@@ -7540,6 +8650,21 @@
           <w:b/>
           <w:lang w:val="hi_IN" w:bidi="hi_IN"/>
         </w:rPr>
+        <w:t>ἀπώλοντο</w:t>
+      </w:r>
+    </w:p>
+    <w:p>
+      <w:pPr/>
+      <w:r>
+        <w:rPr>
+          <w:lang w:val="hi_IN" w:bidi="hi_IN"/>
+        </w:rPr>
+      </w:r>
+      <w:r>
+        <w:rPr>
+          <w:b/>
+          <w:lang w:val="hi_IN" w:bidi="hi_IN"/>
+        </w:rPr>
         <w:t>"नाश हुए हैं"</w:t>
       </w:r>
     </w:p>
@@ -7609,6 +8734,21 @@
         <w:rPr>
           <w:lang w:val="hi_IN" w:bidi="hi_IN"/>
         </w:rPr>
+      </w:r>
+    </w:p>
+    <w:p>
+      <w:pPr/>
+      <w:r>
+        <w:rPr>
+          <w:lang w:val="hi_IN" w:bidi="hi_IN"/>
+        </w:rPr>
+      </w:r>
+      <w:r>
+        <w:rPr>
+          <w:b/>
+          <w:lang w:val="hi_IN" w:bidi="hi_IN"/>
+        </w:rPr>
+        <w:t>οὗτοί</w:t>
       </w:r>
     </w:p>
     <w:p>
@@ -7730,6 +8870,21 @@
           <w:b/>
           <w:lang w:val="hi_IN" w:bidi="hi_IN"/>
         </w:rPr>
+        <w:t>σπιλάδες</w:t>
+      </w:r>
+    </w:p>
+    <w:p>
+      <w:pPr/>
+      <w:r>
+        <w:rPr>
+          <w:lang w:val="hi_IN" w:bidi="hi_IN"/>
+        </w:rPr>
+      </w:r>
+      <w:r>
+        <w:rPr>
+          <w:b/>
+          <w:lang w:val="hi_IN" w:bidi="hi_IN"/>
+        </w:rPr>
         <w:t>"छिपी हुई चट्टान"</w:t>
       </w:r>
     </w:p>
@@ -7826,6 +8981,21 @@
           <w:b/>
           <w:lang w:val="hi_IN" w:bidi="hi_IN"/>
         </w:rPr>
+        <w:t>ταῖς ἀγάπαις</w:t>
+      </w:r>
+    </w:p>
+    <w:p>
+      <w:pPr/>
+      <w:r>
+        <w:rPr>
+          <w:lang w:val="hi_IN" w:bidi="hi_IN"/>
+        </w:rPr>
+      </w:r>
+      <w:r>
+        <w:rPr>
+          <w:b/>
+          <w:lang w:val="hi_IN" w:bidi="hi_IN"/>
+        </w:rPr>
         <w:t>"प्रेम-"</w:t>
       </w:r>
       <w:r>
@@ -7948,6 +9118,21 @@
           <w:b/>
           <w:lang w:val="hi_IN" w:bidi="hi_IN"/>
         </w:rPr>
+        <w:t>ἑαυτοὺς ποιμαίνοντες</w:t>
+      </w:r>
+    </w:p>
+    <w:p>
+      <w:pPr/>
+      <w:r>
+        <w:rPr>
+          <w:lang w:val="hi_IN" w:bidi="hi_IN"/>
+        </w:rPr>
+      </w:r>
+      <w:r>
+        <w:rPr>
+          <w:b/>
+          <w:lang w:val="hi_IN" w:bidi="hi_IN"/>
+        </w:rPr>
         <w:t>"अपना ही रखवाले हैं"</w:t>
       </w:r>
     </w:p>
@@ -8031,6 +9216,21 @@
           <w:b/>
           <w:lang w:val="hi_IN" w:bidi="hi_IN"/>
         </w:rPr>
+        <w:t>νεφέλαι ἄνυδροι ὑπὸ ἀνέμων παραφερόμεναι</w:t>
+      </w:r>
+    </w:p>
+    <w:p>
+      <w:pPr/>
+      <w:r>
+        <w:rPr>
+          <w:lang w:val="hi_IN" w:bidi="hi_IN"/>
+        </w:rPr>
+      </w:r>
+      <w:r>
+        <w:rPr>
+          <w:b/>
+          <w:lang w:val="hi_IN" w:bidi="hi_IN"/>
+        </w:rPr>
         <w:t>"वे निर्जल बादल"</w:t>
       </w:r>
       <w:r>
@@ -8140,6 +9340,21 @@
           <w:b/>
           <w:lang w:val="hi_IN" w:bidi="hi_IN"/>
         </w:rPr>
+        <w:t>ὑπὸ ἀνέμων παραφερόμεναι</w:t>
+      </w:r>
+    </w:p>
+    <w:p>
+      <w:pPr/>
+      <w:r>
+        <w:rPr>
+          <w:lang w:val="hi_IN" w:bidi="hi_IN"/>
+        </w:rPr>
+      </w:r>
+      <w:r>
+        <w:rPr>
+          <w:b/>
+          <w:lang w:val="hi_IN" w:bidi="hi_IN"/>
+        </w:rPr>
         <w:t>"वे निर्जल बादल"</w:t>
       </w:r>
       <w:r>
@@ -8236,6 +9451,21 @@
           <w:b/>
           <w:lang w:val="hi_IN" w:bidi="hi_IN"/>
         </w:rPr>
+        <w:t>δένδρα φθινοπωρινὰ ἄκαρπα</w:t>
+      </w:r>
+    </w:p>
+    <w:p>
+      <w:pPr/>
+      <w:r>
+        <w:rPr>
+          <w:lang w:val="hi_IN" w:bidi="hi_IN"/>
+        </w:rPr>
+      </w:r>
+      <w:r>
+        <w:rPr>
+          <w:b/>
+          <w:lang w:val="hi_IN" w:bidi="hi_IN"/>
+        </w:rPr>
         <w:t>"में"</w:t>
       </w:r>
       <w:r>
@@ -8345,6 +9575,21 @@
           <w:b/>
           <w:lang w:val="hi_IN" w:bidi="hi_IN"/>
         </w:rPr>
+        <w:t>δὶς ἀποθανόντα ἐκριζωθέντα</w:t>
+      </w:r>
+    </w:p>
+    <w:p>
+      <w:pPr/>
+      <w:r>
+        <w:rPr>
+          <w:lang w:val="hi_IN" w:bidi="hi_IN"/>
+        </w:rPr>
+      </w:r>
+      <w:r>
+        <w:rPr>
+          <w:b/>
+          <w:lang w:val="hi_IN" w:bidi="hi_IN"/>
+        </w:rPr>
         <w:t>"दो बार मर चुके हैं; और जड़ से उखड़ गए हैं"</w:t>
       </w:r>
     </w:p>
@@ -8428,6 +9673,21 @@
           <w:b/>
           <w:lang w:val="hi_IN" w:bidi="hi_IN"/>
         </w:rPr>
+        <w:t>δὶς ἀποθανόντα ἐκριζωθέντα</w:t>
+      </w:r>
+    </w:p>
+    <w:p>
+      <w:pPr/>
+      <w:r>
+        <w:rPr>
+          <w:lang w:val="hi_IN" w:bidi="hi_IN"/>
+        </w:rPr>
+      </w:r>
+      <w:r>
+        <w:rPr>
+          <w:b/>
+          <w:lang w:val="hi_IN" w:bidi="hi_IN"/>
+        </w:rPr>
         <w:t>"दो बार मर चुके हैं; और जड़ से उखड़ गए हैं"</w:t>
       </w:r>
     </w:p>
@@ -8524,6 +9784,21 @@
           <w:b/>
           <w:lang w:val="hi_IN" w:bidi="hi_IN"/>
         </w:rPr>
+        <w:t>ἐκριζωθέντα</w:t>
+      </w:r>
+    </w:p>
+    <w:p>
+      <w:pPr/>
+      <w:r>
+        <w:rPr>
+          <w:lang w:val="hi_IN" w:bidi="hi_IN"/>
+        </w:rPr>
+      </w:r>
+      <w:r>
+        <w:rPr>
+          <w:b/>
+          <w:lang w:val="hi_IN" w:bidi="hi_IN"/>
+        </w:rPr>
         <w:t>"और जड़ से उखड़ गए हैं"</w:t>
       </w:r>
     </w:p>
@@ -8607,6 +9882,21 @@
           <w:b/>
           <w:lang w:val="hi_IN" w:bidi="hi_IN"/>
         </w:rPr>
+        <w:t>ἐκριζωθέντα</w:t>
+      </w:r>
+    </w:p>
+    <w:p>
+      <w:pPr/>
+      <w:r>
+        <w:rPr>
+          <w:lang w:val="hi_IN" w:bidi="hi_IN"/>
+        </w:rPr>
+      </w:r>
+      <w:r>
+        <w:rPr>
+          <w:b/>
+          <w:lang w:val="hi_IN" w:bidi="hi_IN"/>
+        </w:rPr>
         <w:t>"और जड़ से उखड़ गए हैं"</w:t>
       </w:r>
     </w:p>
@@ -8690,6 +9980,21 @@
           <w:b/>
           <w:lang w:val="hi_IN" w:bidi="hi_IN"/>
         </w:rPr>
+        <w:t>κύματα ἄγρια θαλάσσης</w:t>
+      </w:r>
+    </w:p>
+    <w:p>
+      <w:pPr/>
+      <w:r>
+        <w:rPr>
+          <w:lang w:val="hi_IN" w:bidi="hi_IN"/>
+        </w:rPr>
+      </w:r>
+      <w:r>
+        <w:rPr>
+          <w:b/>
+          <w:lang w:val="hi_IN" w:bidi="hi_IN"/>
+        </w:rPr>
         <w:t>"ये समुद्र के प्रचण्ड हिलकोरे हैं"</w:t>
       </w:r>
     </w:p>
@@ -8786,6 +10091,21 @@
           <w:b/>
           <w:lang w:val="hi_IN" w:bidi="hi_IN"/>
         </w:rPr>
+        <w:t>ἐπαφρίζοντα τὰς ἑαυτῶν αἰσχύνας</w:t>
+      </w:r>
+    </w:p>
+    <w:p>
+      <w:pPr/>
+      <w:r>
+        <w:rPr>
+          <w:lang w:val="hi_IN" w:bidi="hi_IN"/>
+        </w:rPr>
+      </w:r>
+      <w:r>
+        <w:rPr>
+          <w:b/>
+          <w:lang w:val="hi_IN" w:bidi="hi_IN"/>
+        </w:rPr>
         <w:t>"जो अपनी लज्जा का फेन उछालते हैं"</w:t>
       </w:r>
     </w:p>
@@ -8882,6 +10202,21 @@
           <w:b/>
           <w:lang w:val="hi_IN" w:bidi="hi_IN"/>
         </w:rPr>
+        <w:t>ἀστέρες πλανῆται</w:t>
+      </w:r>
+    </w:p>
+    <w:p>
+      <w:pPr/>
+      <w:r>
+        <w:rPr>
+          <w:lang w:val="hi_IN" w:bidi="hi_IN"/>
+        </w:rPr>
+      </w:r>
+      <w:r>
+        <w:rPr>
+          <w:b/>
+          <w:lang w:val="hi_IN" w:bidi="hi_IN"/>
+        </w:rPr>
         <w:t>"ये डाँवाडोल तारे हैं"</w:t>
       </w:r>
     </w:p>
@@ -8978,6 +10313,21 @@
           <w:b/>
           <w:lang w:val="hi_IN" w:bidi="hi_IN"/>
         </w:rPr>
+        <w:t>οἷς ὁ ζόφος τοῦ σκότους εἰς αἰῶνα τετήρηται</w:t>
+      </w:r>
+    </w:p>
+    <w:p>
+      <w:pPr/>
+      <w:r>
+        <w:rPr>
+          <w:lang w:val="hi_IN" w:bidi="hi_IN"/>
+        </w:rPr>
+      </w:r>
+      <w:r>
+        <w:rPr>
+          <w:b/>
+          <w:lang w:val="hi_IN" w:bidi="hi_IN"/>
+        </w:rPr>
         <w:t>"जिनके लिये सदा काल तक घोर अंधकार रखा गया है"</w:t>
       </w:r>
     </w:p>
@@ -9061,6 +10411,21 @@
           <w:b/>
           <w:lang w:val="hi_IN" w:bidi="hi_IN"/>
         </w:rPr>
+        <w:t>οἷς</w:t>
+      </w:r>
+    </w:p>
+    <w:p>
+      <w:pPr/>
+      <w:r>
+        <w:rPr>
+          <w:lang w:val="hi_IN" w:bidi="hi_IN"/>
+        </w:rPr>
+      </w:r>
+      <w:r>
+        <w:rPr>
+          <w:b/>
+          <w:lang w:val="hi_IN" w:bidi="hi_IN"/>
+        </w:rPr>
         <w:t>"जिनके लिये"</w:t>
       </w:r>
     </w:p>
@@ -9157,6 +10522,21 @@
           <w:b/>
           <w:lang w:val="hi_IN" w:bidi="hi_IN"/>
         </w:rPr>
+        <w:t>ὁ ζόφος τοῦ σκότους</w:t>
+      </w:r>
+    </w:p>
+    <w:p>
+      <w:pPr/>
+      <w:r>
+        <w:rPr>
+          <w:lang w:val="hi_IN" w:bidi="hi_IN"/>
+        </w:rPr>
+      </w:r>
+      <w:r>
+        <w:rPr>
+          <w:b/>
+          <w:lang w:val="hi_IN" w:bidi="hi_IN"/>
+        </w:rPr>
         <w:t>"घोर अंधकार"</w:t>
       </w:r>
     </w:p>
@@ -9233,6 +10613,21 @@
           <w:b/>
           <w:lang w:val="hi_IN" w:bidi="hi_IN"/>
         </w:rPr>
+        <w:t>ὁ ζόφος τοῦ σκότους</w:t>
+      </w:r>
+    </w:p>
+    <w:p>
+      <w:pPr/>
+      <w:r>
+        <w:rPr>
+          <w:lang w:val="hi_IN" w:bidi="hi_IN"/>
+        </w:rPr>
+      </w:r>
+      <w:r>
+        <w:rPr>
+          <w:b/>
+          <w:lang w:val="hi_IN" w:bidi="hi_IN"/>
+        </w:rPr>
         <w:t>"घोर अंधकार"</w:t>
       </w:r>
     </w:p>
@@ -9342,6 +10737,21 @@
           <w:b/>
           <w:lang w:val="hi_IN" w:bidi="hi_IN"/>
         </w:rPr>
+        <w:t>ἕβδομος ἀπὸ Ἀδὰμ</w:t>
+      </w:r>
+    </w:p>
+    <w:p>
+      <w:pPr/>
+      <w:r>
+        <w:rPr>
+          <w:lang w:val="hi_IN" w:bidi="hi_IN"/>
+        </w:rPr>
+      </w:r>
+      <w:r>
+        <w:rPr>
+          <w:b/>
+          <w:lang w:val="hi_IN" w:bidi="hi_IN"/>
+        </w:rPr>
         <w:t>"जो आदम से सातवीं पीढ़ी"</w:t>
       </w:r>
       <w:r>
@@ -9431,6 +10841,21 @@
           <w:b/>
           <w:lang w:val="hi_IN" w:bidi="hi_IN"/>
         </w:rPr>
+        <w:t>τούτοις</w:t>
+      </w:r>
+    </w:p>
+    <w:p>
+      <w:pPr/>
+      <w:r>
+        <w:rPr>
+          <w:lang w:val="hi_IN" w:bidi="hi_IN"/>
+        </w:rPr>
+      </w:r>
+      <w:r>
+        <w:rPr>
+          <w:b/>
+          <w:lang w:val="hi_IN" w:bidi="hi_IN"/>
+        </w:rPr>
         <w:t>"इनके"</w:t>
       </w:r>
     </w:p>
@@ -9527,6 +10952,21 @@
           <w:b/>
           <w:lang w:val="hi_IN" w:bidi="hi_IN"/>
         </w:rPr>
+        <w:t>λέγων</w:t>
+      </w:r>
+    </w:p>
+    <w:p>
+      <w:pPr/>
+      <w:r>
+        <w:rPr>
+          <w:lang w:val="hi_IN" w:bidi="hi_IN"/>
+        </w:rPr>
+      </w:r>
+      <w:r>
+        <w:rPr>
+          <w:b/>
+          <w:lang w:val="hi_IN" w:bidi="hi_IN"/>
+        </w:rPr>
         <w:t>"भविष्यद्वाणी की"</w:t>
       </w:r>
     </w:p>
@@ -9610,6 +11050,21 @@
           <w:b/>
           <w:lang w:val="hi_IN" w:bidi="hi_IN"/>
         </w:rPr>
+        <w:t>ἰδοὺ</w:t>
+      </w:r>
+    </w:p>
+    <w:p>
+      <w:pPr/>
+      <w:r>
+        <w:rPr>
+          <w:lang w:val="hi_IN" w:bidi="hi_IN"/>
+        </w:rPr>
+      </w:r>
+      <w:r>
+        <w:rPr>
+          <w:b/>
+          <w:lang w:val="hi_IN" w:bidi="hi_IN"/>
+        </w:rPr>
         <w:t>"देखो"</w:t>
       </w:r>
     </w:p>
@@ -9686,6 +11141,21 @@
           <w:b/>
           <w:lang w:val="hi_IN" w:bidi="hi_IN"/>
         </w:rPr>
+        <w:t>ἦλθεν Κύριος</w:t>
+      </w:r>
+    </w:p>
+    <w:p>
+      <w:pPr/>
+      <w:r>
+        <w:rPr>
+          <w:lang w:val="hi_IN" w:bidi="hi_IN"/>
+        </w:rPr>
+      </w:r>
+      <w:r>
+        <w:rPr>
+          <w:b/>
+          <w:lang w:val="hi_IN" w:bidi="hi_IN"/>
+        </w:rPr>
         <w:t>"प्रभु"</w:t>
       </w:r>
       <w:r>
@@ -9782,6 +11252,21 @@
           <w:b/>
           <w:lang w:val="hi_IN" w:bidi="hi_IN"/>
         </w:rPr>
+        <w:t>Κύριος</w:t>
+      </w:r>
+    </w:p>
+    <w:p>
+      <w:pPr/>
+      <w:r>
+        <w:rPr>
+          <w:lang w:val="hi_IN" w:bidi="hi_IN"/>
+        </w:rPr>
+      </w:r>
+      <w:r>
+        <w:rPr>
+          <w:b/>
+          <w:lang w:val="hi_IN" w:bidi="hi_IN"/>
+        </w:rPr>
         <w:t>"प्रभु"</w:t>
       </w:r>
       <w:r>
@@ -9871,6 +11356,21 @@
           <w:b/>
           <w:lang w:val="hi_IN" w:bidi="hi_IN"/>
         </w:rPr>
+        <w:t>μυριάσιν</w:t>
+      </w:r>
+    </w:p>
+    <w:p>
+      <w:pPr/>
+      <w:r>
+        <w:rPr>
+          <w:lang w:val="hi_IN" w:bidi="hi_IN"/>
+        </w:rPr>
+      </w:r>
+      <w:r>
+        <w:rPr>
+          <w:b/>
+          <w:lang w:val="hi_IN" w:bidi="hi_IN"/>
+        </w:rPr>
         <w:t>"लाखों"</w:t>
       </w:r>
     </w:p>
@@ -10043,6 +11543,21 @@
           <w:b/>
           <w:lang w:val="hi_IN" w:bidi="hi_IN"/>
         </w:rPr>
+        <w:t>ποιῆσαι κρίσιν &amp; καὶ ἐλέγξαι</w:t>
+      </w:r>
+    </w:p>
+    <w:p>
+      <w:pPr/>
+      <w:r>
+        <w:rPr>
+          <w:lang w:val="hi_IN" w:bidi="hi_IN"/>
+        </w:rPr>
+      </w:r>
+      <w:r>
+        <w:rPr>
+          <w:b/>
+          <w:lang w:val="hi_IN" w:bidi="hi_IN"/>
+        </w:rPr>
         <w:t>"न्याय करे, और"</w:t>
       </w:r>
       <w:r>
@@ -10152,6 +11667,21 @@
           <w:b/>
           <w:lang w:val="hi_IN" w:bidi="hi_IN"/>
         </w:rPr>
+        <w:t>ποιῆσαι κρίσιν κατὰ</w:t>
+      </w:r>
+    </w:p>
+    <w:p>
+      <w:pPr/>
+      <w:r>
+        <w:rPr>
+          <w:lang w:val="hi_IN" w:bidi="hi_IN"/>
+        </w:rPr>
+      </w:r>
+      <w:r>
+        <w:rPr>
+          <w:b/>
+          <w:lang w:val="hi_IN" w:bidi="hi_IN"/>
+        </w:rPr>
         <w:t>"न्याय करे"</w:t>
       </w:r>
     </w:p>
@@ -10228,6 +11758,21 @@
           <w:b/>
           <w:lang w:val="hi_IN" w:bidi="hi_IN"/>
         </w:rPr>
+        <w:t>πᾶσαν ψυχὴν</w:t>
+      </w:r>
+    </w:p>
+    <w:p>
+      <w:pPr/>
+      <w:r>
+        <w:rPr>
+          <w:lang w:val="hi_IN" w:bidi="hi_IN"/>
+        </w:rPr>
+      </w:r>
+      <w:r>
+        <w:rPr>
+          <w:b/>
+          <w:lang w:val="hi_IN" w:bidi="hi_IN"/>
+        </w:rPr>
         <w:t>"कि"</w:t>
       </w:r>
       <w:r>
@@ -10337,6 +11882,21 @@
           <w:b/>
           <w:lang w:val="hi_IN" w:bidi="hi_IN"/>
         </w:rPr>
+        <w:t>τῶν ἔργων ἀσεβείας αὐτῶν</w:t>
+      </w:r>
+    </w:p>
+    <w:p>
+      <w:pPr/>
+      <w:r>
+        <w:rPr>
+          <w:lang w:val="hi_IN" w:bidi="hi_IN"/>
+        </w:rPr>
+      </w:r>
+      <w:r>
+        <w:rPr>
+          <w:b/>
+          <w:lang w:val="hi_IN" w:bidi="hi_IN"/>
+        </w:rPr>
         <w:t>"भक्तिहीनों को"</w:t>
       </w:r>
       <w:r>
@@ -10472,6 +12032,21 @@
           <w:b/>
           <w:lang w:val="hi_IN" w:bidi="hi_IN"/>
         </w:rPr>
+        <w:t>τῶν σκληρῶν</w:t>
+      </w:r>
+    </w:p>
+    <w:p>
+      <w:pPr/>
+      <w:r>
+        <w:rPr>
+          <w:lang w:val="hi_IN" w:bidi="hi_IN"/>
+        </w:rPr>
+      </w:r>
+      <w:r>
+        <w:rPr>
+          <w:b/>
+          <w:lang w:val="hi_IN" w:bidi="hi_IN"/>
+        </w:rPr>
         <w:t>"कठोर बातों"</w:t>
       </w:r>
     </w:p>
@@ -10548,6 +12123,21 @@
           <w:b/>
           <w:lang w:val="hi_IN" w:bidi="hi_IN"/>
         </w:rPr>
+        <w:t>αὐτοῦ</w:t>
+      </w:r>
+    </w:p>
+    <w:p>
+      <w:pPr/>
+      <w:r>
+        <w:rPr>
+          <w:lang w:val="hi_IN" w:bidi="hi_IN"/>
+        </w:rPr>
+      </w:r>
+      <w:r>
+        <w:rPr>
+          <w:b/>
+          <w:lang w:val="hi_IN" w:bidi="hi_IN"/>
+        </w:rPr>
         <w:t>"उनके"</w:t>
       </w:r>
       <w:r>
@@ -10643,6 +12233,21 @@
         <w:rPr>
           <w:lang w:val="hi_IN" w:bidi="hi_IN"/>
         </w:rPr>
+      </w:r>
+    </w:p>
+    <w:p>
+      <w:pPr/>
+      <w:r>
+        <w:rPr>
+          <w:lang w:val="hi_IN" w:bidi="hi_IN"/>
+        </w:rPr>
+      </w:r>
+      <w:r>
+        <w:rPr>
+          <w:b/>
+          <w:lang w:val="hi_IN" w:bidi="hi_IN"/>
+        </w:rPr>
+        <w:t>οὗτοί</w:t>
       </w:r>
     </w:p>
     <w:p>
@@ -10771,6 +12376,21 @@
           <w:b/>
           <w:lang w:val="hi_IN" w:bidi="hi_IN"/>
         </w:rPr>
+        <w:t>εἰσιν γογγυσταί μεμψίμοιροι</w:t>
+      </w:r>
+    </w:p>
+    <w:p>
+      <w:pPr/>
+      <w:r>
+        <w:rPr>
+          <w:lang w:val="hi_IN" w:bidi="hi_IN"/>
+        </w:rPr>
+      </w:r>
+      <w:r>
+        <w:rPr>
+          <w:b/>
+          <w:lang w:val="hi_IN" w:bidi="hi_IN"/>
+        </w:rPr>
         <w:t>"असंतुष्ट, कुढ़कुढ़ानेवाले"</w:t>
       </w:r>
     </w:p>
@@ -10873,6 +12493,21 @@
           <w:b/>
           <w:lang w:val="hi_IN" w:bidi="hi_IN"/>
         </w:rPr>
+        <w:t>πορευόμενοι</w:t>
+      </w:r>
+    </w:p>
+    <w:p>
+      <w:pPr/>
+      <w:r>
+        <w:rPr>
+          <w:lang w:val="hi_IN" w:bidi="hi_IN"/>
+        </w:rPr>
+      </w:r>
+      <w:r>
+        <w:rPr>
+          <w:b/>
+          <w:lang w:val="hi_IN" w:bidi="hi_IN"/>
+        </w:rPr>
         <w:t>"अपने अभिलाषाओं के अनुसार चलनेवाले"</w:t>
       </w:r>
     </w:p>
@@ -10969,6 +12604,21 @@
           <w:b/>
           <w:lang w:val="hi_IN" w:bidi="hi_IN"/>
         </w:rPr>
+        <w:t>τὰς ἐπιθυμίας αὐτῶν</w:t>
+      </w:r>
+    </w:p>
+    <w:p>
+      <w:pPr/>
+      <w:r>
+        <w:rPr>
+          <w:lang w:val="hi_IN" w:bidi="hi_IN"/>
+        </w:rPr>
+      </w:r>
+      <w:r>
+        <w:rPr>
+          <w:b/>
+          <w:lang w:val="hi_IN" w:bidi="hi_IN"/>
+        </w:rPr>
         <w:t>"अपने अभिलाषाओं के अनुसार चलनेवाले"</w:t>
       </w:r>
     </w:p>
@@ -11045,6 +12695,21 @@
           <w:b/>
           <w:lang w:val="hi_IN" w:bidi="hi_IN"/>
         </w:rPr>
+        <w:t>τὸ στόμα αὐτῶν λαλεῖ</w:t>
+      </w:r>
+    </w:p>
+    <w:p>
+      <w:pPr/>
+      <w:r>
+        <w:rPr>
+          <w:lang w:val="hi_IN" w:bidi="hi_IN"/>
+        </w:rPr>
+      </w:r>
+      <w:r>
+        <w:rPr>
+          <w:b/>
+          <w:lang w:val="hi_IN" w:bidi="hi_IN"/>
+        </w:rPr>
         <w:t>"अपने मुँह से"</w:t>
       </w:r>
       <w:r>
@@ -11134,6 +12799,21 @@
           <w:b/>
           <w:lang w:val="hi_IN" w:bidi="hi_IN"/>
         </w:rPr>
+        <w:t>τὸ στόμα αὐτῶν λαλεῖ</w:t>
+      </w:r>
+    </w:p>
+    <w:p>
+      <w:pPr/>
+      <w:r>
+        <w:rPr>
+          <w:lang w:val="hi_IN" w:bidi="hi_IN"/>
+        </w:rPr>
+      </w:r>
+      <w:r>
+        <w:rPr>
+          <w:b/>
+          <w:lang w:val="hi_IN" w:bidi="hi_IN"/>
+        </w:rPr>
         <w:t>"अपने मुँह से"</w:t>
       </w:r>
       <w:r>
@@ -11243,6 +12923,21 @@
           <w:b/>
           <w:lang w:val="hi_IN" w:bidi="hi_IN"/>
         </w:rPr>
+        <w:t>λαλεῖ ὑπέρογκα</w:t>
+      </w:r>
+    </w:p>
+    <w:p>
+      <w:pPr/>
+      <w:r>
+        <w:rPr>
+          <w:lang w:val="hi_IN" w:bidi="hi_IN"/>
+        </w:rPr>
+      </w:r>
+      <w:r>
+        <w:rPr>
+          <w:b/>
+          <w:lang w:val="hi_IN" w:bidi="hi_IN"/>
+        </w:rPr>
         <w:t>"घमण्ड की बातें बोलते हैं"</w:t>
       </w:r>
     </w:p>
@@ -11319,6 +13014,21 @@
           <w:b/>
           <w:lang w:val="hi_IN" w:bidi="hi_IN"/>
         </w:rPr>
+        <w:t>θαυμάζοντες πρόσωπα</w:t>
+      </w:r>
+    </w:p>
+    <w:p>
+      <w:pPr/>
+      <w:r>
+        <w:rPr>
+          <w:lang w:val="hi_IN" w:bidi="hi_IN"/>
+        </w:rPr>
+      </w:r>
+      <w:r>
+        <w:rPr>
+          <w:b/>
+          <w:lang w:val="hi_IN" w:bidi="hi_IN"/>
+        </w:rPr>
         <w:t>"मुँह देखी बड़ाई किया करते हैं"</w:t>
       </w:r>
     </w:p>
@@ -11402,6 +13112,21 @@
           <w:b/>
           <w:lang w:val="hi_IN" w:bidi="hi_IN"/>
         </w:rPr>
+        <w:t>θαυμάζοντες πρόσωπα</w:t>
+      </w:r>
+    </w:p>
+    <w:p>
+      <w:pPr/>
+      <w:r>
+        <w:rPr>
+          <w:lang w:val="hi_IN" w:bidi="hi_IN"/>
+        </w:rPr>
+      </w:r>
+      <w:r>
+        <w:rPr>
+          <w:b/>
+          <w:lang w:val="hi_IN" w:bidi="hi_IN"/>
+        </w:rPr>
         <w:t>"मुँह देखी बड़ाई किया करते हैं"</w:t>
       </w:r>
     </w:p>
@@ -11464,6 +13189,21 @@
         <w:rPr>
           <w:lang w:val="hi_IN" w:bidi="hi_IN"/>
         </w:rPr>
+      </w:r>
+    </w:p>
+    <w:p>
+      <w:pPr/>
+      <w:r>
+        <w:rPr>
+          <w:lang w:val="hi_IN" w:bidi="hi_IN"/>
+        </w:rPr>
+      </w:r>
+      <w:r>
+        <w:rPr>
+          <w:b/>
+          <w:lang w:val="hi_IN" w:bidi="hi_IN"/>
+        </w:rPr>
+        <w:t>ἀγαπητοί</w:t>
       </w:r>
     </w:p>
     <w:p>
@@ -11592,6 +13332,21 @@
           <w:b/>
           <w:lang w:val="hi_IN" w:bidi="hi_IN"/>
         </w:rPr>
+        <w:t>τῶν ῥημάτων</w:t>
+      </w:r>
+    </w:p>
+    <w:p>
+      <w:pPr/>
+      <w:r>
+        <w:rPr>
+          <w:lang w:val="hi_IN" w:bidi="hi_IN"/>
+        </w:rPr>
+      </w:r>
+      <w:r>
+        <w:rPr>
+          <w:b/>
+          <w:lang w:val="hi_IN" w:bidi="hi_IN"/>
+        </w:rPr>
         <w:t>"उन बातों को"</w:t>
       </w:r>
     </w:p>
@@ -11688,6 +13443,21 @@
           <w:b/>
           <w:lang w:val="hi_IN" w:bidi="hi_IN"/>
         </w:rPr>
+        <w:t>τοῦ Κυρίου ἡμῶν</w:t>
+      </w:r>
+    </w:p>
+    <w:p>
+      <w:pPr/>
+      <w:r>
+        <w:rPr>
+          <w:lang w:val="hi_IN" w:bidi="hi_IN"/>
+        </w:rPr>
+      </w:r>
+      <w:r>
+        <w:rPr>
+          <w:b/>
+          <w:lang w:val="hi_IN" w:bidi="hi_IN"/>
+        </w:rPr>
         <w:t>"हमारे प्रभु"</w:t>
       </w:r>
     </w:p>
@@ -11784,6 +13554,21 @@
           <w:b/>
           <w:lang w:val="hi_IN" w:bidi="hi_IN"/>
         </w:rPr>
+        <w:t>ἡμῶν</w:t>
+      </w:r>
+    </w:p>
+    <w:p>
+      <w:pPr/>
+      <w:r>
+        <w:rPr>
+          <w:lang w:val="hi_IN" w:bidi="hi_IN"/>
+        </w:rPr>
+      </w:r>
+      <w:r>
+        <w:rPr>
+          <w:b/>
+          <w:lang w:val="hi_IN" w:bidi="hi_IN"/>
+        </w:rPr>
         <w:t>"हमारे प्रभु"</w:t>
       </w:r>
     </w:p>
@@ -11880,6 +13665,21 @@
           <w:b/>
           <w:lang w:val="hi_IN" w:bidi="hi_IN"/>
         </w:rPr>
+        <w:t>ὅτι ἔλεγον ὑμῖν</w:t>
+      </w:r>
+    </w:p>
+    <w:p>
+      <w:pPr/>
+      <w:r>
+        <w:rPr>
+          <w:lang w:val="hi_IN" w:bidi="hi_IN"/>
+        </w:rPr>
+      </w:r>
+      <w:r>
+        <w:rPr>
+          <w:b/>
+          <w:lang w:val="hi_IN" w:bidi="hi_IN"/>
+        </w:rPr>
         <w:t>"तुम से कहा करते थे"</w:t>
       </w:r>
     </w:p>
@@ -11943,6 +13743,21 @@
           <w:b/>
           <w:lang w:val="hi_IN" w:bidi="hi_IN"/>
         </w:rPr>
+        <w:t>ἐσχάτου χρόνου</w:t>
+      </w:r>
+    </w:p>
+    <w:p>
+      <w:pPr/>
+      <w:r>
+        <w:rPr>
+          <w:lang w:val="hi_IN" w:bidi="hi_IN"/>
+        </w:rPr>
+      </w:r>
+      <w:r>
+        <w:rPr>
+          <w:b/>
+          <w:lang w:val="hi_IN" w:bidi="hi_IN"/>
+        </w:rPr>
         <w:t>"पिछले दिनों में"</w:t>
       </w:r>
     </w:p>
@@ -12039,6 +13854,21 @@
           <w:b/>
           <w:lang w:val="hi_IN" w:bidi="hi_IN"/>
         </w:rPr>
+        <w:t>πορευόμενοι</w:t>
+      </w:r>
+    </w:p>
+    <w:p>
+      <w:pPr/>
+      <w:r>
+        <w:rPr>
+          <w:lang w:val="hi_IN" w:bidi="hi_IN"/>
+        </w:rPr>
+      </w:r>
+      <w:r>
+        <w:rPr>
+          <w:b/>
+          <w:lang w:val="hi_IN" w:bidi="hi_IN"/>
+        </w:rPr>
         <w:t>"दिनों में"</w:t>
       </w:r>
       <w:r>
@@ -12148,6 +13978,21 @@
           <w:b/>
           <w:lang w:val="hi_IN" w:bidi="hi_IN"/>
         </w:rPr>
+        <w:t>κατὰ τὰς ἑαυτῶν ἐπιθυμίας &amp; τῶν ἀσεβειῶν</w:t>
+      </w:r>
+    </w:p>
+    <w:p>
+      <w:pPr/>
+      <w:r>
+        <w:rPr>
+          <w:lang w:val="hi_IN" w:bidi="hi_IN"/>
+        </w:rPr>
+      </w:r>
+      <w:r>
+        <w:rPr>
+          <w:b/>
+          <w:lang w:val="hi_IN" w:bidi="hi_IN"/>
+        </w:rPr>
         <w:t>"दिनों में"</w:t>
       </w:r>
       <w:r>
@@ -12257,6 +14102,21 @@
           <w:b/>
           <w:lang w:val="hi_IN" w:bidi="hi_IN"/>
         </w:rPr>
+        <w:t>οὗτοί</w:t>
+      </w:r>
+    </w:p>
+    <w:p>
+      <w:pPr/>
+      <w:r>
+        <w:rPr>
+          <w:lang w:val="hi_IN" w:bidi="hi_IN"/>
+        </w:rPr>
+      </w:r>
+      <w:r>
+        <w:rPr>
+          <w:b/>
+          <w:lang w:val="hi_IN" w:bidi="hi_IN"/>
+        </w:rPr>
         <w:t>"ये तो"</w:t>
       </w:r>
       <w:r>
@@ -12346,6 +14206,21 @@
           <w:b/>
           <w:lang w:val="hi_IN" w:bidi="hi_IN"/>
         </w:rPr>
+        <w:t>οἱ ἀποδιορίζοντες</w:t>
+      </w:r>
+    </w:p>
+    <w:p>
+      <w:pPr/>
+      <w:r>
+        <w:rPr>
+          <w:lang w:val="hi_IN" w:bidi="hi_IN"/>
+        </w:rPr>
+      </w:r>
+      <w:r>
+        <w:rPr>
+          <w:b/>
+          <w:lang w:val="hi_IN" w:bidi="hi_IN"/>
+        </w:rPr>
         <w:t>"वे"</w:t>
       </w:r>
       <w:r>
@@ -12455,6 +14330,21 @@
           <w:b/>
           <w:lang w:val="hi_IN" w:bidi="hi_IN"/>
         </w:rPr>
+        <w:t>Πνεῦμα</w:t>
+      </w:r>
+    </w:p>
+    <w:p>
+      <w:pPr/>
+      <w:r>
+        <w:rPr>
+          <w:lang w:val="hi_IN" w:bidi="hi_IN"/>
+        </w:rPr>
+      </w:r>
+      <w:r>
+        <w:rPr>
+          <w:b/>
+          <w:lang w:val="hi_IN" w:bidi="hi_IN"/>
+        </w:rPr>
         <w:t>"जिनमें आत्मा नहीं"</w:t>
       </w:r>
     </w:p>
@@ -12551,6 +14441,21 @@
           <w:b/>
           <w:lang w:val="hi_IN" w:bidi="hi_IN"/>
         </w:rPr>
+        <w:t>ψυχικοί</w:t>
+      </w:r>
+    </w:p>
+    <w:p>
+      <w:pPr/>
+      <w:r>
+        <w:rPr>
+          <w:lang w:val="hi_IN" w:bidi="hi_IN"/>
+        </w:rPr>
+      </w:r>
+      <w:r>
+        <w:rPr>
+          <w:b/>
+          <w:lang w:val="hi_IN" w:bidi="hi_IN"/>
+        </w:rPr>
         <w:t>"ये शारीरिक लोग हैं"</w:t>
       </w:r>
     </w:p>
@@ -12647,6 +14552,21 @@
           <w:b/>
           <w:lang w:val="hi_IN" w:bidi="hi_IN"/>
         </w:rPr>
+        <w:t>Πνεῦμα μὴ ἔχοντες</w:t>
+      </w:r>
+    </w:p>
+    <w:p>
+      <w:pPr/>
+      <w:r>
+        <w:rPr>
+          <w:lang w:val="hi_IN" w:bidi="hi_IN"/>
+        </w:rPr>
+      </w:r>
+      <w:r>
+        <w:rPr>
+          <w:b/>
+          <w:lang w:val="hi_IN" w:bidi="hi_IN"/>
+        </w:rPr>
         <w:t>"जिनमें आत्मा नहीं"</w:t>
       </w:r>
     </w:p>
@@ -12709,6 +14629,21 @@
         <w:rPr>
           <w:lang w:val="hi_IN" w:bidi="hi_IN"/>
         </w:rPr>
+      </w:r>
+    </w:p>
+    <w:p>
+      <w:pPr/>
+      <w:r>
+        <w:rPr>
+          <w:lang w:val="hi_IN" w:bidi="hi_IN"/>
+        </w:rPr>
+      </w:r>
+      <w:r>
+        <w:rPr>
+          <w:b/>
+          <w:lang w:val="hi_IN" w:bidi="hi_IN"/>
+        </w:rPr>
+        <w:t>ἀγαπητοί</w:t>
       </w:r>
     </w:p>
     <w:p>
@@ -12817,6 +14752,21 @@
           <w:b/>
           <w:lang w:val="hi_IN" w:bidi="hi_IN"/>
         </w:rPr>
+        <w:t>ἐποικοδομοῦντες ἑαυτοὺς τῇ ἁγιωτάτῃ ὑμῶν πίστει</w:t>
+      </w:r>
+    </w:p>
+    <w:p>
+      <w:pPr/>
+      <w:r>
+        <w:rPr>
+          <w:lang w:val="hi_IN" w:bidi="hi_IN"/>
+        </w:rPr>
+      </w:r>
+      <w:r>
+        <w:rPr>
+          <w:b/>
+          <w:lang w:val="hi_IN" w:bidi="hi_IN"/>
+        </w:rPr>
         <w:t>"अपने"</w:t>
       </w:r>
       <w:r>
@@ -12913,6 +14863,21 @@
           <w:b/>
           <w:lang w:val="hi_IN" w:bidi="hi_IN"/>
         </w:rPr>
+        <w:t>ἐποικοδομοῦντες ἑαυτοὺς</w:t>
+      </w:r>
+    </w:p>
+    <w:p>
+      <w:pPr/>
+      <w:r>
+        <w:rPr>
+          <w:lang w:val="hi_IN" w:bidi="hi_IN"/>
+        </w:rPr>
+      </w:r>
+      <w:r>
+        <w:rPr>
+          <w:b/>
+          <w:lang w:val="hi_IN" w:bidi="hi_IN"/>
+        </w:rPr>
         <w:t>"अपने"</w:t>
       </w:r>
       <w:r>
@@ -12989,6 +14954,21 @@
           <w:b/>
           <w:lang w:val="hi_IN" w:bidi="hi_IN"/>
         </w:rPr>
+        <w:t>τῇ ἁγιωτάτῃ ὑμῶν πίστει</w:t>
+      </w:r>
+    </w:p>
+    <w:p>
+      <w:pPr/>
+      <w:r>
+        <w:rPr>
+          <w:lang w:val="hi_IN" w:bidi="hi_IN"/>
+        </w:rPr>
+      </w:r>
+      <w:r>
+        <w:rPr>
+          <w:b/>
+          <w:lang w:val="hi_IN" w:bidi="hi_IN"/>
+        </w:rPr>
         <w:t>"अति पवित्र विश्वास"</w:t>
       </w:r>
       <w:r>
@@ -13098,6 +15078,21 @@
           <w:b/>
           <w:lang w:val="hi_IN" w:bidi="hi_IN"/>
         </w:rPr>
+        <w:t>ἐν Πνεύματι Ἁγίῳ προσευχόμενοι</w:t>
+      </w:r>
+    </w:p>
+    <w:p>
+      <w:pPr/>
+      <w:r>
+        <w:rPr>
+          <w:lang w:val="hi_IN" w:bidi="hi_IN"/>
+        </w:rPr>
+      </w:r>
+      <w:r>
+        <w:rPr>
+          <w:b/>
+          <w:lang w:val="hi_IN" w:bidi="hi_IN"/>
+        </w:rPr>
         <w:t>"में"</w:t>
       </w:r>
       <w:r>
@@ -13174,6 +15169,21 @@
           <w:b/>
           <w:lang w:val="hi_IN" w:bidi="hi_IN"/>
         </w:rPr>
+        <w:t>ἑαυτοὺς ἐν ἀγάπῃ Θεοῦ τηρήσατε</w:t>
+      </w:r>
+    </w:p>
+    <w:p>
+      <w:pPr/>
+      <w:r>
+        <w:rPr>
+          <w:lang w:val="hi_IN" w:bidi="hi_IN"/>
+        </w:rPr>
+      </w:r>
+      <w:r>
+        <w:rPr>
+          <w:b/>
+          <w:lang w:val="hi_IN" w:bidi="hi_IN"/>
+        </w:rPr>
         <w:t>"अपने आप को परमेश्वर के प्रेम में बनाए रखो; और"</w:t>
       </w:r>
     </w:p>
@@ -13257,6 +15267,21 @@
           <w:b/>
           <w:lang w:val="hi_IN" w:bidi="hi_IN"/>
         </w:rPr>
+        <w:t>ἑαυτοὺς ἐν ἀγάπῃ Θεοῦ τηρήσατε</w:t>
+      </w:r>
+    </w:p>
+    <w:p>
+      <w:pPr/>
+      <w:r>
+        <w:rPr>
+          <w:lang w:val="hi_IN" w:bidi="hi_IN"/>
+        </w:rPr>
+      </w:r>
+      <w:r>
+        <w:rPr>
+          <w:b/>
+          <w:lang w:val="hi_IN" w:bidi="hi_IN"/>
+        </w:rPr>
         <w:t>"अपने आप को परमेश्वर के प्रेम में बनाए रखो; और"</w:t>
       </w:r>
     </w:p>
@@ -13340,6 +15365,21 @@
           <w:b/>
           <w:lang w:val="hi_IN" w:bidi="hi_IN"/>
         </w:rPr>
+        <w:t>προσδεχόμενοι τὸ ἔλεος τοῦ Κυρίου ἡμῶν</w:t>
+      </w:r>
+    </w:p>
+    <w:p>
+      <w:pPr/>
+      <w:r>
+        <w:rPr>
+          <w:lang w:val="hi_IN" w:bidi="hi_IN"/>
+        </w:rPr>
+      </w:r>
+      <w:r>
+        <w:rPr>
+          <w:b/>
+          <w:lang w:val="hi_IN" w:bidi="hi_IN"/>
+        </w:rPr>
         <w:t>"देखते रहो"</w:t>
       </w:r>
     </w:p>
@@ -13403,6 +15443,21 @@
           <w:b/>
           <w:lang w:val="hi_IN" w:bidi="hi_IN"/>
         </w:rPr>
+        <w:t>τὸ ἔλεος τοῦ Κυρίου ἡμῶν, Ἰησοῦ Χριστοῦ</w:t>
+      </w:r>
+    </w:p>
+    <w:p>
+      <w:pPr/>
+      <w:r>
+        <w:rPr>
+          <w:lang w:val="hi_IN" w:bidi="hi_IN"/>
+        </w:rPr>
+      </w:r>
+      <w:r>
+        <w:rPr>
+          <w:b/>
+          <w:lang w:val="hi_IN" w:bidi="hi_IN"/>
+        </w:rPr>
         <w:t>"अनन्त जीवन के लिये हमारे प्रभु यीशु मसीह की दया की"</w:t>
       </w:r>
     </w:p>
@@ -13485,6 +15540,21 @@
         <w:rPr>
           <w:lang w:val="hi_IN" w:bidi="hi_IN"/>
         </w:rPr>
+      </w:r>
+    </w:p>
+    <w:p>
+      <w:pPr/>
+      <w:r>
+        <w:rPr>
+          <w:lang w:val="hi_IN" w:bidi="hi_IN"/>
+        </w:rPr>
+      </w:r>
+      <w:r>
+        <w:rPr>
+          <w:b/>
+          <w:lang w:val="hi_IN" w:bidi="hi_IN"/>
+        </w:rPr>
+        <w:t>τοῦ Κυρίου ἡμῶν</w:t>
       </w:r>
     </w:p>
     <w:p>
@@ -13626,6 +15696,21 @@
           <w:b/>
           <w:lang w:val="hi_IN" w:bidi="hi_IN"/>
         </w:rPr>
+        <w:t>ἡμῶν</w:t>
+      </w:r>
+    </w:p>
+    <w:p>
+      <w:pPr/>
+      <w:r>
+        <w:rPr>
+          <w:lang w:val="hi_IN" w:bidi="hi_IN"/>
+        </w:rPr>
+      </w:r>
+      <w:r>
+        <w:rPr>
+          <w:b/>
+          <w:lang w:val="hi_IN" w:bidi="hi_IN"/>
+        </w:rPr>
         <w:t>"हमारे"</w:t>
       </w:r>
     </w:p>
@@ -13722,6 +15807,21 @@
           <w:b/>
           <w:lang w:val="hi_IN" w:bidi="hi_IN"/>
         </w:rPr>
+        <w:t>τὸ ἔλεος τοῦ Κυρίου ἡμῶν, Ἰησοῦ Χριστοῦ, εἰς ζωὴν αἰώνιον</w:t>
+      </w:r>
+    </w:p>
+    <w:p>
+      <w:pPr/>
+      <w:r>
+        <w:rPr>
+          <w:lang w:val="hi_IN" w:bidi="hi_IN"/>
+        </w:rPr>
+      </w:r>
+      <w:r>
+        <w:rPr>
+          <w:b/>
+          <w:lang w:val="hi_IN" w:bidi="hi_IN"/>
+        </w:rPr>
         <w:t>"अनन्त जीवन के लिये हमारे प्रभु यीशु मसीह की दया की"</w:t>
       </w:r>
     </w:p>
@@ -13831,6 +15931,21 @@
           <w:b/>
           <w:lang w:val="hi_IN" w:bidi="hi_IN"/>
         </w:rPr>
+        <w:t>ἐλεᾶτε</w:t>
+      </w:r>
+    </w:p>
+    <w:p>
+      <w:pPr/>
+      <w:r>
+        <w:rPr>
+          <w:lang w:val="hi_IN" w:bidi="hi_IN"/>
+        </w:rPr>
+      </w:r>
+      <w:r>
+        <w:rPr>
+          <w:b/>
+          <w:lang w:val="hi_IN" w:bidi="hi_IN"/>
+        </w:rPr>
         <w:t>"दया करो"</w:t>
       </w:r>
     </w:p>
@@ -14003,6 +16118,21 @@
           <w:b/>
           <w:lang w:val="hi_IN" w:bidi="hi_IN"/>
         </w:rPr>
+        <w:t>ἐκ πυρὸς ἁρπάζοντες</w:t>
+      </w:r>
+    </w:p>
+    <w:p>
+      <w:pPr/>
+      <w:r>
+        <w:rPr>
+          <w:lang w:val="hi_IN" w:bidi="hi_IN"/>
+        </w:rPr>
+      </w:r>
+      <w:r>
+        <w:rPr>
+          <w:b/>
+          <w:lang w:val="hi_IN" w:bidi="hi_IN"/>
+        </w:rPr>
         <w:t>"आग"</w:t>
       </w:r>
       <w:r>
@@ -14079,6 +16209,21 @@
           <w:b/>
           <w:lang w:val="hi_IN" w:bidi="hi_IN"/>
         </w:rPr>
+        <w:t>ἐκ πυρὸς ἁρπάζοντες</w:t>
+      </w:r>
+    </w:p>
+    <w:p>
+      <w:pPr/>
+      <w:r>
+        <w:rPr>
+          <w:lang w:val="hi_IN" w:bidi="hi_IN"/>
+        </w:rPr>
+      </w:r>
+      <w:r>
+        <w:rPr>
+          <w:b/>
+          <w:lang w:val="hi_IN" w:bidi="hi_IN"/>
+        </w:rPr>
         <w:t>"आग"</w:t>
       </w:r>
       <w:r>
@@ -14188,6 +16333,21 @@
           <w:b/>
           <w:lang w:val="hi_IN" w:bidi="hi_IN"/>
         </w:rPr>
+        <w:t>ἐλεᾶτε</w:t>
+      </w:r>
+    </w:p>
+    <w:p>
+      <w:pPr/>
+      <w:r>
+        <w:rPr>
+          <w:lang w:val="hi_IN" w:bidi="hi_IN"/>
+        </w:rPr>
+      </w:r>
+      <w:r>
+        <w:rPr>
+          <w:b/>
+          <w:lang w:val="hi_IN" w:bidi="hi_IN"/>
+        </w:rPr>
         <w:t>"और बहुतों को"</w:t>
       </w:r>
       <w:r>
@@ -14366,6 +16526,21 @@
           <w:b/>
           <w:lang w:val="hi_IN" w:bidi="hi_IN"/>
         </w:rPr>
+        <w:t>μισοῦντες καὶ τὸν ἀπὸ τῆς σαρκὸς ἐσπιλωμένον χιτῶνα</w:t>
+      </w:r>
+    </w:p>
+    <w:p>
+      <w:pPr/>
+      <w:r>
+        <w:rPr>
+          <w:lang w:val="hi_IN" w:bidi="hi_IN"/>
+        </w:rPr>
+      </w:r>
+      <w:r>
+        <w:rPr>
+          <w:b/>
+          <w:lang w:val="hi_IN" w:bidi="hi_IN"/>
+        </w:rPr>
         <w:t>"और"</w:t>
       </w:r>
       <w:r>
@@ -14462,6 +16637,21 @@
           <w:b/>
           <w:lang w:val="hi_IN" w:bidi="hi_IN"/>
         </w:rPr>
+        <w:t>τῆς σαρκὸς</w:t>
+      </w:r>
+    </w:p>
+    <w:p>
+      <w:pPr/>
+      <w:r>
+        <w:rPr>
+          <w:lang w:val="hi_IN" w:bidi="hi_IN"/>
+        </w:rPr>
+      </w:r>
+      <w:r>
+        <w:rPr>
+          <w:b/>
+          <w:lang w:val="hi_IN" w:bidi="hi_IN"/>
+        </w:rPr>
         <w:t>"शरीर के"</w:t>
       </w:r>
     </w:p>
@@ -14558,6 +16748,21 @@
           <w:b/>
           <w:lang w:val="hi_IN" w:bidi="hi_IN"/>
         </w:rPr>
+        <w:t>τῷ δὲ δυναμένῳ φυλάξαι</w:t>
+      </w:r>
+    </w:p>
+    <w:p>
+      <w:pPr/>
+      <w:r>
+        <w:rPr>
+          <w:lang w:val="hi_IN" w:bidi="hi_IN"/>
+        </w:rPr>
+      </w:r>
+      <w:r>
+        <w:rPr>
+          <w:b/>
+          <w:lang w:val="hi_IN" w:bidi="hi_IN"/>
+        </w:rPr>
         <w:t>""</w:t>
       </w:r>
     </w:p>
@@ -14634,6 +16839,21 @@
           <w:b/>
           <w:lang w:val="hi_IN" w:bidi="hi_IN"/>
         </w:rPr>
+        <w:t>φυλάξαι ὑμᾶς ἀπταίστους</w:t>
+      </w:r>
+    </w:p>
+    <w:p>
+      <w:pPr/>
+      <w:r>
+        <w:rPr>
+          <w:lang w:val="hi_IN" w:bidi="hi_IN"/>
+        </w:rPr>
+      </w:r>
+      <w:r>
+        <w:rPr>
+          <w:b/>
+          <w:lang w:val="hi_IN" w:bidi="hi_IN"/>
+        </w:rPr>
         <w:t>"तुम्हें ठोकर खाने से बचा"</w:t>
       </w:r>
     </w:p>
@@ -14730,6 +16950,21 @@
           <w:b/>
           <w:lang w:val="hi_IN" w:bidi="hi_IN"/>
         </w:rPr>
+        <w:t>τῆς δόξης αὐτοῦ</w:t>
+      </w:r>
+    </w:p>
+    <w:p>
+      <w:pPr/>
+      <w:r>
+        <w:rPr>
+          <w:lang w:val="hi_IN" w:bidi="hi_IN"/>
+        </w:rPr>
+      </w:r>
+      <w:r>
+        <w:rPr>
+          <w:b/>
+          <w:lang w:val="hi_IN" w:bidi="hi_IN"/>
+        </w:rPr>
         <w:t>"अपनी महिमा की भरपूरी"</w:t>
       </w:r>
       <w:r>
@@ -14948,6 +17183,21 @@
           <w:b/>
           <w:lang w:val="hi_IN" w:bidi="hi_IN"/>
         </w:rPr>
+        <w:t>μόνῳ Θεῷ Σωτῆρι ἡμῶν</w:t>
+      </w:r>
+    </w:p>
+    <w:p>
+      <w:pPr/>
+      <w:r>
+        <w:rPr>
+          <w:lang w:val="hi_IN" w:bidi="hi_IN"/>
+        </w:rPr>
+      </w:r>
+      <w:r>
+        <w:rPr>
+          <w:b/>
+          <w:lang w:val="hi_IN" w:bidi="hi_IN"/>
+        </w:rPr>
         <w:t>"उस एकमात्र परमेश्वर के लिए, हमारे उद्धारकर्ता की"</w:t>
       </w:r>
       <w:r>
@@ -15037,6 +17287,21 @@
           <w:b/>
           <w:lang w:val="hi_IN" w:bidi="hi_IN"/>
         </w:rPr>
+        <w:t>Σωτῆρι ἡμῶν</w:t>
+      </w:r>
+    </w:p>
+    <w:p>
+      <w:pPr/>
+      <w:r>
+        <w:rPr>
+          <w:lang w:val="hi_IN" w:bidi="hi_IN"/>
+        </w:rPr>
+      </w:r>
+      <w:r>
+        <w:rPr>
+          <w:b/>
+          <w:lang w:val="hi_IN" w:bidi="hi_IN"/>
+        </w:rPr>
         <w:t>"हमारे उद्धारकर्ता की"</w:t>
       </w:r>
     </w:p>
@@ -15133,6 +17398,21 @@
           <w:b/>
           <w:lang w:val="hi_IN" w:bidi="hi_IN"/>
         </w:rPr>
+        <w:t>τοῦ Κυρίου ἡμῶν,</w:t>
+      </w:r>
+    </w:p>
+    <w:p>
+      <w:pPr/>
+      <w:r>
+        <w:rPr>
+          <w:lang w:val="hi_IN" w:bidi="hi_IN"/>
+        </w:rPr>
+      </w:r>
+      <w:r>
+        <w:rPr>
+          <w:b/>
+          <w:lang w:val="hi_IN" w:bidi="hi_IN"/>
+        </w:rPr>
         <w:t>"हमारे प्रभु"</w:t>
       </w:r>
     </w:p>
@@ -15229,6 +17509,21 @@
           <w:b/>
           <w:lang w:val="hi_IN" w:bidi="hi_IN"/>
         </w:rPr>
+        <w:t>μόνῳ Θεῷ &amp; δόξα, μεγαλωσύνη, κράτος, καὶ ἐξουσία</w:t>
+      </w:r>
+    </w:p>
+    <w:p>
+      <w:pPr/>
+      <w:r>
+        <w:rPr>
+          <w:lang w:val="hi_IN" w:bidi="hi_IN"/>
+        </w:rPr>
+      </w:r>
+      <w:r>
+        <w:rPr>
+          <w:b/>
+          <w:lang w:val="hi_IN" w:bidi="hi_IN"/>
+        </w:rPr>
         <w:t>""</w:t>
       </w:r>
     </w:p>
@@ -15318,6 +17613,21 @@
           <w:b/>
           <w:lang w:val="hi_IN" w:bidi="hi_IN"/>
         </w:rPr>
+        <w:t>πρὸ παντὸς τοῦ αἰῶνος</w:t>
+      </w:r>
+    </w:p>
+    <w:p>
+      <w:pPr/>
+      <w:r>
+        <w:rPr>
+          <w:lang w:val="hi_IN" w:bidi="hi_IN"/>
+        </w:rPr>
+      </w:r>
+      <w:r>
+        <w:rPr>
+          <w:b/>
+          <w:lang w:val="hi_IN" w:bidi="hi_IN"/>
+        </w:rPr>
         <w:t>"सनातन काल से है"</w:t>
       </w:r>
     </w:p>
@@ -15387,6 +17697,21 @@
         <w:rPr>
           <w:lang w:val="hi_IN" w:bidi="hi_IN"/>
         </w:rPr>
+      </w:r>
+    </w:p>
+    <w:p>
+      <w:pPr/>
+      <w:r>
+        <w:rPr>
+          <w:lang w:val="hi_IN" w:bidi="hi_IN"/>
+        </w:rPr>
+      </w:r>
+      <w:r>
+        <w:rPr>
+          <w:b/>
+          <w:lang w:val="hi_IN" w:bidi="hi_IN"/>
+        </w:rPr>
+        <w:t>εἰς πάντας τοὺς αἰῶνας</w:t>
       </w:r>
     </w:p>
     <w:p>

--- a/hin/docx/65.content.docx
+++ b/hin/docx/65.content.docx
@@ -28,49 +28,15 @@
       </w:r>
     </w:p>
     <w:p>
-      <w:pPr>
-        <w:pStyle w:val="Heading2"/>
-      </w:pPr>
-      <w:r>
-        <w:rPr>
-          <w:lang w:val="hi_IN" w:bidi="hi_IN"/>
-        </w:rPr>
-        <w:t>License Information</w:t>
-      </w:r>
-      <w:r>
-        <w:rPr>
-          <w:lang w:val="hi_IN" w:bidi="hi_IN"/>
-        </w:rPr>
-      </w:r>
-    </w:p>
-    <w:p>
-      <w:pPr/>
-      <w:r>
-        <w:rPr>
-          <w:lang w:val="hi_IN" w:bidi="hi_IN"/>
-        </w:rPr>
-      </w:r>
-      <w:r>
-        <w:rPr>
-          <w:b/>
-          <w:lang w:val="hi_IN" w:bidi="hi_IN"/>
-        </w:rPr>
-        <w:t>अनुवाद नोट्स (अनफोल्डिंग वर्ड)</w:t>
-      </w:r>
-      <w:r>
-        <w:rPr>
-          <w:lang w:val="hi_IN" w:bidi="hi_IN"/>
-        </w:rPr>
-        <w:t xml:space="preserve"> (Hindi) is based on</w:t>
-      </w:r>
-      <w:r>
-        <w:rPr>
-          <w:lang w:val="hi_IN" w:bidi="hi_IN"/>
-        </w:rPr>
-        <w:t xml:space="preserve">: </w:t>
-      </w:r>
-      <w:r>
-        <w:rPr>
+      <w:pPr/>
+      <w:r>
+        <w:rPr>
+          <w:lang w:val="hi_IN" w:bidi="hi_IN"/>
+        </w:rPr>
+      </w:r>
+      <w:r>
+        <w:rPr>
+          <w:b/>
           <w:lang w:val="hi_IN" w:bidi="hi_IN"/>
         </w:rPr>
         <w:t>unfoldingWord® Translation Notes</w:t>
@@ -79,62 +45,31 @@
         <w:rPr>
           <w:lang w:val="hi_IN" w:bidi="hi_IN"/>
         </w:rPr>
-        <w:t xml:space="preserve">, </w:t>
-      </w:r>
-      <w:hyperlink r:id="rId13">
-        <w:r>
-          <w:rPr>
-            <w:lang w:val="hi_IN" w:bidi="hi_IN"/>
-          </w:rPr>
-          <w:rPr>
-            <w:color w:val="0000EE"/>
-            <w:u w:val="single"/>
-          </w:rPr>
-          <w:t>unfoldingWord</w:t>
-        </w:r>
-      </w:hyperlink>
-      <w:r>
-        <w:rPr>
-          <w:lang w:val="hi_IN" w:bidi="hi_IN"/>
-        </w:rPr>
-        <w:t xml:space="preserve">, 2022, which is licensed under a </w:t>
-      </w:r>
-      <w:hyperlink r:id="rId14">
-        <w:r>
-          <w:rPr>
-            <w:lang w:val="hi_IN" w:bidi="hi_IN"/>
-          </w:rPr>
-          <w:rPr>
-            <w:color w:val="0000EE"/>
-            <w:u w:val="single"/>
-          </w:rPr>
-          <w:t>CC BY-SA 4.0 license</w:t>
-        </w:r>
-      </w:hyperlink>
-      <w:r>
-        <w:rPr>
-          <w:lang w:val="hi_IN" w:bidi="hi_IN"/>
-        </w:rPr>
-        <w:t>.</w:t>
-      </w:r>
-      <w:r>
-        <w:rPr>
-          <w:lang w:val="hi_IN" w:bidi="hi_IN"/>
-        </w:rPr>
-      </w:r>
-    </w:p>
-    <w:p>
-      <w:pPr/>
-      <w:r>
-        <w:rPr>
-          <w:lang w:val="hi_IN" w:bidi="hi_IN"/>
-        </w:rPr>
-      </w:r>
-      <w:r>
-        <w:rPr>
-          <w:lang w:val="hi_IN" w:bidi="hi_IN"/>
-        </w:rPr>
-        <w:t>This PDF version is provided under the same license.</w:t>
+        <w:t xml:space="preserve"> © 2022 unfoldingWord. Released under CC BY-SA 4.0 license. </w:t>
+      </w:r>
+      <w:r>
+        <w:rPr>
+          <w:lang w:val="hi_IN" w:bidi="hi_IN"/>
+        </w:rPr>
+        <w:t>unfoldingWord® Translation Notes</w:t>
+      </w:r>
+      <w:r>
+        <w:rPr>
+          <w:lang w:val="hi_IN" w:bidi="hi_IN"/>
+        </w:rPr>
+        <w:t xml:space="preserve"> has been adapted in the following languages: Tok Pisin, Arabic (عربي), French (Français), Hindi (हिंदी), Indonesian (Bahasa Indonesia), Portuguese (Português), Russian (Русский), Spanish (Español), Swahili (Kiswahili), and Simplified Chinese (简体中文) from </w:t>
+      </w:r>
+      <w:r>
+        <w:rPr>
+          <w:lang w:val="hi_IN" w:bidi="hi_IN"/>
+        </w:rPr>
+        <w:t>unfoldingWord® Translation Notes</w:t>
+      </w:r>
+      <w:r>
+        <w:rPr>
+          <w:lang w:val="hi_IN" w:bidi="hi_IN"/>
+        </w:rPr>
+        <w:t xml:space="preserve"> © 2022 unfoldingWord. Released under CC BY-SA 4.0 license by Mission Mutual</w:t>
       </w:r>
       <w:r>
         <w:rPr>
@@ -3085,7 +3020,7 @@
         </w:rPr>
         <w:t xml:space="preserve">"इस वाक्यांश में, यहूदा कुछ शब्दों को इस पद में काम में नहीं ले रहा है जिनकी आवश्यकत अनेक भाषाओं में वाक्य पूर्ति हेत होती है| यदि आपकी भाषा में इस वाक्यांश की आवश्यकता हो इसकी आपूर्ति पद </w:t>
       </w:r>
-      <w:hyperlink r:id="rId15">
+      <w:hyperlink r:id="rId13">
         <w:r>
           <w:rPr>
             <w:lang w:val="hi_IN" w:bidi="hi_IN"/>
@@ -6642,7 +6577,7 @@
         </w:rPr>
         <w:t xml:space="preserve"> का सन्दर्भ पिछले पद में वर्णित सोडोम और अमोरा के लोगों की यौनाचार की अनैतिकता से और संभवतः पद\n</w:t>
       </w:r>
-      <w:hyperlink r:id="rId16">
+      <w:hyperlink r:id="rId14">
         <w:r>
           <w:rPr>
             <w:lang w:val="hi_IN" w:bidi="hi_IN"/>
@@ -6771,7 +6706,7 @@
         </w:rPr>
         <w:t xml:space="preserve"> शब्द पद \n</w:t>
       </w:r>
-      <w:hyperlink r:id="rId17">
+      <w:hyperlink r:id="rId15">
         <w:r>
           <w:rPr>
             <w:lang w:val="hi_IN" w:bidi="hi_IN"/>
@@ -7575,7 +7510,7 @@
         </w:rPr>
         <w:t xml:space="preserve"> \n </w:t>
       </w:r>
-      <w:hyperlink r:id="rId17">
+      <w:hyperlink r:id="rId15">
         <w:r>
           <w:rPr>
             <w:lang w:val="hi_IN" w:bidi="hi_IN"/>
@@ -7697,7 +7632,7 @@
         </w:rPr>
         <w:t>"इसका स्नादार्भ हो सकता है: (1) आत्मिक क्षेत्र के विषय पिछले पद में संदर्भित झूठे शिक्षकों का अज्ञान | वैकल्पिक अनुवाद: ""वह आत्मिक क्षेत्र जिसके बारे में उनको समझ नहीं है"" (2) \n</w:t>
       </w:r>
-      <w:hyperlink r:id="rId18">
+      <w:hyperlink r:id="rId16">
         <w:r>
           <w:rPr>
             <w:lang w:val="hi_IN" w:bidi="hi_IN"/>
@@ -8870,7 +8805,7 @@
         </w:rPr>
         <w:t xml:space="preserve"> शब्द पद </w:t>
       </w:r>
-      <w:hyperlink r:id="rId17">
+      <w:hyperlink r:id="rId15">
         <w:r>
           <w:rPr>
             <w:lang w:val="hi_IN" w:bidi="hi_IN"/>
@@ -12356,7 +12291,7 @@
         </w:rPr>
         <w:t xml:space="preserve"> शब्द झूठे शिक्षकों के सन्दर्भ में है जिनकी चर्चा यहूदा ने </w:t>
       </w:r>
-      <w:hyperlink r:id="rId17">
+      <w:hyperlink r:id="rId15">
         <w:r>
           <w:rPr>
             <w:lang w:val="hi_IN" w:bidi="hi_IN"/>
@@ -13312,7 +13247,7 @@
         </w:rPr>
         <w:t xml:space="preserve"> शब्द का सन्दर्भ उन लोगों से है जिनको यहूदा पत्र लिख रहा है वरन सब विश्वासियों को समाहित करता है| यदि आपकी भाषा में स्पष्ट हो सके तो आप इसका सविस्तार वर्णन कर सकते हैं| देखें कि आपने इसका अनुवाद \n</w:t>
       </w:r>
-      <w:hyperlink r:id="rId19">
+      <w:hyperlink r:id="rId17">
         <w:r>
           <w:rPr>
             <w:lang w:val="hi_IN" w:bidi="hi_IN"/>
@@ -14752,7 +14687,7 @@
         </w:rPr>
         <w:t xml:space="preserve"> यहूदा के पत्र के प्राप्तिकर्ताओं के सन्दर्भ में है जो सब विश्वासियों को समाहित कर सकता है| यदि आपकी भाषा में स्पष्ट हो सके तो आप इसका सविस्तार वर्णन कर सकते हैं| देखें कि आपने इसका अनुवाद पद \n</w:t>
       </w:r>
-      <w:hyperlink r:id="rId19">
+      <w:hyperlink r:id="rId17">
         <w:r>
           <w:rPr>
             <w:lang w:val="hi_IN" w:bidi="hi_IN"/>
@@ -15676,7 +15611,7 @@
         </w:rPr>
         <w:t xml:space="preserve"> से अभिप्राय है, ""वह जो हम पर प्रभु है"" या ""वह जो हम पर प्रभुता करता है|"" देखें की आपने इस अभिव्यक्ति का अनुवाद पद\n </w:t>
       </w:r>
-      <w:hyperlink r:id="rId20">
+      <w:hyperlink r:id="rId18">
         <w:r>
           <w:rPr>
             <w:lang w:val="hi_IN" w:bidi="hi_IN"/>

--- a/hin/docx/65.content.docx
+++ b/hin/docx/65.content.docx
@@ -141,13 +141,6 @@
         <w:rPr>
           <w:lang w:val="hi_IN" w:bidi="hi_IN"/>
         </w:rPr>
-      </w:r>
-      <w:r>
-        <w:rPr>
-          <w:i/>
-          <w:lang w:val="hi_IN" w:bidi="hi_IN"/>
-        </w:rPr>
-        <w:t>यहूदा 1:1 (#1), यहूदा 1:1 (#2), यहूदा 1:1 (#1), यहूदा 1:1 (#3), यहूदा 1:1 (#2), यहूदा 1:1 (#3), यहूदा 1:1 (#4), यहूदा 1:1 (#5), यहूदा 1:1 (#6), यहूदा 1:2 (#1), यहूदा 1:2 (#1), यहूदा 1:2 (#2), यहूदा 1:2 (#3), यहूदा 1:3 (#1), यहूदा 1:3 (#2), यहूदा 1:3 (#3), यहूदा 1:3 (#2), यहूदा 1:3 (#1), यहूदा 1:3 (#4), यहूदा 1:3 (#5), यहूदा 1:3 (#3), यहूदा 1:3 (#4), यहूदा 1:3 (#6), यहूदा 1:4 (#1), यहूदा 1:4 (#1), यहूदा 1:4 (#2), यहूदा 1:4 (#2), यहूदा 1:4 (#3), यहूदा 1:4 (#4), यहूदा 1:4 (#3), यहूदा 1:4 (#5), यहूदा 1:4 (#6), यहूदा 1:4 (#7), यहूदा 1:4 (#4), यहूदा 1:4 (#8), यहूदा 1:5 (#1), यहूदा 1:5 (#1), यहूदा 1:5 (#2), यहूदा 1:5 (#3), यहूदा 1:5 (#2), यहूदा 1:6 (#1), यहूदा 1:6 (#1), यहूदा 1:6 (#2), यहूदा 1:6 (#2), यहूदा 1:6 (#3), यहूदा 1:6 (#3), यहूदा 1:6 (#4), यहूदा 1:6 (#4), यहूदा 1:7 (#1), यहूदा 1:7 (#2), यहूदा 1:7 (#1), यहूदा 1:7 (#2), यहूदा 1:7 (#3), यहूदा 1:7 (#3), यहूदा 1:7 (#4), यहूदा 1:8 (#1), यहूदा 1:8 (#1), यहूदा 1:8 (#2), यहूदा 1:8 (#2), यहूदा 1:8 (#3), यहूदा 1:8 (#4), यहूदा 1:9 (#2), यहूदा 1:9 (#4), यहूदा 1:9 (#1), यहूदा 1:10 (#1), यहूदा 1:10 (#2), यहूदा 1:10 (#1), यहूदा 1:10 (#2), यहूदा 1:10 (#3), यहूदा 1:11 (#1), यहूदा 1:11 (#1), यहूदा 1:11 (#2), यहूदा 1:11 (#3), यहूदा 1:11 (#4), यहूदा 1:11 (#5), यहूदा 1:11 (#6), यहूदा 1:12 (#2), यहूदा 1:12 (#3), यहूदा 1:12 (#1), यहूदा 1:12 (#2), यहूदा 1:12 (#3), यहूदा 1:12 (#4), यहूदा 1:12 (#5), यहूदा 1:12 (#6), यहूदा 1:12 (#4), यहूदा 1:12 (#5), यहूदा 1:12 (#7), यहूदा 1:13 (#1), यहूदा 1:13 (#2), यहूदा 1:13 (#3), यहूदा 1:13 (#4), यहूदा 1:13 (#1), यहूदा 1:13 (#2), यहूदा 1:13 (#3), यहूदा 1:14 (#1), यहूदा 1:14 (#3), यहूदा 1:14 (#4), यहूदा 1:14 (#2), यहूदा 1:14 (#5), यहूदा 1:14 (#6), यहूदा 1:14 (#7), यहूदा 1:14 (#8), यहूदा 1:15 (#1), यहूदा 1:15 (#1), यहूदा 1:15 (#2), यहूदा 1:15 (#3), यहूदा 1:15 (#4), यहूदा 1:15 (#5), यहूदा 1:16 (#1), यहूदा 1:16 (#1), यहूदा 1:16 (#2), यहूदा 1:16 (#3), यहूदा 1:16 (#4), यहूदा 1:16 (#5), यहूदा 1:16 (#2), यहूदा 1:16 (#6), यहूदा 1:16 (#3), यहूदा 1:17 (#1), यहूदा 1:17 (#2), यहूदा 1:17 (#3), यहूदा 1:17 (#4), यहूदा 1:18 (#1), यहूदा 1:18 (#2), यहूदा 1:18 (#1), यहूदा 1:18 (#2), यहूदा 1:19 (#1), यहूदा 1:19 (#1), यहूदा 1:19 (#2), यहूदा 1:19 (#2), यहूदा 1:19 (#3), यहूदा 1:20 (#2), यहूदा 1:20 (#3), यहूदा 1:20 (#1), यहूदा 1:20 (#2), यहूदा 1:20 (#3), यहूदा 1:21 (#1), यहूदा 1:21 (#1), यहूदा 1:21 (#2), यहूदा 1:21 (#3), यहूदा 1:21 (#2), यहूदा 1:21 (#3), यहूदा 1:21 (#4), यहूदा 1:22 (#1), यहूदा 1:22 (#1), यहूदा 1:23 (#1), यहूदा 1:23 (#1), यहूदा 1:23 (#2), यहूदा 1:23 (#2), यहूदा 1:23 (#3), यहूदा 1:23 (#3), यहूदा 1:24 (#1), यहूदा 1:24 (#1), यहूदा 1:24 (#2), यहूदा 1:24 (#3), यहूदा 1:25 (#1), यहूदा 1:25 (#1), यहूदा 1:25 (#2), यहूदा 1:25 (#2), यहूदा 1:25 (#3), यहूदा 1:25 (#4)</w:t>
       </w:r>
       <w:r>
         <w:rPr>

--- a/hin/docx/65.content.docx
+++ b/hin/docx/65.content.docx
@@ -146,19 +146,6 @@
         <w:rPr>
           <w:lang w:val="hi_IN" w:bidi="hi_IN"/>
         </w:rPr>
-      </w:r>
-    </w:p>
-    <w:p>
-      <w:pPr/>
-      <w:r>
-        <w:rPr>
-          <w:lang w:val="hi_IN" w:bidi="hi_IN"/>
-        </w:rPr>
-      </w:r>
-      <w:r>
-        <w:rPr>
-          <w:lang w:val="hi_IN" w:bidi="hi_IN"/>
-        </w:rPr>
         <w:t xml:space="preserve"> </w:t>
       </w:r>
       <w:r>
@@ -223,21 +210,6 @@
           <w:b/>
           <w:lang w:val="hi_IN" w:bidi="hi_IN"/>
         </w:rPr>
-        <w:t>Ἰούδας</w:t>
-      </w:r>
-    </w:p>
-    <w:p>
-      <w:pPr/>
-      <w:r>
-        <w:rPr>
-          <w:lang w:val="hi_IN" w:bidi="hi_IN"/>
-        </w:rPr>
-      </w:r>
-      <w:r>
-        <w:rPr>
-          <w:b/>
-          <w:lang w:val="hi_IN" w:bidi="hi_IN"/>
-        </w:rPr>
         <w:t>""</w:t>
       </w:r>
     </w:p>
@@ -321,21 +293,6 @@
           <w:b/>
           <w:lang w:val="hi_IN" w:bidi="hi_IN"/>
         </w:rPr>
-        <w:t>Ἰούδας</w:t>
-      </w:r>
-    </w:p>
-    <w:p>
-      <w:pPr/>
-      <w:r>
-        <w:rPr>
-          <w:lang w:val="hi_IN" w:bidi="hi_IN"/>
-        </w:rPr>
-      </w:r>
-      <w:r>
-        <w:rPr>
-          <w:b/>
-          <w:lang w:val="hi_IN" w:bidi="hi_IN"/>
-        </w:rPr>
         <w:t>"यहूदा यीशु मसीह दास"</w:t>
       </w:r>
     </w:p>
@@ -419,21 +376,6 @@
           <w:b/>
           <w:lang w:val="hi_IN" w:bidi="hi_IN"/>
         </w:rPr>
-        <w:t>Ἰησοῦ Χριστοῦ δοῦλος, ἀδελφὸς δὲ Ἰακώβου</w:t>
-      </w:r>
-    </w:p>
-    <w:p>
-      <w:pPr/>
-      <w:r>
-        <w:rPr>
-          <w:lang w:val="hi_IN" w:bidi="hi_IN"/>
-        </w:rPr>
-      </w:r>
-      <w:r>
-        <w:rPr>
-          <w:b/>
-          <w:lang w:val="hi_IN" w:bidi="hi_IN"/>
-        </w:rPr>
         <w:t>"यीशु मसीह दास और याकूब का भाई है"</w:t>
       </w:r>
     </w:p>
@@ -543,21 +485,6 @@
           <w:b/>
           <w:lang w:val="hi_IN" w:bidi="hi_IN"/>
         </w:rPr>
-        <w:t>ἀδελφὸς &amp; Ἰακώβου</w:t>
-      </w:r>
-    </w:p>
-    <w:p>
-      <w:pPr/>
-      <w:r>
-        <w:rPr>
-          <w:lang w:val="hi_IN" w:bidi="hi_IN"/>
-        </w:rPr>
-      </w:r>
-      <w:r>
-        <w:rPr>
-          <w:b/>
-          <w:lang w:val="hi_IN" w:bidi="hi_IN"/>
-        </w:rPr>
         <w:t>"याकूब का भाई है"</w:t>
       </w:r>
     </w:p>
@@ -621,21 +548,6 @@
           <w:b/>
           <w:lang w:val="hi_IN" w:bidi="hi_IN"/>
         </w:rPr>
-        <w:t>τοῖς</w:t>
-      </w:r>
-    </w:p>
-    <w:p>
-      <w:pPr/>
-      <w:r>
-        <w:rPr>
-          <w:lang w:val="hi_IN" w:bidi="hi_IN"/>
-        </w:rPr>
-      </w:r>
-      <w:r>
-        <w:rPr>
-          <w:b/>
-          <w:lang w:val="hi_IN" w:bidi="hi_IN"/>
-        </w:rPr>
         <w:t>"उन बुलाए हुओं"</w:t>
       </w:r>
       <w:r>
@@ -732,21 +644,6 @@
           <w:b/>
           <w:lang w:val="hi_IN" w:bidi="hi_IN"/>
         </w:rPr>
-        <w:t>κλητοῖς</w:t>
-      </w:r>
-    </w:p>
-    <w:p>
-      <w:pPr/>
-      <w:r>
-        <w:rPr>
-          <w:lang w:val="hi_IN" w:bidi="hi_IN"/>
-        </w:rPr>
-      </w:r>
-      <w:r>
-        <w:rPr>
-          <w:b/>
-          <w:lang w:val="hi_IN" w:bidi="hi_IN"/>
-        </w:rPr>
         <w:t>"उन बुलाए हुओं"</w:t>
       </w:r>
       <w:r>
@@ -856,21 +753,6 @@
           <w:b/>
           <w:lang w:val="hi_IN" w:bidi="hi_IN"/>
         </w:rPr>
-        <w:t>ἐν Θεῷ Πατρὶ ἠγαπημένοις</w:t>
-      </w:r>
-    </w:p>
-    <w:p>
-      <w:pPr/>
-      <w:r>
-        <w:rPr>
-          <w:lang w:val="hi_IN" w:bidi="hi_IN"/>
-        </w:rPr>
-      </w:r>
-      <w:r>
-        <w:rPr>
-          <w:b/>
-          <w:lang w:val="hi_IN" w:bidi="hi_IN"/>
-        </w:rPr>
         <w:t>"के नाम"</w:t>
       </w:r>
       <w:r>
@@ -967,21 +849,6 @@
           <w:b/>
           <w:lang w:val="hi_IN" w:bidi="hi_IN"/>
         </w:rPr>
-        <w:t>Θεῷ Πατρὶ</w:t>
-      </w:r>
-    </w:p>
-    <w:p>
-      <w:pPr/>
-      <w:r>
-        <w:rPr>
-          <w:lang w:val="hi_IN" w:bidi="hi_IN"/>
-        </w:rPr>
-      </w:r>
-      <w:r>
-        <w:rPr>
-          <w:b/>
-          <w:lang w:val="hi_IN" w:bidi="hi_IN"/>
-        </w:rPr>
         <w:t>"परमेश्वर पिता"</w:t>
       </w:r>
     </w:p>
@@ -1078,21 +945,6 @@
           <w:b/>
           <w:lang w:val="hi_IN" w:bidi="hi_IN"/>
         </w:rPr>
-        <w:t>Ἰησοῦ Χριστῷ τετηρημένοις κλητοῖς</w:t>
-      </w:r>
-    </w:p>
-    <w:p>
-      <w:pPr/>
-      <w:r>
-        <w:rPr>
-          <w:lang w:val="hi_IN" w:bidi="hi_IN"/>
-        </w:rPr>
-      </w:r>
-      <w:r>
-        <w:rPr>
-          <w:b/>
-          <w:lang w:val="hi_IN" w:bidi="hi_IN"/>
-        </w:rPr>
         <w:t>"यीशु मसीह सुरक्षित हैं"</w:t>
       </w:r>
     </w:p>
@@ -1176,21 +1028,6 @@
           <w:b/>
           <w:lang w:val="hi_IN" w:bidi="hi_IN"/>
         </w:rPr>
-        <w:t>ἔλεος ὑμῖν, καὶ εἰρήνη, καὶ ἀγάπη πληθυνθείη.</w:t>
-      </w:r>
-    </w:p>
-    <w:p>
-      <w:pPr/>
-      <w:r>
-        <w:rPr>
-          <w:lang w:val="hi_IN" w:bidi="hi_IN"/>
-        </w:rPr>
-      </w:r>
-      <w:r>
-        <w:rPr>
-          <w:b/>
-          <w:lang w:val="hi_IN" w:bidi="hi_IN"/>
-        </w:rPr>
         <w:t>"दया और शान्ति और प्रेम तुम्हें बहुतायत से प्राप्त होता रहे"</w:t>
       </w:r>
     </w:p>
@@ -1274,21 +1111,6 @@
           <w:b/>
           <w:lang w:val="hi_IN" w:bidi="hi_IN"/>
         </w:rPr>
-        <w:t>ἔλεος ὑμῖν, καὶ εἰρήνη, καὶ ἀγάπη πληθυνθείη</w:t>
-      </w:r>
-    </w:p>
-    <w:p>
-      <w:pPr/>
-      <w:r>
-        <w:rPr>
-          <w:lang w:val="hi_IN" w:bidi="hi_IN"/>
-        </w:rPr>
-      </w:r>
-      <w:r>
-        <w:rPr>
-          <w:b/>
-          <w:lang w:val="hi_IN" w:bidi="hi_IN"/>
-        </w:rPr>
         <w:t>"दया और शान्ति और प्रेम तुम्हें बहुतायत से प्राप्त होता रहे"</w:t>
       </w:r>
     </w:p>
@@ -1411,21 +1233,6 @@
           <w:b/>
           <w:lang w:val="hi_IN" w:bidi="hi_IN"/>
         </w:rPr>
-        <w:t>ἔλεος &amp; καὶ εἰρήνη, καὶ ἀγάπη πληθυνθείη.</w:t>
-      </w:r>
-    </w:p>
-    <w:p>
-      <w:pPr/>
-      <w:r>
-        <w:rPr>
-          <w:lang w:val="hi_IN" w:bidi="hi_IN"/>
-        </w:rPr>
-      </w:r>
-      <w:r>
-        <w:rPr>
-          <w:b/>
-          <w:lang w:val="hi_IN" w:bidi="hi_IN"/>
-        </w:rPr>
         <w:t>"दया और शान्ति और प्रेम"</w:t>
       </w:r>
       <w:r>
@@ -1535,21 +1342,6 @@
           <w:b/>
           <w:lang w:val="hi_IN" w:bidi="hi_IN"/>
         </w:rPr>
-        <w:t>ὑμῖν</w:t>
-      </w:r>
-    </w:p>
-    <w:p>
-      <w:pPr/>
-      <w:r>
-        <w:rPr>
-          <w:lang w:val="hi_IN" w:bidi="hi_IN"/>
-        </w:rPr>
-      </w:r>
-      <w:r>
-        <w:rPr>
-          <w:b/>
-          <w:lang w:val="hi_IN" w:bidi="hi_IN"/>
-        </w:rPr>
         <w:t>"तुम्हें"</w:t>
       </w:r>
     </w:p>
@@ -1646,21 +1438,6 @@
           <w:b/>
           <w:lang w:val="hi_IN" w:bidi="hi_IN"/>
         </w:rPr>
-        <w:t>ἀγαπητοί</w:t>
-      </w:r>
-    </w:p>
-    <w:p>
-      <w:pPr/>
-      <w:r>
-        <w:rPr>
-          <w:lang w:val="hi_IN" w:bidi="hi_IN"/>
-        </w:rPr>
-      </w:r>
-      <w:r>
-        <w:rPr>
-          <w:b/>
-          <w:lang w:val="hi_IN" w:bidi="hi_IN"/>
-        </w:rPr>
         <w:t>"हे प्रियों, जब"</w:t>
       </w:r>
     </w:p>
@@ -1757,21 +1534,6 @@
           <w:b/>
           <w:lang w:val="hi_IN" w:bidi="hi_IN"/>
         </w:rPr>
-        <w:t>πᾶσαν σπουδὴν ποιούμενος γράφειν ὑμῖν</w:t>
-      </w:r>
-    </w:p>
-    <w:p>
-      <w:pPr/>
-      <w:r>
-        <w:rPr>
-          <w:lang w:val="hi_IN" w:bidi="hi_IN"/>
-        </w:rPr>
-      </w:r>
-      <w:r>
-        <w:rPr>
-          <w:b/>
-          <w:lang w:val="hi_IN" w:bidi="hi_IN"/>
-        </w:rPr>
         <w:t>""</w:t>
       </w:r>
     </w:p>
@@ -1835,21 +1597,6 @@
           <w:b/>
           <w:lang w:val="hi_IN" w:bidi="hi_IN"/>
         </w:rPr>
-        <w:t>περὶ τῆς κοινῆς ἡμῶν σωτηρίας</w:t>
-      </w:r>
-    </w:p>
-    <w:p>
-      <w:pPr/>
-      <w:r>
-        <w:rPr>
-          <w:lang w:val="hi_IN" w:bidi="hi_IN"/>
-        </w:rPr>
-      </w:r>
-      <w:r>
-        <w:rPr>
-          <w:b/>
-          <w:lang w:val="hi_IN" w:bidi="hi_IN"/>
-        </w:rPr>
         <w:t>"उस उद्धार"</w:t>
       </w:r>
       <w:r>
@@ -1952,21 +1699,6 @@
           <w:b/>
           <w:lang w:val="hi_IN" w:bidi="hi_IN"/>
         </w:rPr>
-        <w:t>περὶ τῆς κοινῆς ἡμῶν σωτηρίας</w:t>
-      </w:r>
-    </w:p>
-    <w:p>
-      <w:pPr/>
-      <w:r>
-        <w:rPr>
-          <w:lang w:val="hi_IN" w:bidi="hi_IN"/>
-        </w:rPr>
-      </w:r>
-      <w:r>
-        <w:rPr>
-          <w:b/>
-          <w:lang w:val="hi_IN" w:bidi="hi_IN"/>
-        </w:rPr>
         <w:t>"उस उद्धार के विषय में"</w:t>
       </w:r>
       <w:r>
@@ -2102,21 +1834,6 @@
           <w:b/>
           <w:lang w:val="hi_IN" w:bidi="hi_IN"/>
         </w:rPr>
-        <w:t>ἡμῶν</w:t>
-      </w:r>
-    </w:p>
-    <w:p>
-      <w:pPr/>
-      <w:r>
-        <w:rPr>
-          <w:lang w:val="hi_IN" w:bidi="hi_IN"/>
-        </w:rPr>
-      </w:r>
-      <w:r>
-        <w:rPr>
-          <w:b/>
-          <w:lang w:val="hi_IN" w:bidi="hi_IN"/>
-        </w:rPr>
         <w:t>""</w:t>
       </w:r>
     </w:p>
@@ -2207,21 +1924,6 @@
           <w:b/>
           <w:lang w:val="hi_IN" w:bidi="hi_IN"/>
         </w:rPr>
-        <w:t>ἀνάγκην ἔσχον γράψαι</w:t>
-      </w:r>
-    </w:p>
-    <w:p>
-      <w:pPr/>
-      <w:r>
-        <w:rPr>
-          <w:lang w:val="hi_IN" w:bidi="hi_IN"/>
-        </w:rPr>
-      </w:r>
-      <w:r>
-        <w:rPr>
-          <w:b/>
-          <w:lang w:val="hi_IN" w:bidi="hi_IN"/>
-        </w:rPr>
         <w:t>"आवश्यक जाना कि"</w:t>
       </w:r>
     </w:p>
@@ -2298,21 +2000,6 @@
           <w:b/>
           <w:lang w:val="hi_IN" w:bidi="hi_IN"/>
         </w:rPr>
-        <w:t>παρακαλῶν ἐπαγωνίζεσθαι τῇ &amp; πίστει</w:t>
-      </w:r>
-    </w:p>
-    <w:p>
-      <w:pPr/>
-      <w:r>
-        <w:rPr>
-          <w:lang w:val="hi_IN" w:bidi="hi_IN"/>
-        </w:rPr>
-      </w:r>
-      <w:r>
-        <w:rPr>
-          <w:b/>
-          <w:lang w:val="hi_IN" w:bidi="hi_IN"/>
-        </w:rPr>
         <w:t>"मैं"</w:t>
       </w:r>
       <w:r>
@@ -2402,21 +2089,6 @@
           <w:b/>
           <w:lang w:val="hi_IN" w:bidi="hi_IN"/>
         </w:rPr>
-        <w:t>παρακαλῶν ἐπαγωνίζεσθαι τῇ &amp; πίστει</w:t>
-      </w:r>
-    </w:p>
-    <w:p>
-      <w:pPr/>
-      <w:r>
-        <w:rPr>
-          <w:lang w:val="hi_IN" w:bidi="hi_IN"/>
-        </w:rPr>
-      </w:r>
-      <w:r>
-        <w:rPr>
-          <w:b/>
-          <w:lang w:val="hi_IN" w:bidi="hi_IN"/>
-        </w:rPr>
         <w:t>"मैं"</w:t>
       </w:r>
       <w:r>
@@ -2526,21 +2198,6 @@
           <w:b/>
           <w:lang w:val="hi_IN" w:bidi="hi_IN"/>
         </w:rPr>
-        <w:t>τῇ ἅπαξ παραδοθείσῃ τοῖς ἁγίοις πίστει</w:t>
-      </w:r>
-    </w:p>
-    <w:p>
-      <w:pPr/>
-      <w:r>
-        <w:rPr>
-          <w:lang w:val="hi_IN" w:bidi="hi_IN"/>
-        </w:rPr>
-      </w:r>
-      <w:r>
-        <w:rPr>
-          <w:b/>
-          <w:lang w:val="hi_IN" w:bidi="hi_IN"/>
-        </w:rPr>
         <w:t>"उस विश्वास के लिये"</w:t>
       </w:r>
       <w:r>
@@ -2637,21 +2294,6 @@
           <w:b/>
           <w:lang w:val="hi_IN" w:bidi="hi_IN"/>
         </w:rPr>
-        <w:t>ἅπαξ</w:t>
-      </w:r>
-    </w:p>
-    <w:p>
-      <w:pPr/>
-      <w:r>
-        <w:rPr>
-          <w:lang w:val="hi_IN" w:bidi="hi_IN"/>
-        </w:rPr>
-      </w:r>
-      <w:r>
-        <w:rPr>
-          <w:b/>
-          <w:lang w:val="hi_IN" w:bidi="hi_IN"/>
-        </w:rPr>
         <w:t>"एक ही बार"</w:t>
       </w:r>
     </w:p>
@@ -2741,21 +2383,6 @@
           <w:b/>
           <w:lang w:val="hi_IN" w:bidi="hi_IN"/>
         </w:rPr>
-        <w:t>γάρ</w:t>
-      </w:r>
-    </w:p>
-    <w:p>
-      <w:pPr/>
-      <w:r>
-        <w:rPr>
-          <w:lang w:val="hi_IN" w:bidi="hi_IN"/>
-        </w:rPr>
-      </w:r>
-      <w:r>
-        <w:rPr>
-          <w:b/>
-          <w:lang w:val="hi_IN" w:bidi="hi_IN"/>
-        </w:rPr>
         <w:t>"क्योंकि"</w:t>
       </w:r>
     </w:p>
@@ -2852,21 +2479,6 @@
           <w:b/>
           <w:lang w:val="hi_IN" w:bidi="hi_IN"/>
         </w:rPr>
-        <w:t>παρεισέδυσαν γάρ τινες ἄνθρωποι</w:t>
-      </w:r>
-    </w:p>
-    <w:p>
-      <w:pPr/>
-      <w:r>
-        <w:rPr>
-          <w:lang w:val="hi_IN" w:bidi="hi_IN"/>
-        </w:rPr>
-      </w:r>
-      <w:r>
-        <w:rPr>
-          <w:b/>
-          <w:lang w:val="hi_IN" w:bidi="hi_IN"/>
-        </w:rPr>
         <w:t>"क्योंकि कितने ऐसे मनुष्य"</w:t>
       </w:r>
       <w:r>
@@ -2942,21 +2554,6 @@
         <w:rPr>
           <w:lang w:val="hi_IN" w:bidi="hi_IN"/>
         </w:rPr>
-      </w:r>
-    </w:p>
-    <w:p>
-      <w:pPr/>
-      <w:r>
-        <w:rPr>
-          <w:lang w:val="hi_IN" w:bidi="hi_IN"/>
-        </w:rPr>
-      </w:r>
-      <w:r>
-        <w:rPr>
-          <w:b/>
-          <w:lang w:val="hi_IN" w:bidi="hi_IN"/>
-        </w:rPr>
-        <w:t>παρεισέδυσαν γάρ τινες ἄνθρωποι</w:t>
       </w:r>
     </w:p>
     <w:p>
@@ -3098,21 +2695,6 @@
           <w:b/>
           <w:lang w:val="hi_IN" w:bidi="hi_IN"/>
         </w:rPr>
-        <w:t>οἱ πάλαι προγεγραμμένοι εἰς τοῦτο τὸ κρίμα</w:t>
-      </w:r>
-    </w:p>
-    <w:p>
-      <w:pPr/>
-      <w:r>
-        <w:rPr>
-          <w:lang w:val="hi_IN" w:bidi="hi_IN"/>
-        </w:rPr>
-      </w:r>
-      <w:r>
-        <w:rPr>
-          <w:b/>
-          <w:lang w:val="hi_IN" w:bidi="hi_IN"/>
-        </w:rPr>
         <w:t>"में"</w:t>
       </w:r>
       <w:r>
@@ -3235,21 +2817,6 @@
           <w:b/>
           <w:lang w:val="hi_IN" w:bidi="hi_IN"/>
         </w:rPr>
-        <w:t>εἰς τοῦτο τὸ κρίμα</w:t>
-      </w:r>
-    </w:p>
-    <w:p>
-      <w:pPr/>
-      <w:r>
-        <w:rPr>
-          <w:lang w:val="hi_IN" w:bidi="hi_IN"/>
-        </w:rPr>
-      </w:r>
-      <w:r>
-        <w:rPr>
-          <w:b/>
-          <w:lang w:val="hi_IN" w:bidi="hi_IN"/>
-        </w:rPr>
         <w:t>"में"</w:t>
       </w:r>
       <w:r>
@@ -3385,21 +2952,6 @@
           <w:b/>
           <w:lang w:val="hi_IN" w:bidi="hi_IN"/>
         </w:rPr>
-        <w:t>ἀσεβεῖς</w:t>
-      </w:r>
-    </w:p>
-    <w:p>
-      <w:pPr/>
-      <w:r>
-        <w:rPr>
-          <w:lang w:val="hi_IN" w:bidi="hi_IN"/>
-        </w:rPr>
-      </w:r>
-      <w:r>
-        <w:rPr>
-          <w:b/>
-          <w:lang w:val="hi_IN" w:bidi="hi_IN"/>
-        </w:rPr>
         <w:t>"भक्तिहीन"</w:t>
       </w:r>
     </w:p>
@@ -3496,21 +3048,6 @@
           <w:b/>
           <w:lang w:val="hi_IN" w:bidi="hi_IN"/>
         </w:rPr>
-        <w:t>τὴν τοῦ Θεοῦ ἡμῶν χάριτα μετατιθέντες εἰς ἀσέλγειαν</w:t>
-      </w:r>
-    </w:p>
-    <w:p>
-      <w:pPr/>
-      <w:r>
-        <w:rPr>
-          <w:lang w:val="hi_IN" w:bidi="hi_IN"/>
-        </w:rPr>
-      </w:r>
-      <w:r>
-        <w:rPr>
-          <w:b/>
-          <w:lang w:val="hi_IN" w:bidi="hi_IN"/>
-        </w:rPr>
         <w:t>"हम"</w:t>
       </w:r>
       <w:r>
@@ -3620,21 +3157,6 @@
           <w:b/>
           <w:lang w:val="hi_IN" w:bidi="hi_IN"/>
         </w:rPr>
-        <w:t>ἡμῶν &amp; ἡμῶν</w:t>
-      </w:r>
-    </w:p>
-    <w:p>
-      <w:pPr/>
-      <w:r>
-        <w:rPr>
-          <w:lang w:val="hi_IN" w:bidi="hi_IN"/>
-        </w:rPr>
-      </w:r>
-      <w:r>
-        <w:rPr>
-          <w:b/>
-          <w:lang w:val="hi_IN" w:bidi="hi_IN"/>
-        </w:rPr>
         <w:t>"हम"</w:t>
       </w:r>
       <w:r>
@@ -3757,21 +3279,6 @@
           <w:b/>
           <w:lang w:val="hi_IN" w:bidi="hi_IN"/>
         </w:rPr>
-        <w:t>τὴν τοῦ Θεοῦ ἡμῶν χάριτα</w:t>
-      </w:r>
-    </w:p>
-    <w:p>
-      <w:pPr/>
-      <w:r>
-        <w:rPr>
-          <w:lang w:val="hi_IN" w:bidi="hi_IN"/>
-        </w:rPr>
-      </w:r>
-      <w:r>
-        <w:rPr>
-          <w:b/>
-          <w:lang w:val="hi_IN" w:bidi="hi_IN"/>
-        </w:rPr>
         <w:t>"हम"</w:t>
       </w:r>
       <w:r>
@@ -3894,21 +3401,6 @@
           <w:b/>
           <w:lang w:val="hi_IN" w:bidi="hi_IN"/>
         </w:rPr>
-        <w:t>εἰς ἀσέλγειαν</w:t>
-      </w:r>
-    </w:p>
-    <w:p>
-      <w:pPr/>
-      <w:r>
-        <w:rPr>
-          <w:lang w:val="hi_IN" w:bidi="hi_IN"/>
-        </w:rPr>
-      </w:r>
-      <w:r>
-        <w:rPr>
-          <w:b/>
-          <w:lang w:val="hi_IN" w:bidi="hi_IN"/>
-        </w:rPr>
         <w:t>"लुचपन में"</w:t>
       </w:r>
     </w:p>
@@ -4005,21 +3497,6 @@
           <w:b/>
           <w:lang w:val="hi_IN" w:bidi="hi_IN"/>
         </w:rPr>
-        <w:t>τὸν μόνον Δεσπότην καὶ Κύριον ἡμῶν, Ἰησοῦν Χριστὸν, ἀρνούμενοι</w:t>
-      </w:r>
-    </w:p>
-    <w:p>
-      <w:pPr/>
-      <w:r>
-        <w:rPr>
-          <w:lang w:val="hi_IN" w:bidi="hi_IN"/>
-        </w:rPr>
-      </w:r>
-      <w:r>
-        <w:rPr>
-          <w:b/>
-          <w:lang w:val="hi_IN" w:bidi="hi_IN"/>
-        </w:rPr>
         <w:t>"चुपके से"</w:t>
       </w:r>
       <w:r>
@@ -4109,21 +3586,6 @@
           <w:b/>
           <w:lang w:val="hi_IN" w:bidi="hi_IN"/>
         </w:rPr>
-        <w:t>τὸν μόνον Δεσπότην καὶ Κύριον ἡμῶν</w:t>
-      </w:r>
-    </w:p>
-    <w:p>
-      <w:pPr/>
-      <w:r>
-        <w:rPr>
-          <w:lang w:val="hi_IN" w:bidi="hi_IN"/>
-        </w:rPr>
-      </w:r>
-      <w:r>
-        <w:rPr>
-          <w:b/>
-          <w:lang w:val="hi_IN" w:bidi="hi_IN"/>
-        </w:rPr>
         <w:t>"चुपके से"</w:t>
       </w:r>
       <w:r>
@@ -4285,21 +3747,6 @@
           <w:b/>
           <w:lang w:val="hi_IN" w:bidi="hi_IN"/>
         </w:rPr>
-        <w:t>ὑπομνῆσαι &amp; ὑμᾶς βούλομαι, εἰδότας ὑμᾶς ἅπαξ πάντα</w:t>
-      </w:r>
-    </w:p>
-    <w:p>
-      <w:pPr/>
-      <w:r>
-        <w:rPr>
-          <w:lang w:val="hi_IN" w:bidi="hi_IN"/>
-        </w:rPr>
-      </w:r>
-      <w:r>
-        <w:rPr>
-          <w:b/>
-          <w:lang w:val="hi_IN" w:bidi="hi_IN"/>
-        </w:rPr>
         <w:t>"तुम सब बात एक बार जान चुके हो,"</w:t>
       </w:r>
       <w:r>
@@ -4409,21 +3856,6 @@
           <w:b/>
           <w:lang w:val="hi_IN" w:bidi="hi_IN"/>
         </w:rPr>
-        <w:t>πάντα</w:t>
-      </w:r>
-    </w:p>
-    <w:p>
-      <w:pPr/>
-      <w:r>
-        <w:rPr>
-          <w:lang w:val="hi_IN" w:bidi="hi_IN"/>
-        </w:rPr>
-      </w:r>
-      <w:r>
-        <w:rPr>
-          <w:b/>
-          <w:lang w:val="hi_IN" w:bidi="hi_IN"/>
-        </w:rPr>
         <w:t>""</w:t>
       </w:r>
     </w:p>
@@ -4500,21 +3932,6 @@
           <w:b/>
           <w:lang w:val="hi_IN" w:bidi="hi_IN"/>
         </w:rPr>
-        <w:t>ὅτι Ἰησοῦς</w:t>
-      </w:r>
-    </w:p>
-    <w:p>
-      <w:pPr/>
-      <w:r>
-        <w:rPr>
-          <w:lang w:val="hi_IN" w:bidi="hi_IN"/>
-        </w:rPr>
-      </w:r>
-      <w:r>
-        <w:rPr>
-          <w:b/>
-          <w:lang w:val="hi_IN" w:bidi="hi_IN"/>
-        </w:rPr>
         <w:t>"इस बात की"</w:t>
       </w:r>
       <w:r>
@@ -4611,21 +4028,6 @@
           <w:b/>
           <w:lang w:val="hi_IN" w:bidi="hi_IN"/>
         </w:rPr>
-        <w:t>λαὸν ἐκ γῆς Αἰγύπτου σώσας</w:t>
-      </w:r>
-    </w:p>
-    <w:p>
-      <w:pPr/>
-      <w:r>
-        <w:rPr>
-          <w:lang w:val="hi_IN" w:bidi="hi_IN"/>
-        </w:rPr>
-      </w:r>
-      <w:r>
-        <w:rPr>
-          <w:b/>
-          <w:lang w:val="hi_IN" w:bidi="hi_IN"/>
-        </w:rPr>
         <w:t>"एक कुल को मिस्र देश से छुड़ाने"</w:t>
       </w:r>
     </w:p>
@@ -4689,21 +4091,6 @@
           <w:b/>
           <w:lang w:val="hi_IN" w:bidi="hi_IN"/>
         </w:rPr>
-        <w:t>λαὸν ἐκ γῆς Αἰγύπτου σώσας</w:t>
-      </w:r>
-    </w:p>
-    <w:p>
-      <w:pPr/>
-      <w:r>
-        <w:rPr>
-          <w:lang w:val="hi_IN" w:bidi="hi_IN"/>
-        </w:rPr>
-      </w:r>
-      <w:r>
-        <w:rPr>
-          <w:b/>
-          <w:lang w:val="hi_IN" w:bidi="hi_IN"/>
-        </w:rPr>
         <w:t>""</w:t>
       </w:r>
     </w:p>
@@ -4780,21 +4167,6 @@
           <w:b/>
           <w:lang w:val="hi_IN" w:bidi="hi_IN"/>
         </w:rPr>
-        <w:t>τοὺς μὴ τηρήσαντας τὴν ἑαυτῶν ἀρχὴν</w:t>
-      </w:r>
-    </w:p>
-    <w:p>
-      <w:pPr/>
-      <w:r>
-        <w:rPr>
-          <w:lang w:val="hi_IN" w:bidi="hi_IN"/>
-        </w:rPr>
-      </w:r>
-      <w:r>
-        <w:rPr>
-          <w:b/>
-          <w:lang w:val="hi_IN" w:bidi="hi_IN"/>
-        </w:rPr>
         <w:t>"को स्थिर न रखा"</w:t>
       </w:r>
       <w:r>
@@ -4917,21 +4289,6 @@
           <w:b/>
           <w:lang w:val="hi_IN" w:bidi="hi_IN"/>
         </w:rPr>
-        <w:t>τὴν ἑαυτῶν ἀρχὴν</w:t>
-      </w:r>
-    </w:p>
-    <w:p>
-      <w:pPr/>
-      <w:r>
-        <w:rPr>
-          <w:lang w:val="hi_IN" w:bidi="hi_IN"/>
-        </w:rPr>
-      </w:r>
-      <w:r>
-        <w:rPr>
-          <w:b/>
-          <w:lang w:val="hi_IN" w:bidi="hi_IN"/>
-        </w:rPr>
         <w:t>"अपने"</w:t>
       </w:r>
       <w:r>
@@ -5021,21 +4378,6 @@
           <w:b/>
           <w:lang w:val="hi_IN" w:bidi="hi_IN"/>
         </w:rPr>
-        <w:t>δεσμοῖς ἀϊδίοις ὑπὸ ζόφον τετήρηκεν</w:t>
-      </w:r>
-    </w:p>
-    <w:p>
-      <w:pPr/>
-      <w:r>
-        <w:rPr>
-          <w:lang w:val="hi_IN" w:bidi="hi_IN"/>
-        </w:rPr>
-      </w:r>
-      <w:r>
-        <w:rPr>
-          <w:b/>
-          <w:lang w:val="hi_IN" w:bidi="hi_IN"/>
-        </w:rPr>
         <w:t>"अंधकार"</w:t>
       </w:r>
       <w:r>
@@ -5138,21 +4480,6 @@
           <w:b/>
           <w:lang w:val="hi_IN" w:bidi="hi_IN"/>
         </w:rPr>
-        <w:t>δεσμοῖς ἀϊδίοις &amp; τετήρηκεν</w:t>
-      </w:r>
-    </w:p>
-    <w:p>
-      <w:pPr/>
-      <w:r>
-        <w:rPr>
-          <w:lang w:val="hi_IN" w:bidi="hi_IN"/>
-        </w:rPr>
-      </w:r>
-      <w:r>
-        <w:rPr>
-          <w:b/>
-          <w:lang w:val="hi_IN" w:bidi="hi_IN"/>
-        </w:rPr>
         <w:t>"अंधकार"</w:t>
       </w:r>
       <w:r>
@@ -5255,21 +4582,6 @@
           <w:b/>
           <w:lang w:val="hi_IN" w:bidi="hi_IN"/>
         </w:rPr>
-        <w:t>ὑπὸ ζόφον</w:t>
-      </w:r>
-    </w:p>
-    <w:p>
-      <w:pPr/>
-      <w:r>
-        <w:rPr>
-          <w:lang w:val="hi_IN" w:bidi="hi_IN"/>
-        </w:rPr>
-      </w:r>
-      <w:r>
-        <w:rPr>
-          <w:b/>
-          <w:lang w:val="hi_IN" w:bidi="hi_IN"/>
-        </w:rPr>
         <w:t>"अंधकार"</w:t>
       </w:r>
       <w:r>
@@ -5379,21 +4691,6 @@
           <w:b/>
           <w:lang w:val="hi_IN" w:bidi="hi_IN"/>
         </w:rPr>
-        <w:t>εἰς κρίσιν μεγάλης ἡμέρας</w:t>
-      </w:r>
-    </w:p>
-    <w:p>
-      <w:pPr/>
-      <w:r>
-        <w:rPr>
-          <w:lang w:val="hi_IN" w:bidi="hi_IN"/>
-        </w:rPr>
-      </w:r>
-      <w:r>
-        <w:rPr>
-          <w:b/>
-          <w:lang w:val="hi_IN" w:bidi="hi_IN"/>
-        </w:rPr>
         <w:t>"दिन के न्याय के लिये"</w:t>
       </w:r>
       <w:r>
@@ -5503,21 +4800,6 @@
           <w:b/>
           <w:lang w:val="hi_IN" w:bidi="hi_IN"/>
         </w:rPr>
-        <w:t>εἰς κρίσιν μεγάλης ἡμέρας</w:t>
-      </w:r>
-    </w:p>
-    <w:p>
-      <w:pPr/>
-      <w:r>
-        <w:rPr>
-          <w:lang w:val="hi_IN" w:bidi="hi_IN"/>
-        </w:rPr>
-      </w:r>
-      <w:r>
-        <w:rPr>
-          <w:b/>
-          <w:lang w:val="hi_IN" w:bidi="hi_IN"/>
-        </w:rPr>
         <w:t>"दिन के न्याय के लिये"</w:t>
       </w:r>
       <w:r>
@@ -5640,21 +4922,6 @@
           <w:b/>
           <w:lang w:val="hi_IN" w:bidi="hi_IN"/>
         </w:rPr>
-        <w:t>μεγάλης ἡμέρας</w:t>
-      </w:r>
-    </w:p>
-    <w:p>
-      <w:pPr/>
-      <w:r>
-        <w:rPr>
-          <w:lang w:val="hi_IN" w:bidi="hi_IN"/>
-        </w:rPr>
-      </w:r>
-      <w:r>
-        <w:rPr>
-          <w:b/>
-          <w:lang w:val="hi_IN" w:bidi="hi_IN"/>
-        </w:rPr>
         <w:t>"दिन के"</w:t>
       </w:r>
       <w:r>
@@ -5744,21 +5011,6 @@
           <w:b/>
           <w:lang w:val="hi_IN" w:bidi="hi_IN"/>
         </w:rPr>
-        <w:t>Σόδομα καὶ Γόμορρα, καὶ αἱ περὶ αὐτὰς πόλεις</w:t>
-      </w:r>
-    </w:p>
-    <w:p>
-      <w:pPr/>
-      <w:r>
-        <w:rPr>
-          <w:lang w:val="hi_IN" w:bidi="hi_IN"/>
-        </w:rPr>
-      </w:r>
-      <w:r>
-        <w:rPr>
-          <w:b/>
-          <w:lang w:val="hi_IN" w:bidi="hi_IN"/>
-        </w:rPr>
         <w:t>"उनके नगर"</w:t>
       </w:r>
     </w:p>
@@ -5881,21 +5133,6 @@
           <w:b/>
           <w:lang w:val="hi_IN" w:bidi="hi_IN"/>
         </w:rPr>
-        <w:t>τὸν ὅμοιον τρόπον τούτοις</w:t>
-      </w:r>
-    </w:p>
-    <w:p>
-      <w:pPr/>
-      <w:r>
-        <w:rPr>
-          <w:lang w:val="hi_IN" w:bidi="hi_IN"/>
-        </w:rPr>
-      </w:r>
-      <w:r>
-        <w:rPr>
-          <w:b/>
-          <w:lang w:val="hi_IN" w:bidi="hi_IN"/>
-        </w:rPr>
         <w:t>"जो इनके समान व्यभिचारी हो गए थे"</w:t>
       </w:r>
     </w:p>
@@ -5972,21 +5209,6 @@
           <w:b/>
           <w:lang w:val="hi_IN" w:bidi="hi_IN"/>
         </w:rPr>
-        <w:t>ἐκπορνεύσασαι</w:t>
-      </w:r>
-    </w:p>
-    <w:p>
-      <w:pPr/>
-      <w:r>
-        <w:rPr>
-          <w:lang w:val="hi_IN" w:bidi="hi_IN"/>
-        </w:rPr>
-      </w:r>
-      <w:r>
-        <w:rPr>
-          <w:b/>
-          <w:lang w:val="hi_IN" w:bidi="hi_IN"/>
-        </w:rPr>
         <w:t>"जो इनके समान व्यभिचारी हो गए थे"</w:t>
       </w:r>
     </w:p>
@@ -6083,21 +5305,6 @@
           <w:b/>
           <w:lang w:val="hi_IN" w:bidi="hi_IN"/>
         </w:rPr>
-        <w:t>καὶ ἀπελθοῦσαι ὀπίσω σαρκὸς ἑτέρας</w:t>
-      </w:r>
-    </w:p>
-    <w:p>
-      <w:pPr/>
-      <w:r>
-        <w:rPr>
-          <w:lang w:val="hi_IN" w:bidi="hi_IN"/>
-        </w:rPr>
-      </w:r>
-      <w:r>
-        <w:rPr>
-          <w:b/>
-          <w:lang w:val="hi_IN" w:bidi="hi_IN"/>
-        </w:rPr>
         <w:t>"और पराए शरीर के पीछे लग गए थे"</w:t>
       </w:r>
     </w:p>
@@ -6194,21 +5401,6 @@
           <w:b/>
           <w:lang w:val="hi_IN" w:bidi="hi_IN"/>
         </w:rPr>
-        <w:t>σαρκὸς ἑτέρας</w:t>
-      </w:r>
-    </w:p>
-    <w:p>
-      <w:pPr/>
-      <w:r>
-        <w:rPr>
-          <w:lang w:val="hi_IN" w:bidi="hi_IN"/>
-        </w:rPr>
-      </w:r>
-      <w:r>
-        <w:rPr>
-          <w:b/>
-          <w:lang w:val="hi_IN" w:bidi="hi_IN"/>
-        </w:rPr>
         <w:t>"पराए शरीर के"</w:t>
       </w:r>
     </w:p>
@@ -6285,21 +5477,6 @@
           <w:b/>
           <w:lang w:val="hi_IN" w:bidi="hi_IN"/>
         </w:rPr>
-        <w:t>πρόκεινται δεῖγμα</w:t>
-      </w:r>
-    </w:p>
-    <w:p>
-      <w:pPr/>
-      <w:r>
-        <w:rPr>
-          <w:lang w:val="hi_IN" w:bidi="hi_IN"/>
-        </w:rPr>
-      </w:r>
-      <w:r>
-        <w:rPr>
-          <w:b/>
-          <w:lang w:val="hi_IN" w:bidi="hi_IN"/>
-        </w:rPr>
         <w:t>"जो"</w:t>
       </w:r>
       <w:r>
@@ -6402,21 +5579,6 @@
           <w:b/>
           <w:lang w:val="hi_IN" w:bidi="hi_IN"/>
         </w:rPr>
-        <w:t>πυρὸς αἰωνίου δίκην ὑπέχουσαι</w:t>
-      </w:r>
-    </w:p>
-    <w:p>
-      <w:pPr/>
-      <w:r>
-        <w:rPr>
-          <w:lang w:val="hi_IN" w:bidi="hi_IN"/>
-        </w:rPr>
-      </w:r>
-      <w:r>
-        <w:rPr>
-          <w:b/>
-          <w:lang w:val="hi_IN" w:bidi="hi_IN"/>
-        </w:rPr>
         <w:t>"जो"</w:t>
       </w:r>
       <w:r>
@@ -6512,21 +5674,6 @@
         <w:rPr>
           <w:lang w:val="hi_IN" w:bidi="hi_IN"/>
         </w:rPr>
-      </w:r>
-    </w:p>
-    <w:p>
-      <w:pPr/>
-      <w:r>
-        <w:rPr>
-          <w:lang w:val="hi_IN" w:bidi="hi_IN"/>
-        </w:rPr>
-      </w:r>
-      <w:r>
-        <w:rPr>
-          <w:b/>
-          <w:lang w:val="hi_IN" w:bidi="hi_IN"/>
-        </w:rPr>
-        <w:t>ὁμοίως</w:t>
       </w:r>
     </w:p>
     <w:p>
@@ -6655,21 +5802,6 @@
           <w:b/>
           <w:lang w:val="hi_IN" w:bidi="hi_IN"/>
         </w:rPr>
-        <w:t>οὗτοι ἐνυπνιαζόμενοι</w:t>
-      </w:r>
-    </w:p>
-    <w:p>
-      <w:pPr/>
-      <w:r>
-        <w:rPr>
-          <w:lang w:val="hi_IN" w:bidi="hi_IN"/>
-        </w:rPr>
-      </w:r>
-      <w:r>
-        <w:rPr>
-          <w:b/>
-          <w:lang w:val="hi_IN" w:bidi="hi_IN"/>
-        </w:rPr>
         <w:t>"ये स्वप्नदर्शी भी"</w:t>
       </w:r>
     </w:p>
@@ -6764,21 +5896,6 @@
           <w:b/>
           <w:lang w:val="hi_IN" w:bidi="hi_IN"/>
         </w:rPr>
-        <w:t>σάρκα μὲν μιαίνουσιν</w:t>
-      </w:r>
-    </w:p>
-    <w:p>
-      <w:pPr/>
-      <w:r>
-        <w:rPr>
-          <w:lang w:val="hi_IN" w:bidi="hi_IN"/>
-        </w:rPr>
-      </w:r>
-      <w:r>
-        <w:rPr>
-          <w:b/>
-          <w:lang w:val="hi_IN" w:bidi="hi_IN"/>
-        </w:rPr>
         <w:t>"शरीर को अशुद्ध करते"</w:t>
       </w:r>
     </w:p>
@@ -6875,21 +5992,6 @@
           <w:b/>
           <w:lang w:val="hi_IN" w:bidi="hi_IN"/>
         </w:rPr>
-        <w:t>κυριότητα</w:t>
-      </w:r>
-    </w:p>
-    <w:p>
-      <w:pPr/>
-      <w:r>
-        <w:rPr>
-          <w:lang w:val="hi_IN" w:bidi="hi_IN"/>
-        </w:rPr>
-      </w:r>
-      <w:r>
-        <w:rPr>
-          <w:b/>
-          <w:lang w:val="hi_IN" w:bidi="hi_IN"/>
-        </w:rPr>
         <w:t>"प्रभुता को तुच्छ जानते हैं"</w:t>
       </w:r>
     </w:p>
@@ -6966,21 +6068,6 @@
           <w:b/>
           <w:lang w:val="hi_IN" w:bidi="hi_IN"/>
         </w:rPr>
-        <w:t>κυριότητα &amp; ἀθετοῦσιν</w:t>
-      </w:r>
-    </w:p>
-    <w:p>
-      <w:pPr/>
-      <w:r>
-        <w:rPr>
-          <w:lang w:val="hi_IN" w:bidi="hi_IN"/>
-        </w:rPr>
-      </w:r>
-      <w:r>
-        <w:rPr>
-          <w:b/>
-          <w:lang w:val="hi_IN" w:bidi="hi_IN"/>
-        </w:rPr>
         <w:t>"प्रभुता को तुच्छ जानते हैं"</w:t>
       </w:r>
     </w:p>
@@ -7153,21 +6240,6 @@
           <w:b/>
           <w:lang w:val="hi_IN" w:bidi="hi_IN"/>
         </w:rPr>
-        <w:t>κρίσιν ἐπενεγκεῖν βλασφημίας</w:t>
-      </w:r>
-    </w:p>
-    <w:p>
-      <w:pPr/>
-      <w:r>
-        <w:rPr>
-          <w:lang w:val="hi_IN" w:bidi="hi_IN"/>
-        </w:rPr>
-      </w:r>
-      <w:r>
-        <w:rPr>
-          <w:b/>
-          <w:lang w:val="hi_IN" w:bidi="hi_IN"/>
-        </w:rPr>
         <w:t>"साहस न किया"</w:t>
       </w:r>
     </w:p>
@@ -7244,21 +6316,6 @@
           <w:b/>
           <w:lang w:val="hi_IN" w:bidi="hi_IN"/>
         </w:rPr>
-        <w:t>κρίσιν ἐπενεγκεῖν βλασφημίας</w:t>
-      </w:r>
-    </w:p>
-    <w:p>
-      <w:pPr/>
-      <w:r>
-        <w:rPr>
-          <w:lang w:val="hi_IN" w:bidi="hi_IN"/>
-        </w:rPr>
-      </w:r>
-      <w:r>
-        <w:rPr>
-          <w:b/>
-          <w:lang w:val="hi_IN" w:bidi="hi_IN"/>
-        </w:rPr>
         <w:t>"उसको"</w:t>
       </w:r>
     </w:p>
@@ -7335,21 +6392,6 @@
           <w:b/>
           <w:lang w:val="hi_IN" w:bidi="hi_IN"/>
         </w:rPr>
-        <w:t>κρίσιν ἐπενεγκεῖν βλασφημίας</w:t>
-      </w:r>
-    </w:p>
-    <w:p>
-      <w:pPr/>
-      <w:r>
-        <w:rPr>
-          <w:lang w:val="hi_IN" w:bidi="hi_IN"/>
-        </w:rPr>
-      </w:r>
-      <w:r>
-        <w:rPr>
-          <w:b/>
-          <w:lang w:val="hi_IN" w:bidi="hi_IN"/>
-        </w:rPr>
         <w:t>"उसको"</w:t>
       </w:r>
     </w:p>
@@ -7445,21 +6487,6 @@
         <w:rPr>
           <w:lang w:val="hi_IN" w:bidi="hi_IN"/>
         </w:rPr>
-      </w:r>
-    </w:p>
-    <w:p>
-      <w:pPr/>
-      <w:r>
-        <w:rPr>
-          <w:lang w:val="hi_IN" w:bidi="hi_IN"/>
-        </w:rPr>
-      </w:r>
-      <w:r>
-        <w:rPr>
-          <w:b/>
-          <w:lang w:val="hi_IN" w:bidi="hi_IN"/>
-        </w:rPr>
-        <w:t>οὗτοι</w:t>
       </w:r>
     </w:p>
     <w:p>
@@ -7568,21 +6595,6 @@
           <w:b/>
           <w:lang w:val="hi_IN" w:bidi="hi_IN"/>
         </w:rPr>
-        <w:t>ὅσα &amp; οὐκ οἴδασιν</w:t>
-      </w:r>
-    </w:p>
-    <w:p>
-      <w:pPr/>
-      <w:r>
-        <w:rPr>
-          <w:lang w:val="hi_IN" w:bidi="hi_IN"/>
-        </w:rPr>
-      </w:r>
-      <w:r>
-        <w:rPr>
-          <w:b/>
-          <w:lang w:val="hi_IN" w:bidi="hi_IN"/>
-        </w:rPr>
         <w:t>"जिन बातों को नहीं जानते,"</w:t>
       </w:r>
       <w:r>
@@ -7690,21 +6702,6 @@
           <w:b/>
           <w:lang w:val="hi_IN" w:bidi="hi_IN"/>
         </w:rPr>
-        <w:t>ὅσα δὲ φυσικῶς ὡς τὰ ἄλογα ζῷα ἐπίστανται</w:t>
-      </w:r>
-    </w:p>
-    <w:p>
-      <w:pPr/>
-      <w:r>
-        <w:rPr>
-          <w:lang w:val="hi_IN" w:bidi="hi_IN"/>
-        </w:rPr>
-      </w:r>
-      <w:r>
-        <w:rPr>
-          <w:b/>
-          <w:lang w:val="hi_IN" w:bidi="hi_IN"/>
-        </w:rPr>
         <w:t>""</w:t>
       </w:r>
     </w:p>
@@ -7788,21 +6785,6 @@
           <w:b/>
           <w:lang w:val="hi_IN" w:bidi="hi_IN"/>
         </w:rPr>
-        <w:t>ἐν τούτοις</w:t>
-      </w:r>
-    </w:p>
-    <w:p>
-      <w:pPr/>
-      <w:r>
-        <w:rPr>
-          <w:lang w:val="hi_IN" w:bidi="hi_IN"/>
-        </w:rPr>
-      </w:r>
-      <w:r>
-        <w:rPr>
-          <w:b/>
-          <w:lang w:val="hi_IN" w:bidi="hi_IN"/>
-        </w:rPr>
         <w:t>"उनमें अपने आप को"</w:t>
       </w:r>
     </w:p>
@@ -7899,21 +6881,6 @@
           <w:b/>
           <w:lang w:val="hi_IN" w:bidi="hi_IN"/>
         </w:rPr>
-        <w:t>ἐν τούτοις φθείρονται</w:t>
-      </w:r>
-    </w:p>
-    <w:p>
-      <w:pPr/>
-      <w:r>
-        <w:rPr>
-          <w:lang w:val="hi_IN" w:bidi="hi_IN"/>
-        </w:rPr>
-      </w:r>
-      <w:r>
-        <w:rPr>
-          <w:b/>
-          <w:lang w:val="hi_IN" w:bidi="hi_IN"/>
-        </w:rPr>
         <w:t>"उनमें अपने आप को नाश करते हैं"</w:t>
       </w:r>
     </w:p>
@@ -7997,21 +6964,6 @@
           <w:b/>
           <w:lang w:val="hi_IN" w:bidi="hi_IN"/>
         </w:rPr>
-        <w:t>οὐαὶ αὐτοῖς</w:t>
-      </w:r>
-    </w:p>
-    <w:p>
-      <w:pPr/>
-      <w:r>
-        <w:rPr>
-          <w:lang w:val="hi_IN" w:bidi="hi_IN"/>
-        </w:rPr>
-      </w:r>
-      <w:r>
-        <w:rPr>
-          <w:b/>
-          <w:lang w:val="hi_IN" w:bidi="hi_IN"/>
-        </w:rPr>
         <w:t>"उन पर हाय"</w:t>
       </w:r>
     </w:p>
@@ -8108,21 +7060,6 @@
           <w:b/>
           <w:lang w:val="hi_IN" w:bidi="hi_IN"/>
         </w:rPr>
-        <w:t>τῇ ὁδῷ τοῦ Κάϊν ἐπορεύθησαν</w:t>
-      </w:r>
-    </w:p>
-    <w:p>
-      <w:pPr/>
-      <w:r>
-        <w:rPr>
-          <w:lang w:val="hi_IN" w:bidi="hi_IN"/>
-        </w:rPr>
-      </w:r>
-      <w:r>
-        <w:rPr>
-          <w:b/>
-          <w:lang w:val="hi_IN" w:bidi="hi_IN"/>
-        </w:rPr>
         <w:t>"कैन के समान चाल चले"</w:t>
       </w:r>
     </w:p>
@@ -8219,21 +7156,6 @@
           <w:b/>
           <w:lang w:val="hi_IN" w:bidi="hi_IN"/>
         </w:rPr>
-        <w:t>τοῦ Κάϊν</w:t>
-      </w:r>
-    </w:p>
-    <w:p>
-      <w:pPr/>
-      <w:r>
-        <w:rPr>
-          <w:lang w:val="hi_IN" w:bidi="hi_IN"/>
-        </w:rPr>
-      </w:r>
-      <w:r>
-        <w:rPr>
-          <w:b/>
-          <w:lang w:val="hi_IN" w:bidi="hi_IN"/>
-        </w:rPr>
         <w:t>"कैन के समान चाल"</w:t>
       </w:r>
     </w:p>
@@ -8317,21 +7239,6 @@
           <w:b/>
           <w:lang w:val="hi_IN" w:bidi="hi_IN"/>
         </w:rPr>
-        <w:t>ἐξεχύθησαν</w:t>
-      </w:r>
-    </w:p>
-    <w:p>
-      <w:pPr/>
-      <w:r>
-        <w:rPr>
-          <w:lang w:val="hi_IN" w:bidi="hi_IN"/>
-        </w:rPr>
-      </w:r>
-      <w:r>
-        <w:rPr>
-          <w:b/>
-          <w:lang w:val="hi_IN" w:bidi="hi_IN"/>
-        </w:rPr>
         <w:t>"करके"</w:t>
       </w:r>
     </w:p>
@@ -8395,21 +7302,6 @@
           <w:b/>
           <w:lang w:val="hi_IN" w:bidi="hi_IN"/>
         </w:rPr>
-        <w:t>τοῦ Βαλαὰμ μισθοῦ</w:t>
-      </w:r>
-    </w:p>
-    <w:p>
-      <w:pPr/>
-      <w:r>
-        <w:rPr>
-          <w:lang w:val="hi_IN" w:bidi="hi_IN"/>
-        </w:rPr>
-      </w:r>
-      <w:r>
-        <w:rPr>
-          <w:b/>
-          <w:lang w:val="hi_IN" w:bidi="hi_IN"/>
-        </w:rPr>
         <w:t>"मजदूरी के लिये बिलाम के समान भ्रष्ट हो गए हैं"</w:t>
       </w:r>
       <w:r>
@@ -8519,21 +7411,6 @@
           <w:b/>
           <w:lang w:val="hi_IN" w:bidi="hi_IN"/>
         </w:rPr>
-        <w:t>τοῦ Κόρε</w:t>
-      </w:r>
-    </w:p>
-    <w:p>
-      <w:pPr/>
-      <w:r>
-        <w:rPr>
-          <w:lang w:val="hi_IN" w:bidi="hi_IN"/>
-        </w:rPr>
-      </w:r>
-      <w:r>
-        <w:rPr>
-          <w:b/>
-          <w:lang w:val="hi_IN" w:bidi="hi_IN"/>
-        </w:rPr>
         <w:t>"कोरह"</w:t>
       </w:r>
       <w:r>
@@ -8643,21 +7520,6 @@
           <w:b/>
           <w:lang w:val="hi_IN" w:bidi="hi_IN"/>
         </w:rPr>
-        <w:t>ἀπώλοντο</w:t>
-      </w:r>
-    </w:p>
-    <w:p>
-      <w:pPr/>
-      <w:r>
-        <w:rPr>
-          <w:lang w:val="hi_IN" w:bidi="hi_IN"/>
-        </w:rPr>
-      </w:r>
-      <w:r>
-        <w:rPr>
-          <w:b/>
-          <w:lang w:val="hi_IN" w:bidi="hi_IN"/>
-        </w:rPr>
         <w:t>"नाश हुए हैं"</w:t>
       </w:r>
     </w:p>
@@ -8727,21 +7589,6 @@
         <w:rPr>
           <w:lang w:val="hi_IN" w:bidi="hi_IN"/>
         </w:rPr>
-      </w:r>
-    </w:p>
-    <w:p>
-      <w:pPr/>
-      <w:r>
-        <w:rPr>
-          <w:lang w:val="hi_IN" w:bidi="hi_IN"/>
-        </w:rPr>
-      </w:r>
-      <w:r>
-        <w:rPr>
-          <w:b/>
-          <w:lang w:val="hi_IN" w:bidi="hi_IN"/>
-        </w:rPr>
-        <w:t>οὗτοί</w:t>
       </w:r>
     </w:p>
     <w:p>
@@ -8863,21 +7710,6 @@
           <w:b/>
           <w:lang w:val="hi_IN" w:bidi="hi_IN"/>
         </w:rPr>
-        <w:t>σπιλάδες</w:t>
-      </w:r>
-    </w:p>
-    <w:p>
-      <w:pPr/>
-      <w:r>
-        <w:rPr>
-          <w:lang w:val="hi_IN" w:bidi="hi_IN"/>
-        </w:rPr>
-      </w:r>
-      <w:r>
-        <w:rPr>
-          <w:b/>
-          <w:lang w:val="hi_IN" w:bidi="hi_IN"/>
-        </w:rPr>
         <w:t>"छिपी हुई चट्टान"</w:t>
       </w:r>
     </w:p>
@@ -8974,21 +7806,6 @@
           <w:b/>
           <w:lang w:val="hi_IN" w:bidi="hi_IN"/>
         </w:rPr>
-        <w:t>ταῖς ἀγάπαις</w:t>
-      </w:r>
-    </w:p>
-    <w:p>
-      <w:pPr/>
-      <w:r>
-        <w:rPr>
-          <w:lang w:val="hi_IN" w:bidi="hi_IN"/>
-        </w:rPr>
-      </w:r>
-      <w:r>
-        <w:rPr>
-          <w:b/>
-          <w:lang w:val="hi_IN" w:bidi="hi_IN"/>
-        </w:rPr>
         <w:t>"प्रेम-"</w:t>
       </w:r>
       <w:r>
@@ -9111,21 +7928,6 @@
           <w:b/>
           <w:lang w:val="hi_IN" w:bidi="hi_IN"/>
         </w:rPr>
-        <w:t>ἑαυτοὺς ποιμαίνοντες</w:t>
-      </w:r>
-    </w:p>
-    <w:p>
-      <w:pPr/>
-      <w:r>
-        <w:rPr>
-          <w:lang w:val="hi_IN" w:bidi="hi_IN"/>
-        </w:rPr>
-      </w:r>
-      <w:r>
-        <w:rPr>
-          <w:b/>
-          <w:lang w:val="hi_IN" w:bidi="hi_IN"/>
-        </w:rPr>
         <w:t>"अपना ही रखवाले हैं"</w:t>
       </w:r>
     </w:p>
@@ -9209,21 +8011,6 @@
           <w:b/>
           <w:lang w:val="hi_IN" w:bidi="hi_IN"/>
         </w:rPr>
-        <w:t>νεφέλαι ἄνυδροι ὑπὸ ἀνέμων παραφερόμεναι</w:t>
-      </w:r>
-    </w:p>
-    <w:p>
-      <w:pPr/>
-      <w:r>
-        <w:rPr>
-          <w:lang w:val="hi_IN" w:bidi="hi_IN"/>
-        </w:rPr>
-      </w:r>
-      <w:r>
-        <w:rPr>
-          <w:b/>
-          <w:lang w:val="hi_IN" w:bidi="hi_IN"/>
-        </w:rPr>
         <w:t>"वे निर्जल बादल"</w:t>
       </w:r>
       <w:r>
@@ -9333,21 +8120,6 @@
           <w:b/>
           <w:lang w:val="hi_IN" w:bidi="hi_IN"/>
         </w:rPr>
-        <w:t>ὑπὸ ἀνέμων παραφερόμεναι</w:t>
-      </w:r>
-    </w:p>
-    <w:p>
-      <w:pPr/>
-      <w:r>
-        <w:rPr>
-          <w:lang w:val="hi_IN" w:bidi="hi_IN"/>
-        </w:rPr>
-      </w:r>
-      <w:r>
-        <w:rPr>
-          <w:b/>
-          <w:lang w:val="hi_IN" w:bidi="hi_IN"/>
-        </w:rPr>
         <w:t>"वे निर्जल बादल"</w:t>
       </w:r>
       <w:r>
@@ -9444,21 +8216,6 @@
           <w:b/>
           <w:lang w:val="hi_IN" w:bidi="hi_IN"/>
         </w:rPr>
-        <w:t>δένδρα φθινοπωρινὰ ἄκαρπα</w:t>
-      </w:r>
-    </w:p>
-    <w:p>
-      <w:pPr/>
-      <w:r>
-        <w:rPr>
-          <w:lang w:val="hi_IN" w:bidi="hi_IN"/>
-        </w:rPr>
-      </w:r>
-      <w:r>
-        <w:rPr>
-          <w:b/>
-          <w:lang w:val="hi_IN" w:bidi="hi_IN"/>
-        </w:rPr>
         <w:t>"में"</w:t>
       </w:r>
       <w:r>
@@ -9568,21 +8325,6 @@
           <w:b/>
           <w:lang w:val="hi_IN" w:bidi="hi_IN"/>
         </w:rPr>
-        <w:t>δὶς ἀποθανόντα ἐκριζωθέντα</w:t>
-      </w:r>
-    </w:p>
-    <w:p>
-      <w:pPr/>
-      <w:r>
-        <w:rPr>
-          <w:lang w:val="hi_IN" w:bidi="hi_IN"/>
-        </w:rPr>
-      </w:r>
-      <w:r>
-        <w:rPr>
-          <w:b/>
-          <w:lang w:val="hi_IN" w:bidi="hi_IN"/>
-        </w:rPr>
         <w:t>"दो बार मर चुके हैं; और जड़ से उखड़ गए हैं"</w:t>
       </w:r>
     </w:p>
@@ -9666,21 +8408,6 @@
           <w:b/>
           <w:lang w:val="hi_IN" w:bidi="hi_IN"/>
         </w:rPr>
-        <w:t>δὶς ἀποθανόντα ἐκριζωθέντα</w:t>
-      </w:r>
-    </w:p>
-    <w:p>
-      <w:pPr/>
-      <w:r>
-        <w:rPr>
-          <w:lang w:val="hi_IN" w:bidi="hi_IN"/>
-        </w:rPr>
-      </w:r>
-      <w:r>
-        <w:rPr>
-          <w:b/>
-          <w:lang w:val="hi_IN" w:bidi="hi_IN"/>
-        </w:rPr>
         <w:t>"दो बार मर चुके हैं; और जड़ से उखड़ गए हैं"</w:t>
       </w:r>
     </w:p>
@@ -9777,21 +8504,6 @@
           <w:b/>
           <w:lang w:val="hi_IN" w:bidi="hi_IN"/>
         </w:rPr>
-        <w:t>ἐκριζωθέντα</w:t>
-      </w:r>
-    </w:p>
-    <w:p>
-      <w:pPr/>
-      <w:r>
-        <w:rPr>
-          <w:lang w:val="hi_IN" w:bidi="hi_IN"/>
-        </w:rPr>
-      </w:r>
-      <w:r>
-        <w:rPr>
-          <w:b/>
-          <w:lang w:val="hi_IN" w:bidi="hi_IN"/>
-        </w:rPr>
         <w:t>"और जड़ से उखड़ गए हैं"</w:t>
       </w:r>
     </w:p>
@@ -9875,21 +8587,6 @@
           <w:b/>
           <w:lang w:val="hi_IN" w:bidi="hi_IN"/>
         </w:rPr>
-        <w:t>ἐκριζωθέντα</w:t>
-      </w:r>
-    </w:p>
-    <w:p>
-      <w:pPr/>
-      <w:r>
-        <w:rPr>
-          <w:lang w:val="hi_IN" w:bidi="hi_IN"/>
-        </w:rPr>
-      </w:r>
-      <w:r>
-        <w:rPr>
-          <w:b/>
-          <w:lang w:val="hi_IN" w:bidi="hi_IN"/>
-        </w:rPr>
         <w:t>"और जड़ से उखड़ गए हैं"</w:t>
       </w:r>
     </w:p>
@@ -9973,21 +8670,6 @@
           <w:b/>
           <w:lang w:val="hi_IN" w:bidi="hi_IN"/>
         </w:rPr>
-        <w:t>κύματα ἄγρια θαλάσσης</w:t>
-      </w:r>
-    </w:p>
-    <w:p>
-      <w:pPr/>
-      <w:r>
-        <w:rPr>
-          <w:lang w:val="hi_IN" w:bidi="hi_IN"/>
-        </w:rPr>
-      </w:r>
-      <w:r>
-        <w:rPr>
-          <w:b/>
-          <w:lang w:val="hi_IN" w:bidi="hi_IN"/>
-        </w:rPr>
         <w:t>"ये समुद्र के प्रचण्ड हिलकोरे हैं"</w:t>
       </w:r>
     </w:p>
@@ -10084,21 +8766,6 @@
           <w:b/>
           <w:lang w:val="hi_IN" w:bidi="hi_IN"/>
         </w:rPr>
-        <w:t>ἐπαφρίζοντα τὰς ἑαυτῶν αἰσχύνας</w:t>
-      </w:r>
-    </w:p>
-    <w:p>
-      <w:pPr/>
-      <w:r>
-        <w:rPr>
-          <w:lang w:val="hi_IN" w:bidi="hi_IN"/>
-        </w:rPr>
-      </w:r>
-      <w:r>
-        <w:rPr>
-          <w:b/>
-          <w:lang w:val="hi_IN" w:bidi="hi_IN"/>
-        </w:rPr>
         <w:t>"जो अपनी लज्जा का फेन उछालते हैं"</w:t>
       </w:r>
     </w:p>
@@ -10195,21 +8862,6 @@
           <w:b/>
           <w:lang w:val="hi_IN" w:bidi="hi_IN"/>
         </w:rPr>
-        <w:t>ἀστέρες πλανῆται</w:t>
-      </w:r>
-    </w:p>
-    <w:p>
-      <w:pPr/>
-      <w:r>
-        <w:rPr>
-          <w:lang w:val="hi_IN" w:bidi="hi_IN"/>
-        </w:rPr>
-      </w:r>
-      <w:r>
-        <w:rPr>
-          <w:b/>
-          <w:lang w:val="hi_IN" w:bidi="hi_IN"/>
-        </w:rPr>
         <w:t>"ये डाँवाडोल तारे हैं"</w:t>
       </w:r>
     </w:p>
@@ -10306,21 +8958,6 @@
           <w:b/>
           <w:lang w:val="hi_IN" w:bidi="hi_IN"/>
         </w:rPr>
-        <w:t>οἷς ὁ ζόφος τοῦ σκότους εἰς αἰῶνα τετήρηται</w:t>
-      </w:r>
-    </w:p>
-    <w:p>
-      <w:pPr/>
-      <w:r>
-        <w:rPr>
-          <w:lang w:val="hi_IN" w:bidi="hi_IN"/>
-        </w:rPr>
-      </w:r>
-      <w:r>
-        <w:rPr>
-          <w:b/>
-          <w:lang w:val="hi_IN" w:bidi="hi_IN"/>
-        </w:rPr>
         <w:t>"जिनके लिये सदा काल तक घोर अंधकार रखा गया है"</w:t>
       </w:r>
     </w:p>
@@ -10404,21 +9041,6 @@
           <w:b/>
           <w:lang w:val="hi_IN" w:bidi="hi_IN"/>
         </w:rPr>
-        <w:t>οἷς</w:t>
-      </w:r>
-    </w:p>
-    <w:p>
-      <w:pPr/>
-      <w:r>
-        <w:rPr>
-          <w:lang w:val="hi_IN" w:bidi="hi_IN"/>
-        </w:rPr>
-      </w:r>
-      <w:r>
-        <w:rPr>
-          <w:b/>
-          <w:lang w:val="hi_IN" w:bidi="hi_IN"/>
-        </w:rPr>
         <w:t>"जिनके लिये"</w:t>
       </w:r>
     </w:p>
@@ -10515,21 +9137,6 @@
           <w:b/>
           <w:lang w:val="hi_IN" w:bidi="hi_IN"/>
         </w:rPr>
-        <w:t>ὁ ζόφος τοῦ σκότους</w:t>
-      </w:r>
-    </w:p>
-    <w:p>
-      <w:pPr/>
-      <w:r>
-        <w:rPr>
-          <w:lang w:val="hi_IN" w:bidi="hi_IN"/>
-        </w:rPr>
-      </w:r>
-      <w:r>
-        <w:rPr>
-          <w:b/>
-          <w:lang w:val="hi_IN" w:bidi="hi_IN"/>
-        </w:rPr>
         <w:t>"घोर अंधकार"</w:t>
       </w:r>
     </w:p>
@@ -10606,21 +9213,6 @@
           <w:b/>
           <w:lang w:val="hi_IN" w:bidi="hi_IN"/>
         </w:rPr>
-        <w:t>ὁ ζόφος τοῦ σκότους</w:t>
-      </w:r>
-    </w:p>
-    <w:p>
-      <w:pPr/>
-      <w:r>
-        <w:rPr>
-          <w:lang w:val="hi_IN" w:bidi="hi_IN"/>
-        </w:rPr>
-      </w:r>
-      <w:r>
-        <w:rPr>
-          <w:b/>
-          <w:lang w:val="hi_IN" w:bidi="hi_IN"/>
-        </w:rPr>
         <w:t>"घोर अंधकार"</w:t>
       </w:r>
     </w:p>
@@ -10730,21 +9322,6 @@
           <w:b/>
           <w:lang w:val="hi_IN" w:bidi="hi_IN"/>
         </w:rPr>
-        <w:t>ἕβδομος ἀπὸ Ἀδὰμ</w:t>
-      </w:r>
-    </w:p>
-    <w:p>
-      <w:pPr/>
-      <w:r>
-        <w:rPr>
-          <w:lang w:val="hi_IN" w:bidi="hi_IN"/>
-        </w:rPr>
-      </w:r>
-      <w:r>
-        <w:rPr>
-          <w:b/>
-          <w:lang w:val="hi_IN" w:bidi="hi_IN"/>
-        </w:rPr>
         <w:t>"जो आदम से सातवीं पीढ़ी"</w:t>
       </w:r>
       <w:r>
@@ -10834,21 +9411,6 @@
           <w:b/>
           <w:lang w:val="hi_IN" w:bidi="hi_IN"/>
         </w:rPr>
-        <w:t>τούτοις</w:t>
-      </w:r>
-    </w:p>
-    <w:p>
-      <w:pPr/>
-      <w:r>
-        <w:rPr>
-          <w:lang w:val="hi_IN" w:bidi="hi_IN"/>
-        </w:rPr>
-      </w:r>
-      <w:r>
-        <w:rPr>
-          <w:b/>
-          <w:lang w:val="hi_IN" w:bidi="hi_IN"/>
-        </w:rPr>
         <w:t>"इनके"</w:t>
       </w:r>
     </w:p>
@@ -10945,21 +9507,6 @@
           <w:b/>
           <w:lang w:val="hi_IN" w:bidi="hi_IN"/>
         </w:rPr>
-        <w:t>λέγων</w:t>
-      </w:r>
-    </w:p>
-    <w:p>
-      <w:pPr/>
-      <w:r>
-        <w:rPr>
-          <w:lang w:val="hi_IN" w:bidi="hi_IN"/>
-        </w:rPr>
-      </w:r>
-      <w:r>
-        <w:rPr>
-          <w:b/>
-          <w:lang w:val="hi_IN" w:bidi="hi_IN"/>
-        </w:rPr>
         <w:t>"भविष्यद्वाणी की"</w:t>
       </w:r>
     </w:p>
@@ -11043,21 +9590,6 @@
           <w:b/>
           <w:lang w:val="hi_IN" w:bidi="hi_IN"/>
         </w:rPr>
-        <w:t>ἰδοὺ</w:t>
-      </w:r>
-    </w:p>
-    <w:p>
-      <w:pPr/>
-      <w:r>
-        <w:rPr>
-          <w:lang w:val="hi_IN" w:bidi="hi_IN"/>
-        </w:rPr>
-      </w:r>
-      <w:r>
-        <w:rPr>
-          <w:b/>
-          <w:lang w:val="hi_IN" w:bidi="hi_IN"/>
-        </w:rPr>
         <w:t>"देखो"</w:t>
       </w:r>
     </w:p>
@@ -11134,21 +9666,6 @@
           <w:b/>
           <w:lang w:val="hi_IN" w:bidi="hi_IN"/>
         </w:rPr>
-        <w:t>ἦλθεν Κύριος</w:t>
-      </w:r>
-    </w:p>
-    <w:p>
-      <w:pPr/>
-      <w:r>
-        <w:rPr>
-          <w:lang w:val="hi_IN" w:bidi="hi_IN"/>
-        </w:rPr>
-      </w:r>
-      <w:r>
-        <w:rPr>
-          <w:b/>
-          <w:lang w:val="hi_IN" w:bidi="hi_IN"/>
-        </w:rPr>
         <w:t>"प्रभु"</w:t>
       </w:r>
       <w:r>
@@ -11245,21 +9762,6 @@
           <w:b/>
           <w:lang w:val="hi_IN" w:bidi="hi_IN"/>
         </w:rPr>
-        <w:t>Κύριος</w:t>
-      </w:r>
-    </w:p>
-    <w:p>
-      <w:pPr/>
-      <w:r>
-        <w:rPr>
-          <w:lang w:val="hi_IN" w:bidi="hi_IN"/>
-        </w:rPr>
-      </w:r>
-      <w:r>
-        <w:rPr>
-          <w:b/>
-          <w:lang w:val="hi_IN" w:bidi="hi_IN"/>
-        </w:rPr>
         <w:t>"प्रभु"</w:t>
       </w:r>
       <w:r>
@@ -11349,21 +9851,6 @@
           <w:b/>
           <w:lang w:val="hi_IN" w:bidi="hi_IN"/>
         </w:rPr>
-        <w:t>μυριάσιν</w:t>
-      </w:r>
-    </w:p>
-    <w:p>
-      <w:pPr/>
-      <w:r>
-        <w:rPr>
-          <w:lang w:val="hi_IN" w:bidi="hi_IN"/>
-        </w:rPr>
-      </w:r>
-      <w:r>
-        <w:rPr>
-          <w:b/>
-          <w:lang w:val="hi_IN" w:bidi="hi_IN"/>
-        </w:rPr>
         <w:t>"लाखों"</w:t>
       </w:r>
     </w:p>
@@ -11536,21 +10023,6 @@
           <w:b/>
           <w:lang w:val="hi_IN" w:bidi="hi_IN"/>
         </w:rPr>
-        <w:t>ποιῆσαι κρίσιν &amp; καὶ ἐλέγξαι</w:t>
-      </w:r>
-    </w:p>
-    <w:p>
-      <w:pPr/>
-      <w:r>
-        <w:rPr>
-          <w:lang w:val="hi_IN" w:bidi="hi_IN"/>
-        </w:rPr>
-      </w:r>
-      <w:r>
-        <w:rPr>
-          <w:b/>
-          <w:lang w:val="hi_IN" w:bidi="hi_IN"/>
-        </w:rPr>
         <w:t>"न्याय करे, और"</w:t>
       </w:r>
       <w:r>
@@ -11660,21 +10132,6 @@
           <w:b/>
           <w:lang w:val="hi_IN" w:bidi="hi_IN"/>
         </w:rPr>
-        <w:t>ποιῆσαι κρίσιν κατὰ</w:t>
-      </w:r>
-    </w:p>
-    <w:p>
-      <w:pPr/>
-      <w:r>
-        <w:rPr>
-          <w:lang w:val="hi_IN" w:bidi="hi_IN"/>
-        </w:rPr>
-      </w:r>
-      <w:r>
-        <w:rPr>
-          <w:b/>
-          <w:lang w:val="hi_IN" w:bidi="hi_IN"/>
-        </w:rPr>
         <w:t>"न्याय करे"</w:t>
       </w:r>
     </w:p>
@@ -11751,21 +10208,6 @@
           <w:b/>
           <w:lang w:val="hi_IN" w:bidi="hi_IN"/>
         </w:rPr>
-        <w:t>πᾶσαν ψυχὴν</w:t>
-      </w:r>
-    </w:p>
-    <w:p>
-      <w:pPr/>
-      <w:r>
-        <w:rPr>
-          <w:lang w:val="hi_IN" w:bidi="hi_IN"/>
-        </w:rPr>
-      </w:r>
-      <w:r>
-        <w:rPr>
-          <w:b/>
-          <w:lang w:val="hi_IN" w:bidi="hi_IN"/>
-        </w:rPr>
         <w:t>"कि"</w:t>
       </w:r>
       <w:r>
@@ -11875,21 +10317,6 @@
           <w:b/>
           <w:lang w:val="hi_IN" w:bidi="hi_IN"/>
         </w:rPr>
-        <w:t>τῶν ἔργων ἀσεβείας αὐτῶν</w:t>
-      </w:r>
-    </w:p>
-    <w:p>
-      <w:pPr/>
-      <w:r>
-        <w:rPr>
-          <w:lang w:val="hi_IN" w:bidi="hi_IN"/>
-        </w:rPr>
-      </w:r>
-      <w:r>
-        <w:rPr>
-          <w:b/>
-          <w:lang w:val="hi_IN" w:bidi="hi_IN"/>
-        </w:rPr>
         <w:t>"भक्तिहीनों को"</w:t>
       </w:r>
       <w:r>
@@ -12025,21 +10452,6 @@
           <w:b/>
           <w:lang w:val="hi_IN" w:bidi="hi_IN"/>
         </w:rPr>
-        <w:t>τῶν σκληρῶν</w:t>
-      </w:r>
-    </w:p>
-    <w:p>
-      <w:pPr/>
-      <w:r>
-        <w:rPr>
-          <w:lang w:val="hi_IN" w:bidi="hi_IN"/>
-        </w:rPr>
-      </w:r>
-      <w:r>
-        <w:rPr>
-          <w:b/>
-          <w:lang w:val="hi_IN" w:bidi="hi_IN"/>
-        </w:rPr>
         <w:t>"कठोर बातों"</w:t>
       </w:r>
     </w:p>
@@ -12116,21 +10528,6 @@
           <w:b/>
           <w:lang w:val="hi_IN" w:bidi="hi_IN"/>
         </w:rPr>
-        <w:t>αὐτοῦ</w:t>
-      </w:r>
-    </w:p>
-    <w:p>
-      <w:pPr/>
-      <w:r>
-        <w:rPr>
-          <w:lang w:val="hi_IN" w:bidi="hi_IN"/>
-        </w:rPr>
-      </w:r>
-      <w:r>
-        <w:rPr>
-          <w:b/>
-          <w:lang w:val="hi_IN" w:bidi="hi_IN"/>
-        </w:rPr>
         <w:t>"उनके"</w:t>
       </w:r>
       <w:r>
@@ -12226,21 +10623,6 @@
         <w:rPr>
           <w:lang w:val="hi_IN" w:bidi="hi_IN"/>
         </w:rPr>
-      </w:r>
-    </w:p>
-    <w:p>
-      <w:pPr/>
-      <w:r>
-        <w:rPr>
-          <w:lang w:val="hi_IN" w:bidi="hi_IN"/>
-        </w:rPr>
-      </w:r>
-      <w:r>
-        <w:rPr>
-          <w:b/>
-          <w:lang w:val="hi_IN" w:bidi="hi_IN"/>
-        </w:rPr>
-        <w:t>οὗτοί</w:t>
       </w:r>
     </w:p>
     <w:p>
@@ -12369,21 +10751,6 @@
           <w:b/>
           <w:lang w:val="hi_IN" w:bidi="hi_IN"/>
         </w:rPr>
-        <w:t>εἰσιν γογγυσταί μεμψίμοιροι</w:t>
-      </w:r>
-    </w:p>
-    <w:p>
-      <w:pPr/>
-      <w:r>
-        <w:rPr>
-          <w:lang w:val="hi_IN" w:bidi="hi_IN"/>
-        </w:rPr>
-      </w:r>
-      <w:r>
-        <w:rPr>
-          <w:b/>
-          <w:lang w:val="hi_IN" w:bidi="hi_IN"/>
-        </w:rPr>
         <w:t>"असंतुष्ट, कुढ़कुढ़ानेवाले"</w:t>
       </w:r>
     </w:p>
@@ -12486,21 +10853,6 @@
           <w:b/>
           <w:lang w:val="hi_IN" w:bidi="hi_IN"/>
         </w:rPr>
-        <w:t>πορευόμενοι</w:t>
-      </w:r>
-    </w:p>
-    <w:p>
-      <w:pPr/>
-      <w:r>
-        <w:rPr>
-          <w:lang w:val="hi_IN" w:bidi="hi_IN"/>
-        </w:rPr>
-      </w:r>
-      <w:r>
-        <w:rPr>
-          <w:b/>
-          <w:lang w:val="hi_IN" w:bidi="hi_IN"/>
-        </w:rPr>
         <w:t>"अपने अभिलाषाओं के अनुसार चलनेवाले"</w:t>
       </w:r>
     </w:p>
@@ -12597,21 +10949,6 @@
           <w:b/>
           <w:lang w:val="hi_IN" w:bidi="hi_IN"/>
         </w:rPr>
-        <w:t>τὰς ἐπιθυμίας αὐτῶν</w:t>
-      </w:r>
-    </w:p>
-    <w:p>
-      <w:pPr/>
-      <w:r>
-        <w:rPr>
-          <w:lang w:val="hi_IN" w:bidi="hi_IN"/>
-        </w:rPr>
-      </w:r>
-      <w:r>
-        <w:rPr>
-          <w:b/>
-          <w:lang w:val="hi_IN" w:bidi="hi_IN"/>
-        </w:rPr>
         <w:t>"अपने अभिलाषाओं के अनुसार चलनेवाले"</w:t>
       </w:r>
     </w:p>
@@ -12688,21 +11025,6 @@
           <w:b/>
           <w:lang w:val="hi_IN" w:bidi="hi_IN"/>
         </w:rPr>
-        <w:t>τὸ στόμα αὐτῶν λαλεῖ</w:t>
-      </w:r>
-    </w:p>
-    <w:p>
-      <w:pPr/>
-      <w:r>
-        <w:rPr>
-          <w:lang w:val="hi_IN" w:bidi="hi_IN"/>
-        </w:rPr>
-      </w:r>
-      <w:r>
-        <w:rPr>
-          <w:b/>
-          <w:lang w:val="hi_IN" w:bidi="hi_IN"/>
-        </w:rPr>
         <w:t>"अपने मुँह से"</w:t>
       </w:r>
       <w:r>
@@ -12792,21 +11114,6 @@
           <w:b/>
           <w:lang w:val="hi_IN" w:bidi="hi_IN"/>
         </w:rPr>
-        <w:t>τὸ στόμα αὐτῶν λαλεῖ</w:t>
-      </w:r>
-    </w:p>
-    <w:p>
-      <w:pPr/>
-      <w:r>
-        <w:rPr>
-          <w:lang w:val="hi_IN" w:bidi="hi_IN"/>
-        </w:rPr>
-      </w:r>
-      <w:r>
-        <w:rPr>
-          <w:b/>
-          <w:lang w:val="hi_IN" w:bidi="hi_IN"/>
-        </w:rPr>
         <w:t>"अपने मुँह से"</w:t>
       </w:r>
       <w:r>
@@ -12916,21 +11223,6 @@
           <w:b/>
           <w:lang w:val="hi_IN" w:bidi="hi_IN"/>
         </w:rPr>
-        <w:t>λαλεῖ ὑπέρογκα</w:t>
-      </w:r>
-    </w:p>
-    <w:p>
-      <w:pPr/>
-      <w:r>
-        <w:rPr>
-          <w:lang w:val="hi_IN" w:bidi="hi_IN"/>
-        </w:rPr>
-      </w:r>
-      <w:r>
-        <w:rPr>
-          <w:b/>
-          <w:lang w:val="hi_IN" w:bidi="hi_IN"/>
-        </w:rPr>
         <w:t>"घमण्ड की बातें बोलते हैं"</w:t>
       </w:r>
     </w:p>
@@ -13007,21 +11299,6 @@
           <w:b/>
           <w:lang w:val="hi_IN" w:bidi="hi_IN"/>
         </w:rPr>
-        <w:t>θαυμάζοντες πρόσωπα</w:t>
-      </w:r>
-    </w:p>
-    <w:p>
-      <w:pPr/>
-      <w:r>
-        <w:rPr>
-          <w:lang w:val="hi_IN" w:bidi="hi_IN"/>
-        </w:rPr>
-      </w:r>
-      <w:r>
-        <w:rPr>
-          <w:b/>
-          <w:lang w:val="hi_IN" w:bidi="hi_IN"/>
-        </w:rPr>
         <w:t>"मुँह देखी बड़ाई किया करते हैं"</w:t>
       </w:r>
     </w:p>
@@ -13105,21 +11382,6 @@
           <w:b/>
           <w:lang w:val="hi_IN" w:bidi="hi_IN"/>
         </w:rPr>
-        <w:t>θαυμάζοντες πρόσωπα</w:t>
-      </w:r>
-    </w:p>
-    <w:p>
-      <w:pPr/>
-      <w:r>
-        <w:rPr>
-          <w:lang w:val="hi_IN" w:bidi="hi_IN"/>
-        </w:rPr>
-      </w:r>
-      <w:r>
-        <w:rPr>
-          <w:b/>
-          <w:lang w:val="hi_IN" w:bidi="hi_IN"/>
-        </w:rPr>
         <w:t>"मुँह देखी बड़ाई किया करते हैं"</w:t>
       </w:r>
     </w:p>
@@ -13182,21 +11444,6 @@
         <w:rPr>
           <w:lang w:val="hi_IN" w:bidi="hi_IN"/>
         </w:rPr>
-      </w:r>
-    </w:p>
-    <w:p>
-      <w:pPr/>
-      <w:r>
-        <w:rPr>
-          <w:lang w:val="hi_IN" w:bidi="hi_IN"/>
-        </w:rPr>
-      </w:r>
-      <w:r>
-        <w:rPr>
-          <w:b/>
-          <w:lang w:val="hi_IN" w:bidi="hi_IN"/>
-        </w:rPr>
-        <w:t>ἀγαπητοί</w:t>
       </w:r>
     </w:p>
     <w:p>
@@ -13325,21 +11572,6 @@
           <w:b/>
           <w:lang w:val="hi_IN" w:bidi="hi_IN"/>
         </w:rPr>
-        <w:t>τῶν ῥημάτων</w:t>
-      </w:r>
-    </w:p>
-    <w:p>
-      <w:pPr/>
-      <w:r>
-        <w:rPr>
-          <w:lang w:val="hi_IN" w:bidi="hi_IN"/>
-        </w:rPr>
-      </w:r>
-      <w:r>
-        <w:rPr>
-          <w:b/>
-          <w:lang w:val="hi_IN" w:bidi="hi_IN"/>
-        </w:rPr>
         <w:t>"उन बातों को"</w:t>
       </w:r>
     </w:p>
@@ -13436,21 +11668,6 @@
           <w:b/>
           <w:lang w:val="hi_IN" w:bidi="hi_IN"/>
         </w:rPr>
-        <w:t>τοῦ Κυρίου ἡμῶν</w:t>
-      </w:r>
-    </w:p>
-    <w:p>
-      <w:pPr/>
-      <w:r>
-        <w:rPr>
-          <w:lang w:val="hi_IN" w:bidi="hi_IN"/>
-        </w:rPr>
-      </w:r>
-      <w:r>
-        <w:rPr>
-          <w:b/>
-          <w:lang w:val="hi_IN" w:bidi="hi_IN"/>
-        </w:rPr>
         <w:t>"हमारे प्रभु"</w:t>
       </w:r>
     </w:p>
@@ -13547,21 +11764,6 @@
           <w:b/>
           <w:lang w:val="hi_IN" w:bidi="hi_IN"/>
         </w:rPr>
-        <w:t>ἡμῶν</w:t>
-      </w:r>
-    </w:p>
-    <w:p>
-      <w:pPr/>
-      <w:r>
-        <w:rPr>
-          <w:lang w:val="hi_IN" w:bidi="hi_IN"/>
-        </w:rPr>
-      </w:r>
-      <w:r>
-        <w:rPr>
-          <w:b/>
-          <w:lang w:val="hi_IN" w:bidi="hi_IN"/>
-        </w:rPr>
         <w:t>"हमारे प्रभु"</w:t>
       </w:r>
     </w:p>
@@ -13658,21 +11860,6 @@
           <w:b/>
           <w:lang w:val="hi_IN" w:bidi="hi_IN"/>
         </w:rPr>
-        <w:t>ὅτι ἔλεγον ὑμῖν</w:t>
-      </w:r>
-    </w:p>
-    <w:p>
-      <w:pPr/>
-      <w:r>
-        <w:rPr>
-          <w:lang w:val="hi_IN" w:bidi="hi_IN"/>
-        </w:rPr>
-      </w:r>
-      <w:r>
-        <w:rPr>
-          <w:b/>
-          <w:lang w:val="hi_IN" w:bidi="hi_IN"/>
-        </w:rPr>
         <w:t>"तुम से कहा करते थे"</w:t>
       </w:r>
     </w:p>
@@ -13736,21 +11923,6 @@
           <w:b/>
           <w:lang w:val="hi_IN" w:bidi="hi_IN"/>
         </w:rPr>
-        <w:t>ἐσχάτου χρόνου</w:t>
-      </w:r>
-    </w:p>
-    <w:p>
-      <w:pPr/>
-      <w:r>
-        <w:rPr>
-          <w:lang w:val="hi_IN" w:bidi="hi_IN"/>
-        </w:rPr>
-      </w:r>
-      <w:r>
-        <w:rPr>
-          <w:b/>
-          <w:lang w:val="hi_IN" w:bidi="hi_IN"/>
-        </w:rPr>
         <w:t>"पिछले दिनों में"</w:t>
       </w:r>
     </w:p>
@@ -13847,21 +12019,6 @@
           <w:b/>
           <w:lang w:val="hi_IN" w:bidi="hi_IN"/>
         </w:rPr>
-        <w:t>πορευόμενοι</w:t>
-      </w:r>
-    </w:p>
-    <w:p>
-      <w:pPr/>
-      <w:r>
-        <w:rPr>
-          <w:lang w:val="hi_IN" w:bidi="hi_IN"/>
-        </w:rPr>
-      </w:r>
-      <w:r>
-        <w:rPr>
-          <w:b/>
-          <w:lang w:val="hi_IN" w:bidi="hi_IN"/>
-        </w:rPr>
         <w:t>"दिनों में"</w:t>
       </w:r>
       <w:r>
@@ -13971,21 +12128,6 @@
           <w:b/>
           <w:lang w:val="hi_IN" w:bidi="hi_IN"/>
         </w:rPr>
-        <w:t>κατὰ τὰς ἑαυτῶν ἐπιθυμίας &amp; τῶν ἀσεβειῶν</w:t>
-      </w:r>
-    </w:p>
-    <w:p>
-      <w:pPr/>
-      <w:r>
-        <w:rPr>
-          <w:lang w:val="hi_IN" w:bidi="hi_IN"/>
-        </w:rPr>
-      </w:r>
-      <w:r>
-        <w:rPr>
-          <w:b/>
-          <w:lang w:val="hi_IN" w:bidi="hi_IN"/>
-        </w:rPr>
         <w:t>"दिनों में"</w:t>
       </w:r>
       <w:r>
@@ -14095,21 +12237,6 @@
           <w:b/>
           <w:lang w:val="hi_IN" w:bidi="hi_IN"/>
         </w:rPr>
-        <w:t>οὗτοί</w:t>
-      </w:r>
-    </w:p>
-    <w:p>
-      <w:pPr/>
-      <w:r>
-        <w:rPr>
-          <w:lang w:val="hi_IN" w:bidi="hi_IN"/>
-        </w:rPr>
-      </w:r>
-      <w:r>
-        <w:rPr>
-          <w:b/>
-          <w:lang w:val="hi_IN" w:bidi="hi_IN"/>
-        </w:rPr>
         <w:t>"ये तो"</w:t>
       </w:r>
       <w:r>
@@ -14199,21 +12326,6 @@
           <w:b/>
           <w:lang w:val="hi_IN" w:bidi="hi_IN"/>
         </w:rPr>
-        <w:t>οἱ ἀποδιορίζοντες</w:t>
-      </w:r>
-    </w:p>
-    <w:p>
-      <w:pPr/>
-      <w:r>
-        <w:rPr>
-          <w:lang w:val="hi_IN" w:bidi="hi_IN"/>
-        </w:rPr>
-      </w:r>
-      <w:r>
-        <w:rPr>
-          <w:b/>
-          <w:lang w:val="hi_IN" w:bidi="hi_IN"/>
-        </w:rPr>
         <w:t>"वे"</w:t>
       </w:r>
       <w:r>
@@ -14323,21 +12435,6 @@
           <w:b/>
           <w:lang w:val="hi_IN" w:bidi="hi_IN"/>
         </w:rPr>
-        <w:t>Πνεῦμα</w:t>
-      </w:r>
-    </w:p>
-    <w:p>
-      <w:pPr/>
-      <w:r>
-        <w:rPr>
-          <w:lang w:val="hi_IN" w:bidi="hi_IN"/>
-        </w:rPr>
-      </w:r>
-      <w:r>
-        <w:rPr>
-          <w:b/>
-          <w:lang w:val="hi_IN" w:bidi="hi_IN"/>
-        </w:rPr>
         <w:t>"जिनमें आत्मा नहीं"</w:t>
       </w:r>
     </w:p>
@@ -14434,21 +12531,6 @@
           <w:b/>
           <w:lang w:val="hi_IN" w:bidi="hi_IN"/>
         </w:rPr>
-        <w:t>ψυχικοί</w:t>
-      </w:r>
-    </w:p>
-    <w:p>
-      <w:pPr/>
-      <w:r>
-        <w:rPr>
-          <w:lang w:val="hi_IN" w:bidi="hi_IN"/>
-        </w:rPr>
-      </w:r>
-      <w:r>
-        <w:rPr>
-          <w:b/>
-          <w:lang w:val="hi_IN" w:bidi="hi_IN"/>
-        </w:rPr>
         <w:t>"ये शारीरिक लोग हैं"</w:t>
       </w:r>
     </w:p>
@@ -14545,21 +12627,6 @@
           <w:b/>
           <w:lang w:val="hi_IN" w:bidi="hi_IN"/>
         </w:rPr>
-        <w:t>Πνεῦμα μὴ ἔχοντες</w:t>
-      </w:r>
-    </w:p>
-    <w:p>
-      <w:pPr/>
-      <w:r>
-        <w:rPr>
-          <w:lang w:val="hi_IN" w:bidi="hi_IN"/>
-        </w:rPr>
-      </w:r>
-      <w:r>
-        <w:rPr>
-          <w:b/>
-          <w:lang w:val="hi_IN" w:bidi="hi_IN"/>
-        </w:rPr>
         <w:t>"जिनमें आत्मा नहीं"</w:t>
       </w:r>
     </w:p>
@@ -14622,21 +12689,6 @@
         <w:rPr>
           <w:lang w:val="hi_IN" w:bidi="hi_IN"/>
         </w:rPr>
-      </w:r>
-    </w:p>
-    <w:p>
-      <w:pPr/>
-      <w:r>
-        <w:rPr>
-          <w:lang w:val="hi_IN" w:bidi="hi_IN"/>
-        </w:rPr>
-      </w:r>
-      <w:r>
-        <w:rPr>
-          <w:b/>
-          <w:lang w:val="hi_IN" w:bidi="hi_IN"/>
-        </w:rPr>
-        <w:t>ἀγαπητοί</w:t>
       </w:r>
     </w:p>
     <w:p>
@@ -14745,21 +12797,6 @@
           <w:b/>
           <w:lang w:val="hi_IN" w:bidi="hi_IN"/>
         </w:rPr>
-        <w:t>ἐποικοδομοῦντες ἑαυτοὺς τῇ ἁγιωτάτῃ ὑμῶν πίστει</w:t>
-      </w:r>
-    </w:p>
-    <w:p>
-      <w:pPr/>
-      <w:r>
-        <w:rPr>
-          <w:lang w:val="hi_IN" w:bidi="hi_IN"/>
-        </w:rPr>
-      </w:r>
-      <w:r>
-        <w:rPr>
-          <w:b/>
-          <w:lang w:val="hi_IN" w:bidi="hi_IN"/>
-        </w:rPr>
         <w:t>"अपने"</w:t>
       </w:r>
       <w:r>
@@ -14856,21 +12893,6 @@
           <w:b/>
           <w:lang w:val="hi_IN" w:bidi="hi_IN"/>
         </w:rPr>
-        <w:t>ἐποικοδομοῦντες ἑαυτοὺς</w:t>
-      </w:r>
-    </w:p>
-    <w:p>
-      <w:pPr/>
-      <w:r>
-        <w:rPr>
-          <w:lang w:val="hi_IN" w:bidi="hi_IN"/>
-        </w:rPr>
-      </w:r>
-      <w:r>
-        <w:rPr>
-          <w:b/>
-          <w:lang w:val="hi_IN" w:bidi="hi_IN"/>
-        </w:rPr>
         <w:t>"अपने"</w:t>
       </w:r>
       <w:r>
@@ -14947,21 +12969,6 @@
           <w:b/>
           <w:lang w:val="hi_IN" w:bidi="hi_IN"/>
         </w:rPr>
-        <w:t>τῇ ἁγιωτάτῃ ὑμῶν πίστει</w:t>
-      </w:r>
-    </w:p>
-    <w:p>
-      <w:pPr/>
-      <w:r>
-        <w:rPr>
-          <w:lang w:val="hi_IN" w:bidi="hi_IN"/>
-        </w:rPr>
-      </w:r>
-      <w:r>
-        <w:rPr>
-          <w:b/>
-          <w:lang w:val="hi_IN" w:bidi="hi_IN"/>
-        </w:rPr>
         <w:t>"अति पवित्र विश्वास"</w:t>
       </w:r>
       <w:r>
@@ -15071,21 +13078,6 @@
           <w:b/>
           <w:lang w:val="hi_IN" w:bidi="hi_IN"/>
         </w:rPr>
-        <w:t>ἐν Πνεύματι Ἁγίῳ προσευχόμενοι</w:t>
-      </w:r>
-    </w:p>
-    <w:p>
-      <w:pPr/>
-      <w:r>
-        <w:rPr>
-          <w:lang w:val="hi_IN" w:bidi="hi_IN"/>
-        </w:rPr>
-      </w:r>
-      <w:r>
-        <w:rPr>
-          <w:b/>
-          <w:lang w:val="hi_IN" w:bidi="hi_IN"/>
-        </w:rPr>
         <w:t>"में"</w:t>
       </w:r>
       <w:r>
@@ -15162,21 +13154,6 @@
           <w:b/>
           <w:lang w:val="hi_IN" w:bidi="hi_IN"/>
         </w:rPr>
-        <w:t>ἑαυτοὺς ἐν ἀγάπῃ Θεοῦ τηρήσατε</w:t>
-      </w:r>
-    </w:p>
-    <w:p>
-      <w:pPr/>
-      <w:r>
-        <w:rPr>
-          <w:lang w:val="hi_IN" w:bidi="hi_IN"/>
-        </w:rPr>
-      </w:r>
-      <w:r>
-        <w:rPr>
-          <w:b/>
-          <w:lang w:val="hi_IN" w:bidi="hi_IN"/>
-        </w:rPr>
         <w:t>"अपने आप को परमेश्वर के प्रेम में बनाए रखो; और"</w:t>
       </w:r>
     </w:p>
@@ -15260,21 +13237,6 @@
           <w:b/>
           <w:lang w:val="hi_IN" w:bidi="hi_IN"/>
         </w:rPr>
-        <w:t>ἑαυτοὺς ἐν ἀγάπῃ Θεοῦ τηρήσατε</w:t>
-      </w:r>
-    </w:p>
-    <w:p>
-      <w:pPr/>
-      <w:r>
-        <w:rPr>
-          <w:lang w:val="hi_IN" w:bidi="hi_IN"/>
-        </w:rPr>
-      </w:r>
-      <w:r>
-        <w:rPr>
-          <w:b/>
-          <w:lang w:val="hi_IN" w:bidi="hi_IN"/>
-        </w:rPr>
         <w:t>"अपने आप को परमेश्वर के प्रेम में बनाए रखो; और"</w:t>
       </w:r>
     </w:p>
@@ -15358,21 +13320,6 @@
           <w:b/>
           <w:lang w:val="hi_IN" w:bidi="hi_IN"/>
         </w:rPr>
-        <w:t>προσδεχόμενοι τὸ ἔλεος τοῦ Κυρίου ἡμῶν</w:t>
-      </w:r>
-    </w:p>
-    <w:p>
-      <w:pPr/>
-      <w:r>
-        <w:rPr>
-          <w:lang w:val="hi_IN" w:bidi="hi_IN"/>
-        </w:rPr>
-      </w:r>
-      <w:r>
-        <w:rPr>
-          <w:b/>
-          <w:lang w:val="hi_IN" w:bidi="hi_IN"/>
-        </w:rPr>
         <w:t>"देखते रहो"</w:t>
       </w:r>
     </w:p>
@@ -15436,21 +13383,6 @@
           <w:b/>
           <w:lang w:val="hi_IN" w:bidi="hi_IN"/>
         </w:rPr>
-        <w:t>τὸ ἔλεος τοῦ Κυρίου ἡμῶν, Ἰησοῦ Χριστοῦ</w:t>
-      </w:r>
-    </w:p>
-    <w:p>
-      <w:pPr/>
-      <w:r>
-        <w:rPr>
-          <w:lang w:val="hi_IN" w:bidi="hi_IN"/>
-        </w:rPr>
-      </w:r>
-      <w:r>
-        <w:rPr>
-          <w:b/>
-          <w:lang w:val="hi_IN" w:bidi="hi_IN"/>
-        </w:rPr>
         <w:t>"अनन्त जीवन के लिये हमारे प्रभु यीशु मसीह की दया की"</w:t>
       </w:r>
     </w:p>
@@ -15533,21 +13465,6 @@
         <w:rPr>
           <w:lang w:val="hi_IN" w:bidi="hi_IN"/>
         </w:rPr>
-      </w:r>
-    </w:p>
-    <w:p>
-      <w:pPr/>
-      <w:r>
-        <w:rPr>
-          <w:lang w:val="hi_IN" w:bidi="hi_IN"/>
-        </w:rPr>
-      </w:r>
-      <w:r>
-        <w:rPr>
-          <w:b/>
-          <w:lang w:val="hi_IN" w:bidi="hi_IN"/>
-        </w:rPr>
-        <w:t>τοῦ Κυρίου ἡμῶν</w:t>
       </w:r>
     </w:p>
     <w:p>
@@ -15689,21 +13606,6 @@
           <w:b/>
           <w:lang w:val="hi_IN" w:bidi="hi_IN"/>
         </w:rPr>
-        <w:t>ἡμῶν</w:t>
-      </w:r>
-    </w:p>
-    <w:p>
-      <w:pPr/>
-      <w:r>
-        <w:rPr>
-          <w:lang w:val="hi_IN" w:bidi="hi_IN"/>
-        </w:rPr>
-      </w:r>
-      <w:r>
-        <w:rPr>
-          <w:b/>
-          <w:lang w:val="hi_IN" w:bidi="hi_IN"/>
-        </w:rPr>
         <w:t>"हमारे"</w:t>
       </w:r>
     </w:p>
@@ -15800,21 +13702,6 @@
           <w:b/>
           <w:lang w:val="hi_IN" w:bidi="hi_IN"/>
         </w:rPr>
-        <w:t>τὸ ἔλεος τοῦ Κυρίου ἡμῶν, Ἰησοῦ Χριστοῦ, εἰς ζωὴν αἰώνιον</w:t>
-      </w:r>
-    </w:p>
-    <w:p>
-      <w:pPr/>
-      <w:r>
-        <w:rPr>
-          <w:lang w:val="hi_IN" w:bidi="hi_IN"/>
-        </w:rPr>
-      </w:r>
-      <w:r>
-        <w:rPr>
-          <w:b/>
-          <w:lang w:val="hi_IN" w:bidi="hi_IN"/>
-        </w:rPr>
         <w:t>"अनन्त जीवन के लिये हमारे प्रभु यीशु मसीह की दया की"</w:t>
       </w:r>
     </w:p>
@@ -15924,21 +13811,6 @@
           <w:b/>
           <w:lang w:val="hi_IN" w:bidi="hi_IN"/>
         </w:rPr>
-        <w:t>ἐλεᾶτε</w:t>
-      </w:r>
-    </w:p>
-    <w:p>
-      <w:pPr/>
-      <w:r>
-        <w:rPr>
-          <w:lang w:val="hi_IN" w:bidi="hi_IN"/>
-        </w:rPr>
-      </w:r>
-      <w:r>
-        <w:rPr>
-          <w:b/>
-          <w:lang w:val="hi_IN" w:bidi="hi_IN"/>
-        </w:rPr>
         <w:t>"दया करो"</w:t>
       </w:r>
     </w:p>
@@ -16111,21 +13983,6 @@
           <w:b/>
           <w:lang w:val="hi_IN" w:bidi="hi_IN"/>
         </w:rPr>
-        <w:t>ἐκ πυρὸς ἁρπάζοντες</w:t>
-      </w:r>
-    </w:p>
-    <w:p>
-      <w:pPr/>
-      <w:r>
-        <w:rPr>
-          <w:lang w:val="hi_IN" w:bidi="hi_IN"/>
-        </w:rPr>
-      </w:r>
-      <w:r>
-        <w:rPr>
-          <w:b/>
-          <w:lang w:val="hi_IN" w:bidi="hi_IN"/>
-        </w:rPr>
         <w:t>"आग"</w:t>
       </w:r>
       <w:r>
@@ -16202,21 +14059,6 @@
           <w:b/>
           <w:lang w:val="hi_IN" w:bidi="hi_IN"/>
         </w:rPr>
-        <w:t>ἐκ πυρὸς ἁρπάζοντες</w:t>
-      </w:r>
-    </w:p>
-    <w:p>
-      <w:pPr/>
-      <w:r>
-        <w:rPr>
-          <w:lang w:val="hi_IN" w:bidi="hi_IN"/>
-        </w:rPr>
-      </w:r>
-      <w:r>
-        <w:rPr>
-          <w:b/>
-          <w:lang w:val="hi_IN" w:bidi="hi_IN"/>
-        </w:rPr>
         <w:t>"आग"</w:t>
       </w:r>
       <w:r>
@@ -16326,21 +14168,6 @@
           <w:b/>
           <w:lang w:val="hi_IN" w:bidi="hi_IN"/>
         </w:rPr>
-        <w:t>ἐλεᾶτε</w:t>
-      </w:r>
-    </w:p>
-    <w:p>
-      <w:pPr/>
-      <w:r>
-        <w:rPr>
-          <w:lang w:val="hi_IN" w:bidi="hi_IN"/>
-        </w:rPr>
-      </w:r>
-      <w:r>
-        <w:rPr>
-          <w:b/>
-          <w:lang w:val="hi_IN" w:bidi="hi_IN"/>
-        </w:rPr>
         <w:t>"और बहुतों को"</w:t>
       </w:r>
       <w:r>
@@ -16519,21 +14346,6 @@
           <w:b/>
           <w:lang w:val="hi_IN" w:bidi="hi_IN"/>
         </w:rPr>
-        <w:t>μισοῦντες καὶ τὸν ἀπὸ τῆς σαρκὸς ἐσπιλωμένον χιτῶνα</w:t>
-      </w:r>
-    </w:p>
-    <w:p>
-      <w:pPr/>
-      <w:r>
-        <w:rPr>
-          <w:lang w:val="hi_IN" w:bidi="hi_IN"/>
-        </w:rPr>
-      </w:r>
-      <w:r>
-        <w:rPr>
-          <w:b/>
-          <w:lang w:val="hi_IN" w:bidi="hi_IN"/>
-        </w:rPr>
         <w:t>"और"</w:t>
       </w:r>
       <w:r>
@@ -16630,21 +14442,6 @@
           <w:b/>
           <w:lang w:val="hi_IN" w:bidi="hi_IN"/>
         </w:rPr>
-        <w:t>τῆς σαρκὸς</w:t>
-      </w:r>
-    </w:p>
-    <w:p>
-      <w:pPr/>
-      <w:r>
-        <w:rPr>
-          <w:lang w:val="hi_IN" w:bidi="hi_IN"/>
-        </w:rPr>
-      </w:r>
-      <w:r>
-        <w:rPr>
-          <w:b/>
-          <w:lang w:val="hi_IN" w:bidi="hi_IN"/>
-        </w:rPr>
         <w:t>"शरीर के"</w:t>
       </w:r>
     </w:p>
@@ -16741,21 +14538,6 @@
           <w:b/>
           <w:lang w:val="hi_IN" w:bidi="hi_IN"/>
         </w:rPr>
-        <w:t>τῷ δὲ δυναμένῳ φυλάξαι</w:t>
-      </w:r>
-    </w:p>
-    <w:p>
-      <w:pPr/>
-      <w:r>
-        <w:rPr>
-          <w:lang w:val="hi_IN" w:bidi="hi_IN"/>
-        </w:rPr>
-      </w:r>
-      <w:r>
-        <w:rPr>
-          <w:b/>
-          <w:lang w:val="hi_IN" w:bidi="hi_IN"/>
-        </w:rPr>
         <w:t>""</w:t>
       </w:r>
     </w:p>
@@ -16832,21 +14614,6 @@
           <w:b/>
           <w:lang w:val="hi_IN" w:bidi="hi_IN"/>
         </w:rPr>
-        <w:t>φυλάξαι ὑμᾶς ἀπταίστους</w:t>
-      </w:r>
-    </w:p>
-    <w:p>
-      <w:pPr/>
-      <w:r>
-        <w:rPr>
-          <w:lang w:val="hi_IN" w:bidi="hi_IN"/>
-        </w:rPr>
-      </w:r>
-      <w:r>
-        <w:rPr>
-          <w:b/>
-          <w:lang w:val="hi_IN" w:bidi="hi_IN"/>
-        </w:rPr>
         <w:t>"तुम्हें ठोकर खाने से बचा"</w:t>
       </w:r>
     </w:p>
@@ -16943,21 +14710,6 @@
           <w:b/>
           <w:lang w:val="hi_IN" w:bidi="hi_IN"/>
         </w:rPr>
-        <w:t>τῆς δόξης αὐτοῦ</w:t>
-      </w:r>
-    </w:p>
-    <w:p>
-      <w:pPr/>
-      <w:r>
-        <w:rPr>
-          <w:lang w:val="hi_IN" w:bidi="hi_IN"/>
-        </w:rPr>
-      </w:r>
-      <w:r>
-        <w:rPr>
-          <w:b/>
-          <w:lang w:val="hi_IN" w:bidi="hi_IN"/>
-        </w:rPr>
         <w:t>"अपनी महिमा की भरपूरी"</w:t>
       </w:r>
       <w:r>
@@ -17176,21 +14928,6 @@
           <w:b/>
           <w:lang w:val="hi_IN" w:bidi="hi_IN"/>
         </w:rPr>
-        <w:t>μόνῳ Θεῷ Σωτῆρι ἡμῶν</w:t>
-      </w:r>
-    </w:p>
-    <w:p>
-      <w:pPr/>
-      <w:r>
-        <w:rPr>
-          <w:lang w:val="hi_IN" w:bidi="hi_IN"/>
-        </w:rPr>
-      </w:r>
-      <w:r>
-        <w:rPr>
-          <w:b/>
-          <w:lang w:val="hi_IN" w:bidi="hi_IN"/>
-        </w:rPr>
         <w:t>"उस एकमात्र परमेश्वर के लिए, हमारे उद्धारकर्ता की"</w:t>
       </w:r>
       <w:r>
@@ -17280,21 +15017,6 @@
           <w:b/>
           <w:lang w:val="hi_IN" w:bidi="hi_IN"/>
         </w:rPr>
-        <w:t>Σωτῆρι ἡμῶν</w:t>
-      </w:r>
-    </w:p>
-    <w:p>
-      <w:pPr/>
-      <w:r>
-        <w:rPr>
-          <w:lang w:val="hi_IN" w:bidi="hi_IN"/>
-        </w:rPr>
-      </w:r>
-      <w:r>
-        <w:rPr>
-          <w:b/>
-          <w:lang w:val="hi_IN" w:bidi="hi_IN"/>
-        </w:rPr>
         <w:t>"हमारे उद्धारकर्ता की"</w:t>
       </w:r>
     </w:p>
@@ -17391,21 +15113,6 @@
           <w:b/>
           <w:lang w:val="hi_IN" w:bidi="hi_IN"/>
         </w:rPr>
-        <w:t>τοῦ Κυρίου ἡμῶν,</w:t>
-      </w:r>
-    </w:p>
-    <w:p>
-      <w:pPr/>
-      <w:r>
-        <w:rPr>
-          <w:lang w:val="hi_IN" w:bidi="hi_IN"/>
-        </w:rPr>
-      </w:r>
-      <w:r>
-        <w:rPr>
-          <w:b/>
-          <w:lang w:val="hi_IN" w:bidi="hi_IN"/>
-        </w:rPr>
         <w:t>"हमारे प्रभु"</w:t>
       </w:r>
     </w:p>
@@ -17502,21 +15209,6 @@
           <w:b/>
           <w:lang w:val="hi_IN" w:bidi="hi_IN"/>
         </w:rPr>
-        <w:t>μόνῳ Θεῷ &amp; δόξα, μεγαλωσύνη, κράτος, καὶ ἐξουσία</w:t>
-      </w:r>
-    </w:p>
-    <w:p>
-      <w:pPr/>
-      <w:r>
-        <w:rPr>
-          <w:lang w:val="hi_IN" w:bidi="hi_IN"/>
-        </w:rPr>
-      </w:r>
-      <w:r>
-        <w:rPr>
-          <w:b/>
-          <w:lang w:val="hi_IN" w:bidi="hi_IN"/>
-        </w:rPr>
         <w:t>""</w:t>
       </w:r>
     </w:p>
@@ -17606,21 +15298,6 @@
           <w:b/>
           <w:lang w:val="hi_IN" w:bidi="hi_IN"/>
         </w:rPr>
-        <w:t>πρὸ παντὸς τοῦ αἰῶνος</w:t>
-      </w:r>
-    </w:p>
-    <w:p>
-      <w:pPr/>
-      <w:r>
-        <w:rPr>
-          <w:lang w:val="hi_IN" w:bidi="hi_IN"/>
-        </w:rPr>
-      </w:r>
-      <w:r>
-        <w:rPr>
-          <w:b/>
-          <w:lang w:val="hi_IN" w:bidi="hi_IN"/>
-        </w:rPr>
         <w:t>"सनातन काल से है"</w:t>
       </w:r>
     </w:p>
@@ -17690,21 +15367,6 @@
         <w:rPr>
           <w:lang w:val="hi_IN" w:bidi="hi_IN"/>
         </w:rPr>
-      </w:r>
-    </w:p>
-    <w:p>
-      <w:pPr/>
-      <w:r>
-        <w:rPr>
-          <w:lang w:val="hi_IN" w:bidi="hi_IN"/>
-        </w:rPr>
-      </w:r>
-      <w:r>
-        <w:rPr>
-          <w:b/>
-          <w:lang w:val="hi_IN" w:bidi="hi_IN"/>
-        </w:rPr>
-        <w:t>εἰς πάντας τοὺς αἰῶνας</w:t>
       </w:r>
     </w:p>
     <w:p>

--- a/hin/docx/65.content.docx
+++ b/hin/docx/65.content.docx
@@ -19,7 +19,7 @@
         <w:rPr>
           <w:lang w:val="hi_IN" w:bidi="hi_IN"/>
         </w:rPr>
-        <w:t>Resource: अनुवाद नोट्स (अनफोल्डिंग वर्ड)</w:t>
+        <w:t>Resource: unfoldingWord® Translation Notes</w:t>
       </w:r>
       <w:r>
         <w:rPr>
@@ -90,7 +90,7 @@
         <w:rPr>
           <w:lang w:val="hi_IN" w:bidi="hi_IN"/>
         </w:rPr>
-        <w:t>अनुवाद नोट्स (अनफोल्डिंग वर्ड)</w:t>
+        <w:t>unfoldingWord® Translation Notes</w:t>
       </w:r>
     </w:p>
     <w:p>

--- a/hin/docx/65.content.docx
+++ b/hin/docx/65.content.docx
@@ -210,6 +210,21 @@
           <w:b/>
           <w:lang w:val="hi_IN" w:bidi="hi_IN"/>
         </w:rPr>
+        <w:t>Ἰούδας</w:t>
+      </w:r>
+    </w:p>
+    <w:p>
+      <w:pPr/>
+      <w:r>
+        <w:rPr>
+          <w:lang w:val="hi_IN" w:bidi="hi_IN"/>
+        </w:rPr>
+      </w:r>
+      <w:r>
+        <w:rPr>
+          <w:b/>
+          <w:lang w:val="hi_IN" w:bidi="hi_IN"/>
+        </w:rPr>
         <w:t>""</w:t>
       </w:r>
     </w:p>
@@ -293,6 +308,21 @@
           <w:b/>
           <w:lang w:val="hi_IN" w:bidi="hi_IN"/>
         </w:rPr>
+        <w:t>Ἰούδας</w:t>
+      </w:r>
+    </w:p>
+    <w:p>
+      <w:pPr/>
+      <w:r>
+        <w:rPr>
+          <w:lang w:val="hi_IN" w:bidi="hi_IN"/>
+        </w:rPr>
+      </w:r>
+      <w:r>
+        <w:rPr>
+          <w:b/>
+          <w:lang w:val="hi_IN" w:bidi="hi_IN"/>
+        </w:rPr>
         <w:t>"यहूदा यीशु मसीह दास"</w:t>
       </w:r>
     </w:p>
@@ -376,6 +406,21 @@
           <w:b/>
           <w:lang w:val="hi_IN" w:bidi="hi_IN"/>
         </w:rPr>
+        <w:t>Ἰησοῦ Χριστοῦ δοῦλος, ἀδελφὸς δὲ Ἰακώβου</w:t>
+      </w:r>
+    </w:p>
+    <w:p>
+      <w:pPr/>
+      <w:r>
+        <w:rPr>
+          <w:lang w:val="hi_IN" w:bidi="hi_IN"/>
+        </w:rPr>
+      </w:r>
+      <w:r>
+        <w:rPr>
+          <w:b/>
+          <w:lang w:val="hi_IN" w:bidi="hi_IN"/>
+        </w:rPr>
         <w:t>"यीशु मसीह दास और याकूब का भाई है"</w:t>
       </w:r>
     </w:p>
@@ -485,6 +530,21 @@
           <w:b/>
           <w:lang w:val="hi_IN" w:bidi="hi_IN"/>
         </w:rPr>
+        <w:t>ἀδελφὸς &amp; Ἰακώβου</w:t>
+      </w:r>
+    </w:p>
+    <w:p>
+      <w:pPr/>
+      <w:r>
+        <w:rPr>
+          <w:lang w:val="hi_IN" w:bidi="hi_IN"/>
+        </w:rPr>
+      </w:r>
+      <w:r>
+        <w:rPr>
+          <w:b/>
+          <w:lang w:val="hi_IN" w:bidi="hi_IN"/>
+        </w:rPr>
         <w:t>"याकूब का भाई है"</w:t>
       </w:r>
     </w:p>
@@ -548,6 +608,21 @@
           <w:b/>
           <w:lang w:val="hi_IN" w:bidi="hi_IN"/>
         </w:rPr>
+        <w:t>τοῖς</w:t>
+      </w:r>
+    </w:p>
+    <w:p>
+      <w:pPr/>
+      <w:r>
+        <w:rPr>
+          <w:lang w:val="hi_IN" w:bidi="hi_IN"/>
+        </w:rPr>
+      </w:r>
+      <w:r>
+        <w:rPr>
+          <w:b/>
+          <w:lang w:val="hi_IN" w:bidi="hi_IN"/>
+        </w:rPr>
         <w:t>"उन बुलाए हुओं"</w:t>
       </w:r>
       <w:r>
@@ -644,6 +719,21 @@
           <w:b/>
           <w:lang w:val="hi_IN" w:bidi="hi_IN"/>
         </w:rPr>
+        <w:t>κλητοῖς</w:t>
+      </w:r>
+    </w:p>
+    <w:p>
+      <w:pPr/>
+      <w:r>
+        <w:rPr>
+          <w:lang w:val="hi_IN" w:bidi="hi_IN"/>
+        </w:rPr>
+      </w:r>
+      <w:r>
+        <w:rPr>
+          <w:b/>
+          <w:lang w:val="hi_IN" w:bidi="hi_IN"/>
+        </w:rPr>
         <w:t>"उन बुलाए हुओं"</w:t>
       </w:r>
       <w:r>
@@ -753,6 +843,21 @@
           <w:b/>
           <w:lang w:val="hi_IN" w:bidi="hi_IN"/>
         </w:rPr>
+        <w:t>ἐν Θεῷ Πατρὶ ἠγαπημένοις</w:t>
+      </w:r>
+    </w:p>
+    <w:p>
+      <w:pPr/>
+      <w:r>
+        <w:rPr>
+          <w:lang w:val="hi_IN" w:bidi="hi_IN"/>
+        </w:rPr>
+      </w:r>
+      <w:r>
+        <w:rPr>
+          <w:b/>
+          <w:lang w:val="hi_IN" w:bidi="hi_IN"/>
+        </w:rPr>
         <w:t>"के नाम"</w:t>
       </w:r>
       <w:r>
@@ -849,6 +954,21 @@
           <w:b/>
           <w:lang w:val="hi_IN" w:bidi="hi_IN"/>
         </w:rPr>
+        <w:t>Θεῷ Πατρὶ</w:t>
+      </w:r>
+    </w:p>
+    <w:p>
+      <w:pPr/>
+      <w:r>
+        <w:rPr>
+          <w:lang w:val="hi_IN" w:bidi="hi_IN"/>
+        </w:rPr>
+      </w:r>
+      <w:r>
+        <w:rPr>
+          <w:b/>
+          <w:lang w:val="hi_IN" w:bidi="hi_IN"/>
+        </w:rPr>
         <w:t>"परमेश्वर पिता"</w:t>
       </w:r>
     </w:p>
@@ -945,6 +1065,21 @@
           <w:b/>
           <w:lang w:val="hi_IN" w:bidi="hi_IN"/>
         </w:rPr>
+        <w:t>Ἰησοῦ Χριστῷ τετηρημένοις κλητοῖς</w:t>
+      </w:r>
+    </w:p>
+    <w:p>
+      <w:pPr/>
+      <w:r>
+        <w:rPr>
+          <w:lang w:val="hi_IN" w:bidi="hi_IN"/>
+        </w:rPr>
+      </w:r>
+      <w:r>
+        <w:rPr>
+          <w:b/>
+          <w:lang w:val="hi_IN" w:bidi="hi_IN"/>
+        </w:rPr>
         <w:t>"यीशु मसीह सुरक्षित हैं"</w:t>
       </w:r>
     </w:p>
@@ -1028,6 +1163,21 @@
           <w:b/>
           <w:lang w:val="hi_IN" w:bidi="hi_IN"/>
         </w:rPr>
+        <w:t>ἔλεος ὑμῖν, καὶ εἰρήνη, καὶ ἀγάπη πληθυνθείη.</w:t>
+      </w:r>
+    </w:p>
+    <w:p>
+      <w:pPr/>
+      <w:r>
+        <w:rPr>
+          <w:lang w:val="hi_IN" w:bidi="hi_IN"/>
+        </w:rPr>
+      </w:r>
+      <w:r>
+        <w:rPr>
+          <w:b/>
+          <w:lang w:val="hi_IN" w:bidi="hi_IN"/>
+        </w:rPr>
         <w:t>"दया और शान्ति और प्रेम तुम्हें बहुतायत से प्राप्त होता रहे"</w:t>
       </w:r>
     </w:p>
@@ -1111,6 +1261,21 @@
           <w:b/>
           <w:lang w:val="hi_IN" w:bidi="hi_IN"/>
         </w:rPr>
+        <w:t>ἔλεος ὑμῖν, καὶ εἰρήνη, καὶ ἀγάπη πληθυνθείη</w:t>
+      </w:r>
+    </w:p>
+    <w:p>
+      <w:pPr/>
+      <w:r>
+        <w:rPr>
+          <w:lang w:val="hi_IN" w:bidi="hi_IN"/>
+        </w:rPr>
+      </w:r>
+      <w:r>
+        <w:rPr>
+          <w:b/>
+          <w:lang w:val="hi_IN" w:bidi="hi_IN"/>
+        </w:rPr>
         <w:t>"दया और शान्ति और प्रेम तुम्हें बहुतायत से प्राप्त होता रहे"</w:t>
       </w:r>
     </w:p>
@@ -1233,6 +1398,21 @@
           <w:b/>
           <w:lang w:val="hi_IN" w:bidi="hi_IN"/>
         </w:rPr>
+        <w:t>ἔλεος &amp; καὶ εἰρήνη, καὶ ἀγάπη πληθυνθείη.</w:t>
+      </w:r>
+    </w:p>
+    <w:p>
+      <w:pPr/>
+      <w:r>
+        <w:rPr>
+          <w:lang w:val="hi_IN" w:bidi="hi_IN"/>
+        </w:rPr>
+      </w:r>
+      <w:r>
+        <w:rPr>
+          <w:b/>
+          <w:lang w:val="hi_IN" w:bidi="hi_IN"/>
+        </w:rPr>
         <w:t>"दया और शान्ति और प्रेम"</w:t>
       </w:r>
       <w:r>
@@ -1342,6 +1522,21 @@
           <w:b/>
           <w:lang w:val="hi_IN" w:bidi="hi_IN"/>
         </w:rPr>
+        <w:t>ὑμῖν</w:t>
+      </w:r>
+    </w:p>
+    <w:p>
+      <w:pPr/>
+      <w:r>
+        <w:rPr>
+          <w:lang w:val="hi_IN" w:bidi="hi_IN"/>
+        </w:rPr>
+      </w:r>
+      <w:r>
+        <w:rPr>
+          <w:b/>
+          <w:lang w:val="hi_IN" w:bidi="hi_IN"/>
+        </w:rPr>
         <w:t>"तुम्हें"</w:t>
       </w:r>
     </w:p>
@@ -1438,6 +1633,21 @@
           <w:b/>
           <w:lang w:val="hi_IN" w:bidi="hi_IN"/>
         </w:rPr>
+        <w:t>ἀγαπητοί</w:t>
+      </w:r>
+    </w:p>
+    <w:p>
+      <w:pPr/>
+      <w:r>
+        <w:rPr>
+          <w:lang w:val="hi_IN" w:bidi="hi_IN"/>
+        </w:rPr>
+      </w:r>
+      <w:r>
+        <w:rPr>
+          <w:b/>
+          <w:lang w:val="hi_IN" w:bidi="hi_IN"/>
+        </w:rPr>
         <w:t>"हे प्रियों, जब"</w:t>
       </w:r>
     </w:p>
@@ -1534,6 +1744,21 @@
           <w:b/>
           <w:lang w:val="hi_IN" w:bidi="hi_IN"/>
         </w:rPr>
+        <w:t>πᾶσαν σπουδὴν ποιούμενος γράφειν ὑμῖν</w:t>
+      </w:r>
+    </w:p>
+    <w:p>
+      <w:pPr/>
+      <w:r>
+        <w:rPr>
+          <w:lang w:val="hi_IN" w:bidi="hi_IN"/>
+        </w:rPr>
+      </w:r>
+      <w:r>
+        <w:rPr>
+          <w:b/>
+          <w:lang w:val="hi_IN" w:bidi="hi_IN"/>
+        </w:rPr>
         <w:t>""</w:t>
       </w:r>
     </w:p>
@@ -1597,6 +1822,21 @@
           <w:b/>
           <w:lang w:val="hi_IN" w:bidi="hi_IN"/>
         </w:rPr>
+        <w:t>περὶ τῆς κοινῆς ἡμῶν σωτηρίας</w:t>
+      </w:r>
+    </w:p>
+    <w:p>
+      <w:pPr/>
+      <w:r>
+        <w:rPr>
+          <w:lang w:val="hi_IN" w:bidi="hi_IN"/>
+        </w:rPr>
+      </w:r>
+      <w:r>
+        <w:rPr>
+          <w:b/>
+          <w:lang w:val="hi_IN" w:bidi="hi_IN"/>
+        </w:rPr>
         <w:t>"उस उद्धार"</w:t>
       </w:r>
       <w:r>
@@ -1699,6 +1939,21 @@
           <w:b/>
           <w:lang w:val="hi_IN" w:bidi="hi_IN"/>
         </w:rPr>
+        <w:t>περὶ τῆς κοινῆς ἡμῶν σωτηρίας</w:t>
+      </w:r>
+    </w:p>
+    <w:p>
+      <w:pPr/>
+      <w:r>
+        <w:rPr>
+          <w:lang w:val="hi_IN" w:bidi="hi_IN"/>
+        </w:rPr>
+      </w:r>
+      <w:r>
+        <w:rPr>
+          <w:b/>
+          <w:lang w:val="hi_IN" w:bidi="hi_IN"/>
+        </w:rPr>
         <w:t>"उस उद्धार के विषय में"</w:t>
       </w:r>
       <w:r>
@@ -1834,6 +2089,21 @@
           <w:b/>
           <w:lang w:val="hi_IN" w:bidi="hi_IN"/>
         </w:rPr>
+        <w:t>ἡμῶν</w:t>
+      </w:r>
+    </w:p>
+    <w:p>
+      <w:pPr/>
+      <w:r>
+        <w:rPr>
+          <w:lang w:val="hi_IN" w:bidi="hi_IN"/>
+        </w:rPr>
+      </w:r>
+      <w:r>
+        <w:rPr>
+          <w:b/>
+          <w:lang w:val="hi_IN" w:bidi="hi_IN"/>
+        </w:rPr>
         <w:t>""</w:t>
       </w:r>
     </w:p>
@@ -1924,6 +2194,21 @@
           <w:b/>
           <w:lang w:val="hi_IN" w:bidi="hi_IN"/>
         </w:rPr>
+        <w:t>ἀνάγκην ἔσχον γράψαι</w:t>
+      </w:r>
+    </w:p>
+    <w:p>
+      <w:pPr/>
+      <w:r>
+        <w:rPr>
+          <w:lang w:val="hi_IN" w:bidi="hi_IN"/>
+        </w:rPr>
+      </w:r>
+      <w:r>
+        <w:rPr>
+          <w:b/>
+          <w:lang w:val="hi_IN" w:bidi="hi_IN"/>
+        </w:rPr>
         <w:t>"आवश्यक जाना कि"</w:t>
       </w:r>
     </w:p>
@@ -2000,6 +2285,21 @@
           <w:b/>
           <w:lang w:val="hi_IN" w:bidi="hi_IN"/>
         </w:rPr>
+        <w:t>παρακαλῶν ἐπαγωνίζεσθαι τῇ &amp; πίστει</w:t>
+      </w:r>
+    </w:p>
+    <w:p>
+      <w:pPr/>
+      <w:r>
+        <w:rPr>
+          <w:lang w:val="hi_IN" w:bidi="hi_IN"/>
+        </w:rPr>
+      </w:r>
+      <w:r>
+        <w:rPr>
+          <w:b/>
+          <w:lang w:val="hi_IN" w:bidi="hi_IN"/>
+        </w:rPr>
         <w:t>"मैं"</w:t>
       </w:r>
       <w:r>
@@ -2089,6 +2389,21 @@
           <w:b/>
           <w:lang w:val="hi_IN" w:bidi="hi_IN"/>
         </w:rPr>
+        <w:t>παρακαλῶν ἐπαγωνίζεσθαι τῇ &amp; πίστει</w:t>
+      </w:r>
+    </w:p>
+    <w:p>
+      <w:pPr/>
+      <w:r>
+        <w:rPr>
+          <w:lang w:val="hi_IN" w:bidi="hi_IN"/>
+        </w:rPr>
+      </w:r>
+      <w:r>
+        <w:rPr>
+          <w:b/>
+          <w:lang w:val="hi_IN" w:bidi="hi_IN"/>
+        </w:rPr>
         <w:t>"मैं"</w:t>
       </w:r>
       <w:r>
@@ -2198,6 +2513,21 @@
           <w:b/>
           <w:lang w:val="hi_IN" w:bidi="hi_IN"/>
         </w:rPr>
+        <w:t>τῇ ἅπαξ παραδοθείσῃ τοῖς ἁγίοις πίστει</w:t>
+      </w:r>
+    </w:p>
+    <w:p>
+      <w:pPr/>
+      <w:r>
+        <w:rPr>
+          <w:lang w:val="hi_IN" w:bidi="hi_IN"/>
+        </w:rPr>
+      </w:r>
+      <w:r>
+        <w:rPr>
+          <w:b/>
+          <w:lang w:val="hi_IN" w:bidi="hi_IN"/>
+        </w:rPr>
         <w:t>"उस विश्वास के लिये"</w:t>
       </w:r>
       <w:r>
@@ -2294,6 +2624,21 @@
           <w:b/>
           <w:lang w:val="hi_IN" w:bidi="hi_IN"/>
         </w:rPr>
+        <w:t>ἅπαξ</w:t>
+      </w:r>
+    </w:p>
+    <w:p>
+      <w:pPr/>
+      <w:r>
+        <w:rPr>
+          <w:lang w:val="hi_IN" w:bidi="hi_IN"/>
+        </w:rPr>
+      </w:r>
+      <w:r>
+        <w:rPr>
+          <w:b/>
+          <w:lang w:val="hi_IN" w:bidi="hi_IN"/>
+        </w:rPr>
         <w:t>"एक ही बार"</w:t>
       </w:r>
     </w:p>
@@ -2383,6 +2728,21 @@
           <w:b/>
           <w:lang w:val="hi_IN" w:bidi="hi_IN"/>
         </w:rPr>
+        <w:t>γάρ</w:t>
+      </w:r>
+    </w:p>
+    <w:p>
+      <w:pPr/>
+      <w:r>
+        <w:rPr>
+          <w:lang w:val="hi_IN" w:bidi="hi_IN"/>
+        </w:rPr>
+      </w:r>
+      <w:r>
+        <w:rPr>
+          <w:b/>
+          <w:lang w:val="hi_IN" w:bidi="hi_IN"/>
+        </w:rPr>
         <w:t>"क्योंकि"</w:t>
       </w:r>
     </w:p>
@@ -2479,6 +2839,21 @@
           <w:b/>
           <w:lang w:val="hi_IN" w:bidi="hi_IN"/>
         </w:rPr>
+        <w:t>παρεισέδυσαν γάρ τινες ἄνθρωποι</w:t>
+      </w:r>
+    </w:p>
+    <w:p>
+      <w:pPr/>
+      <w:r>
+        <w:rPr>
+          <w:lang w:val="hi_IN" w:bidi="hi_IN"/>
+        </w:rPr>
+      </w:r>
+      <w:r>
+        <w:rPr>
+          <w:b/>
+          <w:lang w:val="hi_IN" w:bidi="hi_IN"/>
+        </w:rPr>
         <w:t>"क्योंकि कितने ऐसे मनुष्य"</w:t>
       </w:r>
       <w:r>
@@ -2554,6 +2929,21 @@
         <w:rPr>
           <w:lang w:val="hi_IN" w:bidi="hi_IN"/>
         </w:rPr>
+      </w:r>
+    </w:p>
+    <w:p>
+      <w:pPr/>
+      <w:r>
+        <w:rPr>
+          <w:lang w:val="hi_IN" w:bidi="hi_IN"/>
+        </w:rPr>
+      </w:r>
+      <w:r>
+        <w:rPr>
+          <w:b/>
+          <w:lang w:val="hi_IN" w:bidi="hi_IN"/>
+        </w:rPr>
+        <w:t>παρεισέδυσαν γάρ τινες ἄνθρωποι</w:t>
       </w:r>
     </w:p>
     <w:p>
@@ -2695,6 +3085,21 @@
           <w:b/>
           <w:lang w:val="hi_IN" w:bidi="hi_IN"/>
         </w:rPr>
+        <w:t>οἱ πάλαι προγεγραμμένοι εἰς τοῦτο τὸ κρίμα</w:t>
+      </w:r>
+    </w:p>
+    <w:p>
+      <w:pPr/>
+      <w:r>
+        <w:rPr>
+          <w:lang w:val="hi_IN" w:bidi="hi_IN"/>
+        </w:rPr>
+      </w:r>
+      <w:r>
+        <w:rPr>
+          <w:b/>
+          <w:lang w:val="hi_IN" w:bidi="hi_IN"/>
+        </w:rPr>
         <w:t>"में"</w:t>
       </w:r>
       <w:r>
@@ -2817,6 +3222,21 @@
           <w:b/>
           <w:lang w:val="hi_IN" w:bidi="hi_IN"/>
         </w:rPr>
+        <w:t>εἰς τοῦτο τὸ κρίμα</w:t>
+      </w:r>
+    </w:p>
+    <w:p>
+      <w:pPr/>
+      <w:r>
+        <w:rPr>
+          <w:lang w:val="hi_IN" w:bidi="hi_IN"/>
+        </w:rPr>
+      </w:r>
+      <w:r>
+        <w:rPr>
+          <w:b/>
+          <w:lang w:val="hi_IN" w:bidi="hi_IN"/>
+        </w:rPr>
         <w:t>"में"</w:t>
       </w:r>
       <w:r>
@@ -2952,6 +3372,21 @@
           <w:b/>
           <w:lang w:val="hi_IN" w:bidi="hi_IN"/>
         </w:rPr>
+        <w:t>ἀσεβεῖς</w:t>
+      </w:r>
+    </w:p>
+    <w:p>
+      <w:pPr/>
+      <w:r>
+        <w:rPr>
+          <w:lang w:val="hi_IN" w:bidi="hi_IN"/>
+        </w:rPr>
+      </w:r>
+      <w:r>
+        <w:rPr>
+          <w:b/>
+          <w:lang w:val="hi_IN" w:bidi="hi_IN"/>
+        </w:rPr>
         <w:t>"भक्तिहीन"</w:t>
       </w:r>
     </w:p>
@@ -3048,6 +3483,21 @@
           <w:b/>
           <w:lang w:val="hi_IN" w:bidi="hi_IN"/>
         </w:rPr>
+        <w:t>τὴν τοῦ Θεοῦ ἡμῶν χάριτα μετατιθέντες εἰς ἀσέλγειαν</w:t>
+      </w:r>
+    </w:p>
+    <w:p>
+      <w:pPr/>
+      <w:r>
+        <w:rPr>
+          <w:lang w:val="hi_IN" w:bidi="hi_IN"/>
+        </w:rPr>
+      </w:r>
+      <w:r>
+        <w:rPr>
+          <w:b/>
+          <w:lang w:val="hi_IN" w:bidi="hi_IN"/>
+        </w:rPr>
         <w:t>"हम"</w:t>
       </w:r>
       <w:r>
@@ -3157,6 +3607,21 @@
           <w:b/>
           <w:lang w:val="hi_IN" w:bidi="hi_IN"/>
         </w:rPr>
+        <w:t>ἡμῶν &amp; ἡμῶν</w:t>
+      </w:r>
+    </w:p>
+    <w:p>
+      <w:pPr/>
+      <w:r>
+        <w:rPr>
+          <w:lang w:val="hi_IN" w:bidi="hi_IN"/>
+        </w:rPr>
+      </w:r>
+      <w:r>
+        <w:rPr>
+          <w:b/>
+          <w:lang w:val="hi_IN" w:bidi="hi_IN"/>
+        </w:rPr>
         <w:t>"हम"</w:t>
       </w:r>
       <w:r>
@@ -3279,6 +3744,21 @@
           <w:b/>
           <w:lang w:val="hi_IN" w:bidi="hi_IN"/>
         </w:rPr>
+        <w:t>τὴν τοῦ Θεοῦ ἡμῶν χάριτα</w:t>
+      </w:r>
+    </w:p>
+    <w:p>
+      <w:pPr/>
+      <w:r>
+        <w:rPr>
+          <w:lang w:val="hi_IN" w:bidi="hi_IN"/>
+        </w:rPr>
+      </w:r>
+      <w:r>
+        <w:rPr>
+          <w:b/>
+          <w:lang w:val="hi_IN" w:bidi="hi_IN"/>
+        </w:rPr>
         <w:t>"हम"</w:t>
       </w:r>
       <w:r>
@@ -3401,6 +3881,21 @@
           <w:b/>
           <w:lang w:val="hi_IN" w:bidi="hi_IN"/>
         </w:rPr>
+        <w:t>εἰς ἀσέλγειαν</w:t>
+      </w:r>
+    </w:p>
+    <w:p>
+      <w:pPr/>
+      <w:r>
+        <w:rPr>
+          <w:lang w:val="hi_IN" w:bidi="hi_IN"/>
+        </w:rPr>
+      </w:r>
+      <w:r>
+        <w:rPr>
+          <w:b/>
+          <w:lang w:val="hi_IN" w:bidi="hi_IN"/>
+        </w:rPr>
         <w:t>"लुचपन में"</w:t>
       </w:r>
     </w:p>
@@ -3497,6 +3992,21 @@
           <w:b/>
           <w:lang w:val="hi_IN" w:bidi="hi_IN"/>
         </w:rPr>
+        <w:t>τὸν μόνον Δεσπότην καὶ Κύριον ἡμῶν, Ἰησοῦν Χριστὸν, ἀρνούμενοι</w:t>
+      </w:r>
+    </w:p>
+    <w:p>
+      <w:pPr/>
+      <w:r>
+        <w:rPr>
+          <w:lang w:val="hi_IN" w:bidi="hi_IN"/>
+        </w:rPr>
+      </w:r>
+      <w:r>
+        <w:rPr>
+          <w:b/>
+          <w:lang w:val="hi_IN" w:bidi="hi_IN"/>
+        </w:rPr>
         <w:t>"चुपके से"</w:t>
       </w:r>
       <w:r>
@@ -3586,6 +4096,21 @@
           <w:b/>
           <w:lang w:val="hi_IN" w:bidi="hi_IN"/>
         </w:rPr>
+        <w:t>τὸν μόνον Δεσπότην καὶ Κύριον ἡμῶν</w:t>
+      </w:r>
+    </w:p>
+    <w:p>
+      <w:pPr/>
+      <w:r>
+        <w:rPr>
+          <w:lang w:val="hi_IN" w:bidi="hi_IN"/>
+        </w:rPr>
+      </w:r>
+      <w:r>
+        <w:rPr>
+          <w:b/>
+          <w:lang w:val="hi_IN" w:bidi="hi_IN"/>
+        </w:rPr>
         <w:t>"चुपके से"</w:t>
       </w:r>
       <w:r>
@@ -3747,6 +4272,21 @@
           <w:b/>
           <w:lang w:val="hi_IN" w:bidi="hi_IN"/>
         </w:rPr>
+        <w:t>ὑπομνῆσαι &amp; ὑμᾶς βούλομαι, εἰδότας ὑμᾶς ἅπαξ πάντα</w:t>
+      </w:r>
+    </w:p>
+    <w:p>
+      <w:pPr/>
+      <w:r>
+        <w:rPr>
+          <w:lang w:val="hi_IN" w:bidi="hi_IN"/>
+        </w:rPr>
+      </w:r>
+      <w:r>
+        <w:rPr>
+          <w:b/>
+          <w:lang w:val="hi_IN" w:bidi="hi_IN"/>
+        </w:rPr>
         <w:t>"तुम सब बात एक बार जान चुके हो,"</w:t>
       </w:r>
       <w:r>
@@ -3856,6 +4396,21 @@
           <w:b/>
           <w:lang w:val="hi_IN" w:bidi="hi_IN"/>
         </w:rPr>
+        <w:t>πάντα</w:t>
+      </w:r>
+    </w:p>
+    <w:p>
+      <w:pPr/>
+      <w:r>
+        <w:rPr>
+          <w:lang w:val="hi_IN" w:bidi="hi_IN"/>
+        </w:rPr>
+      </w:r>
+      <w:r>
+        <w:rPr>
+          <w:b/>
+          <w:lang w:val="hi_IN" w:bidi="hi_IN"/>
+        </w:rPr>
         <w:t>""</w:t>
       </w:r>
     </w:p>
@@ -3932,6 +4487,21 @@
           <w:b/>
           <w:lang w:val="hi_IN" w:bidi="hi_IN"/>
         </w:rPr>
+        <w:t>ὅτι Ἰησοῦς</w:t>
+      </w:r>
+    </w:p>
+    <w:p>
+      <w:pPr/>
+      <w:r>
+        <w:rPr>
+          <w:lang w:val="hi_IN" w:bidi="hi_IN"/>
+        </w:rPr>
+      </w:r>
+      <w:r>
+        <w:rPr>
+          <w:b/>
+          <w:lang w:val="hi_IN" w:bidi="hi_IN"/>
+        </w:rPr>
         <w:t>"इस बात की"</w:t>
       </w:r>
       <w:r>
@@ -4028,6 +4598,21 @@
           <w:b/>
           <w:lang w:val="hi_IN" w:bidi="hi_IN"/>
         </w:rPr>
+        <w:t>λαὸν ἐκ γῆς Αἰγύπτου σώσας</w:t>
+      </w:r>
+    </w:p>
+    <w:p>
+      <w:pPr/>
+      <w:r>
+        <w:rPr>
+          <w:lang w:val="hi_IN" w:bidi="hi_IN"/>
+        </w:rPr>
+      </w:r>
+      <w:r>
+        <w:rPr>
+          <w:b/>
+          <w:lang w:val="hi_IN" w:bidi="hi_IN"/>
+        </w:rPr>
         <w:t>"एक कुल को मिस्र देश से छुड़ाने"</w:t>
       </w:r>
     </w:p>
@@ -4091,6 +4676,21 @@
           <w:b/>
           <w:lang w:val="hi_IN" w:bidi="hi_IN"/>
         </w:rPr>
+        <w:t>λαὸν ἐκ γῆς Αἰγύπτου σώσας</w:t>
+      </w:r>
+    </w:p>
+    <w:p>
+      <w:pPr/>
+      <w:r>
+        <w:rPr>
+          <w:lang w:val="hi_IN" w:bidi="hi_IN"/>
+        </w:rPr>
+      </w:r>
+      <w:r>
+        <w:rPr>
+          <w:b/>
+          <w:lang w:val="hi_IN" w:bidi="hi_IN"/>
+        </w:rPr>
         <w:t>""</w:t>
       </w:r>
     </w:p>
@@ -4167,6 +4767,21 @@
           <w:b/>
           <w:lang w:val="hi_IN" w:bidi="hi_IN"/>
         </w:rPr>
+        <w:t>τοὺς μὴ τηρήσαντας τὴν ἑαυτῶν ἀρχὴν</w:t>
+      </w:r>
+    </w:p>
+    <w:p>
+      <w:pPr/>
+      <w:r>
+        <w:rPr>
+          <w:lang w:val="hi_IN" w:bidi="hi_IN"/>
+        </w:rPr>
+      </w:r>
+      <w:r>
+        <w:rPr>
+          <w:b/>
+          <w:lang w:val="hi_IN" w:bidi="hi_IN"/>
+        </w:rPr>
         <w:t>"को स्थिर न रखा"</w:t>
       </w:r>
       <w:r>
@@ -4289,6 +4904,21 @@
           <w:b/>
           <w:lang w:val="hi_IN" w:bidi="hi_IN"/>
         </w:rPr>
+        <w:t>τὴν ἑαυτῶν ἀρχὴν</w:t>
+      </w:r>
+    </w:p>
+    <w:p>
+      <w:pPr/>
+      <w:r>
+        <w:rPr>
+          <w:lang w:val="hi_IN" w:bidi="hi_IN"/>
+        </w:rPr>
+      </w:r>
+      <w:r>
+        <w:rPr>
+          <w:b/>
+          <w:lang w:val="hi_IN" w:bidi="hi_IN"/>
+        </w:rPr>
         <w:t>"अपने"</w:t>
       </w:r>
       <w:r>
@@ -4378,6 +5008,21 @@
           <w:b/>
           <w:lang w:val="hi_IN" w:bidi="hi_IN"/>
         </w:rPr>
+        <w:t>δεσμοῖς ἀϊδίοις ὑπὸ ζόφον τετήρηκεν</w:t>
+      </w:r>
+    </w:p>
+    <w:p>
+      <w:pPr/>
+      <w:r>
+        <w:rPr>
+          <w:lang w:val="hi_IN" w:bidi="hi_IN"/>
+        </w:rPr>
+      </w:r>
+      <w:r>
+        <w:rPr>
+          <w:b/>
+          <w:lang w:val="hi_IN" w:bidi="hi_IN"/>
+        </w:rPr>
         <w:t>"अंधकार"</w:t>
       </w:r>
       <w:r>
@@ -4480,6 +5125,21 @@
           <w:b/>
           <w:lang w:val="hi_IN" w:bidi="hi_IN"/>
         </w:rPr>
+        <w:t>δεσμοῖς ἀϊδίοις &amp; τετήρηκεν</w:t>
+      </w:r>
+    </w:p>
+    <w:p>
+      <w:pPr/>
+      <w:r>
+        <w:rPr>
+          <w:lang w:val="hi_IN" w:bidi="hi_IN"/>
+        </w:rPr>
+      </w:r>
+      <w:r>
+        <w:rPr>
+          <w:b/>
+          <w:lang w:val="hi_IN" w:bidi="hi_IN"/>
+        </w:rPr>
         <w:t>"अंधकार"</w:t>
       </w:r>
       <w:r>
@@ -4582,6 +5242,21 @@
           <w:b/>
           <w:lang w:val="hi_IN" w:bidi="hi_IN"/>
         </w:rPr>
+        <w:t>ὑπὸ ζόφον</w:t>
+      </w:r>
+    </w:p>
+    <w:p>
+      <w:pPr/>
+      <w:r>
+        <w:rPr>
+          <w:lang w:val="hi_IN" w:bidi="hi_IN"/>
+        </w:rPr>
+      </w:r>
+      <w:r>
+        <w:rPr>
+          <w:b/>
+          <w:lang w:val="hi_IN" w:bidi="hi_IN"/>
+        </w:rPr>
         <w:t>"अंधकार"</w:t>
       </w:r>
       <w:r>
@@ -4691,6 +5366,21 @@
           <w:b/>
           <w:lang w:val="hi_IN" w:bidi="hi_IN"/>
         </w:rPr>
+        <w:t>εἰς κρίσιν μεγάλης ἡμέρας</w:t>
+      </w:r>
+    </w:p>
+    <w:p>
+      <w:pPr/>
+      <w:r>
+        <w:rPr>
+          <w:lang w:val="hi_IN" w:bidi="hi_IN"/>
+        </w:rPr>
+      </w:r>
+      <w:r>
+        <w:rPr>
+          <w:b/>
+          <w:lang w:val="hi_IN" w:bidi="hi_IN"/>
+        </w:rPr>
         <w:t>"दिन के न्याय के लिये"</w:t>
       </w:r>
       <w:r>
@@ -4800,6 +5490,21 @@
           <w:b/>
           <w:lang w:val="hi_IN" w:bidi="hi_IN"/>
         </w:rPr>
+        <w:t>εἰς κρίσιν μεγάλης ἡμέρας</w:t>
+      </w:r>
+    </w:p>
+    <w:p>
+      <w:pPr/>
+      <w:r>
+        <w:rPr>
+          <w:lang w:val="hi_IN" w:bidi="hi_IN"/>
+        </w:rPr>
+      </w:r>
+      <w:r>
+        <w:rPr>
+          <w:b/>
+          <w:lang w:val="hi_IN" w:bidi="hi_IN"/>
+        </w:rPr>
         <w:t>"दिन के न्याय के लिये"</w:t>
       </w:r>
       <w:r>
@@ -4922,6 +5627,21 @@
           <w:b/>
           <w:lang w:val="hi_IN" w:bidi="hi_IN"/>
         </w:rPr>
+        <w:t>μεγάλης ἡμέρας</w:t>
+      </w:r>
+    </w:p>
+    <w:p>
+      <w:pPr/>
+      <w:r>
+        <w:rPr>
+          <w:lang w:val="hi_IN" w:bidi="hi_IN"/>
+        </w:rPr>
+      </w:r>
+      <w:r>
+        <w:rPr>
+          <w:b/>
+          <w:lang w:val="hi_IN" w:bidi="hi_IN"/>
+        </w:rPr>
         <w:t>"दिन के"</w:t>
       </w:r>
       <w:r>
@@ -5011,6 +5731,21 @@
           <w:b/>
           <w:lang w:val="hi_IN" w:bidi="hi_IN"/>
         </w:rPr>
+        <w:t>Σόδομα καὶ Γόμορρα, καὶ αἱ περὶ αὐτὰς πόλεις</w:t>
+      </w:r>
+    </w:p>
+    <w:p>
+      <w:pPr/>
+      <w:r>
+        <w:rPr>
+          <w:lang w:val="hi_IN" w:bidi="hi_IN"/>
+        </w:rPr>
+      </w:r>
+      <w:r>
+        <w:rPr>
+          <w:b/>
+          <w:lang w:val="hi_IN" w:bidi="hi_IN"/>
+        </w:rPr>
         <w:t>"उनके नगर"</w:t>
       </w:r>
     </w:p>
@@ -5133,6 +5868,21 @@
           <w:b/>
           <w:lang w:val="hi_IN" w:bidi="hi_IN"/>
         </w:rPr>
+        <w:t>τὸν ὅμοιον τρόπον τούτοις</w:t>
+      </w:r>
+    </w:p>
+    <w:p>
+      <w:pPr/>
+      <w:r>
+        <w:rPr>
+          <w:lang w:val="hi_IN" w:bidi="hi_IN"/>
+        </w:rPr>
+      </w:r>
+      <w:r>
+        <w:rPr>
+          <w:b/>
+          <w:lang w:val="hi_IN" w:bidi="hi_IN"/>
+        </w:rPr>
         <w:t>"जो इनके समान व्यभिचारी हो गए थे"</w:t>
       </w:r>
     </w:p>
@@ -5209,6 +5959,21 @@
           <w:b/>
           <w:lang w:val="hi_IN" w:bidi="hi_IN"/>
         </w:rPr>
+        <w:t>ἐκπορνεύσασαι</w:t>
+      </w:r>
+    </w:p>
+    <w:p>
+      <w:pPr/>
+      <w:r>
+        <w:rPr>
+          <w:lang w:val="hi_IN" w:bidi="hi_IN"/>
+        </w:rPr>
+      </w:r>
+      <w:r>
+        <w:rPr>
+          <w:b/>
+          <w:lang w:val="hi_IN" w:bidi="hi_IN"/>
+        </w:rPr>
         <w:t>"जो इनके समान व्यभिचारी हो गए थे"</w:t>
       </w:r>
     </w:p>
@@ -5305,6 +6070,21 @@
           <w:b/>
           <w:lang w:val="hi_IN" w:bidi="hi_IN"/>
         </w:rPr>
+        <w:t>καὶ ἀπελθοῦσαι ὀπίσω σαρκὸς ἑτέρας</w:t>
+      </w:r>
+    </w:p>
+    <w:p>
+      <w:pPr/>
+      <w:r>
+        <w:rPr>
+          <w:lang w:val="hi_IN" w:bidi="hi_IN"/>
+        </w:rPr>
+      </w:r>
+      <w:r>
+        <w:rPr>
+          <w:b/>
+          <w:lang w:val="hi_IN" w:bidi="hi_IN"/>
+        </w:rPr>
         <w:t>"और पराए शरीर के पीछे लग गए थे"</w:t>
       </w:r>
     </w:p>
@@ -5401,6 +6181,21 @@
           <w:b/>
           <w:lang w:val="hi_IN" w:bidi="hi_IN"/>
         </w:rPr>
+        <w:t>σαρκὸς ἑτέρας</w:t>
+      </w:r>
+    </w:p>
+    <w:p>
+      <w:pPr/>
+      <w:r>
+        <w:rPr>
+          <w:lang w:val="hi_IN" w:bidi="hi_IN"/>
+        </w:rPr>
+      </w:r>
+      <w:r>
+        <w:rPr>
+          <w:b/>
+          <w:lang w:val="hi_IN" w:bidi="hi_IN"/>
+        </w:rPr>
         <w:t>"पराए शरीर के"</w:t>
       </w:r>
     </w:p>
@@ -5477,6 +6272,21 @@
           <w:b/>
           <w:lang w:val="hi_IN" w:bidi="hi_IN"/>
         </w:rPr>
+        <w:t>πρόκεινται δεῖγμα</w:t>
+      </w:r>
+    </w:p>
+    <w:p>
+      <w:pPr/>
+      <w:r>
+        <w:rPr>
+          <w:lang w:val="hi_IN" w:bidi="hi_IN"/>
+        </w:rPr>
+      </w:r>
+      <w:r>
+        <w:rPr>
+          <w:b/>
+          <w:lang w:val="hi_IN" w:bidi="hi_IN"/>
+        </w:rPr>
         <w:t>"जो"</w:t>
       </w:r>
       <w:r>
@@ -5579,6 +6389,21 @@
           <w:b/>
           <w:lang w:val="hi_IN" w:bidi="hi_IN"/>
         </w:rPr>
+        <w:t>πυρὸς αἰωνίου δίκην ὑπέχουσαι</w:t>
+      </w:r>
+    </w:p>
+    <w:p>
+      <w:pPr/>
+      <w:r>
+        <w:rPr>
+          <w:lang w:val="hi_IN" w:bidi="hi_IN"/>
+        </w:rPr>
+      </w:r>
+      <w:r>
+        <w:rPr>
+          <w:b/>
+          <w:lang w:val="hi_IN" w:bidi="hi_IN"/>
+        </w:rPr>
         <w:t>"जो"</w:t>
       </w:r>
       <w:r>
@@ -5674,6 +6499,21 @@
         <w:rPr>
           <w:lang w:val="hi_IN" w:bidi="hi_IN"/>
         </w:rPr>
+      </w:r>
+    </w:p>
+    <w:p>
+      <w:pPr/>
+      <w:r>
+        <w:rPr>
+          <w:lang w:val="hi_IN" w:bidi="hi_IN"/>
+        </w:rPr>
+      </w:r>
+      <w:r>
+        <w:rPr>
+          <w:b/>
+          <w:lang w:val="hi_IN" w:bidi="hi_IN"/>
+        </w:rPr>
+        <w:t>ὁμοίως</w:t>
       </w:r>
     </w:p>
     <w:p>
@@ -5802,6 +6642,21 @@
           <w:b/>
           <w:lang w:val="hi_IN" w:bidi="hi_IN"/>
         </w:rPr>
+        <w:t>οὗτοι ἐνυπνιαζόμενοι</w:t>
+      </w:r>
+    </w:p>
+    <w:p>
+      <w:pPr/>
+      <w:r>
+        <w:rPr>
+          <w:lang w:val="hi_IN" w:bidi="hi_IN"/>
+        </w:rPr>
+      </w:r>
+      <w:r>
+        <w:rPr>
+          <w:b/>
+          <w:lang w:val="hi_IN" w:bidi="hi_IN"/>
+        </w:rPr>
         <w:t>"ये स्वप्नदर्शी भी"</w:t>
       </w:r>
     </w:p>
@@ -5896,6 +6751,21 @@
           <w:b/>
           <w:lang w:val="hi_IN" w:bidi="hi_IN"/>
         </w:rPr>
+        <w:t>σάρκα μὲν μιαίνουσιν</w:t>
+      </w:r>
+    </w:p>
+    <w:p>
+      <w:pPr/>
+      <w:r>
+        <w:rPr>
+          <w:lang w:val="hi_IN" w:bidi="hi_IN"/>
+        </w:rPr>
+      </w:r>
+      <w:r>
+        <w:rPr>
+          <w:b/>
+          <w:lang w:val="hi_IN" w:bidi="hi_IN"/>
+        </w:rPr>
         <w:t>"शरीर को अशुद्ध करते"</w:t>
       </w:r>
     </w:p>
@@ -5992,6 +6862,21 @@
           <w:b/>
           <w:lang w:val="hi_IN" w:bidi="hi_IN"/>
         </w:rPr>
+        <w:t>κυριότητα</w:t>
+      </w:r>
+    </w:p>
+    <w:p>
+      <w:pPr/>
+      <w:r>
+        <w:rPr>
+          <w:lang w:val="hi_IN" w:bidi="hi_IN"/>
+        </w:rPr>
+      </w:r>
+      <w:r>
+        <w:rPr>
+          <w:b/>
+          <w:lang w:val="hi_IN" w:bidi="hi_IN"/>
+        </w:rPr>
         <w:t>"प्रभुता को तुच्छ जानते हैं"</w:t>
       </w:r>
     </w:p>
@@ -6068,6 +6953,21 @@
           <w:b/>
           <w:lang w:val="hi_IN" w:bidi="hi_IN"/>
         </w:rPr>
+        <w:t>κυριότητα &amp; ἀθετοῦσιν</w:t>
+      </w:r>
+    </w:p>
+    <w:p>
+      <w:pPr/>
+      <w:r>
+        <w:rPr>
+          <w:lang w:val="hi_IN" w:bidi="hi_IN"/>
+        </w:rPr>
+      </w:r>
+      <w:r>
+        <w:rPr>
+          <w:b/>
+          <w:lang w:val="hi_IN" w:bidi="hi_IN"/>
+        </w:rPr>
         <w:t>"प्रभुता को तुच्छ जानते हैं"</w:t>
       </w:r>
     </w:p>
@@ -6240,6 +7140,21 @@
           <w:b/>
           <w:lang w:val="hi_IN" w:bidi="hi_IN"/>
         </w:rPr>
+        <w:t>κρίσιν ἐπενεγκεῖν βλασφημίας</w:t>
+      </w:r>
+    </w:p>
+    <w:p>
+      <w:pPr/>
+      <w:r>
+        <w:rPr>
+          <w:lang w:val="hi_IN" w:bidi="hi_IN"/>
+        </w:rPr>
+      </w:r>
+      <w:r>
+        <w:rPr>
+          <w:b/>
+          <w:lang w:val="hi_IN" w:bidi="hi_IN"/>
+        </w:rPr>
         <w:t>"साहस न किया"</w:t>
       </w:r>
     </w:p>
@@ -6316,6 +7231,21 @@
           <w:b/>
           <w:lang w:val="hi_IN" w:bidi="hi_IN"/>
         </w:rPr>
+        <w:t>κρίσιν ἐπενεγκεῖν βλασφημίας</w:t>
+      </w:r>
+    </w:p>
+    <w:p>
+      <w:pPr/>
+      <w:r>
+        <w:rPr>
+          <w:lang w:val="hi_IN" w:bidi="hi_IN"/>
+        </w:rPr>
+      </w:r>
+      <w:r>
+        <w:rPr>
+          <w:b/>
+          <w:lang w:val="hi_IN" w:bidi="hi_IN"/>
+        </w:rPr>
         <w:t>"उसको"</w:t>
       </w:r>
     </w:p>
@@ -6392,6 +7322,21 @@
           <w:b/>
           <w:lang w:val="hi_IN" w:bidi="hi_IN"/>
         </w:rPr>
+        <w:t>κρίσιν ἐπενεγκεῖν βλασφημίας</w:t>
+      </w:r>
+    </w:p>
+    <w:p>
+      <w:pPr/>
+      <w:r>
+        <w:rPr>
+          <w:lang w:val="hi_IN" w:bidi="hi_IN"/>
+        </w:rPr>
+      </w:r>
+      <w:r>
+        <w:rPr>
+          <w:b/>
+          <w:lang w:val="hi_IN" w:bidi="hi_IN"/>
+        </w:rPr>
         <w:t>"उसको"</w:t>
       </w:r>
     </w:p>
@@ -6487,6 +7432,21 @@
         <w:rPr>
           <w:lang w:val="hi_IN" w:bidi="hi_IN"/>
         </w:rPr>
+      </w:r>
+    </w:p>
+    <w:p>
+      <w:pPr/>
+      <w:r>
+        <w:rPr>
+          <w:lang w:val="hi_IN" w:bidi="hi_IN"/>
+        </w:rPr>
+      </w:r>
+      <w:r>
+        <w:rPr>
+          <w:b/>
+          <w:lang w:val="hi_IN" w:bidi="hi_IN"/>
+        </w:rPr>
+        <w:t>οὗτοι</w:t>
       </w:r>
     </w:p>
     <w:p>
@@ -6595,6 +7555,21 @@
           <w:b/>
           <w:lang w:val="hi_IN" w:bidi="hi_IN"/>
         </w:rPr>
+        <w:t>ὅσα &amp; οὐκ οἴδασιν</w:t>
+      </w:r>
+    </w:p>
+    <w:p>
+      <w:pPr/>
+      <w:r>
+        <w:rPr>
+          <w:lang w:val="hi_IN" w:bidi="hi_IN"/>
+        </w:rPr>
+      </w:r>
+      <w:r>
+        <w:rPr>
+          <w:b/>
+          <w:lang w:val="hi_IN" w:bidi="hi_IN"/>
+        </w:rPr>
         <w:t>"जिन बातों को नहीं जानते,"</w:t>
       </w:r>
       <w:r>
@@ -6702,6 +7677,21 @@
           <w:b/>
           <w:lang w:val="hi_IN" w:bidi="hi_IN"/>
         </w:rPr>
+        <w:t>ὅσα δὲ φυσικῶς ὡς τὰ ἄλογα ζῷα ἐπίστανται</w:t>
+      </w:r>
+    </w:p>
+    <w:p>
+      <w:pPr/>
+      <w:r>
+        <w:rPr>
+          <w:lang w:val="hi_IN" w:bidi="hi_IN"/>
+        </w:rPr>
+      </w:r>
+      <w:r>
+        <w:rPr>
+          <w:b/>
+          <w:lang w:val="hi_IN" w:bidi="hi_IN"/>
+        </w:rPr>
         <w:t>""</w:t>
       </w:r>
     </w:p>
@@ -6785,6 +7775,21 @@
           <w:b/>
           <w:lang w:val="hi_IN" w:bidi="hi_IN"/>
         </w:rPr>
+        <w:t>ἐν τούτοις</w:t>
+      </w:r>
+    </w:p>
+    <w:p>
+      <w:pPr/>
+      <w:r>
+        <w:rPr>
+          <w:lang w:val="hi_IN" w:bidi="hi_IN"/>
+        </w:rPr>
+      </w:r>
+      <w:r>
+        <w:rPr>
+          <w:b/>
+          <w:lang w:val="hi_IN" w:bidi="hi_IN"/>
+        </w:rPr>
         <w:t>"उनमें अपने आप को"</w:t>
       </w:r>
     </w:p>
@@ -6881,6 +7886,21 @@
           <w:b/>
           <w:lang w:val="hi_IN" w:bidi="hi_IN"/>
         </w:rPr>
+        <w:t>ἐν τούτοις φθείρονται</w:t>
+      </w:r>
+    </w:p>
+    <w:p>
+      <w:pPr/>
+      <w:r>
+        <w:rPr>
+          <w:lang w:val="hi_IN" w:bidi="hi_IN"/>
+        </w:rPr>
+      </w:r>
+      <w:r>
+        <w:rPr>
+          <w:b/>
+          <w:lang w:val="hi_IN" w:bidi="hi_IN"/>
+        </w:rPr>
         <w:t>"उनमें अपने आप को नाश करते हैं"</w:t>
       </w:r>
     </w:p>
@@ -6964,6 +7984,21 @@
           <w:b/>
           <w:lang w:val="hi_IN" w:bidi="hi_IN"/>
         </w:rPr>
+        <w:t>οὐαὶ αὐτοῖς</w:t>
+      </w:r>
+    </w:p>
+    <w:p>
+      <w:pPr/>
+      <w:r>
+        <w:rPr>
+          <w:lang w:val="hi_IN" w:bidi="hi_IN"/>
+        </w:rPr>
+      </w:r>
+      <w:r>
+        <w:rPr>
+          <w:b/>
+          <w:lang w:val="hi_IN" w:bidi="hi_IN"/>
+        </w:rPr>
         <w:t>"उन पर हाय"</w:t>
       </w:r>
     </w:p>
@@ -7060,6 +8095,21 @@
           <w:b/>
           <w:lang w:val="hi_IN" w:bidi="hi_IN"/>
         </w:rPr>
+        <w:t>τῇ ὁδῷ τοῦ Κάϊν ἐπορεύθησαν</w:t>
+      </w:r>
+    </w:p>
+    <w:p>
+      <w:pPr/>
+      <w:r>
+        <w:rPr>
+          <w:lang w:val="hi_IN" w:bidi="hi_IN"/>
+        </w:rPr>
+      </w:r>
+      <w:r>
+        <w:rPr>
+          <w:b/>
+          <w:lang w:val="hi_IN" w:bidi="hi_IN"/>
+        </w:rPr>
         <w:t>"कैन के समान चाल चले"</w:t>
       </w:r>
     </w:p>
@@ -7156,6 +8206,21 @@
           <w:b/>
           <w:lang w:val="hi_IN" w:bidi="hi_IN"/>
         </w:rPr>
+        <w:t>τοῦ Κάϊν</w:t>
+      </w:r>
+    </w:p>
+    <w:p>
+      <w:pPr/>
+      <w:r>
+        <w:rPr>
+          <w:lang w:val="hi_IN" w:bidi="hi_IN"/>
+        </w:rPr>
+      </w:r>
+      <w:r>
+        <w:rPr>
+          <w:b/>
+          <w:lang w:val="hi_IN" w:bidi="hi_IN"/>
+        </w:rPr>
         <w:t>"कैन के समान चाल"</w:t>
       </w:r>
     </w:p>
@@ -7239,6 +8304,21 @@
           <w:b/>
           <w:lang w:val="hi_IN" w:bidi="hi_IN"/>
         </w:rPr>
+        <w:t>ἐξεχύθησαν</w:t>
+      </w:r>
+    </w:p>
+    <w:p>
+      <w:pPr/>
+      <w:r>
+        <w:rPr>
+          <w:lang w:val="hi_IN" w:bidi="hi_IN"/>
+        </w:rPr>
+      </w:r>
+      <w:r>
+        <w:rPr>
+          <w:b/>
+          <w:lang w:val="hi_IN" w:bidi="hi_IN"/>
+        </w:rPr>
         <w:t>"करके"</w:t>
       </w:r>
     </w:p>
@@ -7302,6 +8382,21 @@
           <w:b/>
           <w:lang w:val="hi_IN" w:bidi="hi_IN"/>
         </w:rPr>
+        <w:t>τοῦ Βαλαὰμ μισθοῦ</w:t>
+      </w:r>
+    </w:p>
+    <w:p>
+      <w:pPr/>
+      <w:r>
+        <w:rPr>
+          <w:lang w:val="hi_IN" w:bidi="hi_IN"/>
+        </w:rPr>
+      </w:r>
+      <w:r>
+        <w:rPr>
+          <w:b/>
+          <w:lang w:val="hi_IN" w:bidi="hi_IN"/>
+        </w:rPr>
         <w:t>"मजदूरी के लिये बिलाम के समान भ्रष्ट हो गए हैं"</w:t>
       </w:r>
       <w:r>
@@ -7411,6 +8506,21 @@
           <w:b/>
           <w:lang w:val="hi_IN" w:bidi="hi_IN"/>
         </w:rPr>
+        <w:t>τοῦ Κόρε</w:t>
+      </w:r>
+    </w:p>
+    <w:p>
+      <w:pPr/>
+      <w:r>
+        <w:rPr>
+          <w:lang w:val="hi_IN" w:bidi="hi_IN"/>
+        </w:rPr>
+      </w:r>
+      <w:r>
+        <w:rPr>
+          <w:b/>
+          <w:lang w:val="hi_IN" w:bidi="hi_IN"/>
+        </w:rPr>
         <w:t>"कोरह"</w:t>
       </w:r>
       <w:r>
@@ -7520,6 +8630,21 @@
           <w:b/>
           <w:lang w:val="hi_IN" w:bidi="hi_IN"/>
         </w:rPr>
+        <w:t>ἀπώλοντο</w:t>
+      </w:r>
+    </w:p>
+    <w:p>
+      <w:pPr/>
+      <w:r>
+        <w:rPr>
+          <w:lang w:val="hi_IN" w:bidi="hi_IN"/>
+        </w:rPr>
+      </w:r>
+      <w:r>
+        <w:rPr>
+          <w:b/>
+          <w:lang w:val="hi_IN" w:bidi="hi_IN"/>
+        </w:rPr>
         <w:t>"नाश हुए हैं"</w:t>
       </w:r>
     </w:p>
@@ -7589,6 +8714,21 @@
         <w:rPr>
           <w:lang w:val="hi_IN" w:bidi="hi_IN"/>
         </w:rPr>
+      </w:r>
+    </w:p>
+    <w:p>
+      <w:pPr/>
+      <w:r>
+        <w:rPr>
+          <w:lang w:val="hi_IN" w:bidi="hi_IN"/>
+        </w:rPr>
+      </w:r>
+      <w:r>
+        <w:rPr>
+          <w:b/>
+          <w:lang w:val="hi_IN" w:bidi="hi_IN"/>
+        </w:rPr>
+        <w:t>οὗτοί</w:t>
       </w:r>
     </w:p>
     <w:p>
@@ -7710,6 +8850,21 @@
           <w:b/>
           <w:lang w:val="hi_IN" w:bidi="hi_IN"/>
         </w:rPr>
+        <w:t>σπιλάδες</w:t>
+      </w:r>
+    </w:p>
+    <w:p>
+      <w:pPr/>
+      <w:r>
+        <w:rPr>
+          <w:lang w:val="hi_IN" w:bidi="hi_IN"/>
+        </w:rPr>
+      </w:r>
+      <w:r>
+        <w:rPr>
+          <w:b/>
+          <w:lang w:val="hi_IN" w:bidi="hi_IN"/>
+        </w:rPr>
         <w:t>"छिपी हुई चट्टान"</w:t>
       </w:r>
     </w:p>
@@ -7806,6 +8961,21 @@
           <w:b/>
           <w:lang w:val="hi_IN" w:bidi="hi_IN"/>
         </w:rPr>
+        <w:t>ταῖς ἀγάπαις</w:t>
+      </w:r>
+    </w:p>
+    <w:p>
+      <w:pPr/>
+      <w:r>
+        <w:rPr>
+          <w:lang w:val="hi_IN" w:bidi="hi_IN"/>
+        </w:rPr>
+      </w:r>
+      <w:r>
+        <w:rPr>
+          <w:b/>
+          <w:lang w:val="hi_IN" w:bidi="hi_IN"/>
+        </w:rPr>
         <w:t>"प्रेम-"</w:t>
       </w:r>
       <w:r>
@@ -7928,6 +9098,21 @@
           <w:b/>
           <w:lang w:val="hi_IN" w:bidi="hi_IN"/>
         </w:rPr>
+        <w:t>ἑαυτοὺς ποιμαίνοντες</w:t>
+      </w:r>
+    </w:p>
+    <w:p>
+      <w:pPr/>
+      <w:r>
+        <w:rPr>
+          <w:lang w:val="hi_IN" w:bidi="hi_IN"/>
+        </w:rPr>
+      </w:r>
+      <w:r>
+        <w:rPr>
+          <w:b/>
+          <w:lang w:val="hi_IN" w:bidi="hi_IN"/>
+        </w:rPr>
         <w:t>"अपना ही रखवाले हैं"</w:t>
       </w:r>
     </w:p>
@@ -8011,6 +9196,21 @@
           <w:b/>
           <w:lang w:val="hi_IN" w:bidi="hi_IN"/>
         </w:rPr>
+        <w:t>νεφέλαι ἄνυδροι ὑπὸ ἀνέμων παραφερόμεναι</w:t>
+      </w:r>
+    </w:p>
+    <w:p>
+      <w:pPr/>
+      <w:r>
+        <w:rPr>
+          <w:lang w:val="hi_IN" w:bidi="hi_IN"/>
+        </w:rPr>
+      </w:r>
+      <w:r>
+        <w:rPr>
+          <w:b/>
+          <w:lang w:val="hi_IN" w:bidi="hi_IN"/>
+        </w:rPr>
         <w:t>"वे निर्जल बादल"</w:t>
       </w:r>
       <w:r>
@@ -8120,6 +9320,21 @@
           <w:b/>
           <w:lang w:val="hi_IN" w:bidi="hi_IN"/>
         </w:rPr>
+        <w:t>ὑπὸ ἀνέμων παραφερόμεναι</w:t>
+      </w:r>
+    </w:p>
+    <w:p>
+      <w:pPr/>
+      <w:r>
+        <w:rPr>
+          <w:lang w:val="hi_IN" w:bidi="hi_IN"/>
+        </w:rPr>
+      </w:r>
+      <w:r>
+        <w:rPr>
+          <w:b/>
+          <w:lang w:val="hi_IN" w:bidi="hi_IN"/>
+        </w:rPr>
         <w:t>"वे निर्जल बादल"</w:t>
       </w:r>
       <w:r>
@@ -8216,6 +9431,21 @@
           <w:b/>
           <w:lang w:val="hi_IN" w:bidi="hi_IN"/>
         </w:rPr>
+        <w:t>δένδρα φθινοπωρινὰ ἄκαρπα</w:t>
+      </w:r>
+    </w:p>
+    <w:p>
+      <w:pPr/>
+      <w:r>
+        <w:rPr>
+          <w:lang w:val="hi_IN" w:bidi="hi_IN"/>
+        </w:rPr>
+      </w:r>
+      <w:r>
+        <w:rPr>
+          <w:b/>
+          <w:lang w:val="hi_IN" w:bidi="hi_IN"/>
+        </w:rPr>
         <w:t>"में"</w:t>
       </w:r>
       <w:r>
@@ -8325,6 +9555,21 @@
           <w:b/>
           <w:lang w:val="hi_IN" w:bidi="hi_IN"/>
         </w:rPr>
+        <w:t>δὶς ἀποθανόντα ἐκριζωθέντα</w:t>
+      </w:r>
+    </w:p>
+    <w:p>
+      <w:pPr/>
+      <w:r>
+        <w:rPr>
+          <w:lang w:val="hi_IN" w:bidi="hi_IN"/>
+        </w:rPr>
+      </w:r>
+      <w:r>
+        <w:rPr>
+          <w:b/>
+          <w:lang w:val="hi_IN" w:bidi="hi_IN"/>
+        </w:rPr>
         <w:t>"दो बार मर चुके हैं; और जड़ से उखड़ गए हैं"</w:t>
       </w:r>
     </w:p>
@@ -8408,6 +9653,21 @@
           <w:b/>
           <w:lang w:val="hi_IN" w:bidi="hi_IN"/>
         </w:rPr>
+        <w:t>δὶς ἀποθανόντα ἐκριζωθέντα</w:t>
+      </w:r>
+    </w:p>
+    <w:p>
+      <w:pPr/>
+      <w:r>
+        <w:rPr>
+          <w:lang w:val="hi_IN" w:bidi="hi_IN"/>
+        </w:rPr>
+      </w:r>
+      <w:r>
+        <w:rPr>
+          <w:b/>
+          <w:lang w:val="hi_IN" w:bidi="hi_IN"/>
+        </w:rPr>
         <w:t>"दो बार मर चुके हैं; और जड़ से उखड़ गए हैं"</w:t>
       </w:r>
     </w:p>
@@ -8504,6 +9764,21 @@
           <w:b/>
           <w:lang w:val="hi_IN" w:bidi="hi_IN"/>
         </w:rPr>
+        <w:t>ἐκριζωθέντα</w:t>
+      </w:r>
+    </w:p>
+    <w:p>
+      <w:pPr/>
+      <w:r>
+        <w:rPr>
+          <w:lang w:val="hi_IN" w:bidi="hi_IN"/>
+        </w:rPr>
+      </w:r>
+      <w:r>
+        <w:rPr>
+          <w:b/>
+          <w:lang w:val="hi_IN" w:bidi="hi_IN"/>
+        </w:rPr>
         <w:t>"और जड़ से उखड़ गए हैं"</w:t>
       </w:r>
     </w:p>
@@ -8587,6 +9862,21 @@
           <w:b/>
           <w:lang w:val="hi_IN" w:bidi="hi_IN"/>
         </w:rPr>
+        <w:t>ἐκριζωθέντα</w:t>
+      </w:r>
+    </w:p>
+    <w:p>
+      <w:pPr/>
+      <w:r>
+        <w:rPr>
+          <w:lang w:val="hi_IN" w:bidi="hi_IN"/>
+        </w:rPr>
+      </w:r>
+      <w:r>
+        <w:rPr>
+          <w:b/>
+          <w:lang w:val="hi_IN" w:bidi="hi_IN"/>
+        </w:rPr>
         <w:t>"और जड़ से उखड़ गए हैं"</w:t>
       </w:r>
     </w:p>
@@ -8670,6 +9960,21 @@
           <w:b/>
           <w:lang w:val="hi_IN" w:bidi="hi_IN"/>
         </w:rPr>
+        <w:t>κύματα ἄγρια θαλάσσης</w:t>
+      </w:r>
+    </w:p>
+    <w:p>
+      <w:pPr/>
+      <w:r>
+        <w:rPr>
+          <w:lang w:val="hi_IN" w:bidi="hi_IN"/>
+        </w:rPr>
+      </w:r>
+      <w:r>
+        <w:rPr>
+          <w:b/>
+          <w:lang w:val="hi_IN" w:bidi="hi_IN"/>
+        </w:rPr>
         <w:t>"ये समुद्र के प्रचण्ड हिलकोरे हैं"</w:t>
       </w:r>
     </w:p>
@@ -8766,6 +10071,21 @@
           <w:b/>
           <w:lang w:val="hi_IN" w:bidi="hi_IN"/>
         </w:rPr>
+        <w:t>ἐπαφρίζοντα τὰς ἑαυτῶν αἰσχύνας</w:t>
+      </w:r>
+    </w:p>
+    <w:p>
+      <w:pPr/>
+      <w:r>
+        <w:rPr>
+          <w:lang w:val="hi_IN" w:bidi="hi_IN"/>
+        </w:rPr>
+      </w:r>
+      <w:r>
+        <w:rPr>
+          <w:b/>
+          <w:lang w:val="hi_IN" w:bidi="hi_IN"/>
+        </w:rPr>
         <w:t>"जो अपनी लज्जा का फेन उछालते हैं"</w:t>
       </w:r>
     </w:p>
@@ -8862,6 +10182,21 @@
           <w:b/>
           <w:lang w:val="hi_IN" w:bidi="hi_IN"/>
         </w:rPr>
+        <w:t>ἀστέρες πλανῆται</w:t>
+      </w:r>
+    </w:p>
+    <w:p>
+      <w:pPr/>
+      <w:r>
+        <w:rPr>
+          <w:lang w:val="hi_IN" w:bidi="hi_IN"/>
+        </w:rPr>
+      </w:r>
+      <w:r>
+        <w:rPr>
+          <w:b/>
+          <w:lang w:val="hi_IN" w:bidi="hi_IN"/>
+        </w:rPr>
         <w:t>"ये डाँवाडोल तारे हैं"</w:t>
       </w:r>
     </w:p>
@@ -8958,6 +10293,21 @@
           <w:b/>
           <w:lang w:val="hi_IN" w:bidi="hi_IN"/>
         </w:rPr>
+        <w:t>οἷς ὁ ζόφος τοῦ σκότους εἰς αἰῶνα τετήρηται</w:t>
+      </w:r>
+    </w:p>
+    <w:p>
+      <w:pPr/>
+      <w:r>
+        <w:rPr>
+          <w:lang w:val="hi_IN" w:bidi="hi_IN"/>
+        </w:rPr>
+      </w:r>
+      <w:r>
+        <w:rPr>
+          <w:b/>
+          <w:lang w:val="hi_IN" w:bidi="hi_IN"/>
+        </w:rPr>
         <w:t>"जिनके लिये सदा काल तक घोर अंधकार रखा गया है"</w:t>
       </w:r>
     </w:p>
@@ -9041,6 +10391,21 @@
           <w:b/>
           <w:lang w:val="hi_IN" w:bidi="hi_IN"/>
         </w:rPr>
+        <w:t>οἷς</w:t>
+      </w:r>
+    </w:p>
+    <w:p>
+      <w:pPr/>
+      <w:r>
+        <w:rPr>
+          <w:lang w:val="hi_IN" w:bidi="hi_IN"/>
+        </w:rPr>
+      </w:r>
+      <w:r>
+        <w:rPr>
+          <w:b/>
+          <w:lang w:val="hi_IN" w:bidi="hi_IN"/>
+        </w:rPr>
         <w:t>"जिनके लिये"</w:t>
       </w:r>
     </w:p>
@@ -9137,6 +10502,21 @@
           <w:b/>
           <w:lang w:val="hi_IN" w:bidi="hi_IN"/>
         </w:rPr>
+        <w:t>ὁ ζόφος τοῦ σκότους</w:t>
+      </w:r>
+    </w:p>
+    <w:p>
+      <w:pPr/>
+      <w:r>
+        <w:rPr>
+          <w:lang w:val="hi_IN" w:bidi="hi_IN"/>
+        </w:rPr>
+      </w:r>
+      <w:r>
+        <w:rPr>
+          <w:b/>
+          <w:lang w:val="hi_IN" w:bidi="hi_IN"/>
+        </w:rPr>
         <w:t>"घोर अंधकार"</w:t>
       </w:r>
     </w:p>
@@ -9213,6 +10593,21 @@
           <w:b/>
           <w:lang w:val="hi_IN" w:bidi="hi_IN"/>
         </w:rPr>
+        <w:t>ὁ ζόφος τοῦ σκότους</w:t>
+      </w:r>
+    </w:p>
+    <w:p>
+      <w:pPr/>
+      <w:r>
+        <w:rPr>
+          <w:lang w:val="hi_IN" w:bidi="hi_IN"/>
+        </w:rPr>
+      </w:r>
+      <w:r>
+        <w:rPr>
+          <w:b/>
+          <w:lang w:val="hi_IN" w:bidi="hi_IN"/>
+        </w:rPr>
         <w:t>"घोर अंधकार"</w:t>
       </w:r>
     </w:p>
@@ -9322,6 +10717,21 @@
           <w:b/>
           <w:lang w:val="hi_IN" w:bidi="hi_IN"/>
         </w:rPr>
+        <w:t>ἕβδομος ἀπὸ Ἀδὰμ</w:t>
+      </w:r>
+    </w:p>
+    <w:p>
+      <w:pPr/>
+      <w:r>
+        <w:rPr>
+          <w:lang w:val="hi_IN" w:bidi="hi_IN"/>
+        </w:rPr>
+      </w:r>
+      <w:r>
+        <w:rPr>
+          <w:b/>
+          <w:lang w:val="hi_IN" w:bidi="hi_IN"/>
+        </w:rPr>
         <w:t>"जो आदम से सातवीं पीढ़ी"</w:t>
       </w:r>
       <w:r>
@@ -9411,6 +10821,21 @@
           <w:b/>
           <w:lang w:val="hi_IN" w:bidi="hi_IN"/>
         </w:rPr>
+        <w:t>τούτοις</w:t>
+      </w:r>
+    </w:p>
+    <w:p>
+      <w:pPr/>
+      <w:r>
+        <w:rPr>
+          <w:lang w:val="hi_IN" w:bidi="hi_IN"/>
+        </w:rPr>
+      </w:r>
+      <w:r>
+        <w:rPr>
+          <w:b/>
+          <w:lang w:val="hi_IN" w:bidi="hi_IN"/>
+        </w:rPr>
         <w:t>"इनके"</w:t>
       </w:r>
     </w:p>
@@ -9507,6 +10932,21 @@
           <w:b/>
           <w:lang w:val="hi_IN" w:bidi="hi_IN"/>
         </w:rPr>
+        <w:t>λέγων</w:t>
+      </w:r>
+    </w:p>
+    <w:p>
+      <w:pPr/>
+      <w:r>
+        <w:rPr>
+          <w:lang w:val="hi_IN" w:bidi="hi_IN"/>
+        </w:rPr>
+      </w:r>
+      <w:r>
+        <w:rPr>
+          <w:b/>
+          <w:lang w:val="hi_IN" w:bidi="hi_IN"/>
+        </w:rPr>
         <w:t>"भविष्यद्वाणी की"</w:t>
       </w:r>
     </w:p>
@@ -9590,6 +11030,21 @@
           <w:b/>
           <w:lang w:val="hi_IN" w:bidi="hi_IN"/>
         </w:rPr>
+        <w:t>ἰδοὺ</w:t>
+      </w:r>
+    </w:p>
+    <w:p>
+      <w:pPr/>
+      <w:r>
+        <w:rPr>
+          <w:lang w:val="hi_IN" w:bidi="hi_IN"/>
+        </w:rPr>
+      </w:r>
+      <w:r>
+        <w:rPr>
+          <w:b/>
+          <w:lang w:val="hi_IN" w:bidi="hi_IN"/>
+        </w:rPr>
         <w:t>"देखो"</w:t>
       </w:r>
     </w:p>
@@ -9666,6 +11121,21 @@
           <w:b/>
           <w:lang w:val="hi_IN" w:bidi="hi_IN"/>
         </w:rPr>
+        <w:t>ἦλθεν Κύριος</w:t>
+      </w:r>
+    </w:p>
+    <w:p>
+      <w:pPr/>
+      <w:r>
+        <w:rPr>
+          <w:lang w:val="hi_IN" w:bidi="hi_IN"/>
+        </w:rPr>
+      </w:r>
+      <w:r>
+        <w:rPr>
+          <w:b/>
+          <w:lang w:val="hi_IN" w:bidi="hi_IN"/>
+        </w:rPr>
         <w:t>"प्रभु"</w:t>
       </w:r>
       <w:r>
@@ -9762,6 +11232,21 @@
           <w:b/>
           <w:lang w:val="hi_IN" w:bidi="hi_IN"/>
         </w:rPr>
+        <w:t>Κύριος</w:t>
+      </w:r>
+    </w:p>
+    <w:p>
+      <w:pPr/>
+      <w:r>
+        <w:rPr>
+          <w:lang w:val="hi_IN" w:bidi="hi_IN"/>
+        </w:rPr>
+      </w:r>
+      <w:r>
+        <w:rPr>
+          <w:b/>
+          <w:lang w:val="hi_IN" w:bidi="hi_IN"/>
+        </w:rPr>
         <w:t>"प्रभु"</w:t>
       </w:r>
       <w:r>
@@ -9851,6 +11336,21 @@
           <w:b/>
           <w:lang w:val="hi_IN" w:bidi="hi_IN"/>
         </w:rPr>
+        <w:t>μυριάσιν</w:t>
+      </w:r>
+    </w:p>
+    <w:p>
+      <w:pPr/>
+      <w:r>
+        <w:rPr>
+          <w:lang w:val="hi_IN" w:bidi="hi_IN"/>
+        </w:rPr>
+      </w:r>
+      <w:r>
+        <w:rPr>
+          <w:b/>
+          <w:lang w:val="hi_IN" w:bidi="hi_IN"/>
+        </w:rPr>
         <w:t>"लाखों"</w:t>
       </w:r>
     </w:p>
@@ -10023,6 +11523,21 @@
           <w:b/>
           <w:lang w:val="hi_IN" w:bidi="hi_IN"/>
         </w:rPr>
+        <w:t>ποιῆσαι κρίσιν &amp; καὶ ἐλέγξαι</w:t>
+      </w:r>
+    </w:p>
+    <w:p>
+      <w:pPr/>
+      <w:r>
+        <w:rPr>
+          <w:lang w:val="hi_IN" w:bidi="hi_IN"/>
+        </w:rPr>
+      </w:r>
+      <w:r>
+        <w:rPr>
+          <w:b/>
+          <w:lang w:val="hi_IN" w:bidi="hi_IN"/>
+        </w:rPr>
         <w:t>"न्याय करे, और"</w:t>
       </w:r>
       <w:r>
@@ -10132,6 +11647,21 @@
           <w:b/>
           <w:lang w:val="hi_IN" w:bidi="hi_IN"/>
         </w:rPr>
+        <w:t>ποιῆσαι κρίσιν κατὰ</w:t>
+      </w:r>
+    </w:p>
+    <w:p>
+      <w:pPr/>
+      <w:r>
+        <w:rPr>
+          <w:lang w:val="hi_IN" w:bidi="hi_IN"/>
+        </w:rPr>
+      </w:r>
+      <w:r>
+        <w:rPr>
+          <w:b/>
+          <w:lang w:val="hi_IN" w:bidi="hi_IN"/>
+        </w:rPr>
         <w:t>"न्याय करे"</w:t>
       </w:r>
     </w:p>
@@ -10208,6 +11738,21 @@
           <w:b/>
           <w:lang w:val="hi_IN" w:bidi="hi_IN"/>
         </w:rPr>
+        <w:t>πᾶσαν ψυχὴν</w:t>
+      </w:r>
+    </w:p>
+    <w:p>
+      <w:pPr/>
+      <w:r>
+        <w:rPr>
+          <w:lang w:val="hi_IN" w:bidi="hi_IN"/>
+        </w:rPr>
+      </w:r>
+      <w:r>
+        <w:rPr>
+          <w:b/>
+          <w:lang w:val="hi_IN" w:bidi="hi_IN"/>
+        </w:rPr>
         <w:t>"कि"</w:t>
       </w:r>
       <w:r>
@@ -10317,6 +11862,21 @@
           <w:b/>
           <w:lang w:val="hi_IN" w:bidi="hi_IN"/>
         </w:rPr>
+        <w:t>τῶν ἔργων ἀσεβείας αὐτῶν</w:t>
+      </w:r>
+    </w:p>
+    <w:p>
+      <w:pPr/>
+      <w:r>
+        <w:rPr>
+          <w:lang w:val="hi_IN" w:bidi="hi_IN"/>
+        </w:rPr>
+      </w:r>
+      <w:r>
+        <w:rPr>
+          <w:b/>
+          <w:lang w:val="hi_IN" w:bidi="hi_IN"/>
+        </w:rPr>
         <w:t>"भक्तिहीनों को"</w:t>
       </w:r>
       <w:r>
@@ -10452,6 +12012,21 @@
           <w:b/>
           <w:lang w:val="hi_IN" w:bidi="hi_IN"/>
         </w:rPr>
+        <w:t>τῶν σκληρῶν</w:t>
+      </w:r>
+    </w:p>
+    <w:p>
+      <w:pPr/>
+      <w:r>
+        <w:rPr>
+          <w:lang w:val="hi_IN" w:bidi="hi_IN"/>
+        </w:rPr>
+      </w:r>
+      <w:r>
+        <w:rPr>
+          <w:b/>
+          <w:lang w:val="hi_IN" w:bidi="hi_IN"/>
+        </w:rPr>
         <w:t>"कठोर बातों"</w:t>
       </w:r>
     </w:p>
@@ -10528,6 +12103,21 @@
           <w:b/>
           <w:lang w:val="hi_IN" w:bidi="hi_IN"/>
         </w:rPr>
+        <w:t>αὐτοῦ</w:t>
+      </w:r>
+    </w:p>
+    <w:p>
+      <w:pPr/>
+      <w:r>
+        <w:rPr>
+          <w:lang w:val="hi_IN" w:bidi="hi_IN"/>
+        </w:rPr>
+      </w:r>
+      <w:r>
+        <w:rPr>
+          <w:b/>
+          <w:lang w:val="hi_IN" w:bidi="hi_IN"/>
+        </w:rPr>
         <w:t>"उनके"</w:t>
       </w:r>
       <w:r>
@@ -10623,6 +12213,21 @@
         <w:rPr>
           <w:lang w:val="hi_IN" w:bidi="hi_IN"/>
         </w:rPr>
+      </w:r>
+    </w:p>
+    <w:p>
+      <w:pPr/>
+      <w:r>
+        <w:rPr>
+          <w:lang w:val="hi_IN" w:bidi="hi_IN"/>
+        </w:rPr>
+      </w:r>
+      <w:r>
+        <w:rPr>
+          <w:b/>
+          <w:lang w:val="hi_IN" w:bidi="hi_IN"/>
+        </w:rPr>
+        <w:t>οὗτοί</w:t>
       </w:r>
     </w:p>
     <w:p>
@@ -10751,6 +12356,21 @@
           <w:b/>
           <w:lang w:val="hi_IN" w:bidi="hi_IN"/>
         </w:rPr>
+        <w:t>εἰσιν γογγυσταί μεμψίμοιροι</w:t>
+      </w:r>
+    </w:p>
+    <w:p>
+      <w:pPr/>
+      <w:r>
+        <w:rPr>
+          <w:lang w:val="hi_IN" w:bidi="hi_IN"/>
+        </w:rPr>
+      </w:r>
+      <w:r>
+        <w:rPr>
+          <w:b/>
+          <w:lang w:val="hi_IN" w:bidi="hi_IN"/>
+        </w:rPr>
         <w:t>"असंतुष्ट, कुढ़कुढ़ानेवाले"</w:t>
       </w:r>
     </w:p>
@@ -10853,6 +12473,21 @@
           <w:b/>
           <w:lang w:val="hi_IN" w:bidi="hi_IN"/>
         </w:rPr>
+        <w:t>πορευόμενοι</w:t>
+      </w:r>
+    </w:p>
+    <w:p>
+      <w:pPr/>
+      <w:r>
+        <w:rPr>
+          <w:lang w:val="hi_IN" w:bidi="hi_IN"/>
+        </w:rPr>
+      </w:r>
+      <w:r>
+        <w:rPr>
+          <w:b/>
+          <w:lang w:val="hi_IN" w:bidi="hi_IN"/>
+        </w:rPr>
         <w:t>"अपने अभिलाषाओं के अनुसार चलनेवाले"</w:t>
       </w:r>
     </w:p>
@@ -10949,6 +12584,21 @@
           <w:b/>
           <w:lang w:val="hi_IN" w:bidi="hi_IN"/>
         </w:rPr>
+        <w:t>τὰς ἐπιθυμίας αὐτῶν</w:t>
+      </w:r>
+    </w:p>
+    <w:p>
+      <w:pPr/>
+      <w:r>
+        <w:rPr>
+          <w:lang w:val="hi_IN" w:bidi="hi_IN"/>
+        </w:rPr>
+      </w:r>
+      <w:r>
+        <w:rPr>
+          <w:b/>
+          <w:lang w:val="hi_IN" w:bidi="hi_IN"/>
+        </w:rPr>
         <w:t>"अपने अभिलाषाओं के अनुसार चलनेवाले"</w:t>
       </w:r>
     </w:p>
@@ -11025,6 +12675,21 @@
           <w:b/>
           <w:lang w:val="hi_IN" w:bidi="hi_IN"/>
         </w:rPr>
+        <w:t>τὸ στόμα αὐτῶν λαλεῖ</w:t>
+      </w:r>
+    </w:p>
+    <w:p>
+      <w:pPr/>
+      <w:r>
+        <w:rPr>
+          <w:lang w:val="hi_IN" w:bidi="hi_IN"/>
+        </w:rPr>
+      </w:r>
+      <w:r>
+        <w:rPr>
+          <w:b/>
+          <w:lang w:val="hi_IN" w:bidi="hi_IN"/>
+        </w:rPr>
         <w:t>"अपने मुँह से"</w:t>
       </w:r>
       <w:r>
@@ -11114,6 +12779,21 @@
           <w:b/>
           <w:lang w:val="hi_IN" w:bidi="hi_IN"/>
         </w:rPr>
+        <w:t>τὸ στόμα αὐτῶν λαλεῖ</w:t>
+      </w:r>
+    </w:p>
+    <w:p>
+      <w:pPr/>
+      <w:r>
+        <w:rPr>
+          <w:lang w:val="hi_IN" w:bidi="hi_IN"/>
+        </w:rPr>
+      </w:r>
+      <w:r>
+        <w:rPr>
+          <w:b/>
+          <w:lang w:val="hi_IN" w:bidi="hi_IN"/>
+        </w:rPr>
         <w:t>"अपने मुँह से"</w:t>
       </w:r>
       <w:r>
@@ -11223,6 +12903,21 @@
           <w:b/>
           <w:lang w:val="hi_IN" w:bidi="hi_IN"/>
         </w:rPr>
+        <w:t>λαλεῖ ὑπέρογκα</w:t>
+      </w:r>
+    </w:p>
+    <w:p>
+      <w:pPr/>
+      <w:r>
+        <w:rPr>
+          <w:lang w:val="hi_IN" w:bidi="hi_IN"/>
+        </w:rPr>
+      </w:r>
+      <w:r>
+        <w:rPr>
+          <w:b/>
+          <w:lang w:val="hi_IN" w:bidi="hi_IN"/>
+        </w:rPr>
         <w:t>"घमण्ड की बातें बोलते हैं"</w:t>
       </w:r>
     </w:p>
@@ -11299,6 +12994,21 @@
           <w:b/>
           <w:lang w:val="hi_IN" w:bidi="hi_IN"/>
         </w:rPr>
+        <w:t>θαυμάζοντες πρόσωπα</w:t>
+      </w:r>
+    </w:p>
+    <w:p>
+      <w:pPr/>
+      <w:r>
+        <w:rPr>
+          <w:lang w:val="hi_IN" w:bidi="hi_IN"/>
+        </w:rPr>
+      </w:r>
+      <w:r>
+        <w:rPr>
+          <w:b/>
+          <w:lang w:val="hi_IN" w:bidi="hi_IN"/>
+        </w:rPr>
         <w:t>"मुँह देखी बड़ाई किया करते हैं"</w:t>
       </w:r>
     </w:p>
@@ -11382,6 +13092,21 @@
           <w:b/>
           <w:lang w:val="hi_IN" w:bidi="hi_IN"/>
         </w:rPr>
+        <w:t>θαυμάζοντες πρόσωπα</w:t>
+      </w:r>
+    </w:p>
+    <w:p>
+      <w:pPr/>
+      <w:r>
+        <w:rPr>
+          <w:lang w:val="hi_IN" w:bidi="hi_IN"/>
+        </w:rPr>
+      </w:r>
+      <w:r>
+        <w:rPr>
+          <w:b/>
+          <w:lang w:val="hi_IN" w:bidi="hi_IN"/>
+        </w:rPr>
         <w:t>"मुँह देखी बड़ाई किया करते हैं"</w:t>
       </w:r>
     </w:p>
@@ -11444,6 +13169,21 @@
         <w:rPr>
           <w:lang w:val="hi_IN" w:bidi="hi_IN"/>
         </w:rPr>
+      </w:r>
+    </w:p>
+    <w:p>
+      <w:pPr/>
+      <w:r>
+        <w:rPr>
+          <w:lang w:val="hi_IN" w:bidi="hi_IN"/>
+        </w:rPr>
+      </w:r>
+      <w:r>
+        <w:rPr>
+          <w:b/>
+          <w:lang w:val="hi_IN" w:bidi="hi_IN"/>
+        </w:rPr>
+        <w:t>ἀγαπητοί</w:t>
       </w:r>
     </w:p>
     <w:p>
@@ -11572,6 +13312,21 @@
           <w:b/>
           <w:lang w:val="hi_IN" w:bidi="hi_IN"/>
         </w:rPr>
+        <w:t>τῶν ῥημάτων</w:t>
+      </w:r>
+    </w:p>
+    <w:p>
+      <w:pPr/>
+      <w:r>
+        <w:rPr>
+          <w:lang w:val="hi_IN" w:bidi="hi_IN"/>
+        </w:rPr>
+      </w:r>
+      <w:r>
+        <w:rPr>
+          <w:b/>
+          <w:lang w:val="hi_IN" w:bidi="hi_IN"/>
+        </w:rPr>
         <w:t>"उन बातों को"</w:t>
       </w:r>
     </w:p>
@@ -11668,6 +13423,21 @@
           <w:b/>
           <w:lang w:val="hi_IN" w:bidi="hi_IN"/>
         </w:rPr>
+        <w:t>τοῦ Κυρίου ἡμῶν</w:t>
+      </w:r>
+    </w:p>
+    <w:p>
+      <w:pPr/>
+      <w:r>
+        <w:rPr>
+          <w:lang w:val="hi_IN" w:bidi="hi_IN"/>
+        </w:rPr>
+      </w:r>
+      <w:r>
+        <w:rPr>
+          <w:b/>
+          <w:lang w:val="hi_IN" w:bidi="hi_IN"/>
+        </w:rPr>
         <w:t>"हमारे प्रभु"</w:t>
       </w:r>
     </w:p>
@@ -11764,6 +13534,21 @@
           <w:b/>
           <w:lang w:val="hi_IN" w:bidi="hi_IN"/>
         </w:rPr>
+        <w:t>ἡμῶν</w:t>
+      </w:r>
+    </w:p>
+    <w:p>
+      <w:pPr/>
+      <w:r>
+        <w:rPr>
+          <w:lang w:val="hi_IN" w:bidi="hi_IN"/>
+        </w:rPr>
+      </w:r>
+      <w:r>
+        <w:rPr>
+          <w:b/>
+          <w:lang w:val="hi_IN" w:bidi="hi_IN"/>
+        </w:rPr>
         <w:t>"हमारे प्रभु"</w:t>
       </w:r>
     </w:p>
@@ -11860,6 +13645,21 @@
           <w:b/>
           <w:lang w:val="hi_IN" w:bidi="hi_IN"/>
         </w:rPr>
+        <w:t>ὅτι ἔλεγον ὑμῖν</w:t>
+      </w:r>
+    </w:p>
+    <w:p>
+      <w:pPr/>
+      <w:r>
+        <w:rPr>
+          <w:lang w:val="hi_IN" w:bidi="hi_IN"/>
+        </w:rPr>
+      </w:r>
+      <w:r>
+        <w:rPr>
+          <w:b/>
+          <w:lang w:val="hi_IN" w:bidi="hi_IN"/>
+        </w:rPr>
         <w:t>"तुम से कहा करते थे"</w:t>
       </w:r>
     </w:p>
@@ -11923,6 +13723,21 @@
           <w:b/>
           <w:lang w:val="hi_IN" w:bidi="hi_IN"/>
         </w:rPr>
+        <w:t>ἐσχάτου χρόνου</w:t>
+      </w:r>
+    </w:p>
+    <w:p>
+      <w:pPr/>
+      <w:r>
+        <w:rPr>
+          <w:lang w:val="hi_IN" w:bidi="hi_IN"/>
+        </w:rPr>
+      </w:r>
+      <w:r>
+        <w:rPr>
+          <w:b/>
+          <w:lang w:val="hi_IN" w:bidi="hi_IN"/>
+        </w:rPr>
         <w:t>"पिछले दिनों में"</w:t>
       </w:r>
     </w:p>
@@ -12019,6 +13834,21 @@
           <w:b/>
           <w:lang w:val="hi_IN" w:bidi="hi_IN"/>
         </w:rPr>
+        <w:t>πορευόμενοι</w:t>
+      </w:r>
+    </w:p>
+    <w:p>
+      <w:pPr/>
+      <w:r>
+        <w:rPr>
+          <w:lang w:val="hi_IN" w:bidi="hi_IN"/>
+        </w:rPr>
+      </w:r>
+      <w:r>
+        <w:rPr>
+          <w:b/>
+          <w:lang w:val="hi_IN" w:bidi="hi_IN"/>
+        </w:rPr>
         <w:t>"दिनों में"</w:t>
       </w:r>
       <w:r>
@@ -12128,6 +13958,21 @@
           <w:b/>
           <w:lang w:val="hi_IN" w:bidi="hi_IN"/>
         </w:rPr>
+        <w:t>κατὰ τὰς ἑαυτῶν ἐπιθυμίας &amp; τῶν ἀσεβειῶν</w:t>
+      </w:r>
+    </w:p>
+    <w:p>
+      <w:pPr/>
+      <w:r>
+        <w:rPr>
+          <w:lang w:val="hi_IN" w:bidi="hi_IN"/>
+        </w:rPr>
+      </w:r>
+      <w:r>
+        <w:rPr>
+          <w:b/>
+          <w:lang w:val="hi_IN" w:bidi="hi_IN"/>
+        </w:rPr>
         <w:t>"दिनों में"</w:t>
       </w:r>
       <w:r>
@@ -12237,6 +14082,21 @@
           <w:b/>
           <w:lang w:val="hi_IN" w:bidi="hi_IN"/>
         </w:rPr>
+        <w:t>οὗτοί</w:t>
+      </w:r>
+    </w:p>
+    <w:p>
+      <w:pPr/>
+      <w:r>
+        <w:rPr>
+          <w:lang w:val="hi_IN" w:bidi="hi_IN"/>
+        </w:rPr>
+      </w:r>
+      <w:r>
+        <w:rPr>
+          <w:b/>
+          <w:lang w:val="hi_IN" w:bidi="hi_IN"/>
+        </w:rPr>
         <w:t>"ये तो"</w:t>
       </w:r>
       <w:r>
@@ -12326,6 +14186,21 @@
           <w:b/>
           <w:lang w:val="hi_IN" w:bidi="hi_IN"/>
         </w:rPr>
+        <w:t>οἱ ἀποδιορίζοντες</w:t>
+      </w:r>
+    </w:p>
+    <w:p>
+      <w:pPr/>
+      <w:r>
+        <w:rPr>
+          <w:lang w:val="hi_IN" w:bidi="hi_IN"/>
+        </w:rPr>
+      </w:r>
+      <w:r>
+        <w:rPr>
+          <w:b/>
+          <w:lang w:val="hi_IN" w:bidi="hi_IN"/>
+        </w:rPr>
         <w:t>"वे"</w:t>
       </w:r>
       <w:r>
@@ -12435,6 +14310,21 @@
           <w:b/>
           <w:lang w:val="hi_IN" w:bidi="hi_IN"/>
         </w:rPr>
+        <w:t>Πνεῦμα</w:t>
+      </w:r>
+    </w:p>
+    <w:p>
+      <w:pPr/>
+      <w:r>
+        <w:rPr>
+          <w:lang w:val="hi_IN" w:bidi="hi_IN"/>
+        </w:rPr>
+      </w:r>
+      <w:r>
+        <w:rPr>
+          <w:b/>
+          <w:lang w:val="hi_IN" w:bidi="hi_IN"/>
+        </w:rPr>
         <w:t>"जिनमें आत्मा नहीं"</w:t>
       </w:r>
     </w:p>
@@ -12531,6 +14421,21 @@
           <w:b/>
           <w:lang w:val="hi_IN" w:bidi="hi_IN"/>
         </w:rPr>
+        <w:t>ψυχικοί</w:t>
+      </w:r>
+    </w:p>
+    <w:p>
+      <w:pPr/>
+      <w:r>
+        <w:rPr>
+          <w:lang w:val="hi_IN" w:bidi="hi_IN"/>
+        </w:rPr>
+      </w:r>
+      <w:r>
+        <w:rPr>
+          <w:b/>
+          <w:lang w:val="hi_IN" w:bidi="hi_IN"/>
+        </w:rPr>
         <w:t>"ये शारीरिक लोग हैं"</w:t>
       </w:r>
     </w:p>
@@ -12627,6 +14532,21 @@
           <w:b/>
           <w:lang w:val="hi_IN" w:bidi="hi_IN"/>
         </w:rPr>
+        <w:t>Πνεῦμα μὴ ἔχοντες</w:t>
+      </w:r>
+    </w:p>
+    <w:p>
+      <w:pPr/>
+      <w:r>
+        <w:rPr>
+          <w:lang w:val="hi_IN" w:bidi="hi_IN"/>
+        </w:rPr>
+      </w:r>
+      <w:r>
+        <w:rPr>
+          <w:b/>
+          <w:lang w:val="hi_IN" w:bidi="hi_IN"/>
+        </w:rPr>
         <w:t>"जिनमें आत्मा नहीं"</w:t>
       </w:r>
     </w:p>
@@ -12689,6 +14609,21 @@
         <w:rPr>
           <w:lang w:val="hi_IN" w:bidi="hi_IN"/>
         </w:rPr>
+      </w:r>
+    </w:p>
+    <w:p>
+      <w:pPr/>
+      <w:r>
+        <w:rPr>
+          <w:lang w:val="hi_IN" w:bidi="hi_IN"/>
+        </w:rPr>
+      </w:r>
+      <w:r>
+        <w:rPr>
+          <w:b/>
+          <w:lang w:val="hi_IN" w:bidi="hi_IN"/>
+        </w:rPr>
+        <w:t>ἀγαπητοί</w:t>
       </w:r>
     </w:p>
     <w:p>
@@ -12797,6 +14732,21 @@
           <w:b/>
           <w:lang w:val="hi_IN" w:bidi="hi_IN"/>
         </w:rPr>
+        <w:t>ἐποικοδομοῦντες ἑαυτοὺς τῇ ἁγιωτάτῃ ὑμῶν πίστει</w:t>
+      </w:r>
+    </w:p>
+    <w:p>
+      <w:pPr/>
+      <w:r>
+        <w:rPr>
+          <w:lang w:val="hi_IN" w:bidi="hi_IN"/>
+        </w:rPr>
+      </w:r>
+      <w:r>
+        <w:rPr>
+          <w:b/>
+          <w:lang w:val="hi_IN" w:bidi="hi_IN"/>
+        </w:rPr>
         <w:t>"अपने"</w:t>
       </w:r>
       <w:r>
@@ -12893,6 +14843,21 @@
           <w:b/>
           <w:lang w:val="hi_IN" w:bidi="hi_IN"/>
         </w:rPr>
+        <w:t>ἐποικοδομοῦντες ἑαυτοὺς</w:t>
+      </w:r>
+    </w:p>
+    <w:p>
+      <w:pPr/>
+      <w:r>
+        <w:rPr>
+          <w:lang w:val="hi_IN" w:bidi="hi_IN"/>
+        </w:rPr>
+      </w:r>
+      <w:r>
+        <w:rPr>
+          <w:b/>
+          <w:lang w:val="hi_IN" w:bidi="hi_IN"/>
+        </w:rPr>
         <w:t>"अपने"</w:t>
       </w:r>
       <w:r>
@@ -12969,6 +14934,21 @@
           <w:b/>
           <w:lang w:val="hi_IN" w:bidi="hi_IN"/>
         </w:rPr>
+        <w:t>τῇ ἁγιωτάτῃ ὑμῶν πίστει</w:t>
+      </w:r>
+    </w:p>
+    <w:p>
+      <w:pPr/>
+      <w:r>
+        <w:rPr>
+          <w:lang w:val="hi_IN" w:bidi="hi_IN"/>
+        </w:rPr>
+      </w:r>
+      <w:r>
+        <w:rPr>
+          <w:b/>
+          <w:lang w:val="hi_IN" w:bidi="hi_IN"/>
+        </w:rPr>
         <w:t>"अति पवित्र विश्वास"</w:t>
       </w:r>
       <w:r>
@@ -13078,6 +15058,21 @@
           <w:b/>
           <w:lang w:val="hi_IN" w:bidi="hi_IN"/>
         </w:rPr>
+        <w:t>ἐν Πνεύματι Ἁγίῳ προσευχόμενοι</w:t>
+      </w:r>
+    </w:p>
+    <w:p>
+      <w:pPr/>
+      <w:r>
+        <w:rPr>
+          <w:lang w:val="hi_IN" w:bidi="hi_IN"/>
+        </w:rPr>
+      </w:r>
+      <w:r>
+        <w:rPr>
+          <w:b/>
+          <w:lang w:val="hi_IN" w:bidi="hi_IN"/>
+        </w:rPr>
         <w:t>"में"</w:t>
       </w:r>
       <w:r>
@@ -13154,6 +15149,21 @@
           <w:b/>
           <w:lang w:val="hi_IN" w:bidi="hi_IN"/>
         </w:rPr>
+        <w:t>ἑαυτοὺς ἐν ἀγάπῃ Θεοῦ τηρήσατε</w:t>
+      </w:r>
+    </w:p>
+    <w:p>
+      <w:pPr/>
+      <w:r>
+        <w:rPr>
+          <w:lang w:val="hi_IN" w:bidi="hi_IN"/>
+        </w:rPr>
+      </w:r>
+      <w:r>
+        <w:rPr>
+          <w:b/>
+          <w:lang w:val="hi_IN" w:bidi="hi_IN"/>
+        </w:rPr>
         <w:t>"अपने आप को परमेश्वर के प्रेम में बनाए रखो; और"</w:t>
       </w:r>
     </w:p>
@@ -13237,6 +15247,21 @@
           <w:b/>
           <w:lang w:val="hi_IN" w:bidi="hi_IN"/>
         </w:rPr>
+        <w:t>ἑαυτοὺς ἐν ἀγάπῃ Θεοῦ τηρήσατε</w:t>
+      </w:r>
+    </w:p>
+    <w:p>
+      <w:pPr/>
+      <w:r>
+        <w:rPr>
+          <w:lang w:val="hi_IN" w:bidi="hi_IN"/>
+        </w:rPr>
+      </w:r>
+      <w:r>
+        <w:rPr>
+          <w:b/>
+          <w:lang w:val="hi_IN" w:bidi="hi_IN"/>
+        </w:rPr>
         <w:t>"अपने आप को परमेश्वर के प्रेम में बनाए रखो; और"</w:t>
       </w:r>
     </w:p>
@@ -13320,6 +15345,21 @@
           <w:b/>
           <w:lang w:val="hi_IN" w:bidi="hi_IN"/>
         </w:rPr>
+        <w:t>προσδεχόμενοι τὸ ἔλεος τοῦ Κυρίου ἡμῶν</w:t>
+      </w:r>
+    </w:p>
+    <w:p>
+      <w:pPr/>
+      <w:r>
+        <w:rPr>
+          <w:lang w:val="hi_IN" w:bidi="hi_IN"/>
+        </w:rPr>
+      </w:r>
+      <w:r>
+        <w:rPr>
+          <w:b/>
+          <w:lang w:val="hi_IN" w:bidi="hi_IN"/>
+        </w:rPr>
         <w:t>"देखते रहो"</w:t>
       </w:r>
     </w:p>
@@ -13383,6 +15423,21 @@
           <w:b/>
           <w:lang w:val="hi_IN" w:bidi="hi_IN"/>
         </w:rPr>
+        <w:t>τὸ ἔλεος τοῦ Κυρίου ἡμῶν, Ἰησοῦ Χριστοῦ</w:t>
+      </w:r>
+    </w:p>
+    <w:p>
+      <w:pPr/>
+      <w:r>
+        <w:rPr>
+          <w:lang w:val="hi_IN" w:bidi="hi_IN"/>
+        </w:rPr>
+      </w:r>
+      <w:r>
+        <w:rPr>
+          <w:b/>
+          <w:lang w:val="hi_IN" w:bidi="hi_IN"/>
+        </w:rPr>
         <w:t>"अनन्त जीवन के लिये हमारे प्रभु यीशु मसीह की दया की"</w:t>
       </w:r>
     </w:p>
@@ -13465,6 +15520,21 @@
         <w:rPr>
           <w:lang w:val="hi_IN" w:bidi="hi_IN"/>
         </w:rPr>
+      </w:r>
+    </w:p>
+    <w:p>
+      <w:pPr/>
+      <w:r>
+        <w:rPr>
+          <w:lang w:val="hi_IN" w:bidi="hi_IN"/>
+        </w:rPr>
+      </w:r>
+      <w:r>
+        <w:rPr>
+          <w:b/>
+          <w:lang w:val="hi_IN" w:bidi="hi_IN"/>
+        </w:rPr>
+        <w:t>τοῦ Κυρίου ἡμῶν</w:t>
       </w:r>
     </w:p>
     <w:p>
@@ -13606,6 +15676,21 @@
           <w:b/>
           <w:lang w:val="hi_IN" w:bidi="hi_IN"/>
         </w:rPr>
+        <w:t>ἡμῶν</w:t>
+      </w:r>
+    </w:p>
+    <w:p>
+      <w:pPr/>
+      <w:r>
+        <w:rPr>
+          <w:lang w:val="hi_IN" w:bidi="hi_IN"/>
+        </w:rPr>
+      </w:r>
+      <w:r>
+        <w:rPr>
+          <w:b/>
+          <w:lang w:val="hi_IN" w:bidi="hi_IN"/>
+        </w:rPr>
         <w:t>"हमारे"</w:t>
       </w:r>
     </w:p>
@@ -13702,6 +15787,21 @@
           <w:b/>
           <w:lang w:val="hi_IN" w:bidi="hi_IN"/>
         </w:rPr>
+        <w:t>τὸ ἔλεος τοῦ Κυρίου ἡμῶν, Ἰησοῦ Χριστοῦ, εἰς ζωὴν αἰώνιον</w:t>
+      </w:r>
+    </w:p>
+    <w:p>
+      <w:pPr/>
+      <w:r>
+        <w:rPr>
+          <w:lang w:val="hi_IN" w:bidi="hi_IN"/>
+        </w:rPr>
+      </w:r>
+      <w:r>
+        <w:rPr>
+          <w:b/>
+          <w:lang w:val="hi_IN" w:bidi="hi_IN"/>
+        </w:rPr>
         <w:t>"अनन्त जीवन के लिये हमारे प्रभु यीशु मसीह की दया की"</w:t>
       </w:r>
     </w:p>
@@ -13811,6 +15911,21 @@
           <w:b/>
           <w:lang w:val="hi_IN" w:bidi="hi_IN"/>
         </w:rPr>
+        <w:t>ἐλεᾶτε</w:t>
+      </w:r>
+    </w:p>
+    <w:p>
+      <w:pPr/>
+      <w:r>
+        <w:rPr>
+          <w:lang w:val="hi_IN" w:bidi="hi_IN"/>
+        </w:rPr>
+      </w:r>
+      <w:r>
+        <w:rPr>
+          <w:b/>
+          <w:lang w:val="hi_IN" w:bidi="hi_IN"/>
+        </w:rPr>
         <w:t>"दया करो"</w:t>
       </w:r>
     </w:p>
@@ -13983,6 +16098,21 @@
           <w:b/>
           <w:lang w:val="hi_IN" w:bidi="hi_IN"/>
         </w:rPr>
+        <w:t>ἐκ πυρὸς ἁρπάζοντες</w:t>
+      </w:r>
+    </w:p>
+    <w:p>
+      <w:pPr/>
+      <w:r>
+        <w:rPr>
+          <w:lang w:val="hi_IN" w:bidi="hi_IN"/>
+        </w:rPr>
+      </w:r>
+      <w:r>
+        <w:rPr>
+          <w:b/>
+          <w:lang w:val="hi_IN" w:bidi="hi_IN"/>
+        </w:rPr>
         <w:t>"आग"</w:t>
       </w:r>
       <w:r>
@@ -14059,6 +16189,21 @@
           <w:b/>
           <w:lang w:val="hi_IN" w:bidi="hi_IN"/>
         </w:rPr>
+        <w:t>ἐκ πυρὸς ἁρπάζοντες</w:t>
+      </w:r>
+    </w:p>
+    <w:p>
+      <w:pPr/>
+      <w:r>
+        <w:rPr>
+          <w:lang w:val="hi_IN" w:bidi="hi_IN"/>
+        </w:rPr>
+      </w:r>
+      <w:r>
+        <w:rPr>
+          <w:b/>
+          <w:lang w:val="hi_IN" w:bidi="hi_IN"/>
+        </w:rPr>
         <w:t>"आग"</w:t>
       </w:r>
       <w:r>
@@ -14168,6 +16313,21 @@
           <w:b/>
           <w:lang w:val="hi_IN" w:bidi="hi_IN"/>
         </w:rPr>
+        <w:t>ἐλεᾶτε</w:t>
+      </w:r>
+    </w:p>
+    <w:p>
+      <w:pPr/>
+      <w:r>
+        <w:rPr>
+          <w:lang w:val="hi_IN" w:bidi="hi_IN"/>
+        </w:rPr>
+      </w:r>
+      <w:r>
+        <w:rPr>
+          <w:b/>
+          <w:lang w:val="hi_IN" w:bidi="hi_IN"/>
+        </w:rPr>
         <w:t>"और बहुतों को"</w:t>
       </w:r>
       <w:r>
@@ -14346,6 +16506,21 @@
           <w:b/>
           <w:lang w:val="hi_IN" w:bidi="hi_IN"/>
         </w:rPr>
+        <w:t>μισοῦντες καὶ τὸν ἀπὸ τῆς σαρκὸς ἐσπιλωμένον χιτῶνα</w:t>
+      </w:r>
+    </w:p>
+    <w:p>
+      <w:pPr/>
+      <w:r>
+        <w:rPr>
+          <w:lang w:val="hi_IN" w:bidi="hi_IN"/>
+        </w:rPr>
+      </w:r>
+      <w:r>
+        <w:rPr>
+          <w:b/>
+          <w:lang w:val="hi_IN" w:bidi="hi_IN"/>
+        </w:rPr>
         <w:t>"और"</w:t>
       </w:r>
       <w:r>
@@ -14442,6 +16617,21 @@
           <w:b/>
           <w:lang w:val="hi_IN" w:bidi="hi_IN"/>
         </w:rPr>
+        <w:t>τῆς σαρκὸς</w:t>
+      </w:r>
+    </w:p>
+    <w:p>
+      <w:pPr/>
+      <w:r>
+        <w:rPr>
+          <w:lang w:val="hi_IN" w:bidi="hi_IN"/>
+        </w:rPr>
+      </w:r>
+      <w:r>
+        <w:rPr>
+          <w:b/>
+          <w:lang w:val="hi_IN" w:bidi="hi_IN"/>
+        </w:rPr>
         <w:t>"शरीर के"</w:t>
       </w:r>
     </w:p>
@@ -14538,6 +16728,21 @@
           <w:b/>
           <w:lang w:val="hi_IN" w:bidi="hi_IN"/>
         </w:rPr>
+        <w:t>τῷ δὲ δυναμένῳ φυλάξαι</w:t>
+      </w:r>
+    </w:p>
+    <w:p>
+      <w:pPr/>
+      <w:r>
+        <w:rPr>
+          <w:lang w:val="hi_IN" w:bidi="hi_IN"/>
+        </w:rPr>
+      </w:r>
+      <w:r>
+        <w:rPr>
+          <w:b/>
+          <w:lang w:val="hi_IN" w:bidi="hi_IN"/>
+        </w:rPr>
         <w:t>""</w:t>
       </w:r>
     </w:p>
@@ -14614,6 +16819,21 @@
           <w:b/>
           <w:lang w:val="hi_IN" w:bidi="hi_IN"/>
         </w:rPr>
+        <w:t>φυλάξαι ὑμᾶς ἀπταίστους</w:t>
+      </w:r>
+    </w:p>
+    <w:p>
+      <w:pPr/>
+      <w:r>
+        <w:rPr>
+          <w:lang w:val="hi_IN" w:bidi="hi_IN"/>
+        </w:rPr>
+      </w:r>
+      <w:r>
+        <w:rPr>
+          <w:b/>
+          <w:lang w:val="hi_IN" w:bidi="hi_IN"/>
+        </w:rPr>
         <w:t>"तुम्हें ठोकर खाने से बचा"</w:t>
       </w:r>
     </w:p>
@@ -14710,6 +16930,21 @@
           <w:b/>
           <w:lang w:val="hi_IN" w:bidi="hi_IN"/>
         </w:rPr>
+        <w:t>τῆς δόξης αὐτοῦ</w:t>
+      </w:r>
+    </w:p>
+    <w:p>
+      <w:pPr/>
+      <w:r>
+        <w:rPr>
+          <w:lang w:val="hi_IN" w:bidi="hi_IN"/>
+        </w:rPr>
+      </w:r>
+      <w:r>
+        <w:rPr>
+          <w:b/>
+          <w:lang w:val="hi_IN" w:bidi="hi_IN"/>
+        </w:rPr>
         <w:t>"अपनी महिमा की भरपूरी"</w:t>
       </w:r>
       <w:r>
@@ -14928,6 +17163,21 @@
           <w:b/>
           <w:lang w:val="hi_IN" w:bidi="hi_IN"/>
         </w:rPr>
+        <w:t>μόνῳ Θεῷ Σωτῆρι ἡμῶν</w:t>
+      </w:r>
+    </w:p>
+    <w:p>
+      <w:pPr/>
+      <w:r>
+        <w:rPr>
+          <w:lang w:val="hi_IN" w:bidi="hi_IN"/>
+        </w:rPr>
+      </w:r>
+      <w:r>
+        <w:rPr>
+          <w:b/>
+          <w:lang w:val="hi_IN" w:bidi="hi_IN"/>
+        </w:rPr>
         <w:t>"उस एकमात्र परमेश्वर के लिए, हमारे उद्धारकर्ता की"</w:t>
       </w:r>
       <w:r>
@@ -15017,6 +17267,21 @@
           <w:b/>
           <w:lang w:val="hi_IN" w:bidi="hi_IN"/>
         </w:rPr>
+        <w:t>Σωτῆρι ἡμῶν</w:t>
+      </w:r>
+    </w:p>
+    <w:p>
+      <w:pPr/>
+      <w:r>
+        <w:rPr>
+          <w:lang w:val="hi_IN" w:bidi="hi_IN"/>
+        </w:rPr>
+      </w:r>
+      <w:r>
+        <w:rPr>
+          <w:b/>
+          <w:lang w:val="hi_IN" w:bidi="hi_IN"/>
+        </w:rPr>
         <w:t>"हमारे उद्धारकर्ता की"</w:t>
       </w:r>
     </w:p>
@@ -15113,6 +17378,21 @@
           <w:b/>
           <w:lang w:val="hi_IN" w:bidi="hi_IN"/>
         </w:rPr>
+        <w:t>τοῦ Κυρίου ἡμῶν,</w:t>
+      </w:r>
+    </w:p>
+    <w:p>
+      <w:pPr/>
+      <w:r>
+        <w:rPr>
+          <w:lang w:val="hi_IN" w:bidi="hi_IN"/>
+        </w:rPr>
+      </w:r>
+      <w:r>
+        <w:rPr>
+          <w:b/>
+          <w:lang w:val="hi_IN" w:bidi="hi_IN"/>
+        </w:rPr>
         <w:t>"हमारे प्रभु"</w:t>
       </w:r>
     </w:p>
@@ -15209,6 +17489,21 @@
           <w:b/>
           <w:lang w:val="hi_IN" w:bidi="hi_IN"/>
         </w:rPr>
+        <w:t>μόνῳ Θεῷ &amp; δόξα, μεγαλωσύνη, κράτος, καὶ ἐξουσία</w:t>
+      </w:r>
+    </w:p>
+    <w:p>
+      <w:pPr/>
+      <w:r>
+        <w:rPr>
+          <w:lang w:val="hi_IN" w:bidi="hi_IN"/>
+        </w:rPr>
+      </w:r>
+      <w:r>
+        <w:rPr>
+          <w:b/>
+          <w:lang w:val="hi_IN" w:bidi="hi_IN"/>
+        </w:rPr>
         <w:t>""</w:t>
       </w:r>
     </w:p>
@@ -15298,6 +17593,21 @@
           <w:b/>
           <w:lang w:val="hi_IN" w:bidi="hi_IN"/>
         </w:rPr>
+        <w:t>πρὸ παντὸς τοῦ αἰῶνος</w:t>
+      </w:r>
+    </w:p>
+    <w:p>
+      <w:pPr/>
+      <w:r>
+        <w:rPr>
+          <w:lang w:val="hi_IN" w:bidi="hi_IN"/>
+        </w:rPr>
+      </w:r>
+      <w:r>
+        <w:rPr>
+          <w:b/>
+          <w:lang w:val="hi_IN" w:bidi="hi_IN"/>
+        </w:rPr>
         <w:t>"सनातन काल से है"</w:t>
       </w:r>
     </w:p>
@@ -15367,6 +17677,21 @@
         <w:rPr>
           <w:lang w:val="hi_IN" w:bidi="hi_IN"/>
         </w:rPr>
+      </w:r>
+    </w:p>
+    <w:p>
+      <w:pPr/>
+      <w:r>
+        <w:rPr>
+          <w:lang w:val="hi_IN" w:bidi="hi_IN"/>
+        </w:rPr>
+      </w:r>
+      <w:r>
+        <w:rPr>
+          <w:b/>
+          <w:lang w:val="hi_IN" w:bidi="hi_IN"/>
+        </w:rPr>
+        <w:t>εἰς πάντας τοὺς αἰῶνας</w:t>
       </w:r>
     </w:p>
     <w:p>

--- a/hin/docx/65.content.docx
+++ b/hin/docx/65.content.docx
@@ -1163,7 +1163,7 @@
           <w:b/>
           <w:lang w:val="hi_IN" w:bidi="hi_IN"/>
         </w:rPr>
-        <w:t>ἔλεος ὑμῖν, καὶ εἰρήνη, καὶ ἀγάπη πληθυνθείη.</w:t>
+        <w:t>ἔλεος ὑμῖν, καὶ εἰρήνη, καὶ ἀγάπη πληθυνθείη</w:t>
       </w:r>
     </w:p>
     <w:p>
@@ -1398,7 +1398,7 @@
           <w:b/>
           <w:lang w:val="hi_IN" w:bidi="hi_IN"/>
         </w:rPr>
-        <w:t>ἔλεος &amp; καὶ εἰρήνη, καὶ ἀγάπη πληθυνθείη.</w:t>
+        <w:t>ἔλεος &amp; καὶ εἰρήνη, καὶ ἀγάπη πληθυνθείη</w:t>
       </w:r>
     </w:p>
     <w:p>
@@ -17378,7 +17378,7 @@
           <w:b/>
           <w:lang w:val="hi_IN" w:bidi="hi_IN"/>
         </w:rPr>
-        <w:t>τοῦ Κυρίου ἡμῶν,</w:t>
+        <w:t>τοῦ Κυρίου ἡμῶν</w:t>
       </w:r>
     </w:p>
     <w:p>

--- a/hin/docx/65.content.docx
+++ b/hin/docx/65.content.docx
@@ -843,21 +843,6 @@
           <w:b/>
           <w:lang w:val="hi_IN" w:bidi="hi_IN"/>
         </w:rPr>
-        <w:t>ἐν Θεῷ Πατρὶ ἠγαπημένοις</w:t>
-      </w:r>
-    </w:p>
-    <w:p>
-      <w:pPr/>
-      <w:r>
-        <w:rPr>
-          <w:lang w:val="hi_IN" w:bidi="hi_IN"/>
-        </w:rPr>
-      </w:r>
-      <w:r>
-        <w:rPr>
-          <w:b/>
-          <w:lang w:val="hi_IN" w:bidi="hi_IN"/>
-        </w:rPr>
         <w:t>"के नाम"</w:t>
       </w:r>
       <w:r>
@@ -954,21 +939,6 @@
           <w:b/>
           <w:lang w:val="hi_IN" w:bidi="hi_IN"/>
         </w:rPr>
-        <w:t>Θεῷ Πατρὶ</w:t>
-      </w:r>
-    </w:p>
-    <w:p>
-      <w:pPr/>
-      <w:r>
-        <w:rPr>
-          <w:lang w:val="hi_IN" w:bidi="hi_IN"/>
-        </w:rPr>
-      </w:r>
-      <w:r>
-        <w:rPr>
-          <w:b/>
-          <w:lang w:val="hi_IN" w:bidi="hi_IN"/>
-        </w:rPr>
         <w:t>"परमेश्वर पिता"</w:t>
       </w:r>
     </w:p>
@@ -1065,21 +1035,6 @@
           <w:b/>
           <w:lang w:val="hi_IN" w:bidi="hi_IN"/>
         </w:rPr>
-        <w:t>Ἰησοῦ Χριστῷ τετηρημένοις κλητοῖς</w:t>
-      </w:r>
-    </w:p>
-    <w:p>
-      <w:pPr/>
-      <w:r>
-        <w:rPr>
-          <w:lang w:val="hi_IN" w:bidi="hi_IN"/>
-        </w:rPr>
-      </w:r>
-      <w:r>
-        <w:rPr>
-          <w:b/>
-          <w:lang w:val="hi_IN" w:bidi="hi_IN"/>
-        </w:rPr>
         <w:t>"यीशु मसीह सुरक्षित हैं"</w:t>
       </w:r>
     </w:p>
@@ -1163,21 +1118,6 @@
           <w:b/>
           <w:lang w:val="hi_IN" w:bidi="hi_IN"/>
         </w:rPr>
-        <w:t>ἔλεος ὑμῖν, καὶ εἰρήνη, καὶ ἀγάπη πληθυνθείη</w:t>
-      </w:r>
-    </w:p>
-    <w:p>
-      <w:pPr/>
-      <w:r>
-        <w:rPr>
-          <w:lang w:val="hi_IN" w:bidi="hi_IN"/>
-        </w:rPr>
-      </w:r>
-      <w:r>
-        <w:rPr>
-          <w:b/>
-          <w:lang w:val="hi_IN" w:bidi="hi_IN"/>
-        </w:rPr>
         <w:t>"दया और शान्ति और प्रेम तुम्हें बहुतायत से प्राप्त होता रहे"</w:t>
       </w:r>
     </w:p>
@@ -1261,21 +1201,6 @@
           <w:b/>
           <w:lang w:val="hi_IN" w:bidi="hi_IN"/>
         </w:rPr>
-        <w:t>ἔλεος ὑμῖν, καὶ εἰρήνη, καὶ ἀγάπη πληθυνθείη</w:t>
-      </w:r>
-    </w:p>
-    <w:p>
-      <w:pPr/>
-      <w:r>
-        <w:rPr>
-          <w:lang w:val="hi_IN" w:bidi="hi_IN"/>
-        </w:rPr>
-      </w:r>
-      <w:r>
-        <w:rPr>
-          <w:b/>
-          <w:lang w:val="hi_IN" w:bidi="hi_IN"/>
-        </w:rPr>
         <w:t>"दया और शान्ति और प्रेम तुम्हें बहुतायत से प्राप्त होता रहे"</w:t>
       </w:r>
     </w:p>
@@ -1822,6 +1747,108 @@
           <w:b/>
           <w:lang w:val="hi_IN" w:bidi="hi_IN"/>
         </w:rPr>
+        <w:t>"उस उद्धार"</w:t>
+      </w:r>
+      <w:r>
+        <w:rPr>
+          <w:lang w:val="hi_IN" w:bidi="hi_IN"/>
+        </w:rPr>
+        <w:t xml:space="preserve"> - </w:t>
+      </w:r>
+      <w:r>
+        <w:rPr>
+          <w:b/>
+          <w:lang w:val="hi_IN" w:bidi="hi_IN"/>
+        </w:rPr>
+        <w:t>"जिसमें हम"</w:t>
+      </w:r>
+      <w:r>
+        <w:rPr>
+          <w:lang w:val="hi_IN" w:bidi="hi_IN"/>
+        </w:rPr>
+        <w:t xml:space="preserve"> - </w:t>
+      </w:r>
+      <w:r>
+        <w:rPr>
+          <w:b/>
+          <w:lang w:val="hi_IN" w:bidi="hi_IN"/>
+        </w:rPr>
+        <w:t>"सहभागी"</w:t>
+      </w:r>
+      <w:r>
+        <w:rPr>
+          <w:lang w:val="hi_IN" w:bidi="hi_IN"/>
+        </w:rPr>
+        <w:t xml:space="preserve"> - </w:t>
+      </w:r>
+      <w:r>
+        <w:rPr>
+          <w:b/>
+          <w:lang w:val="hi_IN" w:bidi="hi_IN"/>
+        </w:rPr>
+        <w:t>"जो"</w:t>
+      </w:r>
+    </w:p>
+    <w:p>
+      <w:pPr/>
+      <w:r>
+        <w:rPr>
+          <w:lang w:val="hi_IN" w:bidi="hi_IN"/>
+        </w:rPr>
+      </w:r>
+      <w:r>
+        <w:rPr>
+          <w:lang w:val="hi_IN" w:bidi="hi_IN"/>
+        </w:rPr>
+        <w:t>"वैकल्पिक अनुवाद: ""उस उद्धार के बारे में जिसमें हम सहभागी हैं"""</w:t>
+      </w:r>
+      <w:r>
+        <w:rPr>
+          <w:lang w:val="hi_IN" w:bidi="hi_IN"/>
+        </w:rPr>
+      </w:r>
+      <w:r>
+        <w:rPr>
+          <w:lang w:val="hi_IN" w:bidi="hi_IN"/>
+        </w:rPr>
+      </w:r>
+    </w:p>
+    <w:p>
+      <w:pPr/>
+      <w:r>
+        <w:rPr>
+          <w:lang w:val="hi_IN" w:bidi="hi_IN"/>
+        </w:rPr>
+      </w:r>
+    </w:p>
+    <w:p>
+      <w:pPr>
+        <w:pStyle w:val="Heading2"/>
+      </w:pPr>
+      <w:r>
+        <w:rPr>
+          <w:lang w:val="hi_IN" w:bidi="hi_IN"/>
+        </w:rPr>
+        <w:t>यहूदा 1:3 (#2)</w:t>
+      </w:r>
+      <w:r>
+        <w:rPr>
+          <w:lang w:val="hi_IN" w:bidi="hi_IN"/>
+        </w:rPr>
+      </w:r>
+    </w:p>
+    <w:p>
+      <w:pPr/>
+      <w:r>
+        <w:rPr>
+          <w:lang w:val="hi_IN" w:bidi="hi_IN"/>
+        </w:rPr>
+      </w:r>
+      <w:r>
+        <w:rPr>
+          <w:b/>
+          <w:lang w:val="hi_IN" w:bidi="hi_IN"/>
+        </w:rPr>
         <w:t>περὶ τῆς κοινῆς ἡμῶν σωτηρίας</w:t>
       </w:r>
     </w:p>
@@ -1837,7 +1864,7 @@
           <w:b/>
           <w:lang w:val="hi_IN" w:bidi="hi_IN"/>
         </w:rPr>
-        <w:t>"उस उद्धार"</w:t>
+        <w:t>"उस उद्धार के विषय में"</w:t>
       </w:r>
       <w:r>
         <w:rPr>
@@ -1890,7 +1917,40 @@
         <w:rPr>
           <w:lang w:val="hi_IN" w:bidi="hi_IN"/>
         </w:rPr>
-        <w:t>"वैकल्पिक अनुवाद: ""उस उद्धार के बारे में जिसमें हम सहभागी हैं"""</w:t>
+        <w:t xml:space="preserve">"यदि आपकी भाषा में स्पष्ट हो सके तो आप इस भाववाचक संज्ञा शब्द, </w:t>
+      </w:r>
+      <w:r>
+        <w:rPr>
+          <w:b/>
+          <w:lang w:val="hi_IN" w:bidi="hi_IN"/>
+        </w:rPr>
+        <w:t>उद्धार</w:t>
+      </w:r>
+      <w:r>
+        <w:rPr>
+          <w:lang w:val="hi_IN" w:bidi="hi_IN"/>
+        </w:rPr>
+        <w:t xml:space="preserve"> का अनुवाद क्रिया पदबंध में कर सकते हैं| वैकल्पिक अनुवाद: ""परमेश्वर ने हम सबका कैसे उद्धार किया है उसी के सम्बन्ध में""</w:t>
+      </w:r>
+    </w:p>
+    <w:p>
+      <w:pPr/>
+      <w:r>
+        <w:rPr>
+          <w:lang w:val="hi_IN" w:bidi="hi_IN"/>
+        </w:rPr>
+      </w:r>
+      <w:r>
+        <w:rPr>
+          <w:lang w:val="hi_IN" w:bidi="hi_IN"/>
+        </w:rPr>
+        <w:t xml:space="preserve">देखें: </w:t>
+      </w:r>
+      <w:r>
+        <w:rPr>
+          <w:lang w:val="hi_IN" w:bidi="hi_IN"/>
+        </w:rPr>
+        <w:t>अमूर्त संज्ञाएँ</w:t>
       </w:r>
       <w:r>
         <w:rPr>
@@ -1919,42 +1979,238 @@
         <w:rPr>
           <w:lang w:val="hi_IN" w:bidi="hi_IN"/>
         </w:rPr>
-        <w:t>यहूदा 1:3 (#2)</w:t>
-      </w:r>
-      <w:r>
-        <w:rPr>
-          <w:lang w:val="hi_IN" w:bidi="hi_IN"/>
-        </w:rPr>
-      </w:r>
-    </w:p>
-    <w:p>
-      <w:pPr/>
-      <w:r>
-        <w:rPr>
-          <w:lang w:val="hi_IN" w:bidi="hi_IN"/>
-        </w:rPr>
-      </w:r>
-      <w:r>
-        <w:rPr>
-          <w:b/>
-          <w:lang w:val="hi_IN" w:bidi="hi_IN"/>
-        </w:rPr>
-        <w:t>περὶ τῆς κοινῆς ἡμῶν σωτηρίας</w:t>
-      </w:r>
-    </w:p>
-    <w:p>
-      <w:pPr/>
-      <w:r>
-        <w:rPr>
-          <w:lang w:val="hi_IN" w:bidi="hi_IN"/>
-        </w:rPr>
-      </w:r>
-      <w:r>
-        <w:rPr>
-          <w:b/>
-          <w:lang w:val="hi_IN" w:bidi="hi_IN"/>
-        </w:rPr>
-        <w:t>"उस उद्धार के विषय में"</w:t>
+        <w:t>यहूदा 1:3 (#1)</w:t>
+      </w:r>
+      <w:r>
+        <w:rPr>
+          <w:lang w:val="hi_IN" w:bidi="hi_IN"/>
+        </w:rPr>
+      </w:r>
+    </w:p>
+    <w:p>
+      <w:pPr/>
+      <w:r>
+        <w:rPr>
+          <w:lang w:val="hi_IN" w:bidi="hi_IN"/>
+        </w:rPr>
+      </w:r>
+      <w:r>
+        <w:rPr>
+          <w:b/>
+          <w:lang w:val="hi_IN" w:bidi="hi_IN"/>
+        </w:rPr>
+        <w:t>ἡμῶν</w:t>
+      </w:r>
+    </w:p>
+    <w:p>
+      <w:pPr/>
+      <w:r>
+        <w:rPr>
+          <w:lang w:val="hi_IN" w:bidi="hi_IN"/>
+        </w:rPr>
+      </w:r>
+      <w:r>
+        <w:rPr>
+          <w:b/>
+          <w:lang w:val="hi_IN" w:bidi="hi_IN"/>
+        </w:rPr>
+        <w:t>""</w:t>
+      </w:r>
+    </w:p>
+    <w:p>
+      <w:pPr/>
+      <w:r>
+        <w:rPr>
+          <w:lang w:val="hi_IN" w:bidi="hi_IN"/>
+        </w:rPr>
+      </w:r>
+      <w:r>
+        <w:rPr>
+          <w:lang w:val="hi_IN" w:bidi="hi_IN"/>
+        </w:rPr>
+        <w:t xml:space="preserve">General Information:\n\nयह शब्द </w:t>
+      </w:r>
+      <w:r>
+        <w:rPr>
+          <w:b/>
+          <w:lang w:val="hi_IN" w:bidi="hi_IN"/>
+        </w:rPr>
+        <w:t>हमारा</w:t>
+      </w:r>
+      <w:r>
+        <w:rPr>
+          <w:lang w:val="hi_IN" w:bidi="hi_IN"/>
+        </w:rPr>
+        <w:t xml:space="preserve"> इस पत्री में यहूदा और विश्वासियों दोनों के सन्दर्भ में है।</w:t>
+      </w:r>
+    </w:p>
+    <w:p>
+      <w:pPr/>
+      <w:r>
+        <w:rPr>
+          <w:lang w:val="hi_IN" w:bidi="hi_IN"/>
+        </w:rPr>
+      </w:r>
+      <w:r>
+        <w:rPr>
+          <w:lang w:val="hi_IN" w:bidi="hi_IN"/>
+        </w:rPr>
+        <w:t>देखें:</w:t>
+      </w:r>
+      <w:r>
+        <w:rPr>
+          <w:lang w:val="hi_IN" w:bidi="hi_IN"/>
+        </w:rPr>
+      </w:r>
+      <w:r>
+        <w:rPr>
+          <w:lang w:val="hi_IN" w:bidi="hi_IN"/>
+        </w:rPr>
+      </w:r>
+    </w:p>
+    <w:p>
+      <w:pPr/>
+      <w:r>
+        <w:rPr>
+          <w:lang w:val="hi_IN" w:bidi="hi_IN"/>
+        </w:rPr>
+      </w:r>
+    </w:p>
+    <w:p>
+      <w:pPr>
+        <w:pStyle w:val="Heading2"/>
+      </w:pPr>
+      <w:r>
+        <w:rPr>
+          <w:lang w:val="hi_IN" w:bidi="hi_IN"/>
+        </w:rPr>
+        <w:t>यहूदा 1:3 (#4)</w:t>
+      </w:r>
+      <w:r>
+        <w:rPr>
+          <w:lang w:val="hi_IN" w:bidi="hi_IN"/>
+        </w:rPr>
+      </w:r>
+    </w:p>
+    <w:p>
+      <w:pPr/>
+      <w:r>
+        <w:rPr>
+          <w:lang w:val="hi_IN" w:bidi="hi_IN"/>
+        </w:rPr>
+      </w:r>
+      <w:r>
+        <w:rPr>
+          <w:b/>
+          <w:lang w:val="hi_IN" w:bidi="hi_IN"/>
+        </w:rPr>
+        <w:t>ἀνάγκην ἔσχον γράψαι</w:t>
+      </w:r>
+    </w:p>
+    <w:p>
+      <w:pPr/>
+      <w:r>
+        <w:rPr>
+          <w:lang w:val="hi_IN" w:bidi="hi_IN"/>
+        </w:rPr>
+      </w:r>
+      <w:r>
+        <w:rPr>
+          <w:b/>
+          <w:lang w:val="hi_IN" w:bidi="hi_IN"/>
+        </w:rPr>
+        <w:t>"आवश्यक जाना कि"</w:t>
+      </w:r>
+    </w:p>
+    <w:p>
+      <w:pPr/>
+      <w:r>
+        <w:rPr>
+          <w:lang w:val="hi_IN" w:bidi="hi_IN"/>
+        </w:rPr>
+      </w:r>
+      <w:r>
+        <w:rPr>
+          <w:lang w:val="hi_IN" w:bidi="hi_IN"/>
+        </w:rPr>
+        <w:t xml:space="preserve">"यदि आपकी भाषा में सुस्पष्ट हो सके तो आप इस भाववाचक शब्द, </w:t>
+      </w:r>
+      <w:r>
+        <w:rPr>
+          <w:b/>
+          <w:lang w:val="hi_IN" w:bidi="hi_IN"/>
+        </w:rPr>
+        <w:t>आवश्यक</w:t>
+      </w:r>
+      <w:r>
+        <w:rPr>
+          <w:lang w:val="hi_IN" w:bidi="hi_IN"/>
+        </w:rPr>
+        <w:t xml:space="preserve"> में निहित विचार का अनुवाद एक समानार्थक शब्द से कर स्दाकते हैं| वैकल्पिक अनुवाद: ""मुझे लिखने की आवश्यकता हुई"" \n</w:t>
+      </w:r>
+      <w:r>
+        <w:rPr>
+          <w:lang w:val="hi_IN" w:bidi="hi_IN"/>
+        </w:rPr>
+      </w:r>
+      <w:r>
+        <w:rPr>
+          <w:lang w:val="hi_IN" w:bidi="hi_IN"/>
+        </w:rPr>
+      </w:r>
+    </w:p>
+    <w:p>
+      <w:pPr/>
+      <w:r>
+        <w:rPr>
+          <w:lang w:val="hi_IN" w:bidi="hi_IN"/>
+        </w:rPr>
+      </w:r>
+    </w:p>
+    <w:p>
+      <w:pPr>
+        <w:pStyle w:val="Heading2"/>
+      </w:pPr>
+      <w:r>
+        <w:rPr>
+          <w:lang w:val="hi_IN" w:bidi="hi_IN"/>
+        </w:rPr>
+        <w:t>यहूदा 1:3 (#5)</w:t>
+      </w:r>
+      <w:r>
+        <w:rPr>
+          <w:lang w:val="hi_IN" w:bidi="hi_IN"/>
+        </w:rPr>
+      </w:r>
+    </w:p>
+    <w:p>
+      <w:pPr/>
+      <w:r>
+        <w:rPr>
+          <w:lang w:val="hi_IN" w:bidi="hi_IN"/>
+        </w:rPr>
+      </w:r>
+      <w:r>
+        <w:rPr>
+          <w:b/>
+          <w:lang w:val="hi_IN" w:bidi="hi_IN"/>
+        </w:rPr>
+        <w:t>παρακαλῶν ἐπαγωνίζεσθαι τῇ &amp; πίστει</w:t>
+      </w:r>
+    </w:p>
+    <w:p>
+      <w:pPr/>
+      <w:r>
+        <w:rPr>
+          <w:lang w:val="hi_IN" w:bidi="hi_IN"/>
+        </w:rPr>
+      </w:r>
+      <w:r>
+        <w:rPr>
+          <w:b/>
+          <w:lang w:val="hi_IN" w:bidi="hi_IN"/>
+        </w:rPr>
+        <w:t>"मैं"</w:t>
       </w:r>
       <w:r>
         <w:rPr>
@@ -1967,7 +2223,7 @@
           <w:b/>
           <w:lang w:val="hi_IN" w:bidi="hi_IN"/>
         </w:rPr>
-        <w:t>"जिसमें हम"</w:t>
+        <w:t>"यह समझाना"</w:t>
       </w:r>
       <w:r>
         <w:rPr>
@@ -1980,7 +2236,85 @@
           <w:b/>
           <w:lang w:val="hi_IN" w:bidi="hi_IN"/>
         </w:rPr>
-        <w:t>"सहभागी"</w:t>
+        <w:t>"उस विश्वास के लिये पूरा यत्न करो"</w:t>
+      </w:r>
+    </w:p>
+    <w:p>
+      <w:pPr/>
+      <w:r>
+        <w:rPr>
+          <w:lang w:val="hi_IN" w:bidi="hi_IN"/>
+        </w:rPr>
+      </w:r>
+      <w:r>
+        <w:rPr>
+          <w:lang w:val="hi_IN" w:bidi="hi_IN"/>
+        </w:rPr>
+        <w:t>"यह एक उद्देश्यगर्भित उपवाक्य है| यहूदा उस उद्देश्य का उल्लेख कर रहा है जिसके निमित्त उसने यह पत्र लिखा था| अपने अनुवाद में आप आपकी भाषा के उद्देश्य उपवाक्य की परिपाटी को काम में लें| वैकल्पिक अनुवाद: (पूर्वगामी अर्ध विराम से रहित): ""विश्वास के लिए संघर्षरत रहने के लिए उपदेश के निमित्त""\n</w:t>
+      </w:r>
+      <w:r>
+        <w:rPr>
+          <w:lang w:val="hi_IN" w:bidi="hi_IN"/>
+        </w:rPr>
+      </w:r>
+      <w:r>
+        <w:rPr>
+          <w:lang w:val="hi_IN" w:bidi="hi_IN"/>
+        </w:rPr>
+      </w:r>
+    </w:p>
+    <w:p>
+      <w:pPr/>
+      <w:r>
+        <w:rPr>
+          <w:lang w:val="hi_IN" w:bidi="hi_IN"/>
+        </w:rPr>
+      </w:r>
+    </w:p>
+    <w:p>
+      <w:pPr>
+        <w:pStyle w:val="Heading2"/>
+      </w:pPr>
+      <w:r>
+        <w:rPr>
+          <w:lang w:val="hi_IN" w:bidi="hi_IN"/>
+        </w:rPr>
+        <w:t>यहूदा 1:3 (#3)</w:t>
+      </w:r>
+      <w:r>
+        <w:rPr>
+          <w:lang w:val="hi_IN" w:bidi="hi_IN"/>
+        </w:rPr>
+      </w:r>
+    </w:p>
+    <w:p>
+      <w:pPr/>
+      <w:r>
+        <w:rPr>
+          <w:lang w:val="hi_IN" w:bidi="hi_IN"/>
+        </w:rPr>
+      </w:r>
+      <w:r>
+        <w:rPr>
+          <w:b/>
+          <w:lang w:val="hi_IN" w:bidi="hi_IN"/>
+        </w:rPr>
+        <w:t>παρακαλῶν ἐπαγωνίζεσθαι τῇ &amp; πίστει</w:t>
+      </w:r>
+    </w:p>
+    <w:p>
+      <w:pPr/>
+      <w:r>
+        <w:rPr>
+          <w:lang w:val="hi_IN" w:bidi="hi_IN"/>
+        </w:rPr>
+      </w:r>
+      <w:r>
+        <w:rPr>
+          <w:b/>
+          <w:lang w:val="hi_IN" w:bidi="hi_IN"/>
+        </w:rPr>
+        <w:t>"मैं"</w:t>
       </w:r>
       <w:r>
         <w:rPr>
@@ -1993,34 +2327,34 @@
           <w:b/>
           <w:lang w:val="hi_IN" w:bidi="hi_IN"/>
         </w:rPr>
-        <w:t>"जो"</w:t>
-      </w:r>
-    </w:p>
-    <w:p>
-      <w:pPr/>
-      <w:r>
-        <w:rPr>
-          <w:lang w:val="hi_IN" w:bidi="hi_IN"/>
-        </w:rPr>
-      </w:r>
-      <w:r>
-        <w:rPr>
-          <w:lang w:val="hi_IN" w:bidi="hi_IN"/>
-        </w:rPr>
-        <w:t xml:space="preserve">"यदि आपकी भाषा में स्पष्ट हो सके तो आप इस भाववाचक संज्ञा शब्द, </w:t>
-      </w:r>
-      <w:r>
-        <w:rPr>
-          <w:b/>
-          <w:lang w:val="hi_IN" w:bidi="hi_IN"/>
-        </w:rPr>
-        <w:t>उद्धार</w:t>
-      </w:r>
-      <w:r>
-        <w:rPr>
-          <w:lang w:val="hi_IN" w:bidi="hi_IN"/>
-        </w:rPr>
-        <w:t xml:space="preserve"> का अनुवाद क्रिया पदबंध में कर सकते हैं| वैकल्पिक अनुवाद: ""परमेश्वर ने हम सबका कैसे उद्धार किया है उसी के सम्बन्ध में""</w:t>
+        <w:t>"यह समझाना"</w:t>
+      </w:r>
+      <w:r>
+        <w:rPr>
+          <w:lang w:val="hi_IN" w:bidi="hi_IN"/>
+        </w:rPr>
+        <w:t xml:space="preserve"> - </w:t>
+      </w:r>
+      <w:r>
+        <w:rPr>
+          <w:b/>
+          <w:lang w:val="hi_IN" w:bidi="hi_IN"/>
+        </w:rPr>
+        <w:t>"उस विश्वास के लिये पूरा यत्न करो"</w:t>
+      </w:r>
+    </w:p>
+    <w:p>
+      <w:pPr/>
+      <w:r>
+        <w:rPr>
+          <w:lang w:val="hi_IN" w:bidi="hi_IN"/>
+        </w:rPr>
+      </w:r>
+      <w:r>
+        <w:rPr>
+          <w:lang w:val="hi_IN" w:bidi="hi_IN"/>
+        </w:rPr>
+        <w:t>"यहूद एक शब्द को छोड़ देता ही जिसकी आवश्यकता अनेक भाषाओं में वाक्य पूर्ति हेतु होती है| इस शब्द की आपूर्ति पिछले उपवाक्य से की जा सकती है| वैकल्पिक अनुवाद: ""विश्वास के लिए यत्नशील रहने का आग्रह करता हूँ""</w:t>
       </w:r>
     </w:p>
     <w:p>
@@ -2040,7 +2374,7 @@
         <w:rPr>
           <w:lang w:val="hi_IN" w:bidi="hi_IN"/>
         </w:rPr>
-        <w:t>अमूर्त संज्ञाएँ</w:t>
+        <w:t>विराम बिंदु</w:t>
       </w:r>
       <w:r>
         <w:rPr>
@@ -2069,83 +2403,74 @@
         <w:rPr>
           <w:lang w:val="hi_IN" w:bidi="hi_IN"/>
         </w:rPr>
-        <w:t>यहूदा 1:3 (#1)</w:t>
-      </w:r>
-      <w:r>
-        <w:rPr>
-          <w:lang w:val="hi_IN" w:bidi="hi_IN"/>
-        </w:rPr>
-      </w:r>
-    </w:p>
-    <w:p>
-      <w:pPr/>
-      <w:r>
-        <w:rPr>
-          <w:lang w:val="hi_IN" w:bidi="hi_IN"/>
-        </w:rPr>
-      </w:r>
-      <w:r>
-        <w:rPr>
-          <w:b/>
-          <w:lang w:val="hi_IN" w:bidi="hi_IN"/>
-        </w:rPr>
-        <w:t>ἡμῶν</w:t>
-      </w:r>
-    </w:p>
-    <w:p>
-      <w:pPr/>
-      <w:r>
-        <w:rPr>
-          <w:lang w:val="hi_IN" w:bidi="hi_IN"/>
-        </w:rPr>
-      </w:r>
-      <w:r>
-        <w:rPr>
-          <w:b/>
-          <w:lang w:val="hi_IN" w:bidi="hi_IN"/>
-        </w:rPr>
-        <w:t>""</w:t>
-      </w:r>
-    </w:p>
-    <w:p>
-      <w:pPr/>
-      <w:r>
-        <w:rPr>
-          <w:lang w:val="hi_IN" w:bidi="hi_IN"/>
-        </w:rPr>
-      </w:r>
-      <w:r>
-        <w:rPr>
-          <w:lang w:val="hi_IN" w:bidi="hi_IN"/>
-        </w:rPr>
-        <w:t xml:space="preserve">General Information:\n\nयह शब्द </w:t>
-      </w:r>
-      <w:r>
-        <w:rPr>
-          <w:b/>
-          <w:lang w:val="hi_IN" w:bidi="hi_IN"/>
-        </w:rPr>
-        <w:t>हमारा</w:t>
-      </w:r>
-      <w:r>
-        <w:rPr>
-          <w:lang w:val="hi_IN" w:bidi="hi_IN"/>
-        </w:rPr>
-        <w:t xml:space="preserve"> इस पत्री में यहूदा और विश्वासियों दोनों के सन्दर्भ में है।</w:t>
-      </w:r>
-    </w:p>
-    <w:p>
-      <w:pPr/>
-      <w:r>
-        <w:rPr>
-          <w:lang w:val="hi_IN" w:bidi="hi_IN"/>
-        </w:rPr>
-      </w:r>
-      <w:r>
-        <w:rPr>
-          <w:lang w:val="hi_IN" w:bidi="hi_IN"/>
-        </w:rPr>
-        <w:t>देखें:</w:t>
+        <w:t>यहूदा 1:3 (#4)</w:t>
+      </w:r>
+      <w:r>
+        <w:rPr>
+          <w:lang w:val="hi_IN" w:bidi="hi_IN"/>
+        </w:rPr>
+      </w:r>
+    </w:p>
+    <w:p>
+      <w:pPr/>
+      <w:r>
+        <w:rPr>
+          <w:lang w:val="hi_IN" w:bidi="hi_IN"/>
+        </w:rPr>
+      </w:r>
+      <w:r>
+        <w:rPr>
+          <w:b/>
+          <w:lang w:val="hi_IN" w:bidi="hi_IN"/>
+        </w:rPr>
+        <w:t>"उस विश्वास के लिये"</w:t>
+      </w:r>
+      <w:r>
+        <w:rPr>
+          <w:lang w:val="hi_IN" w:bidi="hi_IN"/>
+        </w:rPr>
+        <w:t xml:space="preserve"> - </w:t>
+      </w:r>
+      <w:r>
+        <w:rPr>
+          <w:b/>
+          <w:lang w:val="hi_IN" w:bidi="hi_IN"/>
+        </w:rPr>
+        <w:t>"पवित्र लोगों को एक ही बार सौंपा गया था"</w:t>
+      </w:r>
+    </w:p>
+    <w:p>
+      <w:pPr/>
+      <w:r>
+        <w:rPr>
+          <w:lang w:val="hi_IN" w:bidi="hi_IN"/>
+        </w:rPr>
+      </w:r>
+      <w:r>
+        <w:rPr>
+          <w:lang w:val="hi_IN" w:bidi="hi_IN"/>
+        </w:rPr>
+        <w:t>"यदि आपकी भाषा में स्पष्ट हो सके तो अप इसका अनुवाद कर्तृवाच्य में कर सकते हैं और काम के करने वाले का उल्लेख कर सकते हैं| वैकल्पिक अनुवाद: ""उस विश्वास के निमित्त जो परमेश्वर ने सब पवित्र जनों को सदा के लिए एक ही बार दे दिया है""</w:t>
+      </w:r>
+    </w:p>
+    <w:p>
+      <w:pPr/>
+      <w:r>
+        <w:rPr>
+          <w:lang w:val="hi_IN" w:bidi="hi_IN"/>
+        </w:rPr>
+      </w:r>
+      <w:r>
+        <w:rPr>
+          <w:lang w:val="hi_IN" w:bidi="hi_IN"/>
+        </w:rPr>
+        <w:t xml:space="preserve">देखें: </w:t>
+      </w:r>
+      <w:r>
+        <w:rPr>
+          <w:lang w:val="hi_IN" w:bidi="hi_IN"/>
+        </w:rPr>
+        <w:t>सक्रिय या निष्क्रिय</w:t>
       </w:r>
       <w:r>
         <w:rPr>
@@ -2174,69 +2499,82 @@
         <w:rPr>
           <w:lang w:val="hi_IN" w:bidi="hi_IN"/>
         </w:rPr>
-        <w:t>यहूदा 1:3 (#4)</w:t>
-      </w:r>
-      <w:r>
-        <w:rPr>
-          <w:lang w:val="hi_IN" w:bidi="hi_IN"/>
-        </w:rPr>
-      </w:r>
-    </w:p>
-    <w:p>
-      <w:pPr/>
-      <w:r>
-        <w:rPr>
-          <w:lang w:val="hi_IN" w:bidi="hi_IN"/>
-        </w:rPr>
-      </w:r>
-      <w:r>
-        <w:rPr>
-          <w:b/>
-          <w:lang w:val="hi_IN" w:bidi="hi_IN"/>
-        </w:rPr>
-        <w:t>ἀνάγκην ἔσχον γράψαι</w:t>
-      </w:r>
-    </w:p>
-    <w:p>
-      <w:pPr/>
-      <w:r>
-        <w:rPr>
-          <w:lang w:val="hi_IN" w:bidi="hi_IN"/>
-        </w:rPr>
-      </w:r>
-      <w:r>
-        <w:rPr>
-          <w:b/>
-          <w:lang w:val="hi_IN" w:bidi="hi_IN"/>
-        </w:rPr>
-        <w:t>"आवश्यक जाना कि"</w:t>
-      </w:r>
-    </w:p>
-    <w:p>
-      <w:pPr/>
-      <w:r>
-        <w:rPr>
-          <w:lang w:val="hi_IN" w:bidi="hi_IN"/>
-        </w:rPr>
-      </w:r>
-      <w:r>
-        <w:rPr>
-          <w:lang w:val="hi_IN" w:bidi="hi_IN"/>
-        </w:rPr>
-        <w:t xml:space="preserve">"यदि आपकी भाषा में सुस्पष्ट हो सके तो आप इस भाववाचक शब्द, </w:t>
-      </w:r>
-      <w:r>
-        <w:rPr>
-          <w:b/>
-          <w:lang w:val="hi_IN" w:bidi="hi_IN"/>
-        </w:rPr>
-        <w:t>आवश्यक</w:t>
-      </w:r>
-      <w:r>
-        <w:rPr>
-          <w:lang w:val="hi_IN" w:bidi="hi_IN"/>
-        </w:rPr>
-        <w:t xml:space="preserve"> में निहित विचार का अनुवाद एक समानार्थक शब्द से कर स्दाकते हैं| वैकल्पिक अनुवाद: ""मुझे लिखने की आवश्यकता हुई"" \n</w:t>
+        <w:t>यहूदा 1:3 (#6)</w:t>
+      </w:r>
+      <w:r>
+        <w:rPr>
+          <w:lang w:val="hi_IN" w:bidi="hi_IN"/>
+        </w:rPr>
+      </w:r>
+    </w:p>
+    <w:p>
+      <w:pPr/>
+      <w:r>
+        <w:rPr>
+          <w:lang w:val="hi_IN" w:bidi="hi_IN"/>
+        </w:rPr>
+      </w:r>
+      <w:r>
+        <w:rPr>
+          <w:b/>
+          <w:lang w:val="hi_IN" w:bidi="hi_IN"/>
+        </w:rPr>
+        <w:t>ἅπαξ</w:t>
+      </w:r>
+    </w:p>
+    <w:p>
+      <w:pPr/>
+      <w:r>
+        <w:rPr>
+          <w:lang w:val="hi_IN" w:bidi="hi_IN"/>
+        </w:rPr>
+      </w:r>
+      <w:r>
+        <w:rPr>
+          <w:b/>
+          <w:lang w:val="hi_IN" w:bidi="hi_IN"/>
+        </w:rPr>
+        <w:t>"एक ही बार"</w:t>
+      </w:r>
+    </w:p>
+    <w:p>
+      <w:pPr/>
+      <w:r>
+        <w:rPr>
+          <w:lang w:val="hi_IN" w:bidi="hi_IN"/>
+        </w:rPr>
+      </w:r>
+      <w:r>
+        <w:rPr>
+          <w:lang w:val="hi_IN" w:bidi="hi_IN"/>
+        </w:rPr>
+        <w:t xml:space="preserve">"यहाँ, </w:t>
+      </w:r>
+      <w:r>
+        <w:rPr>
+          <w:b/>
+          <w:lang w:val="hi_IN" w:bidi="hi_IN"/>
+        </w:rPr>
+        <w:t>एक ही बार</w:t>
+      </w:r>
+      <w:r>
+        <w:rPr>
+          <w:lang w:val="hi_IN" w:bidi="hi_IN"/>
+        </w:rPr>
+        <w:t xml:space="preserve"> के द्वारा उस बात के विचार को व्यक्त किया गया है जो एक ही बार हुई थी और फिर कभी नहीं हुई| </w:t>
+      </w:r>
+      <w:r>
+        <w:rPr>
+          <w:b/>
+          <w:lang w:val="hi_IN" w:bidi="hi_IN"/>
+        </w:rPr>
+        <w:t>एक ही बार</w:t>
+      </w:r>
+      <w:r>
+        <w:rPr>
+          <w:lang w:val="hi_IN" w:bidi="hi_IN"/>
+        </w:rPr>
+        <w:t xml:space="preserve"> का अर्थ है, ""सदा के लिए,"" इसका अर्थ यह नहीं कि ""सब लोगों के लिए"""</w:t>
       </w:r>
       <w:r>
         <w:rPr>
@@ -2265,82 +2603,89 @@
         <w:rPr>
           <w:lang w:val="hi_IN" w:bidi="hi_IN"/>
         </w:rPr>
-        <w:t>यहूदा 1:3 (#5)</w:t>
-      </w:r>
-      <w:r>
-        <w:rPr>
-          <w:lang w:val="hi_IN" w:bidi="hi_IN"/>
-        </w:rPr>
-      </w:r>
-    </w:p>
-    <w:p>
-      <w:pPr/>
-      <w:r>
-        <w:rPr>
-          <w:lang w:val="hi_IN" w:bidi="hi_IN"/>
-        </w:rPr>
-      </w:r>
-      <w:r>
-        <w:rPr>
-          <w:b/>
-          <w:lang w:val="hi_IN" w:bidi="hi_IN"/>
-        </w:rPr>
-        <w:t>παρακαλῶν ἐπαγωνίζεσθαι τῇ &amp; πίστει</w:t>
-      </w:r>
-    </w:p>
-    <w:p>
-      <w:pPr/>
-      <w:r>
-        <w:rPr>
-          <w:lang w:val="hi_IN" w:bidi="hi_IN"/>
-        </w:rPr>
-      </w:r>
-      <w:r>
-        <w:rPr>
-          <w:b/>
-          <w:lang w:val="hi_IN" w:bidi="hi_IN"/>
-        </w:rPr>
-        <w:t>"मैं"</w:t>
-      </w:r>
-      <w:r>
-        <w:rPr>
-          <w:lang w:val="hi_IN" w:bidi="hi_IN"/>
-        </w:rPr>
-        <w:t xml:space="preserve"> - </w:t>
-      </w:r>
-      <w:r>
-        <w:rPr>
-          <w:b/>
-          <w:lang w:val="hi_IN" w:bidi="hi_IN"/>
-        </w:rPr>
-        <w:t>"यह समझाना"</w:t>
-      </w:r>
-      <w:r>
-        <w:rPr>
-          <w:lang w:val="hi_IN" w:bidi="hi_IN"/>
-        </w:rPr>
-        <w:t xml:space="preserve"> - </w:t>
-      </w:r>
-      <w:r>
-        <w:rPr>
-          <w:b/>
-          <w:lang w:val="hi_IN" w:bidi="hi_IN"/>
-        </w:rPr>
-        <w:t>"उस विश्वास के लिये पूरा यत्न करो"</w:t>
-      </w:r>
-    </w:p>
-    <w:p>
-      <w:pPr/>
-      <w:r>
-        <w:rPr>
-          <w:lang w:val="hi_IN" w:bidi="hi_IN"/>
-        </w:rPr>
-      </w:r>
-      <w:r>
-        <w:rPr>
-          <w:lang w:val="hi_IN" w:bidi="hi_IN"/>
-        </w:rPr>
-        <w:t>"यह एक उद्देश्यगर्भित उपवाक्य है| यहूदा उस उद्देश्य का उल्लेख कर रहा है जिसके निमित्त उसने यह पत्र लिखा था| अपने अनुवाद में आप आपकी भाषा के उद्देश्य उपवाक्य की परिपाटी को काम में लें| वैकल्पिक अनुवाद: (पूर्वगामी अर्ध विराम से रहित): ""विश्वास के लिए संघर्षरत रहने के लिए उपदेश के निमित्त""\n</w:t>
+        <w:t>यहूदा 1:4 (#1)</w:t>
+      </w:r>
+      <w:r>
+        <w:rPr>
+          <w:lang w:val="hi_IN" w:bidi="hi_IN"/>
+        </w:rPr>
+      </w:r>
+    </w:p>
+    <w:p>
+      <w:pPr/>
+      <w:r>
+        <w:rPr>
+          <w:lang w:val="hi_IN" w:bidi="hi_IN"/>
+        </w:rPr>
+      </w:r>
+      <w:r>
+        <w:rPr>
+          <w:b/>
+          <w:lang w:val="hi_IN" w:bidi="hi_IN"/>
+        </w:rPr>
+        <w:t>γάρ</w:t>
+      </w:r>
+    </w:p>
+    <w:p>
+      <w:pPr/>
+      <w:r>
+        <w:rPr>
+          <w:lang w:val="hi_IN" w:bidi="hi_IN"/>
+        </w:rPr>
+      </w:r>
+      <w:r>
+        <w:rPr>
+          <w:b/>
+          <w:lang w:val="hi_IN" w:bidi="hi_IN"/>
+        </w:rPr>
+        <w:t>"क्योंकि"</w:t>
+      </w:r>
+    </w:p>
+    <w:p>
+      <w:pPr/>
+      <w:r>
+        <w:rPr>
+          <w:lang w:val="hi_IN" w:bidi="hi_IN"/>
+        </w:rPr>
+      </w:r>
+      <w:r>
+        <w:rPr>
+          <w:lang w:val="hi_IN" w:bidi="hi_IN"/>
+        </w:rPr>
+        <w:t xml:space="preserve">"यहाँ, </w:t>
+      </w:r>
+      <w:r>
+        <w:rPr>
+          <w:b/>
+          <w:lang w:val="hi_IN" w:bidi="hi_IN"/>
+        </w:rPr>
+        <w:t>क्योंकि</w:t>
+      </w:r>
+      <w:r>
+        <w:rPr>
+          <w:lang w:val="hi_IN" w:bidi="hi_IN"/>
+        </w:rPr>
+        <w:t xml:space="preserve"> शब्द से संकेत मिलता है कि यहूदा ने पिछले पद में जो कहा है उसका कारण वह प्रकट कर रहा है कि उसने ऐसा क्यों कहा था, ""उस विश्वास के लिए पूरा यत्न करो|"" वैकल्पिक अनुवाद: ""मैं चाहता हूँ कि तुम ऐसा करो क्योंकि""</w:t>
+      </w:r>
+    </w:p>
+    <w:p>
+      <w:pPr/>
+      <w:r>
+        <w:rPr>
+          <w:lang w:val="hi_IN" w:bidi="hi_IN"/>
+        </w:rPr>
+      </w:r>
+      <w:r>
+        <w:rPr>
+          <w:lang w:val="hi_IN" w:bidi="hi_IN"/>
+        </w:rPr>
+        <w:t xml:space="preserve">देखें: </w:t>
+      </w:r>
+      <w:r>
+        <w:rPr>
+          <w:lang w:val="hi_IN" w:bidi="hi_IN"/>
+        </w:rPr>
+        <w:t>जोड़ें — कारण और परिणाम संबंध</w:t>
       </w:r>
       <w:r>
         <w:rPr>
@@ -2369,477 +2714,12 @@
         <w:rPr>
           <w:lang w:val="hi_IN" w:bidi="hi_IN"/>
         </w:rPr>
-        <w:t>यहूदा 1:3 (#3)</w:t>
-      </w:r>
-      <w:r>
-        <w:rPr>
-          <w:lang w:val="hi_IN" w:bidi="hi_IN"/>
-        </w:rPr>
-      </w:r>
-    </w:p>
-    <w:p>
-      <w:pPr/>
-      <w:r>
-        <w:rPr>
-          <w:lang w:val="hi_IN" w:bidi="hi_IN"/>
-        </w:rPr>
-      </w:r>
-      <w:r>
-        <w:rPr>
-          <w:b/>
-          <w:lang w:val="hi_IN" w:bidi="hi_IN"/>
-        </w:rPr>
-        <w:t>παρακαλῶν ἐπαγωνίζεσθαι τῇ &amp; πίστει</w:t>
-      </w:r>
-    </w:p>
-    <w:p>
-      <w:pPr/>
-      <w:r>
-        <w:rPr>
-          <w:lang w:val="hi_IN" w:bidi="hi_IN"/>
-        </w:rPr>
-      </w:r>
-      <w:r>
-        <w:rPr>
-          <w:b/>
-          <w:lang w:val="hi_IN" w:bidi="hi_IN"/>
-        </w:rPr>
-        <w:t>"मैं"</w:t>
-      </w:r>
-      <w:r>
-        <w:rPr>
-          <w:lang w:val="hi_IN" w:bidi="hi_IN"/>
-        </w:rPr>
-        <w:t xml:space="preserve"> - </w:t>
-      </w:r>
-      <w:r>
-        <w:rPr>
-          <w:b/>
-          <w:lang w:val="hi_IN" w:bidi="hi_IN"/>
-        </w:rPr>
-        <w:t>"यह समझाना"</w:t>
-      </w:r>
-      <w:r>
-        <w:rPr>
-          <w:lang w:val="hi_IN" w:bidi="hi_IN"/>
-        </w:rPr>
-        <w:t xml:space="preserve"> - </w:t>
-      </w:r>
-      <w:r>
-        <w:rPr>
-          <w:b/>
-          <w:lang w:val="hi_IN" w:bidi="hi_IN"/>
-        </w:rPr>
-        <w:t>"उस विश्वास के लिये पूरा यत्न करो"</w:t>
-      </w:r>
-    </w:p>
-    <w:p>
-      <w:pPr/>
-      <w:r>
-        <w:rPr>
-          <w:lang w:val="hi_IN" w:bidi="hi_IN"/>
-        </w:rPr>
-      </w:r>
-      <w:r>
-        <w:rPr>
-          <w:lang w:val="hi_IN" w:bidi="hi_IN"/>
-        </w:rPr>
-        <w:t>"यहूद एक शब्द को छोड़ देता ही जिसकी आवश्यकता अनेक भाषाओं में वाक्य पूर्ति हेतु होती है| इस शब्द की आपूर्ति पिछले उपवाक्य से की जा सकती है| वैकल्पिक अनुवाद: ""विश्वास के लिए यत्नशील रहने का आग्रह करता हूँ""</w:t>
-      </w:r>
-    </w:p>
-    <w:p>
-      <w:pPr/>
-      <w:r>
-        <w:rPr>
-          <w:lang w:val="hi_IN" w:bidi="hi_IN"/>
-        </w:rPr>
-      </w:r>
-      <w:r>
-        <w:rPr>
-          <w:lang w:val="hi_IN" w:bidi="hi_IN"/>
-        </w:rPr>
-        <w:t xml:space="preserve">देखें: </w:t>
-      </w:r>
-      <w:r>
-        <w:rPr>
-          <w:lang w:val="hi_IN" w:bidi="hi_IN"/>
-        </w:rPr>
-        <w:t>विराम बिंदु</w:t>
-      </w:r>
-      <w:r>
-        <w:rPr>
-          <w:lang w:val="hi_IN" w:bidi="hi_IN"/>
-        </w:rPr>
-      </w:r>
-      <w:r>
-        <w:rPr>
-          <w:lang w:val="hi_IN" w:bidi="hi_IN"/>
-        </w:rPr>
-      </w:r>
-    </w:p>
-    <w:p>
-      <w:pPr/>
-      <w:r>
-        <w:rPr>
-          <w:lang w:val="hi_IN" w:bidi="hi_IN"/>
-        </w:rPr>
-      </w:r>
-    </w:p>
-    <w:p>
-      <w:pPr>
-        <w:pStyle w:val="Heading2"/>
-      </w:pPr>
-      <w:r>
-        <w:rPr>
-          <w:lang w:val="hi_IN" w:bidi="hi_IN"/>
-        </w:rPr>
-        <w:t>यहूदा 1:3 (#4)</w:t>
-      </w:r>
-      <w:r>
-        <w:rPr>
-          <w:lang w:val="hi_IN" w:bidi="hi_IN"/>
-        </w:rPr>
-      </w:r>
-    </w:p>
-    <w:p>
-      <w:pPr/>
-      <w:r>
-        <w:rPr>
-          <w:lang w:val="hi_IN" w:bidi="hi_IN"/>
-        </w:rPr>
-      </w:r>
-      <w:r>
-        <w:rPr>
-          <w:b/>
-          <w:lang w:val="hi_IN" w:bidi="hi_IN"/>
-        </w:rPr>
-        <w:t>τῇ ἅπαξ παραδοθείσῃ τοῖς ἁγίοις πίστει</w:t>
-      </w:r>
-    </w:p>
-    <w:p>
-      <w:pPr/>
-      <w:r>
-        <w:rPr>
-          <w:lang w:val="hi_IN" w:bidi="hi_IN"/>
-        </w:rPr>
-      </w:r>
-      <w:r>
-        <w:rPr>
-          <w:b/>
-          <w:lang w:val="hi_IN" w:bidi="hi_IN"/>
-        </w:rPr>
-        <w:t>"उस विश्वास के लिये"</w:t>
-      </w:r>
-      <w:r>
-        <w:rPr>
-          <w:lang w:val="hi_IN" w:bidi="hi_IN"/>
-        </w:rPr>
-        <w:t xml:space="preserve"> - </w:t>
-      </w:r>
-      <w:r>
-        <w:rPr>
-          <w:b/>
-          <w:lang w:val="hi_IN" w:bidi="hi_IN"/>
-        </w:rPr>
-        <w:t>"पवित्र लोगों को एक ही बार सौंपा गया था"</w:t>
-      </w:r>
-    </w:p>
-    <w:p>
-      <w:pPr/>
-      <w:r>
-        <w:rPr>
-          <w:lang w:val="hi_IN" w:bidi="hi_IN"/>
-        </w:rPr>
-      </w:r>
-      <w:r>
-        <w:rPr>
-          <w:lang w:val="hi_IN" w:bidi="hi_IN"/>
-        </w:rPr>
-        <w:t>"यदि आपकी भाषा में स्पष्ट हो सके तो अप इसका अनुवाद कर्तृवाच्य में कर सकते हैं और काम के करने वाले का उल्लेख कर सकते हैं| वैकल्पिक अनुवाद: ""उस विश्वास के निमित्त जो परमेश्वर ने सब पवित्र जनों को सदा के लिए एक ही बार दे दिया है""</w:t>
-      </w:r>
-    </w:p>
-    <w:p>
-      <w:pPr/>
-      <w:r>
-        <w:rPr>
-          <w:lang w:val="hi_IN" w:bidi="hi_IN"/>
-        </w:rPr>
-      </w:r>
-      <w:r>
-        <w:rPr>
-          <w:lang w:val="hi_IN" w:bidi="hi_IN"/>
-        </w:rPr>
-        <w:t xml:space="preserve">देखें: </w:t>
-      </w:r>
-      <w:r>
-        <w:rPr>
-          <w:lang w:val="hi_IN" w:bidi="hi_IN"/>
-        </w:rPr>
-        <w:t>सक्रिय या निष्क्रिय</w:t>
-      </w:r>
-      <w:r>
-        <w:rPr>
-          <w:lang w:val="hi_IN" w:bidi="hi_IN"/>
-        </w:rPr>
-      </w:r>
-      <w:r>
-        <w:rPr>
-          <w:lang w:val="hi_IN" w:bidi="hi_IN"/>
-        </w:rPr>
-      </w:r>
-    </w:p>
-    <w:p>
-      <w:pPr/>
-      <w:r>
-        <w:rPr>
-          <w:lang w:val="hi_IN" w:bidi="hi_IN"/>
-        </w:rPr>
-      </w:r>
-    </w:p>
-    <w:p>
-      <w:pPr>
-        <w:pStyle w:val="Heading2"/>
-      </w:pPr>
-      <w:r>
-        <w:rPr>
-          <w:lang w:val="hi_IN" w:bidi="hi_IN"/>
-        </w:rPr>
-        <w:t>यहूदा 1:3 (#6)</w:t>
-      </w:r>
-      <w:r>
-        <w:rPr>
-          <w:lang w:val="hi_IN" w:bidi="hi_IN"/>
-        </w:rPr>
-      </w:r>
-    </w:p>
-    <w:p>
-      <w:pPr/>
-      <w:r>
-        <w:rPr>
-          <w:lang w:val="hi_IN" w:bidi="hi_IN"/>
-        </w:rPr>
-      </w:r>
-      <w:r>
-        <w:rPr>
-          <w:b/>
-          <w:lang w:val="hi_IN" w:bidi="hi_IN"/>
-        </w:rPr>
-        <w:t>ἅπαξ</w:t>
-      </w:r>
-    </w:p>
-    <w:p>
-      <w:pPr/>
-      <w:r>
-        <w:rPr>
-          <w:lang w:val="hi_IN" w:bidi="hi_IN"/>
-        </w:rPr>
-      </w:r>
-      <w:r>
-        <w:rPr>
-          <w:b/>
-          <w:lang w:val="hi_IN" w:bidi="hi_IN"/>
-        </w:rPr>
-        <w:t>"एक ही बार"</w:t>
-      </w:r>
-    </w:p>
-    <w:p>
-      <w:pPr/>
-      <w:r>
-        <w:rPr>
-          <w:lang w:val="hi_IN" w:bidi="hi_IN"/>
-        </w:rPr>
-      </w:r>
-      <w:r>
-        <w:rPr>
-          <w:lang w:val="hi_IN" w:bidi="hi_IN"/>
-        </w:rPr>
-        <w:t xml:space="preserve">"यहाँ, </w:t>
-      </w:r>
-      <w:r>
-        <w:rPr>
-          <w:b/>
-          <w:lang w:val="hi_IN" w:bidi="hi_IN"/>
-        </w:rPr>
-        <w:t>एक ही बार</w:t>
-      </w:r>
-      <w:r>
-        <w:rPr>
-          <w:lang w:val="hi_IN" w:bidi="hi_IN"/>
-        </w:rPr>
-        <w:t xml:space="preserve"> के द्वारा उस बात के विचार को व्यक्त किया गया है जो एक ही बार हुई थी और फिर कभी नहीं हुई| </w:t>
-      </w:r>
-      <w:r>
-        <w:rPr>
-          <w:b/>
-          <w:lang w:val="hi_IN" w:bidi="hi_IN"/>
-        </w:rPr>
-        <w:t>एक ही बार</w:t>
-      </w:r>
-      <w:r>
-        <w:rPr>
-          <w:lang w:val="hi_IN" w:bidi="hi_IN"/>
-        </w:rPr>
-        <w:t xml:space="preserve"> का अर्थ है, ""सदा के लिए,"" इसका अर्थ यह नहीं कि ""सब लोगों के लिए"""</w:t>
-      </w:r>
-      <w:r>
-        <w:rPr>
-          <w:lang w:val="hi_IN" w:bidi="hi_IN"/>
-        </w:rPr>
-      </w:r>
-      <w:r>
-        <w:rPr>
-          <w:lang w:val="hi_IN" w:bidi="hi_IN"/>
-        </w:rPr>
-      </w:r>
-    </w:p>
-    <w:p>
-      <w:pPr/>
-      <w:r>
-        <w:rPr>
-          <w:lang w:val="hi_IN" w:bidi="hi_IN"/>
-        </w:rPr>
-      </w:r>
-    </w:p>
-    <w:p>
-      <w:pPr>
-        <w:pStyle w:val="Heading2"/>
-      </w:pPr>
-      <w:r>
-        <w:rPr>
-          <w:lang w:val="hi_IN" w:bidi="hi_IN"/>
-        </w:rPr>
         <w:t>यहूदा 1:4 (#1)</w:t>
       </w:r>
       <w:r>
         <w:rPr>
           <w:lang w:val="hi_IN" w:bidi="hi_IN"/>
         </w:rPr>
-      </w:r>
-    </w:p>
-    <w:p>
-      <w:pPr/>
-      <w:r>
-        <w:rPr>
-          <w:lang w:val="hi_IN" w:bidi="hi_IN"/>
-        </w:rPr>
-      </w:r>
-      <w:r>
-        <w:rPr>
-          <w:b/>
-          <w:lang w:val="hi_IN" w:bidi="hi_IN"/>
-        </w:rPr>
-        <w:t>γάρ</w:t>
-      </w:r>
-    </w:p>
-    <w:p>
-      <w:pPr/>
-      <w:r>
-        <w:rPr>
-          <w:lang w:val="hi_IN" w:bidi="hi_IN"/>
-        </w:rPr>
-      </w:r>
-      <w:r>
-        <w:rPr>
-          <w:b/>
-          <w:lang w:val="hi_IN" w:bidi="hi_IN"/>
-        </w:rPr>
-        <w:t>"क्योंकि"</w:t>
-      </w:r>
-    </w:p>
-    <w:p>
-      <w:pPr/>
-      <w:r>
-        <w:rPr>
-          <w:lang w:val="hi_IN" w:bidi="hi_IN"/>
-        </w:rPr>
-      </w:r>
-      <w:r>
-        <w:rPr>
-          <w:lang w:val="hi_IN" w:bidi="hi_IN"/>
-        </w:rPr>
-        <w:t xml:space="preserve">"यहाँ, </w:t>
-      </w:r>
-      <w:r>
-        <w:rPr>
-          <w:b/>
-          <w:lang w:val="hi_IN" w:bidi="hi_IN"/>
-        </w:rPr>
-        <w:t>क्योंकि</w:t>
-      </w:r>
-      <w:r>
-        <w:rPr>
-          <w:lang w:val="hi_IN" w:bidi="hi_IN"/>
-        </w:rPr>
-        <w:t xml:space="preserve"> शब्द से संकेत मिलता है कि यहूदा ने पिछले पद में जो कहा है उसका कारण वह प्रकट कर रहा है कि उसने ऐसा क्यों कहा था, ""उस विश्वास के लिए पूरा यत्न करो|"" वैकल्पिक अनुवाद: ""मैं चाहता हूँ कि तुम ऐसा करो क्योंकि""</w:t>
-      </w:r>
-    </w:p>
-    <w:p>
-      <w:pPr/>
-      <w:r>
-        <w:rPr>
-          <w:lang w:val="hi_IN" w:bidi="hi_IN"/>
-        </w:rPr>
-      </w:r>
-      <w:r>
-        <w:rPr>
-          <w:lang w:val="hi_IN" w:bidi="hi_IN"/>
-        </w:rPr>
-        <w:t xml:space="preserve">देखें: </w:t>
-      </w:r>
-      <w:r>
-        <w:rPr>
-          <w:lang w:val="hi_IN" w:bidi="hi_IN"/>
-        </w:rPr>
-        <w:t>जोड़ें — कारण और परिणाम संबंध</w:t>
-      </w:r>
-      <w:r>
-        <w:rPr>
-          <w:lang w:val="hi_IN" w:bidi="hi_IN"/>
-        </w:rPr>
-      </w:r>
-      <w:r>
-        <w:rPr>
-          <w:lang w:val="hi_IN" w:bidi="hi_IN"/>
-        </w:rPr>
-      </w:r>
-    </w:p>
-    <w:p>
-      <w:pPr/>
-      <w:r>
-        <w:rPr>
-          <w:lang w:val="hi_IN" w:bidi="hi_IN"/>
-        </w:rPr>
-      </w:r>
-    </w:p>
-    <w:p>
-      <w:pPr>
-        <w:pStyle w:val="Heading2"/>
-      </w:pPr>
-      <w:r>
-        <w:rPr>
-          <w:lang w:val="hi_IN" w:bidi="hi_IN"/>
-        </w:rPr>
-        <w:t>यहूदा 1:4 (#1)</w:t>
-      </w:r>
-      <w:r>
-        <w:rPr>
-          <w:lang w:val="hi_IN" w:bidi="hi_IN"/>
-        </w:rPr>
-      </w:r>
-    </w:p>
-    <w:p>
-      <w:pPr/>
-      <w:r>
-        <w:rPr>
-          <w:lang w:val="hi_IN" w:bidi="hi_IN"/>
-        </w:rPr>
-      </w:r>
-      <w:r>
-        <w:rPr>
-          <w:b/>
-          <w:lang w:val="hi_IN" w:bidi="hi_IN"/>
-        </w:rPr>
-        <w:t>παρεισέδυσαν γάρ τινες ἄνθρωποι</w:t>
       </w:r>
     </w:p>
     <w:p>
@@ -3085,21 +2965,6 @@
           <w:b/>
           <w:lang w:val="hi_IN" w:bidi="hi_IN"/>
         </w:rPr>
-        <w:t>οἱ πάλαι προγεγραμμένοι εἰς τοῦτο τὸ κρίμα</w:t>
-      </w:r>
-    </w:p>
-    <w:p>
-      <w:pPr/>
-      <w:r>
-        <w:rPr>
-          <w:lang w:val="hi_IN" w:bidi="hi_IN"/>
-        </w:rPr>
-      </w:r>
-      <w:r>
-        <w:rPr>
-          <w:b/>
-          <w:lang w:val="hi_IN" w:bidi="hi_IN"/>
-        </w:rPr>
         <w:t>"में"</w:t>
       </w:r>
       <w:r>
@@ -3607,21 +3472,6 @@
           <w:b/>
           <w:lang w:val="hi_IN" w:bidi="hi_IN"/>
         </w:rPr>
-        <w:t>ἡμῶν &amp; ἡμῶν</w:t>
-      </w:r>
-    </w:p>
-    <w:p>
-      <w:pPr/>
-      <w:r>
-        <w:rPr>
-          <w:lang w:val="hi_IN" w:bidi="hi_IN"/>
-        </w:rPr>
-      </w:r>
-      <w:r>
-        <w:rPr>
-          <w:b/>
-          <w:lang w:val="hi_IN" w:bidi="hi_IN"/>
-        </w:rPr>
         <w:t>"हम"</w:t>
       </w:r>
       <w:r>
@@ -3992,21 +3842,6 @@
           <w:b/>
           <w:lang w:val="hi_IN" w:bidi="hi_IN"/>
         </w:rPr>
-        <w:t>τὸν μόνον Δεσπότην καὶ Κύριον ἡμῶν, Ἰησοῦν Χριστὸν, ἀρνούμενοι</w:t>
-      </w:r>
-    </w:p>
-    <w:p>
-      <w:pPr/>
-      <w:r>
-        <w:rPr>
-          <w:lang w:val="hi_IN" w:bidi="hi_IN"/>
-        </w:rPr>
-      </w:r>
-      <w:r>
-        <w:rPr>
-          <w:b/>
-          <w:lang w:val="hi_IN" w:bidi="hi_IN"/>
-        </w:rPr>
         <w:t>"चुपके से"</w:t>
       </w:r>
       <w:r>
@@ -4272,21 +4107,6 @@
           <w:b/>
           <w:lang w:val="hi_IN" w:bidi="hi_IN"/>
         </w:rPr>
-        <w:t>ὑπομνῆσαι &amp; ὑμᾶς βούλομαι, εἰδότας ὑμᾶς ἅπαξ πάντα</w:t>
-      </w:r>
-    </w:p>
-    <w:p>
-      <w:pPr/>
-      <w:r>
-        <w:rPr>
-          <w:lang w:val="hi_IN" w:bidi="hi_IN"/>
-        </w:rPr>
-      </w:r>
-      <w:r>
-        <w:rPr>
-          <w:b/>
-          <w:lang w:val="hi_IN" w:bidi="hi_IN"/>
-        </w:rPr>
         <w:t>"तुम सब बात एक बार जान चुके हो,"</w:t>
       </w:r>
       <w:r>
@@ -4676,21 +4496,6 @@
           <w:b/>
           <w:lang w:val="hi_IN" w:bidi="hi_IN"/>
         </w:rPr>
-        <w:t>λαὸν ἐκ γῆς Αἰγύπτου σώσας</w:t>
-      </w:r>
-    </w:p>
-    <w:p>
-      <w:pPr/>
-      <w:r>
-        <w:rPr>
-          <w:lang w:val="hi_IN" w:bidi="hi_IN"/>
-        </w:rPr>
-      </w:r>
-      <w:r>
-        <w:rPr>
-          <w:b/>
-          <w:lang w:val="hi_IN" w:bidi="hi_IN"/>
-        </w:rPr>
         <w:t>""</w:t>
       </w:r>
     </w:p>
@@ -4767,21 +4572,6 @@
           <w:b/>
           <w:lang w:val="hi_IN" w:bidi="hi_IN"/>
         </w:rPr>
-        <w:t>τοὺς μὴ τηρήσαντας τὴν ἑαυτῶν ἀρχὴν</w:t>
-      </w:r>
-    </w:p>
-    <w:p>
-      <w:pPr/>
-      <w:r>
-        <w:rPr>
-          <w:lang w:val="hi_IN" w:bidi="hi_IN"/>
-        </w:rPr>
-      </w:r>
-      <w:r>
-        <w:rPr>
-          <w:b/>
-          <w:lang w:val="hi_IN" w:bidi="hi_IN"/>
-        </w:rPr>
         <w:t>"को स्थिर न रखा"</w:t>
       </w:r>
       <w:r>
@@ -5008,21 +4798,6 @@
           <w:b/>
           <w:lang w:val="hi_IN" w:bidi="hi_IN"/>
         </w:rPr>
-        <w:t>δεσμοῖς ἀϊδίοις ὑπὸ ζόφον τετήρηκεν</w:t>
-      </w:r>
-    </w:p>
-    <w:p>
-      <w:pPr/>
-      <w:r>
-        <w:rPr>
-          <w:lang w:val="hi_IN" w:bidi="hi_IN"/>
-        </w:rPr>
-      </w:r>
-      <w:r>
-        <w:rPr>
-          <w:b/>
-          <w:lang w:val="hi_IN" w:bidi="hi_IN"/>
-        </w:rPr>
         <w:t>"अंधकार"</w:t>
       </w:r>
       <w:r>
@@ -5366,6 +5141,115 @@
           <w:b/>
           <w:lang w:val="hi_IN" w:bidi="hi_IN"/>
         </w:rPr>
+        <w:t>"दिन के न्याय के लिये"</w:t>
+      </w:r>
+      <w:r>
+        <w:rPr>
+          <w:lang w:val="hi_IN" w:bidi="hi_IN"/>
+        </w:rPr>
+        <w:t xml:space="preserve"> - </w:t>
+      </w:r>
+      <w:r>
+        <w:rPr>
+          <w:b/>
+          <w:lang w:val="hi_IN" w:bidi="hi_IN"/>
+        </w:rPr>
+        <w:t>"में"</w:t>
+      </w:r>
+      <w:r>
+        <w:rPr>
+          <w:lang w:val="hi_IN" w:bidi="hi_IN"/>
+        </w:rPr>
+        <w:t xml:space="preserve"> - </w:t>
+      </w:r>
+      <w:r>
+        <w:rPr>
+          <w:b/>
+          <w:lang w:val="hi_IN" w:bidi="hi_IN"/>
+        </w:rPr>
+        <w:t>"लिये है"</w:t>
+      </w:r>
+    </w:p>
+    <w:p>
+      <w:pPr/>
+      <w:r>
+        <w:rPr>
+          <w:lang w:val="hi_IN" w:bidi="hi_IN"/>
+        </w:rPr>
+      </w:r>
+      <w:r>
+        <w:rPr>
+          <w:lang w:val="hi_IN" w:bidi="hi_IN"/>
+        </w:rPr>
+        <w:t>"इस वाक्यांश में स्वर्गदूतों के बंदी बनाए जाने का उद्देश्य या लक्ष्य व्यक्त किया गया है| वैकल्पिक अनुवाद: ""उस महान दिन के न्याय के उद्देश्य से""</w:t>
+      </w:r>
+    </w:p>
+    <w:p>
+      <w:pPr/>
+      <w:r>
+        <w:rPr>
+          <w:lang w:val="hi_IN" w:bidi="hi_IN"/>
+        </w:rPr>
+      </w:r>
+      <w:r>
+        <w:rPr>
+          <w:lang w:val="hi_IN" w:bidi="hi_IN"/>
+        </w:rPr>
+        <w:t xml:space="preserve">देखें: </w:t>
+      </w:r>
+      <w:r>
+        <w:rPr>
+          <w:lang w:val="hi_IN" w:bidi="hi_IN"/>
+        </w:rPr>
+        <w:t>जोड़ें — लक्ष्य (उद्देश्य) संबंध</w:t>
+      </w:r>
+      <w:r>
+        <w:rPr>
+          <w:lang w:val="hi_IN" w:bidi="hi_IN"/>
+        </w:rPr>
+      </w:r>
+      <w:r>
+        <w:rPr>
+          <w:lang w:val="hi_IN" w:bidi="hi_IN"/>
+        </w:rPr>
+      </w:r>
+    </w:p>
+    <w:p>
+      <w:pPr/>
+      <w:r>
+        <w:rPr>
+          <w:lang w:val="hi_IN" w:bidi="hi_IN"/>
+        </w:rPr>
+      </w:r>
+    </w:p>
+    <w:p>
+      <w:pPr>
+        <w:pStyle w:val="Heading2"/>
+      </w:pPr>
+      <w:r>
+        <w:rPr>
+          <w:lang w:val="hi_IN" w:bidi="hi_IN"/>
+        </w:rPr>
+        <w:t>यहूदा 1:6 (#4)</w:t>
+      </w:r>
+      <w:r>
+        <w:rPr>
+          <w:lang w:val="hi_IN" w:bidi="hi_IN"/>
+        </w:rPr>
+      </w:r>
+    </w:p>
+    <w:p>
+      <w:pPr/>
+      <w:r>
+        <w:rPr>
+          <w:lang w:val="hi_IN" w:bidi="hi_IN"/>
+        </w:rPr>
+      </w:r>
+      <w:r>
+        <w:rPr>
+          <w:b/>
+          <w:lang w:val="hi_IN" w:bidi="hi_IN"/>
+        </w:rPr>
         <w:t>εἰς κρίσιν μεγάλης ἡμέρας</w:t>
       </w:r>
     </w:p>
@@ -5421,7 +5305,20 @@
         <w:rPr>
           <w:lang w:val="hi_IN" w:bidi="hi_IN"/>
         </w:rPr>
-        <w:t>"इस वाक्यांश में स्वर्गदूतों के बंदी बनाए जाने का उद्देश्य या लक्ष्य व्यक्त किया गया है| वैकल्पिक अनुवाद: ""उस महान दिन के न्याय के उद्देश्य से""</w:t>
+        <w:t xml:space="preserve">"यदि आपकी भाषा में स्पष्ट हो सके तो आप इस भाववाचक संज्ञा शब्द, </w:t>
+      </w:r>
+      <w:r>
+        <w:rPr>
+          <w:b/>
+          <w:lang w:val="hi_IN" w:bidi="hi_IN"/>
+        </w:rPr>
+        <w:t>न्याय</w:t>
+      </w:r>
+      <w:r>
+        <w:rPr>
+          <w:lang w:val="hi_IN" w:bidi="hi_IN"/>
+        </w:rPr>
+        <w:t xml:space="preserve"> में निहित विचार का अनुवाद एक समानार्थक अभिव्यक्ति से कर सकते हैं| वैकल्पिक अनुवाद: ""उस महान दिन के लिए जब परमेश्वर न्याय कारेगा""</w:t>
       </w:r>
     </w:p>
     <w:p>
@@ -5441,7 +5338,7 @@
         <w:rPr>
           <w:lang w:val="hi_IN" w:bidi="hi_IN"/>
         </w:rPr>
-        <w:t>जोड़ें — लक्ष्य (उद्देश्य) संबंध</w:t>
+        <w:t>अमूर्त संज्ञाएँ</w:t>
       </w:r>
       <w:r>
         <w:rPr>
@@ -5490,22 +5387,22 @@
           <w:b/>
           <w:lang w:val="hi_IN" w:bidi="hi_IN"/>
         </w:rPr>
-        <w:t>εἰς κρίσιν μεγάλης ἡμέρας</w:t>
-      </w:r>
-    </w:p>
-    <w:p>
-      <w:pPr/>
-      <w:r>
-        <w:rPr>
-          <w:lang w:val="hi_IN" w:bidi="hi_IN"/>
-        </w:rPr>
-      </w:r>
-      <w:r>
-        <w:rPr>
-          <w:b/>
-          <w:lang w:val="hi_IN" w:bidi="hi_IN"/>
-        </w:rPr>
-        <w:t>"दिन के न्याय के लिये"</w:t>
+        <w:t>μεγάλης ἡμέρας</w:t>
+      </w:r>
+    </w:p>
+    <w:p>
+      <w:pPr/>
+      <w:r>
+        <w:rPr>
+          <w:lang w:val="hi_IN" w:bidi="hi_IN"/>
+        </w:rPr>
+      </w:r>
+      <w:r>
+        <w:rPr>
+          <w:b/>
+          <w:lang w:val="hi_IN" w:bidi="hi_IN"/>
+        </w:rPr>
+        <w:t>"दिन के"</w:t>
       </w:r>
       <w:r>
         <w:rPr>
@@ -5518,7 +5415,609 @@
           <w:b/>
           <w:lang w:val="hi_IN" w:bidi="hi_IN"/>
         </w:rPr>
-        <w:t>"में"</w:t>
+        <w:t>"लिये है"</w:t>
+      </w:r>
+    </w:p>
+    <w:p>
+      <w:pPr/>
+      <w:r>
+        <w:rPr>
+          <w:lang w:val="hi_IN" w:bidi="hi_IN"/>
+        </w:rPr>
+      </w:r>
+      <w:r>
+        <w:rPr>
+          <w:lang w:val="hi_IN" w:bidi="hi_IN"/>
+        </w:rPr>
+        <w:t xml:space="preserve">"यहाँ, </w:t>
+      </w:r>
+      <w:r>
+        <w:rPr>
+          <w:b/>
+          <w:lang w:val="hi_IN" w:bidi="hi_IN"/>
+        </w:rPr>
+        <w:t>भीषण दिन</w:t>
+      </w:r>
+      <w:r>
+        <w:rPr>
+          <w:lang w:val="hi_IN" w:bidi="hi_IN"/>
+        </w:rPr>
+        <w:t xml:space="preserve"> ""प्रभु के दिन"" के सन्दर्भ में है| यह वह समय होगा जब परमेश्वर सब मनुष्यों का न्याय करेगा और यीशु पृथ्वी पर लौट आएगा| \n</w:t>
+      </w:r>
+      <w:r>
+        <w:rPr>
+          <w:lang w:val="hi_IN" w:bidi="hi_IN"/>
+        </w:rPr>
+      </w:r>
+      <w:r>
+        <w:rPr>
+          <w:lang w:val="hi_IN" w:bidi="hi_IN"/>
+        </w:rPr>
+      </w:r>
+    </w:p>
+    <w:p>
+      <w:pPr/>
+      <w:r>
+        <w:rPr>
+          <w:lang w:val="hi_IN" w:bidi="hi_IN"/>
+        </w:rPr>
+      </w:r>
+    </w:p>
+    <w:p>
+      <w:pPr>
+        <w:pStyle w:val="Heading2"/>
+      </w:pPr>
+      <w:r>
+        <w:rPr>
+          <w:lang w:val="hi_IN" w:bidi="hi_IN"/>
+        </w:rPr>
+        <w:t>यहूदा 1:7 (#1)</w:t>
+      </w:r>
+      <w:r>
+        <w:rPr>
+          <w:lang w:val="hi_IN" w:bidi="hi_IN"/>
+        </w:rPr>
+      </w:r>
+    </w:p>
+    <w:p>
+      <w:pPr/>
+      <w:r>
+        <w:rPr>
+          <w:lang w:val="hi_IN" w:bidi="hi_IN"/>
+        </w:rPr>
+      </w:r>
+      <w:r>
+        <w:rPr>
+          <w:b/>
+          <w:lang w:val="hi_IN" w:bidi="hi_IN"/>
+        </w:rPr>
+        <w:t>"उनके नगर"</w:t>
+      </w:r>
+    </w:p>
+    <w:p>
+      <w:pPr/>
+      <w:r>
+        <w:rPr>
+          <w:lang w:val="hi_IN" w:bidi="hi_IN"/>
+        </w:rPr>
+      </w:r>
+      <w:r>
+        <w:rPr>
+          <w:lang w:val="hi_IN" w:bidi="hi_IN"/>
+        </w:rPr>
+        <w:t xml:space="preserve">"यहां, </w:t>
+      </w:r>
+      <w:r>
+        <w:rPr>
+          <w:b/>
+          <w:lang w:val="hi_IN" w:bidi="hi_IN"/>
+        </w:rPr>
+        <w:t>सदोम</w:t>
+      </w:r>
+      <w:r>
+        <w:rPr>
+          <w:lang w:val="hi_IN" w:bidi="hi_IN"/>
+        </w:rPr>
+        <w:t xml:space="preserve"> , </w:t>
+      </w:r>
+      <w:r>
+        <w:rPr>
+          <w:b/>
+          <w:lang w:val="hi_IN" w:bidi="hi_IN"/>
+        </w:rPr>
+        <w:t>अमोरा</w:t>
+      </w:r>
+      <w:r>
+        <w:rPr>
+          <w:lang w:val="hi_IN" w:bidi="hi_IN"/>
+        </w:rPr>
+        <w:t xml:space="preserve"> और </w:t>
+      </w:r>
+      <w:r>
+        <w:rPr>
+          <w:b/>
+          <w:lang w:val="hi_IN" w:bidi="hi_IN"/>
+        </w:rPr>
+        <w:t>नगर</w:t>
+      </w:r>
+      <w:r>
+        <w:rPr>
+          <w:lang w:val="hi_IN" w:bidi="hi_IN"/>
+        </w:rPr>
+        <w:t xml:space="preserve"> शब्द उन लोगों के सन्दर्भ में प्रयुक्त हैं जो वहाँ के निवासी थे। वैकल्पिक अनुवाद: ""उस क्षेत्र के मनुष्य""</w:t>
+      </w:r>
+    </w:p>
+    <w:p>
+      <w:pPr/>
+      <w:r>
+        <w:rPr>
+          <w:lang w:val="hi_IN" w:bidi="hi_IN"/>
+        </w:rPr>
+      </w:r>
+      <w:r>
+        <w:rPr>
+          <w:lang w:val="hi_IN" w:bidi="hi_IN"/>
+        </w:rPr>
+        <w:t xml:space="preserve">देखें: </w:t>
+      </w:r>
+      <w:r>
+        <w:rPr>
+          <w:lang w:val="hi_IN" w:bidi="hi_IN"/>
+        </w:rPr>
+        <w:t>प्रतिन्यास</w:t>
+      </w:r>
+      <w:r>
+        <w:rPr>
+          <w:lang w:val="hi_IN" w:bidi="hi_IN"/>
+        </w:rPr>
+      </w:r>
+      <w:r>
+        <w:rPr>
+          <w:lang w:val="hi_IN" w:bidi="hi_IN"/>
+        </w:rPr>
+      </w:r>
+    </w:p>
+    <w:p>
+      <w:pPr/>
+      <w:r>
+        <w:rPr>
+          <w:lang w:val="hi_IN" w:bidi="hi_IN"/>
+        </w:rPr>
+      </w:r>
+    </w:p>
+    <w:p>
+      <w:pPr>
+        <w:pStyle w:val="Heading2"/>
+      </w:pPr>
+      <w:r>
+        <w:rPr>
+          <w:lang w:val="hi_IN" w:bidi="hi_IN"/>
+        </w:rPr>
+        <w:t>यहूदा 1:7 (#2)</w:t>
+      </w:r>
+      <w:r>
+        <w:rPr>
+          <w:lang w:val="hi_IN" w:bidi="hi_IN"/>
+        </w:rPr>
+      </w:r>
+    </w:p>
+    <w:p>
+      <w:pPr/>
+      <w:r>
+        <w:rPr>
+          <w:lang w:val="hi_IN" w:bidi="hi_IN"/>
+        </w:rPr>
+      </w:r>
+      <w:r>
+        <w:rPr>
+          <w:b/>
+          <w:lang w:val="hi_IN" w:bidi="hi_IN"/>
+        </w:rPr>
+        <w:t>τὸν ὅμοιον τρόπον τούτοις</w:t>
+      </w:r>
+    </w:p>
+    <w:p>
+      <w:pPr/>
+      <w:r>
+        <w:rPr>
+          <w:lang w:val="hi_IN" w:bidi="hi_IN"/>
+        </w:rPr>
+      </w:r>
+      <w:r>
+        <w:rPr>
+          <w:b/>
+          <w:lang w:val="hi_IN" w:bidi="hi_IN"/>
+        </w:rPr>
+        <w:t>"जो इनके समान व्यभिचारी हो गए थे"</w:t>
+      </w:r>
+    </w:p>
+    <w:p>
+      <w:pPr/>
+      <w:r>
+        <w:rPr>
+          <w:lang w:val="hi_IN" w:bidi="hi_IN"/>
+        </w:rPr>
+      </w:r>
+      <w:r>
+        <w:rPr>
+          <w:lang w:val="hi_IN" w:bidi="hi_IN"/>
+        </w:rPr>
+        <w:t xml:space="preserve">"यहाँ, </w:t>
+      </w:r>
+      <w:r>
+        <w:rPr>
+          <w:b/>
+          <w:lang w:val="hi_IN" w:bidi="hi_IN"/>
+        </w:rPr>
+        <w:t>इन</w:t>
+      </w:r>
+      <w:r>
+        <w:rPr>
+          <w:lang w:val="hi_IN" w:bidi="hi_IN"/>
+        </w:rPr>
+        <w:t xml:space="preserve"> शब्द, पिछले पद में चर्चित स्वर्गदूतों करके सन्दर्भ में है| सदोम और अमोरा के व्यभिचार के पाप उसी प्रकार के विद्रोह का परिणाम थे जो स्वर्गदूतों के बुरे व्यवहार के सदृश्य था। यदि आपकी भाषा में स्पष्ट हो सके तो आप इसका सुस्पष्ट वर्णन कर सकते हैं| वैकल्पिक अनुवाद: ""इन दुष्ट स्वर्गदूतों के सदृश्य व्यभिचार का पाप करके""\n</w:t>
+      </w:r>
+      <w:r>
+        <w:rPr>
+          <w:lang w:val="hi_IN" w:bidi="hi_IN"/>
+        </w:rPr>
+      </w:r>
+      <w:r>
+        <w:rPr>
+          <w:lang w:val="hi_IN" w:bidi="hi_IN"/>
+        </w:rPr>
+      </w:r>
+    </w:p>
+    <w:p>
+      <w:pPr/>
+      <w:r>
+        <w:rPr>
+          <w:lang w:val="hi_IN" w:bidi="hi_IN"/>
+        </w:rPr>
+      </w:r>
+    </w:p>
+    <w:p>
+      <w:pPr>
+        <w:pStyle w:val="Heading2"/>
+      </w:pPr>
+      <w:r>
+        <w:rPr>
+          <w:lang w:val="hi_IN" w:bidi="hi_IN"/>
+        </w:rPr>
+        <w:t>यहूदा 1:7 (#1)</w:t>
+      </w:r>
+      <w:r>
+        <w:rPr>
+          <w:lang w:val="hi_IN" w:bidi="hi_IN"/>
+        </w:rPr>
+      </w:r>
+    </w:p>
+    <w:p>
+      <w:pPr/>
+      <w:r>
+        <w:rPr>
+          <w:lang w:val="hi_IN" w:bidi="hi_IN"/>
+        </w:rPr>
+      </w:r>
+      <w:r>
+        <w:rPr>
+          <w:b/>
+          <w:lang w:val="hi_IN" w:bidi="hi_IN"/>
+        </w:rPr>
+        <w:t>"जो इनके समान व्यभिचारी हो गए थे"</w:t>
+      </w:r>
+    </w:p>
+    <w:p>
+      <w:pPr/>
+      <w:r>
+        <w:rPr>
+          <w:lang w:val="hi_IN" w:bidi="hi_IN"/>
+        </w:rPr>
+      </w:r>
+      <w:r>
+        <w:rPr>
+          <w:lang w:val="hi_IN" w:bidi="hi_IN"/>
+        </w:rPr>
+        <w:t xml:space="preserve">"यदि आपकी भाषा में स्पष्ट हो सके तो आप इस भावाचक संज्ञा शब्द, </w:t>
+      </w:r>
+      <w:r>
+        <w:rPr>
+          <w:b/>
+          <w:lang w:val="hi_IN" w:bidi="hi_IN"/>
+        </w:rPr>
+        <w:t>व्यभिचारी</w:t>
+      </w:r>
+      <w:r>
+        <w:rPr>
+          <w:lang w:val="hi_IN" w:bidi="hi_IN"/>
+        </w:rPr>
+        <w:t xml:space="preserve"> में निहित विचार का अनुवाद एक समानार्थक अभिव्यक्ति से कर सकते हैं| वैकल्पिक अनुवाद: ""यौनाचार के अनैतिक काम करने के कारण""</w:t>
+      </w:r>
+    </w:p>
+    <w:p>
+      <w:pPr/>
+      <w:r>
+        <w:rPr>
+          <w:lang w:val="hi_IN" w:bidi="hi_IN"/>
+        </w:rPr>
+      </w:r>
+      <w:r>
+        <w:rPr>
+          <w:lang w:val="hi_IN" w:bidi="hi_IN"/>
+        </w:rPr>
+        <w:t xml:space="preserve">देखें: </w:t>
+      </w:r>
+      <w:r>
+        <w:rPr>
+          <w:lang w:val="hi_IN" w:bidi="hi_IN"/>
+        </w:rPr>
+        <w:t>अमूर्त संज्ञाएँ</w:t>
+      </w:r>
+      <w:r>
+        <w:rPr>
+          <w:lang w:val="hi_IN" w:bidi="hi_IN"/>
+        </w:rPr>
+      </w:r>
+      <w:r>
+        <w:rPr>
+          <w:lang w:val="hi_IN" w:bidi="hi_IN"/>
+        </w:rPr>
+      </w:r>
+    </w:p>
+    <w:p>
+      <w:pPr/>
+      <w:r>
+        <w:rPr>
+          <w:lang w:val="hi_IN" w:bidi="hi_IN"/>
+        </w:rPr>
+      </w:r>
+    </w:p>
+    <w:p>
+      <w:pPr>
+        <w:pStyle w:val="Heading2"/>
+      </w:pPr>
+      <w:r>
+        <w:rPr>
+          <w:lang w:val="hi_IN" w:bidi="hi_IN"/>
+        </w:rPr>
+        <w:t>यहूदा 1:7 (#2)</w:t>
+      </w:r>
+      <w:r>
+        <w:rPr>
+          <w:lang w:val="hi_IN" w:bidi="hi_IN"/>
+        </w:rPr>
+      </w:r>
+    </w:p>
+    <w:p>
+      <w:pPr/>
+      <w:r>
+        <w:rPr>
+          <w:lang w:val="hi_IN" w:bidi="hi_IN"/>
+        </w:rPr>
+      </w:r>
+      <w:r>
+        <w:rPr>
+          <w:b/>
+          <w:lang w:val="hi_IN" w:bidi="hi_IN"/>
+        </w:rPr>
+        <w:t>καὶ ἀπελθοῦσαι ὀπίσω σαρκὸς ἑτέρας</w:t>
+      </w:r>
+    </w:p>
+    <w:p>
+      <w:pPr/>
+      <w:r>
+        <w:rPr>
+          <w:lang w:val="hi_IN" w:bidi="hi_IN"/>
+        </w:rPr>
+      </w:r>
+      <w:r>
+        <w:rPr>
+          <w:b/>
+          <w:lang w:val="hi_IN" w:bidi="hi_IN"/>
+        </w:rPr>
+        <w:t>"और पराए शरीर के पीछे लग गए थे"</w:t>
+      </w:r>
+    </w:p>
+    <w:p>
+      <w:pPr/>
+      <w:r>
+        <w:rPr>
+          <w:lang w:val="hi_IN" w:bidi="hi_IN"/>
+        </w:rPr>
+      </w:r>
+      <w:r>
+        <w:rPr>
+          <w:lang w:val="hi_IN" w:bidi="hi_IN"/>
+        </w:rPr>
+        <w:t xml:space="preserve">"यहाँ यहूदा इस वाक्यांश, </w:t>
+      </w:r>
+      <w:r>
+        <w:rPr>
+          <w:b/>
+          <w:lang w:val="hi_IN" w:bidi="hi_IN"/>
+        </w:rPr>
+        <w:t>पीछे लग गए</w:t>
+      </w:r>
+      <w:r>
+        <w:rPr>
+          <w:lang w:val="hi_IN" w:bidi="hi_IN"/>
+        </w:rPr>
+        <w:t xml:space="preserve"> का उपयोग लाक्षणिक भाषा में करता है जिससे उसका अभिप्राय है, उचित अभ्यासों की आपेक्षा अनुचित अभ्यासों में लीन रहने को संदर्भित करना| इस अभिव्यक्ति का बईबाल में लगातार उपयोग किया गाया है कि मनुष्यों द्वारा झूठे देवी-देवताओं की उपासना का या यौनाचार की अनैतिकता का वर्णन किया जाए| यदि आपकी भाषा में स्पष्ट हो सके तो आप इसका शब्दशः अनुवाद कर सकते हैं| वैकल्पिक्म अनुवाद: ""और पराए शरीरों के साथ यौनाचार की अनैतिकता में लीं रहने का अभ्यास करना""</w:t>
+      </w:r>
+    </w:p>
+    <w:p>
+      <w:pPr/>
+      <w:r>
+        <w:rPr>
+          <w:lang w:val="hi_IN" w:bidi="hi_IN"/>
+        </w:rPr>
+      </w:r>
+      <w:r>
+        <w:rPr>
+          <w:lang w:val="hi_IN" w:bidi="hi_IN"/>
+        </w:rPr>
+        <w:t xml:space="preserve">देखें: </w:t>
+      </w:r>
+      <w:r>
+        <w:rPr>
+          <w:lang w:val="hi_IN" w:bidi="hi_IN"/>
+        </w:rPr>
+        <w:t>रूपक</w:t>
+      </w:r>
+      <w:r>
+        <w:rPr>
+          <w:lang w:val="hi_IN" w:bidi="hi_IN"/>
+        </w:rPr>
+      </w:r>
+      <w:r>
+        <w:rPr>
+          <w:lang w:val="hi_IN" w:bidi="hi_IN"/>
+        </w:rPr>
+      </w:r>
+    </w:p>
+    <w:p>
+      <w:pPr/>
+      <w:r>
+        <w:rPr>
+          <w:lang w:val="hi_IN" w:bidi="hi_IN"/>
+        </w:rPr>
+      </w:r>
+    </w:p>
+    <w:p>
+      <w:pPr>
+        <w:pStyle w:val="Heading2"/>
+      </w:pPr>
+      <w:r>
+        <w:rPr>
+          <w:lang w:val="hi_IN" w:bidi="hi_IN"/>
+        </w:rPr>
+        <w:t>यहूदा 1:7 (#3)</w:t>
+      </w:r>
+      <w:r>
+        <w:rPr>
+          <w:lang w:val="hi_IN" w:bidi="hi_IN"/>
+        </w:rPr>
+      </w:r>
+    </w:p>
+    <w:p>
+      <w:pPr/>
+      <w:r>
+        <w:rPr>
+          <w:lang w:val="hi_IN" w:bidi="hi_IN"/>
+        </w:rPr>
+      </w:r>
+      <w:r>
+        <w:rPr>
+          <w:b/>
+          <w:lang w:val="hi_IN" w:bidi="hi_IN"/>
+        </w:rPr>
+        <w:t>σαρκὸς ἑτέρας</w:t>
+      </w:r>
+    </w:p>
+    <w:p>
+      <w:pPr/>
+      <w:r>
+        <w:rPr>
+          <w:lang w:val="hi_IN" w:bidi="hi_IN"/>
+        </w:rPr>
+      </w:r>
+      <w:r>
+        <w:rPr>
+          <w:b/>
+          <w:lang w:val="hi_IN" w:bidi="hi_IN"/>
+        </w:rPr>
+        <w:t>"पराए शरीर के"</w:t>
+      </w:r>
+    </w:p>
+    <w:p>
+      <w:pPr/>
+      <w:r>
+        <w:rPr>
+          <w:lang w:val="hi_IN" w:bidi="hi_IN"/>
+        </w:rPr>
+      </w:r>
+      <w:r>
+        <w:rPr>
+          <w:lang w:val="hi_IN" w:bidi="hi_IN"/>
+        </w:rPr>
+        <w:t xml:space="preserve">"यहाँ, </w:t>
+      </w:r>
+      <w:r>
+        <w:rPr>
+          <w:b/>
+          <w:lang w:val="hi_IN" w:bidi="hi_IN"/>
+        </w:rPr>
+        <w:t>पराए शरीर</w:t>
+      </w:r>
+      <w:r>
+        <w:rPr>
+          <w:lang w:val="hi_IN" w:bidi="hi_IN"/>
+        </w:rPr>
+        <w:t xml:space="preserve"> का सन्दर्भ हो सकता है: (1) पिछले उपवाक्य में वर्णित यौनाचार की अनैतिकता| वैकल्पिक अनुवाद: ""अनुचित यौनाचार के सम्बन्ध"" (2) मानव जाति से अलग किसी के साथ यौनाचार के सम्बन्ध बनाना, इस प्रकरण में, सोडोम और अमोरा के पुरुषों द्वारा स्वर्गदूतों के साथ यौन सम्बन्ध बनाने की कामना| वैकल्पिक अनुवाद: ""भिन्न प्रकार की देह"""</w:t>
+      </w:r>
+      <w:r>
+        <w:rPr>
+          <w:lang w:val="hi_IN" w:bidi="hi_IN"/>
+        </w:rPr>
+      </w:r>
+      <w:r>
+        <w:rPr>
+          <w:lang w:val="hi_IN" w:bidi="hi_IN"/>
+        </w:rPr>
+      </w:r>
+    </w:p>
+    <w:p>
+      <w:pPr/>
+      <w:r>
+        <w:rPr>
+          <w:lang w:val="hi_IN" w:bidi="hi_IN"/>
+        </w:rPr>
+      </w:r>
+    </w:p>
+    <w:p>
+      <w:pPr>
+        <w:pStyle w:val="Heading2"/>
+      </w:pPr>
+      <w:r>
+        <w:rPr>
+          <w:lang w:val="hi_IN" w:bidi="hi_IN"/>
+        </w:rPr>
+        <w:t>यहूदा 1:7 (#3)</w:t>
+      </w:r>
+      <w:r>
+        <w:rPr>
+          <w:lang w:val="hi_IN" w:bidi="hi_IN"/>
+        </w:rPr>
+      </w:r>
+    </w:p>
+    <w:p>
+      <w:pPr/>
+      <w:r>
+        <w:rPr>
+          <w:lang w:val="hi_IN" w:bidi="hi_IN"/>
+        </w:rPr>
+      </w:r>
+      <w:r>
+        <w:rPr>
+          <w:b/>
+          <w:lang w:val="hi_IN" w:bidi="hi_IN"/>
+        </w:rPr>
+        <w:t>πρόκεινται δεῖγμα</w:t>
+      </w:r>
+    </w:p>
+    <w:p>
+      <w:pPr/>
+      <w:r>
+        <w:rPr>
+          <w:lang w:val="hi_IN" w:bidi="hi_IN"/>
+        </w:rPr>
+      </w:r>
+      <w:r>
+        <w:rPr>
+          <w:b/>
+          <w:lang w:val="hi_IN" w:bidi="hi_IN"/>
+        </w:rPr>
+        <w:t>"जो"</w:t>
       </w:r>
       <w:r>
         <w:rPr>
@@ -5531,54 +6030,47 @@
           <w:b/>
           <w:lang w:val="hi_IN" w:bidi="hi_IN"/>
         </w:rPr>
-        <w:t>"लिये है"</w:t>
-      </w:r>
-    </w:p>
-    <w:p>
-      <w:pPr/>
-      <w:r>
-        <w:rPr>
-          <w:lang w:val="hi_IN" w:bidi="hi_IN"/>
-        </w:rPr>
-      </w:r>
-      <w:r>
-        <w:rPr>
-          <w:lang w:val="hi_IN" w:bidi="hi_IN"/>
-        </w:rPr>
-        <w:t xml:space="preserve">"यदि आपकी भाषा में स्पष्ट हो सके तो आप इस भाववाचक संज्ञा शब्द, </w:t>
-      </w:r>
-      <w:r>
-        <w:rPr>
-          <w:b/>
-          <w:lang w:val="hi_IN" w:bidi="hi_IN"/>
-        </w:rPr>
-        <w:t>न्याय</w:t>
-      </w:r>
-      <w:r>
-        <w:rPr>
-          <w:lang w:val="hi_IN" w:bidi="hi_IN"/>
-        </w:rPr>
-        <w:t xml:space="preserve"> में निहित विचार का अनुवाद एक समानार्थक अभिव्यक्ति से कर सकते हैं| वैकल्पिक अनुवाद: ""उस महान दिन के लिए जब परमेश्वर न्याय कारेगा""</w:t>
-      </w:r>
-    </w:p>
-    <w:p>
-      <w:pPr/>
-      <w:r>
-        <w:rPr>
-          <w:lang w:val="hi_IN" w:bidi="hi_IN"/>
-        </w:rPr>
-      </w:r>
-      <w:r>
-        <w:rPr>
-          <w:lang w:val="hi_IN" w:bidi="hi_IN"/>
-        </w:rPr>
-        <w:t xml:space="preserve">देखें: </w:t>
-      </w:r>
-      <w:r>
-        <w:rPr>
-          <w:lang w:val="hi_IN" w:bidi="hi_IN"/>
-        </w:rPr>
-        <w:t>अमूर्त संज्ञाएँ</w:t>
+        <w:t>"दण्ड में"</w:t>
+      </w:r>
+      <w:r>
+        <w:rPr>
+          <w:lang w:val="hi_IN" w:bidi="hi_IN"/>
+        </w:rPr>
+        <w:t xml:space="preserve"> - </w:t>
+      </w:r>
+      <w:r>
+        <w:rPr>
+          <w:b/>
+          <w:lang w:val="hi_IN" w:bidi="hi_IN"/>
+        </w:rPr>
+        <w:t>"दृष्टान्त ठहरे हैं"</w:t>
+      </w:r>
+    </w:p>
+    <w:p>
+      <w:pPr/>
+      <w:r>
+        <w:rPr>
+          <w:lang w:val="hi_IN" w:bidi="hi_IN"/>
+        </w:rPr>
+      </w:r>
+      <w:r>
+        <w:rPr>
+          <w:lang w:val="hi_IN" w:bidi="hi_IN"/>
+        </w:rPr>
+        <w:t xml:space="preserve">"सदोम और अमोरा के लोगों का सर्वनाश परमेश्वर का परित्याग करने वालों की दुर्दशा का एक </w:t>
+      </w:r>
+      <w:r>
+        <w:rPr>
+          <w:b/>
+          <w:lang w:val="hi_IN" w:bidi="hi_IN"/>
+        </w:rPr>
+        <w:t>दृष्टांत</w:t>
+      </w:r>
+      <w:r>
+        <w:rPr>
+          <w:lang w:val="hi_IN" w:bidi="hi_IN"/>
+        </w:rPr>
+        <w:t xml:space="preserve"> है| यदि आपकी भाषा में स्पष्ट हो सके तो आप इसका सुस्पष्ट वर्णन कर सकते हैं| वैकल्पिक अनुवाद: ""परमेश्वर का परित्याग करने वालों के उदाहरण स्वरूप प्रस्तुत किए गए हैं""\n</w:t>
       </w:r>
       <w:r>
         <w:rPr>
@@ -5607,789 +6099,12 @@
         <w:rPr>
           <w:lang w:val="hi_IN" w:bidi="hi_IN"/>
         </w:rPr>
-        <w:t>यहूदा 1:6 (#4)</w:t>
-      </w:r>
-      <w:r>
-        <w:rPr>
-          <w:lang w:val="hi_IN" w:bidi="hi_IN"/>
-        </w:rPr>
-      </w:r>
-    </w:p>
-    <w:p>
-      <w:pPr/>
-      <w:r>
-        <w:rPr>
-          <w:lang w:val="hi_IN" w:bidi="hi_IN"/>
-        </w:rPr>
-      </w:r>
-      <w:r>
-        <w:rPr>
-          <w:b/>
-          <w:lang w:val="hi_IN" w:bidi="hi_IN"/>
-        </w:rPr>
-        <w:t>μεγάλης ἡμέρας</w:t>
-      </w:r>
-    </w:p>
-    <w:p>
-      <w:pPr/>
-      <w:r>
-        <w:rPr>
-          <w:lang w:val="hi_IN" w:bidi="hi_IN"/>
-        </w:rPr>
-      </w:r>
-      <w:r>
-        <w:rPr>
-          <w:b/>
-          <w:lang w:val="hi_IN" w:bidi="hi_IN"/>
-        </w:rPr>
-        <w:t>"दिन के"</w:t>
-      </w:r>
-      <w:r>
-        <w:rPr>
-          <w:lang w:val="hi_IN" w:bidi="hi_IN"/>
-        </w:rPr>
-        <w:t xml:space="preserve"> - </w:t>
-      </w:r>
-      <w:r>
-        <w:rPr>
-          <w:b/>
-          <w:lang w:val="hi_IN" w:bidi="hi_IN"/>
-        </w:rPr>
-        <w:t>"लिये है"</w:t>
-      </w:r>
-    </w:p>
-    <w:p>
-      <w:pPr/>
-      <w:r>
-        <w:rPr>
-          <w:lang w:val="hi_IN" w:bidi="hi_IN"/>
-        </w:rPr>
-      </w:r>
-      <w:r>
-        <w:rPr>
-          <w:lang w:val="hi_IN" w:bidi="hi_IN"/>
-        </w:rPr>
-        <w:t xml:space="preserve">"यहाँ, </w:t>
-      </w:r>
-      <w:r>
-        <w:rPr>
-          <w:b/>
-          <w:lang w:val="hi_IN" w:bidi="hi_IN"/>
-        </w:rPr>
-        <w:t>भीषण दिन</w:t>
-      </w:r>
-      <w:r>
-        <w:rPr>
-          <w:lang w:val="hi_IN" w:bidi="hi_IN"/>
-        </w:rPr>
-        <w:t xml:space="preserve"> ""प्रभु के दिन"" के सन्दर्भ में है| यह वह समय होगा जब परमेश्वर सब मनुष्यों का न्याय करेगा और यीशु पृथ्वी पर लौट आएगा| \n</w:t>
-      </w:r>
-      <w:r>
-        <w:rPr>
-          <w:lang w:val="hi_IN" w:bidi="hi_IN"/>
-        </w:rPr>
-      </w:r>
-      <w:r>
-        <w:rPr>
-          <w:lang w:val="hi_IN" w:bidi="hi_IN"/>
-        </w:rPr>
-      </w:r>
-    </w:p>
-    <w:p>
-      <w:pPr/>
-      <w:r>
-        <w:rPr>
-          <w:lang w:val="hi_IN" w:bidi="hi_IN"/>
-        </w:rPr>
-      </w:r>
-    </w:p>
-    <w:p>
-      <w:pPr>
-        <w:pStyle w:val="Heading2"/>
-      </w:pPr>
-      <w:r>
-        <w:rPr>
-          <w:lang w:val="hi_IN" w:bidi="hi_IN"/>
-        </w:rPr>
-        <w:t>यहूदा 1:7 (#1)</w:t>
-      </w:r>
-      <w:r>
-        <w:rPr>
-          <w:lang w:val="hi_IN" w:bidi="hi_IN"/>
-        </w:rPr>
-      </w:r>
-    </w:p>
-    <w:p>
-      <w:pPr/>
-      <w:r>
-        <w:rPr>
-          <w:lang w:val="hi_IN" w:bidi="hi_IN"/>
-        </w:rPr>
-      </w:r>
-      <w:r>
-        <w:rPr>
-          <w:b/>
-          <w:lang w:val="hi_IN" w:bidi="hi_IN"/>
-        </w:rPr>
-        <w:t>Σόδομα καὶ Γόμορρα, καὶ αἱ περὶ αὐτὰς πόλεις</w:t>
-      </w:r>
-    </w:p>
-    <w:p>
-      <w:pPr/>
-      <w:r>
-        <w:rPr>
-          <w:lang w:val="hi_IN" w:bidi="hi_IN"/>
-        </w:rPr>
-      </w:r>
-      <w:r>
-        <w:rPr>
-          <w:b/>
-          <w:lang w:val="hi_IN" w:bidi="hi_IN"/>
-        </w:rPr>
-        <w:t>"उनके नगर"</w:t>
-      </w:r>
-    </w:p>
-    <w:p>
-      <w:pPr/>
-      <w:r>
-        <w:rPr>
-          <w:lang w:val="hi_IN" w:bidi="hi_IN"/>
-        </w:rPr>
-      </w:r>
-      <w:r>
-        <w:rPr>
-          <w:lang w:val="hi_IN" w:bidi="hi_IN"/>
-        </w:rPr>
-        <w:t xml:space="preserve">"यहां, </w:t>
-      </w:r>
-      <w:r>
-        <w:rPr>
-          <w:b/>
-          <w:lang w:val="hi_IN" w:bidi="hi_IN"/>
-        </w:rPr>
-        <w:t>सदोम</w:t>
-      </w:r>
-      <w:r>
-        <w:rPr>
-          <w:lang w:val="hi_IN" w:bidi="hi_IN"/>
-        </w:rPr>
-        <w:t xml:space="preserve"> , </w:t>
-      </w:r>
-      <w:r>
-        <w:rPr>
-          <w:b/>
-          <w:lang w:val="hi_IN" w:bidi="hi_IN"/>
-        </w:rPr>
-        <w:t>अमोरा</w:t>
-      </w:r>
-      <w:r>
-        <w:rPr>
-          <w:lang w:val="hi_IN" w:bidi="hi_IN"/>
-        </w:rPr>
-        <w:t xml:space="preserve"> और </w:t>
-      </w:r>
-      <w:r>
-        <w:rPr>
-          <w:b/>
-          <w:lang w:val="hi_IN" w:bidi="hi_IN"/>
-        </w:rPr>
-        <w:t>नगर</w:t>
-      </w:r>
-      <w:r>
-        <w:rPr>
-          <w:lang w:val="hi_IN" w:bidi="hi_IN"/>
-        </w:rPr>
-        <w:t xml:space="preserve"> शब्द उन लोगों के सन्दर्भ में प्रयुक्त हैं जो वहाँ के निवासी थे। वैकल्पिक अनुवाद: ""उस क्षेत्र के मनुष्य""</w:t>
-      </w:r>
-    </w:p>
-    <w:p>
-      <w:pPr/>
-      <w:r>
-        <w:rPr>
-          <w:lang w:val="hi_IN" w:bidi="hi_IN"/>
-        </w:rPr>
-      </w:r>
-      <w:r>
-        <w:rPr>
-          <w:lang w:val="hi_IN" w:bidi="hi_IN"/>
-        </w:rPr>
-        <w:t xml:space="preserve">देखें: </w:t>
-      </w:r>
-      <w:r>
-        <w:rPr>
-          <w:lang w:val="hi_IN" w:bidi="hi_IN"/>
-        </w:rPr>
-        <w:t>प्रतिन्यास</w:t>
-      </w:r>
-      <w:r>
-        <w:rPr>
-          <w:lang w:val="hi_IN" w:bidi="hi_IN"/>
-        </w:rPr>
-      </w:r>
-      <w:r>
-        <w:rPr>
-          <w:lang w:val="hi_IN" w:bidi="hi_IN"/>
-        </w:rPr>
-      </w:r>
-    </w:p>
-    <w:p>
-      <w:pPr/>
-      <w:r>
-        <w:rPr>
-          <w:lang w:val="hi_IN" w:bidi="hi_IN"/>
-        </w:rPr>
-      </w:r>
-    </w:p>
-    <w:p>
-      <w:pPr>
-        <w:pStyle w:val="Heading2"/>
-      </w:pPr>
-      <w:r>
-        <w:rPr>
-          <w:lang w:val="hi_IN" w:bidi="hi_IN"/>
-        </w:rPr>
-        <w:t>यहूदा 1:7 (#2)</w:t>
-      </w:r>
-      <w:r>
-        <w:rPr>
-          <w:lang w:val="hi_IN" w:bidi="hi_IN"/>
-        </w:rPr>
-      </w:r>
-    </w:p>
-    <w:p>
-      <w:pPr/>
-      <w:r>
-        <w:rPr>
-          <w:lang w:val="hi_IN" w:bidi="hi_IN"/>
-        </w:rPr>
-      </w:r>
-      <w:r>
-        <w:rPr>
-          <w:b/>
-          <w:lang w:val="hi_IN" w:bidi="hi_IN"/>
-        </w:rPr>
-        <w:t>τὸν ὅμοιον τρόπον τούτοις</w:t>
-      </w:r>
-    </w:p>
-    <w:p>
-      <w:pPr/>
-      <w:r>
-        <w:rPr>
-          <w:lang w:val="hi_IN" w:bidi="hi_IN"/>
-        </w:rPr>
-      </w:r>
-      <w:r>
-        <w:rPr>
-          <w:b/>
-          <w:lang w:val="hi_IN" w:bidi="hi_IN"/>
-        </w:rPr>
-        <w:t>"जो इनके समान व्यभिचारी हो गए थे"</w:t>
-      </w:r>
-    </w:p>
-    <w:p>
-      <w:pPr/>
-      <w:r>
-        <w:rPr>
-          <w:lang w:val="hi_IN" w:bidi="hi_IN"/>
-        </w:rPr>
-      </w:r>
-      <w:r>
-        <w:rPr>
-          <w:lang w:val="hi_IN" w:bidi="hi_IN"/>
-        </w:rPr>
-        <w:t xml:space="preserve">"यहाँ, </w:t>
-      </w:r>
-      <w:r>
-        <w:rPr>
-          <w:b/>
-          <w:lang w:val="hi_IN" w:bidi="hi_IN"/>
-        </w:rPr>
-        <w:t>इन</w:t>
-      </w:r>
-      <w:r>
-        <w:rPr>
-          <w:lang w:val="hi_IN" w:bidi="hi_IN"/>
-        </w:rPr>
-        <w:t xml:space="preserve"> शब्द, पिछले पद में चर्चित स्वर्गदूतों करके सन्दर्भ में है| सदोम और अमोरा के व्यभिचार के पाप उसी प्रकार के विद्रोह का परिणाम थे जो स्वर्गदूतों के बुरे व्यवहार के सदृश्य था। यदि आपकी भाषा में स्पष्ट हो सके तो आप इसका सुस्पष्ट वर्णन कर सकते हैं| वैकल्पिक अनुवाद: ""इन दुष्ट स्वर्गदूतों के सदृश्य व्यभिचार का पाप करके""\n</w:t>
-      </w:r>
-      <w:r>
-        <w:rPr>
-          <w:lang w:val="hi_IN" w:bidi="hi_IN"/>
-        </w:rPr>
-      </w:r>
-      <w:r>
-        <w:rPr>
-          <w:lang w:val="hi_IN" w:bidi="hi_IN"/>
-        </w:rPr>
-      </w:r>
-    </w:p>
-    <w:p>
-      <w:pPr/>
-      <w:r>
-        <w:rPr>
-          <w:lang w:val="hi_IN" w:bidi="hi_IN"/>
-        </w:rPr>
-      </w:r>
-    </w:p>
-    <w:p>
-      <w:pPr>
-        <w:pStyle w:val="Heading2"/>
-      </w:pPr>
-      <w:r>
-        <w:rPr>
-          <w:lang w:val="hi_IN" w:bidi="hi_IN"/>
-        </w:rPr>
-        <w:t>यहूदा 1:7 (#1)</w:t>
-      </w:r>
-      <w:r>
-        <w:rPr>
-          <w:lang w:val="hi_IN" w:bidi="hi_IN"/>
-        </w:rPr>
-      </w:r>
-    </w:p>
-    <w:p>
-      <w:pPr/>
-      <w:r>
-        <w:rPr>
-          <w:lang w:val="hi_IN" w:bidi="hi_IN"/>
-        </w:rPr>
-      </w:r>
-      <w:r>
-        <w:rPr>
-          <w:b/>
-          <w:lang w:val="hi_IN" w:bidi="hi_IN"/>
-        </w:rPr>
-        <w:t>ἐκπορνεύσασαι</w:t>
-      </w:r>
-    </w:p>
-    <w:p>
-      <w:pPr/>
-      <w:r>
-        <w:rPr>
-          <w:lang w:val="hi_IN" w:bidi="hi_IN"/>
-        </w:rPr>
-      </w:r>
-      <w:r>
-        <w:rPr>
-          <w:b/>
-          <w:lang w:val="hi_IN" w:bidi="hi_IN"/>
-        </w:rPr>
-        <w:t>"जो इनके समान व्यभिचारी हो गए थे"</w:t>
-      </w:r>
-    </w:p>
-    <w:p>
-      <w:pPr/>
-      <w:r>
-        <w:rPr>
-          <w:lang w:val="hi_IN" w:bidi="hi_IN"/>
-        </w:rPr>
-      </w:r>
-      <w:r>
-        <w:rPr>
-          <w:lang w:val="hi_IN" w:bidi="hi_IN"/>
-        </w:rPr>
-        <w:t xml:space="preserve">"यदि आपकी भाषा में स्पष्ट हो सके तो आप इस भावाचक संज्ञा शब्द, </w:t>
-      </w:r>
-      <w:r>
-        <w:rPr>
-          <w:b/>
-          <w:lang w:val="hi_IN" w:bidi="hi_IN"/>
-        </w:rPr>
-        <w:t>व्यभिचारी</w:t>
-      </w:r>
-      <w:r>
-        <w:rPr>
-          <w:lang w:val="hi_IN" w:bidi="hi_IN"/>
-        </w:rPr>
-        <w:t xml:space="preserve"> में निहित विचार का अनुवाद एक समानार्थक अभिव्यक्ति से कर सकते हैं| वैकल्पिक अनुवाद: ""यौनाचार के अनैतिक काम करने के कारण""</w:t>
-      </w:r>
-    </w:p>
-    <w:p>
-      <w:pPr/>
-      <w:r>
-        <w:rPr>
-          <w:lang w:val="hi_IN" w:bidi="hi_IN"/>
-        </w:rPr>
-      </w:r>
-      <w:r>
-        <w:rPr>
-          <w:lang w:val="hi_IN" w:bidi="hi_IN"/>
-        </w:rPr>
-        <w:t xml:space="preserve">देखें: </w:t>
-      </w:r>
-      <w:r>
-        <w:rPr>
-          <w:lang w:val="hi_IN" w:bidi="hi_IN"/>
-        </w:rPr>
-        <w:t>अमूर्त संज्ञाएँ</w:t>
-      </w:r>
-      <w:r>
-        <w:rPr>
-          <w:lang w:val="hi_IN" w:bidi="hi_IN"/>
-        </w:rPr>
-      </w:r>
-      <w:r>
-        <w:rPr>
-          <w:lang w:val="hi_IN" w:bidi="hi_IN"/>
-        </w:rPr>
-      </w:r>
-    </w:p>
-    <w:p>
-      <w:pPr/>
-      <w:r>
-        <w:rPr>
-          <w:lang w:val="hi_IN" w:bidi="hi_IN"/>
-        </w:rPr>
-      </w:r>
-    </w:p>
-    <w:p>
-      <w:pPr>
-        <w:pStyle w:val="Heading2"/>
-      </w:pPr>
-      <w:r>
-        <w:rPr>
-          <w:lang w:val="hi_IN" w:bidi="hi_IN"/>
-        </w:rPr>
-        <w:t>यहूदा 1:7 (#2)</w:t>
-      </w:r>
-      <w:r>
-        <w:rPr>
-          <w:lang w:val="hi_IN" w:bidi="hi_IN"/>
-        </w:rPr>
-      </w:r>
-    </w:p>
-    <w:p>
-      <w:pPr/>
-      <w:r>
-        <w:rPr>
-          <w:lang w:val="hi_IN" w:bidi="hi_IN"/>
-        </w:rPr>
-      </w:r>
-      <w:r>
-        <w:rPr>
-          <w:b/>
-          <w:lang w:val="hi_IN" w:bidi="hi_IN"/>
-        </w:rPr>
-        <w:t>καὶ ἀπελθοῦσαι ὀπίσω σαρκὸς ἑτέρας</w:t>
-      </w:r>
-    </w:p>
-    <w:p>
-      <w:pPr/>
-      <w:r>
-        <w:rPr>
-          <w:lang w:val="hi_IN" w:bidi="hi_IN"/>
-        </w:rPr>
-      </w:r>
-      <w:r>
-        <w:rPr>
-          <w:b/>
-          <w:lang w:val="hi_IN" w:bidi="hi_IN"/>
-        </w:rPr>
-        <w:t>"और पराए शरीर के पीछे लग गए थे"</w:t>
-      </w:r>
-    </w:p>
-    <w:p>
-      <w:pPr/>
-      <w:r>
-        <w:rPr>
-          <w:lang w:val="hi_IN" w:bidi="hi_IN"/>
-        </w:rPr>
-      </w:r>
-      <w:r>
-        <w:rPr>
-          <w:lang w:val="hi_IN" w:bidi="hi_IN"/>
-        </w:rPr>
-        <w:t xml:space="preserve">"यहाँ यहूदा इस वाक्यांश, </w:t>
-      </w:r>
-      <w:r>
-        <w:rPr>
-          <w:b/>
-          <w:lang w:val="hi_IN" w:bidi="hi_IN"/>
-        </w:rPr>
-        <w:t>पीछे लग गए</w:t>
-      </w:r>
-      <w:r>
-        <w:rPr>
-          <w:lang w:val="hi_IN" w:bidi="hi_IN"/>
-        </w:rPr>
-        <w:t xml:space="preserve"> का उपयोग लाक्षणिक भाषा में करता है जिससे उसका अभिप्राय है, उचित अभ्यासों की आपेक्षा अनुचित अभ्यासों में लीन रहने को संदर्भित करना| इस अभिव्यक्ति का बईबाल में लगातार उपयोग किया गाया है कि मनुष्यों द्वारा झूठे देवी-देवताओं की उपासना का या यौनाचार की अनैतिकता का वर्णन किया जाए| यदि आपकी भाषा में स्पष्ट हो सके तो आप इसका शब्दशः अनुवाद कर सकते हैं| वैकल्पिक्म अनुवाद: ""और पराए शरीरों के साथ यौनाचार की अनैतिकता में लीं रहने का अभ्यास करना""</w:t>
-      </w:r>
-    </w:p>
-    <w:p>
-      <w:pPr/>
-      <w:r>
-        <w:rPr>
-          <w:lang w:val="hi_IN" w:bidi="hi_IN"/>
-        </w:rPr>
-      </w:r>
-      <w:r>
-        <w:rPr>
-          <w:lang w:val="hi_IN" w:bidi="hi_IN"/>
-        </w:rPr>
-        <w:t xml:space="preserve">देखें: </w:t>
-      </w:r>
-      <w:r>
-        <w:rPr>
-          <w:lang w:val="hi_IN" w:bidi="hi_IN"/>
-        </w:rPr>
-        <w:t>रूपक</w:t>
-      </w:r>
-      <w:r>
-        <w:rPr>
-          <w:lang w:val="hi_IN" w:bidi="hi_IN"/>
-        </w:rPr>
-      </w:r>
-      <w:r>
-        <w:rPr>
-          <w:lang w:val="hi_IN" w:bidi="hi_IN"/>
-        </w:rPr>
-      </w:r>
-    </w:p>
-    <w:p>
-      <w:pPr/>
-      <w:r>
-        <w:rPr>
-          <w:lang w:val="hi_IN" w:bidi="hi_IN"/>
-        </w:rPr>
-      </w:r>
-    </w:p>
-    <w:p>
-      <w:pPr>
-        <w:pStyle w:val="Heading2"/>
-      </w:pPr>
-      <w:r>
-        <w:rPr>
-          <w:lang w:val="hi_IN" w:bidi="hi_IN"/>
-        </w:rPr>
-        <w:t>यहूदा 1:7 (#3)</w:t>
-      </w:r>
-      <w:r>
-        <w:rPr>
-          <w:lang w:val="hi_IN" w:bidi="hi_IN"/>
-        </w:rPr>
-      </w:r>
-    </w:p>
-    <w:p>
-      <w:pPr/>
-      <w:r>
-        <w:rPr>
-          <w:lang w:val="hi_IN" w:bidi="hi_IN"/>
-        </w:rPr>
-      </w:r>
-      <w:r>
-        <w:rPr>
-          <w:b/>
-          <w:lang w:val="hi_IN" w:bidi="hi_IN"/>
-        </w:rPr>
-        <w:t>σαρκὸς ἑτέρας</w:t>
-      </w:r>
-    </w:p>
-    <w:p>
-      <w:pPr/>
-      <w:r>
-        <w:rPr>
-          <w:lang w:val="hi_IN" w:bidi="hi_IN"/>
-        </w:rPr>
-      </w:r>
-      <w:r>
-        <w:rPr>
-          <w:b/>
-          <w:lang w:val="hi_IN" w:bidi="hi_IN"/>
-        </w:rPr>
-        <w:t>"पराए शरीर के"</w:t>
-      </w:r>
-    </w:p>
-    <w:p>
-      <w:pPr/>
-      <w:r>
-        <w:rPr>
-          <w:lang w:val="hi_IN" w:bidi="hi_IN"/>
-        </w:rPr>
-      </w:r>
-      <w:r>
-        <w:rPr>
-          <w:lang w:val="hi_IN" w:bidi="hi_IN"/>
-        </w:rPr>
-        <w:t xml:space="preserve">"यहाँ, </w:t>
-      </w:r>
-      <w:r>
-        <w:rPr>
-          <w:b/>
-          <w:lang w:val="hi_IN" w:bidi="hi_IN"/>
-        </w:rPr>
-        <w:t>पराए शरीर</w:t>
-      </w:r>
-      <w:r>
-        <w:rPr>
-          <w:lang w:val="hi_IN" w:bidi="hi_IN"/>
-        </w:rPr>
-        <w:t xml:space="preserve"> का सन्दर्भ हो सकता है: (1) पिछले उपवाक्य में वर्णित यौनाचार की अनैतिकता| वैकल्पिक अनुवाद: ""अनुचित यौनाचार के सम्बन्ध"" (2) मानव जाति से अलग किसी के साथ यौनाचार के सम्बन्ध बनाना, इस प्रकरण में, सोडोम और अमोरा के पुरुषों द्वारा स्वर्गदूतों के साथ यौन सम्बन्ध बनाने की कामना| वैकल्पिक अनुवाद: ""भिन्न प्रकार की देह"""</w:t>
-      </w:r>
-      <w:r>
-        <w:rPr>
-          <w:lang w:val="hi_IN" w:bidi="hi_IN"/>
-        </w:rPr>
-      </w:r>
-      <w:r>
-        <w:rPr>
-          <w:lang w:val="hi_IN" w:bidi="hi_IN"/>
-        </w:rPr>
-      </w:r>
-    </w:p>
-    <w:p>
-      <w:pPr/>
-      <w:r>
-        <w:rPr>
-          <w:lang w:val="hi_IN" w:bidi="hi_IN"/>
-        </w:rPr>
-      </w:r>
-    </w:p>
-    <w:p>
-      <w:pPr>
-        <w:pStyle w:val="Heading2"/>
-      </w:pPr>
-      <w:r>
-        <w:rPr>
-          <w:lang w:val="hi_IN" w:bidi="hi_IN"/>
-        </w:rPr>
-        <w:t>यहूदा 1:7 (#3)</w:t>
-      </w:r>
-      <w:r>
-        <w:rPr>
-          <w:lang w:val="hi_IN" w:bidi="hi_IN"/>
-        </w:rPr>
-      </w:r>
-    </w:p>
-    <w:p>
-      <w:pPr/>
-      <w:r>
-        <w:rPr>
-          <w:lang w:val="hi_IN" w:bidi="hi_IN"/>
-        </w:rPr>
-      </w:r>
-      <w:r>
-        <w:rPr>
-          <w:b/>
-          <w:lang w:val="hi_IN" w:bidi="hi_IN"/>
-        </w:rPr>
-        <w:t>πρόκεινται δεῖγμα</w:t>
-      </w:r>
-    </w:p>
-    <w:p>
-      <w:pPr/>
-      <w:r>
-        <w:rPr>
-          <w:lang w:val="hi_IN" w:bidi="hi_IN"/>
-        </w:rPr>
-      </w:r>
-      <w:r>
-        <w:rPr>
-          <w:b/>
-          <w:lang w:val="hi_IN" w:bidi="hi_IN"/>
-        </w:rPr>
-        <w:t>"जो"</w:t>
-      </w:r>
-      <w:r>
-        <w:rPr>
-          <w:lang w:val="hi_IN" w:bidi="hi_IN"/>
-        </w:rPr>
-        <w:t xml:space="preserve"> - </w:t>
-      </w:r>
-      <w:r>
-        <w:rPr>
-          <w:b/>
-          <w:lang w:val="hi_IN" w:bidi="hi_IN"/>
-        </w:rPr>
-        <w:t>"दण्ड में"</w:t>
-      </w:r>
-      <w:r>
-        <w:rPr>
-          <w:lang w:val="hi_IN" w:bidi="hi_IN"/>
-        </w:rPr>
-        <w:t xml:space="preserve"> - </w:t>
-      </w:r>
-      <w:r>
-        <w:rPr>
-          <w:b/>
-          <w:lang w:val="hi_IN" w:bidi="hi_IN"/>
-        </w:rPr>
-        <w:t>"दृष्टान्त ठहरे हैं"</w:t>
-      </w:r>
-    </w:p>
-    <w:p>
-      <w:pPr/>
-      <w:r>
-        <w:rPr>
-          <w:lang w:val="hi_IN" w:bidi="hi_IN"/>
-        </w:rPr>
-      </w:r>
-      <w:r>
-        <w:rPr>
-          <w:lang w:val="hi_IN" w:bidi="hi_IN"/>
-        </w:rPr>
-        <w:t xml:space="preserve">"सदोम और अमोरा के लोगों का सर्वनाश परमेश्वर का परित्याग करने वालों की दुर्दशा का एक </w:t>
-      </w:r>
-      <w:r>
-        <w:rPr>
-          <w:b/>
-          <w:lang w:val="hi_IN" w:bidi="hi_IN"/>
-        </w:rPr>
-        <w:t>दृष्टांत</w:t>
-      </w:r>
-      <w:r>
-        <w:rPr>
-          <w:lang w:val="hi_IN" w:bidi="hi_IN"/>
-        </w:rPr>
-        <w:t xml:space="preserve"> है| यदि आपकी भाषा में स्पष्ट हो सके तो आप इसका सुस्पष्ट वर्णन कर सकते हैं| वैकल्पिक अनुवाद: ""परमेश्वर का परित्याग करने वालों के उदाहरण स्वरूप प्रस्तुत किए गए हैं""\n</w:t>
-      </w:r>
-      <w:r>
-        <w:rPr>
-          <w:lang w:val="hi_IN" w:bidi="hi_IN"/>
-        </w:rPr>
-      </w:r>
-      <w:r>
-        <w:rPr>
-          <w:lang w:val="hi_IN" w:bidi="hi_IN"/>
-        </w:rPr>
-      </w:r>
-    </w:p>
-    <w:p>
-      <w:pPr/>
-      <w:r>
-        <w:rPr>
-          <w:lang w:val="hi_IN" w:bidi="hi_IN"/>
-        </w:rPr>
-      </w:r>
-    </w:p>
-    <w:p>
-      <w:pPr>
-        <w:pStyle w:val="Heading2"/>
-      </w:pPr>
-      <w:r>
-        <w:rPr>
-          <w:lang w:val="hi_IN" w:bidi="hi_IN"/>
-        </w:rPr>
         <w:t>यहूदा 1:7 (#4)</w:t>
       </w:r>
       <w:r>
         <w:rPr>
           <w:lang w:val="hi_IN" w:bidi="hi_IN"/>
         </w:rPr>
-      </w:r>
-    </w:p>
-    <w:p>
-      <w:pPr/>
-      <w:r>
-        <w:rPr>
-          <w:lang w:val="hi_IN" w:bidi="hi_IN"/>
-        </w:rPr>
-      </w:r>
-      <w:r>
-        <w:rPr>
-          <w:b/>
-          <w:lang w:val="hi_IN" w:bidi="hi_IN"/>
-        </w:rPr>
-        <w:t>πυρὸς αἰωνίου δίκην ὑπέχουσαι</w:t>
       </w:r>
     </w:p>
     <w:p>
@@ -7140,21 +6855,6 @@
           <w:b/>
           <w:lang w:val="hi_IN" w:bidi="hi_IN"/>
         </w:rPr>
-        <w:t>κρίσιν ἐπενεγκεῖν βλασφημίας</w:t>
-      </w:r>
-    </w:p>
-    <w:p>
-      <w:pPr/>
-      <w:r>
-        <w:rPr>
-          <w:lang w:val="hi_IN" w:bidi="hi_IN"/>
-        </w:rPr>
-      </w:r>
-      <w:r>
-        <w:rPr>
-          <w:b/>
-          <w:lang w:val="hi_IN" w:bidi="hi_IN"/>
-        </w:rPr>
         <w:t>"साहस न किया"</w:t>
       </w:r>
     </w:p>
@@ -7231,21 +6931,6 @@
           <w:b/>
           <w:lang w:val="hi_IN" w:bidi="hi_IN"/>
         </w:rPr>
-        <w:t>κρίσιν ἐπενεγκεῖν βλασφημίας</w:t>
-      </w:r>
-    </w:p>
-    <w:p>
-      <w:pPr/>
-      <w:r>
-        <w:rPr>
-          <w:lang w:val="hi_IN" w:bidi="hi_IN"/>
-        </w:rPr>
-      </w:r>
-      <w:r>
-        <w:rPr>
-          <w:b/>
-          <w:lang w:val="hi_IN" w:bidi="hi_IN"/>
-        </w:rPr>
         <w:t>"उसको"</w:t>
       </w:r>
     </w:p>
@@ -7308,21 +6993,6 @@
         <w:rPr>
           <w:lang w:val="hi_IN" w:bidi="hi_IN"/>
         </w:rPr>
-      </w:r>
-    </w:p>
-    <w:p>
-      <w:pPr/>
-      <w:r>
-        <w:rPr>
-          <w:lang w:val="hi_IN" w:bidi="hi_IN"/>
-        </w:rPr>
-      </w:r>
-      <w:r>
-        <w:rPr>
-          <w:b/>
-          <w:lang w:val="hi_IN" w:bidi="hi_IN"/>
-        </w:rPr>
-        <w:t>κρίσιν ἐπενεγκεῖν βλασφημίας</w:t>
       </w:r>
     </w:p>
     <w:p>
@@ -7677,21 +7347,6 @@
           <w:b/>
           <w:lang w:val="hi_IN" w:bidi="hi_IN"/>
         </w:rPr>
-        <w:t>ὅσα δὲ φυσικῶς ὡς τὰ ἄλογα ζῷα ἐπίστανται</w:t>
-      </w:r>
-    </w:p>
-    <w:p>
-      <w:pPr/>
-      <w:r>
-        <w:rPr>
-          <w:lang w:val="hi_IN" w:bidi="hi_IN"/>
-        </w:rPr>
-      </w:r>
-      <w:r>
-        <w:rPr>
-          <w:b/>
-          <w:lang w:val="hi_IN" w:bidi="hi_IN"/>
-        </w:rPr>
         <w:t>""</w:t>
       </w:r>
     </w:p>
@@ -7886,21 +7541,6 @@
           <w:b/>
           <w:lang w:val="hi_IN" w:bidi="hi_IN"/>
         </w:rPr>
-        <w:t>ἐν τούτοις φθείρονται</w:t>
-      </w:r>
-    </w:p>
-    <w:p>
-      <w:pPr/>
-      <w:r>
-        <w:rPr>
-          <w:lang w:val="hi_IN" w:bidi="hi_IN"/>
-        </w:rPr>
-      </w:r>
-      <w:r>
-        <w:rPr>
-          <w:b/>
-          <w:lang w:val="hi_IN" w:bidi="hi_IN"/>
-        </w:rPr>
         <w:t>"उनमें अपने आप को नाश करते हैं"</w:t>
       </w:r>
     </w:p>
@@ -8290,21 +7930,6 @@
         <w:rPr>
           <w:lang w:val="hi_IN" w:bidi="hi_IN"/>
         </w:rPr>
-      </w:r>
-    </w:p>
-    <w:p>
-      <w:pPr/>
-      <w:r>
-        <w:rPr>
-          <w:lang w:val="hi_IN" w:bidi="hi_IN"/>
-        </w:rPr>
-      </w:r>
-      <w:r>
-        <w:rPr>
-          <w:b/>
-          <w:lang w:val="hi_IN" w:bidi="hi_IN"/>
-        </w:rPr>
-        <w:t>ἐξεχύθησαν</w:t>
       </w:r>
     </w:p>
     <w:p>
@@ -10293,21 +9918,6 @@
           <w:b/>
           <w:lang w:val="hi_IN" w:bidi="hi_IN"/>
         </w:rPr>
-        <w:t>οἷς ὁ ζόφος τοῦ σκότους εἰς αἰῶνα τετήρηται</w:t>
-      </w:r>
-    </w:p>
-    <w:p>
-      <w:pPr/>
-      <w:r>
-        <w:rPr>
-          <w:lang w:val="hi_IN" w:bidi="hi_IN"/>
-        </w:rPr>
-      </w:r>
-      <w:r>
-        <w:rPr>
-          <w:b/>
-          <w:lang w:val="hi_IN" w:bidi="hi_IN"/>
-        </w:rPr>
         <w:t>"जिनके लिये सदा काल तक घोर अंधकार रखा गया है"</w:t>
       </w:r>
     </w:p>
@@ -10717,21 +10327,6 @@
           <w:b/>
           <w:lang w:val="hi_IN" w:bidi="hi_IN"/>
         </w:rPr>
-        <w:t>ἕβδομος ἀπὸ Ἀδὰμ</w:t>
-      </w:r>
-    </w:p>
-    <w:p>
-      <w:pPr/>
-      <w:r>
-        <w:rPr>
-          <w:lang w:val="hi_IN" w:bidi="hi_IN"/>
-        </w:rPr>
-      </w:r>
-      <w:r>
-        <w:rPr>
-          <w:b/>
-          <w:lang w:val="hi_IN" w:bidi="hi_IN"/>
-        </w:rPr>
         <w:t>"जो आदम से सातवीं पीढ़ी"</w:t>
       </w:r>
       <w:r>
@@ -11447,6 +11042,21 @@
           <w:b/>
           <w:lang w:val="hi_IN" w:bidi="hi_IN"/>
         </w:rPr>
+        <w:t>ἁγίαις</w:t>
+      </w:r>
+    </w:p>
+    <w:p>
+      <w:pPr/>
+      <w:r>
+        <w:rPr>
+          <w:lang w:val="hi_IN" w:bidi="hi_IN"/>
+        </w:rPr>
+      </w:r>
+      <w:r>
+        <w:rPr>
+          <w:b/>
+          <w:lang w:val="hi_IN" w:bidi="hi_IN"/>
+        </w:rPr>
         <w:t>"पवित्रों के साथ"</w:t>
       </w:r>
     </w:p>
@@ -11523,21 +11133,6 @@
           <w:b/>
           <w:lang w:val="hi_IN" w:bidi="hi_IN"/>
         </w:rPr>
-        <w:t>ποιῆσαι κρίσιν &amp; καὶ ἐλέγξαι</w:t>
-      </w:r>
-    </w:p>
-    <w:p>
-      <w:pPr/>
-      <w:r>
-        <w:rPr>
-          <w:lang w:val="hi_IN" w:bidi="hi_IN"/>
-        </w:rPr>
-      </w:r>
-      <w:r>
-        <w:rPr>
-          <w:b/>
-          <w:lang w:val="hi_IN" w:bidi="hi_IN"/>
-        </w:rPr>
         <w:t>"न्याय करे, और"</w:t>
       </w:r>
       <w:r>
@@ -11724,21 +11319,6 @@
         <w:rPr>
           <w:lang w:val="hi_IN" w:bidi="hi_IN"/>
         </w:rPr>
-      </w:r>
-    </w:p>
-    <w:p>
-      <w:pPr/>
-      <w:r>
-        <w:rPr>
-          <w:lang w:val="hi_IN" w:bidi="hi_IN"/>
-        </w:rPr>
-      </w:r>
-      <w:r>
-        <w:rPr>
-          <w:b/>
-          <w:lang w:val="hi_IN" w:bidi="hi_IN"/>
-        </w:rPr>
-        <w:t>πᾶσαν ψυχὴν</w:t>
       </w:r>
     </w:p>
     <w:p>
@@ -12779,21 +12359,6 @@
           <w:b/>
           <w:lang w:val="hi_IN" w:bidi="hi_IN"/>
         </w:rPr>
-        <w:t>τὸ στόμα αὐτῶν λαλεῖ</w:t>
-      </w:r>
-    </w:p>
-    <w:p>
-      <w:pPr/>
-      <w:r>
-        <w:rPr>
-          <w:lang w:val="hi_IN" w:bidi="hi_IN"/>
-        </w:rPr>
-      </w:r>
-      <w:r>
-        <w:rPr>
-          <w:b/>
-          <w:lang w:val="hi_IN" w:bidi="hi_IN"/>
-        </w:rPr>
         <w:t>"अपने मुँह से"</w:t>
       </w:r>
       <w:r>
@@ -13078,21 +12643,6 @@
         <w:rPr>
           <w:lang w:val="hi_IN" w:bidi="hi_IN"/>
         </w:rPr>
-      </w:r>
-    </w:p>
-    <w:p>
-      <w:pPr/>
-      <w:r>
-        <w:rPr>
-          <w:lang w:val="hi_IN" w:bidi="hi_IN"/>
-        </w:rPr>
-      </w:r>
-      <w:r>
-        <w:rPr>
-          <w:b/>
-          <w:lang w:val="hi_IN" w:bidi="hi_IN"/>
-        </w:rPr>
-        <w:t>θαυμάζοντες πρόσωπα</w:t>
       </w:r>
     </w:p>
     <w:p>
@@ -13958,21 +13508,6 @@
           <w:b/>
           <w:lang w:val="hi_IN" w:bidi="hi_IN"/>
         </w:rPr>
-        <w:t>κατὰ τὰς ἑαυτῶν ἐπιθυμίας &amp; τῶν ἀσεβειῶν</w:t>
-      </w:r>
-    </w:p>
-    <w:p>
-      <w:pPr/>
-      <w:r>
-        <w:rPr>
-          <w:lang w:val="hi_IN" w:bidi="hi_IN"/>
-        </w:rPr>
-      </w:r>
-      <w:r>
-        <w:rPr>
-          <w:b/>
-          <w:lang w:val="hi_IN" w:bidi="hi_IN"/>
-        </w:rPr>
         <w:t>"दिनों में"</w:t>
       </w:r>
       <w:r>
@@ -15787,21 +15322,6 @@
           <w:b/>
           <w:lang w:val="hi_IN" w:bidi="hi_IN"/>
         </w:rPr>
-        <w:t>τὸ ἔλεος τοῦ Κυρίου ἡμῶν, Ἰησοῦ Χριστοῦ, εἰς ζωὴν αἰώνιον</w:t>
-      </w:r>
-    </w:p>
-    <w:p>
-      <w:pPr/>
-      <w:r>
-        <w:rPr>
-          <w:lang w:val="hi_IN" w:bidi="hi_IN"/>
-        </w:rPr>
-      </w:r>
-      <w:r>
-        <w:rPr>
-          <w:b/>
-          <w:lang w:val="hi_IN" w:bidi="hi_IN"/>
-        </w:rPr>
         <w:t>"अनन्त जीवन के लिये हमारे प्रभु यीशु मसीह की दया की"</w:t>
       </w:r>
     </w:p>
@@ -16506,21 +16026,6 @@
           <w:b/>
           <w:lang w:val="hi_IN" w:bidi="hi_IN"/>
         </w:rPr>
-        <w:t>μισοῦντες καὶ τὸν ἀπὸ τῆς σαρκὸς ἐσπιλωμένον χιτῶνα</w:t>
-      </w:r>
-    </w:p>
-    <w:p>
-      <w:pPr/>
-      <w:r>
-        <w:rPr>
-          <w:lang w:val="hi_IN" w:bidi="hi_IN"/>
-        </w:rPr>
-      </w:r>
-      <w:r>
-        <w:rPr>
-          <w:b/>
-          <w:lang w:val="hi_IN" w:bidi="hi_IN"/>
-        </w:rPr>
         <w:t>"और"</w:t>
       </w:r>
       <w:r>
@@ -16728,21 +16233,6 @@
           <w:b/>
           <w:lang w:val="hi_IN" w:bidi="hi_IN"/>
         </w:rPr>
-        <w:t>τῷ δὲ δυναμένῳ φυλάξαι</w:t>
-      </w:r>
-    </w:p>
-    <w:p>
-      <w:pPr/>
-      <w:r>
-        <w:rPr>
-          <w:lang w:val="hi_IN" w:bidi="hi_IN"/>
-        </w:rPr>
-      </w:r>
-      <w:r>
-        <w:rPr>
-          <w:b/>
-          <w:lang w:val="hi_IN" w:bidi="hi_IN"/>
-        </w:rPr>
         <w:t>""</w:t>
       </w:r>
     </w:p>
@@ -17475,21 +16965,6 @@
         <w:rPr>
           <w:lang w:val="hi_IN" w:bidi="hi_IN"/>
         </w:rPr>
-      </w:r>
-    </w:p>
-    <w:p>
-      <w:pPr/>
-      <w:r>
-        <w:rPr>
-          <w:lang w:val="hi_IN" w:bidi="hi_IN"/>
-        </w:rPr>
-      </w:r>
-      <w:r>
-        <w:rPr>
-          <w:b/>
-          <w:lang w:val="hi_IN" w:bidi="hi_IN"/>
-        </w:rPr>
-        <w:t>μόνῳ Θεῷ &amp; δόξα, μεγαλωσύνη, κράτος, καὶ ἐξουσία</w:t>
       </w:r>
     </w:p>
     <w:p>

--- a/hin/docx/65.content.docx
+++ b/hin/docx/65.content.docx
@@ -843,6 +843,21 @@
           <w:b/>
           <w:lang w:val="hi_IN" w:bidi="hi_IN"/>
         </w:rPr>
+        <w:t>ἐν Θεῷ Πατρὶ ἠγαπημένοις</w:t>
+      </w:r>
+    </w:p>
+    <w:p>
+      <w:pPr/>
+      <w:r>
+        <w:rPr>
+          <w:lang w:val="hi_IN" w:bidi="hi_IN"/>
+        </w:rPr>
+      </w:r>
+      <w:r>
+        <w:rPr>
+          <w:b/>
+          <w:lang w:val="hi_IN" w:bidi="hi_IN"/>
+        </w:rPr>
         <w:t>"के नाम"</w:t>
       </w:r>
       <w:r>
@@ -939,6 +954,21 @@
           <w:b/>
           <w:lang w:val="hi_IN" w:bidi="hi_IN"/>
         </w:rPr>
+        <w:t>Θεῷ Πατρὶ</w:t>
+      </w:r>
+    </w:p>
+    <w:p>
+      <w:pPr/>
+      <w:r>
+        <w:rPr>
+          <w:lang w:val="hi_IN" w:bidi="hi_IN"/>
+        </w:rPr>
+      </w:r>
+      <w:r>
+        <w:rPr>
+          <w:b/>
+          <w:lang w:val="hi_IN" w:bidi="hi_IN"/>
+        </w:rPr>
         <w:t>"परमेश्वर पिता"</w:t>
       </w:r>
     </w:p>
@@ -1035,6 +1065,21 @@
           <w:b/>
           <w:lang w:val="hi_IN" w:bidi="hi_IN"/>
         </w:rPr>
+        <w:t>Ἰησοῦ Χριστῷ τετηρημένοις κλητοῖς</w:t>
+      </w:r>
+    </w:p>
+    <w:p>
+      <w:pPr/>
+      <w:r>
+        <w:rPr>
+          <w:lang w:val="hi_IN" w:bidi="hi_IN"/>
+        </w:rPr>
+      </w:r>
+      <w:r>
+        <w:rPr>
+          <w:b/>
+          <w:lang w:val="hi_IN" w:bidi="hi_IN"/>
+        </w:rPr>
         <w:t>"यीशु मसीह सुरक्षित हैं"</w:t>
       </w:r>
     </w:p>
@@ -1118,6 +1163,21 @@
           <w:b/>
           <w:lang w:val="hi_IN" w:bidi="hi_IN"/>
         </w:rPr>
+        <w:t>ἔλεος ὑμῖν, καὶ εἰρήνη, καὶ ἀγάπη πληθυνθείη</w:t>
+      </w:r>
+    </w:p>
+    <w:p>
+      <w:pPr/>
+      <w:r>
+        <w:rPr>
+          <w:lang w:val="hi_IN" w:bidi="hi_IN"/>
+        </w:rPr>
+      </w:r>
+      <w:r>
+        <w:rPr>
+          <w:b/>
+          <w:lang w:val="hi_IN" w:bidi="hi_IN"/>
+        </w:rPr>
         <w:t>"दया और शान्ति और प्रेम तुम्हें बहुतायत से प्राप्त होता रहे"</w:t>
       </w:r>
     </w:p>
@@ -1201,6 +1261,21 @@
           <w:b/>
           <w:lang w:val="hi_IN" w:bidi="hi_IN"/>
         </w:rPr>
+        <w:t>ἔλεος ὑμῖν, καὶ εἰρήνη, καὶ ἀγάπη πληθυνθείη</w:t>
+      </w:r>
+    </w:p>
+    <w:p>
+      <w:pPr/>
+      <w:r>
+        <w:rPr>
+          <w:lang w:val="hi_IN" w:bidi="hi_IN"/>
+        </w:rPr>
+      </w:r>
+      <w:r>
+        <w:rPr>
+          <w:b/>
+          <w:lang w:val="hi_IN" w:bidi="hi_IN"/>
+        </w:rPr>
         <w:t>"दया और शान्ति और प्रेम तुम्हें बहुतायत से प्राप्त होता रहे"</w:t>
       </w:r>
     </w:p>
@@ -1747,6 +1822,21 @@
           <w:b/>
           <w:lang w:val="hi_IN" w:bidi="hi_IN"/>
         </w:rPr>
+        <w:t>περὶ τῆς κοινῆς ἡμῶν σωτηρίας</w:t>
+      </w:r>
+    </w:p>
+    <w:p>
+      <w:pPr/>
+      <w:r>
+        <w:rPr>
+          <w:lang w:val="hi_IN" w:bidi="hi_IN"/>
+        </w:rPr>
+      </w:r>
+      <w:r>
+        <w:rPr>
+          <w:b/>
+          <w:lang w:val="hi_IN" w:bidi="hi_IN"/>
+        </w:rPr>
         <w:t>"उस उद्धार"</w:t>
       </w:r>
       <w:r>
@@ -2423,6 +2513,21 @@
           <w:b/>
           <w:lang w:val="hi_IN" w:bidi="hi_IN"/>
         </w:rPr>
+        <w:t>τῇ ἅπαξ παραδοθείσῃ τοῖς ἁγίοις πίστει</w:t>
+      </w:r>
+    </w:p>
+    <w:p>
+      <w:pPr/>
+      <w:r>
+        <w:rPr>
+          <w:lang w:val="hi_IN" w:bidi="hi_IN"/>
+        </w:rPr>
+      </w:r>
+      <w:r>
+        <w:rPr>
+          <w:b/>
+          <w:lang w:val="hi_IN" w:bidi="hi_IN"/>
+        </w:rPr>
         <w:t>"उस विश्वास के लिये"</w:t>
       </w:r>
       <w:r>
@@ -2720,6 +2825,21 @@
         <w:rPr>
           <w:lang w:val="hi_IN" w:bidi="hi_IN"/>
         </w:rPr>
+      </w:r>
+    </w:p>
+    <w:p>
+      <w:pPr/>
+      <w:r>
+        <w:rPr>
+          <w:lang w:val="hi_IN" w:bidi="hi_IN"/>
+        </w:rPr>
+      </w:r>
+      <w:r>
+        <w:rPr>
+          <w:b/>
+          <w:lang w:val="hi_IN" w:bidi="hi_IN"/>
+        </w:rPr>
+        <w:t>παρεισέδυσαν γάρ τινες ἄνθρωποι</w:t>
       </w:r>
     </w:p>
     <w:p>
@@ -2965,6 +3085,21 @@
           <w:b/>
           <w:lang w:val="hi_IN" w:bidi="hi_IN"/>
         </w:rPr>
+        <w:t>οἱ πάλαι προγεγραμμένοι εἰς τοῦτο τὸ κρίμα</w:t>
+      </w:r>
+    </w:p>
+    <w:p>
+      <w:pPr/>
+      <w:r>
+        <w:rPr>
+          <w:lang w:val="hi_IN" w:bidi="hi_IN"/>
+        </w:rPr>
+      </w:r>
+      <w:r>
+        <w:rPr>
+          <w:b/>
+          <w:lang w:val="hi_IN" w:bidi="hi_IN"/>
+        </w:rPr>
         <w:t>"में"</w:t>
       </w:r>
       <w:r>
@@ -3472,6 +3607,21 @@
           <w:b/>
           <w:lang w:val="hi_IN" w:bidi="hi_IN"/>
         </w:rPr>
+        <w:t>ἡμῶν &amp; ἡμῶν</w:t>
+      </w:r>
+    </w:p>
+    <w:p>
+      <w:pPr/>
+      <w:r>
+        <w:rPr>
+          <w:lang w:val="hi_IN" w:bidi="hi_IN"/>
+        </w:rPr>
+      </w:r>
+      <w:r>
+        <w:rPr>
+          <w:b/>
+          <w:lang w:val="hi_IN" w:bidi="hi_IN"/>
+        </w:rPr>
         <w:t>"हम"</w:t>
       </w:r>
       <w:r>
@@ -3842,6 +3992,21 @@
           <w:b/>
           <w:lang w:val="hi_IN" w:bidi="hi_IN"/>
         </w:rPr>
+        <w:t>τὸν μόνον Δεσπότην καὶ Κύριον ἡμῶν, Ἰησοῦν Χριστὸν, ἀρνούμενοι</w:t>
+      </w:r>
+    </w:p>
+    <w:p>
+      <w:pPr/>
+      <w:r>
+        <w:rPr>
+          <w:lang w:val="hi_IN" w:bidi="hi_IN"/>
+        </w:rPr>
+      </w:r>
+      <w:r>
+        <w:rPr>
+          <w:b/>
+          <w:lang w:val="hi_IN" w:bidi="hi_IN"/>
+        </w:rPr>
         <w:t>"चुपके से"</w:t>
       </w:r>
       <w:r>
@@ -4107,6 +4272,21 @@
           <w:b/>
           <w:lang w:val="hi_IN" w:bidi="hi_IN"/>
         </w:rPr>
+        <w:t>ὑπομνῆσαι &amp; ὑμᾶς βούλομαι, εἰδότας ὑμᾶς ἅπαξ πάντα</w:t>
+      </w:r>
+    </w:p>
+    <w:p>
+      <w:pPr/>
+      <w:r>
+        <w:rPr>
+          <w:lang w:val="hi_IN" w:bidi="hi_IN"/>
+        </w:rPr>
+      </w:r>
+      <w:r>
+        <w:rPr>
+          <w:b/>
+          <w:lang w:val="hi_IN" w:bidi="hi_IN"/>
+        </w:rPr>
         <w:t>"तुम सब बात एक बार जान चुके हो,"</w:t>
       </w:r>
       <w:r>
@@ -4496,6 +4676,21 @@
           <w:b/>
           <w:lang w:val="hi_IN" w:bidi="hi_IN"/>
         </w:rPr>
+        <w:t>λαὸν ἐκ γῆς Αἰγύπτου σώσας</w:t>
+      </w:r>
+    </w:p>
+    <w:p>
+      <w:pPr/>
+      <w:r>
+        <w:rPr>
+          <w:lang w:val="hi_IN" w:bidi="hi_IN"/>
+        </w:rPr>
+      </w:r>
+      <w:r>
+        <w:rPr>
+          <w:b/>
+          <w:lang w:val="hi_IN" w:bidi="hi_IN"/>
+        </w:rPr>
         <w:t>""</w:t>
       </w:r>
     </w:p>
@@ -4572,6 +4767,21 @@
           <w:b/>
           <w:lang w:val="hi_IN" w:bidi="hi_IN"/>
         </w:rPr>
+        <w:t>τοὺς μὴ τηρήσαντας τὴν ἑαυτῶν ἀρχὴν</w:t>
+      </w:r>
+    </w:p>
+    <w:p>
+      <w:pPr/>
+      <w:r>
+        <w:rPr>
+          <w:lang w:val="hi_IN" w:bidi="hi_IN"/>
+        </w:rPr>
+      </w:r>
+      <w:r>
+        <w:rPr>
+          <w:b/>
+          <w:lang w:val="hi_IN" w:bidi="hi_IN"/>
+        </w:rPr>
         <w:t>"को स्थिर न रखा"</w:t>
       </w:r>
       <w:r>
@@ -4798,6 +5008,21 @@
           <w:b/>
           <w:lang w:val="hi_IN" w:bidi="hi_IN"/>
         </w:rPr>
+        <w:t>δεσμοῖς ἀϊδίοις ὑπὸ ζόφον τετήρηκεν</w:t>
+      </w:r>
+    </w:p>
+    <w:p>
+      <w:pPr/>
+      <w:r>
+        <w:rPr>
+          <w:lang w:val="hi_IN" w:bidi="hi_IN"/>
+        </w:rPr>
+      </w:r>
+      <w:r>
+        <w:rPr>
+          <w:b/>
+          <w:lang w:val="hi_IN" w:bidi="hi_IN"/>
+        </w:rPr>
         <w:t>"अंधकार"</w:t>
       </w:r>
       <w:r>
@@ -5141,6 +5366,21 @@
           <w:b/>
           <w:lang w:val="hi_IN" w:bidi="hi_IN"/>
         </w:rPr>
+        <w:t>εἰς κρίσιν μεγάλης ἡμέρας</w:t>
+      </w:r>
+    </w:p>
+    <w:p>
+      <w:pPr/>
+      <w:r>
+        <w:rPr>
+          <w:lang w:val="hi_IN" w:bidi="hi_IN"/>
+        </w:rPr>
+      </w:r>
+      <w:r>
+        <w:rPr>
+          <w:b/>
+          <w:lang w:val="hi_IN" w:bidi="hi_IN"/>
+        </w:rPr>
         <w:t>"दिन के न्याय के लिये"</w:t>
       </w:r>
       <w:r>
@@ -5491,6 +5731,21 @@
           <w:b/>
           <w:lang w:val="hi_IN" w:bidi="hi_IN"/>
         </w:rPr>
+        <w:t>Σόδομα καὶ Γόμορρα, καὶ αἱ περὶ αὐτὰς πόλεις</w:t>
+      </w:r>
+    </w:p>
+    <w:p>
+      <w:pPr/>
+      <w:r>
+        <w:rPr>
+          <w:lang w:val="hi_IN" w:bidi="hi_IN"/>
+        </w:rPr>
+      </w:r>
+      <w:r>
+        <w:rPr>
+          <w:b/>
+          <w:lang w:val="hi_IN" w:bidi="hi_IN"/>
+        </w:rPr>
         <w:t>"उनके नगर"</w:t>
       </w:r>
     </w:p>
@@ -5704,6 +5959,21 @@
           <w:b/>
           <w:lang w:val="hi_IN" w:bidi="hi_IN"/>
         </w:rPr>
+        <w:t>ἐκπορνεύσασαι</w:t>
+      </w:r>
+    </w:p>
+    <w:p>
+      <w:pPr/>
+      <w:r>
+        <w:rPr>
+          <w:lang w:val="hi_IN" w:bidi="hi_IN"/>
+        </w:rPr>
+      </w:r>
+      <w:r>
+        <w:rPr>
+          <w:b/>
+          <w:lang w:val="hi_IN" w:bidi="hi_IN"/>
+        </w:rPr>
         <w:t>"जो इनके समान व्यभिचारी हो गए थे"</w:t>
       </w:r>
     </w:p>
@@ -6105,6 +6375,21 @@
         <w:rPr>
           <w:lang w:val="hi_IN" w:bidi="hi_IN"/>
         </w:rPr>
+      </w:r>
+    </w:p>
+    <w:p>
+      <w:pPr/>
+      <w:r>
+        <w:rPr>
+          <w:lang w:val="hi_IN" w:bidi="hi_IN"/>
+        </w:rPr>
+      </w:r>
+      <w:r>
+        <w:rPr>
+          <w:b/>
+          <w:lang w:val="hi_IN" w:bidi="hi_IN"/>
+        </w:rPr>
+        <w:t>πυρὸς αἰωνίου δίκην ὑπέχουσαι</w:t>
       </w:r>
     </w:p>
     <w:p>
@@ -6855,6 +7140,21 @@
           <w:b/>
           <w:lang w:val="hi_IN" w:bidi="hi_IN"/>
         </w:rPr>
+        <w:t>κρίσιν ἐπενεγκεῖν βλασφημίας</w:t>
+      </w:r>
+    </w:p>
+    <w:p>
+      <w:pPr/>
+      <w:r>
+        <w:rPr>
+          <w:lang w:val="hi_IN" w:bidi="hi_IN"/>
+        </w:rPr>
+      </w:r>
+      <w:r>
+        <w:rPr>
+          <w:b/>
+          <w:lang w:val="hi_IN" w:bidi="hi_IN"/>
+        </w:rPr>
         <w:t>"साहस न किया"</w:t>
       </w:r>
     </w:p>
@@ -6931,6 +7231,21 @@
           <w:b/>
           <w:lang w:val="hi_IN" w:bidi="hi_IN"/>
         </w:rPr>
+        <w:t>κρίσιν ἐπενεγκεῖν βλασφημίας</w:t>
+      </w:r>
+    </w:p>
+    <w:p>
+      <w:pPr/>
+      <w:r>
+        <w:rPr>
+          <w:lang w:val="hi_IN" w:bidi="hi_IN"/>
+        </w:rPr>
+      </w:r>
+      <w:r>
+        <w:rPr>
+          <w:b/>
+          <w:lang w:val="hi_IN" w:bidi="hi_IN"/>
+        </w:rPr>
         <w:t>"उसको"</w:t>
       </w:r>
     </w:p>
@@ -6993,6 +7308,21 @@
         <w:rPr>
           <w:lang w:val="hi_IN" w:bidi="hi_IN"/>
         </w:rPr>
+      </w:r>
+    </w:p>
+    <w:p>
+      <w:pPr/>
+      <w:r>
+        <w:rPr>
+          <w:lang w:val="hi_IN" w:bidi="hi_IN"/>
+        </w:rPr>
+      </w:r>
+      <w:r>
+        <w:rPr>
+          <w:b/>
+          <w:lang w:val="hi_IN" w:bidi="hi_IN"/>
+        </w:rPr>
+        <w:t>κρίσιν ἐπενεγκεῖν βλασφημίας</w:t>
       </w:r>
     </w:p>
     <w:p>
@@ -7347,6 +7677,21 @@
           <w:b/>
           <w:lang w:val="hi_IN" w:bidi="hi_IN"/>
         </w:rPr>
+        <w:t>ὅσα δὲ φυσικῶς ὡς τὰ ἄλογα ζῷα ἐπίστανται</w:t>
+      </w:r>
+    </w:p>
+    <w:p>
+      <w:pPr/>
+      <w:r>
+        <w:rPr>
+          <w:lang w:val="hi_IN" w:bidi="hi_IN"/>
+        </w:rPr>
+      </w:r>
+      <w:r>
+        <w:rPr>
+          <w:b/>
+          <w:lang w:val="hi_IN" w:bidi="hi_IN"/>
+        </w:rPr>
         <w:t>""</w:t>
       </w:r>
     </w:p>
@@ -7541,6 +7886,21 @@
           <w:b/>
           <w:lang w:val="hi_IN" w:bidi="hi_IN"/>
         </w:rPr>
+        <w:t>ἐν τούτοις φθείρονται</w:t>
+      </w:r>
+    </w:p>
+    <w:p>
+      <w:pPr/>
+      <w:r>
+        <w:rPr>
+          <w:lang w:val="hi_IN" w:bidi="hi_IN"/>
+        </w:rPr>
+      </w:r>
+      <w:r>
+        <w:rPr>
+          <w:b/>
+          <w:lang w:val="hi_IN" w:bidi="hi_IN"/>
+        </w:rPr>
         <w:t>"उनमें अपने आप को नाश करते हैं"</w:t>
       </w:r>
     </w:p>
@@ -7930,6 +8290,21 @@
         <w:rPr>
           <w:lang w:val="hi_IN" w:bidi="hi_IN"/>
         </w:rPr>
+      </w:r>
+    </w:p>
+    <w:p>
+      <w:pPr/>
+      <w:r>
+        <w:rPr>
+          <w:lang w:val="hi_IN" w:bidi="hi_IN"/>
+        </w:rPr>
+      </w:r>
+      <w:r>
+        <w:rPr>
+          <w:b/>
+          <w:lang w:val="hi_IN" w:bidi="hi_IN"/>
+        </w:rPr>
+        <w:t>ἐξεχύθησαν</w:t>
       </w:r>
     </w:p>
     <w:p>
@@ -9918,6 +10293,21 @@
           <w:b/>
           <w:lang w:val="hi_IN" w:bidi="hi_IN"/>
         </w:rPr>
+        <w:t>οἷς ὁ ζόφος τοῦ σκότους εἰς αἰῶνα τετήρηται</w:t>
+      </w:r>
+    </w:p>
+    <w:p>
+      <w:pPr/>
+      <w:r>
+        <w:rPr>
+          <w:lang w:val="hi_IN" w:bidi="hi_IN"/>
+        </w:rPr>
+      </w:r>
+      <w:r>
+        <w:rPr>
+          <w:b/>
+          <w:lang w:val="hi_IN" w:bidi="hi_IN"/>
+        </w:rPr>
         <w:t>"जिनके लिये सदा काल तक घोर अंधकार रखा गया है"</w:t>
       </w:r>
     </w:p>
@@ -10327,6 +10717,21 @@
           <w:b/>
           <w:lang w:val="hi_IN" w:bidi="hi_IN"/>
         </w:rPr>
+        <w:t>ἕβδομος ἀπὸ Ἀδὰμ</w:t>
+      </w:r>
+    </w:p>
+    <w:p>
+      <w:pPr/>
+      <w:r>
+        <w:rPr>
+          <w:lang w:val="hi_IN" w:bidi="hi_IN"/>
+        </w:rPr>
+      </w:r>
+      <w:r>
+        <w:rPr>
+          <w:b/>
+          <w:lang w:val="hi_IN" w:bidi="hi_IN"/>
+        </w:rPr>
         <w:t>"जो आदम से सातवीं पीढ़ी"</w:t>
       </w:r>
       <w:r>
@@ -11133,6 +11538,21 @@
           <w:b/>
           <w:lang w:val="hi_IN" w:bidi="hi_IN"/>
         </w:rPr>
+        <w:t>ποιῆσαι κρίσιν &amp; καὶ ἐλέγξαι</w:t>
+      </w:r>
+    </w:p>
+    <w:p>
+      <w:pPr/>
+      <w:r>
+        <w:rPr>
+          <w:lang w:val="hi_IN" w:bidi="hi_IN"/>
+        </w:rPr>
+      </w:r>
+      <w:r>
+        <w:rPr>
+          <w:b/>
+          <w:lang w:val="hi_IN" w:bidi="hi_IN"/>
+        </w:rPr>
         <w:t>"न्याय करे, और"</w:t>
       </w:r>
       <w:r>
@@ -11319,6 +11739,21 @@
         <w:rPr>
           <w:lang w:val="hi_IN" w:bidi="hi_IN"/>
         </w:rPr>
+      </w:r>
+    </w:p>
+    <w:p>
+      <w:pPr/>
+      <w:r>
+        <w:rPr>
+          <w:lang w:val="hi_IN" w:bidi="hi_IN"/>
+        </w:rPr>
+      </w:r>
+      <w:r>
+        <w:rPr>
+          <w:b/>
+          <w:lang w:val="hi_IN" w:bidi="hi_IN"/>
+        </w:rPr>
+        <w:t>πᾶσαν ψυχὴν</w:t>
       </w:r>
     </w:p>
     <w:p>
@@ -12359,6 +12794,21 @@
           <w:b/>
           <w:lang w:val="hi_IN" w:bidi="hi_IN"/>
         </w:rPr>
+        <w:t>τὸ στόμα αὐτῶν λαλεῖ</w:t>
+      </w:r>
+    </w:p>
+    <w:p>
+      <w:pPr/>
+      <w:r>
+        <w:rPr>
+          <w:lang w:val="hi_IN" w:bidi="hi_IN"/>
+        </w:rPr>
+      </w:r>
+      <w:r>
+        <w:rPr>
+          <w:b/>
+          <w:lang w:val="hi_IN" w:bidi="hi_IN"/>
+        </w:rPr>
         <w:t>"अपने मुँह से"</w:t>
       </w:r>
       <w:r>
@@ -12643,6 +13093,21 @@
         <w:rPr>
           <w:lang w:val="hi_IN" w:bidi="hi_IN"/>
         </w:rPr>
+      </w:r>
+    </w:p>
+    <w:p>
+      <w:pPr/>
+      <w:r>
+        <w:rPr>
+          <w:lang w:val="hi_IN" w:bidi="hi_IN"/>
+        </w:rPr>
+      </w:r>
+      <w:r>
+        <w:rPr>
+          <w:b/>
+          <w:lang w:val="hi_IN" w:bidi="hi_IN"/>
+        </w:rPr>
+        <w:t>θαυμάζοντες πρόσωπα</w:t>
       </w:r>
     </w:p>
     <w:p>
@@ -13508,6 +13973,21 @@
           <w:b/>
           <w:lang w:val="hi_IN" w:bidi="hi_IN"/>
         </w:rPr>
+        <w:t>κατὰ τὰς ἑαυτῶν ἐπιθυμίας &amp; τῶν ἀσεβειῶν</w:t>
+      </w:r>
+    </w:p>
+    <w:p>
+      <w:pPr/>
+      <w:r>
+        <w:rPr>
+          <w:lang w:val="hi_IN" w:bidi="hi_IN"/>
+        </w:rPr>
+      </w:r>
+      <w:r>
+        <w:rPr>
+          <w:b/>
+          <w:lang w:val="hi_IN" w:bidi="hi_IN"/>
+        </w:rPr>
         <w:t>"दिनों में"</w:t>
       </w:r>
       <w:r>
@@ -15322,6 +15802,21 @@
           <w:b/>
           <w:lang w:val="hi_IN" w:bidi="hi_IN"/>
         </w:rPr>
+        <w:t>τὸ ἔλεος τοῦ Κυρίου ἡμῶν, Ἰησοῦ Χριστοῦ, εἰς ζωὴν αἰώνιον</w:t>
+      </w:r>
+    </w:p>
+    <w:p>
+      <w:pPr/>
+      <w:r>
+        <w:rPr>
+          <w:lang w:val="hi_IN" w:bidi="hi_IN"/>
+        </w:rPr>
+      </w:r>
+      <w:r>
+        <w:rPr>
+          <w:b/>
+          <w:lang w:val="hi_IN" w:bidi="hi_IN"/>
+        </w:rPr>
         <w:t>"अनन्त जीवन के लिये हमारे प्रभु यीशु मसीह की दया की"</w:t>
       </w:r>
     </w:p>
@@ -16026,6 +16521,21 @@
           <w:b/>
           <w:lang w:val="hi_IN" w:bidi="hi_IN"/>
         </w:rPr>
+        <w:t>μισοῦντες καὶ τὸν ἀπὸ τῆς σαρκὸς ἐσπιλωμένον χιτῶνα</w:t>
+      </w:r>
+    </w:p>
+    <w:p>
+      <w:pPr/>
+      <w:r>
+        <w:rPr>
+          <w:lang w:val="hi_IN" w:bidi="hi_IN"/>
+        </w:rPr>
+      </w:r>
+      <w:r>
+        <w:rPr>
+          <w:b/>
+          <w:lang w:val="hi_IN" w:bidi="hi_IN"/>
+        </w:rPr>
         <w:t>"और"</w:t>
       </w:r>
       <w:r>
@@ -16233,6 +16743,21 @@
           <w:b/>
           <w:lang w:val="hi_IN" w:bidi="hi_IN"/>
         </w:rPr>
+        <w:t>τῷ δὲ δυναμένῳ φυλάξαι</w:t>
+      </w:r>
+    </w:p>
+    <w:p>
+      <w:pPr/>
+      <w:r>
+        <w:rPr>
+          <w:lang w:val="hi_IN" w:bidi="hi_IN"/>
+        </w:rPr>
+      </w:r>
+      <w:r>
+        <w:rPr>
+          <w:b/>
+          <w:lang w:val="hi_IN" w:bidi="hi_IN"/>
+        </w:rPr>
         <w:t>""</w:t>
       </w:r>
     </w:p>
@@ -16965,6 +17490,21 @@
         <w:rPr>
           <w:lang w:val="hi_IN" w:bidi="hi_IN"/>
         </w:rPr>
+      </w:r>
+    </w:p>
+    <w:p>
+      <w:pPr/>
+      <w:r>
+        <w:rPr>
+          <w:lang w:val="hi_IN" w:bidi="hi_IN"/>
+        </w:rPr>
+      </w:r>
+      <w:r>
+        <w:rPr>
+          <w:b/>
+          <w:lang w:val="hi_IN" w:bidi="hi_IN"/>
+        </w:rPr>
+        <w:t>μόνῳ Θεῷ &amp; δόξα, μεγαλωσύνη, κράτος, καὶ ἐξουσία</w:t>
       </w:r>
     </w:p>
     <w:p>
